--- a/deliverables/US1117/SAM_OnSite_Guard_Onboarding_Detailed_Spec.docx
+++ b/deliverables/US1117/SAM_OnSite_Guard_Onboarding_Detailed_Spec.docx
@@ -459,6 +459,29 @@
           <w:szCs w:val="19"/>
         </w:rPr>
         <w:t xml:space="preserve"> that runs at a guard’s first sign-in and teaches the three everyday actions — ask a question, report an incident, correct a report — using a made-up incident so nothing real is affected.</w:t>
+      </w:r>
+    </w:p>
+    <w:p>
+      <w:pPr>
+        <w:pStyle w:val="ListParagraph"/>
+        <w:numPr>
+          <w:ilvl w:val="0"/>
+          <w:numId w:val="2"/>
+        </w:numPr>
+        <w:spacing w:after="48" w:line="250" w:lineRule="auto"/>
+      </w:pPr>
+      <w:r>
+        <w:rPr>
+          <w:rFonts w:ascii="Calibri" w:cs="Calibri" w:eastAsia="Calibri" w:hAnsi="Calibri"/>
+          <w:b w:val="false"/>
+          <w:bCs w:val="false"/>
+          <w:i w:val="false"/>
+          <w:iCs w:val="false"/>
+          <w:color w:val="3A3A38"/>
+          <w:sz w:val="19"/>
+          <w:szCs w:val="19"/>
+        </w:rPr>
+        <w:t xml:space="preserve">It must feel like receiving a useful new tool, not sitting a test — SAM introduces itself and the tone stays warm and encouraging throughout.</w:t>
       </w:r>
     </w:p>
     <w:p>
@@ -691,7 +714,7 @@
           <w:sz w:val="19"/>
           <w:szCs w:val="19"/>
         </w:rPr>
-        <w:t xml:space="preserve">One guided pass through: ask a question, report a fictional incident, correct it by voice and by manual edit.</w:t>
+        <w:t xml:space="preserve">One guided pass through: ask a question, report a fictional incident, correct it by voice and by manual edit — delivered in a warm, welcoming tone.</w:t>
       </w:r>
     </w:p>
     <w:p>
@@ -1800,7 +1823,7 @@
           <w:sz w:val="19"/>
           <w:szCs w:val="19"/>
         </w:rPr>
-        <w:t xml:space="preserve">A welcome screen explains it is required, uses made-up information, is short, and saves progress.</w:t>
+        <w:t xml:space="preserve">SAM introduces itself with a warm greeting and says plainly what it does for the guard; the screen also makes clear this is short, uses made-up information, and saves progress.</w:t>
       </w:r>
     </w:p>
     <w:p>
@@ -1823,7 +1846,7 @@
           <w:sz w:val="19"/>
           <w:szCs w:val="19"/>
         </w:rPr>
-        <w:t xml:space="preserve">The guard enables the microphone. If declined, SAM re-prompts; if it truly cannot be enabled, the guard reaches a support screen that still shows the urgent-incident action.</w:t>
+        <w:t xml:space="preserve">The guard enables the microphone, framed as SAM wanting to hear them. If declined, SAM re-prompts warmly; if it truly cannot be enabled, the guard reaches a support screen and is not left stuck.</w:t>
       </w:r>
     </w:p>
     <w:p>
@@ -1846,7 +1869,7 @@
           <w:sz w:val="19"/>
           <w:szCs w:val="19"/>
         </w:rPr>
-        <w:t xml:space="preserve">The guard asks SAM a practice question and SAM answers — no report is created.</w:t>
+        <w:t xml:space="preserve">The guard asks SAM a practice question and SAM answers, then reassures them they can ask anything — no report is created.</w:t>
       </w:r>
     </w:p>
     <w:p>
@@ -1938,7 +1961,7 @@
           <w:sz w:val="19"/>
           <w:szCs w:val="19"/>
         </w:rPr>
-        <w:t xml:space="preserve">Completion is marked only after each step is observed for real; the guard reaches the normal home screen. A completed guard may reopen the training later without losing completion.</w:t>
+        <w:t xml:space="preserve">SAM closes on a high note and makes itself available. Completion is marked only after each step is observed for real; the guard reaches the normal home screen. A completed guard may reopen the training later without losing completion.</w:t>
       </w:r>
     </w:p>
     <w:p>
@@ -1969,7 +1992,158 @@
           <w:sz w:val="25"/>
           <w:szCs w:val="25"/>
         </w:rPr>
-        <w:t xml:space="preserve">Voice and screen script</w:t>
+        <w:t xml:space="preserve">Tone and script</w:t>
+      </w:r>
+    </w:p>
+    <w:p>
+      <w:pPr>
+        <w:spacing w:after="92" w:line="252" w:lineRule="auto"/>
+      </w:pPr>
+      <w:r>
+        <w:rPr>
+          <w:rFonts w:ascii="Calibri" w:cs="Calibri" w:eastAsia="Calibri" w:hAnsi="Calibri"/>
+          <w:b w:val="false"/>
+          <w:bCs w:val="false"/>
+          <w:i w:val="false"/>
+          <w:iCs w:val="false"/>
+          <w:color w:val="3A3A38"/>
+          <w:sz w:val="19"/>
+          <w:szCs w:val="19"/>
+        </w:rPr>
+        <w:t xml:space="preserve">This is a guard’s first meeting with a tool that is meant to make their job easier, so it should land like unwrapping something good — not like being tested. SAM introduces itself, and every step is framed as a win for the guard rather than an instruction to follow.</w:t>
+      </w:r>
+    </w:p>
+    <w:p>
+      <w:pPr>
+        <w:pStyle w:val="Heading2"/>
+        <w:keepNext/>
+        <w:spacing w:after="56" w:before="150"/>
+      </w:pPr>
+      <w:r>
+        <w:rPr>
+          <w:rFonts w:ascii="Georgia" w:cs="Georgia" w:eastAsia="Georgia" w:hAnsi="Georgia"/>
+          <w:b/>
+          <w:bCs/>
+          <w:color w:val="2E3A44"/>
+          <w:sz w:val="20"/>
+          <w:szCs w:val="20"/>
+        </w:rPr>
+        <w:t xml:space="preserve">HOW IT SHOULD SOUND</w:t>
+      </w:r>
+    </w:p>
+    <w:p>
+      <w:pPr>
+        <w:pStyle w:val="ListParagraph"/>
+        <w:numPr>
+          <w:ilvl w:val="0"/>
+          <w:numId w:val="6"/>
+        </w:numPr>
+        <w:spacing w:after="48" w:line="250" w:lineRule="auto"/>
+      </w:pPr>
+      <w:r>
+        <w:rPr>
+          <w:rFonts w:ascii="Calibri" w:cs="Calibri" w:eastAsia="Calibri" w:hAnsi="Calibri"/>
+          <w:b w:val="false"/>
+          <w:bCs w:val="false"/>
+          <w:i w:val="false"/>
+          <w:iCs w:val="false"/>
+          <w:color w:val="3A3A38"/>
+          <w:sz w:val="19"/>
+          <w:szCs w:val="19"/>
+        </w:rPr>
+        <w:t xml:space="preserve">Warm and first-person. SAM has a personality: it greets the guard by way of introduction and says plainly what it does for them and why that helps.</w:t>
+      </w:r>
+    </w:p>
+    <w:p>
+      <w:pPr>
+        <w:pStyle w:val="ListParagraph"/>
+        <w:numPr>
+          <w:ilvl w:val="0"/>
+          <w:numId w:val="6"/>
+        </w:numPr>
+        <w:spacing w:after="48" w:line="250" w:lineRule="auto"/>
+      </w:pPr>
+      <w:r>
+        <w:rPr>
+          <w:rFonts w:ascii="Calibri" w:cs="Calibri" w:eastAsia="Calibri" w:hAnsi="Calibri"/>
+          <w:b w:val="false"/>
+          <w:bCs w:val="false"/>
+          <w:i w:val="false"/>
+          <w:iCs w:val="false"/>
+          <w:color w:val="3A3A38"/>
+          <w:sz w:val="19"/>
+          <w:szCs w:val="19"/>
+        </w:rPr>
+        <w:t xml:space="preserve">Every step sells the benefit, not the mechanic — “I wrote that up while you talked,” not “an Activity record has been created.”</w:t>
+      </w:r>
+    </w:p>
+    <w:p>
+      <w:pPr>
+        <w:pStyle w:val="ListParagraph"/>
+        <w:numPr>
+          <w:ilvl w:val="0"/>
+          <w:numId w:val="6"/>
+        </w:numPr>
+        <w:spacing w:after="48" w:line="250" w:lineRule="auto"/>
+      </w:pPr>
+      <w:r>
+        <w:rPr>
+          <w:rFonts w:ascii="Calibri" w:cs="Calibri" w:eastAsia="Calibri" w:hAnsi="Calibri"/>
+          <w:b w:val="false"/>
+          <w:bCs w:val="false"/>
+          <w:i w:val="false"/>
+          <w:iCs w:val="false"/>
+          <w:color w:val="3A3A38"/>
+          <w:sz w:val="19"/>
+          <w:szCs w:val="19"/>
+        </w:rPr>
+        <w:t xml:space="preserve">Encourage after each success, briefly. A short “that’s it” or “fixed — no forms, no rewriting” is enough.</w:t>
+      </w:r>
+    </w:p>
+    <w:p>
+      <w:pPr>
+        <w:pStyle w:val="ListParagraph"/>
+        <w:numPr>
+          <w:ilvl w:val="0"/>
+          <w:numId w:val="6"/>
+        </w:numPr>
+        <w:spacing w:after="48" w:line="250" w:lineRule="auto"/>
+      </w:pPr>
+      <w:r>
+        <w:rPr>
+          <w:rFonts w:ascii="Calibri" w:cs="Calibri" w:eastAsia="Calibri" w:hAnsi="Calibri"/>
+          <w:b w:val="false"/>
+          <w:bCs w:val="false"/>
+          <w:i w:val="false"/>
+          <w:iCs w:val="false"/>
+          <w:color w:val="3A3A38"/>
+          <w:sz w:val="19"/>
+          <w:szCs w:val="19"/>
+        </w:rPr>
+        <w:t xml:space="preserve">Short lines, everyday words, no system jargon. Never a numbered list of instructions read aloud.</w:t>
+      </w:r>
+    </w:p>
+    <w:p>
+      <w:pPr>
+        <w:pStyle w:val="ListParagraph"/>
+        <w:numPr>
+          <w:ilvl w:val="0"/>
+          <w:numId w:val="6"/>
+        </w:numPr>
+        <w:spacing w:after="48" w:line="250" w:lineRule="auto"/>
+      </w:pPr>
+      <w:r>
+        <w:rPr>
+          <w:rFonts w:ascii="Calibri" w:cs="Calibri" w:eastAsia="Calibri" w:hAnsi="Calibri"/>
+          <w:b w:val="false"/>
+          <w:bCs w:val="false"/>
+          <w:i w:val="false"/>
+          <w:iCs w:val="false"/>
+          <w:color w:val="3A3A38"/>
+          <w:sz w:val="19"/>
+          <w:szCs w:val="19"/>
+        </w:rPr>
+        <w:t xml:space="preserve">Close on a high note and make SAM available: “That’s the lot — you know everything you need. I’ll be here whenever you want me, just talk.”</w:t>
       </w:r>
     </w:p>
     <w:p>
@@ -1999,7 +2173,7 @@
           <w:sz w:val="19"/>
           <w:szCs w:val="19"/>
         </w:rPr>
-        <w:t xml:space="preserve">  Reference copy. Where completion is judged by final system state, the guard need only demonstrate the intended action — semantically-equivalent English is accepted.</w:t>
+        <w:t xml:space="preserve">  Reference copy below — the intended tone, to be polished with product before build. It is not final wording, and no line here is a locked string.</w:t>
       </w:r>
     </w:p>
     <w:tbl>
@@ -2202,7 +2376,7 @@
                 <w:sz w:val="18"/>
                 <w:szCs w:val="18"/>
               </w:rPr>
-              <w:t xml:space="preserve">“Welcome to SAM. This quick practice is required and uses made-up information. Your progress is saved.”</w:t>
+              <w:t xml:space="preserve">“Hello — I’m SAM, your new assistant. From today I do your paperwork, so you can keep your eyes on the site. A few minutes and you’ll know everything you need.”</w:t>
             </w:r>
           </w:p>
         </w:tc>
@@ -2279,7 +2453,7 @@
                 <w:sz w:val="18"/>
                 <w:szCs w:val="18"/>
               </w:rPr>
-              <w:t xml:space="preserve">Microphone</w:t>
+              <w:t xml:space="preserve">Practice context</w:t>
             </w:r>
           </w:p>
         </w:tc>
@@ -2315,7 +2489,7 @@
                 <w:sz w:val="18"/>
                 <w:szCs w:val="18"/>
               </w:rPr>
-              <w:t xml:space="preserve">“I need your microphone to hear you. Please enable microphone access to continue.”</w:t>
+              <w:t xml:space="preserve">“Everything here is pretend — nothing you say is filed as a real report, so try things without worrying. I’ll save where you get to.”</w:t>
             </w:r>
           </w:p>
         </w:tc>
@@ -2351,7 +2525,7 @@
                 <w:sz w:val="18"/>
                 <w:szCs w:val="18"/>
               </w:rPr>
-              <w:t xml:space="preserve">Grants access (re-prompted until granted).</w:t>
+              <w:t xml:space="preserve">Understands nothing is real.</w:t>
             </w:r>
           </w:p>
         </w:tc>
@@ -2392,7 +2566,7 @@
                 <w:sz w:val="18"/>
                 <w:szCs w:val="18"/>
               </w:rPr>
-              <w:t xml:space="preserve">Ask a question</w:t>
+              <w:t xml:space="preserve">Microphone</w:t>
             </w:r>
           </w:p>
         </w:tc>
@@ -2428,7 +2602,7 @@
                 <w:sz w:val="18"/>
                 <w:szCs w:val="18"/>
               </w:rPr>
-              <w:t xml:space="preserve">“Try asking me something — for example, ‘How do I report an incident?’”</w:t>
+              <w:t xml:space="preserve">“I work by voice, so I’ll need your microphone — tap allow and we’re off.”</w:t>
             </w:r>
           </w:p>
         </w:tc>
@@ -2464,7 +2638,7 @@
                 <w:sz w:val="18"/>
                 <w:szCs w:val="18"/>
               </w:rPr>
-              <w:t xml:space="preserve">Asks; SAM answers. No report created.</w:t>
+              <w:t xml:space="preserve">Grants access (re-prompted, warmly, until granted).</w:t>
             </w:r>
           </w:p>
         </w:tc>
@@ -2505,7 +2679,7 @@
                 <w:sz w:val="18"/>
                 <w:szCs w:val="18"/>
               </w:rPr>
-              <w:t xml:space="preserve">Report</w:t>
+              <w:t xml:space="preserve">Ask a question</w:t>
             </w:r>
           </w:p>
         </w:tc>
@@ -2541,7 +2715,7 @@
                 <w:sz w:val="18"/>
                 <w:szCs w:val="18"/>
               </w:rPr>
-              <w:t xml:space="preserve">“Now report a practice incident — for example, ‘A Dell laptop was stolen.’ I may ask for a few details.”</w:t>
+              <w:t xml:space="preserve">“Ask me anything you’d ask a colleague. Try — how do I report an incident?” … “Any time you’re unsure, just ask.”</w:t>
             </w:r>
           </w:p>
         </w:tc>
@@ -2577,7 +2751,7 @@
                 <w:sz w:val="18"/>
                 <w:szCs w:val="18"/>
               </w:rPr>
-              <w:t xml:space="preserve">Reports; one practice report is created.</w:t>
+              <w:t xml:space="preserve">Asks; SAM answers. No report created.</w:t>
             </w:r>
           </w:p>
         </w:tc>
@@ -2618,7 +2792,7 @@
                 <w:sz w:val="18"/>
                 <w:szCs w:val="18"/>
               </w:rPr>
-              <w:t xml:space="preserve">Voice fix</w:t>
+              <w:t xml:space="preserve">Report</w:t>
             </w:r>
           </w:p>
         </w:tc>
@@ -2654,7 +2828,7 @@
                 <w:sz w:val="18"/>
                 <w:szCs w:val="18"/>
               </w:rPr>
-              <w:t xml:space="preserve">“Mistakes happen. Tell me to change Dell to MacBook.”</w:t>
+              <w:t xml:space="preserve">“Now tell me about an incident the way you’d tell a colleague. Let’s pretend — a Dell laptop was stolen.” … “Done. I wrote that up while you talked.”</w:t>
             </w:r>
           </w:p>
         </w:tc>
@@ -2690,7 +2864,7 @@
                 <w:sz w:val="18"/>
                 <w:szCs w:val="18"/>
               </w:rPr>
-              <w:t xml:space="preserve">“Change the Dell to a MacBook.” Same report updates.</w:t>
+              <w:t xml:space="preserve">Reports; one practice report is created.</w:t>
             </w:r>
           </w:p>
         </w:tc>
@@ -2731,7 +2905,7 @@
                 <w:sz w:val="18"/>
                 <w:szCs w:val="18"/>
               </w:rPr>
-              <w:t xml:space="preserve">Manual fix</w:t>
+              <w:t xml:space="preserve">Voice fix</w:t>
             </w:r>
           </w:p>
         </w:tc>
@@ -2767,7 +2941,7 @@
                 <w:sz w:val="18"/>
                 <w:szCs w:val="18"/>
               </w:rPr>
-              <w:t xml:space="preserve">“You can also fix it yourself — long-press your message, edit it, and save.”</w:t>
+              <w:t xml:space="preserve">“Got a detail wrong? Just say so — tell me to change the Dell to a MacBook.” … “Fixed. No forms, no rewriting.”</w:t>
             </w:r>
           </w:p>
         </w:tc>
@@ -2803,7 +2977,7 @@
                 <w:sz w:val="18"/>
                 <w:szCs w:val="18"/>
               </w:rPr>
-              <w:t xml:space="preserve">Edits message to “…MacBook…at reception.” and saves.</w:t>
+              <w:t xml:space="preserve">“Change the Dell to a MacBook.” Same report updates.</w:t>
             </w:r>
           </w:p>
         </w:tc>
@@ -2844,6 +3018,119 @@
                 <w:sz w:val="18"/>
                 <w:szCs w:val="18"/>
               </w:rPr>
+              <w:t xml:space="preserve">Manual fix</w:t>
+            </w:r>
+          </w:p>
+        </w:tc>
+        <w:tc>
+          <w:tcPr>
+            <w:tcW w:type="dxa" w:w="4074"/>
+            <w:tcBorders>
+              <w:top w:val="none"/>
+              <w:left w:val="none"/>
+              <w:bottom w:val="none"/>
+              <w:right w:val="none"/>
+            </w:tcBorders>
+            <w:tcMar>
+              <w:top w:type="dxa" w:w="56"/>
+              <w:left w:type="dxa" w:w="40"/>
+              <w:bottom w:type="dxa" w:w="56"/>
+              <w:right w:type="dxa" w:w="150"/>
+            </w:tcMar>
+            <w:vAlign w:val="top"/>
+          </w:tcPr>
+          <w:p>
+            <w:pPr>
+              <w:spacing w:after="0" w:line="248" w:lineRule="auto"/>
+            </w:pPr>
+            <w:r>
+              <w:rPr>
+                <w:rFonts w:ascii="Calibri" w:cs="Calibri" w:eastAsia="Calibri" w:hAnsi="Calibri"/>
+                <w:b w:val="false"/>
+                <w:bCs w:val="false"/>
+                <w:i w:val="false"/>
+                <w:iCs w:val="false"/>
+                <w:color w:val="3A3A38"/>
+                <w:sz w:val="18"/>
+                <w:szCs w:val="18"/>
+              </w:rPr>
+              <w:t xml:space="preserve">“Prefer to type? Press and hold your message and edit it yourself — add where it happened.”</w:t>
+            </w:r>
+          </w:p>
+        </w:tc>
+        <w:tc>
+          <w:tcPr>
+            <w:tcW w:type="dxa" w:w="4074"/>
+            <w:tcBorders>
+              <w:top w:val="none"/>
+              <w:left w:val="none"/>
+              <w:bottom w:val="none"/>
+              <w:right w:val="none"/>
+            </w:tcBorders>
+            <w:tcMar>
+              <w:top w:type="dxa" w:w="56"/>
+              <w:left w:type="dxa" w:w="40"/>
+              <w:bottom w:type="dxa" w:w="56"/>
+              <w:right w:type="dxa" w:w="150"/>
+            </w:tcMar>
+            <w:vAlign w:val="top"/>
+          </w:tcPr>
+          <w:p>
+            <w:pPr>
+              <w:spacing w:after="0" w:line="248" w:lineRule="auto"/>
+            </w:pPr>
+            <w:r>
+              <w:rPr>
+                <w:rFonts w:ascii="Calibri" w:cs="Calibri" w:eastAsia="Calibri" w:hAnsi="Calibri"/>
+                <w:b w:val="false"/>
+                <w:bCs w:val="false"/>
+                <w:i w:val="false"/>
+                <w:iCs w:val="false"/>
+                <w:color w:val="3A3A38"/>
+                <w:sz w:val="18"/>
+                <w:szCs w:val="18"/>
+              </w:rPr>
+              <w:t xml:space="preserve">Edits message to “…MacBook…at reception.” and saves.</w:t>
+            </w:r>
+          </w:p>
+        </w:tc>
+      </w:tr>
+      <w:tr>
+        <w:trPr>
+          <w:cantSplit/>
+        </w:trPr>
+        <w:tc>
+          <w:tcPr>
+            <w:tcW w:type="dxa" w:w="1500"/>
+            <w:tcBorders>
+              <w:top w:val="none"/>
+              <w:left w:val="none"/>
+              <w:bottom w:val="none"/>
+              <w:right w:val="none"/>
+            </w:tcBorders>
+            <w:tcMar>
+              <w:top w:type="dxa" w:w="56"/>
+              <w:left w:type="dxa" w:w="40"/>
+              <w:bottom w:type="dxa" w:w="56"/>
+              <w:right w:type="dxa" w:w="150"/>
+            </w:tcMar>
+            <w:vAlign w:val="top"/>
+          </w:tcPr>
+          <w:p>
+            <w:pPr>
+              <w:spacing w:after="0" w:line="248" w:lineRule="auto"/>
+            </w:pPr>
+            <w:r>
+              <w:rPr>
+                <w:rFonts w:ascii="Calibri" w:cs="Calibri" w:eastAsia="Calibri" w:hAnsi="Calibri"/>
+                <w:b w:val="false"/>
+                <w:bCs w:val="false"/>
+                <w:i w:val="false"/>
+                <w:iCs w:val="false"/>
+                <w:color w:val="3A3A38"/>
+                <w:sz w:val="18"/>
+                <w:szCs w:val="18"/>
+              </w:rPr>
               <w:t xml:space="preserve">Finish</w:t>
             </w:r>
           </w:p>
@@ -2880,7 +3167,7 @@
                 <w:sz w:val="18"/>
                 <w:szCs w:val="18"/>
               </w:rPr>
-              <w:t xml:space="preserve">“Great work — here’s your home screen.”</w:t>
+              <w:t xml:space="preserve">“That’s the lot — you know everything you need. I’ll be here whenever you want me, just talk.”</w:t>
             </w:r>
           </w:p>
         </w:tc>
@@ -2968,7 +3255,33 @@
           <w:sz w:val="19"/>
           <w:szCs w:val="19"/>
         </w:rPr>
-        <w:t xml:space="preserve">Each requirement is traced to acceptance criteria and tests in the Traceability matrix.</w:t>
+        <w:t xml:space="preserve">Each requirement is traced to acceptance criteria and tests in the Traceability matrix. Note that </w:t>
+      </w:r>
+      <w:r>
+        <w:rPr>
+          <w:rFonts w:ascii="Calibri" w:cs="Calibri" w:eastAsia="Calibri" w:hAnsi="Calibri"/>
+          <w:b/>
+          <w:bCs/>
+          <w:i w:val="false"/>
+          <w:iCs w:val="false"/>
+          <w:color w:val="3A3A38"/>
+          <w:sz w:val="19"/>
+          <w:szCs w:val="19"/>
+        </w:rPr>
+        <w:t xml:space="preserve">FR-21 (tone and engagement)</w:t>
+      </w:r>
+      <w:r>
+        <w:rPr>
+          <w:rFonts w:ascii="Calibri" w:cs="Calibri" w:eastAsia="Calibri" w:hAnsi="Calibri"/>
+          <w:b w:val="false"/>
+          <w:bCs w:val="false"/>
+          <w:i w:val="false"/>
+          <w:iCs w:val="false"/>
+          <w:color w:val="3A3A38"/>
+          <w:sz w:val="19"/>
+          <w:szCs w:val="19"/>
+        </w:rPr>
+        <w:t xml:space="preserve"> carries the same weight as any functional rule here — how this feels to the guard is a requirement, not decoration.</w:t>
       </w:r>
     </w:p>
     <w:tbl>
@@ -3469,7 +3782,7 @@
                 <w:sz w:val="18"/>
                 <w:szCs w:val="18"/>
               </w:rPr>
-              <w:t xml:space="preserve">  There is no path to the home screen except by completing it (the urgent-incident action is a detour, not a finish).</w:t>
+              <w:t xml:space="preserve">  There is no path to the home screen except by completing it.</w:t>
             </w:r>
           </w:p>
         </w:tc>
@@ -3844,7 +4157,7 @@
                 <w:sz w:val="18"/>
                 <w:szCs w:val="18"/>
               </w:rPr>
-              <w:t xml:space="preserve">  The guard must enable the microphone; declining re-prompts with guidance. If it truly cannot be enabled (broken hardware or device policy), the guard reaches a support screen that still shows the urgent-incident action — never trapped.</w:t>
+              <w:t xml:space="preserve">  The guard must enable the microphone; declining re-prompts with friendly guidance. If it truly cannot be enabled (broken hardware or device policy), the guard reaches a support screen and is never left trapped on the prompt.</w:t>
             </w:r>
           </w:p>
         </w:tc>
@@ -3969,7 +4282,7 @@
                 <w:sz w:val="18"/>
                 <w:szCs w:val="18"/>
               </w:rPr>
-              <w:t xml:space="preserve">  A speaking step is credited only after at least one successful voice transcription; an empty or failed transcription does not advance the step.</w:t>
+              <w:t xml:space="preserve">  A speaking step is credited only after at least one successful voice transcription; an empty or failed transcription does not advance the step. Steps are judged on the guard demonstrating the intended action and on the resulting report state — semantically-equivalent English is accepted, never an exact phrase.</w:t>
             </w:r>
           </w:p>
         </w:tc>
@@ -5171,7 +5484,7 @@
                 <w:sz w:val="18"/>
                 <w:szCs w:val="18"/>
               </w:rPr>
-              <w:t xml:space="preserve">Urgent-incident path</w:t>
+              <w:t xml:space="preserve">Way out for a real incident</w:t>
             </w:r>
           </w:p>
         </w:tc>
@@ -5219,7 +5532,7 @@
                 <w:sz w:val="18"/>
                 <w:szCs w:val="18"/>
               </w:rPr>
-              <w:t xml:space="preserve">  A safety measure we added (not an original requirement): an always-visible “Report an urgent incident” action, usable without a microphone, opens normal reporting and returns the guard to the saved stage. It does not count as finishing or skipping.</w:t>
+              <w:t xml:space="preserve">  Low priority, deliberately minimal: a way to leave onboarding, report a real incident through normal reporting, and return to the saved stage without it counting as finishing or skipping. In practice a guard deals with a genuine emergency however they always have, and new guards are accompanied early on — so this is a safeguard, not a focus of the build. Keep the implementation small.</w:t>
             </w:r>
           </w:p>
         </w:tc>
@@ -5595,6 +5908,131 @@
                 <w:szCs w:val="18"/>
               </w:rPr>
               <w:t xml:space="preserve">  Extra visual help (tooltips, highlight animations) for dark or noisy sites is deferred; the need is judged during testing, not built for the MVP. (Scope decision — no separate test.)</w:t>
+            </w:r>
+          </w:p>
+        </w:tc>
+      </w:tr>
+      <w:tr>
+        <w:trPr>
+          <w:cantSplit/>
+        </w:trPr>
+        <w:tc>
+          <w:tcPr>
+            <w:tcW w:type="dxa" w:w="850"/>
+            <w:tcBorders>
+              <w:top w:val="none"/>
+              <w:left w:val="none"/>
+              <w:bottom w:val="none"/>
+              <w:right w:val="none"/>
+            </w:tcBorders>
+            <w:tcMar>
+              <w:top w:type="dxa" w:w="56"/>
+              <w:left w:type="dxa" w:w="40"/>
+              <w:bottom w:type="dxa" w:w="56"/>
+              <w:right w:type="dxa" w:w="150"/>
+            </w:tcMar>
+            <w:vAlign w:val="top"/>
+          </w:tcPr>
+          <w:p>
+            <w:pPr>
+              <w:spacing w:after="0" w:line="248" w:lineRule="auto"/>
+            </w:pPr>
+            <w:r>
+              <w:rPr>
+                <w:rFonts w:ascii="Calibri" w:cs="Calibri" w:eastAsia="Calibri" w:hAnsi="Calibri"/>
+                <w:b w:val="false"/>
+                <w:bCs w:val="false"/>
+                <w:i w:val="false"/>
+                <w:iCs w:val="false"/>
+                <w:color w:val="3A3A38"/>
+                <w:sz w:val="18"/>
+                <w:szCs w:val="18"/>
+              </w:rPr>
+              <w:t xml:space="preserve">FR-21</w:t>
+            </w:r>
+          </w:p>
+        </w:tc>
+        <w:tc>
+          <w:tcPr>
+            <w:tcW w:type="dxa" w:w="2100"/>
+            <w:tcBorders>
+              <w:top w:val="none"/>
+              <w:left w:val="none"/>
+              <w:bottom w:val="none"/>
+              <w:right w:val="none"/>
+            </w:tcBorders>
+            <w:tcMar>
+              <w:top w:type="dxa" w:w="56"/>
+              <w:left w:type="dxa" w:w="40"/>
+              <w:bottom w:type="dxa" w:w="56"/>
+              <w:right w:type="dxa" w:w="150"/>
+            </w:tcMar>
+            <w:vAlign w:val="top"/>
+          </w:tcPr>
+          <w:p>
+            <w:pPr>
+              <w:spacing w:after="0" w:line="248" w:lineRule="auto"/>
+            </w:pPr>
+            <w:r>
+              <w:rPr>
+                <w:rFonts w:ascii="Calibri" w:cs="Calibri" w:eastAsia="Calibri" w:hAnsi="Calibri"/>
+                <w:b/>
+                <w:bCs/>
+                <w:i w:val="false"/>
+                <w:iCs w:val="false"/>
+                <w:color w:val="3A3A38"/>
+                <w:sz w:val="18"/>
+                <w:szCs w:val="18"/>
+              </w:rPr>
+              <w:t xml:space="preserve">Tone and engagement</w:t>
+            </w:r>
+          </w:p>
+        </w:tc>
+        <w:tc>
+          <w:tcPr>
+            <w:tcW w:type="dxa" w:w="6698"/>
+            <w:tcBorders>
+              <w:top w:val="none"/>
+              <w:left w:val="none"/>
+              <w:bottom w:val="none"/>
+              <w:right w:val="none"/>
+            </w:tcBorders>
+            <w:tcMar>
+              <w:top w:type="dxa" w:w="56"/>
+              <w:left w:type="dxa" w:w="40"/>
+              <w:bottom w:type="dxa" w:w="56"/>
+              <w:right w:type="dxa" w:w="150"/>
+            </w:tcMar>
+            <w:vAlign w:val="top"/>
+          </w:tcPr>
+          <w:p>
+            <w:pPr>
+              <w:spacing w:after="0" w:line="248" w:lineRule="auto"/>
+            </w:pPr>
+            <w:r>
+              <w:rPr>
+                <w:rFonts w:ascii="Calibri" w:cs="Calibri" w:eastAsia="Calibri" w:hAnsi="Calibri"/>
+                <w:b/>
+                <w:bCs/>
+                <w:color w:val="43724E"/>
+                <w:spacing w:val="6"/>
+                <w:sz w:val="14"/>
+                <w:szCs w:val="14"/>
+              </w:rPr>
+              <w:t xml:space="preserve">CONFIRMED</w:t>
+            </w:r>
+            <w:r>
+              <w:rPr>
+                <w:rFonts w:ascii="Calibri" w:cs="Calibri" w:eastAsia="Calibri" w:hAnsi="Calibri"/>
+                <w:b w:val="false"/>
+                <w:bCs w:val="false"/>
+                <w:i w:val="false"/>
+                <w:iCs w:val="false"/>
+                <w:color w:val="3A3A38"/>
+                <w:sz w:val="18"/>
+                <w:szCs w:val="18"/>
+              </w:rPr>
+              <w:t xml:space="preserve">  The experience must feel like receiving a useful new tool, not sitting a test. SAM opens with a warm, personal greeting that names what it does for the guard and why that helps them, frames each step as a benefit, encourages briefly after each success, uses short everyday language, and closes warmly. A dry “do this, then that” sequence does not meet this requirement. See Tone and script for the principles and reference copy.</w:t>
             </w:r>
           </w:p>
         </w:tc>
@@ -6861,7 +7299,7 @@
                 <w:sz w:val="18"/>
                 <w:szCs w:val="18"/>
               </w:rPr>
-              <w:t xml:space="preserve">Keep prompting with clear guidance; a truly blocked mic reaches a support screen that still shows the urgent-incident action. Speaking steps do not advance until the mic is on.</w:t>
+              <w:t xml:space="preserve">Keep prompting with friendly guidance; a truly blocked mic reaches a support screen so the guard is not trapped. Speaking steps do not advance until the mic is on.</w:t>
             </w:r>
           </w:p>
         </w:tc>
@@ -7210,7 +7648,7 @@
                 <w:sz w:val="18"/>
                 <w:szCs w:val="18"/>
               </w:rPr>
-              <w:t xml:space="preserve">Real urgent incident</w:t>
+              <w:t xml:space="preserve">A real incident comes up</w:t>
             </w:r>
           </w:p>
         </w:tc>
@@ -7246,7 +7684,7 @@
                 <w:sz w:val="18"/>
                 <w:szCs w:val="18"/>
               </w:rPr>
-              <w:t xml:space="preserve">The urgent-incident action opens normal reporting and returns to the saved stage; completion is neither granted nor skipped.</w:t>
+              <w:t xml:space="preserve">The guard can leave onboarding, report it through normal reporting, and return to the saved stage; completion is neither granted nor skipped. Minor path — see the requirement note.</w:t>
             </w:r>
           </w:p>
         </w:tc>
@@ -7745,7 +8183,7 @@
                 <w:sz w:val="18"/>
                 <w:szCs w:val="18"/>
               </w:rPr>
-              <w:t xml:space="preserve">Given onboarding in progress, when the guard tries to skip, then there is no path to home except completion (or the urgent-incident detour).</w:t>
+              <w:t xml:space="preserve">Given onboarding in progress, when the guard tries to skip, then there is no path to home except completion (or the minor way out for a real incident).</w:t>
             </w:r>
           </w:p>
         </w:tc>
@@ -7858,7 +8296,7 @@
                 <w:sz w:val="18"/>
                 <w:szCs w:val="18"/>
               </w:rPr>
-              <w:t xml:space="preserve">Given microphone permission denied, when the guard tries to proceed, then SAM re-prompts and speaking steps do not advance; if the mic truly cannot be enabled, the guard reaches a support screen that still shows the urgent-incident action.</w:t>
+              <w:t xml:space="preserve">Given microphone permission denied, when the guard tries to proceed, then SAM re-prompts warmly and speaking steps do not advance; if the mic truly cannot be enabled, the guard reaches a support screen and is not trapped.</w:t>
             </w:r>
           </w:p>
         </w:tc>
@@ -8875,7 +9313,7 @@
                 <w:sz w:val="18"/>
                 <w:szCs w:val="18"/>
               </w:rPr>
-              <w:t xml:space="preserve">Given a real urgent incident during onboarding, when the guard uses the urgent action, then normal reporting opens and, on return, the saved stage resumes with completion neither granted nor skipped.</w:t>
+              <w:t xml:space="preserve">Given a guard leaves onboarding to report a real incident, then normal reporting opens and, on return, the saved stage resumes with completion neither granted nor skipped.</w:t>
             </w:r>
           </w:p>
         </w:tc>
@@ -9102,6 +9540,119 @@
                 <w:szCs w:val="18"/>
               </w:rPr>
               <w:t xml:space="preserve">Given a run, when telemetry and analytics are inspected, then only stage/error codes and completion metrics are recorded, with no raw voice/transcript content and no fictional incident content in operational analytics.</w:t>
+            </w:r>
+          </w:p>
+        </w:tc>
+      </w:tr>
+      <w:tr>
+        <w:trPr>
+          <w:cantSplit/>
+        </w:trPr>
+        <w:tc>
+          <w:tcPr>
+            <w:tcW w:type="dxa" w:w="850"/>
+            <w:tcBorders>
+              <w:top w:val="none"/>
+              <w:left w:val="none"/>
+              <w:bottom w:val="none"/>
+              <w:right w:val="none"/>
+            </w:tcBorders>
+            <w:tcMar>
+              <w:top w:type="dxa" w:w="56"/>
+              <w:left w:type="dxa" w:w="40"/>
+              <w:bottom w:type="dxa" w:w="56"/>
+              <w:right w:type="dxa" w:w="150"/>
+            </w:tcMar>
+            <w:vAlign w:val="top"/>
+          </w:tcPr>
+          <w:p>
+            <w:pPr>
+              <w:spacing w:after="0" w:line="248" w:lineRule="auto"/>
+            </w:pPr>
+            <w:r>
+              <w:rPr>
+                <w:rFonts w:ascii="Calibri" w:cs="Calibri" w:eastAsia="Calibri" w:hAnsi="Calibri"/>
+                <w:b w:val="false"/>
+                <w:bCs w:val="false"/>
+                <w:i w:val="false"/>
+                <w:iCs w:val="false"/>
+                <w:color w:val="3A3A38"/>
+                <w:sz w:val="18"/>
+                <w:szCs w:val="18"/>
+              </w:rPr>
+              <w:t xml:space="preserve">AC-16</w:t>
+            </w:r>
+          </w:p>
+        </w:tc>
+        <w:tc>
+          <w:tcPr>
+            <w:tcW w:type="dxa" w:w="1350"/>
+            <w:tcBorders>
+              <w:top w:val="none"/>
+              <w:left w:val="none"/>
+              <w:bottom w:val="none"/>
+              <w:right w:val="none"/>
+            </w:tcBorders>
+            <w:tcMar>
+              <w:top w:type="dxa" w:w="56"/>
+              <w:left w:type="dxa" w:w="40"/>
+              <w:bottom w:type="dxa" w:w="56"/>
+              <w:right w:type="dxa" w:w="150"/>
+            </w:tcMar>
+            <w:vAlign w:val="top"/>
+          </w:tcPr>
+          <w:p>
+            <w:pPr>
+              <w:spacing w:after="0" w:line="248" w:lineRule="auto"/>
+            </w:pPr>
+            <w:r>
+              <w:rPr>
+                <w:rFonts w:ascii="Calibri" w:cs="Calibri" w:eastAsia="Calibri" w:hAnsi="Calibri"/>
+                <w:b w:val="false"/>
+                <w:bCs w:val="false"/>
+                <w:i w:val="false"/>
+                <w:iCs w:val="false"/>
+                <w:color w:val="3A3A38"/>
+                <w:sz w:val="18"/>
+                <w:szCs w:val="18"/>
+              </w:rPr>
+              <w:t xml:space="preserve">FR-21</w:t>
+            </w:r>
+          </w:p>
+        </w:tc>
+        <w:tc>
+          <w:tcPr>
+            <w:tcW w:type="dxa" w:w="7448"/>
+            <w:tcBorders>
+              <w:top w:val="none"/>
+              <w:left w:val="none"/>
+              <w:bottom w:val="none"/>
+              <w:right w:val="none"/>
+            </w:tcBorders>
+            <w:tcMar>
+              <w:top w:type="dxa" w:w="56"/>
+              <w:left w:type="dxa" w:w="40"/>
+              <w:bottom w:type="dxa" w:w="56"/>
+              <w:right w:type="dxa" w:w="150"/>
+            </w:tcMar>
+            <w:vAlign w:val="top"/>
+          </w:tcPr>
+          <w:p>
+            <w:pPr>
+              <w:spacing w:after="0" w:line="248" w:lineRule="auto"/>
+            </w:pPr>
+            <w:r>
+              <w:rPr>
+                <w:rFonts w:ascii="Calibri" w:cs="Calibri" w:eastAsia="Calibri" w:hAnsi="Calibri"/>
+                <w:b w:val="false"/>
+                <w:bCs w:val="false"/>
+                <w:i w:val="false"/>
+                <w:iCs w:val="false"/>
+                <w:color w:val="3A3A38"/>
+                <w:sz w:val="18"/>
+                <w:szCs w:val="18"/>
+              </w:rPr>
+              <w:t xml:space="preserve">Given the full run-through, then it opens with a warm personal greeting, each step is framed as a benefit with a brief encouragement after it, and the close is warm — signed off by product on a read-through, and at least four of five test guards describing it as welcoming rather than test-like. If fewer do, the copy is revised and re-run.</w:t>
             </w:r>
           </w:p>
         </w:tc>
@@ -9762,7 +10313,7 @@
                 <w:sz w:val="18"/>
                 <w:szCs w:val="18"/>
               </w:rPr>
-              <w:t xml:space="preserve">No skip path to home; only completion or urgent detour.</w:t>
+              <w:t xml:space="preserve">No skip path to home; only completion or the real-incident exit.</w:t>
             </w:r>
           </w:p>
         </w:tc>
@@ -10060,7 +10611,7 @@
                 <w:sz w:val="18"/>
                 <w:szCs w:val="18"/>
               </w:rPr>
-              <w:t xml:space="preserve">Support screen reached; urgent action present; not trapped.</w:t>
+              <w:t xml:space="preserve">Support screen reached; guard not trapped on the prompt.</w:t>
             </w:r>
           </w:p>
         </w:tc>
@@ -12110,7 +12661,7 @@
                 <w:sz w:val="18"/>
                 <w:szCs w:val="18"/>
               </w:rPr>
-              <w:t xml:space="preserve">Trigger the urgent-incident path mid-onboarding.</w:t>
+              <w:t xml:space="preserve">Leave onboarding to report a real incident, then return.</w:t>
             </w:r>
           </w:p>
         </w:tc>
@@ -12445,6 +12996,155 @@
                 <w:szCs w:val="18"/>
               </w:rPr>
               <w:t xml:space="preserve">Only stage/error + completion metrics; no raw content; no fictional data in analytics.</w:t>
+            </w:r>
+          </w:p>
+        </w:tc>
+      </w:tr>
+      <w:tr>
+        <w:trPr>
+          <w:cantSplit/>
+        </w:trPr>
+        <w:tc>
+          <w:tcPr>
+            <w:tcW w:type="dxa" w:w="850"/>
+            <w:tcBorders>
+              <w:top w:val="none"/>
+              <w:left w:val="none"/>
+              <w:bottom w:val="none"/>
+              <w:right w:val="none"/>
+            </w:tcBorders>
+            <w:tcMar>
+              <w:top w:type="dxa" w:w="56"/>
+              <w:left w:type="dxa" w:w="40"/>
+              <w:bottom w:type="dxa" w:w="56"/>
+              <w:right w:type="dxa" w:w="150"/>
+            </w:tcMar>
+            <w:vAlign w:val="top"/>
+          </w:tcPr>
+          <w:p>
+            <w:pPr>
+              <w:spacing w:after="0" w:line="248" w:lineRule="auto"/>
+            </w:pPr>
+            <w:r>
+              <w:rPr>
+                <w:rFonts w:ascii="Calibri" w:cs="Calibri" w:eastAsia="Calibri" w:hAnsi="Calibri"/>
+                <w:b w:val="false"/>
+                <w:bCs w:val="false"/>
+                <w:i w:val="false"/>
+                <w:iCs w:val="false"/>
+                <w:color w:val="3A3A38"/>
+                <w:sz w:val="18"/>
+                <w:szCs w:val="18"/>
+              </w:rPr>
+              <w:t xml:space="preserve">UAT-22</w:t>
+            </w:r>
+          </w:p>
+        </w:tc>
+        <w:tc>
+          <w:tcPr>
+            <w:tcW w:type="dxa" w:w="1050"/>
+            <w:tcBorders>
+              <w:top w:val="none"/>
+              <w:left w:val="none"/>
+              <w:bottom w:val="none"/>
+              <w:right w:val="none"/>
+            </w:tcBorders>
+            <w:tcMar>
+              <w:top w:type="dxa" w:w="56"/>
+              <w:left w:type="dxa" w:w="40"/>
+              <w:bottom w:type="dxa" w:w="56"/>
+              <w:right w:type="dxa" w:w="150"/>
+            </w:tcMar>
+            <w:vAlign w:val="top"/>
+          </w:tcPr>
+          <w:p>
+            <w:pPr>
+              <w:spacing w:after="0" w:line="248" w:lineRule="auto"/>
+            </w:pPr>
+            <w:r>
+              <w:rPr>
+                <w:rFonts w:ascii="Calibri" w:cs="Calibri" w:eastAsia="Calibri" w:hAnsi="Calibri"/>
+                <w:b w:val="false"/>
+                <w:bCs w:val="false"/>
+                <w:i w:val="false"/>
+                <w:iCs w:val="false"/>
+                <w:color w:val="3A3A38"/>
+                <w:sz w:val="18"/>
+                <w:szCs w:val="18"/>
+              </w:rPr>
+              <w:t xml:space="preserve">AC-16</w:t>
+            </w:r>
+          </w:p>
+        </w:tc>
+        <w:tc>
+          <w:tcPr>
+            <w:tcW w:type="dxa" w:w="3900"/>
+            <w:tcBorders>
+              <w:top w:val="none"/>
+              <w:left w:val="none"/>
+              <w:bottom w:val="none"/>
+              <w:right w:val="none"/>
+            </w:tcBorders>
+            <w:tcMar>
+              <w:top w:type="dxa" w:w="56"/>
+              <w:left w:type="dxa" w:w="40"/>
+              <w:bottom w:type="dxa" w:w="56"/>
+              <w:right w:type="dxa" w:w="150"/>
+            </w:tcMar>
+            <w:vAlign w:val="top"/>
+          </w:tcPr>
+          <w:p>
+            <w:pPr>
+              <w:spacing w:after="0" w:line="248" w:lineRule="auto"/>
+            </w:pPr>
+            <w:r>
+              <w:rPr>
+                <w:rFonts w:ascii="Calibri" w:cs="Calibri" w:eastAsia="Calibri" w:hAnsi="Calibri"/>
+                <w:b w:val="false"/>
+                <w:bCs w:val="false"/>
+                <w:i w:val="false"/>
+                <w:iCs w:val="false"/>
+                <w:color w:val="3A3A38"/>
+                <w:sz w:val="18"/>
+                <w:szCs w:val="18"/>
+              </w:rPr>
+              <w:t xml:space="preserve">Full run-through with at least five test guards, reviewing tone.</w:t>
+            </w:r>
+          </w:p>
+        </w:tc>
+        <w:tc>
+          <w:tcPr>
+            <w:tcW w:type="dxa" w:w="3848"/>
+            <w:tcBorders>
+              <w:top w:val="none"/>
+              <w:left w:val="none"/>
+              <w:bottom w:val="none"/>
+              <w:right w:val="none"/>
+            </w:tcBorders>
+            <w:tcMar>
+              <w:top w:type="dxa" w:w="56"/>
+              <w:left w:type="dxa" w:w="40"/>
+              <w:bottom w:type="dxa" w:w="56"/>
+              <w:right w:type="dxa" w:w="150"/>
+            </w:tcMar>
+            <w:vAlign w:val="top"/>
+          </w:tcPr>
+          <w:p>
+            <w:pPr>
+              <w:spacing w:after="0" w:line="248" w:lineRule="auto"/>
+            </w:pPr>
+            <w:r>
+              <w:rPr>
+                <w:rFonts w:ascii="Calibri" w:cs="Calibri" w:eastAsia="Calibri" w:hAnsi="Calibri"/>
+                <w:b w:val="false"/>
+                <w:bCs w:val="false"/>
+                <w:i w:val="false"/>
+                <w:iCs w:val="false"/>
+                <w:color w:val="3A3A38"/>
+                <w:sz w:val="18"/>
+                <w:szCs w:val="18"/>
+              </w:rPr>
+              <w:t xml:space="preserve">Warm personal opening; each step framed as a benefit with brief encouragement; warm close. At least four of five describe it as welcoming, not a test; product signs off the copy.</w:t>
             </w:r>
           </w:p>
         </w:tc>
@@ -13804,7 +14504,7 @@
                 <w:sz w:val="18"/>
                 <w:szCs w:val="18"/>
               </w:rPr>
-              <w:t xml:space="preserve">Re-prompt; support screen keeps urgent action</w:t>
+              <w:t xml:space="preserve">Re-prompt; support screen; not trapped</w:t>
             </w:r>
           </w:p>
         </w:tc>
@@ -15695,7 +16395,7 @@
                 <w:sz w:val="18"/>
                 <w:szCs w:val="18"/>
               </w:rPr>
-              <w:t xml:space="preserve">Urgent-incident safety path (added)</w:t>
+              <w:t xml:space="preserve">Way out for a real incident (minor)</w:t>
             </w:r>
           </w:p>
         </w:tc>
@@ -16395,6 +17095,191 @@
                 <w:szCs w:val="18"/>
               </w:rPr>
               <w:t xml:space="preserve">Scope decision; evaluated in testing</w:t>
+            </w:r>
+          </w:p>
+        </w:tc>
+      </w:tr>
+      <w:tr>
+        <w:trPr>
+          <w:cantSplit/>
+        </w:trPr>
+        <w:tc>
+          <w:tcPr>
+            <w:tcW w:type="dxa" w:w="2600"/>
+            <w:tcBorders>
+              <w:top w:val="none"/>
+              <w:left w:val="none"/>
+              <w:bottom w:val="none"/>
+              <w:right w:val="none"/>
+            </w:tcBorders>
+            <w:tcMar>
+              <w:top w:type="dxa" w:w="56"/>
+              <w:left w:type="dxa" w:w="40"/>
+              <w:bottom w:type="dxa" w:w="56"/>
+              <w:right w:type="dxa" w:w="150"/>
+            </w:tcMar>
+            <w:vAlign w:val="top"/>
+          </w:tcPr>
+          <w:p>
+            <w:pPr>
+              <w:spacing w:after="0" w:line="248" w:lineRule="auto"/>
+            </w:pPr>
+            <w:r>
+              <w:rPr>
+                <w:rFonts w:ascii="Calibri" w:cs="Calibri" w:eastAsia="Calibri" w:hAnsi="Calibri"/>
+                <w:b w:val="false"/>
+                <w:bCs w:val="false"/>
+                <w:i w:val="false"/>
+                <w:iCs w:val="false"/>
+                <w:color w:val="3A3A38"/>
+                <w:sz w:val="18"/>
+                <w:szCs w:val="18"/>
+              </w:rPr>
+              <w:t xml:space="preserve">Feels like a welcome, not a test</w:t>
+            </w:r>
+          </w:p>
+        </w:tc>
+        <w:tc>
+          <w:tcPr>
+            <w:tcW w:type="dxa" w:w="1150"/>
+            <w:tcBorders>
+              <w:top w:val="none"/>
+              <w:left w:val="none"/>
+              <w:bottom w:val="none"/>
+              <w:right w:val="none"/>
+            </w:tcBorders>
+            <w:tcMar>
+              <w:top w:type="dxa" w:w="56"/>
+              <w:left w:type="dxa" w:w="40"/>
+              <w:bottom w:type="dxa" w:w="56"/>
+              <w:right w:type="dxa" w:w="150"/>
+            </w:tcMar>
+            <w:vAlign w:val="top"/>
+          </w:tcPr>
+          <w:p>
+            <w:pPr>
+              <w:spacing w:after="0" w:line="248" w:lineRule="auto"/>
+            </w:pPr>
+            <w:r>
+              <w:rPr>
+                <w:rFonts w:ascii="Calibri" w:cs="Calibri" w:eastAsia="Calibri" w:hAnsi="Calibri"/>
+                <w:b w:val="false"/>
+                <w:bCs w:val="false"/>
+                <w:i w:val="false"/>
+                <w:iCs w:val="false"/>
+                <w:color w:val="3A3A38"/>
+                <w:sz w:val="18"/>
+                <w:szCs w:val="18"/>
+              </w:rPr>
+              <w:t xml:space="preserve">FR-21</w:t>
+            </w:r>
+          </w:p>
+        </w:tc>
+        <w:tc>
+          <w:tcPr>
+            <w:tcW w:type="dxa" w:w="1150"/>
+            <w:tcBorders>
+              <w:top w:val="none"/>
+              <w:left w:val="none"/>
+              <w:bottom w:val="none"/>
+              <w:right w:val="none"/>
+            </w:tcBorders>
+            <w:tcMar>
+              <w:top w:type="dxa" w:w="56"/>
+              <w:left w:type="dxa" w:w="40"/>
+              <w:bottom w:type="dxa" w:w="56"/>
+              <w:right w:type="dxa" w:w="150"/>
+            </w:tcMar>
+            <w:vAlign w:val="top"/>
+          </w:tcPr>
+          <w:p>
+            <w:pPr>
+              <w:spacing w:after="0" w:line="248" w:lineRule="auto"/>
+            </w:pPr>
+            <w:r>
+              <w:rPr>
+                <w:rFonts w:ascii="Calibri" w:cs="Calibri" w:eastAsia="Calibri" w:hAnsi="Calibri"/>
+                <w:b w:val="false"/>
+                <w:bCs w:val="false"/>
+                <w:i w:val="false"/>
+                <w:iCs w:val="false"/>
+                <w:color w:val="3A3A38"/>
+                <w:sz w:val="18"/>
+                <w:szCs w:val="18"/>
+              </w:rPr>
+              <w:t xml:space="preserve">AC-16</w:t>
+            </w:r>
+          </w:p>
+        </w:tc>
+        <w:tc>
+          <w:tcPr>
+            <w:tcW w:type="dxa" w:w="1350"/>
+            <w:tcBorders>
+              <w:top w:val="none"/>
+              <w:left w:val="none"/>
+              <w:bottom w:val="none"/>
+              <w:right w:val="none"/>
+            </w:tcBorders>
+            <w:tcMar>
+              <w:top w:type="dxa" w:w="56"/>
+              <w:left w:type="dxa" w:w="40"/>
+              <w:bottom w:type="dxa" w:w="56"/>
+              <w:right w:type="dxa" w:w="150"/>
+            </w:tcMar>
+            <w:vAlign w:val="top"/>
+          </w:tcPr>
+          <w:p>
+            <w:pPr>
+              <w:spacing w:after="0" w:line="248" w:lineRule="auto"/>
+            </w:pPr>
+            <w:r>
+              <w:rPr>
+                <w:rFonts w:ascii="Calibri" w:cs="Calibri" w:eastAsia="Calibri" w:hAnsi="Calibri"/>
+                <w:b w:val="false"/>
+                <w:bCs w:val="false"/>
+                <w:i w:val="false"/>
+                <w:iCs w:val="false"/>
+                <w:color w:val="3A3A38"/>
+                <w:sz w:val="18"/>
+                <w:szCs w:val="18"/>
+              </w:rPr>
+              <w:t xml:space="preserve">UAT-22</w:t>
+            </w:r>
+          </w:p>
+        </w:tc>
+        <w:tc>
+          <w:tcPr>
+            <w:tcW w:type="dxa" w:w="3398"/>
+            <w:tcBorders>
+              <w:top w:val="none"/>
+              <w:left w:val="none"/>
+              <w:bottom w:val="none"/>
+              <w:right w:val="none"/>
+            </w:tcBorders>
+            <w:tcMar>
+              <w:top w:type="dxa" w:w="56"/>
+              <w:left w:type="dxa" w:w="40"/>
+              <w:bottom w:type="dxa" w:w="56"/>
+              <w:right w:type="dxa" w:w="150"/>
+            </w:tcMar>
+            <w:vAlign w:val="top"/>
+          </w:tcPr>
+          <w:p>
+            <w:pPr>
+              <w:spacing w:after="0" w:line="248" w:lineRule="auto"/>
+            </w:pPr>
+            <w:r>
+              <w:rPr>
+                <w:rFonts w:ascii="Calibri" w:cs="Calibri" w:eastAsia="Calibri" w:hAnsi="Calibri"/>
+                <w:b w:val="false"/>
+                <w:bCs w:val="false"/>
+                <w:i w:val="false"/>
+                <w:iCs w:val="false"/>
+                <w:color w:val="3A3A38"/>
+                <w:sz w:val="18"/>
+                <w:szCs w:val="18"/>
+              </w:rPr>
+              <w:t xml:space="preserve">Warm intro; benefit framing; test guards agree</w:t>
             </w:r>
           </w:p>
         </w:tc>
@@ -16436,7 +17321,7 @@
         <w:pStyle w:val="ListParagraph"/>
         <w:numPr>
           <w:ilvl w:val="0"/>
-          <w:numId w:val="6"/>
+          <w:numId w:val="7"/>
         </w:numPr>
         <w:spacing w:after="48" w:line="250" w:lineRule="auto"/>
       </w:pPr>
@@ -16485,7 +17370,7 @@
         <w:pStyle w:val="ListParagraph"/>
         <w:numPr>
           <w:ilvl w:val="0"/>
-          <w:numId w:val="6"/>
+          <w:numId w:val="7"/>
         </w:numPr>
         <w:spacing w:after="48" w:line="250" w:lineRule="auto"/>
       </w:pPr>
@@ -16508,7 +17393,7 @@
         <w:pStyle w:val="ListParagraph"/>
         <w:numPr>
           <w:ilvl w:val="0"/>
-          <w:numId w:val="6"/>
+          <w:numId w:val="7"/>
         </w:numPr>
         <w:spacing w:after="48" w:line="250" w:lineRule="auto"/>
       </w:pPr>
@@ -16531,7 +17416,7 @@
         <w:pStyle w:val="ListParagraph"/>
         <w:numPr>
           <w:ilvl w:val="0"/>
-          <w:numId w:val="6"/>
+          <w:numId w:val="7"/>
         </w:numPr>
         <w:spacing w:after="48" w:line="250" w:lineRule="auto"/>
       </w:pPr>
@@ -16554,7 +17439,7 @@
         <w:pStyle w:val="ListParagraph"/>
         <w:numPr>
           <w:ilvl w:val="0"/>
-          <w:numId w:val="6"/>
+          <w:numId w:val="7"/>
         </w:numPr>
         <w:spacing w:after="48" w:line="250" w:lineRule="auto"/>
       </w:pPr>
@@ -16608,7 +17493,7 @@
         <w:pStyle w:val="ListParagraph"/>
         <w:numPr>
           <w:ilvl w:val="0"/>
-          <w:numId w:val="7"/>
+          <w:numId w:val="8"/>
         </w:numPr>
         <w:spacing w:after="48" w:line="250" w:lineRule="auto"/>
       </w:pPr>
@@ -16631,7 +17516,7 @@
         <w:pStyle w:val="ListParagraph"/>
         <w:numPr>
           <w:ilvl w:val="0"/>
-          <w:numId w:val="7"/>
+          <w:numId w:val="8"/>
         </w:numPr>
         <w:spacing w:after="48" w:line="250" w:lineRule="auto"/>
       </w:pPr>
@@ -16654,7 +17539,7 @@
         <w:pStyle w:val="ListParagraph"/>
         <w:numPr>
           <w:ilvl w:val="0"/>
-          <w:numId w:val="7"/>
+          <w:numId w:val="8"/>
         </w:numPr>
         <w:spacing w:after="48" w:line="250" w:lineRule="auto"/>
       </w:pPr>
@@ -16677,7 +17562,7 @@
         <w:pStyle w:val="ListParagraph"/>
         <w:numPr>
           <w:ilvl w:val="0"/>
-          <w:numId w:val="7"/>
+          <w:numId w:val="8"/>
         </w:numPr>
         <w:spacing w:after="48" w:line="250" w:lineRule="auto"/>
       </w:pPr>
@@ -16700,7 +17585,7 @@
         <w:pStyle w:val="ListParagraph"/>
         <w:numPr>
           <w:ilvl w:val="0"/>
-          <w:numId w:val="7"/>
+          <w:numId w:val="8"/>
         </w:numPr>
         <w:spacing w:after="48" w:line="250" w:lineRule="auto"/>
       </w:pPr>
@@ -16784,7 +17669,7 @@
         <w:pStyle w:val="ListParagraph"/>
         <w:numPr>
           <w:ilvl w:val="0"/>
-          <w:numId w:val="8"/>
+          <w:numId w:val="9"/>
         </w:numPr>
         <w:spacing w:after="48" w:line="250" w:lineRule="auto"/>
       </w:pPr>
@@ -16807,7 +17692,7 @@
         <w:pStyle w:val="ListParagraph"/>
         <w:numPr>
           <w:ilvl w:val="0"/>
-          <w:numId w:val="8"/>
+          <w:numId w:val="9"/>
         </w:numPr>
         <w:spacing w:after="48" w:line="250" w:lineRule="auto"/>
       </w:pPr>
@@ -16830,7 +17715,7 @@
         <w:pStyle w:val="ListParagraph"/>
         <w:numPr>
           <w:ilvl w:val="0"/>
-          <w:numId w:val="8"/>
+          <w:numId w:val="9"/>
         </w:numPr>
         <w:spacing w:after="48" w:line="250" w:lineRule="auto"/>
       </w:pPr>
@@ -16853,7 +17738,7 @@
         <w:pStyle w:val="ListParagraph"/>
         <w:numPr>
           <w:ilvl w:val="0"/>
-          <w:numId w:val="8"/>
+          <w:numId w:val="9"/>
         </w:numPr>
         <w:spacing w:after="48" w:line="250" w:lineRule="auto"/>
       </w:pPr>
@@ -16876,7 +17761,7 @@
         <w:pStyle w:val="ListParagraph"/>
         <w:numPr>
           <w:ilvl w:val="0"/>
-          <w:numId w:val="8"/>
+          <w:numId w:val="9"/>
         </w:numPr>
         <w:spacing w:after="48" w:line="250" w:lineRule="auto"/>
       </w:pPr>
@@ -16899,7 +17784,7 @@
         <w:pStyle w:val="ListParagraph"/>
         <w:numPr>
           <w:ilvl w:val="0"/>
-          <w:numId w:val="8"/>
+          <w:numId w:val="9"/>
         </w:numPr>
         <w:spacing w:after="48" w:line="250" w:lineRule="auto"/>
       </w:pPr>
@@ -17398,6 +18283,24 @@
     <w:multiLevelType w:val="hybridMultilevel"/>
     <w:lvl w:ilvl="0" w15:tentative="1">
       <w:start w:val="1"/>
+      <w:numFmt w:val="bullet"/>
+      <w:lvlText w:val="–"/>
+      <w:lvlJc w:val="left"/>
+      <w:pPr>
+        <w:ind w:left="360" w:hanging="220"/>
+      </w:pPr>
+      <w:rPr>
+        <w:rFonts w:ascii="Calibri" w:cs="Calibri" w:eastAsia="Calibri" w:hAnsi="Calibri"/>
+        <w:color w:val="4A6B82"/>
+        <w:sz w:val="19"/>
+        <w:szCs w:val="19"/>
+      </w:rPr>
+    </w:lvl>
+  </w:abstractNum>
+  <w:abstractNum w:abstractNumId="9" w15:restartNumberingAfterBreak="0">
+    <w:multiLevelType w:val="hybridMultilevel"/>
+    <w:lvl w:ilvl="0" w15:tentative="1">
+      <w:start w:val="1"/>
       <w:numFmt w:val="decimal"/>
       <w:lvlText w:val="%1."/>
       <w:lvlJc w:val="left"/>
@@ -17439,24 +18342,30 @@
     </w:lvlOverride>
   </w:num>
   <w:num w:numId="5">
+    <w:abstractNumId w:val="9"/>
+    <w:lvlOverride w:ilvl="0">
+      <w:startOverride w:val="1"/>
+    </w:lvlOverride>
+  </w:num>
+  <w:num w:numId="6">
     <w:abstractNumId w:val="8"/>
     <w:lvlOverride w:ilvl="0">
       <w:startOverride w:val="1"/>
     </w:lvlOverride>
   </w:num>
-  <w:num w:numId="6">
+  <w:num w:numId="7">
     <w:abstractNumId w:val="5"/>
     <w:lvlOverride w:ilvl="0">
       <w:startOverride w:val="1"/>
     </w:lvlOverride>
   </w:num>
-  <w:num w:numId="7">
+  <w:num w:numId="8">
     <w:abstractNumId w:val="6"/>
     <w:lvlOverride w:ilvl="0">
       <w:startOverride w:val="1"/>
     </w:lvlOverride>
   </w:num>
-  <w:num w:numId="8">
+  <w:num w:numId="9">
     <w:abstractNumId w:val="7"/>
     <w:lvlOverride w:ilvl="0">
       <w:startOverride w:val="1"/>

--- a/deliverables/US1117/SAM_OnSite_Guard_Onboarding_Detailed_Spec.docx
+++ b/deliverables/US1117/SAM_OnSite_Guard_Onboarding_Detailed_Spec.docx
@@ -1846,7 +1846,30 @@
           <w:sz w:val="19"/>
           <w:szCs w:val="19"/>
         </w:rPr>
-        <w:t xml:space="preserve">The guard enables the microphone, framed as SAM wanting to hear them. If declined, SAM re-prompts warmly; if it truly cannot be enabled, the guard reaches a support screen and is not left stuck.</w:t>
+        <w:t xml:space="preserve">SAM links the guard to SAM OnSite’s permissions in the phone’s settings; they enable all of them, return, and say or type “done”. SAM verifies each permission itself and names anything still off rather than taking the confirmation on trust.</w:t>
+      </w:r>
+    </w:p>
+    <w:p>
+      <w:pPr>
+        <w:pStyle w:val="ListParagraph"/>
+        <w:numPr>
+          <w:ilvl w:val="0"/>
+          <w:numId w:val="5"/>
+        </w:numPr>
+        <w:spacing w:after="42" w:line="248" w:lineRule="auto"/>
+      </w:pPr>
+      <w:r>
+        <w:rPr>
+          <w:rFonts w:ascii="Calibri" w:cs="Calibri" w:eastAsia="Calibri" w:hAnsi="Calibri"/>
+          <w:b w:val="false"/>
+          <w:bCs w:val="false"/>
+          <w:i w:val="false"/>
+          <w:iCs w:val="false"/>
+          <w:color w:val="3A3A38"/>
+          <w:sz w:val="19"/>
+          <w:szCs w:val="19"/>
+        </w:rPr>
+        <w:t xml:space="preserve">SAM repeats the pattern for NFC (which reads the checkpoint tags): a link to the setting, the guard switches it on and returns, says or types “done”, and SAM confirms NFC is actually on before continuing.</w:t>
       </w:r>
     </w:p>
     <w:p>
@@ -2566,7 +2589,7 @@
                 <w:sz w:val="18"/>
                 <w:szCs w:val="18"/>
               </w:rPr>
-              <w:t xml:space="preserve">Microphone</w:t>
+              <w:t xml:space="preserve">Permissions</w:t>
             </w:r>
           </w:p>
         </w:tc>
@@ -2602,7 +2625,7 @@
                 <w:sz w:val="18"/>
                 <w:szCs w:val="18"/>
               </w:rPr>
-              <w:t xml:space="preserve">“I work by voice, so I’ll need your microphone — tap allow and we’re off.”</w:t>
+              <w:t xml:space="preserve">“First, let’s set me up. Tap here, turn on all the permissions for SAM OnSite, then come back and tell me you’re done.” … if one is missing: “Almost — the microphone is still off. Tap here and I’ll wait.”</w:t>
             </w:r>
           </w:p>
         </w:tc>
@@ -2638,7 +2661,120 @@
                 <w:sz w:val="18"/>
                 <w:szCs w:val="18"/>
               </w:rPr>
-              <w:t xml:space="preserve">Grants access (re-prompted, warmly, until granted).</w:t>
+              <w:t xml:space="preserve">Follows the link, enables all, returns, says or types “done”. SAM verifies.</w:t>
+            </w:r>
+          </w:p>
+        </w:tc>
+      </w:tr>
+      <w:tr>
+        <w:trPr>
+          <w:cantSplit/>
+        </w:trPr>
+        <w:tc>
+          <w:tcPr>
+            <w:tcW w:type="dxa" w:w="1500"/>
+            <w:tcBorders>
+              <w:top w:val="none"/>
+              <w:left w:val="none"/>
+              <w:bottom w:val="none"/>
+              <w:right w:val="none"/>
+            </w:tcBorders>
+            <w:tcMar>
+              <w:top w:type="dxa" w:w="56"/>
+              <w:left w:type="dxa" w:w="40"/>
+              <w:bottom w:type="dxa" w:w="56"/>
+              <w:right w:type="dxa" w:w="150"/>
+            </w:tcMar>
+            <w:vAlign w:val="top"/>
+          </w:tcPr>
+          <w:p>
+            <w:pPr>
+              <w:spacing w:after="0" w:line="248" w:lineRule="auto"/>
+            </w:pPr>
+            <w:r>
+              <w:rPr>
+                <w:rFonts w:ascii="Calibri" w:cs="Calibri" w:eastAsia="Calibri" w:hAnsi="Calibri"/>
+                <w:b w:val="false"/>
+                <w:bCs w:val="false"/>
+                <w:i w:val="false"/>
+                <w:iCs w:val="false"/>
+                <w:color w:val="3A3A38"/>
+                <w:sz w:val="18"/>
+                <w:szCs w:val="18"/>
+              </w:rPr>
+              <w:t xml:space="preserve">NFC</w:t>
+            </w:r>
+          </w:p>
+        </w:tc>
+        <w:tc>
+          <w:tcPr>
+            <w:tcW w:type="dxa" w:w="4074"/>
+            <w:tcBorders>
+              <w:top w:val="none"/>
+              <w:left w:val="none"/>
+              <w:bottom w:val="none"/>
+              <w:right w:val="none"/>
+            </w:tcBorders>
+            <w:tcMar>
+              <w:top w:type="dxa" w:w="56"/>
+              <w:left w:type="dxa" w:w="40"/>
+              <w:bottom w:type="dxa" w:w="56"/>
+              <w:right w:type="dxa" w:w="150"/>
+            </w:tcMar>
+            <w:vAlign w:val="top"/>
+          </w:tcPr>
+          <w:p>
+            <w:pPr>
+              <w:spacing w:after="0" w:line="248" w:lineRule="auto"/>
+            </w:pPr>
+            <w:r>
+              <w:rPr>
+                <w:rFonts w:ascii="Calibri" w:cs="Calibri" w:eastAsia="Calibri" w:hAnsi="Calibri"/>
+                <w:b w:val="false"/>
+                <w:bCs w:val="false"/>
+                <w:i w:val="false"/>
+                <w:iCs w:val="false"/>
+                <w:color w:val="3A3A38"/>
+                <w:sz w:val="18"/>
+                <w:szCs w:val="18"/>
+              </w:rPr>
+              <w:t xml:space="preserve">“One more — tap here to switch on NFC. That’s what reads the checkpoint tags. Tell me when it’s done.”</w:t>
+            </w:r>
+          </w:p>
+        </w:tc>
+        <w:tc>
+          <w:tcPr>
+            <w:tcW w:type="dxa" w:w="4074"/>
+            <w:tcBorders>
+              <w:top w:val="none"/>
+              <w:left w:val="none"/>
+              <w:bottom w:val="none"/>
+              <w:right w:val="none"/>
+            </w:tcBorders>
+            <w:tcMar>
+              <w:top w:type="dxa" w:w="56"/>
+              <w:left w:type="dxa" w:w="40"/>
+              <w:bottom w:type="dxa" w:w="56"/>
+              <w:right w:type="dxa" w:w="150"/>
+            </w:tcMar>
+            <w:vAlign w:val="top"/>
+          </w:tcPr>
+          <w:p>
+            <w:pPr>
+              <w:spacing w:after="0" w:line="248" w:lineRule="auto"/>
+            </w:pPr>
+            <w:r>
+              <w:rPr>
+                <w:rFonts w:ascii="Calibri" w:cs="Calibri" w:eastAsia="Calibri" w:hAnsi="Calibri"/>
+                <w:b w:val="false"/>
+                <w:bCs w:val="false"/>
+                <w:i w:val="false"/>
+                <w:iCs w:val="false"/>
+                <w:color w:val="3A3A38"/>
+                <w:sz w:val="18"/>
+                <w:szCs w:val="18"/>
+              </w:rPr>
+              <w:t xml:space="preserve">Enables NFC, returns, says or types “done”. SAM confirms it is on.</w:t>
             </w:r>
           </w:p>
         </w:tc>
@@ -4109,7 +4245,7 @@
                 <w:sz w:val="18"/>
                 <w:szCs w:val="18"/>
               </w:rPr>
-              <w:t xml:space="preserve">Microphone</w:t>
+              <w:t xml:space="preserve">Permissions gate</w:t>
             </w:r>
           </w:p>
         </w:tc>
@@ -4157,7 +4293,7 @@
                 <w:sz w:val="18"/>
                 <w:szCs w:val="18"/>
               </w:rPr>
-              <w:t xml:space="preserve">  The guard must enable the microphone; declining re-prompts with friendly guidance. If it truly cannot be enabled (broken hardware or device policy), the guard reaches a support screen and is never left trapped on the prompt.</w:t>
+              <w:t xml:space="preserve">  SAM links the guard directly to SAM OnSite’s permissions in the phone’s settings. The guard enables all of them, returns, and confirms by saying or typing “done”. SAM does not take that on trust: it checks each permission itself, and if any is still off it names which one and links the guard back. Until microphone permission is granted the guard cannot speak to SAM, so the typed or tapped confirmation must work at this point. If a permission genuinely cannot be granted (device policy or hardware), the guard reaches a support screen and is never left trapped.</w:t>
             </w:r>
           </w:p>
         </w:tc>
@@ -5908,6 +6044,131 @@
                 <w:szCs w:val="18"/>
               </w:rPr>
               <w:t xml:space="preserve">  Extra visual help (tooltips, highlight animations) for dark or noisy sites is deferred; the need is judged during testing, not built for the MVP. (Scope decision — no separate test.)</w:t>
+            </w:r>
+          </w:p>
+        </w:tc>
+      </w:tr>
+      <w:tr>
+        <w:trPr>
+          <w:cantSplit/>
+        </w:trPr>
+        <w:tc>
+          <w:tcPr>
+            <w:tcW w:type="dxa" w:w="850"/>
+            <w:tcBorders>
+              <w:top w:val="none"/>
+              <w:left w:val="none"/>
+              <w:bottom w:val="none"/>
+              <w:right w:val="none"/>
+            </w:tcBorders>
+            <w:tcMar>
+              <w:top w:type="dxa" w:w="56"/>
+              <w:left w:type="dxa" w:w="40"/>
+              <w:bottom w:type="dxa" w:w="56"/>
+              <w:right w:type="dxa" w:w="150"/>
+            </w:tcMar>
+            <w:vAlign w:val="top"/>
+          </w:tcPr>
+          <w:p>
+            <w:pPr>
+              <w:spacing w:after="0" w:line="248" w:lineRule="auto"/>
+            </w:pPr>
+            <w:r>
+              <w:rPr>
+                <w:rFonts w:ascii="Calibri" w:cs="Calibri" w:eastAsia="Calibri" w:hAnsi="Calibri"/>
+                <w:b w:val="false"/>
+                <w:bCs w:val="false"/>
+                <w:i w:val="false"/>
+                <w:iCs w:val="false"/>
+                <w:color w:val="3A3A38"/>
+                <w:sz w:val="18"/>
+                <w:szCs w:val="18"/>
+              </w:rPr>
+              <w:t xml:space="preserve">FR-22</w:t>
+            </w:r>
+          </w:p>
+        </w:tc>
+        <w:tc>
+          <w:tcPr>
+            <w:tcW w:type="dxa" w:w="2100"/>
+            <w:tcBorders>
+              <w:top w:val="none"/>
+              <w:left w:val="none"/>
+              <w:bottom w:val="none"/>
+              <w:right w:val="none"/>
+            </w:tcBorders>
+            <w:tcMar>
+              <w:top w:type="dxa" w:w="56"/>
+              <w:left w:type="dxa" w:w="40"/>
+              <w:bottom w:type="dxa" w:w="56"/>
+              <w:right w:type="dxa" w:w="150"/>
+            </w:tcMar>
+            <w:vAlign w:val="top"/>
+          </w:tcPr>
+          <w:p>
+            <w:pPr>
+              <w:spacing w:after="0" w:line="248" w:lineRule="auto"/>
+            </w:pPr>
+            <w:r>
+              <w:rPr>
+                <w:rFonts w:ascii="Calibri" w:cs="Calibri" w:eastAsia="Calibri" w:hAnsi="Calibri"/>
+                <w:b/>
+                <w:bCs/>
+                <w:i w:val="false"/>
+                <w:iCs w:val="false"/>
+                <w:color w:val="3A3A38"/>
+                <w:sz w:val="18"/>
+                <w:szCs w:val="18"/>
+              </w:rPr>
+              <w:t xml:space="preserve">NFC gate</w:t>
+            </w:r>
+          </w:p>
+        </w:tc>
+        <w:tc>
+          <w:tcPr>
+            <w:tcW w:type="dxa" w:w="6698"/>
+            <w:tcBorders>
+              <w:top w:val="none"/>
+              <w:left w:val="none"/>
+              <w:bottom w:val="none"/>
+              <w:right w:val="none"/>
+            </w:tcBorders>
+            <w:tcMar>
+              <w:top w:type="dxa" w:w="56"/>
+              <w:left w:type="dxa" w:w="40"/>
+              <w:bottom w:type="dxa" w:w="56"/>
+              <w:right w:type="dxa" w:w="150"/>
+            </w:tcMar>
+            <w:vAlign w:val="top"/>
+          </w:tcPr>
+          <w:p>
+            <w:pPr>
+              <w:spacing w:after="0" w:line="248" w:lineRule="auto"/>
+            </w:pPr>
+            <w:r>
+              <w:rPr>
+                <w:rFonts w:ascii="Calibri" w:cs="Calibri" w:eastAsia="Calibri" w:hAnsi="Calibri"/>
+                <w:b/>
+                <w:bCs/>
+                <w:color w:val="43724E"/>
+                <w:spacing w:val="6"/>
+                <w:sz w:val="14"/>
+                <w:szCs w:val="14"/>
+              </w:rPr>
+              <w:t xml:space="preserve">CONFIRMED</w:t>
+            </w:r>
+            <w:r>
+              <w:rPr>
+                <w:rFonts w:ascii="Calibri" w:cs="Calibri" w:eastAsia="Calibri" w:hAnsi="Calibri"/>
+                <w:b w:val="false"/>
+                <w:bCs w:val="false"/>
+                <w:i w:val="false"/>
+                <w:iCs w:val="false"/>
+                <w:color w:val="3A3A38"/>
+                <w:sz w:val="18"/>
+                <w:szCs w:val="18"/>
+              </w:rPr>
+              <w:t xml:space="preserve">  After permissions, SAM links the guard to the NFC setting — NFC is what reads the checkpoint tags. The guard switches it on, returns, and says or types “done”. SAM confirms NFC is actually on before continuing, and names it if it is not. Same rule as permissions: the guard’s confirmation is a prompt to check, not proof.</w:t>
             </w:r>
           </w:p>
         </w:tc>
@@ -7263,7 +7524,7 @@
                 <w:sz w:val="18"/>
                 <w:szCs w:val="18"/>
               </w:rPr>
-              <w:t xml:space="preserve">Microphone declined or unavailable</w:t>
+              <w:t xml:space="preserve">A permission or NFC is still off</w:t>
             </w:r>
           </w:p>
         </w:tc>
@@ -7299,7 +7560,7 @@
                 <w:sz w:val="18"/>
                 <w:szCs w:val="18"/>
               </w:rPr>
-              <w:t xml:space="preserve">Keep prompting with friendly guidance; a truly blocked mic reaches a support screen so the guard is not trapped. Speaking steps do not advance until the mic is on.</w:t>
+              <w:t xml:space="preserve">SAM names exactly what is missing and links straight back to the setting; it never advances on the guard’s confirmation alone. Anything that genuinely cannot be enabled reaches a support screen so the guard is not trapped.</w:t>
             </w:r>
           </w:p>
         </w:tc>
@@ -8296,7 +8557,7 @@
                 <w:sz w:val="18"/>
                 <w:szCs w:val="18"/>
               </w:rPr>
-              <w:t xml:space="preserve">Given microphone permission denied, when the guard tries to proceed, then SAM re-prompts warmly and speaking steps do not advance; if the mic truly cannot be enabled, the guard reaches a support screen and is not trapped.</w:t>
+              <w:t xml:space="preserve">Given the permissions step, when the guard follows the link, enables the permissions, returns and says or types “done”, then SAM verifies each permission and continues only if all are on; if any is off it names that one and links the guard back. The typed or tapped confirmation works before microphone permission is granted. If a permission cannot be granted at all, the guard reaches a support screen and is not trapped.</w:t>
             </w:r>
           </w:p>
         </w:tc>
@@ -9540,6 +9801,119 @@
                 <w:szCs w:val="18"/>
               </w:rPr>
               <w:t xml:space="preserve">Given a run, when telemetry and analytics are inspected, then only stage/error codes and completion metrics are recorded, with no raw voice/transcript content and no fictional incident content in operational analytics.</w:t>
+            </w:r>
+          </w:p>
+        </w:tc>
+      </w:tr>
+      <w:tr>
+        <w:trPr>
+          <w:cantSplit/>
+        </w:trPr>
+        <w:tc>
+          <w:tcPr>
+            <w:tcW w:type="dxa" w:w="850"/>
+            <w:tcBorders>
+              <w:top w:val="none"/>
+              <w:left w:val="none"/>
+              <w:bottom w:val="none"/>
+              <w:right w:val="none"/>
+            </w:tcBorders>
+            <w:tcMar>
+              <w:top w:type="dxa" w:w="56"/>
+              <w:left w:type="dxa" w:w="40"/>
+              <w:bottom w:type="dxa" w:w="56"/>
+              <w:right w:type="dxa" w:w="150"/>
+            </w:tcMar>
+            <w:vAlign w:val="top"/>
+          </w:tcPr>
+          <w:p>
+            <w:pPr>
+              <w:spacing w:after="0" w:line="248" w:lineRule="auto"/>
+            </w:pPr>
+            <w:r>
+              <w:rPr>
+                <w:rFonts w:ascii="Calibri" w:cs="Calibri" w:eastAsia="Calibri" w:hAnsi="Calibri"/>
+                <w:b w:val="false"/>
+                <w:bCs w:val="false"/>
+                <w:i w:val="false"/>
+                <w:iCs w:val="false"/>
+                <w:color w:val="3A3A38"/>
+                <w:sz w:val="18"/>
+                <w:szCs w:val="18"/>
+              </w:rPr>
+              <w:t xml:space="preserve">AC-17</w:t>
+            </w:r>
+          </w:p>
+        </w:tc>
+        <w:tc>
+          <w:tcPr>
+            <w:tcW w:type="dxa" w:w="1350"/>
+            <w:tcBorders>
+              <w:top w:val="none"/>
+              <w:left w:val="none"/>
+              <w:bottom w:val="none"/>
+              <w:right w:val="none"/>
+            </w:tcBorders>
+            <w:tcMar>
+              <w:top w:type="dxa" w:w="56"/>
+              <w:left w:type="dxa" w:w="40"/>
+              <w:bottom w:type="dxa" w:w="56"/>
+              <w:right w:type="dxa" w:w="150"/>
+            </w:tcMar>
+            <w:vAlign w:val="top"/>
+          </w:tcPr>
+          <w:p>
+            <w:pPr>
+              <w:spacing w:after="0" w:line="248" w:lineRule="auto"/>
+            </w:pPr>
+            <w:r>
+              <w:rPr>
+                <w:rFonts w:ascii="Calibri" w:cs="Calibri" w:eastAsia="Calibri" w:hAnsi="Calibri"/>
+                <w:b w:val="false"/>
+                <w:bCs w:val="false"/>
+                <w:i w:val="false"/>
+                <w:iCs w:val="false"/>
+                <w:color w:val="3A3A38"/>
+                <w:sz w:val="18"/>
+                <w:szCs w:val="18"/>
+              </w:rPr>
+              <w:t xml:space="preserve">FR-22</w:t>
+            </w:r>
+          </w:p>
+        </w:tc>
+        <w:tc>
+          <w:tcPr>
+            <w:tcW w:type="dxa" w:w="7448"/>
+            <w:tcBorders>
+              <w:top w:val="none"/>
+              <w:left w:val="none"/>
+              <w:bottom w:val="none"/>
+              <w:right w:val="none"/>
+            </w:tcBorders>
+            <w:tcMar>
+              <w:top w:type="dxa" w:w="56"/>
+              <w:left w:type="dxa" w:w="40"/>
+              <w:bottom w:type="dxa" w:w="56"/>
+              <w:right w:type="dxa" w:w="150"/>
+            </w:tcMar>
+            <w:vAlign w:val="top"/>
+          </w:tcPr>
+          <w:p>
+            <w:pPr>
+              <w:spacing w:after="0" w:line="248" w:lineRule="auto"/>
+            </w:pPr>
+            <w:r>
+              <w:rPr>
+                <w:rFonts w:ascii="Calibri" w:cs="Calibri" w:eastAsia="Calibri" w:hAnsi="Calibri"/>
+                <w:b w:val="false"/>
+                <w:bCs w:val="false"/>
+                <w:i w:val="false"/>
+                <w:iCs w:val="false"/>
+                <w:color w:val="3A3A38"/>
+                <w:sz w:val="18"/>
+                <w:szCs w:val="18"/>
+              </w:rPr>
+              <w:t xml:space="preserve">Given the NFC step, when the guard enables NFC and says or types “done”, then SAM confirms NFC is on before continuing; if NFC is off, SAM says so and links the guard back rather than advancing.</w:t>
             </w:r>
           </w:p>
         </w:tc>
@@ -10426,7 +10800,7 @@
                 <w:sz w:val="18"/>
                 <w:szCs w:val="18"/>
               </w:rPr>
-              <w:t xml:space="preserve">Deny microphone, then try to continue. (negative)</w:t>
+              <w:t xml:space="preserve">Complete the permissions step, then repeat with one permission left off. (negative)</w:t>
             </w:r>
           </w:p>
         </w:tc>
@@ -10462,7 +10836,7 @@
                 <w:sz w:val="18"/>
                 <w:szCs w:val="18"/>
               </w:rPr>
-              <w:t xml:space="preserve">Re-prompt with guidance; speaking steps blocked.</w:t>
+              <w:t xml:space="preserve">All on: SAM verifies and advances. One off: SAM names that permission and links back, and does not advance.</w:t>
             </w:r>
           </w:p>
         </w:tc>
@@ -10575,7 +10949,7 @@
                 <w:sz w:val="18"/>
                 <w:szCs w:val="18"/>
               </w:rPr>
-              <w:t xml:space="preserve">Microphone truly unavailable (device policy). (negative)</w:t>
+              <w:t xml:space="preserve">A permission cannot be granted at all (device policy). (negative)</w:t>
             </w:r>
           </w:p>
         </w:tc>
@@ -10611,7 +10985,7 @@
                 <w:sz w:val="18"/>
                 <w:szCs w:val="18"/>
               </w:rPr>
-              <w:t xml:space="preserve">Support screen reached; guard not trapped on the prompt.</w:t>
+              <w:t xml:space="preserve">Support screen reached; guard not trapped.</w:t>
             </w:r>
           </w:p>
         </w:tc>
@@ -12996,6 +13370,304 @@
                 <w:szCs w:val="18"/>
               </w:rPr>
               <w:t xml:space="preserve">Only stage/error + completion metrics; no raw content; no fictional data in analytics.</w:t>
+            </w:r>
+          </w:p>
+        </w:tc>
+      </w:tr>
+      <w:tr>
+        <w:trPr>
+          <w:cantSplit/>
+        </w:trPr>
+        <w:tc>
+          <w:tcPr>
+            <w:tcW w:type="dxa" w:w="850"/>
+            <w:tcBorders>
+              <w:top w:val="none"/>
+              <w:left w:val="none"/>
+              <w:bottom w:val="none"/>
+              <w:right w:val="none"/>
+            </w:tcBorders>
+            <w:tcMar>
+              <w:top w:type="dxa" w:w="56"/>
+              <w:left w:type="dxa" w:w="40"/>
+              <w:bottom w:type="dxa" w:w="56"/>
+              <w:right w:type="dxa" w:w="150"/>
+            </w:tcMar>
+            <w:vAlign w:val="top"/>
+          </w:tcPr>
+          <w:p>
+            <w:pPr>
+              <w:spacing w:after="0" w:line="248" w:lineRule="auto"/>
+            </w:pPr>
+            <w:r>
+              <w:rPr>
+                <w:rFonts w:ascii="Calibri" w:cs="Calibri" w:eastAsia="Calibri" w:hAnsi="Calibri"/>
+                <w:b w:val="false"/>
+                <w:bCs w:val="false"/>
+                <w:i w:val="false"/>
+                <w:iCs w:val="false"/>
+                <w:color w:val="3A3A38"/>
+                <w:sz w:val="18"/>
+                <w:szCs w:val="18"/>
+              </w:rPr>
+              <w:t xml:space="preserve">UAT-23</w:t>
+            </w:r>
+          </w:p>
+        </w:tc>
+        <w:tc>
+          <w:tcPr>
+            <w:tcW w:type="dxa" w:w="1050"/>
+            <w:tcBorders>
+              <w:top w:val="none"/>
+              <w:left w:val="none"/>
+              <w:bottom w:val="none"/>
+              <w:right w:val="none"/>
+            </w:tcBorders>
+            <w:tcMar>
+              <w:top w:type="dxa" w:w="56"/>
+              <w:left w:type="dxa" w:w="40"/>
+              <w:bottom w:type="dxa" w:w="56"/>
+              <w:right w:type="dxa" w:w="150"/>
+            </w:tcMar>
+            <w:vAlign w:val="top"/>
+          </w:tcPr>
+          <w:p>
+            <w:pPr>
+              <w:spacing w:after="0" w:line="248" w:lineRule="auto"/>
+            </w:pPr>
+            <w:r>
+              <w:rPr>
+                <w:rFonts w:ascii="Calibri" w:cs="Calibri" w:eastAsia="Calibri" w:hAnsi="Calibri"/>
+                <w:b w:val="false"/>
+                <w:bCs w:val="false"/>
+                <w:i w:val="false"/>
+                <w:iCs w:val="false"/>
+                <w:color w:val="3A3A38"/>
+                <w:sz w:val="18"/>
+                <w:szCs w:val="18"/>
+              </w:rPr>
+              <w:t xml:space="preserve">AC-04</w:t>
+            </w:r>
+          </w:p>
+        </w:tc>
+        <w:tc>
+          <w:tcPr>
+            <w:tcW w:type="dxa" w:w="3900"/>
+            <w:tcBorders>
+              <w:top w:val="none"/>
+              <w:left w:val="none"/>
+              <w:bottom w:val="none"/>
+              <w:right w:val="none"/>
+            </w:tcBorders>
+            <w:tcMar>
+              <w:top w:type="dxa" w:w="56"/>
+              <w:left w:type="dxa" w:w="40"/>
+              <w:bottom w:type="dxa" w:w="56"/>
+              <w:right w:type="dxa" w:w="150"/>
+            </w:tcMar>
+            <w:vAlign w:val="top"/>
+          </w:tcPr>
+          <w:p>
+            <w:pPr>
+              <w:spacing w:after="0" w:line="248" w:lineRule="auto"/>
+            </w:pPr>
+            <w:r>
+              <w:rPr>
+                <w:rFonts w:ascii="Calibri" w:cs="Calibri" w:eastAsia="Calibri" w:hAnsi="Calibri"/>
+                <w:b w:val="false"/>
+                <w:bCs w:val="false"/>
+                <w:i w:val="false"/>
+                <w:iCs w:val="false"/>
+                <w:color w:val="3A3A38"/>
+                <w:sz w:val="18"/>
+                <w:szCs w:val="18"/>
+              </w:rPr>
+              <w:t xml:space="preserve">Confirm the permissions step by typing or tapping, before microphone permission is granted.</w:t>
+            </w:r>
+          </w:p>
+        </w:tc>
+        <w:tc>
+          <w:tcPr>
+            <w:tcW w:type="dxa" w:w="3848"/>
+            <w:tcBorders>
+              <w:top w:val="none"/>
+              <w:left w:val="none"/>
+              <w:bottom w:val="none"/>
+              <w:right w:val="none"/>
+            </w:tcBorders>
+            <w:tcMar>
+              <w:top w:type="dxa" w:w="56"/>
+              <w:left w:type="dxa" w:w="40"/>
+              <w:bottom w:type="dxa" w:w="56"/>
+              <w:right w:type="dxa" w:w="150"/>
+            </w:tcMar>
+            <w:vAlign w:val="top"/>
+          </w:tcPr>
+          <w:p>
+            <w:pPr>
+              <w:spacing w:after="0" w:line="248" w:lineRule="auto"/>
+            </w:pPr>
+            <w:r>
+              <w:rPr>
+                <w:rFonts w:ascii="Calibri" w:cs="Calibri" w:eastAsia="Calibri" w:hAnsi="Calibri"/>
+                <w:b w:val="false"/>
+                <w:bCs w:val="false"/>
+                <w:i w:val="false"/>
+                <w:iCs w:val="false"/>
+                <w:color w:val="3A3A38"/>
+                <w:sz w:val="18"/>
+                <w:szCs w:val="18"/>
+              </w:rPr>
+              <w:t xml:space="preserve">Typed/tapped “done” is accepted; no voice needed at this point.</w:t>
+            </w:r>
+          </w:p>
+        </w:tc>
+      </w:tr>
+      <w:tr>
+        <w:trPr>
+          <w:cantSplit/>
+        </w:trPr>
+        <w:tc>
+          <w:tcPr>
+            <w:tcW w:type="dxa" w:w="850"/>
+            <w:tcBorders>
+              <w:top w:val="none"/>
+              <w:left w:val="none"/>
+              <w:bottom w:val="none"/>
+              <w:right w:val="none"/>
+            </w:tcBorders>
+            <w:tcMar>
+              <w:top w:type="dxa" w:w="56"/>
+              <w:left w:type="dxa" w:w="40"/>
+              <w:bottom w:type="dxa" w:w="56"/>
+              <w:right w:type="dxa" w:w="150"/>
+            </w:tcMar>
+            <w:vAlign w:val="top"/>
+          </w:tcPr>
+          <w:p>
+            <w:pPr>
+              <w:spacing w:after="0" w:line="248" w:lineRule="auto"/>
+            </w:pPr>
+            <w:r>
+              <w:rPr>
+                <w:rFonts w:ascii="Calibri" w:cs="Calibri" w:eastAsia="Calibri" w:hAnsi="Calibri"/>
+                <w:b w:val="false"/>
+                <w:bCs w:val="false"/>
+                <w:i w:val="false"/>
+                <w:iCs w:val="false"/>
+                <w:color w:val="3A3A38"/>
+                <w:sz w:val="18"/>
+                <w:szCs w:val="18"/>
+              </w:rPr>
+              <w:t xml:space="preserve">UAT-24</w:t>
+            </w:r>
+          </w:p>
+        </w:tc>
+        <w:tc>
+          <w:tcPr>
+            <w:tcW w:type="dxa" w:w="1050"/>
+            <w:tcBorders>
+              <w:top w:val="none"/>
+              <w:left w:val="none"/>
+              <w:bottom w:val="none"/>
+              <w:right w:val="none"/>
+            </w:tcBorders>
+            <w:tcMar>
+              <w:top w:type="dxa" w:w="56"/>
+              <w:left w:type="dxa" w:w="40"/>
+              <w:bottom w:type="dxa" w:w="56"/>
+              <w:right w:type="dxa" w:w="150"/>
+            </w:tcMar>
+            <w:vAlign w:val="top"/>
+          </w:tcPr>
+          <w:p>
+            <w:pPr>
+              <w:spacing w:after="0" w:line="248" w:lineRule="auto"/>
+            </w:pPr>
+            <w:r>
+              <w:rPr>
+                <w:rFonts w:ascii="Calibri" w:cs="Calibri" w:eastAsia="Calibri" w:hAnsi="Calibri"/>
+                <w:b w:val="false"/>
+                <w:bCs w:val="false"/>
+                <w:i w:val="false"/>
+                <w:iCs w:val="false"/>
+                <w:color w:val="3A3A38"/>
+                <w:sz w:val="18"/>
+                <w:szCs w:val="18"/>
+              </w:rPr>
+              <w:t xml:space="preserve">AC-17</w:t>
+            </w:r>
+          </w:p>
+        </w:tc>
+        <w:tc>
+          <w:tcPr>
+            <w:tcW w:type="dxa" w:w="3900"/>
+            <w:tcBorders>
+              <w:top w:val="none"/>
+              <w:left w:val="none"/>
+              <w:bottom w:val="none"/>
+              <w:right w:val="none"/>
+            </w:tcBorders>
+            <w:tcMar>
+              <w:top w:type="dxa" w:w="56"/>
+              <w:left w:type="dxa" w:w="40"/>
+              <w:bottom w:type="dxa" w:w="56"/>
+              <w:right w:type="dxa" w:w="150"/>
+            </w:tcMar>
+            <w:vAlign w:val="top"/>
+          </w:tcPr>
+          <w:p>
+            <w:pPr>
+              <w:spacing w:after="0" w:line="248" w:lineRule="auto"/>
+            </w:pPr>
+            <w:r>
+              <w:rPr>
+                <w:rFonts w:ascii="Calibri" w:cs="Calibri" w:eastAsia="Calibri" w:hAnsi="Calibri"/>
+                <w:b w:val="false"/>
+                <w:bCs w:val="false"/>
+                <w:i w:val="false"/>
+                <w:iCs w:val="false"/>
+                <w:color w:val="3A3A38"/>
+                <w:sz w:val="18"/>
+                <w:szCs w:val="18"/>
+              </w:rPr>
+              <w:t xml:space="preserve">NFC step with NFC on, then repeated with NFC off. (negative)</w:t>
+            </w:r>
+          </w:p>
+        </w:tc>
+        <w:tc>
+          <w:tcPr>
+            <w:tcW w:type="dxa" w:w="3848"/>
+            <w:tcBorders>
+              <w:top w:val="none"/>
+              <w:left w:val="none"/>
+              <w:bottom w:val="none"/>
+              <w:right w:val="none"/>
+            </w:tcBorders>
+            <w:tcMar>
+              <w:top w:type="dxa" w:w="56"/>
+              <w:left w:type="dxa" w:w="40"/>
+              <w:bottom w:type="dxa" w:w="56"/>
+              <w:right w:type="dxa" w:w="150"/>
+            </w:tcMar>
+            <w:vAlign w:val="top"/>
+          </w:tcPr>
+          <w:p>
+            <w:pPr>
+              <w:spacing w:after="0" w:line="248" w:lineRule="auto"/>
+            </w:pPr>
+            <w:r>
+              <w:rPr>
+                <w:rFonts w:ascii="Calibri" w:cs="Calibri" w:eastAsia="Calibri" w:hAnsi="Calibri"/>
+                <w:b w:val="false"/>
+                <w:bCs w:val="false"/>
+                <w:i w:val="false"/>
+                <w:iCs w:val="false"/>
+                <w:color w:val="3A3A38"/>
+                <w:sz w:val="18"/>
+                <w:szCs w:val="18"/>
+              </w:rPr>
+              <w:t xml:space="preserve">Advances only when NFC is on; when off SAM names it and links back.</w:t>
             </w:r>
           </w:p>
         </w:tc>
@@ -14360,7 +15032,7 @@
                 <w:sz w:val="18"/>
                 <w:szCs w:val="18"/>
               </w:rPr>
-              <w:t xml:space="preserve">Mic denied never a dead end</w:t>
+              <w:t xml:space="preserve">Permissions verified, never a dead end</w:t>
             </w:r>
           </w:p>
         </w:tc>
@@ -14468,7 +15140,7 @@
                 <w:sz w:val="18"/>
                 <w:szCs w:val="18"/>
               </w:rPr>
-              <w:t xml:space="preserve">UAT-04/05</w:t>
+              <w:t xml:space="preserve">UAT-04/05/23</w:t>
             </w:r>
           </w:p>
         </w:tc>
@@ -14504,7 +15176,192 @@
                 <w:sz w:val="18"/>
                 <w:szCs w:val="18"/>
               </w:rPr>
-              <w:t xml:space="preserve">Re-prompt; support screen; not trapped</w:t>
+              <w:t xml:space="preserve">Missing one named; typed confirm works; not trapped</w:t>
+            </w:r>
+          </w:p>
+        </w:tc>
+      </w:tr>
+      <w:tr>
+        <w:trPr>
+          <w:cantSplit/>
+        </w:trPr>
+        <w:tc>
+          <w:tcPr>
+            <w:tcW w:type="dxa" w:w="2600"/>
+            <w:tcBorders>
+              <w:top w:val="none"/>
+              <w:left w:val="none"/>
+              <w:bottom w:val="none"/>
+              <w:right w:val="none"/>
+            </w:tcBorders>
+            <w:tcMar>
+              <w:top w:type="dxa" w:w="56"/>
+              <w:left w:type="dxa" w:w="40"/>
+              <w:bottom w:type="dxa" w:w="56"/>
+              <w:right w:type="dxa" w:w="150"/>
+            </w:tcMar>
+            <w:vAlign w:val="top"/>
+          </w:tcPr>
+          <w:p>
+            <w:pPr>
+              <w:spacing w:after="0" w:line="248" w:lineRule="auto"/>
+            </w:pPr>
+            <w:r>
+              <w:rPr>
+                <w:rFonts w:ascii="Calibri" w:cs="Calibri" w:eastAsia="Calibri" w:hAnsi="Calibri"/>
+                <w:b w:val="false"/>
+                <w:bCs w:val="false"/>
+                <w:i w:val="false"/>
+                <w:iCs w:val="false"/>
+                <w:color w:val="3A3A38"/>
+                <w:sz w:val="18"/>
+                <w:szCs w:val="18"/>
+              </w:rPr>
+              <w:t xml:space="preserve">NFC switched on and confirmed</w:t>
+            </w:r>
+          </w:p>
+        </w:tc>
+        <w:tc>
+          <w:tcPr>
+            <w:tcW w:type="dxa" w:w="1150"/>
+            <w:tcBorders>
+              <w:top w:val="none"/>
+              <w:left w:val="none"/>
+              <w:bottom w:val="none"/>
+              <w:right w:val="none"/>
+            </w:tcBorders>
+            <w:tcMar>
+              <w:top w:type="dxa" w:w="56"/>
+              <w:left w:type="dxa" w:w="40"/>
+              <w:bottom w:type="dxa" w:w="56"/>
+              <w:right w:type="dxa" w:w="150"/>
+            </w:tcMar>
+            <w:vAlign w:val="top"/>
+          </w:tcPr>
+          <w:p>
+            <w:pPr>
+              <w:spacing w:after="0" w:line="248" w:lineRule="auto"/>
+            </w:pPr>
+            <w:r>
+              <w:rPr>
+                <w:rFonts w:ascii="Calibri" w:cs="Calibri" w:eastAsia="Calibri" w:hAnsi="Calibri"/>
+                <w:b w:val="false"/>
+                <w:bCs w:val="false"/>
+                <w:i w:val="false"/>
+                <w:iCs w:val="false"/>
+                <w:color w:val="3A3A38"/>
+                <w:sz w:val="18"/>
+                <w:szCs w:val="18"/>
+              </w:rPr>
+              <w:t xml:space="preserve">FR-22</w:t>
+            </w:r>
+          </w:p>
+        </w:tc>
+        <w:tc>
+          <w:tcPr>
+            <w:tcW w:type="dxa" w:w="1150"/>
+            <w:tcBorders>
+              <w:top w:val="none"/>
+              <w:left w:val="none"/>
+              <w:bottom w:val="none"/>
+              <w:right w:val="none"/>
+            </w:tcBorders>
+            <w:tcMar>
+              <w:top w:type="dxa" w:w="56"/>
+              <w:left w:type="dxa" w:w="40"/>
+              <w:bottom w:type="dxa" w:w="56"/>
+              <w:right w:type="dxa" w:w="150"/>
+            </w:tcMar>
+            <w:vAlign w:val="top"/>
+          </w:tcPr>
+          <w:p>
+            <w:pPr>
+              <w:spacing w:after="0" w:line="248" w:lineRule="auto"/>
+            </w:pPr>
+            <w:r>
+              <w:rPr>
+                <w:rFonts w:ascii="Calibri" w:cs="Calibri" w:eastAsia="Calibri" w:hAnsi="Calibri"/>
+                <w:b w:val="false"/>
+                <w:bCs w:val="false"/>
+                <w:i w:val="false"/>
+                <w:iCs w:val="false"/>
+                <w:color w:val="3A3A38"/>
+                <w:sz w:val="18"/>
+                <w:szCs w:val="18"/>
+              </w:rPr>
+              <w:t xml:space="preserve">AC-17</w:t>
+            </w:r>
+          </w:p>
+        </w:tc>
+        <w:tc>
+          <w:tcPr>
+            <w:tcW w:type="dxa" w:w="1350"/>
+            <w:tcBorders>
+              <w:top w:val="none"/>
+              <w:left w:val="none"/>
+              <w:bottom w:val="none"/>
+              <w:right w:val="none"/>
+            </w:tcBorders>
+            <w:tcMar>
+              <w:top w:type="dxa" w:w="56"/>
+              <w:left w:type="dxa" w:w="40"/>
+              <w:bottom w:type="dxa" w:w="56"/>
+              <w:right w:type="dxa" w:w="150"/>
+            </w:tcMar>
+            <w:vAlign w:val="top"/>
+          </w:tcPr>
+          <w:p>
+            <w:pPr>
+              <w:spacing w:after="0" w:line="248" w:lineRule="auto"/>
+            </w:pPr>
+            <w:r>
+              <w:rPr>
+                <w:rFonts w:ascii="Calibri" w:cs="Calibri" w:eastAsia="Calibri" w:hAnsi="Calibri"/>
+                <w:b w:val="false"/>
+                <w:bCs w:val="false"/>
+                <w:i w:val="false"/>
+                <w:iCs w:val="false"/>
+                <w:color w:val="3A3A38"/>
+                <w:sz w:val="18"/>
+                <w:szCs w:val="18"/>
+              </w:rPr>
+              <w:t xml:space="preserve">UAT-24</w:t>
+            </w:r>
+          </w:p>
+        </w:tc>
+        <w:tc>
+          <w:tcPr>
+            <w:tcW w:type="dxa" w:w="3398"/>
+            <w:tcBorders>
+              <w:top w:val="none"/>
+              <w:left w:val="none"/>
+              <w:bottom w:val="none"/>
+              <w:right w:val="none"/>
+            </w:tcBorders>
+            <w:tcMar>
+              <w:top w:type="dxa" w:w="56"/>
+              <w:left w:type="dxa" w:w="40"/>
+              <w:bottom w:type="dxa" w:w="56"/>
+              <w:right w:type="dxa" w:w="150"/>
+            </w:tcMar>
+            <w:vAlign w:val="top"/>
+          </w:tcPr>
+          <w:p>
+            <w:pPr>
+              <w:spacing w:after="0" w:line="248" w:lineRule="auto"/>
+            </w:pPr>
+            <w:r>
+              <w:rPr>
+                <w:rFonts w:ascii="Calibri" w:cs="Calibri" w:eastAsia="Calibri" w:hAnsi="Calibri"/>
+                <w:b w:val="false"/>
+                <w:bCs w:val="false"/>
+                <w:i w:val="false"/>
+                <w:iCs w:val="false"/>
+                <w:color w:val="3A3A38"/>
+                <w:sz w:val="18"/>
+                <w:szCs w:val="18"/>
+              </w:rPr>
+              <w:t xml:space="preserve">Advances only when NFC is actually on</w:t>
             </w:r>
           </w:p>
         </w:tc>

--- a/deliverables/US1117/SAM_OnSite_Guard_Onboarding_Detailed_Spec.docx
+++ b/deliverables/US1117/SAM_OnSite_Guard_Onboarding_Detailed_Spec.docx
@@ -5918,7 +5918,7 @@
                 <w:sz w:val="18"/>
                 <w:szCs w:val="18"/>
               </w:rPr>
-              <w:t xml:space="preserve">  Telemetry records only stage and error codes and completion metrics. It does not keep microphone-permission state beyond need, does not log raw voice/transcript content beyond existing policy, and never routes fictional incident content into operational analytics.</w:t>
+              <w:t xml:space="preserve">  Telemetry records only stage and error codes and completion metrics. It does not keep permission or NFC state beyond need, does not log raw voice/transcript content beyond existing policy, and never routes fictional incident content into operational analytics.</w:t>
             </w:r>
           </w:p>
         </w:tc>
@@ -6084,7 +6084,7 @@
                 <w:sz w:val="18"/>
                 <w:szCs w:val="18"/>
               </w:rPr>
-              <w:t xml:space="preserve">FR-22</w:t>
+              <w:t xml:space="preserve">FR-21</w:t>
             </w:r>
           </w:p>
         </w:tc>
@@ -6120,7 +6120,7 @@
                 <w:sz w:val="18"/>
                 <w:szCs w:val="18"/>
               </w:rPr>
-              <w:t xml:space="preserve">NFC gate</w:t>
+              <w:t xml:space="preserve">Tone and engagement</w:t>
             </w:r>
           </w:p>
         </w:tc>
@@ -6168,7 +6168,7 @@
                 <w:sz w:val="18"/>
                 <w:szCs w:val="18"/>
               </w:rPr>
-              <w:t xml:space="preserve">  After permissions, SAM links the guard to the NFC setting — NFC is what reads the checkpoint tags. The guard switches it on, returns, and says or types “done”. SAM confirms NFC is actually on before continuing, and names it if it is not. Same rule as permissions: the guard’s confirmation is a prompt to check, not proof.</w:t>
+              <w:t xml:space="preserve">  The experience must feel like receiving a useful new tool, not sitting a test. SAM opens with a warm, personal greeting that names what it does for the guard and why that helps them, frames each step as a benefit, encourages briefly after each success, uses short everyday language, and closes warmly. A dry “do this, then that” sequence does not meet this requirement. See Tone and script for the principles and reference copy.</w:t>
             </w:r>
           </w:p>
         </w:tc>
@@ -6209,7 +6209,7 @@
                 <w:sz w:val="18"/>
                 <w:szCs w:val="18"/>
               </w:rPr>
-              <w:t xml:space="preserve">FR-21</w:t>
+              <w:t xml:space="preserve">FR-22</w:t>
             </w:r>
           </w:p>
         </w:tc>
@@ -6245,7 +6245,7 @@
                 <w:sz w:val="18"/>
                 <w:szCs w:val="18"/>
               </w:rPr>
-              <w:t xml:space="preserve">Tone and engagement</w:t>
+              <w:t xml:space="preserve">NFC gate</w:t>
             </w:r>
           </w:p>
         </w:tc>
@@ -6293,7 +6293,7 @@
                 <w:sz w:val="18"/>
                 <w:szCs w:val="18"/>
               </w:rPr>
-              <w:t xml:space="preserve">  The experience must feel like receiving a useful new tool, not sitting a test. SAM opens with a warm, personal greeting that names what it does for the guard and why that helps them, frames each step as a benefit, encourages briefly after each success, uses short everyday language, and closes warmly. A dry “do this, then that” sequence does not meet this requirement. See Tone and script for the principles and reference copy.</w:t>
+              <w:t xml:space="preserve">  After permissions, SAM links the guard to the NFC setting — NFC is what reads the checkpoint tags. The guard switches it on, returns, and says or types “done”. SAM confirms NFC is actually on before continuing, and names it if it is not. Same rule as permissions: the guard’s confirmation is a prompt to check, not proof.</w:t>
             </w:r>
           </w:p>
         </w:tc>
@@ -9841,7 +9841,7 @@
                 <w:sz w:val="18"/>
                 <w:szCs w:val="18"/>
               </w:rPr>
-              <w:t xml:space="preserve">AC-17</w:t>
+              <w:t xml:space="preserve">AC-16</w:t>
             </w:r>
           </w:p>
         </w:tc>
@@ -9877,7 +9877,7 @@
                 <w:sz w:val="18"/>
                 <w:szCs w:val="18"/>
               </w:rPr>
-              <w:t xml:space="preserve">FR-22</w:t>
+              <w:t xml:space="preserve">FR-21</w:t>
             </w:r>
           </w:p>
         </w:tc>
@@ -9913,7 +9913,7 @@
                 <w:sz w:val="18"/>
                 <w:szCs w:val="18"/>
               </w:rPr>
-              <w:t xml:space="preserve">Given the NFC step, when the guard enables NFC and says or types “done”, then SAM confirms NFC is on before continuing; if NFC is off, SAM says so and links the guard back rather than advancing.</w:t>
+              <w:t xml:space="preserve">Given the full run-through, then it opens with a warm personal greeting, each step is framed as a benefit with a brief encouragement after it, and the close is warm — signed off by product on a read-through, and at least four of five test guards describing it as welcoming rather than test-like. If fewer do, the copy is revised and re-run.</w:t>
             </w:r>
           </w:p>
         </w:tc>
@@ -9954,7 +9954,7 @@
                 <w:sz w:val="18"/>
                 <w:szCs w:val="18"/>
               </w:rPr>
-              <w:t xml:space="preserve">AC-16</w:t>
+              <w:t xml:space="preserve">AC-17</w:t>
             </w:r>
           </w:p>
         </w:tc>
@@ -9990,7 +9990,7 @@
                 <w:sz w:val="18"/>
                 <w:szCs w:val="18"/>
               </w:rPr>
-              <w:t xml:space="preserve">FR-21</w:t>
+              <w:t xml:space="preserve">FR-22</w:t>
             </w:r>
           </w:p>
         </w:tc>
@@ -10026,7 +10026,7 @@
                 <w:sz w:val="18"/>
                 <w:szCs w:val="18"/>
               </w:rPr>
-              <w:t xml:space="preserve">Given the full run-through, then it opens with a warm personal greeting, each step is framed as a benefit with a brief encouragement after it, and the close is warm — signed off by product on a read-through, and at least four of five test guards describing it as welcoming rather than test-like. If fewer do, the copy is revised and re-run.</w:t>
+              <w:t xml:space="preserve">Given the NFC step, when the guard enables NFC and says or types “done”, then SAM confirms NFC is on before continuing; if NFC is off, SAM says so and links the guard back rather than advancing.</w:t>
             </w:r>
           </w:p>
         </w:tc>
@@ -10078,7 +10078,7 @@
           <w:sz w:val="19"/>
           <w:szCs w:val="19"/>
         </w:rPr>
-        <w:t xml:space="preserve">Positive and negative tests. Negatives cover skip, mic denial, mic unavailable, transcription failure, voice-correction failure, manual-save failure, isolation failure, concurrency, and network/device resume.</w:t>
+        <w:t xml:space="preserve">Positive and negative tests. Negatives cover skip, a permission left off, a permission that cannot be granted, NFC off, transcription failure, voice-correction failure, manual-save failure, isolation failure, concurrency, and network/device resume.</w:t>
       </w:r>
     </w:p>
     <w:tbl>
@@ -13410,7 +13410,7 @@
                 <w:sz w:val="18"/>
                 <w:szCs w:val="18"/>
               </w:rPr>
-              <w:t xml:space="preserve">UAT-23</w:t>
+              <w:t xml:space="preserve">UAT-22</w:t>
             </w:r>
           </w:p>
         </w:tc>
@@ -13446,7 +13446,7 @@
                 <w:sz w:val="18"/>
                 <w:szCs w:val="18"/>
               </w:rPr>
-              <w:t xml:space="preserve">AC-04</w:t>
+              <w:t xml:space="preserve">AC-16</w:t>
             </w:r>
           </w:p>
         </w:tc>
@@ -13482,7 +13482,7 @@
                 <w:sz w:val="18"/>
                 <w:szCs w:val="18"/>
               </w:rPr>
-              <w:t xml:space="preserve">Confirm the permissions step by typing or tapping, before microphone permission is granted.</w:t>
+              <w:t xml:space="preserve">Full run-through with at least five test guards, reviewing tone.</w:t>
             </w:r>
           </w:p>
         </w:tc>
@@ -13518,7 +13518,7 @@
                 <w:sz w:val="18"/>
                 <w:szCs w:val="18"/>
               </w:rPr>
-              <w:t xml:space="preserve">Typed/tapped “done” is accepted; no voice needed at this point.</w:t>
+              <w:t xml:space="preserve">Warm personal opening; each step framed as a benefit with brief encouragement; warm close. At least four of five describe it as welcoming, not a test; product signs off the copy.</w:t>
             </w:r>
           </w:p>
         </w:tc>
@@ -13559,7 +13559,7 @@
                 <w:sz w:val="18"/>
                 <w:szCs w:val="18"/>
               </w:rPr>
-              <w:t xml:space="preserve">UAT-24</w:t>
+              <w:t xml:space="preserve">UAT-23</w:t>
             </w:r>
           </w:p>
         </w:tc>
@@ -13595,7 +13595,7 @@
                 <w:sz w:val="18"/>
                 <w:szCs w:val="18"/>
               </w:rPr>
-              <w:t xml:space="preserve">AC-17</w:t>
+              <w:t xml:space="preserve">AC-04</w:t>
             </w:r>
           </w:p>
         </w:tc>
@@ -13631,7 +13631,7 @@
                 <w:sz w:val="18"/>
                 <w:szCs w:val="18"/>
               </w:rPr>
-              <w:t xml:space="preserve">NFC step with NFC on, then repeated with NFC off. (negative)</w:t>
+              <w:t xml:space="preserve">Confirm the permissions step by typing or tapping, before microphone permission is granted.</w:t>
             </w:r>
           </w:p>
         </w:tc>
@@ -13667,7 +13667,7 @@
                 <w:sz w:val="18"/>
                 <w:szCs w:val="18"/>
               </w:rPr>
-              <w:t xml:space="preserve">Advances only when NFC is on; when off SAM names it and links back.</w:t>
+              <w:t xml:space="preserve">Typed/tapped “done” is accepted; no voice needed at this point.</w:t>
             </w:r>
           </w:p>
         </w:tc>
@@ -13708,7 +13708,7 @@
                 <w:sz w:val="18"/>
                 <w:szCs w:val="18"/>
               </w:rPr>
-              <w:t xml:space="preserve">UAT-22</w:t>
+              <w:t xml:space="preserve">UAT-24</w:t>
             </w:r>
           </w:p>
         </w:tc>
@@ -13744,7 +13744,7 @@
                 <w:sz w:val="18"/>
                 <w:szCs w:val="18"/>
               </w:rPr>
-              <w:t xml:space="preserve">AC-16</w:t>
+              <w:t xml:space="preserve">AC-17</w:t>
             </w:r>
           </w:p>
         </w:tc>
@@ -13780,7 +13780,7 @@
                 <w:sz w:val="18"/>
                 <w:szCs w:val="18"/>
               </w:rPr>
-              <w:t xml:space="preserve">Full run-through with at least five test guards, reviewing tone.</w:t>
+              <w:t xml:space="preserve">NFC step with NFC on, then repeated with NFC off. (negative)</w:t>
             </w:r>
           </w:p>
         </w:tc>
@@ -13816,7 +13816,7 @@
                 <w:sz w:val="18"/>
                 <w:szCs w:val="18"/>
               </w:rPr>
-              <w:t xml:space="preserve">Warm personal opening; each step framed as a benefit with brief encouragement; warm close. At least four of five describe it as welcoming, not a test; product signs off the copy.</w:t>
+              <w:t xml:space="preserve">Advances only when NFC is on; when off SAM names it and links back.</w:t>
             </w:r>
           </w:p>
         </w:tc>

--- a/deliverables/US1117/SAM_OnSite_Guard_Onboarding_Detailed_Spec.docx
+++ b/deliverables/US1117/SAM_OnSite_Guard_Onboarding_Detailed_Spec.docx
@@ -1823,7 +1823,7 @@
           <w:sz w:val="19"/>
           <w:szCs w:val="19"/>
         </w:rPr>
-        <w:t xml:space="preserve">SAM introduces itself with a warm greeting and says plainly what it does for the guard; the screen also makes clear this is short, uses made-up information, and saves progress.</w:t>
+        <w:t xml:space="preserve">SAM greets the guard and introduces itself; the screen also makes clear this is required, everything in it is pretend, it is short, and progress is saved — leaving and returning resumes at the same step. A step counter shows how far along they are.</w:t>
       </w:r>
     </w:p>
     <w:p>
@@ -1846,7 +1846,7 @@
           <w:sz w:val="19"/>
           <w:szCs w:val="19"/>
         </w:rPr>
-        <w:t xml:space="preserve">SAM links the guard to SAM OnSite’s permissions in the phone’s settings; they enable all of them, return, and say or type “done”. SAM verifies each permission itself and names anything still off rather than taking the confirmation on trust.</w:t>
+        <w:t xml:space="preserve">SAM links the guard to SAM OnSite’s page in the phone’s settings, where they open Permissions and enable everything at the level the app asks for; back in SAM they type “done”. SAM verifies each permission itself — level included — and names anything wrong rather than taking the confirmation on trust. Setup also switches off the phone’s automatic permission removal for unused apps, so access is not silently lost after a quiet month.</w:t>
       </w:r>
     </w:p>
     <w:p>
@@ -1892,7 +1892,7 @@
           <w:sz w:val="19"/>
           <w:szCs w:val="19"/>
         </w:rPr>
-        <w:t xml:space="preserve">The guard asks SAM a practice question and SAM answers, then reassures them they can ask anything — no report is created.</w:t>
+        <w:t xml:space="preserve">The guard presses Talk and asks SAM a practice question; the first successful transcription doubles as the microphone check. SAM answers, then reassures them they can ask anything — no report is created.</w:t>
       </w:r>
     </w:p>
     <w:p>
@@ -1915,7 +1915,7 @@
           <w:sz w:val="19"/>
           <w:szCs w:val="19"/>
         </w:rPr>
-        <w:t xml:space="preserve">The guard reports “A Dell laptop was stolen.” SAM asks for anything missing and creates one practice report.</w:t>
+        <w:t xml:space="preserve">The guard reports “A Dell laptop was stolen.” SAM asks for anything missing, creates one practice report, and shows it on screen as a card visibly labelled “Training” — seeing the finished report is what makes the two correction steps meaningful.</w:t>
       </w:r>
     </w:p>
     <w:p>
@@ -1984,7 +1984,7 @@
           <w:sz w:val="19"/>
           <w:szCs w:val="19"/>
         </w:rPr>
-        <w:t xml:space="preserve">SAM closes on a high note and makes itself available. Completion is marked only after each step is observed for real; the guard reaches the normal home screen. A completed guard may reopen the training later without losing completion.</w:t>
+        <w:t xml:space="preserve">SAM closes on a high note — “You’re ready” — and a Go-to-home button lands the guard on the normal home screen (Talk / Capture / Type). Completion is marked only after each step is observed for real. A completed guard may reopen the training later without losing completion.</w:t>
       </w:r>
     </w:p>
     <w:p>
@@ -2166,7 +2166,7 @@
           <w:sz w:val="19"/>
           <w:szCs w:val="19"/>
         </w:rPr>
-        <w:t xml:space="preserve">Close on a high note and make SAM available: “That’s the lot — you know everything you need. I’ll be here whenever you want me, just talk.”</w:t>
+        <w:t xml:space="preserve">Close on a high note and make SAM available: “You’re ready — you can ask, report, and fix reports whenever you need me.”</w:t>
       </w:r>
     </w:p>
     <w:p>
@@ -2399,7 +2399,7 @@
                 <w:sz w:val="18"/>
                 <w:szCs w:val="18"/>
               </w:rPr>
-              <w:t xml:space="preserve">“Hello — I’m SAM, your new assistant. From today I do your paperwork, so you can keep your eyes on the site. A few minutes and you’ll know everything you need.”</w:t>
+              <w:t xml:space="preserve">“Hello, I’m SAM. From today I do the paperwork with you — a few minutes and you’ll know the essentials.”</w:t>
             </w:r>
           </w:p>
         </w:tc>
@@ -2851,7 +2851,7 @@
                 <w:sz w:val="18"/>
                 <w:szCs w:val="18"/>
               </w:rPr>
-              <w:t xml:space="preserve">“Ask me anything you’d ask a colleague. Try — how do I report an incident?” … “Any time you’re unsure, just ask.”</w:t>
+              <w:t xml:space="preserve">“Ask me anything you’d ask a colleague — press Talk and try: how do I report an incident?” … “Any time you’re unsure, just ask.”</w:t>
             </w:r>
           </w:p>
         </w:tc>
@@ -2887,7 +2887,7 @@
                 <w:sz w:val="18"/>
                 <w:szCs w:val="18"/>
               </w:rPr>
-              <w:t xml:space="preserve">Asks; SAM answers. No report created.</w:t>
+              <w:t xml:space="preserve">Presses Talk and asks — the first transcription doubles as the mic check. SAM answers; nothing live results.</w:t>
             </w:r>
           </w:p>
         </w:tc>
@@ -2964,7 +2964,7 @@
                 <w:sz w:val="18"/>
                 <w:szCs w:val="18"/>
               </w:rPr>
-              <w:t xml:space="preserve">“Now tell me about an incident the way you’d tell a colleague. Let’s pretend — a Dell laptop was stolen.” … “Done. I wrote that up while you talked.”</w:t>
+              <w:t xml:space="preserve">“Now tell me about an incident the way you’d tell a colleague. Let’s pretend — a Dell laptop was stolen.” … “Done. I wrote that up while you talked — have a look.”</w:t>
             </w:r>
           </w:p>
         </w:tc>
@@ -3000,7 +3000,7 @@
                 <w:sz w:val="18"/>
                 <w:szCs w:val="18"/>
               </w:rPr>
-              <w:t xml:space="preserve">Reports; one practice report is created.</w:t>
+              <w:t xml:space="preserve">Reports; one practice report is created and shown on screen.</w:t>
             </w:r>
           </w:p>
         </w:tc>
@@ -3303,7 +3303,7 @@
                 <w:sz w:val="18"/>
                 <w:szCs w:val="18"/>
               </w:rPr>
-              <w:t xml:space="preserve">“That’s the lot — you know everything you need. I’ll be here whenever you want me, just talk.”</w:t>
+              <w:t xml:space="preserve">“You’re ready — you can ask, report, and fix reports whenever you need me.”</w:t>
             </w:r>
           </w:p>
         </w:tc>
@@ -3339,7 +3339,7 @@
                 <w:sz w:val="18"/>
                 <w:szCs w:val="18"/>
               </w:rPr>
-              <w:t xml:space="preserve">Continues to home once completion is confirmed.</w:t>
+              <w:t xml:space="preserve">Taps Go to home once completion is confirmed.</w:t>
             </w:r>
           </w:p>
         </w:tc>
@@ -4293,7 +4293,7 @@
                 <w:sz w:val="18"/>
                 <w:szCs w:val="18"/>
               </w:rPr>
-              <w:t xml:space="preserve">  SAM links the guard directly to SAM OnSite’s permissions in the phone’s settings. The guard enables all of them, returns, and confirms by saying or typing “done”. SAM does not take that on trust: it checks each permission itself, and if any is still off it names which one and links the guard back. Until microphone permission is granted the guard cannot speak to SAM, so the typed or tapped confirmation must work at this point. If a permission genuinely cannot be granted (device policy or hardware), the guard reaches a support screen and is never left trapped.</w:t>
+              <w:t xml:space="preserve">  SAM links the guard to SAM OnSite’s page in the phone’s settings, where they open Permissions and enable everything; back in SAM they type “done”. SAM does not take that on trust: it checks each permission itself — level included, since grants can be “only while using the app”, “ask every time”, or for location “all the time” — and names anything wrong, linking the guard back. On the current interface the set is camera, location, microphone, notifications, and physical activity, all starting “not allowed” on a fresh install. Setup also switches off the phone’s automatic permission removal for unused apps (“Manage app if unused”), which would otherwise silently strip camera, location, and microphone after months of disuse. Until microphone permission is granted the guard cannot speak to SAM, so the typed confirmation must work at this point. If a permission genuinely cannot be granted (device policy or hardware), the guard reaches a support screen and is never left trapped.</w:t>
             </w:r>
           </w:p>
         </w:tc>
@@ -4418,7 +4418,7 @@
                 <w:sz w:val="18"/>
                 <w:szCs w:val="18"/>
               </w:rPr>
-              <w:t xml:space="preserve">  A speaking step is credited only after at least one successful voice transcription; an empty or failed transcription does not advance the step. Steps are judged on the guard demonstrating the intended action and on the resulting report state — semantically-equivalent English is accepted, never an exact phrase.</w:t>
+              <w:t xml:space="preserve">  A speaking step is credited only after at least one successful voice transcription; an empty or failed transcription does not advance the step. The guard’s first Talk press — the ask-a-question step — doubles as the microphone check: SAM confirms what it heard before crediting it. Steps are judged on the guard demonstrating the intended action and on the resulting report state — semantically-equivalent English is accepted, never an exact phrase.</w:t>
             </w:r>
           </w:p>
         </w:tc>
@@ -4543,7 +4543,7 @@
                 <w:sz w:val="18"/>
                 <w:szCs w:val="18"/>
               </w:rPr>
-              <w:t xml:space="preserve">  The guard asks SAM a spoken question and SAM answers. This step runs in a practice context and creates no report.</w:t>
+              <w:t xml:space="preserve">  The guard asks SAM a spoken question and SAM answers. Nothing live may result from this step. Note the current app records even procedure questions as activities (e.g. “How do I hand out a key?” became a Procedure activity), so either the practice context suppresses that record or any record it creates carries the training flag from creation, like the practice report.</w:t>
             </w:r>
           </w:p>
         </w:tc>
@@ -5043,7 +5043,7 @@
                 <w:sz w:val="18"/>
                 <w:szCs w:val="18"/>
               </w:rPr>
-              <w:t xml:space="preserve">  The training / archive flag is set atomically when the report is created — so a report never exists un-marked. If it cannot be created already marked, it is not created at all.</w:t>
+              <w:t xml:space="preserve">  The training / archive flag is set atomically when the report is created — so a report never exists un-marked. If it cannot be created already marked, it is not created at all. The report card the guard sees carries a visible “Training” label, so it is obviously practice.</w:t>
             </w:r>
           </w:p>
         </w:tc>
@@ -7323,7 +7323,7 @@
                 <w:sz w:val="19"/>
                 <w:szCs w:val="19"/>
               </w:rPr>
-              <w:t xml:space="preserve">Reports and event pages · dashboards and KPIs · analytics and metrics · exports and scheduled reports · alerts and notifications · webhooks and integrations · the event outbox and any queue feeding the above · read replicas, caches, and search indexes · the SAM conversation / transcript store · the guard’s own activity list and search. A dispatched alert or webhook cannot be recalled, so nothing may be emitted before the training flag is in place.</w:t>
+              <w:t xml:space="preserve">Reports and event pages · dashboards and KPIs · analytics and metrics · exports and scheduled reports · alerts and notifications (including supervisor alerts) · webhooks and integrations · the Pronect Action Tracker · the event outbox and any queue feeding the above · read replicas, caches, and search indexes · the SAM conversation / transcript store · the guard’s own activity list and search. Real transcripts show activities send supervisor alerts, move KPIs, and create Action Tracker items today — and a dispatched alert cannot be recalled, so nothing may be emitted before the training flag is in place.</w:t>
             </w:r>
           </w:p>
         </w:tc>
@@ -8557,7 +8557,7 @@
                 <w:sz w:val="18"/>
                 <w:szCs w:val="18"/>
               </w:rPr>
-              <w:t xml:space="preserve">Given the permissions step, when the guard follows the link, enables the permissions, returns and says or types “done”, then SAM verifies each permission and continues only if all are on; if any is off it names that one and links the guard back. The typed or tapped confirmation works before microphone permission is granted. If a permission cannot be granted at all, the guard reaches a support screen and is not trapped.</w:t>
+              <w:t xml:space="preserve">Given the permissions step, when the guard follows the link, enables the permissions, returns and types “done”, then SAM verifies each permission — level included — and continues only if all are as the app needs; if any is wrong it names that one and links the guard back. The typed confirmation works before microphone permission is granted. If a permission cannot be granted at all, the guard reaches a support screen and is not trapped.</w:t>
             </w:r>
           </w:p>
         </w:tc>
@@ -8783,7 +8783,7 @@
                 <w:sz w:val="18"/>
                 <w:szCs w:val="18"/>
               </w:rPr>
-              <w:t xml:space="preserve">Given the guard asks a question, then SAM answers and no report is created; given the guard then reports the incident, then exactly one practice report exists (retries add none).</w:t>
+              <w:t xml:space="preserve">Given the guard asks a question, then SAM answers and nothing live results — any record the platform logs carries the training flag; given the guard then reports the incident, then exactly one practice report exists (retries add none).</w:t>
             </w:r>
           </w:p>
         </w:tc>
@@ -10800,7 +10800,7 @@
                 <w:sz w:val="18"/>
                 <w:szCs w:val="18"/>
               </w:rPr>
-              <w:t xml:space="preserve">Complete the permissions step, then repeat with one permission left off. (negative)</w:t>
+              <w:t xml:space="preserve">Complete the permissions step, then repeat with one permission left off or set to “Ask every time”. (negative)</w:t>
             </w:r>
           </w:p>
         </w:tc>
@@ -10836,7 +10836,7 @@
                 <w:sz w:val="18"/>
                 <w:szCs w:val="18"/>
               </w:rPr>
-              <w:t xml:space="preserve">All on: SAM verifies and advances. One off: SAM names that permission and links back, and does not advance.</w:t>
+              <w:t xml:space="preserve">All at the needed level: SAM verifies and advances. Otherwise: SAM names the permission, links back, and does not advance.</w:t>
             </w:r>
           </w:p>
         </w:tc>
@@ -11098,7 +11098,7 @@
                 <w:sz w:val="18"/>
                 <w:szCs w:val="18"/>
               </w:rPr>
-              <w:t xml:space="preserve">Force a failed / empty transcription. (negative)</w:t>
+              <w:t xml:space="preserve">Force a failed / empty transcription at the first speaking step. (negative)</w:t>
             </w:r>
           </w:p>
         </w:tc>
@@ -11283,7 +11283,7 @@
                 <w:sz w:val="18"/>
                 <w:szCs w:val="18"/>
               </w:rPr>
-              <w:t xml:space="preserve">SAM answers; no report created.</w:t>
+              <w:t xml:space="preserve">SAM answers; nothing live — any logged record carries the training flag.</w:t>
             </w:r>
           </w:p>
         </w:tc>
@@ -18633,7 +18633,30 @@
           <w:sz w:val="19"/>
           <w:szCs w:val="19"/>
         </w:rPr>
-        <w:t xml:space="preserve">Which live consumers must the new exclusion filter cover, and where are reports created so the training flag is set at creation? (The flag exists; the filter does not yet.)</w:t>
+        <w:t xml:space="preserve">Which live consumers must the new exclusion filter cover — at minimum supervisor alerts, KPIs, and the Pronect Action Tracker, all confirmed live today — and where are reports created so the training flag is set at creation? (The flag exists; the filter does not yet.)</w:t>
+      </w:r>
+    </w:p>
+    <w:p>
+      <w:pPr>
+        <w:pStyle w:val="ListParagraph"/>
+        <w:numPr>
+          <w:ilvl w:val="0"/>
+          <w:numId w:val="9"/>
+        </w:numPr>
+        <w:spacing w:after="48" w:line="250" w:lineRule="auto"/>
+      </w:pPr>
+      <w:r>
+        <w:rPr>
+          <w:rFonts w:ascii="Calibri" w:cs="Calibri" w:eastAsia="Calibri" w:hAnsi="Calibri"/>
+          <w:b w:val="false"/>
+          <w:bCs w:val="false"/>
+          <w:i w:val="false"/>
+          <w:iCs w:val="false"/>
+          <w:color w:val="3A3A38"/>
+          <w:sz w:val="19"/>
+          <w:szCs w:val="19"/>
+        </w:rPr>
+        <w:t xml:space="preserve">Which permissions and grant levels does the app need (e.g. location “all the time” vs “while using”), can it read each one’s current level to verify it, and can it switch off the phone’s automatic permission removal for unused apps? The app’s Location screen already shows a “Permissions needed” status and an “Open system settings” link, so state-reading and the settings link exist at least for location.</w:t>
       </w:r>
     </w:p>
     <w:p>
@@ -18727,7 +18750,7 @@
                 <w:sz w:val="19"/>
                 <w:szCs w:val="19"/>
               </w:rPr>
-              <w:t xml:space="preserve">What is proven today: the reporting console exposes edit and soft-delete/archive on SAM OnSite activities, and SAM can write structured-essential corrections through conversation context. The archive flag exists and can be used now. What is not yet built: the filtering that actually excludes archived/training data from live surfaces — it is currently still visible in production and is a later-stage enhancement. No production change has been made.</w:t>
+              <w:t xml:space="preserve">What is proven today: the reporting console exposes edit and soft-delete/archive on SAM OnSite activities, and SAM can write structured-essential corrections through conversation context. The archive flag exists and can be used now. Real app screens add more: activities have live consequences (supervisor alerts, KPI impact, items in the Pronect Action Tracker — exactly the surfaces the filter must cover); an activity is a report card plus transcript, matching the message-is-the-report model; permission state is readable and a settings link exists at least on the Location screen (“Permissions needed” / “Open system settings”); and a spoken question was recorded as a Procedure activity, so even the ask step may create a record today. What is not yet built: the filtering that actually excludes archived/training data from live surfaces — it is currently still visible in production and is a later-stage enhancement. No production change has been made.</w:t>
             </w:r>
           </w:p>
         </w:tc>

--- a/deliverables/US1117/SAM_OnSite_Guard_Onboarding_Detailed_Spec.docx
+++ b/deliverables/US1117/SAM_OnSite_Guard_Onboarding_Detailed_Spec.docx
@@ -1892,7 +1892,7 @@
           <w:sz w:val="19"/>
           <w:szCs w:val="19"/>
         </w:rPr>
-        <w:t xml:space="preserve">The guard presses Talk and asks SAM a practice question; the first successful transcription doubles as the microphone check. SAM answers, then reassures them they can ask anything — no report is created.</w:t>
+        <w:t xml:space="preserve">The guard presses Talk and asks SAM a practice question; the first successful transcription doubles as the microphone check. SAM answers, then reassures them they can ask anything — nothing live results; any record the platform logs carries the training flag.</w:t>
       </w:r>
     </w:p>
     <w:p>
@@ -15587,7 +15587,7 @@
                 <w:sz w:val="18"/>
                 <w:szCs w:val="18"/>
               </w:rPr>
-              <w:t xml:space="preserve">Ask a question (SAM answers, no report)</w:t>
+              <w:t xml:space="preserve">Ask a question (nothing live)</w:t>
             </w:r>
           </w:p>
         </w:tc>
@@ -15731,7 +15731,7 @@
                 <w:sz w:val="18"/>
                 <w:szCs w:val="18"/>
               </w:rPr>
-              <w:t xml:space="preserve">Answer given; no report</w:t>
+              <w:t xml:space="preserve">Answer given; nothing live — any record training-flagged</w:t>
             </w:r>
           </w:p>
         </w:tc>

--- a/deliverables/US1117/SAM_OnSite_Guard_Onboarding_Detailed_Spec.docx
+++ b/deliverables/US1117/SAM_OnSite_Guard_Onboarding_Detailed_Spec.docx
@@ -691,7 +691,30 @@
           <w:sz w:val="19"/>
           <w:szCs w:val="19"/>
         </w:rPr>
-        <w:t xml:space="preserve">A universal, application-level onboarding that launches at first sign-in and is reopenable as a refresher.</w:t>
+        <w:t xml:space="preserve">A universal, application-level onboarding that launches at first sign-in and is reopenable as a refresher, replacing the app-onboarding steps currently covered in the onboarding presentation.</w:t>
+      </w:r>
+    </w:p>
+    <w:p>
+      <w:pPr>
+        <w:pStyle w:val="ListParagraph"/>
+        <w:numPr>
+          <w:ilvl w:val="0"/>
+          <w:numId w:val="3"/>
+        </w:numPr>
+        <w:spacing w:after="48" w:line="250" w:lineRule="auto"/>
+      </w:pPr>
+      <w:r>
+        <w:rPr>
+          <w:rFonts w:ascii="Calibri" w:cs="Calibri" w:eastAsia="Calibri" w:hAnsi="Calibri"/>
+          <w:b w:val="false"/>
+          <w:bCs w:val="false"/>
+          <w:i w:val="false"/>
+          <w:iCs w:val="false"/>
+          <w:color w:val="3A3A38"/>
+          <w:sz w:val="19"/>
+          <w:szCs w:val="19"/>
+        </w:rPr>
+        <w:t xml:space="preserve">Device setup inside the flow: permissions, NFC and background tracking, each reached by a link duplicated into onboarding so the guard is never handed a route out.</w:t>
       </w:r>
     </w:p>
     <w:p>
@@ -1846,7 +1869,7 @@
           <w:sz w:val="19"/>
           <w:szCs w:val="19"/>
         </w:rPr>
-        <w:t xml:space="preserve">SAM links the guard to SAM OnSite’s page in the phone’s settings, where they open Permissions and enable everything at the level the app asks for; back in SAM they type “done”. SAM verifies each permission itself — level included — and names anything wrong rather than taking the confirmation on trust. Setup also switches off the phone’s automatic permission removal for unused apps, so access is not silently lost after a quiet month.</w:t>
+        <w:t xml:space="preserve">First setup gate — permissions. SAM explains the app cannot work without them, then links to SAM OnSite’s settings page, where the guard taps Permissions and enables everything at the level asked for; back in onboarding they type “done”. The link is duplicated into the flow, not a jump to the app’s settings screen, so it offers no way out of a required exercise. Setup also switches off the phone’s automatic permission removal for unused apps, so access is not silently lost after a quiet month.</w:t>
       </w:r>
     </w:p>
     <w:p>
@@ -1869,7 +1892,30 @@
           <w:sz w:val="19"/>
           <w:szCs w:val="19"/>
         </w:rPr>
-        <w:t xml:space="preserve">SAM repeats the pattern for NFC (which reads the checkpoint tags): a link to the setting, the guard switches it on and returns, says or types “done”, and SAM confirms NFC is actually on before continuing.</w:t>
+        <w:t xml:space="preserve">Second gate — NFC, which reads the checkpoint tags: a link to the setting, the guard switches it on, returns and confirms. Not every site uses NFC, but turning it on costs nothing and prevents a failure later.</w:t>
+      </w:r>
+    </w:p>
+    <w:p>
+      <w:pPr>
+        <w:pStyle w:val="ListParagraph"/>
+        <w:numPr>
+          <w:ilvl w:val="0"/>
+          <w:numId w:val="5"/>
+        </w:numPr>
+        <w:spacing w:after="42" w:line="248" w:lineRule="auto"/>
+      </w:pPr>
+      <w:r>
+        <w:rPr>
+          <w:rFonts w:ascii="Calibri" w:cs="Calibri" w:eastAsia="Calibri" w:hAnsi="Calibri"/>
+          <w:b w:val="false"/>
+          <w:bCs w:val="false"/>
+          <w:i w:val="false"/>
+          <w:iCs w:val="false"/>
+          <w:color w:val="3A3A38"/>
+          <w:sz w:val="19"/>
+          <w:szCs w:val="19"/>
+        </w:rPr>
+        <w:t xml:space="preserve">Third gate — background tracking, in SAM OnSite’s own settings screen: same shape again, link, switch on, return and confirm. With that, every setting the app needs is active and the practice steps can begin.</w:t>
       </w:r>
     </w:p>
     <w:p>
@@ -2625,7 +2671,7 @@
                 <w:sz w:val="18"/>
                 <w:szCs w:val="18"/>
               </w:rPr>
-              <w:t xml:space="preserve">“First, let’s set me up. Tap here, turn on all the permissions for SAM OnSite, then come back and tell me you’re done.” … if one is missing: “Almost — the microphone is still off. Tap here and I’ll wait.”</w:t>
+              <w:t xml:space="preserve">“First, let’s switch me on properly — I can’t do much without a few permissions. Tap here, turn them all on, then come back and type done.”</w:t>
             </w:r>
           </w:p>
         </w:tc>
@@ -2661,7 +2707,7 @@
                 <w:sz w:val="18"/>
                 <w:szCs w:val="18"/>
               </w:rPr>
-              <w:t xml:space="preserve">Follows the link, enables all, returns, says or types “done”. SAM verifies.</w:t>
+              <w:t xml:space="preserve">Follows the link, enables all, returns, types “done”.</w:t>
             </w:r>
           </w:p>
         </w:tc>
@@ -2738,7 +2784,7 @@
                 <w:sz w:val="18"/>
                 <w:szCs w:val="18"/>
               </w:rPr>
-              <w:t xml:space="preserve">“One more — tap here to switch on NFC. That’s what reads the checkpoint tags. Tell me when it’s done.”</w:t>
+              <w:t xml:space="preserve">“Next, NFC — that’s what reads the checkpoint tags. Tap here, switch it on, and tell me when it’s done.”</w:t>
             </w:r>
           </w:p>
         </w:tc>
@@ -2774,7 +2820,120 @@
                 <w:sz w:val="18"/>
                 <w:szCs w:val="18"/>
               </w:rPr>
-              <w:t xml:space="preserve">Enables NFC, returns, says or types “done”. SAM confirms it is on.</w:t>
+              <w:t xml:space="preserve">Enables NFC, returns, says or types “done”.</w:t>
+            </w:r>
+          </w:p>
+        </w:tc>
+      </w:tr>
+      <w:tr>
+        <w:trPr>
+          <w:cantSplit/>
+        </w:trPr>
+        <w:tc>
+          <w:tcPr>
+            <w:tcW w:type="dxa" w:w="1500"/>
+            <w:tcBorders>
+              <w:top w:val="none"/>
+              <w:left w:val="none"/>
+              <w:bottom w:val="none"/>
+              <w:right w:val="none"/>
+            </w:tcBorders>
+            <w:tcMar>
+              <w:top w:type="dxa" w:w="56"/>
+              <w:left w:type="dxa" w:w="40"/>
+              <w:bottom w:type="dxa" w:w="56"/>
+              <w:right w:type="dxa" w:w="150"/>
+            </w:tcMar>
+            <w:vAlign w:val="top"/>
+          </w:tcPr>
+          <w:p>
+            <w:pPr>
+              <w:spacing w:after="0" w:line="248" w:lineRule="auto"/>
+            </w:pPr>
+            <w:r>
+              <w:rPr>
+                <w:rFonts w:ascii="Calibri" w:cs="Calibri" w:eastAsia="Calibri" w:hAnsi="Calibri"/>
+                <w:b w:val="false"/>
+                <w:bCs w:val="false"/>
+                <w:i w:val="false"/>
+                <w:iCs w:val="false"/>
+                <w:color w:val="3A3A38"/>
+                <w:sz w:val="18"/>
+                <w:szCs w:val="18"/>
+              </w:rPr>
+              <w:t xml:space="preserve">Background tracking</w:t>
+            </w:r>
+          </w:p>
+        </w:tc>
+        <w:tc>
+          <w:tcPr>
+            <w:tcW w:type="dxa" w:w="4074"/>
+            <w:tcBorders>
+              <w:top w:val="none"/>
+              <w:left w:val="none"/>
+              <w:bottom w:val="none"/>
+              <w:right w:val="none"/>
+            </w:tcBorders>
+            <w:tcMar>
+              <w:top w:type="dxa" w:w="56"/>
+              <w:left w:type="dxa" w:w="40"/>
+              <w:bottom w:type="dxa" w:w="56"/>
+              <w:right w:type="dxa" w:w="150"/>
+            </w:tcMar>
+            <w:vAlign w:val="top"/>
+          </w:tcPr>
+          <w:p>
+            <w:pPr>
+              <w:spacing w:after="0" w:line="248" w:lineRule="auto"/>
+            </w:pPr>
+            <w:r>
+              <w:rPr>
+                <w:rFonts w:ascii="Calibri" w:cs="Calibri" w:eastAsia="Calibri" w:hAnsi="Calibri"/>
+                <w:b w:val="false"/>
+                <w:bCs w:val="false"/>
+                <w:i w:val="false"/>
+                <w:iCs w:val="false"/>
+                <w:color w:val="3A3A38"/>
+                <w:sz w:val="18"/>
+                <w:szCs w:val="18"/>
+              </w:rPr>
+              <w:t xml:space="preserve">“Last one — background tracking, so I keep working when your screen is off. Tap here, switch it on, then come back. That’s everything set up.”</w:t>
+            </w:r>
+          </w:p>
+        </w:tc>
+        <w:tc>
+          <w:tcPr>
+            <w:tcW w:type="dxa" w:w="4074"/>
+            <w:tcBorders>
+              <w:top w:val="none"/>
+              <w:left w:val="none"/>
+              <w:bottom w:val="none"/>
+              <w:right w:val="none"/>
+            </w:tcBorders>
+            <w:tcMar>
+              <w:top w:type="dxa" w:w="56"/>
+              <w:left w:type="dxa" w:w="40"/>
+              <w:bottom w:type="dxa" w:w="56"/>
+              <w:right w:type="dxa" w:w="150"/>
+            </w:tcMar>
+            <w:vAlign w:val="top"/>
+          </w:tcPr>
+          <w:p>
+            <w:pPr>
+              <w:spacing w:after="0" w:line="248" w:lineRule="auto"/>
+            </w:pPr>
+            <w:r>
+              <w:rPr>
+                <w:rFonts w:ascii="Calibri" w:cs="Calibri" w:eastAsia="Calibri" w:hAnsi="Calibri"/>
+                <w:b w:val="false"/>
+                <w:bCs w:val="false"/>
+                <w:i w:val="false"/>
+                <w:iCs w:val="false"/>
+                <w:color w:val="3A3A38"/>
+                <w:sz w:val="18"/>
+                <w:szCs w:val="18"/>
+              </w:rPr>
+              <w:t xml:space="preserve">Enables background tracking, returns, confirms.</w:t>
             </w:r>
           </w:p>
         </w:tc>
@@ -4293,7 +4452,7 @@
                 <w:sz w:val="18"/>
                 <w:szCs w:val="18"/>
               </w:rPr>
-              <w:t xml:space="preserve">  SAM links the guard to SAM OnSite’s page in the phone’s settings, where they open Permissions and enable everything; back in SAM they type “done”. SAM does not take that on trust: it checks each permission itself — level included, since grants can be “only while using the app”, “ask every time”, or for location “all the time” — and names anything wrong, linking the guard back. On the current interface the set is camera, location, microphone, notifications, and physical activity, all starting “not allowed” on a fresh install. Setup also switches off the phone’s automatic permission removal for unused apps (“Manage app if unused”), which would otherwise silently strip camera, location, and microphone after months of disuse. Until microphone permission is granted the guard cannot speak to SAM, so the typed confirmation must work at this point. If a permission genuinely cannot be granted (device policy or hardware), the guard reaches a support screen and is never left trapped.</w:t>
+              <w:t xml:space="preserve">  SAM explains that the app needs permissions to work at all, then offers a link that opens SAM OnSite’s settings page, where the guard taps Permissions and enables everything; back in onboarding they confirm. The link is duplicated into the onboarding flow rather than sending the guard to the app’s own settings screen — that would hand them a route out of a required exercise. Guidance must name the level needed, since grants can be “only while using the app”, “ask every time”, or for location “all the time”. On the current interface the set is camera, location, microphone, notifications and physical activity, all starting “not allowed” on a fresh install. Setup should also switch off the phone’s automatic permission removal for unused apps (“Manage app if unused”), which would otherwise silently strip camera, location and microphone after months of disuse. Until microphone permission is granted the guard cannot speak, so the typed confirmation must work here. If a permission genuinely cannot be granted (device policy or hardware), the guard reaches a support screen and is never left trapped.</w:t>
             </w:r>
           </w:p>
         </w:tc>
@@ -6084,6 +6243,131 @@
                 <w:sz w:val="18"/>
                 <w:szCs w:val="18"/>
               </w:rPr>
+              <w:t xml:space="preserve">FR-25</w:t>
+            </w:r>
+          </w:p>
+        </w:tc>
+        <w:tc>
+          <w:tcPr>
+            <w:tcW w:type="dxa" w:w="2100"/>
+            <w:tcBorders>
+              <w:top w:val="none"/>
+              <w:left w:val="none"/>
+              <w:bottom w:val="none"/>
+              <w:right w:val="none"/>
+            </w:tcBorders>
+            <w:tcMar>
+              <w:top w:type="dxa" w:w="56"/>
+              <w:left w:type="dxa" w:w="40"/>
+              <w:bottom w:type="dxa" w:w="56"/>
+              <w:right w:type="dxa" w:w="150"/>
+            </w:tcMar>
+            <w:vAlign w:val="top"/>
+          </w:tcPr>
+          <w:p>
+            <w:pPr>
+              <w:spacing w:after="0" w:line="248" w:lineRule="auto"/>
+            </w:pPr>
+            <w:r>
+              <w:rPr>
+                <w:rFonts w:ascii="Calibri" w:cs="Calibri" w:eastAsia="Calibri" w:hAnsi="Calibri"/>
+                <w:b/>
+                <w:bCs/>
+                <w:i w:val="false"/>
+                <w:iCs w:val="false"/>
+                <w:color w:val="3A3A38"/>
+                <w:sz w:val="18"/>
+                <w:szCs w:val="18"/>
+              </w:rPr>
+              <w:t xml:space="preserve">Tips woven in, never recited</w:t>
+            </w:r>
+          </w:p>
+        </w:tc>
+        <w:tc>
+          <w:tcPr>
+            <w:tcW w:type="dxa" w:w="6698"/>
+            <w:tcBorders>
+              <w:top w:val="none"/>
+              <w:left w:val="none"/>
+              <w:bottom w:val="none"/>
+              <w:right w:val="none"/>
+            </w:tcBorders>
+            <w:tcMar>
+              <w:top w:type="dxa" w:w="56"/>
+              <w:left w:type="dxa" w:w="40"/>
+              <w:bottom w:type="dxa" w:w="56"/>
+              <w:right w:type="dxa" w:w="150"/>
+            </w:tcMar>
+            <w:vAlign w:val="top"/>
+          </w:tcPr>
+          <w:p>
+            <w:pPr>
+              <w:spacing w:after="0" w:line="248" w:lineRule="auto"/>
+            </w:pPr>
+            <w:r>
+              <w:rPr>
+                <w:rFonts w:ascii="Calibri" w:cs="Calibri" w:eastAsia="Calibri" w:hAnsi="Calibri"/>
+                <w:b/>
+                <w:bCs/>
+                <w:color w:val="8A6A1F"/>
+                <w:spacing w:val="6"/>
+                <w:sz w:val="14"/>
+                <w:szCs w:val="14"/>
+              </w:rPr>
+              <w:t xml:space="preserve">PROPOSED</w:t>
+            </w:r>
+            <w:r>
+              <w:rPr>
+                <w:rFonts w:ascii="Calibri" w:cs="Calibri" w:eastAsia="Calibri" w:hAnsi="Calibri"/>
+                <w:b w:val="false"/>
+                <w:bCs w:val="false"/>
+                <w:i w:val="false"/>
+                <w:iCs w:val="false"/>
+                <w:color w:val="3A3A38"/>
+                <w:sz w:val="18"/>
+                <w:szCs w:val="18"/>
+              </w:rPr>
+              <w:t xml:space="preserve">  The practical tips from the train-the-trainer deck are taught inside the practice steps, at the moment each becomes useful — SAM offering one as a natural aside, or the guard meeting the situation the tip is about — rather than listed on a screen or read out in sequence. A slide of tips read aloud does not meet this requirement. Which tips, and where each best fits, to be agreed with product once the slide is shared.</w:t>
+            </w:r>
+          </w:p>
+        </w:tc>
+      </w:tr>
+      <w:tr>
+        <w:trPr>
+          <w:cantSplit/>
+        </w:trPr>
+        <w:tc>
+          <w:tcPr>
+            <w:tcW w:type="dxa" w:w="850"/>
+            <w:tcBorders>
+              <w:top w:val="none"/>
+              <w:left w:val="none"/>
+              <w:bottom w:val="none"/>
+              <w:right w:val="none"/>
+            </w:tcBorders>
+            <w:tcMar>
+              <w:top w:type="dxa" w:w="56"/>
+              <w:left w:type="dxa" w:w="40"/>
+              <w:bottom w:type="dxa" w:w="56"/>
+              <w:right w:type="dxa" w:w="150"/>
+            </w:tcMar>
+            <w:vAlign w:val="top"/>
+          </w:tcPr>
+          <w:p>
+            <w:pPr>
+              <w:spacing w:after="0" w:line="248" w:lineRule="auto"/>
+            </w:pPr>
+            <w:r>
+              <w:rPr>
+                <w:rFonts w:ascii="Calibri" w:cs="Calibri" w:eastAsia="Calibri" w:hAnsi="Calibri"/>
+                <w:b w:val="false"/>
+                <w:bCs w:val="false"/>
+                <w:i w:val="false"/>
+                <w:iCs w:val="false"/>
+                <w:color w:val="3A3A38"/>
+                <w:sz w:val="18"/>
+                <w:szCs w:val="18"/>
+              </w:rPr>
               <w:t xml:space="preserve">FR-21</w:t>
             </w:r>
           </w:p>
@@ -6293,7 +6577,257 @@
                 <w:sz w:val="18"/>
                 <w:szCs w:val="18"/>
               </w:rPr>
-              <w:t xml:space="preserve">  After permissions, SAM links the guard to the NFC setting — NFC is what reads the checkpoint tags. The guard switches it on, returns, and says or types “done”. SAM confirms NFC is actually on before continuing, and names it if it is not. Same rule as permissions: the guard’s confirmation is a prompt to check, not proof.</w:t>
+              <w:t xml:space="preserve">  After permissions, SAM links the guard to the NFC setting — NFC reads the checkpoint tags. The guard switches it on, returns, and confirms. Not every site uses NFC, but having it on costs nothing and avoids a failure later, so it is part of setup for everyone.</w:t>
+            </w:r>
+          </w:p>
+        </w:tc>
+      </w:tr>
+      <w:tr>
+        <w:trPr>
+          <w:cantSplit/>
+        </w:trPr>
+        <w:tc>
+          <w:tcPr>
+            <w:tcW w:type="dxa" w:w="850"/>
+            <w:tcBorders>
+              <w:top w:val="none"/>
+              <w:left w:val="none"/>
+              <w:bottom w:val="none"/>
+              <w:right w:val="none"/>
+            </w:tcBorders>
+            <w:tcMar>
+              <w:top w:type="dxa" w:w="56"/>
+              <w:left w:type="dxa" w:w="40"/>
+              <w:bottom w:type="dxa" w:w="56"/>
+              <w:right w:type="dxa" w:w="150"/>
+            </w:tcMar>
+            <w:vAlign w:val="top"/>
+          </w:tcPr>
+          <w:p>
+            <w:pPr>
+              <w:spacing w:after="0" w:line="248" w:lineRule="auto"/>
+            </w:pPr>
+            <w:r>
+              <w:rPr>
+                <w:rFonts w:ascii="Calibri" w:cs="Calibri" w:eastAsia="Calibri" w:hAnsi="Calibri"/>
+                <w:b w:val="false"/>
+                <w:bCs w:val="false"/>
+                <w:i w:val="false"/>
+                <w:iCs w:val="false"/>
+                <w:color w:val="3A3A38"/>
+                <w:sz w:val="18"/>
+                <w:szCs w:val="18"/>
+              </w:rPr>
+              <w:t xml:space="preserve">FR-23</w:t>
+            </w:r>
+          </w:p>
+        </w:tc>
+        <w:tc>
+          <w:tcPr>
+            <w:tcW w:type="dxa" w:w="2100"/>
+            <w:tcBorders>
+              <w:top w:val="none"/>
+              <w:left w:val="none"/>
+              <w:bottom w:val="none"/>
+              <w:right w:val="none"/>
+            </w:tcBorders>
+            <w:tcMar>
+              <w:top w:type="dxa" w:w="56"/>
+              <w:left w:type="dxa" w:w="40"/>
+              <w:bottom w:type="dxa" w:w="56"/>
+              <w:right w:type="dxa" w:w="150"/>
+            </w:tcMar>
+            <w:vAlign w:val="top"/>
+          </w:tcPr>
+          <w:p>
+            <w:pPr>
+              <w:spacing w:after="0" w:line="248" w:lineRule="auto"/>
+            </w:pPr>
+            <w:r>
+              <w:rPr>
+                <w:rFonts w:ascii="Calibri" w:cs="Calibri" w:eastAsia="Calibri" w:hAnsi="Calibri"/>
+                <w:b/>
+                <w:bCs/>
+                <w:i w:val="false"/>
+                <w:iCs w:val="false"/>
+                <w:color w:val="3A3A38"/>
+                <w:sz w:val="18"/>
+                <w:szCs w:val="18"/>
+              </w:rPr>
+              <w:t xml:space="preserve">Background tracking gate</w:t>
+            </w:r>
+          </w:p>
+        </w:tc>
+        <w:tc>
+          <w:tcPr>
+            <w:tcW w:type="dxa" w:w="6698"/>
+            <w:tcBorders>
+              <w:top w:val="none"/>
+              <w:left w:val="none"/>
+              <w:bottom w:val="none"/>
+              <w:right w:val="none"/>
+            </w:tcBorders>
+            <w:tcMar>
+              <w:top w:type="dxa" w:w="56"/>
+              <w:left w:type="dxa" w:w="40"/>
+              <w:bottom w:type="dxa" w:w="56"/>
+              <w:right w:type="dxa" w:w="150"/>
+            </w:tcMar>
+            <w:vAlign w:val="top"/>
+          </w:tcPr>
+          <w:p>
+            <w:pPr>
+              <w:spacing w:after="0" w:line="248" w:lineRule="auto"/>
+            </w:pPr>
+            <w:r>
+              <w:rPr>
+                <w:rFonts w:ascii="Calibri" w:cs="Calibri" w:eastAsia="Calibri" w:hAnsi="Calibri"/>
+                <w:b/>
+                <w:bCs/>
+                <w:color w:val="43724E"/>
+                <w:spacing w:val="6"/>
+                <w:sz w:val="14"/>
+                <w:szCs w:val="14"/>
+              </w:rPr>
+              <w:t xml:space="preserve">CONFIRMED</w:t>
+            </w:r>
+            <w:r>
+              <w:rPr>
+                <w:rFonts w:ascii="Calibri" w:cs="Calibri" w:eastAsia="Calibri" w:hAnsi="Calibri"/>
+                <w:b w:val="false"/>
+                <w:bCs w:val="false"/>
+                <w:i w:val="false"/>
+                <w:iCs w:val="false"/>
+                <w:color w:val="3A3A38"/>
+                <w:sz w:val="18"/>
+                <w:szCs w:val="18"/>
+              </w:rPr>
+              <w:t xml:space="preserve">  The third and last setup gate: background tracking, which lives in SAM OnSite’s own settings screen. Same shape as the other two — SAM explains why it is needed, links straight to the setting from inside onboarding, the guard switches it on and returns to confirm. After this gate every setting the app needs is active and the practice steps can begin.</w:t>
+            </w:r>
+          </w:p>
+        </w:tc>
+      </w:tr>
+      <w:tr>
+        <w:trPr>
+          <w:cantSplit/>
+        </w:trPr>
+        <w:tc>
+          <w:tcPr>
+            <w:tcW w:type="dxa" w:w="850"/>
+            <w:tcBorders>
+              <w:top w:val="none"/>
+              <w:left w:val="none"/>
+              <w:bottom w:val="none"/>
+              <w:right w:val="none"/>
+            </w:tcBorders>
+            <w:tcMar>
+              <w:top w:type="dxa" w:w="56"/>
+              <w:left w:type="dxa" w:w="40"/>
+              <w:bottom w:type="dxa" w:w="56"/>
+              <w:right w:type="dxa" w:w="150"/>
+            </w:tcMar>
+            <w:vAlign w:val="top"/>
+          </w:tcPr>
+          <w:p>
+            <w:pPr>
+              <w:spacing w:after="0" w:line="248" w:lineRule="auto"/>
+            </w:pPr>
+            <w:r>
+              <w:rPr>
+                <w:rFonts w:ascii="Calibri" w:cs="Calibri" w:eastAsia="Calibri" w:hAnsi="Calibri"/>
+                <w:b w:val="false"/>
+                <w:bCs w:val="false"/>
+                <w:i w:val="false"/>
+                <w:iCs w:val="false"/>
+                <w:color w:val="3A3A38"/>
+                <w:sz w:val="18"/>
+                <w:szCs w:val="18"/>
+              </w:rPr>
+              <w:t xml:space="preserve">FR-24</w:t>
+            </w:r>
+          </w:p>
+        </w:tc>
+        <w:tc>
+          <w:tcPr>
+            <w:tcW w:type="dxa" w:w="2100"/>
+            <w:tcBorders>
+              <w:top w:val="none"/>
+              <w:left w:val="none"/>
+              <w:bottom w:val="none"/>
+              <w:right w:val="none"/>
+            </w:tcBorders>
+            <w:tcMar>
+              <w:top w:type="dxa" w:w="56"/>
+              <w:left w:type="dxa" w:w="40"/>
+              <w:bottom w:type="dxa" w:w="56"/>
+              <w:right w:type="dxa" w:w="150"/>
+            </w:tcMar>
+            <w:vAlign w:val="top"/>
+          </w:tcPr>
+          <w:p>
+            <w:pPr>
+              <w:spacing w:after="0" w:line="248" w:lineRule="auto"/>
+            </w:pPr>
+            <w:r>
+              <w:rPr>
+                <w:rFonts w:ascii="Calibri" w:cs="Calibri" w:eastAsia="Calibri" w:hAnsi="Calibri"/>
+                <w:b/>
+                <w:bCs/>
+                <w:i w:val="false"/>
+                <w:iCs w:val="false"/>
+                <w:color w:val="3A3A38"/>
+                <w:sz w:val="18"/>
+                <w:szCs w:val="18"/>
+              </w:rPr>
+              <w:t xml:space="preserve">Check the settings rather than asking</w:t>
+            </w:r>
+          </w:p>
+        </w:tc>
+        <w:tc>
+          <w:tcPr>
+            <w:tcW w:type="dxa" w:w="6698"/>
+            <w:tcBorders>
+              <w:top w:val="none"/>
+              <w:left w:val="none"/>
+              <w:bottom w:val="none"/>
+              <w:right w:val="none"/>
+            </w:tcBorders>
+            <w:tcMar>
+              <w:top w:type="dxa" w:w="56"/>
+              <w:left w:type="dxa" w:w="40"/>
+              <w:bottom w:type="dxa" w:w="56"/>
+              <w:right w:type="dxa" w:w="150"/>
+            </w:tcMar>
+            <w:vAlign w:val="top"/>
+          </w:tcPr>
+          <w:p>
+            <w:pPr>
+              <w:spacing w:after="0" w:line="248" w:lineRule="auto"/>
+            </w:pPr>
+            <w:r>
+              <w:rPr>
+                <w:rFonts w:ascii="Calibri" w:cs="Calibri" w:eastAsia="Calibri" w:hAnsi="Calibri"/>
+                <w:b/>
+                <w:bCs/>
+                <w:color w:val="A05A38"/>
+                <w:spacing w:val="6"/>
+                <w:sz w:val="14"/>
+                <w:szCs w:val="14"/>
+              </w:rPr>
+              <w:t xml:space="preserve">CHECK W/ ENG.</w:t>
+            </w:r>
+            <w:r>
+              <w:rPr>
+                <w:rFonts w:ascii="Calibri" w:cs="Calibri" w:eastAsia="Calibri" w:hAnsi="Calibri"/>
+                <w:b w:val="false"/>
+                <w:bCs w:val="false"/>
+                <w:i w:val="false"/>
+                <w:iCs w:val="false"/>
+                <w:color w:val="3A3A38"/>
+                <w:sz w:val="18"/>
+                <w:szCs w:val="18"/>
+              </w:rPr>
+              <w:t xml:space="preserve">  For the MVP the guard confirms each gate themselves. Reading the settings back would be materially better: it removes a step where a guard can confirm without having done it, and converts a confusing failure mid-shift into a clear message during onboarding. The Location screen already surfaces a “Permissions needed” status, so this is at least partly achievable today; how far it extends to NFC and background tracking is for engineering to confirm. Treat as the target state, not MVP scope.</w:t>
             </w:r>
           </w:p>
         </w:tc>
@@ -7524,7 +8058,7 @@
                 <w:sz w:val="18"/>
                 <w:szCs w:val="18"/>
               </w:rPr>
-              <w:t xml:space="preserve">A permission or NFC is still off</w:t>
+              <w:t xml:space="preserve">A setting is still off after the guard confirms</w:t>
             </w:r>
           </w:p>
         </w:tc>
@@ -7560,7 +8094,7 @@
                 <w:sz w:val="18"/>
                 <w:szCs w:val="18"/>
               </w:rPr>
-              <w:t xml:space="preserve">SAM names exactly what is missing and links straight back to the setting; it never advances on the guard’s confirmation alone. Anything that genuinely cannot be enabled reaches a support screen so the guard is not trapped.</w:t>
+              <w:t xml:space="preserve">For the MVP the flow takes the confirmation and moves on, so this surfaces later as a feature that does not work — which is the argument for reading the settings back instead of asking (FR-24). Anything that genuinely cannot be enabled reaches a support screen so the guard is not trapped.</w:t>
             </w:r>
           </w:p>
         </w:tc>
@@ -8557,7 +9091,7 @@
                 <w:sz w:val="18"/>
                 <w:szCs w:val="18"/>
               </w:rPr>
-              <w:t xml:space="preserve">Given the permissions step, when the guard follows the link, enables the permissions, returns and types “done”, then SAM verifies each permission — level included — and continues only if all are as the app needs; if any is wrong it names that one and links the guard back. The typed confirmation works before microphone permission is granted. If a permission cannot be granted at all, the guard reaches a support screen and is not trapped.</w:t>
+              <w:t xml:space="preserve">Given the permissions gate, when the guard follows the link, enables the permissions and returns, then they confirm by typing and the flow continues; the link opened from inside onboarding and offered no route into the app itself. The typed confirmation works before microphone permission is granted. If a permission cannot be granted at all, the guard reaches a support screen and is not trapped.</w:t>
             </w:r>
           </w:p>
         </w:tc>
@@ -10026,7 +10560,233 @@
                 <w:sz w:val="18"/>
                 <w:szCs w:val="18"/>
               </w:rPr>
-              <w:t xml:space="preserve">Given the NFC step, when the guard enables NFC and says or types “done”, then SAM confirms NFC is on before continuing; if NFC is off, SAM says so and links the guard back rather than advancing.</w:t>
+              <w:t xml:space="preserve">Given the NFC gate, when the guard follows the link, switches NFC on and returns, then they confirm and the flow continues to the third gate.</w:t>
+            </w:r>
+          </w:p>
+        </w:tc>
+      </w:tr>
+      <w:tr>
+        <w:trPr>
+          <w:cantSplit/>
+        </w:trPr>
+        <w:tc>
+          <w:tcPr>
+            <w:tcW w:type="dxa" w:w="850"/>
+            <w:tcBorders>
+              <w:top w:val="none"/>
+              <w:left w:val="none"/>
+              <w:bottom w:val="none"/>
+              <w:right w:val="none"/>
+            </w:tcBorders>
+            <w:tcMar>
+              <w:top w:type="dxa" w:w="56"/>
+              <w:left w:type="dxa" w:w="40"/>
+              <w:bottom w:type="dxa" w:w="56"/>
+              <w:right w:type="dxa" w:w="150"/>
+            </w:tcMar>
+            <w:vAlign w:val="top"/>
+          </w:tcPr>
+          <w:p>
+            <w:pPr>
+              <w:spacing w:after="0" w:line="248" w:lineRule="auto"/>
+            </w:pPr>
+            <w:r>
+              <w:rPr>
+                <w:rFonts w:ascii="Calibri" w:cs="Calibri" w:eastAsia="Calibri" w:hAnsi="Calibri"/>
+                <w:b w:val="false"/>
+                <w:bCs w:val="false"/>
+                <w:i w:val="false"/>
+                <w:iCs w:val="false"/>
+                <w:color w:val="3A3A38"/>
+                <w:sz w:val="18"/>
+                <w:szCs w:val="18"/>
+              </w:rPr>
+              <w:t xml:space="preserve">AC-18</w:t>
+            </w:r>
+          </w:p>
+        </w:tc>
+        <w:tc>
+          <w:tcPr>
+            <w:tcW w:type="dxa" w:w="1350"/>
+            <w:tcBorders>
+              <w:top w:val="none"/>
+              <w:left w:val="none"/>
+              <w:bottom w:val="none"/>
+              <w:right w:val="none"/>
+            </w:tcBorders>
+            <w:tcMar>
+              <w:top w:type="dxa" w:w="56"/>
+              <w:left w:type="dxa" w:w="40"/>
+              <w:bottom w:type="dxa" w:w="56"/>
+              <w:right w:type="dxa" w:w="150"/>
+            </w:tcMar>
+            <w:vAlign w:val="top"/>
+          </w:tcPr>
+          <w:p>
+            <w:pPr>
+              <w:spacing w:after="0" w:line="248" w:lineRule="auto"/>
+            </w:pPr>
+            <w:r>
+              <w:rPr>
+                <w:rFonts w:ascii="Calibri" w:cs="Calibri" w:eastAsia="Calibri" w:hAnsi="Calibri"/>
+                <w:b w:val="false"/>
+                <w:bCs w:val="false"/>
+                <w:i w:val="false"/>
+                <w:iCs w:val="false"/>
+                <w:color w:val="3A3A38"/>
+                <w:sz w:val="18"/>
+                <w:szCs w:val="18"/>
+              </w:rPr>
+              <w:t xml:space="preserve">FR-23</w:t>
+            </w:r>
+          </w:p>
+        </w:tc>
+        <w:tc>
+          <w:tcPr>
+            <w:tcW w:type="dxa" w:w="7448"/>
+            <w:tcBorders>
+              <w:top w:val="none"/>
+              <w:left w:val="none"/>
+              <w:bottom w:val="none"/>
+              <w:right w:val="none"/>
+            </w:tcBorders>
+            <w:tcMar>
+              <w:top w:type="dxa" w:w="56"/>
+              <w:left w:type="dxa" w:w="40"/>
+              <w:bottom w:type="dxa" w:w="56"/>
+              <w:right w:type="dxa" w:w="150"/>
+            </w:tcMar>
+            <w:vAlign w:val="top"/>
+          </w:tcPr>
+          <w:p>
+            <w:pPr>
+              <w:spacing w:after="0" w:line="248" w:lineRule="auto"/>
+            </w:pPr>
+            <w:r>
+              <w:rPr>
+                <w:rFonts w:ascii="Calibri" w:cs="Calibri" w:eastAsia="Calibri" w:hAnsi="Calibri"/>
+                <w:b w:val="false"/>
+                <w:bCs w:val="false"/>
+                <w:i w:val="false"/>
+                <w:iCs w:val="false"/>
+                <w:color w:val="3A3A38"/>
+                <w:sz w:val="18"/>
+                <w:szCs w:val="18"/>
+              </w:rPr>
+              <w:t xml:space="preserve">Given the background-tracking gate, when the guard follows the link into SAM OnSite’s settings, switches it on and returns, then they confirm and setup is complete — every setting the app needs is now active and the practice steps begin.</w:t>
+            </w:r>
+          </w:p>
+        </w:tc>
+      </w:tr>
+      <w:tr>
+        <w:trPr>
+          <w:cantSplit/>
+        </w:trPr>
+        <w:tc>
+          <w:tcPr>
+            <w:tcW w:type="dxa" w:w="850"/>
+            <w:tcBorders>
+              <w:top w:val="none"/>
+              <w:left w:val="none"/>
+              <w:bottom w:val="none"/>
+              <w:right w:val="none"/>
+            </w:tcBorders>
+            <w:tcMar>
+              <w:top w:type="dxa" w:w="56"/>
+              <w:left w:type="dxa" w:w="40"/>
+              <w:bottom w:type="dxa" w:w="56"/>
+              <w:right w:type="dxa" w:w="150"/>
+            </w:tcMar>
+            <w:vAlign w:val="top"/>
+          </w:tcPr>
+          <w:p>
+            <w:pPr>
+              <w:spacing w:after="0" w:line="248" w:lineRule="auto"/>
+            </w:pPr>
+            <w:r>
+              <w:rPr>
+                <w:rFonts w:ascii="Calibri" w:cs="Calibri" w:eastAsia="Calibri" w:hAnsi="Calibri"/>
+                <w:b w:val="false"/>
+                <w:bCs w:val="false"/>
+                <w:i w:val="false"/>
+                <w:iCs w:val="false"/>
+                <w:color w:val="3A3A38"/>
+                <w:sz w:val="18"/>
+                <w:szCs w:val="18"/>
+              </w:rPr>
+              <w:t xml:space="preserve">AC-19</w:t>
+            </w:r>
+          </w:p>
+        </w:tc>
+        <w:tc>
+          <w:tcPr>
+            <w:tcW w:type="dxa" w:w="1350"/>
+            <w:tcBorders>
+              <w:top w:val="none"/>
+              <w:left w:val="none"/>
+              <w:bottom w:val="none"/>
+              <w:right w:val="none"/>
+            </w:tcBorders>
+            <w:tcMar>
+              <w:top w:type="dxa" w:w="56"/>
+              <w:left w:type="dxa" w:w="40"/>
+              <w:bottom w:type="dxa" w:w="56"/>
+              <w:right w:type="dxa" w:w="150"/>
+            </w:tcMar>
+            <w:vAlign w:val="top"/>
+          </w:tcPr>
+          <w:p>
+            <w:pPr>
+              <w:spacing w:after="0" w:line="248" w:lineRule="auto"/>
+            </w:pPr>
+            <w:r>
+              <w:rPr>
+                <w:rFonts w:ascii="Calibri" w:cs="Calibri" w:eastAsia="Calibri" w:hAnsi="Calibri"/>
+                <w:b w:val="false"/>
+                <w:bCs w:val="false"/>
+                <w:i w:val="false"/>
+                <w:iCs w:val="false"/>
+                <w:color w:val="3A3A38"/>
+                <w:sz w:val="18"/>
+                <w:szCs w:val="18"/>
+              </w:rPr>
+              <w:t xml:space="preserve">FR-25</w:t>
+            </w:r>
+          </w:p>
+        </w:tc>
+        <w:tc>
+          <w:tcPr>
+            <w:tcW w:type="dxa" w:w="7448"/>
+            <w:tcBorders>
+              <w:top w:val="none"/>
+              <w:left w:val="none"/>
+              <w:bottom w:val="none"/>
+              <w:right w:val="none"/>
+            </w:tcBorders>
+            <w:tcMar>
+              <w:top w:type="dxa" w:w="56"/>
+              <w:left w:type="dxa" w:w="40"/>
+              <w:bottom w:type="dxa" w:w="56"/>
+              <w:right w:type="dxa" w:w="150"/>
+            </w:tcMar>
+            <w:vAlign w:val="top"/>
+          </w:tcPr>
+          <w:p>
+            <w:pPr>
+              <w:spacing w:after="0" w:line="248" w:lineRule="auto"/>
+            </w:pPr>
+            <w:r>
+              <w:rPr>
+                <w:rFonts w:ascii="Calibri" w:cs="Calibri" w:eastAsia="Calibri" w:hAnsi="Calibri"/>
+                <w:b w:val="false"/>
+                <w:bCs w:val="false"/>
+                <w:i w:val="false"/>
+                <w:iCs w:val="false"/>
+                <w:color w:val="3A3A38"/>
+                <w:sz w:val="18"/>
+                <w:szCs w:val="18"/>
+              </w:rPr>
+              <w:t xml:space="preserve">Given a full run-through, then the tips from the train-the-trainer deck appear inside the practice steps at the moment each is useful, and none is presented as a list or read out in sequence.</w:t>
             </w:r>
           </w:p>
         </w:tc>
@@ -10800,7 +11560,7 @@
                 <w:sz w:val="18"/>
                 <w:szCs w:val="18"/>
               </w:rPr>
-              <w:t xml:space="preserve">Complete the permissions step, then repeat with one permission left off or set to “Ask every time”. (negative)</w:t>
+              <w:t xml:space="preserve">Complete the permissions gate on a fresh install, following the link and returning.</w:t>
             </w:r>
           </w:p>
         </w:tc>
@@ -10836,7 +11596,7 @@
                 <w:sz w:val="18"/>
                 <w:szCs w:val="18"/>
               </w:rPr>
-              <w:t xml:space="preserve">All at the needed level: SAM verifies and advances. Otherwise: SAM names the permission, links back, and does not advance.</w:t>
+              <w:t xml:space="preserve">Link opens the app’s settings page from within onboarding; no route into the app itself; confirmation advances the flow.</w:t>
             </w:r>
           </w:p>
         </w:tc>
@@ -13780,7 +14540,7 @@
                 <w:sz w:val="18"/>
                 <w:szCs w:val="18"/>
               </w:rPr>
-              <w:t xml:space="preserve">NFC step with NFC on, then repeated with NFC off. (negative)</w:t>
+              <w:t xml:space="preserve">NFC gate: follow the link, switch NFC on, return and confirm.</w:t>
             </w:r>
           </w:p>
         </w:tc>
@@ -13816,7 +14576,305 @@
                 <w:sz w:val="18"/>
                 <w:szCs w:val="18"/>
               </w:rPr>
-              <w:t xml:space="preserve">Advances only when NFC is on; when off SAM names it and links back.</w:t>
+              <w:t xml:space="preserve">Link opens the NFC setting; confirmation advances to the background-tracking gate.</w:t>
+            </w:r>
+          </w:p>
+        </w:tc>
+      </w:tr>
+      <w:tr>
+        <w:trPr>
+          <w:cantSplit/>
+        </w:trPr>
+        <w:tc>
+          <w:tcPr>
+            <w:tcW w:type="dxa" w:w="850"/>
+            <w:tcBorders>
+              <w:top w:val="none"/>
+              <w:left w:val="none"/>
+              <w:bottom w:val="none"/>
+              <w:right w:val="none"/>
+            </w:tcBorders>
+            <w:tcMar>
+              <w:top w:type="dxa" w:w="56"/>
+              <w:left w:type="dxa" w:w="40"/>
+              <w:bottom w:type="dxa" w:w="56"/>
+              <w:right w:type="dxa" w:w="150"/>
+            </w:tcMar>
+            <w:vAlign w:val="top"/>
+          </w:tcPr>
+          <w:p>
+            <w:pPr>
+              <w:spacing w:after="0" w:line="248" w:lineRule="auto"/>
+            </w:pPr>
+            <w:r>
+              <w:rPr>
+                <w:rFonts w:ascii="Calibri" w:cs="Calibri" w:eastAsia="Calibri" w:hAnsi="Calibri"/>
+                <w:b w:val="false"/>
+                <w:bCs w:val="false"/>
+                <w:i w:val="false"/>
+                <w:iCs w:val="false"/>
+                <w:color w:val="3A3A38"/>
+                <w:sz w:val="18"/>
+                <w:szCs w:val="18"/>
+              </w:rPr>
+              <w:t xml:space="preserve">UAT-25</w:t>
+            </w:r>
+          </w:p>
+        </w:tc>
+        <w:tc>
+          <w:tcPr>
+            <w:tcW w:type="dxa" w:w="1050"/>
+            <w:tcBorders>
+              <w:top w:val="none"/>
+              <w:left w:val="none"/>
+              <w:bottom w:val="none"/>
+              <w:right w:val="none"/>
+            </w:tcBorders>
+            <w:tcMar>
+              <w:top w:type="dxa" w:w="56"/>
+              <w:left w:type="dxa" w:w="40"/>
+              <w:bottom w:type="dxa" w:w="56"/>
+              <w:right w:type="dxa" w:w="150"/>
+            </w:tcMar>
+            <w:vAlign w:val="top"/>
+          </w:tcPr>
+          <w:p>
+            <w:pPr>
+              <w:spacing w:after="0" w:line="248" w:lineRule="auto"/>
+            </w:pPr>
+            <w:r>
+              <w:rPr>
+                <w:rFonts w:ascii="Calibri" w:cs="Calibri" w:eastAsia="Calibri" w:hAnsi="Calibri"/>
+                <w:b w:val="false"/>
+                <w:bCs w:val="false"/>
+                <w:i w:val="false"/>
+                <w:iCs w:val="false"/>
+                <w:color w:val="3A3A38"/>
+                <w:sz w:val="18"/>
+                <w:szCs w:val="18"/>
+              </w:rPr>
+              <w:t xml:space="preserve">AC-18</w:t>
+            </w:r>
+          </w:p>
+        </w:tc>
+        <w:tc>
+          <w:tcPr>
+            <w:tcW w:type="dxa" w:w="3900"/>
+            <w:tcBorders>
+              <w:top w:val="none"/>
+              <w:left w:val="none"/>
+              <w:bottom w:val="none"/>
+              <w:right w:val="none"/>
+            </w:tcBorders>
+            <w:tcMar>
+              <w:top w:type="dxa" w:w="56"/>
+              <w:left w:type="dxa" w:w="40"/>
+              <w:bottom w:type="dxa" w:w="56"/>
+              <w:right w:type="dxa" w:w="150"/>
+            </w:tcMar>
+            <w:vAlign w:val="top"/>
+          </w:tcPr>
+          <w:p>
+            <w:pPr>
+              <w:spacing w:after="0" w:line="248" w:lineRule="auto"/>
+            </w:pPr>
+            <w:r>
+              <w:rPr>
+                <w:rFonts w:ascii="Calibri" w:cs="Calibri" w:eastAsia="Calibri" w:hAnsi="Calibri"/>
+                <w:b w:val="false"/>
+                <w:bCs w:val="false"/>
+                <w:i w:val="false"/>
+                <w:iCs w:val="false"/>
+                <w:color w:val="3A3A38"/>
+                <w:sz w:val="18"/>
+                <w:szCs w:val="18"/>
+              </w:rPr>
+              <w:t xml:space="preserve">Background-tracking gate: follow the link into the app’s settings, switch it on, return and confirm.</w:t>
+            </w:r>
+          </w:p>
+        </w:tc>
+        <w:tc>
+          <w:tcPr>
+            <w:tcW w:type="dxa" w:w="3848"/>
+            <w:tcBorders>
+              <w:top w:val="none"/>
+              <w:left w:val="none"/>
+              <w:bottom w:val="none"/>
+              <w:right w:val="none"/>
+            </w:tcBorders>
+            <w:tcMar>
+              <w:top w:type="dxa" w:w="56"/>
+              <w:left w:type="dxa" w:w="40"/>
+              <w:bottom w:type="dxa" w:w="56"/>
+              <w:right w:type="dxa" w:w="150"/>
+            </w:tcMar>
+            <w:vAlign w:val="top"/>
+          </w:tcPr>
+          <w:p>
+            <w:pPr>
+              <w:spacing w:after="0" w:line="248" w:lineRule="auto"/>
+            </w:pPr>
+            <w:r>
+              <w:rPr>
+                <w:rFonts w:ascii="Calibri" w:cs="Calibri" w:eastAsia="Calibri" w:hAnsi="Calibri"/>
+                <w:b w:val="false"/>
+                <w:bCs w:val="false"/>
+                <w:i w:val="false"/>
+                <w:iCs w:val="false"/>
+                <w:color w:val="3A3A38"/>
+                <w:sz w:val="18"/>
+                <w:szCs w:val="18"/>
+              </w:rPr>
+              <w:t xml:space="preserve">Setup ends with permissions, NFC and background tracking all active; practice steps begin.</w:t>
+            </w:r>
+          </w:p>
+        </w:tc>
+      </w:tr>
+      <w:tr>
+        <w:trPr>
+          <w:cantSplit/>
+        </w:trPr>
+        <w:tc>
+          <w:tcPr>
+            <w:tcW w:type="dxa" w:w="850"/>
+            <w:tcBorders>
+              <w:top w:val="none"/>
+              <w:left w:val="none"/>
+              <w:bottom w:val="none"/>
+              <w:right w:val="none"/>
+            </w:tcBorders>
+            <w:tcMar>
+              <w:top w:type="dxa" w:w="56"/>
+              <w:left w:type="dxa" w:w="40"/>
+              <w:bottom w:type="dxa" w:w="56"/>
+              <w:right w:type="dxa" w:w="150"/>
+            </w:tcMar>
+            <w:vAlign w:val="top"/>
+          </w:tcPr>
+          <w:p>
+            <w:pPr>
+              <w:spacing w:after="0" w:line="248" w:lineRule="auto"/>
+            </w:pPr>
+            <w:r>
+              <w:rPr>
+                <w:rFonts w:ascii="Calibri" w:cs="Calibri" w:eastAsia="Calibri" w:hAnsi="Calibri"/>
+                <w:b w:val="false"/>
+                <w:bCs w:val="false"/>
+                <w:i w:val="false"/>
+                <w:iCs w:val="false"/>
+                <w:color w:val="3A3A38"/>
+                <w:sz w:val="18"/>
+                <w:szCs w:val="18"/>
+              </w:rPr>
+              <w:t xml:space="preserve">UAT-26</w:t>
+            </w:r>
+          </w:p>
+        </w:tc>
+        <w:tc>
+          <w:tcPr>
+            <w:tcW w:type="dxa" w:w="1050"/>
+            <w:tcBorders>
+              <w:top w:val="none"/>
+              <w:left w:val="none"/>
+              <w:bottom w:val="none"/>
+              <w:right w:val="none"/>
+            </w:tcBorders>
+            <w:tcMar>
+              <w:top w:type="dxa" w:w="56"/>
+              <w:left w:type="dxa" w:w="40"/>
+              <w:bottom w:type="dxa" w:w="56"/>
+              <w:right w:type="dxa" w:w="150"/>
+            </w:tcMar>
+            <w:vAlign w:val="top"/>
+          </w:tcPr>
+          <w:p>
+            <w:pPr>
+              <w:spacing w:after="0" w:line="248" w:lineRule="auto"/>
+            </w:pPr>
+            <w:r>
+              <w:rPr>
+                <w:rFonts w:ascii="Calibri" w:cs="Calibri" w:eastAsia="Calibri" w:hAnsi="Calibri"/>
+                <w:b w:val="false"/>
+                <w:bCs w:val="false"/>
+                <w:i w:val="false"/>
+                <w:iCs w:val="false"/>
+                <w:color w:val="3A3A38"/>
+                <w:sz w:val="18"/>
+                <w:szCs w:val="18"/>
+              </w:rPr>
+              <w:t xml:space="preserve">AC-19</w:t>
+            </w:r>
+          </w:p>
+        </w:tc>
+        <w:tc>
+          <w:tcPr>
+            <w:tcW w:type="dxa" w:w="3900"/>
+            <w:tcBorders>
+              <w:top w:val="none"/>
+              <w:left w:val="none"/>
+              <w:bottom w:val="none"/>
+              <w:right w:val="none"/>
+            </w:tcBorders>
+            <w:tcMar>
+              <w:top w:type="dxa" w:w="56"/>
+              <w:left w:type="dxa" w:w="40"/>
+              <w:bottom w:type="dxa" w:w="56"/>
+              <w:right w:type="dxa" w:w="150"/>
+            </w:tcMar>
+            <w:vAlign w:val="top"/>
+          </w:tcPr>
+          <w:p>
+            <w:pPr>
+              <w:spacing w:after="0" w:line="248" w:lineRule="auto"/>
+            </w:pPr>
+            <w:r>
+              <w:rPr>
+                <w:rFonts w:ascii="Calibri" w:cs="Calibri" w:eastAsia="Calibri" w:hAnsi="Calibri"/>
+                <w:b w:val="false"/>
+                <w:bCs w:val="false"/>
+                <w:i w:val="false"/>
+                <w:iCs w:val="false"/>
+                <w:color w:val="3A3A38"/>
+                <w:sz w:val="18"/>
+                <w:szCs w:val="18"/>
+              </w:rPr>
+              <w:t xml:space="preserve">Full run-through, reviewing where the train-the-trainer tips appear.</w:t>
+            </w:r>
+          </w:p>
+        </w:tc>
+        <w:tc>
+          <w:tcPr>
+            <w:tcW w:type="dxa" w:w="3848"/>
+            <w:tcBorders>
+              <w:top w:val="none"/>
+              <w:left w:val="none"/>
+              <w:bottom w:val="none"/>
+              <w:right w:val="none"/>
+            </w:tcBorders>
+            <w:tcMar>
+              <w:top w:type="dxa" w:w="56"/>
+              <w:left w:type="dxa" w:w="40"/>
+              <w:bottom w:type="dxa" w:w="56"/>
+              <w:right w:type="dxa" w:w="150"/>
+            </w:tcMar>
+            <w:vAlign w:val="top"/>
+          </w:tcPr>
+          <w:p>
+            <w:pPr>
+              <w:spacing w:after="0" w:line="248" w:lineRule="auto"/>
+            </w:pPr>
+            <w:r>
+              <w:rPr>
+                <w:rFonts w:ascii="Calibri" w:cs="Calibri" w:eastAsia="Calibri" w:hAnsi="Calibri"/>
+                <w:b w:val="false"/>
+                <w:bCs w:val="false"/>
+                <w:i w:val="false"/>
+                <w:iCs w:val="false"/>
+                <w:color w:val="3A3A38"/>
+                <w:sz w:val="18"/>
+                <w:szCs w:val="18"/>
+              </w:rPr>
+              <w:t xml:space="preserve">Each tip lands inside a practice step at a useful moment; none is read out as a list.</w:t>
             </w:r>
           </w:p>
         </w:tc>
@@ -15032,7 +16090,7 @@
                 <w:sz w:val="18"/>
                 <w:szCs w:val="18"/>
               </w:rPr>
-              <w:t xml:space="preserve">Permissions verified, never a dead end</w:t>
+              <w:t xml:space="preserve">Permissions gate, never a dead end</w:t>
             </w:r>
           </w:p>
         </w:tc>
@@ -15176,7 +16234,7 @@
                 <w:sz w:val="18"/>
                 <w:szCs w:val="18"/>
               </w:rPr>
-              <w:t xml:space="preserve">Missing one named; typed confirm works; not trapped</w:t>
+              <w:t xml:space="preserve">Link inside the flow; typed confirm works; not trapped</w:t>
             </w:r>
           </w:p>
         </w:tc>
@@ -15217,10 +16275,195 @@
                 <w:sz w:val="18"/>
                 <w:szCs w:val="18"/>
               </w:rPr>
+              <w:t xml:space="preserve">NFC gate</w:t>
+            </w:r>
+          </w:p>
+        </w:tc>
+        <w:tc>
+          <w:tcPr>
+            <w:tcW w:type="dxa" w:w="1150"/>
+            <w:tcBorders>
+              <w:top w:val="none"/>
+              <w:left w:val="none"/>
+              <w:bottom w:val="none"/>
+              <w:right w:val="none"/>
+            </w:tcBorders>
+            <w:tcMar>
+              <w:top w:type="dxa" w:w="56"/>
+              <w:left w:type="dxa" w:w="40"/>
+              <w:bottom w:type="dxa" w:w="56"/>
+              <w:right w:type="dxa" w:w="150"/>
+            </w:tcMar>
+            <w:vAlign w:val="top"/>
+          </w:tcPr>
+          <w:p>
+            <w:pPr>
+              <w:spacing w:after="0" w:line="248" w:lineRule="auto"/>
+            </w:pPr>
+            <w:r>
+              <w:rPr>
+                <w:rFonts w:ascii="Calibri" w:cs="Calibri" w:eastAsia="Calibri" w:hAnsi="Calibri"/>
+                <w:b w:val="false"/>
+                <w:bCs w:val="false"/>
+                <w:i w:val="false"/>
+                <w:iCs w:val="false"/>
+                <w:color w:val="3A3A38"/>
+                <w:sz w:val="18"/>
+                <w:szCs w:val="18"/>
+              </w:rPr>
+              <w:t xml:space="preserve">FR-22</w:t>
+            </w:r>
+          </w:p>
+        </w:tc>
+        <w:tc>
+          <w:tcPr>
+            <w:tcW w:type="dxa" w:w="1150"/>
+            <w:tcBorders>
+              <w:top w:val="none"/>
+              <w:left w:val="none"/>
+              <w:bottom w:val="none"/>
+              <w:right w:val="none"/>
+            </w:tcBorders>
+            <w:tcMar>
+              <w:top w:type="dxa" w:w="56"/>
+              <w:left w:type="dxa" w:w="40"/>
+              <w:bottom w:type="dxa" w:w="56"/>
+              <w:right w:type="dxa" w:w="150"/>
+            </w:tcMar>
+            <w:vAlign w:val="top"/>
+          </w:tcPr>
+          <w:p>
+            <w:pPr>
+              <w:spacing w:after="0" w:line="248" w:lineRule="auto"/>
+            </w:pPr>
+            <w:r>
+              <w:rPr>
+                <w:rFonts w:ascii="Calibri" w:cs="Calibri" w:eastAsia="Calibri" w:hAnsi="Calibri"/>
+                <w:b w:val="false"/>
+                <w:bCs w:val="false"/>
+                <w:i w:val="false"/>
+                <w:iCs w:val="false"/>
+                <w:color w:val="3A3A38"/>
+                <w:sz w:val="18"/>
+                <w:szCs w:val="18"/>
+              </w:rPr>
+              <w:t xml:space="preserve">AC-17</w:t>
+            </w:r>
+          </w:p>
+        </w:tc>
+        <w:tc>
+          <w:tcPr>
+            <w:tcW w:type="dxa" w:w="1350"/>
+            <w:tcBorders>
+              <w:top w:val="none"/>
+              <w:left w:val="none"/>
+              <w:bottom w:val="none"/>
+              <w:right w:val="none"/>
+            </w:tcBorders>
+            <w:tcMar>
+              <w:top w:type="dxa" w:w="56"/>
+              <w:left w:type="dxa" w:w="40"/>
+              <w:bottom w:type="dxa" w:w="56"/>
+              <w:right w:type="dxa" w:w="150"/>
+            </w:tcMar>
+            <w:vAlign w:val="top"/>
+          </w:tcPr>
+          <w:p>
+            <w:pPr>
+              <w:spacing w:after="0" w:line="248" w:lineRule="auto"/>
+            </w:pPr>
+            <w:r>
+              <w:rPr>
+                <w:rFonts w:ascii="Calibri" w:cs="Calibri" w:eastAsia="Calibri" w:hAnsi="Calibri"/>
+                <w:b w:val="false"/>
+                <w:bCs w:val="false"/>
+                <w:i w:val="false"/>
+                <w:iCs w:val="false"/>
+                <w:color w:val="3A3A38"/>
+                <w:sz w:val="18"/>
+                <w:szCs w:val="18"/>
+              </w:rPr>
+              <w:t xml:space="preserve">UAT-24</w:t>
+            </w:r>
+          </w:p>
+        </w:tc>
+        <w:tc>
+          <w:tcPr>
+            <w:tcW w:type="dxa" w:w="3398"/>
+            <w:tcBorders>
+              <w:top w:val="none"/>
+              <w:left w:val="none"/>
+              <w:bottom w:val="none"/>
+              <w:right w:val="none"/>
+            </w:tcBorders>
+            <w:tcMar>
+              <w:top w:type="dxa" w:w="56"/>
+              <w:left w:type="dxa" w:w="40"/>
+              <w:bottom w:type="dxa" w:w="56"/>
+              <w:right w:type="dxa" w:w="150"/>
+            </w:tcMar>
+            <w:vAlign w:val="top"/>
+          </w:tcPr>
+          <w:p>
+            <w:pPr>
+              <w:spacing w:after="0" w:line="248" w:lineRule="auto"/>
+            </w:pPr>
+            <w:r>
+              <w:rPr>
+                <w:rFonts w:ascii="Calibri" w:cs="Calibri" w:eastAsia="Calibri" w:hAnsi="Calibri"/>
+                <w:b w:val="false"/>
+                <w:bCs w:val="false"/>
+                <w:i w:val="false"/>
+                <w:iCs w:val="false"/>
+                <w:color w:val="3A3A38"/>
+                <w:sz w:val="18"/>
+                <w:szCs w:val="18"/>
+              </w:rPr>
               <w:t xml:space="preserve">NFC switched on and confirmed</w:t>
             </w:r>
           </w:p>
         </w:tc>
+      </w:tr>
+      <w:tr>
+        <w:trPr>
+          <w:cantSplit/>
+        </w:trPr>
+        <w:tc>
+          <w:tcPr>
+            <w:tcW w:type="dxa" w:w="2600"/>
+            <w:tcBorders>
+              <w:top w:val="none"/>
+              <w:left w:val="none"/>
+              <w:bottom w:val="none"/>
+              <w:right w:val="none"/>
+            </w:tcBorders>
+            <w:tcMar>
+              <w:top w:type="dxa" w:w="56"/>
+              <w:left w:type="dxa" w:w="40"/>
+              <w:bottom w:type="dxa" w:w="56"/>
+              <w:right w:type="dxa" w:w="150"/>
+            </w:tcMar>
+            <w:vAlign w:val="top"/>
+          </w:tcPr>
+          <w:p>
+            <w:pPr>
+              <w:spacing w:after="0" w:line="248" w:lineRule="auto"/>
+            </w:pPr>
+            <w:r>
+              <w:rPr>
+                <w:rFonts w:ascii="Calibri" w:cs="Calibri" w:eastAsia="Calibri" w:hAnsi="Calibri"/>
+                <w:b w:val="false"/>
+                <w:bCs w:val="false"/>
+                <w:i w:val="false"/>
+                <w:iCs w:val="false"/>
+                <w:color w:val="3A3A38"/>
+                <w:sz w:val="18"/>
+                <w:szCs w:val="18"/>
+              </w:rPr>
+              <w:t xml:space="preserve">Background-tracking gate</w:t>
+            </w:r>
+          </w:p>
+        </w:tc>
         <w:tc>
           <w:tcPr>
             <w:tcW w:type="dxa" w:w="1150"/>
@@ -15253,7 +16496,7 @@
                 <w:sz w:val="18"/>
                 <w:szCs w:val="18"/>
               </w:rPr>
-              <w:t xml:space="preserve">FR-22</w:t>
+              <w:t xml:space="preserve">FR-23</w:t>
             </w:r>
           </w:p>
         </w:tc>
@@ -15289,7 +16532,7 @@
                 <w:sz w:val="18"/>
                 <w:szCs w:val="18"/>
               </w:rPr>
-              <w:t xml:space="preserve">AC-17</w:t>
+              <w:t xml:space="preserve">AC-18</w:t>
             </w:r>
           </w:p>
         </w:tc>
@@ -15325,7 +16568,7 @@
                 <w:sz w:val="18"/>
                 <w:szCs w:val="18"/>
               </w:rPr>
-              <w:t xml:space="preserve">UAT-24</w:t>
+              <w:t xml:space="preserve">UAT-25</w:t>
             </w:r>
           </w:p>
         </w:tc>
@@ -15361,7 +16604,377 @@
                 <w:sz w:val="18"/>
                 <w:szCs w:val="18"/>
               </w:rPr>
-              <w:t xml:space="preserve">Advances only when NFC is actually on</w:t>
+              <w:t xml:space="preserve">All three settings active before practice begins</w:t>
+            </w:r>
+          </w:p>
+        </w:tc>
+      </w:tr>
+      <w:tr>
+        <w:trPr>
+          <w:cantSplit/>
+        </w:trPr>
+        <w:tc>
+          <w:tcPr>
+            <w:tcW w:type="dxa" w:w="2600"/>
+            <w:tcBorders>
+              <w:top w:val="none"/>
+              <w:left w:val="none"/>
+              <w:bottom w:val="none"/>
+              <w:right w:val="none"/>
+            </w:tcBorders>
+            <w:tcMar>
+              <w:top w:type="dxa" w:w="56"/>
+              <w:left w:type="dxa" w:w="40"/>
+              <w:bottom w:type="dxa" w:w="56"/>
+              <w:right w:type="dxa" w:w="150"/>
+            </w:tcMar>
+            <w:vAlign w:val="top"/>
+          </w:tcPr>
+          <w:p>
+            <w:pPr>
+              <w:spacing w:after="0" w:line="248" w:lineRule="auto"/>
+            </w:pPr>
+            <w:r>
+              <w:rPr>
+                <w:rFonts w:ascii="Calibri" w:cs="Calibri" w:eastAsia="Calibri" w:hAnsi="Calibri"/>
+                <w:b w:val="false"/>
+                <w:bCs w:val="false"/>
+                <w:i w:val="false"/>
+                <w:iCs w:val="false"/>
+                <w:color w:val="3A3A38"/>
+                <w:sz w:val="18"/>
+                <w:szCs w:val="18"/>
+              </w:rPr>
+              <w:t xml:space="preserve">Check settings rather than ask (target)</w:t>
+            </w:r>
+          </w:p>
+        </w:tc>
+        <w:tc>
+          <w:tcPr>
+            <w:tcW w:type="dxa" w:w="1150"/>
+            <w:tcBorders>
+              <w:top w:val="none"/>
+              <w:left w:val="none"/>
+              <w:bottom w:val="none"/>
+              <w:right w:val="none"/>
+            </w:tcBorders>
+            <w:tcMar>
+              <w:top w:type="dxa" w:w="56"/>
+              <w:left w:type="dxa" w:w="40"/>
+              <w:bottom w:type="dxa" w:w="56"/>
+              <w:right w:type="dxa" w:w="150"/>
+            </w:tcMar>
+            <w:vAlign w:val="top"/>
+          </w:tcPr>
+          <w:p>
+            <w:pPr>
+              <w:spacing w:after="0" w:line="248" w:lineRule="auto"/>
+            </w:pPr>
+            <w:r>
+              <w:rPr>
+                <w:rFonts w:ascii="Calibri" w:cs="Calibri" w:eastAsia="Calibri" w:hAnsi="Calibri"/>
+                <w:b w:val="false"/>
+                <w:bCs w:val="false"/>
+                <w:i w:val="false"/>
+                <w:iCs w:val="false"/>
+                <w:color w:val="3A3A38"/>
+                <w:sz w:val="18"/>
+                <w:szCs w:val="18"/>
+              </w:rPr>
+              <w:t xml:space="preserve">FR-24</w:t>
+            </w:r>
+          </w:p>
+        </w:tc>
+        <w:tc>
+          <w:tcPr>
+            <w:tcW w:type="dxa" w:w="1150"/>
+            <w:tcBorders>
+              <w:top w:val="none"/>
+              <w:left w:val="none"/>
+              <w:bottom w:val="none"/>
+              <w:right w:val="none"/>
+            </w:tcBorders>
+            <w:tcMar>
+              <w:top w:type="dxa" w:w="56"/>
+              <w:left w:type="dxa" w:w="40"/>
+              <w:bottom w:type="dxa" w:w="56"/>
+              <w:right w:type="dxa" w:w="150"/>
+            </w:tcMar>
+            <w:vAlign w:val="top"/>
+          </w:tcPr>
+          <w:p>
+            <w:pPr>
+              <w:spacing w:after="0" w:line="248" w:lineRule="auto"/>
+            </w:pPr>
+            <w:r>
+              <w:rPr>
+                <w:rFonts w:ascii="Calibri" w:cs="Calibri" w:eastAsia="Calibri" w:hAnsi="Calibri"/>
+                <w:b w:val="false"/>
+                <w:bCs w:val="false"/>
+                <w:i w:val="false"/>
+                <w:iCs w:val="false"/>
+                <w:color w:val="3A3A38"/>
+                <w:sz w:val="18"/>
+                <w:szCs w:val="18"/>
+              </w:rPr>
+              <w:t xml:space="preserve">—</w:t>
+            </w:r>
+          </w:p>
+        </w:tc>
+        <w:tc>
+          <w:tcPr>
+            <w:tcW w:type="dxa" w:w="1350"/>
+            <w:tcBorders>
+              <w:top w:val="none"/>
+              <w:left w:val="none"/>
+              <w:bottom w:val="none"/>
+              <w:right w:val="none"/>
+            </w:tcBorders>
+            <w:tcMar>
+              <w:top w:type="dxa" w:w="56"/>
+              <w:left w:type="dxa" w:w="40"/>
+              <w:bottom w:type="dxa" w:w="56"/>
+              <w:right w:type="dxa" w:w="150"/>
+            </w:tcMar>
+            <w:vAlign w:val="top"/>
+          </w:tcPr>
+          <w:p>
+            <w:pPr>
+              <w:spacing w:after="0" w:line="248" w:lineRule="auto"/>
+            </w:pPr>
+            <w:r>
+              <w:rPr>
+                <w:rFonts w:ascii="Calibri" w:cs="Calibri" w:eastAsia="Calibri" w:hAnsi="Calibri"/>
+                <w:b w:val="false"/>
+                <w:bCs w:val="false"/>
+                <w:i w:val="false"/>
+                <w:iCs w:val="false"/>
+                <w:color w:val="3A3A38"/>
+                <w:sz w:val="18"/>
+                <w:szCs w:val="18"/>
+              </w:rPr>
+              <w:t xml:space="preserve">—</w:t>
+            </w:r>
+          </w:p>
+        </w:tc>
+        <w:tc>
+          <w:tcPr>
+            <w:tcW w:type="dxa" w:w="3398"/>
+            <w:tcBorders>
+              <w:top w:val="none"/>
+              <w:left w:val="none"/>
+              <w:bottom w:val="none"/>
+              <w:right w:val="none"/>
+            </w:tcBorders>
+            <w:tcMar>
+              <w:top w:type="dxa" w:w="56"/>
+              <w:left w:type="dxa" w:w="40"/>
+              <w:bottom w:type="dxa" w:w="56"/>
+              <w:right w:type="dxa" w:w="150"/>
+            </w:tcMar>
+            <w:vAlign w:val="top"/>
+          </w:tcPr>
+          <w:p>
+            <w:pPr>
+              <w:spacing w:after="0" w:line="248" w:lineRule="auto"/>
+            </w:pPr>
+            <w:r>
+              <w:rPr>
+                <w:rFonts w:ascii="Calibri" w:cs="Calibri" w:eastAsia="Calibri" w:hAnsi="Calibri"/>
+                <w:b w:val="false"/>
+                <w:bCs w:val="false"/>
+                <w:i w:val="false"/>
+                <w:iCs w:val="false"/>
+                <w:color w:val="3A3A38"/>
+                <w:sz w:val="18"/>
+                <w:szCs w:val="18"/>
+              </w:rPr>
+              <w:t xml:space="preserve">Later stage; feasibility to confirm</w:t>
+            </w:r>
+          </w:p>
+        </w:tc>
+      </w:tr>
+      <w:tr>
+        <w:trPr>
+          <w:cantSplit/>
+        </w:trPr>
+        <w:tc>
+          <w:tcPr>
+            <w:tcW w:type="dxa" w:w="2600"/>
+            <w:tcBorders>
+              <w:top w:val="none"/>
+              <w:left w:val="none"/>
+              <w:bottom w:val="none"/>
+              <w:right w:val="none"/>
+            </w:tcBorders>
+            <w:tcMar>
+              <w:top w:type="dxa" w:w="56"/>
+              <w:left w:type="dxa" w:w="40"/>
+              <w:bottom w:type="dxa" w:w="56"/>
+              <w:right w:type="dxa" w:w="150"/>
+            </w:tcMar>
+            <w:vAlign w:val="top"/>
+          </w:tcPr>
+          <w:p>
+            <w:pPr>
+              <w:spacing w:after="0" w:line="248" w:lineRule="auto"/>
+            </w:pPr>
+            <w:r>
+              <w:rPr>
+                <w:rFonts w:ascii="Calibri" w:cs="Calibri" w:eastAsia="Calibri" w:hAnsi="Calibri"/>
+                <w:b w:val="false"/>
+                <w:bCs w:val="false"/>
+                <w:i w:val="false"/>
+                <w:iCs w:val="false"/>
+                <w:color w:val="3A3A38"/>
+                <w:sz w:val="18"/>
+                <w:szCs w:val="18"/>
+              </w:rPr>
+              <w:t xml:space="preserve">Tips woven in, never recited</w:t>
+            </w:r>
+          </w:p>
+        </w:tc>
+        <w:tc>
+          <w:tcPr>
+            <w:tcW w:type="dxa" w:w="1150"/>
+            <w:tcBorders>
+              <w:top w:val="none"/>
+              <w:left w:val="none"/>
+              <w:bottom w:val="none"/>
+              <w:right w:val="none"/>
+            </w:tcBorders>
+            <w:tcMar>
+              <w:top w:type="dxa" w:w="56"/>
+              <w:left w:type="dxa" w:w="40"/>
+              <w:bottom w:type="dxa" w:w="56"/>
+              <w:right w:type="dxa" w:w="150"/>
+            </w:tcMar>
+            <w:vAlign w:val="top"/>
+          </w:tcPr>
+          <w:p>
+            <w:pPr>
+              <w:spacing w:after="0" w:line="248" w:lineRule="auto"/>
+            </w:pPr>
+            <w:r>
+              <w:rPr>
+                <w:rFonts w:ascii="Calibri" w:cs="Calibri" w:eastAsia="Calibri" w:hAnsi="Calibri"/>
+                <w:b w:val="false"/>
+                <w:bCs w:val="false"/>
+                <w:i w:val="false"/>
+                <w:iCs w:val="false"/>
+                <w:color w:val="3A3A38"/>
+                <w:sz w:val="18"/>
+                <w:szCs w:val="18"/>
+              </w:rPr>
+              <w:t xml:space="preserve">FR-25</w:t>
+            </w:r>
+          </w:p>
+        </w:tc>
+        <w:tc>
+          <w:tcPr>
+            <w:tcW w:type="dxa" w:w="1150"/>
+            <w:tcBorders>
+              <w:top w:val="none"/>
+              <w:left w:val="none"/>
+              <w:bottom w:val="none"/>
+              <w:right w:val="none"/>
+            </w:tcBorders>
+            <w:tcMar>
+              <w:top w:type="dxa" w:w="56"/>
+              <w:left w:type="dxa" w:w="40"/>
+              <w:bottom w:type="dxa" w:w="56"/>
+              <w:right w:type="dxa" w:w="150"/>
+            </w:tcMar>
+            <w:vAlign w:val="top"/>
+          </w:tcPr>
+          <w:p>
+            <w:pPr>
+              <w:spacing w:after="0" w:line="248" w:lineRule="auto"/>
+            </w:pPr>
+            <w:r>
+              <w:rPr>
+                <w:rFonts w:ascii="Calibri" w:cs="Calibri" w:eastAsia="Calibri" w:hAnsi="Calibri"/>
+                <w:b w:val="false"/>
+                <w:bCs w:val="false"/>
+                <w:i w:val="false"/>
+                <w:iCs w:val="false"/>
+                <w:color w:val="3A3A38"/>
+                <w:sz w:val="18"/>
+                <w:szCs w:val="18"/>
+              </w:rPr>
+              <w:t xml:space="preserve">AC-19</w:t>
+            </w:r>
+          </w:p>
+        </w:tc>
+        <w:tc>
+          <w:tcPr>
+            <w:tcW w:type="dxa" w:w="1350"/>
+            <w:tcBorders>
+              <w:top w:val="none"/>
+              <w:left w:val="none"/>
+              <w:bottom w:val="none"/>
+              <w:right w:val="none"/>
+            </w:tcBorders>
+            <w:tcMar>
+              <w:top w:type="dxa" w:w="56"/>
+              <w:left w:type="dxa" w:w="40"/>
+              <w:bottom w:type="dxa" w:w="56"/>
+              <w:right w:type="dxa" w:w="150"/>
+            </w:tcMar>
+            <w:vAlign w:val="top"/>
+          </w:tcPr>
+          <w:p>
+            <w:pPr>
+              <w:spacing w:after="0" w:line="248" w:lineRule="auto"/>
+            </w:pPr>
+            <w:r>
+              <w:rPr>
+                <w:rFonts w:ascii="Calibri" w:cs="Calibri" w:eastAsia="Calibri" w:hAnsi="Calibri"/>
+                <w:b w:val="false"/>
+                <w:bCs w:val="false"/>
+                <w:i w:val="false"/>
+                <w:iCs w:val="false"/>
+                <w:color w:val="3A3A38"/>
+                <w:sz w:val="18"/>
+                <w:szCs w:val="18"/>
+              </w:rPr>
+              <w:t xml:space="preserve">UAT-26</w:t>
+            </w:r>
+          </w:p>
+        </w:tc>
+        <w:tc>
+          <w:tcPr>
+            <w:tcW w:type="dxa" w:w="3398"/>
+            <w:tcBorders>
+              <w:top w:val="none"/>
+              <w:left w:val="none"/>
+              <w:bottom w:val="none"/>
+              <w:right w:val="none"/>
+            </w:tcBorders>
+            <w:tcMar>
+              <w:top w:type="dxa" w:w="56"/>
+              <w:left w:type="dxa" w:w="40"/>
+              <w:bottom w:type="dxa" w:w="56"/>
+              <w:right w:type="dxa" w:w="150"/>
+            </w:tcMar>
+            <w:vAlign w:val="top"/>
+          </w:tcPr>
+          <w:p>
+            <w:pPr>
+              <w:spacing w:after="0" w:line="248" w:lineRule="auto"/>
+            </w:pPr>
+            <w:r>
+              <w:rPr>
+                <w:rFonts w:ascii="Calibri" w:cs="Calibri" w:eastAsia="Calibri" w:hAnsi="Calibri"/>
+                <w:b w:val="false"/>
+                <w:bCs w:val="false"/>
+                <w:i w:val="false"/>
+                <w:iCs w:val="false"/>
+                <w:color w:val="3A3A38"/>
+                <w:sz w:val="18"/>
+                <w:szCs w:val="18"/>
+              </w:rPr>
+              <w:t xml:space="preserve">Tips land in context, not as a list</w:t>
             </w:r>
           </w:p>
         </w:tc>

--- a/deliverables/US1117/SAM_OnSite_Guard_Onboarding_Detailed_Spec.docx
+++ b/deliverables/US1117/SAM_OnSite_Guard_Onboarding_Detailed_Spec.docx
@@ -6243,6 +6243,506 @@
                 <w:sz w:val="18"/>
                 <w:szCs w:val="18"/>
               </w:rPr>
+              <w:t xml:space="preserve">FR-21</w:t>
+            </w:r>
+          </w:p>
+        </w:tc>
+        <w:tc>
+          <w:tcPr>
+            <w:tcW w:type="dxa" w:w="2100"/>
+            <w:tcBorders>
+              <w:top w:val="none"/>
+              <w:left w:val="none"/>
+              <w:bottom w:val="none"/>
+              <w:right w:val="none"/>
+            </w:tcBorders>
+            <w:tcMar>
+              <w:top w:type="dxa" w:w="56"/>
+              <w:left w:type="dxa" w:w="40"/>
+              <w:bottom w:type="dxa" w:w="56"/>
+              <w:right w:type="dxa" w:w="150"/>
+            </w:tcMar>
+            <w:vAlign w:val="top"/>
+          </w:tcPr>
+          <w:p>
+            <w:pPr>
+              <w:spacing w:after="0" w:line="248" w:lineRule="auto"/>
+            </w:pPr>
+            <w:r>
+              <w:rPr>
+                <w:rFonts w:ascii="Calibri" w:cs="Calibri" w:eastAsia="Calibri" w:hAnsi="Calibri"/>
+                <w:b/>
+                <w:bCs/>
+                <w:i w:val="false"/>
+                <w:iCs w:val="false"/>
+                <w:color w:val="3A3A38"/>
+                <w:sz w:val="18"/>
+                <w:szCs w:val="18"/>
+              </w:rPr>
+              <w:t xml:space="preserve">Tone and engagement</w:t>
+            </w:r>
+          </w:p>
+        </w:tc>
+        <w:tc>
+          <w:tcPr>
+            <w:tcW w:type="dxa" w:w="6698"/>
+            <w:tcBorders>
+              <w:top w:val="none"/>
+              <w:left w:val="none"/>
+              <w:bottom w:val="none"/>
+              <w:right w:val="none"/>
+            </w:tcBorders>
+            <w:tcMar>
+              <w:top w:type="dxa" w:w="56"/>
+              <w:left w:type="dxa" w:w="40"/>
+              <w:bottom w:type="dxa" w:w="56"/>
+              <w:right w:type="dxa" w:w="150"/>
+            </w:tcMar>
+            <w:vAlign w:val="top"/>
+          </w:tcPr>
+          <w:p>
+            <w:pPr>
+              <w:spacing w:after="0" w:line="248" w:lineRule="auto"/>
+            </w:pPr>
+            <w:r>
+              <w:rPr>
+                <w:rFonts w:ascii="Calibri" w:cs="Calibri" w:eastAsia="Calibri" w:hAnsi="Calibri"/>
+                <w:b/>
+                <w:bCs/>
+                <w:color w:val="43724E"/>
+                <w:spacing w:val="6"/>
+                <w:sz w:val="14"/>
+                <w:szCs w:val="14"/>
+              </w:rPr>
+              <w:t xml:space="preserve">CONFIRMED</w:t>
+            </w:r>
+            <w:r>
+              <w:rPr>
+                <w:rFonts w:ascii="Calibri" w:cs="Calibri" w:eastAsia="Calibri" w:hAnsi="Calibri"/>
+                <w:b w:val="false"/>
+                <w:bCs w:val="false"/>
+                <w:i w:val="false"/>
+                <w:iCs w:val="false"/>
+                <w:color w:val="3A3A38"/>
+                <w:sz w:val="18"/>
+                <w:szCs w:val="18"/>
+              </w:rPr>
+              <w:t xml:space="preserve">  The experience must feel like receiving a useful new tool, not sitting a test. SAM opens with a warm, personal greeting that names what it does for the guard and why that helps them, frames each step as a benefit, encourages briefly after each success, uses short everyday language, and closes warmly. A dry “do this, then that” sequence does not meet this requirement. See Tone and script for the principles and reference copy.</w:t>
+            </w:r>
+          </w:p>
+        </w:tc>
+      </w:tr>
+      <w:tr>
+        <w:trPr>
+          <w:cantSplit/>
+        </w:trPr>
+        <w:tc>
+          <w:tcPr>
+            <w:tcW w:type="dxa" w:w="850"/>
+            <w:tcBorders>
+              <w:top w:val="none"/>
+              <w:left w:val="none"/>
+              <w:bottom w:val="none"/>
+              <w:right w:val="none"/>
+            </w:tcBorders>
+            <w:tcMar>
+              <w:top w:type="dxa" w:w="56"/>
+              <w:left w:type="dxa" w:w="40"/>
+              <w:bottom w:type="dxa" w:w="56"/>
+              <w:right w:type="dxa" w:w="150"/>
+            </w:tcMar>
+            <w:vAlign w:val="top"/>
+          </w:tcPr>
+          <w:p>
+            <w:pPr>
+              <w:spacing w:after="0" w:line="248" w:lineRule="auto"/>
+            </w:pPr>
+            <w:r>
+              <w:rPr>
+                <w:rFonts w:ascii="Calibri" w:cs="Calibri" w:eastAsia="Calibri" w:hAnsi="Calibri"/>
+                <w:b w:val="false"/>
+                <w:bCs w:val="false"/>
+                <w:i w:val="false"/>
+                <w:iCs w:val="false"/>
+                <w:color w:val="3A3A38"/>
+                <w:sz w:val="18"/>
+                <w:szCs w:val="18"/>
+              </w:rPr>
+              <w:t xml:space="preserve">FR-22</w:t>
+            </w:r>
+          </w:p>
+        </w:tc>
+        <w:tc>
+          <w:tcPr>
+            <w:tcW w:type="dxa" w:w="2100"/>
+            <w:tcBorders>
+              <w:top w:val="none"/>
+              <w:left w:val="none"/>
+              <w:bottom w:val="none"/>
+              <w:right w:val="none"/>
+            </w:tcBorders>
+            <w:tcMar>
+              <w:top w:type="dxa" w:w="56"/>
+              <w:left w:type="dxa" w:w="40"/>
+              <w:bottom w:type="dxa" w:w="56"/>
+              <w:right w:type="dxa" w:w="150"/>
+            </w:tcMar>
+            <w:vAlign w:val="top"/>
+          </w:tcPr>
+          <w:p>
+            <w:pPr>
+              <w:spacing w:after="0" w:line="248" w:lineRule="auto"/>
+            </w:pPr>
+            <w:r>
+              <w:rPr>
+                <w:rFonts w:ascii="Calibri" w:cs="Calibri" w:eastAsia="Calibri" w:hAnsi="Calibri"/>
+                <w:b/>
+                <w:bCs/>
+                <w:i w:val="false"/>
+                <w:iCs w:val="false"/>
+                <w:color w:val="3A3A38"/>
+                <w:sz w:val="18"/>
+                <w:szCs w:val="18"/>
+              </w:rPr>
+              <w:t xml:space="preserve">NFC gate</w:t>
+            </w:r>
+          </w:p>
+        </w:tc>
+        <w:tc>
+          <w:tcPr>
+            <w:tcW w:type="dxa" w:w="6698"/>
+            <w:tcBorders>
+              <w:top w:val="none"/>
+              <w:left w:val="none"/>
+              <w:bottom w:val="none"/>
+              <w:right w:val="none"/>
+            </w:tcBorders>
+            <w:tcMar>
+              <w:top w:type="dxa" w:w="56"/>
+              <w:left w:type="dxa" w:w="40"/>
+              <w:bottom w:type="dxa" w:w="56"/>
+              <w:right w:type="dxa" w:w="150"/>
+            </w:tcMar>
+            <w:vAlign w:val="top"/>
+          </w:tcPr>
+          <w:p>
+            <w:pPr>
+              <w:spacing w:after="0" w:line="248" w:lineRule="auto"/>
+            </w:pPr>
+            <w:r>
+              <w:rPr>
+                <w:rFonts w:ascii="Calibri" w:cs="Calibri" w:eastAsia="Calibri" w:hAnsi="Calibri"/>
+                <w:b/>
+                <w:bCs/>
+                <w:color w:val="43724E"/>
+                <w:spacing w:val="6"/>
+                <w:sz w:val="14"/>
+                <w:szCs w:val="14"/>
+              </w:rPr>
+              <w:t xml:space="preserve">CONFIRMED</w:t>
+            </w:r>
+            <w:r>
+              <w:rPr>
+                <w:rFonts w:ascii="Calibri" w:cs="Calibri" w:eastAsia="Calibri" w:hAnsi="Calibri"/>
+                <w:b w:val="false"/>
+                <w:bCs w:val="false"/>
+                <w:i w:val="false"/>
+                <w:iCs w:val="false"/>
+                <w:color w:val="3A3A38"/>
+                <w:sz w:val="18"/>
+                <w:szCs w:val="18"/>
+              </w:rPr>
+              <w:t xml:space="preserve">  After permissions, SAM links the guard to the NFC setting — NFC reads the checkpoint tags. The guard switches it on, returns, and confirms. Not every site uses NFC, but having it on costs nothing and avoids a failure later, so it is part of setup for everyone.</w:t>
+            </w:r>
+          </w:p>
+        </w:tc>
+      </w:tr>
+      <w:tr>
+        <w:trPr>
+          <w:cantSplit/>
+        </w:trPr>
+        <w:tc>
+          <w:tcPr>
+            <w:tcW w:type="dxa" w:w="850"/>
+            <w:tcBorders>
+              <w:top w:val="none"/>
+              <w:left w:val="none"/>
+              <w:bottom w:val="none"/>
+              <w:right w:val="none"/>
+            </w:tcBorders>
+            <w:tcMar>
+              <w:top w:type="dxa" w:w="56"/>
+              <w:left w:type="dxa" w:w="40"/>
+              <w:bottom w:type="dxa" w:w="56"/>
+              <w:right w:type="dxa" w:w="150"/>
+            </w:tcMar>
+            <w:vAlign w:val="top"/>
+          </w:tcPr>
+          <w:p>
+            <w:pPr>
+              <w:spacing w:after="0" w:line="248" w:lineRule="auto"/>
+            </w:pPr>
+            <w:r>
+              <w:rPr>
+                <w:rFonts w:ascii="Calibri" w:cs="Calibri" w:eastAsia="Calibri" w:hAnsi="Calibri"/>
+                <w:b w:val="false"/>
+                <w:bCs w:val="false"/>
+                <w:i w:val="false"/>
+                <w:iCs w:val="false"/>
+                <w:color w:val="3A3A38"/>
+                <w:sz w:val="18"/>
+                <w:szCs w:val="18"/>
+              </w:rPr>
+              <w:t xml:space="preserve">FR-23</w:t>
+            </w:r>
+          </w:p>
+        </w:tc>
+        <w:tc>
+          <w:tcPr>
+            <w:tcW w:type="dxa" w:w="2100"/>
+            <w:tcBorders>
+              <w:top w:val="none"/>
+              <w:left w:val="none"/>
+              <w:bottom w:val="none"/>
+              <w:right w:val="none"/>
+            </w:tcBorders>
+            <w:tcMar>
+              <w:top w:type="dxa" w:w="56"/>
+              <w:left w:type="dxa" w:w="40"/>
+              <w:bottom w:type="dxa" w:w="56"/>
+              <w:right w:type="dxa" w:w="150"/>
+            </w:tcMar>
+            <w:vAlign w:val="top"/>
+          </w:tcPr>
+          <w:p>
+            <w:pPr>
+              <w:spacing w:after="0" w:line="248" w:lineRule="auto"/>
+            </w:pPr>
+            <w:r>
+              <w:rPr>
+                <w:rFonts w:ascii="Calibri" w:cs="Calibri" w:eastAsia="Calibri" w:hAnsi="Calibri"/>
+                <w:b/>
+                <w:bCs/>
+                <w:i w:val="false"/>
+                <w:iCs w:val="false"/>
+                <w:color w:val="3A3A38"/>
+                <w:sz w:val="18"/>
+                <w:szCs w:val="18"/>
+              </w:rPr>
+              <w:t xml:space="preserve">Background tracking gate</w:t>
+            </w:r>
+          </w:p>
+        </w:tc>
+        <w:tc>
+          <w:tcPr>
+            <w:tcW w:type="dxa" w:w="6698"/>
+            <w:tcBorders>
+              <w:top w:val="none"/>
+              <w:left w:val="none"/>
+              <w:bottom w:val="none"/>
+              <w:right w:val="none"/>
+            </w:tcBorders>
+            <w:tcMar>
+              <w:top w:type="dxa" w:w="56"/>
+              <w:left w:type="dxa" w:w="40"/>
+              <w:bottom w:type="dxa" w:w="56"/>
+              <w:right w:type="dxa" w:w="150"/>
+            </w:tcMar>
+            <w:vAlign w:val="top"/>
+          </w:tcPr>
+          <w:p>
+            <w:pPr>
+              <w:spacing w:after="0" w:line="248" w:lineRule="auto"/>
+            </w:pPr>
+            <w:r>
+              <w:rPr>
+                <w:rFonts w:ascii="Calibri" w:cs="Calibri" w:eastAsia="Calibri" w:hAnsi="Calibri"/>
+                <w:b/>
+                <w:bCs/>
+                <w:color w:val="43724E"/>
+                <w:spacing w:val="6"/>
+                <w:sz w:val="14"/>
+                <w:szCs w:val="14"/>
+              </w:rPr>
+              <w:t xml:space="preserve">CONFIRMED</w:t>
+            </w:r>
+            <w:r>
+              <w:rPr>
+                <w:rFonts w:ascii="Calibri" w:cs="Calibri" w:eastAsia="Calibri" w:hAnsi="Calibri"/>
+                <w:b w:val="false"/>
+                <w:bCs w:val="false"/>
+                <w:i w:val="false"/>
+                <w:iCs w:val="false"/>
+                <w:color w:val="3A3A38"/>
+                <w:sz w:val="18"/>
+                <w:szCs w:val="18"/>
+              </w:rPr>
+              <w:t xml:space="preserve">  The third and last setup gate: background tracking, which lives in SAM OnSite’s own settings screen. Same shape as the other two — SAM explains why it is needed, links straight to the setting from inside onboarding, the guard switches it on and returns to confirm. After this gate every setting the app needs is active and the practice steps can begin.</w:t>
+            </w:r>
+          </w:p>
+        </w:tc>
+      </w:tr>
+      <w:tr>
+        <w:trPr>
+          <w:cantSplit/>
+        </w:trPr>
+        <w:tc>
+          <w:tcPr>
+            <w:tcW w:type="dxa" w:w="850"/>
+            <w:tcBorders>
+              <w:top w:val="none"/>
+              <w:left w:val="none"/>
+              <w:bottom w:val="none"/>
+              <w:right w:val="none"/>
+            </w:tcBorders>
+            <w:tcMar>
+              <w:top w:type="dxa" w:w="56"/>
+              <w:left w:type="dxa" w:w="40"/>
+              <w:bottom w:type="dxa" w:w="56"/>
+              <w:right w:type="dxa" w:w="150"/>
+            </w:tcMar>
+            <w:vAlign w:val="top"/>
+          </w:tcPr>
+          <w:p>
+            <w:pPr>
+              <w:spacing w:after="0" w:line="248" w:lineRule="auto"/>
+            </w:pPr>
+            <w:r>
+              <w:rPr>
+                <w:rFonts w:ascii="Calibri" w:cs="Calibri" w:eastAsia="Calibri" w:hAnsi="Calibri"/>
+                <w:b w:val="false"/>
+                <w:bCs w:val="false"/>
+                <w:i w:val="false"/>
+                <w:iCs w:val="false"/>
+                <w:color w:val="3A3A38"/>
+                <w:sz w:val="18"/>
+                <w:szCs w:val="18"/>
+              </w:rPr>
+              <w:t xml:space="preserve">FR-24</w:t>
+            </w:r>
+          </w:p>
+        </w:tc>
+        <w:tc>
+          <w:tcPr>
+            <w:tcW w:type="dxa" w:w="2100"/>
+            <w:tcBorders>
+              <w:top w:val="none"/>
+              <w:left w:val="none"/>
+              <w:bottom w:val="none"/>
+              <w:right w:val="none"/>
+            </w:tcBorders>
+            <w:tcMar>
+              <w:top w:type="dxa" w:w="56"/>
+              <w:left w:type="dxa" w:w="40"/>
+              <w:bottom w:type="dxa" w:w="56"/>
+              <w:right w:type="dxa" w:w="150"/>
+            </w:tcMar>
+            <w:vAlign w:val="top"/>
+          </w:tcPr>
+          <w:p>
+            <w:pPr>
+              <w:spacing w:after="0" w:line="248" w:lineRule="auto"/>
+            </w:pPr>
+            <w:r>
+              <w:rPr>
+                <w:rFonts w:ascii="Calibri" w:cs="Calibri" w:eastAsia="Calibri" w:hAnsi="Calibri"/>
+                <w:b/>
+                <w:bCs/>
+                <w:i w:val="false"/>
+                <w:iCs w:val="false"/>
+                <w:color w:val="3A3A38"/>
+                <w:sz w:val="18"/>
+                <w:szCs w:val="18"/>
+              </w:rPr>
+              <w:t xml:space="preserve">Check the settings rather than asking</w:t>
+            </w:r>
+          </w:p>
+        </w:tc>
+        <w:tc>
+          <w:tcPr>
+            <w:tcW w:type="dxa" w:w="6698"/>
+            <w:tcBorders>
+              <w:top w:val="none"/>
+              <w:left w:val="none"/>
+              <w:bottom w:val="none"/>
+              <w:right w:val="none"/>
+            </w:tcBorders>
+            <w:tcMar>
+              <w:top w:type="dxa" w:w="56"/>
+              <w:left w:type="dxa" w:w="40"/>
+              <w:bottom w:type="dxa" w:w="56"/>
+              <w:right w:type="dxa" w:w="150"/>
+            </w:tcMar>
+            <w:vAlign w:val="top"/>
+          </w:tcPr>
+          <w:p>
+            <w:pPr>
+              <w:spacing w:after="0" w:line="248" w:lineRule="auto"/>
+            </w:pPr>
+            <w:r>
+              <w:rPr>
+                <w:rFonts w:ascii="Calibri" w:cs="Calibri" w:eastAsia="Calibri" w:hAnsi="Calibri"/>
+                <w:b/>
+                <w:bCs/>
+                <w:color w:val="A05A38"/>
+                <w:spacing w:val="6"/>
+                <w:sz w:val="14"/>
+                <w:szCs w:val="14"/>
+              </w:rPr>
+              <w:t xml:space="preserve">CHECK W/ ENG.</w:t>
+            </w:r>
+            <w:r>
+              <w:rPr>
+                <w:rFonts w:ascii="Calibri" w:cs="Calibri" w:eastAsia="Calibri" w:hAnsi="Calibri"/>
+                <w:b w:val="false"/>
+                <w:bCs w:val="false"/>
+                <w:i w:val="false"/>
+                <w:iCs w:val="false"/>
+                <w:color w:val="3A3A38"/>
+                <w:sz w:val="18"/>
+                <w:szCs w:val="18"/>
+              </w:rPr>
+              <w:t xml:space="preserve">  For the MVP the guard confirms each gate themselves. Reading the settings back would be materially better: it removes a step where a guard can confirm without having done it, and converts a confusing failure mid-shift into a clear message during onboarding. The Location screen already surfaces a “Permissions needed” status, so this is at least partly achievable today; how far it extends to NFC and background tracking is for engineering to confirm. Treat as the target state, not MVP scope.</w:t>
+            </w:r>
+          </w:p>
+        </w:tc>
+      </w:tr>
+      <w:tr>
+        <w:trPr>
+          <w:cantSplit/>
+        </w:trPr>
+        <w:tc>
+          <w:tcPr>
+            <w:tcW w:type="dxa" w:w="850"/>
+            <w:tcBorders>
+              <w:top w:val="none"/>
+              <w:left w:val="none"/>
+              <w:bottom w:val="none"/>
+              <w:right w:val="none"/>
+            </w:tcBorders>
+            <w:tcMar>
+              <w:top w:type="dxa" w:w="56"/>
+              <w:left w:type="dxa" w:w="40"/>
+              <w:bottom w:type="dxa" w:w="56"/>
+              <w:right w:type="dxa" w:w="150"/>
+            </w:tcMar>
+            <w:vAlign w:val="top"/>
+          </w:tcPr>
+          <w:p>
+            <w:pPr>
+              <w:spacing w:after="0" w:line="248" w:lineRule="auto"/>
+            </w:pPr>
+            <w:r>
+              <w:rPr>
+                <w:rFonts w:ascii="Calibri" w:cs="Calibri" w:eastAsia="Calibri" w:hAnsi="Calibri"/>
+                <w:b w:val="false"/>
+                <w:bCs w:val="false"/>
+                <w:i w:val="false"/>
+                <w:iCs w:val="false"/>
+                <w:color w:val="3A3A38"/>
+                <w:sz w:val="18"/>
+                <w:szCs w:val="18"/>
+              </w:rPr>
               <w:t xml:space="preserve">FR-25</w:t>
             </w:r>
           </w:p>
@@ -6328,506 +6828,6 @@
                 <w:szCs w:val="18"/>
               </w:rPr>
               <w:t xml:space="preserve">  The practical tips from the train-the-trainer deck are taught inside the practice steps, at the moment each becomes useful — SAM offering one as a natural aside, or the guard meeting the situation the tip is about — rather than listed on a screen or read out in sequence. A slide of tips read aloud does not meet this requirement. Which tips, and where each best fits, to be agreed with product once the slide is shared.</w:t>
-            </w:r>
-          </w:p>
-        </w:tc>
-      </w:tr>
-      <w:tr>
-        <w:trPr>
-          <w:cantSplit/>
-        </w:trPr>
-        <w:tc>
-          <w:tcPr>
-            <w:tcW w:type="dxa" w:w="850"/>
-            <w:tcBorders>
-              <w:top w:val="none"/>
-              <w:left w:val="none"/>
-              <w:bottom w:val="none"/>
-              <w:right w:val="none"/>
-            </w:tcBorders>
-            <w:tcMar>
-              <w:top w:type="dxa" w:w="56"/>
-              <w:left w:type="dxa" w:w="40"/>
-              <w:bottom w:type="dxa" w:w="56"/>
-              <w:right w:type="dxa" w:w="150"/>
-            </w:tcMar>
-            <w:vAlign w:val="top"/>
-          </w:tcPr>
-          <w:p>
-            <w:pPr>
-              <w:spacing w:after="0" w:line="248" w:lineRule="auto"/>
-            </w:pPr>
-            <w:r>
-              <w:rPr>
-                <w:rFonts w:ascii="Calibri" w:cs="Calibri" w:eastAsia="Calibri" w:hAnsi="Calibri"/>
-                <w:b w:val="false"/>
-                <w:bCs w:val="false"/>
-                <w:i w:val="false"/>
-                <w:iCs w:val="false"/>
-                <w:color w:val="3A3A38"/>
-                <w:sz w:val="18"/>
-                <w:szCs w:val="18"/>
-              </w:rPr>
-              <w:t xml:space="preserve">FR-21</w:t>
-            </w:r>
-          </w:p>
-        </w:tc>
-        <w:tc>
-          <w:tcPr>
-            <w:tcW w:type="dxa" w:w="2100"/>
-            <w:tcBorders>
-              <w:top w:val="none"/>
-              <w:left w:val="none"/>
-              <w:bottom w:val="none"/>
-              <w:right w:val="none"/>
-            </w:tcBorders>
-            <w:tcMar>
-              <w:top w:type="dxa" w:w="56"/>
-              <w:left w:type="dxa" w:w="40"/>
-              <w:bottom w:type="dxa" w:w="56"/>
-              <w:right w:type="dxa" w:w="150"/>
-            </w:tcMar>
-            <w:vAlign w:val="top"/>
-          </w:tcPr>
-          <w:p>
-            <w:pPr>
-              <w:spacing w:after="0" w:line="248" w:lineRule="auto"/>
-            </w:pPr>
-            <w:r>
-              <w:rPr>
-                <w:rFonts w:ascii="Calibri" w:cs="Calibri" w:eastAsia="Calibri" w:hAnsi="Calibri"/>
-                <w:b/>
-                <w:bCs/>
-                <w:i w:val="false"/>
-                <w:iCs w:val="false"/>
-                <w:color w:val="3A3A38"/>
-                <w:sz w:val="18"/>
-                <w:szCs w:val="18"/>
-              </w:rPr>
-              <w:t xml:space="preserve">Tone and engagement</w:t>
-            </w:r>
-          </w:p>
-        </w:tc>
-        <w:tc>
-          <w:tcPr>
-            <w:tcW w:type="dxa" w:w="6698"/>
-            <w:tcBorders>
-              <w:top w:val="none"/>
-              <w:left w:val="none"/>
-              <w:bottom w:val="none"/>
-              <w:right w:val="none"/>
-            </w:tcBorders>
-            <w:tcMar>
-              <w:top w:type="dxa" w:w="56"/>
-              <w:left w:type="dxa" w:w="40"/>
-              <w:bottom w:type="dxa" w:w="56"/>
-              <w:right w:type="dxa" w:w="150"/>
-            </w:tcMar>
-            <w:vAlign w:val="top"/>
-          </w:tcPr>
-          <w:p>
-            <w:pPr>
-              <w:spacing w:after="0" w:line="248" w:lineRule="auto"/>
-            </w:pPr>
-            <w:r>
-              <w:rPr>
-                <w:rFonts w:ascii="Calibri" w:cs="Calibri" w:eastAsia="Calibri" w:hAnsi="Calibri"/>
-                <w:b/>
-                <w:bCs/>
-                <w:color w:val="43724E"/>
-                <w:spacing w:val="6"/>
-                <w:sz w:val="14"/>
-                <w:szCs w:val="14"/>
-              </w:rPr>
-              <w:t xml:space="preserve">CONFIRMED</w:t>
-            </w:r>
-            <w:r>
-              <w:rPr>
-                <w:rFonts w:ascii="Calibri" w:cs="Calibri" w:eastAsia="Calibri" w:hAnsi="Calibri"/>
-                <w:b w:val="false"/>
-                <w:bCs w:val="false"/>
-                <w:i w:val="false"/>
-                <w:iCs w:val="false"/>
-                <w:color w:val="3A3A38"/>
-                <w:sz w:val="18"/>
-                <w:szCs w:val="18"/>
-              </w:rPr>
-              <w:t xml:space="preserve">  The experience must feel like receiving a useful new tool, not sitting a test. SAM opens with a warm, personal greeting that names what it does for the guard and why that helps them, frames each step as a benefit, encourages briefly after each success, uses short everyday language, and closes warmly. A dry “do this, then that” sequence does not meet this requirement. See Tone and script for the principles and reference copy.</w:t>
-            </w:r>
-          </w:p>
-        </w:tc>
-      </w:tr>
-      <w:tr>
-        <w:trPr>
-          <w:cantSplit/>
-        </w:trPr>
-        <w:tc>
-          <w:tcPr>
-            <w:tcW w:type="dxa" w:w="850"/>
-            <w:tcBorders>
-              <w:top w:val="none"/>
-              <w:left w:val="none"/>
-              <w:bottom w:val="none"/>
-              <w:right w:val="none"/>
-            </w:tcBorders>
-            <w:tcMar>
-              <w:top w:type="dxa" w:w="56"/>
-              <w:left w:type="dxa" w:w="40"/>
-              <w:bottom w:type="dxa" w:w="56"/>
-              <w:right w:type="dxa" w:w="150"/>
-            </w:tcMar>
-            <w:vAlign w:val="top"/>
-          </w:tcPr>
-          <w:p>
-            <w:pPr>
-              <w:spacing w:after="0" w:line="248" w:lineRule="auto"/>
-            </w:pPr>
-            <w:r>
-              <w:rPr>
-                <w:rFonts w:ascii="Calibri" w:cs="Calibri" w:eastAsia="Calibri" w:hAnsi="Calibri"/>
-                <w:b w:val="false"/>
-                <w:bCs w:val="false"/>
-                <w:i w:val="false"/>
-                <w:iCs w:val="false"/>
-                <w:color w:val="3A3A38"/>
-                <w:sz w:val="18"/>
-                <w:szCs w:val="18"/>
-              </w:rPr>
-              <w:t xml:space="preserve">FR-22</w:t>
-            </w:r>
-          </w:p>
-        </w:tc>
-        <w:tc>
-          <w:tcPr>
-            <w:tcW w:type="dxa" w:w="2100"/>
-            <w:tcBorders>
-              <w:top w:val="none"/>
-              <w:left w:val="none"/>
-              <w:bottom w:val="none"/>
-              <w:right w:val="none"/>
-            </w:tcBorders>
-            <w:tcMar>
-              <w:top w:type="dxa" w:w="56"/>
-              <w:left w:type="dxa" w:w="40"/>
-              <w:bottom w:type="dxa" w:w="56"/>
-              <w:right w:type="dxa" w:w="150"/>
-            </w:tcMar>
-            <w:vAlign w:val="top"/>
-          </w:tcPr>
-          <w:p>
-            <w:pPr>
-              <w:spacing w:after="0" w:line="248" w:lineRule="auto"/>
-            </w:pPr>
-            <w:r>
-              <w:rPr>
-                <w:rFonts w:ascii="Calibri" w:cs="Calibri" w:eastAsia="Calibri" w:hAnsi="Calibri"/>
-                <w:b/>
-                <w:bCs/>
-                <w:i w:val="false"/>
-                <w:iCs w:val="false"/>
-                <w:color w:val="3A3A38"/>
-                <w:sz w:val="18"/>
-                <w:szCs w:val="18"/>
-              </w:rPr>
-              <w:t xml:space="preserve">NFC gate</w:t>
-            </w:r>
-          </w:p>
-        </w:tc>
-        <w:tc>
-          <w:tcPr>
-            <w:tcW w:type="dxa" w:w="6698"/>
-            <w:tcBorders>
-              <w:top w:val="none"/>
-              <w:left w:val="none"/>
-              <w:bottom w:val="none"/>
-              <w:right w:val="none"/>
-            </w:tcBorders>
-            <w:tcMar>
-              <w:top w:type="dxa" w:w="56"/>
-              <w:left w:type="dxa" w:w="40"/>
-              <w:bottom w:type="dxa" w:w="56"/>
-              <w:right w:type="dxa" w:w="150"/>
-            </w:tcMar>
-            <w:vAlign w:val="top"/>
-          </w:tcPr>
-          <w:p>
-            <w:pPr>
-              <w:spacing w:after="0" w:line="248" w:lineRule="auto"/>
-            </w:pPr>
-            <w:r>
-              <w:rPr>
-                <w:rFonts w:ascii="Calibri" w:cs="Calibri" w:eastAsia="Calibri" w:hAnsi="Calibri"/>
-                <w:b/>
-                <w:bCs/>
-                <w:color w:val="43724E"/>
-                <w:spacing w:val="6"/>
-                <w:sz w:val="14"/>
-                <w:szCs w:val="14"/>
-              </w:rPr>
-              <w:t xml:space="preserve">CONFIRMED</w:t>
-            </w:r>
-            <w:r>
-              <w:rPr>
-                <w:rFonts w:ascii="Calibri" w:cs="Calibri" w:eastAsia="Calibri" w:hAnsi="Calibri"/>
-                <w:b w:val="false"/>
-                <w:bCs w:val="false"/>
-                <w:i w:val="false"/>
-                <w:iCs w:val="false"/>
-                <w:color w:val="3A3A38"/>
-                <w:sz w:val="18"/>
-                <w:szCs w:val="18"/>
-              </w:rPr>
-              <w:t xml:space="preserve">  After permissions, SAM links the guard to the NFC setting — NFC reads the checkpoint tags. The guard switches it on, returns, and confirms. Not every site uses NFC, but having it on costs nothing and avoids a failure later, so it is part of setup for everyone.</w:t>
-            </w:r>
-          </w:p>
-        </w:tc>
-      </w:tr>
-      <w:tr>
-        <w:trPr>
-          <w:cantSplit/>
-        </w:trPr>
-        <w:tc>
-          <w:tcPr>
-            <w:tcW w:type="dxa" w:w="850"/>
-            <w:tcBorders>
-              <w:top w:val="none"/>
-              <w:left w:val="none"/>
-              <w:bottom w:val="none"/>
-              <w:right w:val="none"/>
-            </w:tcBorders>
-            <w:tcMar>
-              <w:top w:type="dxa" w:w="56"/>
-              <w:left w:type="dxa" w:w="40"/>
-              <w:bottom w:type="dxa" w:w="56"/>
-              <w:right w:type="dxa" w:w="150"/>
-            </w:tcMar>
-            <w:vAlign w:val="top"/>
-          </w:tcPr>
-          <w:p>
-            <w:pPr>
-              <w:spacing w:after="0" w:line="248" w:lineRule="auto"/>
-            </w:pPr>
-            <w:r>
-              <w:rPr>
-                <w:rFonts w:ascii="Calibri" w:cs="Calibri" w:eastAsia="Calibri" w:hAnsi="Calibri"/>
-                <w:b w:val="false"/>
-                <w:bCs w:val="false"/>
-                <w:i w:val="false"/>
-                <w:iCs w:val="false"/>
-                <w:color w:val="3A3A38"/>
-                <w:sz w:val="18"/>
-                <w:szCs w:val="18"/>
-              </w:rPr>
-              <w:t xml:space="preserve">FR-23</w:t>
-            </w:r>
-          </w:p>
-        </w:tc>
-        <w:tc>
-          <w:tcPr>
-            <w:tcW w:type="dxa" w:w="2100"/>
-            <w:tcBorders>
-              <w:top w:val="none"/>
-              <w:left w:val="none"/>
-              <w:bottom w:val="none"/>
-              <w:right w:val="none"/>
-            </w:tcBorders>
-            <w:tcMar>
-              <w:top w:type="dxa" w:w="56"/>
-              <w:left w:type="dxa" w:w="40"/>
-              <w:bottom w:type="dxa" w:w="56"/>
-              <w:right w:type="dxa" w:w="150"/>
-            </w:tcMar>
-            <w:vAlign w:val="top"/>
-          </w:tcPr>
-          <w:p>
-            <w:pPr>
-              <w:spacing w:after="0" w:line="248" w:lineRule="auto"/>
-            </w:pPr>
-            <w:r>
-              <w:rPr>
-                <w:rFonts w:ascii="Calibri" w:cs="Calibri" w:eastAsia="Calibri" w:hAnsi="Calibri"/>
-                <w:b/>
-                <w:bCs/>
-                <w:i w:val="false"/>
-                <w:iCs w:val="false"/>
-                <w:color w:val="3A3A38"/>
-                <w:sz w:val="18"/>
-                <w:szCs w:val="18"/>
-              </w:rPr>
-              <w:t xml:space="preserve">Background tracking gate</w:t>
-            </w:r>
-          </w:p>
-        </w:tc>
-        <w:tc>
-          <w:tcPr>
-            <w:tcW w:type="dxa" w:w="6698"/>
-            <w:tcBorders>
-              <w:top w:val="none"/>
-              <w:left w:val="none"/>
-              <w:bottom w:val="none"/>
-              <w:right w:val="none"/>
-            </w:tcBorders>
-            <w:tcMar>
-              <w:top w:type="dxa" w:w="56"/>
-              <w:left w:type="dxa" w:w="40"/>
-              <w:bottom w:type="dxa" w:w="56"/>
-              <w:right w:type="dxa" w:w="150"/>
-            </w:tcMar>
-            <w:vAlign w:val="top"/>
-          </w:tcPr>
-          <w:p>
-            <w:pPr>
-              <w:spacing w:after="0" w:line="248" w:lineRule="auto"/>
-            </w:pPr>
-            <w:r>
-              <w:rPr>
-                <w:rFonts w:ascii="Calibri" w:cs="Calibri" w:eastAsia="Calibri" w:hAnsi="Calibri"/>
-                <w:b/>
-                <w:bCs/>
-                <w:color w:val="43724E"/>
-                <w:spacing w:val="6"/>
-                <w:sz w:val="14"/>
-                <w:szCs w:val="14"/>
-              </w:rPr>
-              <w:t xml:space="preserve">CONFIRMED</w:t>
-            </w:r>
-            <w:r>
-              <w:rPr>
-                <w:rFonts w:ascii="Calibri" w:cs="Calibri" w:eastAsia="Calibri" w:hAnsi="Calibri"/>
-                <w:b w:val="false"/>
-                <w:bCs w:val="false"/>
-                <w:i w:val="false"/>
-                <w:iCs w:val="false"/>
-                <w:color w:val="3A3A38"/>
-                <w:sz w:val="18"/>
-                <w:szCs w:val="18"/>
-              </w:rPr>
-              <w:t xml:space="preserve">  The third and last setup gate: background tracking, which lives in SAM OnSite’s own settings screen. Same shape as the other two — SAM explains why it is needed, links straight to the setting from inside onboarding, the guard switches it on and returns to confirm. After this gate every setting the app needs is active and the practice steps can begin.</w:t>
-            </w:r>
-          </w:p>
-        </w:tc>
-      </w:tr>
-      <w:tr>
-        <w:trPr>
-          <w:cantSplit/>
-        </w:trPr>
-        <w:tc>
-          <w:tcPr>
-            <w:tcW w:type="dxa" w:w="850"/>
-            <w:tcBorders>
-              <w:top w:val="none"/>
-              <w:left w:val="none"/>
-              <w:bottom w:val="none"/>
-              <w:right w:val="none"/>
-            </w:tcBorders>
-            <w:tcMar>
-              <w:top w:type="dxa" w:w="56"/>
-              <w:left w:type="dxa" w:w="40"/>
-              <w:bottom w:type="dxa" w:w="56"/>
-              <w:right w:type="dxa" w:w="150"/>
-            </w:tcMar>
-            <w:vAlign w:val="top"/>
-          </w:tcPr>
-          <w:p>
-            <w:pPr>
-              <w:spacing w:after="0" w:line="248" w:lineRule="auto"/>
-            </w:pPr>
-            <w:r>
-              <w:rPr>
-                <w:rFonts w:ascii="Calibri" w:cs="Calibri" w:eastAsia="Calibri" w:hAnsi="Calibri"/>
-                <w:b w:val="false"/>
-                <w:bCs w:val="false"/>
-                <w:i w:val="false"/>
-                <w:iCs w:val="false"/>
-                <w:color w:val="3A3A38"/>
-                <w:sz w:val="18"/>
-                <w:szCs w:val="18"/>
-              </w:rPr>
-              <w:t xml:space="preserve">FR-24</w:t>
-            </w:r>
-          </w:p>
-        </w:tc>
-        <w:tc>
-          <w:tcPr>
-            <w:tcW w:type="dxa" w:w="2100"/>
-            <w:tcBorders>
-              <w:top w:val="none"/>
-              <w:left w:val="none"/>
-              <w:bottom w:val="none"/>
-              <w:right w:val="none"/>
-            </w:tcBorders>
-            <w:tcMar>
-              <w:top w:type="dxa" w:w="56"/>
-              <w:left w:type="dxa" w:w="40"/>
-              <w:bottom w:type="dxa" w:w="56"/>
-              <w:right w:type="dxa" w:w="150"/>
-            </w:tcMar>
-            <w:vAlign w:val="top"/>
-          </w:tcPr>
-          <w:p>
-            <w:pPr>
-              <w:spacing w:after="0" w:line="248" w:lineRule="auto"/>
-            </w:pPr>
-            <w:r>
-              <w:rPr>
-                <w:rFonts w:ascii="Calibri" w:cs="Calibri" w:eastAsia="Calibri" w:hAnsi="Calibri"/>
-                <w:b/>
-                <w:bCs/>
-                <w:i w:val="false"/>
-                <w:iCs w:val="false"/>
-                <w:color w:val="3A3A38"/>
-                <w:sz w:val="18"/>
-                <w:szCs w:val="18"/>
-              </w:rPr>
-              <w:t xml:space="preserve">Check the settings rather than asking</w:t>
-            </w:r>
-          </w:p>
-        </w:tc>
-        <w:tc>
-          <w:tcPr>
-            <w:tcW w:type="dxa" w:w="6698"/>
-            <w:tcBorders>
-              <w:top w:val="none"/>
-              <w:left w:val="none"/>
-              <w:bottom w:val="none"/>
-              <w:right w:val="none"/>
-            </w:tcBorders>
-            <w:tcMar>
-              <w:top w:type="dxa" w:w="56"/>
-              <w:left w:type="dxa" w:w="40"/>
-              <w:bottom w:type="dxa" w:w="56"/>
-              <w:right w:type="dxa" w:w="150"/>
-            </w:tcMar>
-            <w:vAlign w:val="top"/>
-          </w:tcPr>
-          <w:p>
-            <w:pPr>
-              <w:spacing w:after="0" w:line="248" w:lineRule="auto"/>
-            </w:pPr>
-            <w:r>
-              <w:rPr>
-                <w:rFonts w:ascii="Calibri" w:cs="Calibri" w:eastAsia="Calibri" w:hAnsi="Calibri"/>
-                <w:b/>
-                <w:bCs/>
-                <w:color w:val="A05A38"/>
-                <w:spacing w:val="6"/>
-                <w:sz w:val="14"/>
-                <w:szCs w:val="14"/>
-              </w:rPr>
-              <w:t xml:space="preserve">CHECK W/ ENG.</w:t>
-            </w:r>
-            <w:r>
-              <w:rPr>
-                <w:rFonts w:ascii="Calibri" w:cs="Calibri" w:eastAsia="Calibri" w:hAnsi="Calibri"/>
-                <w:b w:val="false"/>
-                <w:bCs w:val="false"/>
-                <w:i w:val="false"/>
-                <w:iCs w:val="false"/>
-                <w:color w:val="3A3A38"/>
-                <w:sz w:val="18"/>
-                <w:szCs w:val="18"/>
-              </w:rPr>
-              <w:t xml:space="preserve">  For the MVP the guard confirms each gate themselves. Reading the settings back would be materially better: it removes a step where a guard can confirm without having done it, and converts a confusing failure mid-shift into a clear message during onboarding. The Location screen already surfaces a “Permissions needed” status, so this is at least partly achievable today; how far it extends to NFC and background tracking is for engineering to confirm. Treat as the target state, not MVP scope.</w:t>
             </w:r>
           </w:p>
         </w:tc>

--- a/deliverables/US1117/SAM_OnSite_Guard_Onboarding_Detailed_Spec.docx
+++ b/deliverables/US1117/SAM_OnSite_Guard_Onboarding_Detailed_Spec.docx
@@ -295,7 +295,7 @@
                 <w:sz w:val="19"/>
                 <w:szCs w:val="19"/>
               </w:rPr>
-              <w:t xml:space="preserve"> carries the full functional requirements, acceptance criteria, test matrix, and traceability behind the one-page brief. It reads on its own. Every requirement carries a plain-language status — </w:t>
+              <w:t xml:space="preserve"> carries the full functional requirements, acceptance criteria, test matrix, and traceability behind the one-page brief. It reads on its own. Every requirement carries a plain-language status: </w:t>
             </w:r>
           </w:p>
           <w:p>
@@ -458,7 +458,7 @@
           <w:sz w:val="19"/>
           <w:szCs w:val="19"/>
         </w:rPr>
-        <w:t xml:space="preserve"> that runs at a guard’s first sign-in and teaches the three everyday actions — ask a question, report an incident, correct a report — using a made-up incident so nothing real is affected.</w:t>
+        <w:t xml:space="preserve"> that runs at a guard’s first sign-in and teaches the three everyday actions (ask a question, report an incident, correct a report) using a made-up incident so nothing real is affected.</w:t>
       </w:r>
     </w:p>
     <w:p>
@@ -481,7 +481,7 @@
           <w:sz w:val="19"/>
           <w:szCs w:val="19"/>
         </w:rPr>
-        <w:t xml:space="preserve">It must feel like receiving a useful new tool, not sitting a test — SAM introduces itself and the tone stays warm and encouraging throughout.</w:t>
+        <w:t xml:space="preserve">It must feel like receiving a useful new tool, not sitting a test. SAM introduces itself and the tone stays warm and encouraging throughout.</w:t>
       </w:r>
     </w:p>
     <w:p>
@@ -573,7 +573,7 @@
           <w:sz w:val="19"/>
           <w:szCs w:val="19"/>
         </w:rPr>
-        <w:t xml:space="preserve">“Editing logs” means editing the guard’s own report — by voice, and by long-pressing their message and saving. The final report must reflect the correction.</w:t>
+        <w:t xml:space="preserve">“Editing logs” means editing the guard’s own report, by voice and by long-pressing their message and saving. The final report must reflect the correction.</w:t>
       </w:r>
     </w:p>
     <w:p>
@@ -596,7 +596,7 @@
           <w:sz w:val="19"/>
           <w:szCs w:val="19"/>
         </w:rPr>
-        <w:t xml:space="preserve">Completion is inferred from the system observing the guard perform each action — not a quiz or a self-confirmation button.</w:t>
+        <w:t xml:space="preserve">Completion is inferred from the system observing the guard perform each action, rather than a quiz or a self-confirmation button.</w:t>
       </w:r>
     </w:p>
     <w:p>
@@ -737,7 +737,7 @@
           <w:sz w:val="19"/>
           <w:szCs w:val="19"/>
         </w:rPr>
-        <w:t xml:space="preserve">One guided pass through: ask a question, report a fictional incident, correct it by voice and by manual edit — delivered in a warm, welcoming tone.</w:t>
+        <w:t xml:space="preserve">One guided pass through: ask a question, report a fictional incident, correct it by voice and by manual edit, delivered in a warm, welcoming tone.</w:t>
       </w:r>
     </w:p>
     <w:p>
@@ -870,7 +870,7 @@
           <w:sz w:val="19"/>
           <w:szCs w:val="19"/>
         </w:rPr>
-        <w:t xml:space="preserve">Physical deletion / database clean-up of practice data — a separate, later task from the logical archive used here.</w:t>
+        <w:t xml:space="preserve">Physical deletion / database clean-up of practice data, a separate and later task from the logical archive used here.</w:t>
       </w:r>
     </w:p>
     <w:p>
@@ -1775,7 +1775,7 @@
           <w:sz w:val="19"/>
           <w:szCs w:val="19"/>
         </w:rPr>
-        <w:t xml:space="preserve">Good to know: in SAM, a guard’s message is what creates and updates their report — so a report can be fixed by telling SAM or by editing the original message. Target duration is roughly 3–5 minutes (</w:t>
+        <w:t xml:space="preserve">Good to know: in SAM, a guard’s message is what creates and updates their report, so a report can be fixed by telling SAM or by editing the original message. Target duration is roughly 3–5 minutes (</w:t>
       </w:r>
       <w:r>
         <w:rPr>
@@ -1846,7 +1846,7 @@
           <w:sz w:val="19"/>
           <w:szCs w:val="19"/>
         </w:rPr>
-        <w:t xml:space="preserve">SAM greets the guard and introduces itself; the screen also makes clear this is required, everything in it is pretend, it is short, and progress is saved — leaving and returning resumes at the same step. A step counter shows how far along they are.</w:t>
+        <w:t xml:space="preserve">SAM greets the guard and introduces itself; the screen also makes clear this is required, everything in it is pretend, it is short, and progress is saved, so leaving and returning resumes at the same step. A step counter shows how far along they are.</w:t>
       </w:r>
     </w:p>
     <w:p>
@@ -1869,7 +1869,7 @@
           <w:sz w:val="19"/>
           <w:szCs w:val="19"/>
         </w:rPr>
-        <w:t xml:space="preserve">First setup gate — permissions. SAM explains the app cannot work without them, then links to SAM OnSite’s settings page, where the guard taps Permissions and enables everything at the level asked for; back in onboarding they type “done”. The link is duplicated into the flow, not a jump to the app’s settings screen, so it offers no way out of a required exercise. Setup also switches off the phone’s automatic permission removal for unused apps, so access is not silently lost after a quiet month.</w:t>
+        <w:t xml:space="preserve">First setup gate: permissions. SAM explains the app cannot work without them, then links to SAM OnSite’s settings page, where the guard taps Permissions and enables everything at the level asked for; back in onboarding they type “done”. The link is duplicated into the flow, not a jump to the app’s settings screen, so it offers no way out of a required exercise. Setup also switches off the phone’s automatic permission removal for unused apps, so access is not silently lost after a quiet month.</w:t>
       </w:r>
     </w:p>
     <w:p>
@@ -1892,7 +1892,7 @@
           <w:sz w:val="19"/>
           <w:szCs w:val="19"/>
         </w:rPr>
-        <w:t xml:space="preserve">Second gate — NFC, which reads the checkpoint tags: a link to the setting, the guard switches it on, returns and confirms. Not every site uses NFC, but turning it on costs nothing and prevents a failure later.</w:t>
+        <w:t xml:space="preserve">Second gate: NFC, which reads the checkpoint tags. a link to the setting, the guard switches it on, returns and confirms. Not every site uses NFC, but turning it on costs nothing and prevents a failure later.</w:t>
       </w:r>
     </w:p>
     <w:p>
@@ -1915,7 +1915,7 @@
           <w:sz w:val="19"/>
           <w:szCs w:val="19"/>
         </w:rPr>
-        <w:t xml:space="preserve">Third gate — background tracking, in SAM OnSite’s own settings screen: same shape again, link, switch on, return and confirm. With that, every setting the app needs is active and the practice steps can begin.</w:t>
+        <w:t xml:space="preserve">Third gate: background tracking, in SAM OnSite’s own settings screen. Same shape again: link, switch on, return and confirm. With that, every setting the app needs is active and the practice steps can begin.</w:t>
       </w:r>
     </w:p>
     <w:p>
@@ -1938,7 +1938,7 @@
           <w:sz w:val="19"/>
           <w:szCs w:val="19"/>
         </w:rPr>
-        <w:t xml:space="preserve">The guard presses Talk and asks SAM a practice question; the first successful transcription doubles as the microphone check. SAM answers, then reassures them they can ask anything — nothing live results; any record the platform logs carries the training flag.</w:t>
+        <w:t xml:space="preserve">The guard presses Talk and asks SAM a practice question; the first successful transcription doubles as the microphone check. SAM answers, then reassures them they can ask anything. Nothing live results; any record the platform logs carries the training flag.</w:t>
       </w:r>
     </w:p>
     <w:p>
@@ -1961,7 +1961,7 @@
           <w:sz w:val="19"/>
           <w:szCs w:val="19"/>
         </w:rPr>
-        <w:t xml:space="preserve">The guard reports “A Dell laptop was stolen.” SAM asks for anything missing, creates one practice report, and shows it on screen as a card visibly labelled “Training” — seeing the finished report is what makes the two correction steps meaningful.</w:t>
+        <w:t xml:space="preserve">The guard reports “A Dell laptop was stolen.” SAM asks for anything missing, creates one practice report, and shows it on screen as a card visibly labelled “Training”. Seeing the finished report is what makes the two correction steps meaningful.</w:t>
       </w:r>
     </w:p>
     <w:p>
@@ -2030,7 +2030,7 @@
           <w:sz w:val="19"/>
           <w:szCs w:val="19"/>
         </w:rPr>
-        <w:t xml:space="preserve">SAM closes on a high note — “You’re ready” — and a Go-to-home button lands the guard on the normal home screen (Talk / Capture / Type). Completion is marked only after each step is observed for real. A completed guard may reopen the training later without losing completion.</w:t>
+        <w:t xml:space="preserve">SAM signs off (“You’re ready”) and a Go-to-home button lands the guard on the normal home screen (Talk / Capture / Type). Completion is marked only after each step is observed for real. A completed guard may reopen the training later without losing completion.</w:t>
       </w:r>
     </w:p>
     <w:p>
@@ -2079,7 +2079,7 @@
           <w:sz w:val="19"/>
           <w:szCs w:val="19"/>
         </w:rPr>
-        <w:t xml:space="preserve">This is a guard’s first meeting with a tool that is meant to make their job easier, so it should land like unwrapping something good — not like being tested. SAM introduces itself, and every step is framed as a win for the guard rather than an instruction to follow.</w:t>
+        <w:t xml:space="preserve">This is a guard’s first meeting with a tool meant to make their job easier, so it should land that way. SAM introduces itself, and each step shows the guard something worth having rather than issuing an instruction.</w:t>
       </w:r>
     </w:p>
     <w:p>
@@ -2120,7 +2120,7 @@
           <w:sz w:val="19"/>
           <w:szCs w:val="19"/>
         </w:rPr>
-        <w:t xml:space="preserve">Warm and first-person. SAM has a personality: it greets the guard by way of introduction and says plainly what it does for them and why that helps.</w:t>
+        <w:t xml:space="preserve">Warm and first-person. SAM introduces itself and says plainly what it does for the guard and why that helps.</w:t>
       </w:r>
     </w:p>
     <w:p>
@@ -2143,7 +2143,7 @@
           <w:sz w:val="19"/>
           <w:szCs w:val="19"/>
         </w:rPr>
-        <w:t xml:space="preserve">Every step sells the benefit, not the mechanic — “I wrote that up while you talked,” not “an Activity record has been created.”</w:t>
+        <w:t xml:space="preserve">Say what happened in the guard’s terms. “That’s written up” beats “an Activity record has been created”.</w:t>
       </w:r>
     </w:p>
     <w:p>
@@ -2166,7 +2166,7 @@
           <w:sz w:val="19"/>
           <w:szCs w:val="19"/>
         </w:rPr>
-        <w:t xml:space="preserve">Encourage after each success, briefly. A short “that’s it” or “fixed — no forms, no rewriting” is enough.</w:t>
+        <w:t xml:space="preserve">Acknowledge each success in a few words and move on. “Changed. Same report” is enough.</w:t>
       </w:r>
     </w:p>
     <w:p>
@@ -2189,7 +2189,7 @@
           <w:sz w:val="19"/>
           <w:szCs w:val="19"/>
         </w:rPr>
-        <w:t xml:space="preserve">Short lines, everyday words, no system jargon. Never a numbered list of instructions read aloud.</w:t>
+        <w:t xml:space="preserve">Short lines, everyday words, no system jargon, and no instructions read aloud as a list.</w:t>
       </w:r>
     </w:p>
     <w:p>
@@ -2212,7 +2212,7 @@
           <w:sz w:val="19"/>
           <w:szCs w:val="19"/>
         </w:rPr>
-        <w:t xml:space="preserve">Close on a high note and make SAM available: “You’re ready — you can ask, report, and fix reports whenever you need me.”</w:t>
+        <w:t xml:space="preserve">Sign off plainly and leave the guard knowing what they can now do: “That’s everything. You know how to report now, and how to fix it when it comes out wrong.”</w:t>
       </w:r>
     </w:p>
     <w:p>
@@ -2242,7 +2242,7 @@
           <w:sz w:val="19"/>
           <w:szCs w:val="19"/>
         </w:rPr>
-        <w:t xml:space="preserve">  Reference copy below — the intended tone, to be polished with product before build. It is not final wording, and no line here is a locked string.</w:t>
+        <w:t xml:space="preserve">  Reference copy below: the intended tone, to be polished with product before build. It is not final wording, and no line here is a locked string.</w:t>
       </w:r>
     </w:p>
     <w:tbl>
@@ -2445,7 +2445,7 @@
                 <w:sz w:val="18"/>
                 <w:szCs w:val="18"/>
               </w:rPr>
-              <w:t xml:space="preserve">“Hello, I’m SAM. From today I do the paperwork with you — a few minutes and you’ll know the essentials.”</w:t>
+              <w:t xml:space="preserve">“Hello, I’m SAM. From today I do the paperwork with you. Five minutes and you’ll know the lot.”</w:t>
             </w:r>
           </w:p>
         </w:tc>
@@ -2558,7 +2558,7 @@
                 <w:sz w:val="18"/>
                 <w:szCs w:val="18"/>
               </w:rPr>
-              <w:t xml:space="preserve">“Everything here is pretend — nothing you say is filed as a real report, so try things without worrying. I’ll save where you get to.”</w:t>
+              <w:t xml:space="preserve">“Nothing here is real. Nothing you say gets filed. If you have to stop, I’ll remember where you were.”</w:t>
             </w:r>
           </w:p>
         </w:tc>
@@ -2671,7 +2671,7 @@
                 <w:sz w:val="18"/>
                 <w:szCs w:val="18"/>
               </w:rPr>
-              <w:t xml:space="preserve">“First, let’s switch me on properly — I can’t do much without a few permissions. Tap here, turn them all on, then come back and type done.”</w:t>
+              <w:t xml:space="preserve">“First, permissions. Without them I can’t hear you or see where you are. Tap here, turn them all on, then come back and type done.”</w:t>
             </w:r>
           </w:p>
         </w:tc>
@@ -2784,7 +2784,7 @@
                 <w:sz w:val="18"/>
                 <w:szCs w:val="18"/>
               </w:rPr>
-              <w:t xml:space="preserve">“Next, NFC — that’s what reads the checkpoint tags. Tap here, switch it on, and tell me when it’s done.”</w:t>
+              <w:t xml:space="preserve">“Next, NFC. That’s what reads the checkpoint tags. Tap here, switch it on, then tell me.”</w:t>
             </w:r>
           </w:p>
         </w:tc>
@@ -2897,7 +2897,7 @@
                 <w:sz w:val="18"/>
                 <w:szCs w:val="18"/>
               </w:rPr>
-              <w:t xml:space="preserve">“Last one — background tracking, so I keep working when your screen is off. Tap here, switch it on, then come back. That’s everything set up.”</w:t>
+              <w:t xml:space="preserve">“Last one. Background tracking, so I keep working when your screen’s off. Tap here, switch it on, come back. That’s the setup done.”</w:t>
             </w:r>
           </w:p>
         </w:tc>
@@ -3010,7 +3010,7 @@
                 <w:sz w:val="18"/>
                 <w:szCs w:val="18"/>
               </w:rPr>
-              <w:t xml:space="preserve">“Ask me anything you’d ask a colleague — press Talk and try: how do I report an incident?” … “Any time you’re unsure, just ask.”</w:t>
+              <w:t xml:space="preserve">“Press Talk and ask me something. Try: how do I report an incident?”</w:t>
             </w:r>
           </w:p>
         </w:tc>
@@ -3046,7 +3046,7 @@
                 <w:sz w:val="18"/>
                 <w:szCs w:val="18"/>
               </w:rPr>
-              <w:t xml:space="preserve">Presses Talk and asks — the first transcription doubles as the mic check. SAM answers; nothing live results.</w:t>
+              <w:t xml:space="preserve">Presses Talk and asks. The first transcription doubles as the mic check. SAM answers; nothing live results.</w:t>
             </w:r>
           </w:p>
         </w:tc>
@@ -3123,7 +3123,7 @@
                 <w:sz w:val="18"/>
                 <w:szCs w:val="18"/>
               </w:rPr>
-              <w:t xml:space="preserve">“Now tell me about an incident the way you’d tell a colleague. Let’s pretend — a Dell laptop was stolen.” … “Done. I wrote that up while you talked — have a look.”</w:t>
+              <w:t xml:space="preserve">“Now report something to me, the way you’d tell a colleague. Say a Dell laptop’s been stolen.” … “That’s written up. Have a look.”</w:t>
             </w:r>
           </w:p>
         </w:tc>
@@ -3236,7 +3236,7 @@
                 <w:sz w:val="18"/>
                 <w:szCs w:val="18"/>
               </w:rPr>
-              <w:t xml:space="preserve">“Got a detail wrong? Just say so — tell me to change the Dell to a MacBook.” … “Fixed. No forms, no rewriting.”</w:t>
+              <w:t xml:space="preserve">“If you get something wrong, just tell me. Say: change the Dell to a MacBook.” … “Changed. Same report.”</w:t>
             </w:r>
           </w:p>
         </w:tc>
@@ -3349,7 +3349,7 @@
                 <w:sz w:val="18"/>
                 <w:szCs w:val="18"/>
               </w:rPr>
-              <w:t xml:space="preserve">“Prefer to type? Press and hold your message and edit it yourself — add where it happened.”</w:t>
+              <w:t xml:space="preserve">“You can also type it. Press and hold your message and add where it happened.”</w:t>
             </w:r>
           </w:p>
         </w:tc>
@@ -3385,7 +3385,7 @@
                 <w:sz w:val="18"/>
                 <w:szCs w:val="18"/>
               </w:rPr>
-              <w:t xml:space="preserve">Edits message to “…MacBook…at reception.” and saves.</w:t>
+              <w:t xml:space="preserve">Edits message to “…MacBook…at reception” and saves.</w:t>
             </w:r>
           </w:p>
         </w:tc>
@@ -3462,7 +3462,7 @@
                 <w:sz w:val="18"/>
                 <w:szCs w:val="18"/>
               </w:rPr>
-              <w:t xml:space="preserve">“You’re ready — you can ask, report, and fix reports whenever you need me.”</w:t>
+              <w:t xml:space="preserve">“That’s everything. You know how to report now, and how to fix it when it comes out wrong.”</w:t>
             </w:r>
           </w:p>
         </w:tc>
@@ -3576,7 +3576,7 @@
           <w:sz w:val="19"/>
           <w:szCs w:val="19"/>
         </w:rPr>
-        <w:t xml:space="preserve"> carries the same weight as any functional rule here — how this feels to the guard is a requirement, not decoration.</w:t>
+        <w:t xml:space="preserve"> carries the same weight as any functional rule here. How this feels to the guard is part of the requirement.</w:t>
       </w:r>
     </w:p>
     <w:tbl>
@@ -3952,7 +3952,7 @@
                 <w:sz w:val="18"/>
                 <w:szCs w:val="18"/>
               </w:rPr>
-              <w:t xml:space="preserve">  Every active guard receives it exactly once — including guards whose accounts existed before this feature.</w:t>
+              <w:t xml:space="preserve">  Every active guard receives it exactly once, including guards whose accounts existed before this feature.</w:t>
             </w:r>
           </w:p>
         </w:tc>
@@ -4452,7 +4452,7 @@
                 <w:sz w:val="18"/>
                 <w:szCs w:val="18"/>
               </w:rPr>
-              <w:t xml:space="preserve">  SAM explains that the app needs permissions to work at all, then offers a link that opens SAM OnSite’s settings page, where the guard taps Permissions and enables everything; back in onboarding they confirm. The link is duplicated into the onboarding flow rather than sending the guard to the app’s own settings screen — that would hand them a route out of a required exercise. Guidance must name the level needed, since grants can be “only while using the app”, “ask every time”, or for location “all the time”. On the current interface the set is camera, location, microphone, notifications and physical activity, all starting “not allowed” on a fresh install. Setup should also switch off the phone’s automatic permission removal for unused apps (“Manage app if unused”), which would otherwise silently strip camera, location and microphone after months of disuse. Until microphone permission is granted the guard cannot speak, so the typed confirmation must work here. If a permission genuinely cannot be granted (device policy or hardware), the guard reaches a support screen and is never left trapped.</w:t>
+              <w:t xml:space="preserve">  SAM explains that the app needs permissions to work at all, then offers a link that opens SAM OnSite’s settings page, where the guard taps Permissions and enables everything; back in onboarding they confirm. The link is duplicated into the onboarding flow rather than sending the guard to the app’s own settings screen, which would hand them a route out of a required exercise. Guidance must name the level needed, since grants can be “only while using the app”, “ask every time”, or for location “all the time”. On the current interface the set is camera, location, microphone, notifications and physical activity, all starting “not allowed” on a fresh install. Setup should also switch off the phone’s automatic permission removal for unused apps (“Manage app if unused”), which would otherwise silently strip camera, location and microphone after months of disuse. Until microphone permission is granted the guard cannot speak, so the typed confirmation must work here. If a permission genuinely cannot be granted (device policy or hardware), the guard reaches a support screen and is never left trapped.</w:t>
             </w:r>
           </w:p>
         </w:tc>
@@ -4577,7 +4577,7 @@
                 <w:sz w:val="18"/>
                 <w:szCs w:val="18"/>
               </w:rPr>
-              <w:t xml:space="preserve">  A speaking step is credited only after at least one successful voice transcription; an empty or failed transcription does not advance the step. The guard’s first Talk press — the ask-a-question step — doubles as the microphone check: SAM confirms what it heard before crediting it. Steps are judged on the guard demonstrating the intended action and on the resulting report state — semantically-equivalent English is accepted, never an exact phrase.</w:t>
+              <w:t xml:space="preserve">  A speaking step is credited only after at least one successful voice transcription; an empty or failed transcription does not advance the step. The guard’s first Talk press, at the ask-a-question step, doubles as the microphone check: SAM confirms what it heard before crediting it. Steps are judged on the guard demonstrating the intended action and on the resulting report state. Semantically-equivalent English is accepted; an exact phrase is not required.</w:t>
             </w:r>
           </w:p>
         </w:tc>
@@ -4952,7 +4952,7 @@
                 <w:sz w:val="18"/>
                 <w:szCs w:val="18"/>
               </w:rPr>
-              <w:t xml:space="preserve">  A spoken correction (Dell → MacBook) updates the same report in place, with no duplicate. (The exact way the app updates the report is an engineering confirmation — see Confirm with engineering.)</w:t>
+              <w:t xml:space="preserve">  A spoken correction (Dell → MacBook) updates the same report in place, with no duplicate. (The exact way the app updates the report is an engineering confirmation; see Confirm with engineering.)</w:t>
             </w:r>
           </w:p>
         </w:tc>
@@ -5202,7 +5202,7 @@
                 <w:sz w:val="18"/>
                 <w:szCs w:val="18"/>
               </w:rPr>
-              <w:t xml:space="preserve">  The training / archive flag is set atomically when the report is created — so a report never exists un-marked. If it cannot be created already marked, it is not created at all. The report card the guard sees carries a visible “Training” label, so it is obviously practice.</w:t>
+              <w:t xml:space="preserve">  The training / archive flag is set atomically when the report is created, so a report never exists un-marked. If it cannot be created already marked, it is not created at all. The report card the guard sees carries a visible “Training” label, so it is obviously practice.</w:t>
             </w:r>
           </w:p>
         </w:tc>
@@ -5327,7 +5327,7 @@
                 <w:sz w:val="18"/>
                 <w:szCs w:val="18"/>
               </w:rPr>
-              <w:t xml:space="preserve">  The practice report must appear in no live surface (see the Data isolation callout). The platform has the training flag, but the FILTER that excludes marked data is not built yet — data is currently visible in production — so this exclusion filter is a required, not-yet-built enhancement; production is blocked until it is built and verified, and the exercise runs only in DEV/UAT until then.</w:t>
+              <w:t xml:space="preserve">  The practice report must appear in no live surface (see the Data isolation callout). The platform has the training flag, but the FILTER that excludes marked data is not built yet. Data is currently visible in production, so this exclusion filter is a required, not-yet-built enhancement; production is blocked until it is built and verified, and the exercise runs only in DEV/UAT until then.</w:t>
             </w:r>
           </w:p>
         </w:tc>
@@ -5452,7 +5452,7 @@
                 <w:sz w:val="18"/>
                 <w:szCs w:val="18"/>
               </w:rPr>
-              <w:t xml:space="preserve">  Completion is recorded server-side and versioned (version 1), issued once per guard, and set only after each required action is observed — never a quiz or an “I’m done” button.</w:t>
+              <w:t xml:space="preserve">  Completion is recorded server-side and versioned (version 1), issued once per guard, and set only after each required action is observed. A quiz or an “I’m done” button does not count.</w:t>
             </w:r>
           </w:p>
         </w:tc>
@@ -5827,7 +5827,7 @@
                 <w:sz w:val="18"/>
                 <w:szCs w:val="18"/>
               </w:rPr>
-              <w:t xml:space="preserve">  Low priority, deliberately minimal: a way to leave onboarding, report a real incident through normal reporting, and return to the saved stage without it counting as finishing or skipping. In practice a guard deals with a genuine emergency however they always have, and new guards are accompanied early on — so this is a safeguard, not a focus of the build. Keep the implementation small.</w:t>
+              <w:t xml:space="preserve">  Low priority, deliberately minimal: a way to leave onboarding, report a real incident through normal reporting, and return to the saved stage without it counting as finishing or skipping. In practice a guard deals with a genuine emergency however they always have, and new guards are accompanied early on, so this is a safeguard rather than a focus of the build. Keep the implementation small.</w:t>
             </w:r>
           </w:p>
         </w:tc>
@@ -6202,7 +6202,7 @@
                 <w:sz w:val="18"/>
                 <w:szCs w:val="18"/>
               </w:rPr>
-              <w:t xml:space="preserve">  Extra visual help (tooltips, highlight animations) for dark or noisy sites is deferred; the need is judged during testing, not built for the MVP. (Scope decision — no separate test.)</w:t>
+              <w:t xml:space="preserve">  Extra visual help (tooltips, highlight animations) for dark or noisy sites is deferred; the need is judged during testing, not built for the MVP. (Scope decision; no separate test.)</w:t>
             </w:r>
           </w:p>
         </w:tc>
@@ -6452,7 +6452,7 @@
                 <w:sz w:val="18"/>
                 <w:szCs w:val="18"/>
               </w:rPr>
-              <w:t xml:space="preserve">  After permissions, SAM links the guard to the NFC setting — NFC reads the checkpoint tags. The guard switches it on, returns, and confirms. Not every site uses NFC, but having it on costs nothing and avoids a failure later, so it is part of setup for everyone.</w:t>
+              <w:t xml:space="preserve">  After permissions, SAM links the guard to the NFC setting. NFC reads the checkpoint tags. The guard switches it on, returns, and confirms. Not every site uses NFC, but having it on costs nothing and avoids a failure later, so it is part of setup for everyone.</w:t>
             </w:r>
           </w:p>
         </w:tc>
@@ -6577,7 +6577,7 @@
                 <w:sz w:val="18"/>
                 <w:szCs w:val="18"/>
               </w:rPr>
-              <w:t xml:space="preserve">  The third and last setup gate: background tracking, which lives in SAM OnSite’s own settings screen. Same shape as the other two — SAM explains why it is needed, links straight to the setting from inside onboarding, the guard switches it on and returns to confirm. After this gate every setting the app needs is active and the practice steps can begin.</w:t>
+              <w:t xml:space="preserve">  The third and last setup gate: background tracking, which lives in SAM OnSite’s own settings screen. Same shape as the other two. SAM explains why it is needed, links straight to the setting from inside onboarding, the guard switches it on and returns to confirm. After this gate every setting the app needs is active and the practice steps can begin.</w:t>
             </w:r>
           </w:p>
         </w:tc>
@@ -6779,7 +6779,7 @@
                 <w:sz w:val="18"/>
                 <w:szCs w:val="18"/>
               </w:rPr>
-              <w:t xml:space="preserve">Tips woven in, never recited</w:t>
+              <w:t xml:space="preserve">Tips taught in context</w:t>
             </w:r>
           </w:p>
         </w:tc>
@@ -6827,7 +6827,7 @@
                 <w:sz w:val="18"/>
                 <w:szCs w:val="18"/>
               </w:rPr>
-              <w:t xml:space="preserve">  The practical tips from the train-the-trainer deck are taught inside the practice steps, at the moment each becomes useful — SAM offering one as a natural aside, or the guard meeting the situation the tip is about — rather than listed on a screen or read out in sequence. A slide of tips read aloud does not meet this requirement. Which tips, and where each best fits, to be agreed with product once the slide is shared.</w:t>
+              <w:t xml:space="preserve">  The practical tips from the train-the-trainer deck are taught inside the practice steps, at the moment each becomes useful, with SAM offering one as an aside or the guard meeting the situation it covers. Listing them on a screen or reading them out in sequence does not count. A slide of tips read aloud does not meet this requirement. Which tips, and where each best fits, to be agreed with product once the slide is shared.</w:t>
             </w:r>
           </w:p>
         </w:tc>
@@ -6891,7 +6891,7 @@
           <w:sz w:val="19"/>
           <w:szCs w:val="19"/>
         </w:rPr>
-        <w:t xml:space="preserve">  A recommended record shape, not observed schema — field and key names to be confirmed in build. No completion field was visible in the supplied user form.</w:t>
+        <w:t xml:space="preserve">  A recommended record shape, not observed schema. Field and key names to be confirmed in build. No completion field was visible in the supplied user form.</w:t>
       </w:r>
     </w:p>
     <w:tbl>
@@ -7765,7 +7765,7 @@
           <w:sz w:val="19"/>
           <w:szCs w:val="19"/>
         </w:rPr>
-        <w:t xml:space="preserve">Every practice report is flagged training (archive / soft-delete) the instant it is created — the platform already has this flag. </w:t>
+        <w:t xml:space="preserve">Every practice report is flagged training (archive / soft-delete) the instant it is created. The platform already has this flag. </w:t>
       </w:r>
       <w:r>
         <w:rPr>
@@ -7791,7 +7791,7 @@
           <w:sz w:val="19"/>
           <w:szCs w:val="19"/>
         </w:rPr>
-        <w:t xml:space="preserve"> the FILTER that keeps marked data out of live surfaces is not built yet — today, archived items are still visible in production — so it is a required enhancement. This onboarding therefore runs only in DEV/UAT until that exclusion filter is built and verified, and must not go live before then. When built, it should work hide-by-default at the shared data layer, so every current and future surface excludes training data automatically. Permanent deletion is a separate later clean-up; only the guard’s completion status is kept.</w:t>
+        <w:t xml:space="preserve"> the FILTER that keeps marked data out of live surfaces is not built yet. Today, archived items are still visible in production, so it is a required enhancement. This onboarding therefore runs only in DEV/UAT until that exclusion filter is built and verified, and must not go live before then. When built, it should work hide-by-default at the shared data layer, so every current and future surface excludes training data automatically. Permanent deletion is a separate later clean-up; only the guard’s completion status is kept.</w:t>
       </w:r>
     </w:p>
     <w:tbl>
@@ -7857,7 +7857,7 @@
                 <w:sz w:val="19"/>
                 <w:szCs w:val="19"/>
               </w:rPr>
-              <w:t xml:space="preserve">Reports and event pages · dashboards and KPIs · analytics and metrics · exports and scheduled reports · alerts and notifications (including supervisor alerts) · webhooks and integrations · the Pronect Action Tracker · the event outbox and any queue feeding the above · read replicas, caches, and search indexes · the SAM conversation / transcript store · the guard’s own activity list and search. Real transcripts show activities send supervisor alerts, move KPIs, and create Action Tracker items today — and a dispatched alert cannot be recalled, so nothing may be emitted before the training flag is in place.</w:t>
+              <w:t xml:space="preserve">Reports and event pages · dashboards and KPIs · analytics and metrics · exports and scheduled reports · alerts and notifications (including supervisor alerts) · webhooks and integrations · the Pronect Action Tracker · the event outbox and any queue feeding the above · read replicas, caches, and search indexes · the SAM conversation / transcript store · the guard’s own activity list and search. Real transcripts show activities send supervisor alerts, move KPIs, and create Action Tracker items today, and a dispatched alert cannot be recalled, so nothing may be emitted before the training flag is in place.</w:t>
             </w:r>
           </w:p>
         </w:tc>
@@ -7896,7 +7896,7 @@
           <w:sz w:val="19"/>
           <w:szCs w:val="19"/>
         </w:rPr>
-        <w:t xml:space="preserve">Completion is recorded only after the system observes each real action; it lives on the server (never trusted from the phone), is versioned (version 1), issued once per guard, resumes safely across app close or device change, and cannot be duplicated by two concurrent sessions. If practice data cannot be safely isolated at any point, completion is withheld and the guard stays in the exercise — protecting live data outranks finishing.</w:t>
+        <w:t xml:space="preserve">Completion is recorded only after the system observes each real action; it lives on the server (never trusted from the phone), is versioned (version 1), issued once per guard, resumes safely across app close or device change, and cannot be duplicated by two concurrent sessions. If practice data cannot be safely isolated at any point, completion is withheld and the guard stays in the exercise. Protecting live data comes before finishing it.</w:t>
       </w:r>
     </w:p>
     <w:p>
@@ -8094,7 +8094,7 @@
                 <w:sz w:val="18"/>
                 <w:szCs w:val="18"/>
               </w:rPr>
-              <w:t xml:space="preserve">For the MVP the flow takes the confirmation and moves on, so this surfaces later as a feature that does not work — which is the argument for reading the settings back instead of asking (FR-24). Anything that genuinely cannot be enabled reaches a support screen so the guard is not trapped.</w:t>
+              <w:t xml:space="preserve">For the MVP the flow takes the confirmation and moves on, so this surfaces later as a feature that does not work. That is the argument for reading the settings back instead of asking (FR-24). Anything that genuinely cannot be enabled reaches a support screen so the guard is not trapped.</w:t>
             </w:r>
           </w:p>
         </w:tc>
@@ -8402,7 +8402,7 @@
                 <w:sz w:val="18"/>
                 <w:szCs w:val="18"/>
               </w:rPr>
-              <w:t xml:space="preserve">Fail closed: withhold completion, keep the guard in the exercise, record only a stage/error code — never the practice content.</w:t>
+              <w:t xml:space="preserve">Fail closed: withhold completion, keep the guard in the exercise, record only a stage/error code, and never the practice content.</w:t>
             </w:r>
           </w:p>
         </w:tc>
@@ -8479,7 +8479,7 @@
                 <w:sz w:val="18"/>
                 <w:szCs w:val="18"/>
               </w:rPr>
-              <w:t xml:space="preserve">The guard can leave onboarding, report it through normal reporting, and return to the saved stage; completion is neither granted nor skipped. Minor path — see the requirement note.</w:t>
+              <w:t xml:space="preserve">The guard can leave onboarding, report it through normal reporting, and return to the saved stage; completion is neither granted nor skipped. Minor path; see the requirement note.</w:t>
             </w:r>
           </w:p>
         </w:tc>
@@ -9317,7 +9317,7 @@
                 <w:sz w:val="18"/>
                 <w:szCs w:val="18"/>
               </w:rPr>
-              <w:t xml:space="preserve">Given the guard asks a question, then SAM answers and nothing live results — any record the platform logs carries the training flag; given the guard then reports the incident, then exactly one practice report exists (retries add none).</w:t>
+              <w:t xml:space="preserve">Given the guard asks a question, then SAM answers and nothing live results, and any record the platform logs carries the training flag; given the guard then reports the incident, then exactly one practice report exists (retries add none).</w:t>
             </w:r>
           </w:p>
         </w:tc>
@@ -10447,7 +10447,7 @@
                 <w:sz w:val="18"/>
                 <w:szCs w:val="18"/>
               </w:rPr>
-              <w:t xml:space="preserve">Given the full run-through, then it opens with a warm personal greeting, each step is framed as a benefit with a brief encouragement after it, and the close is warm — signed off by product on a read-through, and at least four of five test guards describing it as welcoming rather than test-like. If fewer do, the copy is revised and re-run.</w:t>
+              <w:t xml:space="preserve">Given the full run-through, then it opens with a warm personal greeting, each step is framed as a benefit with a brief encouragement after it, and the close is warm. Signed off by product on a read-through, and at least four of five test guards describing it as welcoming rather than test-like. If fewer do, the copy is revised and re-run.</w:t>
             </w:r>
           </w:p>
         </w:tc>
@@ -10673,7 +10673,7 @@
                 <w:sz w:val="18"/>
                 <w:szCs w:val="18"/>
               </w:rPr>
-              <w:t xml:space="preserve">Given the background-tracking gate, when the guard follows the link into SAM OnSite’s settings, switches it on and returns, then they confirm and setup is complete — every setting the app needs is now active and the practice steps begin.</w:t>
+              <w:t xml:space="preserve">Given the background-tracking gate, when the guard follows the link into SAM OnSite’s settings, switches it on and returns, then they confirm and setup is complete: every setting the app needs is now active and the practice steps begin.</w:t>
             </w:r>
           </w:p>
         </w:tc>
@@ -12043,7 +12043,7 @@
                 <w:sz w:val="18"/>
                 <w:szCs w:val="18"/>
               </w:rPr>
-              <w:t xml:space="preserve">SAM answers; nothing live — any logged record carries the training flag.</w:t>
+              <w:t xml:space="preserve">SAM answers; nothing live, and any logged record carries the training flag.</w:t>
             </w:r>
           </w:p>
         </w:tc>
@@ -16830,7 +16830,7 @@
                 <w:sz w:val="18"/>
                 <w:szCs w:val="18"/>
               </w:rPr>
-              <w:t xml:space="preserve">Tips woven in, never recited</w:t>
+              <w:t xml:space="preserve">Tips taught in context</w:t>
             </w:r>
           </w:p>
         </w:tc>
@@ -16974,7 +16974,7 @@
                 <w:sz w:val="18"/>
                 <w:szCs w:val="18"/>
               </w:rPr>
-              <w:t xml:space="preserve">Tips land in context, not as a list</w:t>
+              <w:t xml:space="preserve">Each tip lands where it is useful</w:t>
             </w:r>
           </w:p>
         </w:tc>
@@ -17344,7 +17344,7 @@
                 <w:sz w:val="18"/>
                 <w:szCs w:val="18"/>
               </w:rPr>
-              <w:t xml:space="preserve">Answer given; nothing live — any record training-flagged</w:t>
+              <w:t xml:space="preserve">Answer given; nothing live, record training-flagged</w:t>
             </w:r>
           </w:p>
         </w:tc>
@@ -19878,7 +19878,7 @@
           <w:sz w:val="19"/>
           <w:szCs w:val="19"/>
         </w:rPr>
-        <w:t xml:space="preserve">Universal for all guards — no customer-specific setup — and it changes no existing templates.</w:t>
+        <w:t xml:space="preserve">Universal for all guards, with no customer-specific setup, and it changes no existing templates.</w:t>
       </w:r>
     </w:p>
     <w:p>
@@ -20131,7 +20131,7 @@
           <w:sz w:val="19"/>
           <w:szCs w:val="19"/>
         </w:rPr>
-        <w:t xml:space="preserve">  These depend on platform behaviour not provable from the supplied sources. Settle them once, up front; none is expected to be a blocker.</w:t>
+        <w:t xml:space="preserve">  These depend on platform behaviour not provable from the supplied sources. Worth settling once, up front. None of them looks like a blocker.</w:t>
       </w:r>
     </w:p>
     <w:p>
@@ -20223,7 +20223,7 @@
           <w:sz w:val="19"/>
           <w:szCs w:val="19"/>
         </w:rPr>
-        <w:t xml:space="preserve">What is the exact way the app updates an existing report — by voice, and by a saved manual edit?</w:t>
+        <w:t xml:space="preserve">What is the exact way the app updates an existing report, by voice and by a saved manual edit?</w:t>
       </w:r>
     </w:p>
     <w:p>
@@ -20246,7 +20246,7 @@
           <w:sz w:val="19"/>
           <w:szCs w:val="19"/>
         </w:rPr>
-        <w:t xml:space="preserve">Which live consumers must the new exclusion filter cover — at minimum supervisor alerts, KPIs, and the Pronect Action Tracker, all confirmed live today — and where are reports created so the training flag is set at creation? (The flag exists; the filter does not yet.)</w:t>
+        <w:t xml:space="preserve">Which live consumers must the new exclusion filter cover (at minimum supervisor alerts, KPIs, and the Pronect Action Tracker, all confirmed live today), and where are reports created so the training flag is set at creation? (The flag exists; the filter does not yet.)</w:t>
       </w:r>
     </w:p>
     <w:p>
@@ -20363,7 +20363,7 @@
                 <w:sz w:val="19"/>
                 <w:szCs w:val="19"/>
               </w:rPr>
-              <w:t xml:space="preserve">What is proven today: the reporting console exposes edit and soft-delete/archive on SAM OnSite activities, and SAM can write structured-essential corrections through conversation context. The archive flag exists and can be used now. Real app screens add more: activities have live consequences (supervisor alerts, KPI impact, items in the Pronect Action Tracker — exactly the surfaces the filter must cover); an activity is a report card plus transcript, matching the message-is-the-report model; permission state is readable and a settings link exists at least on the Location screen (“Permissions needed” / “Open system settings”); and a spoken question was recorded as a Procedure activity, so even the ask step may create a record today. What is not yet built: the filtering that actually excludes archived/training data from live surfaces — it is currently still visible in production and is a later-stage enhancement. No production change has been made.</w:t>
+              <w:t xml:space="preserve">What is proven today: the reporting console exposes edit and soft-delete/archive on SAM OnSite activities, and SAM can write structured-essential corrections through conversation context. The archive flag exists and can be used now. Real app screens add more: activities have live consequences (supervisor alerts, KPI impact, items in the Pronect Action Tracker, exactly the surfaces the filter must cover); an activity is a report card plus transcript, matching the message-is-the-report model; permission state is readable and a settings link exists at least on the Location screen (“Permissions needed” / “Open system settings”); and a spoken question was recorded as a Procedure activity, so even the ask step may create a record today. What is not yet built: the filtering that actually excludes archived/training data from live surfaces. It is currently still visible in production and is a later-stage enhancement. No production change has been made.</w:t>
             </w:r>
           </w:p>
         </w:tc>

--- a/deliverables/US1117/SAM_OnSite_Guard_Onboarding_Detailed_Spec.docx
+++ b/deliverables/US1117/SAM_OnSite_Guard_Onboarding_Detailed_Spec.docx
@@ -504,7 +504,7 @@
           <w:sz w:val="19"/>
           <w:szCs w:val="19"/>
         </w:rPr>
-        <w:t xml:space="preserve">Every guard receives it once, including existing guards; it is mandatory and cannot be skipped.</w:t>
+        <w:t xml:space="preserve">Every guard receives it once, including existing guards. It is mandatory and cannot be skipped.</w:t>
       </w:r>
     </w:p>
     <w:p>
@@ -527,7 +527,7 @@
           <w:sz w:val="19"/>
           <w:szCs w:val="19"/>
         </w:rPr>
-        <w:t xml:space="preserve">“Generate a report” means reporting a fictional incident by talking to SAM. Applies to all guards; configuration is universal, not customer-specific.</w:t>
+        <w:t xml:space="preserve">“Generate a report” means reporting a fictional incident by talking to SAM. Applies to all guards, with configuration universal rather than customer-specific.</w:t>
       </w:r>
     </w:p>
     <w:p>
@@ -619,7 +619,7 @@
           <w:sz w:val="19"/>
           <w:szCs w:val="19"/>
         </w:rPr>
-        <w:t xml:space="preserve">Enhanced visual support (tooltips, highlights) may be evaluated later; it is not required for the MVP.</w:t>
+        <w:t xml:space="preserve">Enhanced visual support (tooltips, highlights) may be evaluated later. It is not required for the MVP.</w:t>
       </w:r>
     </w:p>
     <w:p>
@@ -1823,7 +1823,7 @@
           <w:sz w:val="19"/>
           <w:szCs w:val="19"/>
         </w:rPr>
-        <w:t xml:space="preserve">The guard signs in; if onboarding is not complete, it opens automatically before the home screen (new and existing guards).</w:t>
+        <w:t xml:space="preserve">The guard signs in. If onboarding is not complete, it opens by itself before the home screen, for new and existing guards alike.</w:t>
       </w:r>
     </w:p>
     <w:p>
@@ -1846,7 +1846,7 @@
           <w:sz w:val="19"/>
           <w:szCs w:val="19"/>
         </w:rPr>
-        <w:t xml:space="preserve">SAM greets the guard and introduces itself; the screen also makes clear this is required, everything in it is pretend, it is short, and progress is saved, so leaving and returning resumes at the same step. A step counter shows how far along they are.</w:t>
+        <w:t xml:space="preserve">SAM greets the guard and introduces itself. The screen also makes clear that this is required, that everything in it is pretend, that it is short, and that progress is saved, so leaving and returning resumes at the same step. A step counter shows how far along they are.</w:t>
       </w:r>
     </w:p>
     <w:p>
@@ -1892,7 +1892,7 @@
           <w:sz w:val="19"/>
           <w:szCs w:val="19"/>
         </w:rPr>
-        <w:t xml:space="preserve">Second gate: NFC, which reads the checkpoint tags. a link to the setting, the guard switches it on, returns and confirms. Not every site uses NFC, but turning it on costs nothing and prevents a failure later.</w:t>
+        <w:t xml:space="preserve">Second gate: NFC, which reads the checkpoint tags at the gates. Same shape as before. SAM links to the setting, the guard switches it on and comes back to confirm. Not every site uses NFC, but turning it on costs nothing and saves a failure later.</w:t>
       </w:r>
     </w:p>
     <w:p>
@@ -1938,7 +1938,7 @@
           <w:sz w:val="19"/>
           <w:szCs w:val="19"/>
         </w:rPr>
-        <w:t xml:space="preserve">The guard presses Talk and asks SAM a practice question; the first successful transcription doubles as the microphone check. SAM answers, then reassures them they can ask anything. Nothing live results; any record the platform logs carries the training flag.</w:t>
+        <w:t xml:space="preserve">The guard presses Talk and asks SAM a practice question. That first successful transcription doubles as the microphone check. SAM answers, then reassures them they can ask anything at all. Nothing live results, and any record the platform logs carries the training flag.</w:t>
       </w:r>
     </w:p>
     <w:p>
@@ -1961,7 +1961,7 @@
           <w:sz w:val="19"/>
           <w:szCs w:val="19"/>
         </w:rPr>
-        <w:t xml:space="preserve">The guard reports “A Dell laptop was stolen.” SAM asks for anything missing, creates one practice report, and shows it on screen as a card visibly labelled “Training”. Seeing the finished report is what makes the two correction steps meaningful.</w:t>
+        <w:t xml:space="preserve">Then the practice report itself. Told that a Dell laptop has gone missing, SAM asks for anything still needed, creates exactly one report, and puts it on screen as a card visibly labelled “Training”. Seeing the finished report is what makes the two correction steps mean anything.</w:t>
       </w:r>
     </w:p>
     <w:p>
@@ -1984,7 +1984,7 @@
           <w:sz w:val="19"/>
           <w:szCs w:val="19"/>
         </w:rPr>
-        <w:t xml:space="preserve">The guard says to change “Dell” to “MacBook”; the same report and message update; no second report appears.</w:t>
+        <w:t xml:space="preserve">Correction by voice comes first. Asked to change “Dell” to “MacBook”, the same report and the same message update, and no second report appears.</w:t>
       </w:r>
     </w:p>
     <w:p>
@@ -2007,7 +2007,7 @@
           <w:sz w:val="19"/>
           <w:szCs w:val="19"/>
         </w:rPr>
-        <w:t xml:space="preserve">The guard long-presses their message, edits it to “A MacBook was stolen at reception,” and saves; the final report shows both “MacBook” and “reception.”</w:t>
+        <w:t xml:space="preserve">Then the same fix by hand. The guard long-presses their message, edits it to “A MacBook was stolen at reception” and saves, and the final report shows both “MacBook” and “reception”.</w:t>
       </w:r>
     </w:p>
     <w:p>
@@ -2030,7 +2030,7 @@
           <w:sz w:val="19"/>
           <w:szCs w:val="19"/>
         </w:rPr>
-        <w:t xml:space="preserve">SAM signs off (“You’re ready”) and a Go-to-home button lands the guard on the normal home screen (Talk / Capture / Type). Completion is marked only after each step is observed for real. A completed guard may reopen the training later without losing completion.</w:t>
+        <w:t xml:space="preserve">SAM signs off (“That’s you sorted”) and a Go-to-home button lands the guard on the normal home screen (Talk / Capture / Type). Completion is marked only after each step is observed for real. A completed guard may reopen the training later without losing completion.</w:t>
       </w:r>
     </w:p>
     <w:p>
@@ -2143,7 +2143,7 @@
           <w:sz w:val="19"/>
           <w:szCs w:val="19"/>
         </w:rPr>
-        <w:t xml:space="preserve">Say what happened in the guard’s terms. “That’s written up” beats “an Activity record has been created”.</w:t>
+        <w:t xml:space="preserve">Say what happened in the guard’s terms. “That’s it written up” beats “an Activity record has been created”.</w:t>
       </w:r>
     </w:p>
     <w:p>
@@ -2212,7 +2212,7 @@
           <w:sz w:val="19"/>
           <w:szCs w:val="19"/>
         </w:rPr>
-        <w:t xml:space="preserve">Sign off plainly and leave the guard knowing what they can now do: “That’s everything. You know how to report now, and how to fix it when it comes out wrong.”</w:t>
+        <w:t xml:space="preserve">Sign off plainly and leave the guard knowing what they can now do. “That’s you sorted. You can report now, and you can put it right when I get it wrong.”</w:t>
       </w:r>
     </w:p>
     <w:p>
@@ -2445,7 +2445,7 @@
                 <w:sz w:val="18"/>
                 <w:szCs w:val="18"/>
               </w:rPr>
-              <w:t xml:space="preserve">“Hello, I’m SAM. From today I do the paperwork with you. Five minutes and you’ll know the lot.”</w:t>
+              <w:t xml:space="preserve">“Hello, I’m SAM. From today you talk and I write it up. Give me a few minutes and you’ll know everything you need.”</w:t>
             </w:r>
           </w:p>
         </w:tc>
@@ -2481,7 +2481,7 @@
                 <w:sz w:val="18"/>
                 <w:szCs w:val="18"/>
               </w:rPr>
-              <w:t xml:space="preserve">Reads; taps Start.</w:t>
+              <w:t xml:space="preserve">Reads, then taps Start.</w:t>
             </w:r>
           </w:p>
         </w:tc>
@@ -2671,7 +2671,7 @@
                 <w:sz w:val="18"/>
                 <w:szCs w:val="18"/>
               </w:rPr>
-              <w:t xml:space="preserve">“First, permissions. Without them I can’t hear you or see where you are. Tap here, turn them all on, then come back and type done.”</w:t>
+              <w:t xml:space="preserve">“First, permissions. Without them I can’t hear you or see where you are. This link takes you straight there. Turn them all on, come back, and type done.”</w:t>
             </w:r>
           </w:p>
         </w:tc>
@@ -2784,7 +2784,7 @@
                 <w:sz w:val="18"/>
                 <w:szCs w:val="18"/>
               </w:rPr>
-              <w:t xml:space="preserve">“Next, NFC. That’s what reads the checkpoint tags. Tap here, switch it on, then tell me.”</w:t>
+              <w:t xml:space="preserve">“Now NFC. It’s what reads the tags at the checkpoints, so without it your rounds won’t register. Switch it on through here and tell me when you’re back.”</w:t>
             </w:r>
           </w:p>
         </w:tc>
@@ -2897,7 +2897,7 @@
                 <w:sz w:val="18"/>
                 <w:szCs w:val="18"/>
               </w:rPr>
-              <w:t xml:space="preserve">“Last one. Background tracking, so I keep working when your screen’s off. Tap here, switch it on, come back. That’s the setup done.”</w:t>
+              <w:t xml:space="preserve">“Last one, I promise. Background tracking keeps me working when your screen goes dark. Same again, and then we’re set up.”</w:t>
             </w:r>
           </w:p>
         </w:tc>
@@ -3123,7 +3123,7 @@
                 <w:sz w:val="18"/>
                 <w:szCs w:val="18"/>
               </w:rPr>
-              <w:t xml:space="preserve">“Now report something to me, the way you’d tell a colleague. Say a Dell laptop’s been stolen.” … “That’s written up. Have a look.”</w:t>
+              <w:t xml:space="preserve">“Now report something to me, the way you’d tell a colleague. Try this one: a Dell laptop’s gone missing from the site office.” … “That’s it written up. Have a look.”</w:t>
             </w:r>
           </w:p>
         </w:tc>
@@ -3159,7 +3159,7 @@
                 <w:sz w:val="18"/>
                 <w:szCs w:val="18"/>
               </w:rPr>
-              <w:t xml:space="preserve">Reports; one practice report is created and shown on screen.</w:t>
+              <w:t xml:space="preserve">Reports. One practice report is created and shown on screen.</w:t>
             </w:r>
           </w:p>
         </w:tc>
@@ -3236,7 +3236,7 @@
                 <w:sz w:val="18"/>
                 <w:szCs w:val="18"/>
               </w:rPr>
-              <w:t xml:space="preserve">“If you get something wrong, just tell me. Say: change the Dell to a MacBook.” … “Changed. Same report.”</w:t>
+              <w:t xml:space="preserve">“If you get something wrong, just tell me. Try: change the Dell to a MacBook.” … “Changed. Same report.”</w:t>
             </w:r>
           </w:p>
         </w:tc>
@@ -3462,7 +3462,7 @@
                 <w:sz w:val="18"/>
                 <w:szCs w:val="18"/>
               </w:rPr>
-              <w:t xml:space="preserve">“That’s everything. You know how to report now, and how to fix it when it comes out wrong.”</w:t>
+              <w:t xml:space="preserve">“That’s you sorted. You can report now, and you can put it right when I get it wrong.”</w:t>
             </w:r>
           </w:p>
         </w:tc>
@@ -5077,7 +5077,7 @@
                 <w:sz w:val="18"/>
                 <w:szCs w:val="18"/>
               </w:rPr>
-              <w:t xml:space="preserve">  Long-pressing the guard’s own message allows a manual edit that, when saved, updates the same report; the final report contains both “MacBook” and “reception.” (Whether the app already supports this edit is an engineering confirmation.)</w:t>
+              <w:t xml:space="preserve">  Long-pressing the guard’s own message allows a manual edit that, when saved, updates the same report; the final report contains both “MacBook” and “reception”. (Whether the app already supports this edit is an engineering confirmation.)</w:t>
             </w:r>
           </w:p>
         </w:tc>
@@ -6827,7 +6827,7 @@
                 <w:sz w:val="18"/>
                 <w:szCs w:val="18"/>
               </w:rPr>
-              <w:t xml:space="preserve">  The practical tips from the train-the-trainer deck are taught inside the practice steps, at the moment each becomes useful, with SAM offering one as an aside or the guard meeting the situation it covers. Listing them on a screen or reading them out in sequence does not count. A slide of tips read aloud does not meet this requirement. Which tips, and where each best fits, to be agreed with product once the slide is shared.</w:t>
+              <w:t xml:space="preserve">  The practical tips from the train-the-trainer deck are taught inside the practice steps, at the moment each becomes useful, with SAM offering one as an aside or the guard meeting the situation it covers. A slide of tips listed on a screen or read out in sequence does not meet this requirement. Which tips, and where each best fits, to be agreed with product once the slide is shared.</w:t>
             </w:r>
           </w:p>
         </w:tc>
@@ -7896,7 +7896,7 @@
           <w:sz w:val="19"/>
           <w:szCs w:val="19"/>
         </w:rPr>
-        <w:t xml:space="preserve">Completion is recorded only after the system observes each real action; it lives on the server (never trusted from the phone), is versioned (version 1), issued once per guard, resumes safely across app close or device change, and cannot be duplicated by two concurrent sessions. If practice data cannot be safely isolated at any point, completion is withheld and the guard stays in the exercise. Protecting live data comes before finishing it.</w:t>
+        <w:t xml:space="preserve">Completion is recorded only after the system observes each real action; it lives on the server (never trusted from the phone), is versioned (version 1), issued once per guard, resumes safely across app close or device change, and cannot be duplicated by two concurrent sessions. If practice data cannot be safely isolated at any point, completion is withheld and the guard stays where they are. Keeping live data clean outranks getting anyone finished.</w:t>
       </w:r>
     </w:p>
     <w:p>
@@ -8094,7 +8094,7 @@
                 <w:sz w:val="18"/>
                 <w:szCs w:val="18"/>
               </w:rPr>
-              <w:t xml:space="preserve">For the MVP the flow takes the confirmation and moves on, so this surfaces later as a feature that does not work. That is the argument for reading the settings back instead of asking (FR-24). Anything that genuinely cannot be enabled reaches a support screen so the guard is not trapped.</w:t>
+              <w:t xml:space="preserve">For the MVP the flow takes the confirmation and moves on, so this surfaces later as a feature that does not work. This is why reading the settings back would beat asking for them (FR-24). Anything that genuinely cannot be enabled reaches a support screen so the guard is not trapped.</w:t>
             </w:r>
           </w:p>
         </w:tc>
@@ -9543,7 +9543,7 @@
                 <w:sz w:val="18"/>
                 <w:szCs w:val="18"/>
               </w:rPr>
-              <w:t xml:space="preserve">Given the guard long-presses their own message and saves “A MacBook was stolen at reception,” then the final report contains both “MacBook” and “reception.”</w:t>
+              <w:t xml:space="preserve">Given the guard long-presses their own message and saves “A MacBook was stolen at reception”, then the final report contains both “MacBook” and “reception”.</w:t>
             </w:r>
           </w:p>
         </w:tc>
@@ -12639,7 +12639,7 @@
                 <w:sz w:val="18"/>
                 <w:szCs w:val="18"/>
               </w:rPr>
-              <w:t xml:space="preserve">Final report contains “MacBook” and “reception.”</w:t>
+              <w:t xml:space="preserve">Final report contains “MacBook” and “reception”.</w:t>
             </w:r>
           </w:p>
         </w:tc>
@@ -20292,7 +20292,7 @@
           <w:sz w:val="19"/>
           <w:szCs w:val="19"/>
         </w:rPr>
-        <w:t xml:space="preserve">Is there already a place to store “this guard has completed onboarding,” or must one be added?</w:t>
+        <w:t xml:space="preserve">Is there already a place to store “this guard has completed onboarding”, or must one be added?</w:t>
       </w:r>
     </w:p>
     <w:p>

--- a/deliverables/US1117/SAM_OnSite_Guard_Onboarding_Detailed_Spec.docx
+++ b/deliverables/US1117/SAM_OnSite_Guard_Onboarding_Detailed_Spec.docx
@@ -919,7 +919,7 @@
           <w:sz w:val="19"/>
           <w:szCs w:val="19"/>
         </w:rPr>
-        <w:t xml:space="preserve">Ownership so no requirement is orphaned across teams. A coordination aid, not a contractual RACI.</w:t>
+        <w:t xml:space="preserve">Ownership so no requirement is orphaned across teams. A coordination aid; treat the owners as indicative.</w:t>
       </w:r>
     </w:p>
     <w:tbl>
@@ -1800,7 +1800,7 @@
           <w:sz w:val="19"/>
           <w:szCs w:val="19"/>
         </w:rPr>
-        <w:t xml:space="preserve"> a product estimate, not a measured fact; completion is gated on observed actions, not time).</w:t>
+        <w:t xml:space="preserve"> a product estimate; completion is gated on observed actions rather than elapsed time).</w:t>
       </w:r>
     </w:p>
     <w:p>
@@ -1869,7 +1869,7 @@
           <w:sz w:val="19"/>
           <w:szCs w:val="19"/>
         </w:rPr>
-        <w:t xml:space="preserve">First setup gate: permissions. SAM explains the app cannot work without them, then links to SAM OnSite’s settings page, where the guard taps Permissions and enables everything at the level asked for; back in onboarding they type “done”. The link is duplicated into the flow, not a jump to the app’s settings screen, so it offers no way out of a required exercise. Setup also switches off the phone’s automatic permission removal for unused apps, so access is not silently lost after a quiet month.</w:t>
+        <w:t xml:space="preserve">First setup gate: permissions. SAM explains the app cannot work without them, then opens the phone’s settings page for SAM OnSite through a link held inside onboarding, where the guard taps Permissions and enables each one at the level named on screen. Back in onboarding they tap to confirm. The link opens that page and returns, so it offers no way out of a required exercise. Setup also switches off the phone’s automatic permission removal for unused apps, so access is not silently lost after a quiet month.</w:t>
       </w:r>
     </w:p>
     <w:p>
@@ -1892,7 +1892,7 @@
           <w:sz w:val="19"/>
           <w:szCs w:val="19"/>
         </w:rPr>
-        <w:t xml:space="preserve">Second gate: NFC, which reads the checkpoint tags at the gates. Same shape as before. SAM links to the setting, the guard switches it on and comes back to confirm. Not every site uses NFC, but turning it on costs nothing and saves a failure later.</w:t>
+        <w:t xml:space="preserve">Second gate: NFC, which reads the checkpoint tags at the gates. Same shape as before. SAM links to the setting, the guard switches it on and comes back to confirm. Not every site uses NFC, but having it on costs nothing and avoids a failure later. A phone with no NFC chip skips this gate entirely.</w:t>
       </w:r>
     </w:p>
     <w:p>
@@ -1938,7 +1938,7 @@
           <w:sz w:val="19"/>
           <w:szCs w:val="19"/>
         </w:rPr>
-        <w:t xml:space="preserve">The guard presses Talk and asks SAM a practice question. That first successful transcription doubles as the microphone check. SAM answers, then reassures them they can ask anything at all. Nothing live results, and any record the platform logs carries the training flag.</w:t>
+        <w:t xml:space="preserve">The guard presses Talk and asks SAM a practice question. That first successful transcription doubles as the microphone check, and a guard who confirmed the permissions gate without actually granting the microphone is sent back to it here rather than left retrying. SAM answers, then reassures them they can ask anything at all. Nothing live results.</w:t>
       </w:r>
     </w:p>
     <w:p>
@@ -1961,7 +1961,7 @@
           <w:sz w:val="19"/>
           <w:szCs w:val="19"/>
         </w:rPr>
-        <w:t xml:space="preserve">Then the practice report itself. Told that a Dell laptop has gone missing, SAM asks for anything still needed, creates exactly one report, and puts it on screen as a card visibly labelled “Training”. Seeing the finished report is what makes the two correction steps mean anything.</w:t>
+        <w:t xml:space="preserve">Then the practice report itself. Told that a Dell laptop has gone missing, SAM asks at most two follow-up questions, accepts “I don’t know” for either, creates exactly one report, and puts it on screen as a card visibly labelled “Training”. Seeing the finished report is what makes the two correction steps mean anything.</w:t>
       </w:r>
     </w:p>
     <w:p>
@@ -1984,7 +1984,7 @@
           <w:sz w:val="19"/>
           <w:szCs w:val="19"/>
         </w:rPr>
-        <w:t xml:space="preserve">Correction by voice comes first. Asked to change “Dell” to “MacBook”, the same report and the same message update, and no second report appears.</w:t>
+        <w:t xml:space="preserve">Correction by voice comes first. The guard asks SAM to change “Dell” to “MacBook”. The same report and the same message update, and no second report appears.</w:t>
       </w:r>
     </w:p>
     <w:p>
@@ -2007,7 +2007,7 @@
           <w:sz w:val="19"/>
           <w:szCs w:val="19"/>
         </w:rPr>
-        <w:t xml:space="preserve">Then the same fix by hand. The guard long-presses their message, edits it to “A MacBook was stolen at reception” and saves, and the final report shows both “MacBook” and “reception”.</w:t>
+        <w:t xml:space="preserve">Then the same fix by hand. SAM names the change it wants, the guard long-presses the message they just sent, adds that it happened at reception, and saves. The final report shows both “MacBook” and “reception”.</w:t>
       </w:r>
     </w:p>
     <w:p>
@@ -2030,7 +2030,7 @@
           <w:sz w:val="19"/>
           <w:szCs w:val="19"/>
         </w:rPr>
-        <w:t xml:space="preserve">SAM signs off (“That’s you sorted”) and a Go-to-home button lands the guard on the normal home screen (Talk / Capture / Type). Completion is marked only after each step is observed for real. A completed guard may reopen the training later without losing completion.</w:t>
+        <w:t xml:space="preserve">SAM signs off (“That’s everything”) and a Go-to-home button lands the guard on the normal home screen (Talk / Capture / Type). Completion is marked only after each step is observed for real. A completed guard may reopen the training later without losing completion.</w:t>
       </w:r>
     </w:p>
     <w:p>
@@ -2212,7 +2212,7 @@
           <w:sz w:val="19"/>
           <w:szCs w:val="19"/>
         </w:rPr>
-        <w:t xml:space="preserve">Sign off plainly and leave the guard knowing what they can now do. “That’s you sorted. You can report now, and you can put it right when I get it wrong.”</w:t>
+        <w:t xml:space="preserve">Sign off plainly and leave the guard knowing what they can now do. “That’s everything. You can report now, and you can put it right when I get it wrong.”</w:t>
       </w:r>
     </w:p>
     <w:p>
@@ -2242,7 +2242,7 @@
           <w:sz w:val="19"/>
           <w:szCs w:val="19"/>
         </w:rPr>
-        <w:t xml:space="preserve">  Reference copy below: the intended tone, to be polished with product before build. It is not final wording, and no line here is a locked string.</w:t>
+        <w:t xml:space="preserve">  Reference copy below shows the intended tone. Wording is settled with product before build, and no line here is a locked string.</w:t>
       </w:r>
     </w:p>
     <w:tbl>
@@ -2445,7 +2445,7 @@
                 <w:sz w:val="18"/>
                 <w:szCs w:val="18"/>
               </w:rPr>
-              <w:t xml:space="preserve">“Hello, I’m SAM. From today you talk and I write it up. Give me a few minutes and you’ll know everything you need.”</w:t>
+              <w:t xml:space="preserve">“Hello, I’m SAM. From today you talk and I write it up. Give me a few minutes and I’ll show you how.”</w:t>
             </w:r>
           </w:p>
         </w:tc>
@@ -2558,7 +2558,7 @@
                 <w:sz w:val="18"/>
                 <w:szCs w:val="18"/>
               </w:rPr>
-              <w:t xml:space="preserve">“Nothing here is real. Nothing you say gets filed. If you have to stop, I’ll remember where you were.”</w:t>
+              <w:t xml:space="preserve">“Nothing here counts. Whatever we write, I mark as training, and nobody else sees it. If you have to stop, I’ll remember where you were.”</w:t>
             </w:r>
           </w:p>
         </w:tc>
@@ -2594,7 +2594,7 @@
                 <w:sz w:val="18"/>
                 <w:szCs w:val="18"/>
               </w:rPr>
-              <w:t xml:space="preserve">Understands nothing is real.</w:t>
+              <w:t xml:space="preserve">Taps Continue.</w:t>
             </w:r>
           </w:p>
         </w:tc>
@@ -2671,7 +2671,7 @@
                 <w:sz w:val="18"/>
                 <w:szCs w:val="18"/>
               </w:rPr>
-              <w:t xml:space="preserve">“First, permissions. Without them I can’t hear you or see where you are. This link takes you straight there. Turn them all on, come back, and type done.”</w:t>
+              <w:t xml:space="preserve">“First, permissions. Without them I can’t hear you or see where you are. This link takes you to your phone’s settings for SAM OnSite. Location needs to be All the time, the rest just switch on. Then come back and tap Done.”</w:t>
             </w:r>
           </w:p>
         </w:tc>
@@ -2707,7 +2707,7 @@
                 <w:sz w:val="18"/>
                 <w:szCs w:val="18"/>
               </w:rPr>
-              <w:t xml:space="preserve">Follows the link, enables all, returns, types “done”.</w:t>
+              <w:t xml:space="preserve">Follows the link, enables each permission at the named level, returns, taps Done.</w:t>
             </w:r>
           </w:p>
         </w:tc>
@@ -2784,7 +2784,7 @@
                 <w:sz w:val="18"/>
                 <w:szCs w:val="18"/>
               </w:rPr>
-              <w:t xml:space="preserve">“Now NFC. It’s what reads the tags at the checkpoints, so without it your rounds won’t register. Switch it on through here and tell me when you’re back.”</w:t>
+              <w:t xml:space="preserve">“Now NFC. It’s what reads the tags at the checkpoints, so without it your rounds won’t register. Switch it on through here and tap Done when you’re back.”</w:t>
             </w:r>
           </w:p>
         </w:tc>
@@ -2820,7 +2820,7 @@
                 <w:sz w:val="18"/>
                 <w:szCs w:val="18"/>
               </w:rPr>
-              <w:t xml:space="preserve">Enables NFC, returns, says or types “done”.</w:t>
+              <w:t xml:space="preserve">Enables NFC, returns, taps Done. Skipped if the phone has no NFC chip.</w:t>
             </w:r>
           </w:p>
         </w:tc>
@@ -3010,7 +3010,7 @@
                 <w:sz w:val="18"/>
                 <w:szCs w:val="18"/>
               </w:rPr>
-              <w:t xml:space="preserve">“Press Talk and ask me something. Try: how do I report an incident?”</w:t>
+              <w:t xml:space="preserve">“Press Talk and ask me something. Ask me how you report an incident.”</w:t>
             </w:r>
           </w:p>
         </w:tc>
@@ -3046,7 +3046,7 @@
                 <w:sz w:val="18"/>
                 <w:szCs w:val="18"/>
               </w:rPr>
-              <w:t xml:space="preserve">Presses Talk and asks. The first transcription doubles as the mic check. SAM answers; nothing live results.</w:t>
+              <w:t xml:space="preserve">Presses Talk and asks. The first transcription doubles as the mic check. SAM answers with the prepared answer; nothing live results.</w:t>
             </w:r>
           </w:p>
         </w:tc>
@@ -3123,7 +3123,7 @@
                 <w:sz w:val="18"/>
                 <w:szCs w:val="18"/>
               </w:rPr>
-              <w:t xml:space="preserve">“Now report something to me, the way you’d tell a colleague. Try this one: a Dell laptop’s gone missing from the site office.” … “That’s it written up. Have a look.”</w:t>
+              <w:t xml:space="preserve">“Now report something to me, the way you’d tell a colleague. Try this one: a Dell laptop’s gone missing.” … “That’s it written up. Have a look.”</w:t>
             </w:r>
           </w:p>
         </w:tc>
@@ -3236,7 +3236,7 @@
                 <w:sz w:val="18"/>
                 <w:szCs w:val="18"/>
               </w:rPr>
-              <w:t xml:space="preserve">“If you get something wrong, just tell me. Try: change the Dell to a MacBook.” … “Changed. Same report.”</w:t>
+              <w:t xml:space="preserve">“If you get something wrong, just tell me. Tell me the Dell should be a MacBook.” … “Changed. Same report.”</w:t>
             </w:r>
           </w:p>
         </w:tc>
@@ -3272,7 +3272,7 @@
                 <w:sz w:val="18"/>
                 <w:szCs w:val="18"/>
               </w:rPr>
-              <w:t xml:space="preserve">“Change the Dell to a MacBook.” Same report updates.</w:t>
+              <w:t xml:space="preserve">Says the Dell should be a MacBook. Same report updates.</w:t>
             </w:r>
           </w:p>
         </w:tc>
@@ -3349,7 +3349,7 @@
                 <w:sz w:val="18"/>
                 <w:szCs w:val="18"/>
               </w:rPr>
-              <w:t xml:space="preserve">“You can also type it. Press and hold your message and add where it happened.”</w:t>
+              <w:t xml:space="preserve">“You can fix it by hand too. Press and hold the message you sent me, and add that it happened at reception.”</w:t>
             </w:r>
           </w:p>
         </w:tc>
@@ -3385,7 +3385,7 @@
                 <w:sz w:val="18"/>
                 <w:szCs w:val="18"/>
               </w:rPr>
-              <w:t xml:space="preserve">Edits message to “…MacBook…at reception” and saves.</w:t>
+              <w:t xml:space="preserve">Long-presses that message, adds “at reception”, saves.</w:t>
             </w:r>
           </w:p>
         </w:tc>
@@ -3462,7 +3462,7 @@
                 <w:sz w:val="18"/>
                 <w:szCs w:val="18"/>
               </w:rPr>
-              <w:t xml:space="preserve">“That’s you sorted. You can report now, and you can put it right when I get it wrong.”</w:t>
+              <w:t xml:space="preserve">“That’s everything. You can report now, and you can put it right when I get it wrong.”</w:t>
             </w:r>
           </w:p>
         </w:tc>
@@ -4202,7 +4202,7 @@
                 <w:sz w:val="18"/>
                 <w:szCs w:val="18"/>
               </w:rPr>
-              <w:t xml:space="preserve">  A completed guard can reopen the training; reopening never clears or regresses completion.</w:t>
+              <w:t xml:space="preserve">  A completed guard can reopen the training, and reopening never clears or regresses completion. A refresher starts a fresh practice run with its own practice report; the one-active-report rule is per run, not per lifetime. A guard who is already complete can leave the refresher at any point and return to the home screen.</w:t>
             </w:r>
           </w:p>
         </w:tc>
@@ -4452,7 +4452,7 @@
                 <w:sz w:val="18"/>
                 <w:szCs w:val="18"/>
               </w:rPr>
-              <w:t xml:space="preserve">  SAM explains that the app needs permissions to work at all, then offers a link that opens SAM OnSite’s settings page, where the guard taps Permissions and enables everything; back in onboarding they confirm. The link is duplicated into the onboarding flow rather than sending the guard to the app’s own settings screen, which would hand them a route out of a required exercise. Guidance must name the level needed, since grants can be “only while using the app”, “ask every time”, or for location “all the time”. On the current interface the set is camera, location, microphone, notifications and physical activity, all starting “not allowed” on a fresh install. Setup should also switch off the phone’s automatic permission removal for unused apps (“Manage app if unused”), which would otherwise silently strip camera, location and microphone after months of disuse. Until microphone permission is granted the guard cannot speak, so the typed confirmation must work here. If a permission genuinely cannot be granted (device policy or hardware), the guard reaches a support screen and is never left trapped.</w:t>
+              <w:t xml:space="preserve">  SAM explains that the app needs permissions to work at all, then opens the phone’s settings page for SAM OnSite through a link held inside onboarding, where the guard taps Permissions and enables each one; back in onboarding they confirm. The link opens that one page and returns. It never drops the guard into the app’s ordinary navigation, which would hand them a route out of a required exercise. The on-screen words must name the grant level needed, since Android offers “only while using the app”, “ask every time”, and for location “all the time”; on most Android versions “all the time” is a second, separate step after the first grant, so the copy has to say so. On the current interface the set is camera, location, microphone, notifications and physical activity, all starting “not allowed” on a fresh install. Setup should also switch off the phone’s automatic permission removal for unused apps (“Manage app if unused”), which would otherwise silently strip camera, location and microphone after months of disuse. Until microphone permission is granted the guard cannot speak, so confirmation here is a tap, not a spoken or typed magic word. If a permission genuinely cannot be granted (device policy or hardware), the guard reaches a support screen and is never left trapped.</w:t>
             </w:r>
           </w:p>
         </w:tc>
@@ -4702,7 +4702,7 @@
                 <w:sz w:val="18"/>
                 <w:szCs w:val="18"/>
               </w:rPr>
-              <w:t xml:space="preserve">  The guard asks SAM a spoken question and SAM answers. Nothing live may result from this step. Note the current app records even procedure questions as activities (e.g. “How do I hand out a key?” became a Procedure activity), so either the practice context suppresses that record or any record it creates carries the training flag from creation, like the practice report.</w:t>
+              <w:t xml:space="preserve">  The guard asks SAM a spoken question and SAM answers. Nothing live may result from this step. The current app records even procedure questions as activities (e.g. “How do I hand out a key?” became a Procedure activity). Because the exclusion filter does not exist yet, only suppression is safe: the practice context must not write that activity at all. The answer to the suggested question is written and reviewed in advance, since it is the first thing SAM ever does for this guard and a hollow answer on a fresh site is worse than no question.</w:t>
             </w:r>
           </w:p>
         </w:tc>
@@ -4827,7 +4827,7 @@
                 <w:sz w:val="18"/>
                 <w:szCs w:val="18"/>
               </w:rPr>
-              <w:t xml:space="preserve">  Reporting the fictional incident creates exactly one practice report. Retries or repeated messages must not create additional reports.</w:t>
+              <w:t xml:space="preserve">  Reporting the fictional incident creates exactly one practice report. Retries or repeated messages must not create additional reports. SAM asks at most two follow-up questions and “I don’t know” always advances, since the guard is being asked for details of a laptop that does not exist.</w:t>
             </w:r>
           </w:p>
         </w:tc>
@@ -4905,6 +4905,256 @@
                 <w:szCs w:val="18"/>
               </w:rPr>
               <w:t xml:space="preserve">Voice correction</w:t>
+            </w:r>
+          </w:p>
+        </w:tc>
+        <w:tc>
+          <w:tcPr>
+            <w:tcW w:type="dxa" w:w="6698"/>
+            <w:tcBorders>
+              <w:top w:val="none"/>
+              <w:left w:val="none"/>
+              <w:bottom w:val="none"/>
+              <w:right w:val="none"/>
+            </w:tcBorders>
+            <w:tcMar>
+              <w:top w:type="dxa" w:w="56"/>
+              <w:left w:type="dxa" w:w="40"/>
+              <w:bottom w:type="dxa" w:w="56"/>
+              <w:right w:type="dxa" w:w="150"/>
+            </w:tcMar>
+            <w:vAlign w:val="top"/>
+          </w:tcPr>
+          <w:p>
+            <w:pPr>
+              <w:spacing w:after="0" w:line="248" w:lineRule="auto"/>
+            </w:pPr>
+            <w:r>
+              <w:rPr>
+                <w:rFonts w:ascii="Calibri" w:cs="Calibri" w:eastAsia="Calibri" w:hAnsi="Calibri"/>
+                <w:b/>
+                <w:bCs/>
+                <w:color w:val="A05A38"/>
+                <w:spacing w:val="6"/>
+                <w:sz w:val="14"/>
+                <w:szCs w:val="14"/>
+              </w:rPr>
+              <w:t xml:space="preserve">CHECK W/ ENG.</w:t>
+            </w:r>
+            <w:r>
+              <w:rPr>
+                <w:rFonts w:ascii="Calibri" w:cs="Calibri" w:eastAsia="Calibri" w:hAnsi="Calibri"/>
+                <w:b w:val="false"/>
+                <w:bCs w:val="false"/>
+                <w:i w:val="false"/>
+                <w:iCs w:val="false"/>
+                <w:color w:val="3A3A38"/>
+                <w:sz w:val="18"/>
+                <w:szCs w:val="18"/>
+              </w:rPr>
+              <w:t xml:space="preserve">  A spoken correction (Dell → MacBook) updates the same report in place, with no duplicate. Marked for engineering rather than confirmed: how the app updates an existing report is not yet established, and if a spoken correction is parsed as a new incident this step teaches the opposite of what is intended. See Confirm with engineering.</w:t>
+            </w:r>
+          </w:p>
+        </w:tc>
+      </w:tr>
+      <w:tr>
+        <w:trPr>
+          <w:cantSplit/>
+        </w:trPr>
+        <w:tc>
+          <w:tcPr>
+            <w:tcW w:type="dxa" w:w="850"/>
+            <w:tcBorders>
+              <w:top w:val="none"/>
+              <w:left w:val="none"/>
+              <w:bottom w:val="none"/>
+              <w:right w:val="none"/>
+            </w:tcBorders>
+            <w:tcMar>
+              <w:top w:type="dxa" w:w="56"/>
+              <w:left w:type="dxa" w:w="40"/>
+              <w:bottom w:type="dxa" w:w="56"/>
+              <w:right w:type="dxa" w:w="150"/>
+            </w:tcMar>
+            <w:vAlign w:val="top"/>
+          </w:tcPr>
+          <w:p>
+            <w:pPr>
+              <w:spacing w:after="0" w:line="248" w:lineRule="auto"/>
+            </w:pPr>
+            <w:r>
+              <w:rPr>
+                <w:rFonts w:ascii="Calibri" w:cs="Calibri" w:eastAsia="Calibri" w:hAnsi="Calibri"/>
+                <w:b w:val="false"/>
+                <w:bCs w:val="false"/>
+                <w:i w:val="false"/>
+                <w:iCs w:val="false"/>
+                <w:color w:val="3A3A38"/>
+                <w:sz w:val="18"/>
+                <w:szCs w:val="18"/>
+              </w:rPr>
+              <w:t xml:space="preserve">FR-11</w:t>
+            </w:r>
+          </w:p>
+        </w:tc>
+        <w:tc>
+          <w:tcPr>
+            <w:tcW w:type="dxa" w:w="2100"/>
+            <w:tcBorders>
+              <w:top w:val="none"/>
+              <w:left w:val="none"/>
+              <w:bottom w:val="none"/>
+              <w:right w:val="none"/>
+            </w:tcBorders>
+            <w:tcMar>
+              <w:top w:type="dxa" w:w="56"/>
+              <w:left w:type="dxa" w:w="40"/>
+              <w:bottom w:type="dxa" w:w="56"/>
+              <w:right w:type="dxa" w:w="150"/>
+            </w:tcMar>
+            <w:vAlign w:val="top"/>
+          </w:tcPr>
+          <w:p>
+            <w:pPr>
+              <w:spacing w:after="0" w:line="248" w:lineRule="auto"/>
+            </w:pPr>
+            <w:r>
+              <w:rPr>
+                <w:rFonts w:ascii="Calibri" w:cs="Calibri" w:eastAsia="Calibri" w:hAnsi="Calibri"/>
+                <w:b/>
+                <w:bCs/>
+                <w:i w:val="false"/>
+                <w:iCs w:val="false"/>
+                <w:color w:val="3A3A38"/>
+                <w:sz w:val="18"/>
+                <w:szCs w:val="18"/>
+              </w:rPr>
+              <w:t xml:space="preserve">Manual correction</w:t>
+            </w:r>
+          </w:p>
+        </w:tc>
+        <w:tc>
+          <w:tcPr>
+            <w:tcW w:type="dxa" w:w="6698"/>
+            <w:tcBorders>
+              <w:top w:val="none"/>
+              <w:left w:val="none"/>
+              <w:bottom w:val="none"/>
+              <w:right w:val="none"/>
+            </w:tcBorders>
+            <w:tcMar>
+              <w:top w:type="dxa" w:w="56"/>
+              <w:left w:type="dxa" w:w="40"/>
+              <w:bottom w:type="dxa" w:w="56"/>
+              <w:right w:type="dxa" w:w="150"/>
+            </w:tcMar>
+            <w:vAlign w:val="top"/>
+          </w:tcPr>
+          <w:p>
+            <w:pPr>
+              <w:spacing w:after="0" w:line="248" w:lineRule="auto"/>
+            </w:pPr>
+            <w:r>
+              <w:rPr>
+                <w:rFonts w:ascii="Calibri" w:cs="Calibri" w:eastAsia="Calibri" w:hAnsi="Calibri"/>
+                <w:b/>
+                <w:bCs/>
+                <w:color w:val="A05A38"/>
+                <w:spacing w:val="6"/>
+                <w:sz w:val="14"/>
+                <w:szCs w:val="14"/>
+              </w:rPr>
+              <w:t xml:space="preserve">CHECK W/ ENG.</w:t>
+            </w:r>
+            <w:r>
+              <w:rPr>
+                <w:rFonts w:ascii="Calibri" w:cs="Calibri" w:eastAsia="Calibri" w:hAnsi="Calibri"/>
+                <w:b w:val="false"/>
+                <w:bCs w:val="false"/>
+                <w:i w:val="false"/>
+                <w:iCs w:val="false"/>
+                <w:color w:val="3A3A38"/>
+                <w:sz w:val="18"/>
+                <w:szCs w:val="18"/>
+              </w:rPr>
+              <w:t xml:space="preserve">  Long-pressing the message the guard just sent opens a manual edit that, when saved, updates the same report, and the final report contains both “MacBook” and “reception”. SAM names the change it wants, so the guard is never asked to supply a detail nobody gave them. Marked for engineering rather than confirmed: it is not yet established that the app supports this edit, or whether a long press opens an edit field or a context menu.</w:t>
+            </w:r>
+          </w:p>
+        </w:tc>
+      </w:tr>
+      <w:tr>
+        <w:trPr>
+          <w:cantSplit/>
+        </w:trPr>
+        <w:tc>
+          <w:tcPr>
+            <w:tcW w:type="dxa" w:w="850"/>
+            <w:tcBorders>
+              <w:top w:val="none"/>
+              <w:left w:val="none"/>
+              <w:bottom w:val="none"/>
+              <w:right w:val="none"/>
+            </w:tcBorders>
+            <w:tcMar>
+              <w:top w:type="dxa" w:w="56"/>
+              <w:left w:type="dxa" w:w="40"/>
+              <w:bottom w:type="dxa" w:w="56"/>
+              <w:right w:type="dxa" w:w="150"/>
+            </w:tcMar>
+            <w:vAlign w:val="top"/>
+          </w:tcPr>
+          <w:p>
+            <w:pPr>
+              <w:spacing w:after="0" w:line="248" w:lineRule="auto"/>
+            </w:pPr>
+            <w:r>
+              <w:rPr>
+                <w:rFonts w:ascii="Calibri" w:cs="Calibri" w:eastAsia="Calibri" w:hAnsi="Calibri"/>
+                <w:b w:val="false"/>
+                <w:bCs w:val="false"/>
+                <w:i w:val="false"/>
+                <w:iCs w:val="false"/>
+                <w:color w:val="3A3A38"/>
+                <w:sz w:val="18"/>
+                <w:szCs w:val="18"/>
+              </w:rPr>
+              <w:t xml:space="preserve">FR-12</w:t>
+            </w:r>
+          </w:p>
+        </w:tc>
+        <w:tc>
+          <w:tcPr>
+            <w:tcW w:type="dxa" w:w="2100"/>
+            <w:tcBorders>
+              <w:top w:val="none"/>
+              <w:left w:val="none"/>
+              <w:bottom w:val="none"/>
+              <w:right w:val="none"/>
+            </w:tcBorders>
+            <w:tcMar>
+              <w:top w:type="dxa" w:w="56"/>
+              <w:left w:type="dxa" w:w="40"/>
+              <w:bottom w:type="dxa" w:w="56"/>
+              <w:right w:type="dxa" w:w="150"/>
+            </w:tcMar>
+            <w:vAlign w:val="top"/>
+          </w:tcPr>
+          <w:p>
+            <w:pPr>
+              <w:spacing w:after="0" w:line="248" w:lineRule="auto"/>
+            </w:pPr>
+            <w:r>
+              <w:rPr>
+                <w:rFonts w:ascii="Calibri" w:cs="Calibri" w:eastAsia="Calibri" w:hAnsi="Calibri"/>
+                <w:b/>
+                <w:bCs/>
+                <w:i w:val="false"/>
+                <w:iCs w:val="false"/>
+                <w:color w:val="3A3A38"/>
+                <w:sz w:val="18"/>
+                <w:szCs w:val="18"/>
+              </w:rPr>
+              <w:t xml:space="preserve">Marked at creation</w:t>
             </w:r>
           </w:p>
         </w:tc>
@@ -4952,7 +5202,7 @@
                 <w:sz w:val="18"/>
                 <w:szCs w:val="18"/>
               </w:rPr>
-              <w:t xml:space="preserve">  A spoken correction (Dell → MacBook) updates the same report in place, with no duplicate. (The exact way the app updates the report is an engineering confirmation; see Confirm with engineering.)</w:t>
+              <w:t xml:space="preserve">  The training / archive flag is set atomically when the report is created, so a report never exists un-marked. If it cannot be created already marked, it is not created at all. The report card the guard sees carries a visible “Training” label, so it is obviously practice.</w:t>
             </w:r>
           </w:p>
         </w:tc>
@@ -4993,7 +5243,7 @@
                 <w:sz w:val="18"/>
                 <w:szCs w:val="18"/>
               </w:rPr>
-              <w:t xml:space="preserve">FR-11</w:t>
+              <w:t xml:space="preserve">FR-13</w:t>
             </w:r>
           </w:p>
         </w:tc>
@@ -5029,7 +5279,7 @@
                 <w:sz w:val="18"/>
                 <w:szCs w:val="18"/>
               </w:rPr>
-              <w:t xml:space="preserve">Manual correction</w:t>
+              <w:t xml:space="preserve">Kept out of live surfaces</w:t>
             </w:r>
           </w:p>
         </w:tc>
@@ -5077,7 +5327,7 @@
                 <w:sz w:val="18"/>
                 <w:szCs w:val="18"/>
               </w:rPr>
-              <w:t xml:space="preserve">  Long-pressing the guard’s own message allows a manual edit that, when saved, updates the same report; the final report contains both “MacBook” and “reception”. (Whether the app already supports this edit is an engineering confirmation.)</w:t>
+              <w:t xml:space="preserve">  The practice report must appear in no live surface (see the Data isolation callout). The platform has the training flag, but the FILTER that excludes marked data is not built yet. Data is currently visible in production, so this exclusion filter is a required, not-yet-built enhancement; production is blocked until it is built and verified, and the exercise runs only in DEV/UAT until then.</w:t>
             </w:r>
           </w:p>
         </w:tc>
@@ -5118,7 +5368,7 @@
                 <w:sz w:val="18"/>
                 <w:szCs w:val="18"/>
               </w:rPr>
-              <w:t xml:space="preserve">FR-12</w:t>
+              <w:t xml:space="preserve">FR-14</w:t>
             </w:r>
           </w:p>
         </w:tc>
@@ -5154,7 +5404,257 @@
                 <w:sz w:val="18"/>
                 <w:szCs w:val="18"/>
               </w:rPr>
-              <w:t xml:space="preserve">Marked at creation</w:t>
+              <w:t xml:space="preserve">Completion integrity</w:t>
+            </w:r>
+          </w:p>
+        </w:tc>
+        <w:tc>
+          <w:tcPr>
+            <w:tcW w:type="dxa" w:w="6698"/>
+            <w:tcBorders>
+              <w:top w:val="none"/>
+              <w:left w:val="none"/>
+              <w:bottom w:val="none"/>
+              <w:right w:val="none"/>
+            </w:tcBorders>
+            <w:tcMar>
+              <w:top w:type="dxa" w:w="56"/>
+              <w:left w:type="dxa" w:w="40"/>
+              <w:bottom w:type="dxa" w:w="56"/>
+              <w:right w:type="dxa" w:w="150"/>
+            </w:tcMar>
+            <w:vAlign w:val="top"/>
+          </w:tcPr>
+          <w:p>
+            <w:pPr>
+              <w:spacing w:after="0" w:line="248" w:lineRule="auto"/>
+            </w:pPr>
+            <w:r>
+              <w:rPr>
+                <w:rFonts w:ascii="Calibri" w:cs="Calibri" w:eastAsia="Calibri" w:hAnsi="Calibri"/>
+                <w:b/>
+                <w:bCs/>
+                <w:color w:val="8A6A1F"/>
+                <w:spacing w:val="6"/>
+                <w:sz w:val="14"/>
+                <w:szCs w:val="14"/>
+              </w:rPr>
+              <w:t xml:space="preserve">PROPOSED</w:t>
+            </w:r>
+            <w:r>
+              <w:rPr>
+                <w:rFonts w:ascii="Calibri" w:cs="Calibri" w:eastAsia="Calibri" w:hAnsi="Calibri"/>
+                <w:b w:val="false"/>
+                <w:bCs w:val="false"/>
+                <w:i w:val="false"/>
+                <w:iCs w:val="false"/>
+                <w:color w:val="3A3A38"/>
+                <w:sz w:val="18"/>
+                <w:szCs w:val="18"/>
+              </w:rPr>
+              <w:t xml:space="preserve">  Completion is recorded server-side and versioned (version 1), issued once per guard, and set only after each required action is observed. A quiz or an “I’m done” button does not count.</w:t>
+            </w:r>
+          </w:p>
+        </w:tc>
+      </w:tr>
+      <w:tr>
+        <w:trPr>
+          <w:cantSplit/>
+        </w:trPr>
+        <w:tc>
+          <w:tcPr>
+            <w:tcW w:type="dxa" w:w="850"/>
+            <w:tcBorders>
+              <w:top w:val="none"/>
+              <w:left w:val="none"/>
+              <w:bottom w:val="none"/>
+              <w:right w:val="none"/>
+            </w:tcBorders>
+            <w:tcMar>
+              <w:top w:type="dxa" w:w="56"/>
+              <w:left w:type="dxa" w:w="40"/>
+              <w:bottom w:type="dxa" w:w="56"/>
+              <w:right w:type="dxa" w:w="150"/>
+            </w:tcMar>
+            <w:vAlign w:val="top"/>
+          </w:tcPr>
+          <w:p>
+            <w:pPr>
+              <w:spacing w:after="0" w:line="248" w:lineRule="auto"/>
+            </w:pPr>
+            <w:r>
+              <w:rPr>
+                <w:rFonts w:ascii="Calibri" w:cs="Calibri" w:eastAsia="Calibri" w:hAnsi="Calibri"/>
+                <w:b w:val="false"/>
+                <w:bCs w:val="false"/>
+                <w:i w:val="false"/>
+                <w:iCs w:val="false"/>
+                <w:color w:val="3A3A38"/>
+                <w:sz w:val="18"/>
+                <w:szCs w:val="18"/>
+              </w:rPr>
+              <w:t xml:space="preserve">FR-15</w:t>
+            </w:r>
+          </w:p>
+        </w:tc>
+        <w:tc>
+          <w:tcPr>
+            <w:tcW w:type="dxa" w:w="2100"/>
+            <w:tcBorders>
+              <w:top w:val="none"/>
+              <w:left w:val="none"/>
+              <w:bottom w:val="none"/>
+              <w:right w:val="none"/>
+            </w:tcBorders>
+            <w:tcMar>
+              <w:top w:type="dxa" w:w="56"/>
+              <w:left w:type="dxa" w:w="40"/>
+              <w:bottom w:type="dxa" w:w="56"/>
+              <w:right w:type="dxa" w:w="150"/>
+            </w:tcMar>
+            <w:vAlign w:val="top"/>
+          </w:tcPr>
+          <w:p>
+            <w:pPr>
+              <w:spacing w:after="0" w:line="248" w:lineRule="auto"/>
+            </w:pPr>
+            <w:r>
+              <w:rPr>
+                <w:rFonts w:ascii="Calibri" w:cs="Calibri" w:eastAsia="Calibri" w:hAnsi="Calibri"/>
+                <w:b/>
+                <w:bCs/>
+                <w:i w:val="false"/>
+                <w:iCs w:val="false"/>
+                <w:color w:val="3A3A38"/>
+                <w:sz w:val="18"/>
+                <w:szCs w:val="18"/>
+              </w:rPr>
+              <w:t xml:space="preserve">Fail-closed</w:t>
+            </w:r>
+          </w:p>
+        </w:tc>
+        <w:tc>
+          <w:tcPr>
+            <w:tcW w:type="dxa" w:w="6698"/>
+            <w:tcBorders>
+              <w:top w:val="none"/>
+              <w:left w:val="none"/>
+              <w:bottom w:val="none"/>
+              <w:right w:val="none"/>
+            </w:tcBorders>
+            <w:tcMar>
+              <w:top w:type="dxa" w:w="56"/>
+              <w:left w:type="dxa" w:w="40"/>
+              <w:bottom w:type="dxa" w:w="56"/>
+              <w:right w:type="dxa" w:w="150"/>
+            </w:tcMar>
+            <w:vAlign w:val="top"/>
+          </w:tcPr>
+          <w:p>
+            <w:pPr>
+              <w:spacing w:after="0" w:line="248" w:lineRule="auto"/>
+            </w:pPr>
+            <w:r>
+              <w:rPr>
+                <w:rFonts w:ascii="Calibri" w:cs="Calibri" w:eastAsia="Calibri" w:hAnsi="Calibri"/>
+                <w:b/>
+                <w:bCs/>
+                <w:color w:val="8A6A1F"/>
+                <w:spacing w:val="6"/>
+                <w:sz w:val="14"/>
+                <w:szCs w:val="14"/>
+              </w:rPr>
+              <w:t xml:space="preserve">PROPOSED</w:t>
+            </w:r>
+            <w:r>
+              <w:rPr>
+                <w:rFonts w:ascii="Calibri" w:cs="Calibri" w:eastAsia="Calibri" w:hAnsi="Calibri"/>
+                <w:b w:val="false"/>
+                <w:bCs w:val="false"/>
+                <w:i w:val="false"/>
+                <w:iCs w:val="false"/>
+                <w:color w:val="3A3A38"/>
+                <w:sz w:val="18"/>
+                <w:szCs w:val="18"/>
+              </w:rPr>
+              <w:t xml:space="preserve">  If safe isolation of practice data cannot be assured at any step, the step fails and completion is not marked; the guard stays in the exercise.</w:t>
+            </w:r>
+          </w:p>
+        </w:tc>
+      </w:tr>
+      <w:tr>
+        <w:trPr>
+          <w:cantSplit/>
+        </w:trPr>
+        <w:tc>
+          <w:tcPr>
+            <w:tcW w:type="dxa" w:w="850"/>
+            <w:tcBorders>
+              <w:top w:val="none"/>
+              <w:left w:val="none"/>
+              <w:bottom w:val="none"/>
+              <w:right w:val="none"/>
+            </w:tcBorders>
+            <w:tcMar>
+              <w:top w:type="dxa" w:w="56"/>
+              <w:left w:type="dxa" w:w="40"/>
+              <w:bottom w:type="dxa" w:w="56"/>
+              <w:right w:type="dxa" w:w="150"/>
+            </w:tcMar>
+            <w:vAlign w:val="top"/>
+          </w:tcPr>
+          <w:p>
+            <w:pPr>
+              <w:spacing w:after="0" w:line="248" w:lineRule="auto"/>
+            </w:pPr>
+            <w:r>
+              <w:rPr>
+                <w:rFonts w:ascii="Calibri" w:cs="Calibri" w:eastAsia="Calibri" w:hAnsi="Calibri"/>
+                <w:b w:val="false"/>
+                <w:bCs w:val="false"/>
+                <w:i w:val="false"/>
+                <w:iCs w:val="false"/>
+                <w:color w:val="3A3A38"/>
+                <w:sz w:val="18"/>
+                <w:szCs w:val="18"/>
+              </w:rPr>
+              <w:t xml:space="preserve">FR-16</w:t>
+            </w:r>
+          </w:p>
+        </w:tc>
+        <w:tc>
+          <w:tcPr>
+            <w:tcW w:type="dxa" w:w="2100"/>
+            <w:tcBorders>
+              <w:top w:val="none"/>
+              <w:left w:val="none"/>
+              <w:bottom w:val="none"/>
+              <w:right w:val="none"/>
+            </w:tcBorders>
+            <w:tcMar>
+              <w:top w:type="dxa" w:w="56"/>
+              <w:left w:type="dxa" w:w="40"/>
+              <w:bottom w:type="dxa" w:w="56"/>
+              <w:right w:type="dxa" w:w="150"/>
+            </w:tcMar>
+            <w:vAlign w:val="top"/>
+          </w:tcPr>
+          <w:p>
+            <w:pPr>
+              <w:spacing w:after="0" w:line="248" w:lineRule="auto"/>
+            </w:pPr>
+            <w:r>
+              <w:rPr>
+                <w:rFonts w:ascii="Calibri" w:cs="Calibri" w:eastAsia="Calibri" w:hAnsi="Calibri"/>
+                <w:b/>
+                <w:bCs/>
+                <w:i w:val="false"/>
+                <w:iCs w:val="false"/>
+                <w:color w:val="3A3A38"/>
+                <w:sz w:val="18"/>
+                <w:szCs w:val="18"/>
+              </w:rPr>
+              <w:t xml:space="preserve">Hand-off</w:t>
             </w:r>
           </w:p>
         </w:tc>
@@ -5202,7 +5702,7 @@
                 <w:sz w:val="18"/>
                 <w:szCs w:val="18"/>
               </w:rPr>
-              <w:t xml:space="preserve">  The training / archive flag is set atomically when the report is created, so a report never exists un-marked. If it cannot be created already marked, it is not created at all. The report card the guard sees carries a visible “Training” label, so it is obviously practice.</w:t>
+              <w:t xml:space="preserve">  On confirmed completion the guard reaches the normal home screen (Talk / Capture / Type).</w:t>
             </w:r>
           </w:p>
         </w:tc>
@@ -5243,7 +5743,7 @@
                 <w:sz w:val="18"/>
                 <w:szCs w:val="18"/>
               </w:rPr>
-              <w:t xml:space="preserve">FR-13</w:t>
+              <w:t xml:space="preserve">FR-17</w:t>
             </w:r>
           </w:p>
         </w:tc>
@@ -5279,7 +5779,382 @@
                 <w:sz w:val="18"/>
                 <w:szCs w:val="18"/>
               </w:rPr>
-              <w:t xml:space="preserve">Kept out of live surfaces</w:t>
+              <w:t xml:space="preserve">Way out for a real incident</w:t>
+            </w:r>
+          </w:p>
+        </w:tc>
+        <w:tc>
+          <w:tcPr>
+            <w:tcW w:type="dxa" w:w="6698"/>
+            <w:tcBorders>
+              <w:top w:val="none"/>
+              <w:left w:val="none"/>
+              <w:bottom w:val="none"/>
+              <w:right w:val="none"/>
+            </w:tcBorders>
+            <w:tcMar>
+              <w:top w:type="dxa" w:w="56"/>
+              <w:left w:type="dxa" w:w="40"/>
+              <w:bottom w:type="dxa" w:w="56"/>
+              <w:right w:type="dxa" w:w="150"/>
+            </w:tcMar>
+            <w:vAlign w:val="top"/>
+          </w:tcPr>
+          <w:p>
+            <w:pPr>
+              <w:spacing w:after="0" w:line="248" w:lineRule="auto"/>
+            </w:pPr>
+            <w:r>
+              <w:rPr>
+                <w:rFonts w:ascii="Calibri" w:cs="Calibri" w:eastAsia="Calibri" w:hAnsi="Calibri"/>
+                <w:b/>
+                <w:bCs/>
+                <w:color w:val="8A6A1F"/>
+                <w:spacing w:val="6"/>
+                <w:sz w:val="14"/>
+                <w:szCs w:val="14"/>
+              </w:rPr>
+              <w:t xml:space="preserve">PROPOSED</w:t>
+            </w:r>
+            <w:r>
+              <w:rPr>
+                <w:rFonts w:ascii="Calibri" w:cs="Calibri" w:eastAsia="Calibri" w:hAnsi="Calibri"/>
+                <w:b w:val="false"/>
+                <w:bCs w:val="false"/>
+                <w:i w:val="false"/>
+                <w:iCs w:val="false"/>
+                <w:color w:val="3A3A38"/>
+                <w:sz w:val="18"/>
+                <w:szCs w:val="18"/>
+              </w:rPr>
+              <w:t xml:space="preserve">  A way to leave onboarding, report a real incident through normal reporting, and return to the saved stage, with completion neither granted nor skipped. Small to build, but it is the only door out of a flow that cannot otherwise be left, so it is required rather than optional. It is reachable from every step, including the setup gates and the refresher.</w:t>
+            </w:r>
+          </w:p>
+        </w:tc>
+      </w:tr>
+      <w:tr>
+        <w:trPr>
+          <w:cantSplit/>
+        </w:trPr>
+        <w:tc>
+          <w:tcPr>
+            <w:tcW w:type="dxa" w:w="850"/>
+            <w:tcBorders>
+              <w:top w:val="none"/>
+              <w:left w:val="none"/>
+              <w:bottom w:val="none"/>
+              <w:right w:val="none"/>
+            </w:tcBorders>
+            <w:tcMar>
+              <w:top w:type="dxa" w:w="56"/>
+              <w:left w:type="dxa" w:w="40"/>
+              <w:bottom w:type="dxa" w:w="56"/>
+              <w:right w:type="dxa" w:w="150"/>
+            </w:tcMar>
+            <w:vAlign w:val="top"/>
+          </w:tcPr>
+          <w:p>
+            <w:pPr>
+              <w:spacing w:after="0" w:line="248" w:lineRule="auto"/>
+            </w:pPr>
+            <w:r>
+              <w:rPr>
+                <w:rFonts w:ascii="Calibri" w:cs="Calibri" w:eastAsia="Calibri" w:hAnsi="Calibri"/>
+                <w:b w:val="false"/>
+                <w:bCs w:val="false"/>
+                <w:i w:val="false"/>
+                <w:iCs w:val="false"/>
+                <w:color w:val="3A3A38"/>
+                <w:sz w:val="18"/>
+                <w:szCs w:val="18"/>
+              </w:rPr>
+              <w:t xml:space="preserve">FR-18</w:t>
+            </w:r>
+          </w:p>
+        </w:tc>
+        <w:tc>
+          <w:tcPr>
+            <w:tcW w:type="dxa" w:w="2100"/>
+            <w:tcBorders>
+              <w:top w:val="none"/>
+              <w:left w:val="none"/>
+              <w:bottom w:val="none"/>
+              <w:right w:val="none"/>
+            </w:tcBorders>
+            <w:tcMar>
+              <w:top w:type="dxa" w:w="56"/>
+              <w:left w:type="dxa" w:w="40"/>
+              <w:bottom w:type="dxa" w:w="56"/>
+              <w:right w:type="dxa" w:w="150"/>
+            </w:tcMar>
+            <w:vAlign w:val="top"/>
+          </w:tcPr>
+          <w:p>
+            <w:pPr>
+              <w:spacing w:after="0" w:line="248" w:lineRule="auto"/>
+            </w:pPr>
+            <w:r>
+              <w:rPr>
+                <w:rFonts w:ascii="Calibri" w:cs="Calibri" w:eastAsia="Calibri" w:hAnsi="Calibri"/>
+                <w:b/>
+                <w:bCs/>
+                <w:i w:val="false"/>
+                <w:iCs w:val="false"/>
+                <w:color w:val="3A3A38"/>
+                <w:sz w:val="18"/>
+                <w:szCs w:val="18"/>
+              </w:rPr>
+              <w:t xml:space="preserve">Idempotency / concurrency</w:t>
+            </w:r>
+          </w:p>
+        </w:tc>
+        <w:tc>
+          <w:tcPr>
+            <w:tcW w:type="dxa" w:w="6698"/>
+            <w:tcBorders>
+              <w:top w:val="none"/>
+              <w:left w:val="none"/>
+              <w:bottom w:val="none"/>
+              <w:right w:val="none"/>
+            </w:tcBorders>
+            <w:tcMar>
+              <w:top w:type="dxa" w:w="56"/>
+              <w:left w:type="dxa" w:w="40"/>
+              <w:bottom w:type="dxa" w:w="56"/>
+              <w:right w:type="dxa" w:w="150"/>
+            </w:tcMar>
+            <w:vAlign w:val="top"/>
+          </w:tcPr>
+          <w:p>
+            <w:pPr>
+              <w:spacing w:after="0" w:line="248" w:lineRule="auto"/>
+            </w:pPr>
+            <w:r>
+              <w:rPr>
+                <w:rFonts w:ascii="Calibri" w:cs="Calibri" w:eastAsia="Calibri" w:hAnsi="Calibri"/>
+                <w:b/>
+                <w:bCs/>
+                <w:color w:val="8A6A1F"/>
+                <w:spacing w:val="6"/>
+                <w:sz w:val="14"/>
+                <w:szCs w:val="14"/>
+              </w:rPr>
+              <w:t xml:space="preserve">PROPOSED</w:t>
+            </w:r>
+            <w:r>
+              <w:rPr>
+                <w:rFonts w:ascii="Calibri" w:cs="Calibri" w:eastAsia="Calibri" w:hAnsi="Calibri"/>
+                <w:b w:val="false"/>
+                <w:bCs w:val="false"/>
+                <w:i w:val="false"/>
+                <w:iCs w:val="false"/>
+                <w:color w:val="3A3A38"/>
+                <w:sz w:val="18"/>
+                <w:szCs w:val="18"/>
+              </w:rPr>
+              <w:t xml:space="preserve">  One onboarding record and one active practice-report reference per guard. Retries do not duplicate; the newest valid server-side progress wins with no regression; the completion operation is idempotent.</w:t>
+            </w:r>
+          </w:p>
+        </w:tc>
+      </w:tr>
+      <w:tr>
+        <w:trPr>
+          <w:cantSplit/>
+        </w:trPr>
+        <w:tc>
+          <w:tcPr>
+            <w:tcW w:type="dxa" w:w="850"/>
+            <w:tcBorders>
+              <w:top w:val="none"/>
+              <w:left w:val="none"/>
+              <w:bottom w:val="none"/>
+              <w:right w:val="none"/>
+            </w:tcBorders>
+            <w:tcMar>
+              <w:top w:type="dxa" w:w="56"/>
+              <w:left w:type="dxa" w:w="40"/>
+              <w:bottom w:type="dxa" w:w="56"/>
+              <w:right w:type="dxa" w:w="150"/>
+            </w:tcMar>
+            <w:vAlign w:val="top"/>
+          </w:tcPr>
+          <w:p>
+            <w:pPr>
+              <w:spacing w:after="0" w:line="248" w:lineRule="auto"/>
+            </w:pPr>
+            <w:r>
+              <w:rPr>
+                <w:rFonts w:ascii="Calibri" w:cs="Calibri" w:eastAsia="Calibri" w:hAnsi="Calibri"/>
+                <w:b w:val="false"/>
+                <w:bCs w:val="false"/>
+                <w:i w:val="false"/>
+                <w:iCs w:val="false"/>
+                <w:color w:val="3A3A38"/>
+                <w:sz w:val="18"/>
+                <w:szCs w:val="18"/>
+              </w:rPr>
+              <w:t xml:space="preserve">FR-19</w:t>
+            </w:r>
+          </w:p>
+        </w:tc>
+        <w:tc>
+          <w:tcPr>
+            <w:tcW w:type="dxa" w:w="2100"/>
+            <w:tcBorders>
+              <w:top w:val="none"/>
+              <w:left w:val="none"/>
+              <w:bottom w:val="none"/>
+              <w:right w:val="none"/>
+            </w:tcBorders>
+            <w:tcMar>
+              <w:top w:type="dxa" w:w="56"/>
+              <w:left w:type="dxa" w:w="40"/>
+              <w:bottom w:type="dxa" w:w="56"/>
+              <w:right w:type="dxa" w:w="150"/>
+            </w:tcMar>
+            <w:vAlign w:val="top"/>
+          </w:tcPr>
+          <w:p>
+            <w:pPr>
+              <w:spacing w:after="0" w:line="248" w:lineRule="auto"/>
+            </w:pPr>
+            <w:r>
+              <w:rPr>
+                <w:rFonts w:ascii="Calibri" w:cs="Calibri" w:eastAsia="Calibri" w:hAnsi="Calibri"/>
+                <w:b/>
+                <w:bCs/>
+                <w:i w:val="false"/>
+                <w:iCs w:val="false"/>
+                <w:color w:val="3A3A38"/>
+                <w:sz w:val="18"/>
+                <w:szCs w:val="18"/>
+              </w:rPr>
+              <w:t xml:space="preserve">Privacy / telemetry</w:t>
+            </w:r>
+          </w:p>
+        </w:tc>
+        <w:tc>
+          <w:tcPr>
+            <w:tcW w:type="dxa" w:w="6698"/>
+            <w:tcBorders>
+              <w:top w:val="none"/>
+              <w:left w:val="none"/>
+              <w:bottom w:val="none"/>
+              <w:right w:val="none"/>
+            </w:tcBorders>
+            <w:tcMar>
+              <w:top w:type="dxa" w:w="56"/>
+              <w:left w:type="dxa" w:w="40"/>
+              <w:bottom w:type="dxa" w:w="56"/>
+              <w:right w:type="dxa" w:w="150"/>
+            </w:tcMar>
+            <w:vAlign w:val="top"/>
+          </w:tcPr>
+          <w:p>
+            <w:pPr>
+              <w:spacing w:after="0" w:line="248" w:lineRule="auto"/>
+            </w:pPr>
+            <w:r>
+              <w:rPr>
+                <w:rFonts w:ascii="Calibri" w:cs="Calibri" w:eastAsia="Calibri" w:hAnsi="Calibri"/>
+                <w:b/>
+                <w:bCs/>
+                <w:color w:val="8A6A1F"/>
+                <w:spacing w:val="6"/>
+                <w:sz w:val="14"/>
+                <w:szCs w:val="14"/>
+              </w:rPr>
+              <w:t xml:space="preserve">PROPOSED</w:t>
+            </w:r>
+            <w:r>
+              <w:rPr>
+                <w:rFonts w:ascii="Calibri" w:cs="Calibri" w:eastAsia="Calibri" w:hAnsi="Calibri"/>
+                <w:b w:val="false"/>
+                <w:bCs w:val="false"/>
+                <w:i w:val="false"/>
+                <w:iCs w:val="false"/>
+                <w:color w:val="3A3A38"/>
+                <w:sz w:val="18"/>
+                <w:szCs w:val="18"/>
+              </w:rPr>
+              <w:t xml:space="preserve">  Telemetry records only stage and error codes and completion metrics. It does not keep permission or NFC state beyond need, does not log raw voice/transcript content beyond existing policy, and never routes fictional incident content into operational analytics.</w:t>
+            </w:r>
+          </w:p>
+        </w:tc>
+      </w:tr>
+      <w:tr>
+        <w:trPr>
+          <w:cantSplit/>
+        </w:trPr>
+        <w:tc>
+          <w:tcPr>
+            <w:tcW w:type="dxa" w:w="850"/>
+            <w:tcBorders>
+              <w:top w:val="none"/>
+              <w:left w:val="none"/>
+              <w:bottom w:val="none"/>
+              <w:right w:val="none"/>
+            </w:tcBorders>
+            <w:tcMar>
+              <w:top w:type="dxa" w:w="56"/>
+              <w:left w:type="dxa" w:w="40"/>
+              <w:bottom w:type="dxa" w:w="56"/>
+              <w:right w:type="dxa" w:w="150"/>
+            </w:tcMar>
+            <w:vAlign w:val="top"/>
+          </w:tcPr>
+          <w:p>
+            <w:pPr>
+              <w:spacing w:after="0" w:line="248" w:lineRule="auto"/>
+            </w:pPr>
+            <w:r>
+              <w:rPr>
+                <w:rFonts w:ascii="Calibri" w:cs="Calibri" w:eastAsia="Calibri" w:hAnsi="Calibri"/>
+                <w:b w:val="false"/>
+                <w:bCs w:val="false"/>
+                <w:i w:val="false"/>
+                <w:iCs w:val="false"/>
+                <w:color w:val="3A3A38"/>
+                <w:sz w:val="18"/>
+                <w:szCs w:val="18"/>
+              </w:rPr>
+              <w:t xml:space="preserve">FR-20</w:t>
+            </w:r>
+          </w:p>
+        </w:tc>
+        <w:tc>
+          <w:tcPr>
+            <w:tcW w:type="dxa" w:w="2100"/>
+            <w:tcBorders>
+              <w:top w:val="none"/>
+              <w:left w:val="none"/>
+              <w:bottom w:val="none"/>
+              <w:right w:val="none"/>
+            </w:tcBorders>
+            <w:tcMar>
+              <w:top w:type="dxa" w:w="56"/>
+              <w:left w:type="dxa" w:w="40"/>
+              <w:bottom w:type="dxa" w:w="56"/>
+              <w:right w:type="dxa" w:w="150"/>
+            </w:tcMar>
+            <w:vAlign w:val="top"/>
+          </w:tcPr>
+          <w:p>
+            <w:pPr>
+              <w:spacing w:after="0" w:line="248" w:lineRule="auto"/>
+            </w:pPr>
+            <w:r>
+              <w:rPr>
+                <w:rFonts w:ascii="Calibri" w:cs="Calibri" w:eastAsia="Calibri" w:hAnsi="Calibri"/>
+                <w:b/>
+                <w:bCs/>
+                <w:i w:val="false"/>
+                <w:iCs w:val="false"/>
+                <w:color w:val="3A3A38"/>
+                <w:sz w:val="18"/>
+                <w:szCs w:val="18"/>
+              </w:rPr>
+              <w:t xml:space="preserve">Deferred visual support</w:t>
             </w:r>
           </w:p>
         </w:tc>
@@ -5327,7 +6202,7 @@
                 <w:sz w:val="18"/>
                 <w:szCs w:val="18"/>
               </w:rPr>
-              <w:t xml:space="preserve">  The practice report must appear in no live surface (see the Data isolation callout). The platform has the training flag, but the FILTER that excludes marked data is not built yet. Data is currently visible in production, so this exclusion filter is a required, not-yet-built enhancement; production is blocked until it is built and verified, and the exercise runs only in DEV/UAT until then.</w:t>
+              <w:t xml:space="preserve">  Extra visual help (tooltips, highlight animations) for dark or noisy sites is deferred; the need is judged during testing, not built for the MVP. (Scope decision; no separate test.)</w:t>
             </w:r>
           </w:p>
         </w:tc>
@@ -5368,7 +6243,7 @@
                 <w:sz w:val="18"/>
                 <w:szCs w:val="18"/>
               </w:rPr>
-              <w:t xml:space="preserve">FR-14</w:t>
+              <w:t xml:space="preserve">FR-21</w:t>
             </w:r>
           </w:p>
         </w:tc>
@@ -5404,7 +6279,507 @@
                 <w:sz w:val="18"/>
                 <w:szCs w:val="18"/>
               </w:rPr>
-              <w:t xml:space="preserve">Completion integrity</w:t>
+              <w:t xml:space="preserve">Tone and engagement</w:t>
+            </w:r>
+          </w:p>
+        </w:tc>
+        <w:tc>
+          <w:tcPr>
+            <w:tcW w:type="dxa" w:w="6698"/>
+            <w:tcBorders>
+              <w:top w:val="none"/>
+              <w:left w:val="none"/>
+              <w:bottom w:val="none"/>
+              <w:right w:val="none"/>
+            </w:tcBorders>
+            <w:tcMar>
+              <w:top w:type="dxa" w:w="56"/>
+              <w:left w:type="dxa" w:w="40"/>
+              <w:bottom w:type="dxa" w:w="56"/>
+              <w:right w:type="dxa" w:w="150"/>
+            </w:tcMar>
+            <w:vAlign w:val="top"/>
+          </w:tcPr>
+          <w:p>
+            <w:pPr>
+              <w:spacing w:after="0" w:line="248" w:lineRule="auto"/>
+            </w:pPr>
+            <w:r>
+              <w:rPr>
+                <w:rFonts w:ascii="Calibri" w:cs="Calibri" w:eastAsia="Calibri" w:hAnsi="Calibri"/>
+                <w:b/>
+                <w:bCs/>
+                <w:color w:val="43724E"/>
+                <w:spacing w:val="6"/>
+                <w:sz w:val="14"/>
+                <w:szCs w:val="14"/>
+              </w:rPr>
+              <w:t xml:space="preserve">CONFIRMED</w:t>
+            </w:r>
+            <w:r>
+              <w:rPr>
+                <w:rFonts w:ascii="Calibri" w:cs="Calibri" w:eastAsia="Calibri" w:hAnsi="Calibri"/>
+                <w:b w:val="false"/>
+                <w:bCs w:val="false"/>
+                <w:i w:val="false"/>
+                <w:iCs w:val="false"/>
+                <w:color w:val="3A3A38"/>
+                <w:sz w:val="18"/>
+                <w:szCs w:val="18"/>
+              </w:rPr>
+              <w:t xml:space="preserve">  The experience must feel like receiving a useful new tool, not sitting a test. SAM opens with a warm, personal greeting that names what it does for the guard and why that helps them, frames each step as a benefit, encourages briefly after each success, uses short everyday language, and closes warmly. A dry “do this, then that” sequence does not meet this requirement. See Tone and script for the principles and reference copy.</w:t>
+            </w:r>
+          </w:p>
+        </w:tc>
+      </w:tr>
+      <w:tr>
+        <w:trPr>
+          <w:cantSplit/>
+        </w:trPr>
+        <w:tc>
+          <w:tcPr>
+            <w:tcW w:type="dxa" w:w="850"/>
+            <w:tcBorders>
+              <w:top w:val="none"/>
+              <w:left w:val="none"/>
+              <w:bottom w:val="none"/>
+              <w:right w:val="none"/>
+            </w:tcBorders>
+            <w:tcMar>
+              <w:top w:type="dxa" w:w="56"/>
+              <w:left w:type="dxa" w:w="40"/>
+              <w:bottom w:type="dxa" w:w="56"/>
+              <w:right w:type="dxa" w:w="150"/>
+            </w:tcMar>
+            <w:vAlign w:val="top"/>
+          </w:tcPr>
+          <w:p>
+            <w:pPr>
+              <w:spacing w:after="0" w:line="248" w:lineRule="auto"/>
+            </w:pPr>
+            <w:r>
+              <w:rPr>
+                <w:rFonts w:ascii="Calibri" w:cs="Calibri" w:eastAsia="Calibri" w:hAnsi="Calibri"/>
+                <w:b w:val="false"/>
+                <w:bCs w:val="false"/>
+                <w:i w:val="false"/>
+                <w:iCs w:val="false"/>
+                <w:color w:val="3A3A38"/>
+                <w:sz w:val="18"/>
+                <w:szCs w:val="18"/>
+              </w:rPr>
+              <w:t xml:space="preserve">FR-22</w:t>
+            </w:r>
+          </w:p>
+        </w:tc>
+        <w:tc>
+          <w:tcPr>
+            <w:tcW w:type="dxa" w:w="2100"/>
+            <w:tcBorders>
+              <w:top w:val="none"/>
+              <w:left w:val="none"/>
+              <w:bottom w:val="none"/>
+              <w:right w:val="none"/>
+            </w:tcBorders>
+            <w:tcMar>
+              <w:top w:type="dxa" w:w="56"/>
+              <w:left w:type="dxa" w:w="40"/>
+              <w:bottom w:type="dxa" w:w="56"/>
+              <w:right w:type="dxa" w:w="150"/>
+            </w:tcMar>
+            <w:vAlign w:val="top"/>
+          </w:tcPr>
+          <w:p>
+            <w:pPr>
+              <w:spacing w:after="0" w:line="248" w:lineRule="auto"/>
+            </w:pPr>
+            <w:r>
+              <w:rPr>
+                <w:rFonts w:ascii="Calibri" w:cs="Calibri" w:eastAsia="Calibri" w:hAnsi="Calibri"/>
+                <w:b/>
+                <w:bCs/>
+                <w:i w:val="false"/>
+                <w:iCs w:val="false"/>
+                <w:color w:val="3A3A38"/>
+                <w:sz w:val="18"/>
+                <w:szCs w:val="18"/>
+              </w:rPr>
+              <w:t xml:space="preserve">NFC gate</w:t>
+            </w:r>
+          </w:p>
+        </w:tc>
+        <w:tc>
+          <w:tcPr>
+            <w:tcW w:type="dxa" w:w="6698"/>
+            <w:tcBorders>
+              <w:top w:val="none"/>
+              <w:left w:val="none"/>
+              <w:bottom w:val="none"/>
+              <w:right w:val="none"/>
+            </w:tcBorders>
+            <w:tcMar>
+              <w:top w:type="dxa" w:w="56"/>
+              <w:left w:type="dxa" w:w="40"/>
+              <w:bottom w:type="dxa" w:w="56"/>
+              <w:right w:type="dxa" w:w="150"/>
+            </w:tcMar>
+            <w:vAlign w:val="top"/>
+          </w:tcPr>
+          <w:p>
+            <w:pPr>
+              <w:spacing w:after="0" w:line="248" w:lineRule="auto"/>
+            </w:pPr>
+            <w:r>
+              <w:rPr>
+                <w:rFonts w:ascii="Calibri" w:cs="Calibri" w:eastAsia="Calibri" w:hAnsi="Calibri"/>
+                <w:b/>
+                <w:bCs/>
+                <w:color w:val="43724E"/>
+                <w:spacing w:val="6"/>
+                <w:sz w:val="14"/>
+                <w:szCs w:val="14"/>
+              </w:rPr>
+              <w:t xml:space="preserve">CONFIRMED</w:t>
+            </w:r>
+            <w:r>
+              <w:rPr>
+                <w:rFonts w:ascii="Calibri" w:cs="Calibri" w:eastAsia="Calibri" w:hAnsi="Calibri"/>
+                <w:b w:val="false"/>
+                <w:bCs w:val="false"/>
+                <w:i w:val="false"/>
+                <w:iCs w:val="false"/>
+                <w:color w:val="3A3A38"/>
+                <w:sz w:val="18"/>
+                <w:szCs w:val="18"/>
+              </w:rPr>
+              <w:t xml:space="preserve">  After permissions, SAM links the guard to the NFC setting. NFC reads the checkpoint tags. The guard switches it on, returns, and confirms. Not every site uses NFC, but having it on costs nothing and avoids a failure later, so it is part of setup for everyone.</w:t>
+            </w:r>
+          </w:p>
+        </w:tc>
+      </w:tr>
+      <w:tr>
+        <w:trPr>
+          <w:cantSplit/>
+        </w:trPr>
+        <w:tc>
+          <w:tcPr>
+            <w:tcW w:type="dxa" w:w="850"/>
+            <w:tcBorders>
+              <w:top w:val="none"/>
+              <w:left w:val="none"/>
+              <w:bottom w:val="none"/>
+              <w:right w:val="none"/>
+            </w:tcBorders>
+            <w:tcMar>
+              <w:top w:type="dxa" w:w="56"/>
+              <w:left w:type="dxa" w:w="40"/>
+              <w:bottom w:type="dxa" w:w="56"/>
+              <w:right w:type="dxa" w:w="150"/>
+            </w:tcMar>
+            <w:vAlign w:val="top"/>
+          </w:tcPr>
+          <w:p>
+            <w:pPr>
+              <w:spacing w:after="0" w:line="248" w:lineRule="auto"/>
+            </w:pPr>
+            <w:r>
+              <w:rPr>
+                <w:rFonts w:ascii="Calibri" w:cs="Calibri" w:eastAsia="Calibri" w:hAnsi="Calibri"/>
+                <w:b w:val="false"/>
+                <w:bCs w:val="false"/>
+                <w:i w:val="false"/>
+                <w:iCs w:val="false"/>
+                <w:color w:val="3A3A38"/>
+                <w:sz w:val="18"/>
+                <w:szCs w:val="18"/>
+              </w:rPr>
+              <w:t xml:space="preserve">FR-23</w:t>
+            </w:r>
+          </w:p>
+        </w:tc>
+        <w:tc>
+          <w:tcPr>
+            <w:tcW w:type="dxa" w:w="2100"/>
+            <w:tcBorders>
+              <w:top w:val="none"/>
+              <w:left w:val="none"/>
+              <w:bottom w:val="none"/>
+              <w:right w:val="none"/>
+            </w:tcBorders>
+            <w:tcMar>
+              <w:top w:type="dxa" w:w="56"/>
+              <w:left w:type="dxa" w:w="40"/>
+              <w:bottom w:type="dxa" w:w="56"/>
+              <w:right w:type="dxa" w:w="150"/>
+            </w:tcMar>
+            <w:vAlign w:val="top"/>
+          </w:tcPr>
+          <w:p>
+            <w:pPr>
+              <w:spacing w:after="0" w:line="248" w:lineRule="auto"/>
+            </w:pPr>
+            <w:r>
+              <w:rPr>
+                <w:rFonts w:ascii="Calibri" w:cs="Calibri" w:eastAsia="Calibri" w:hAnsi="Calibri"/>
+                <w:b/>
+                <w:bCs/>
+                <w:i w:val="false"/>
+                <w:iCs w:val="false"/>
+                <w:color w:val="3A3A38"/>
+                <w:sz w:val="18"/>
+                <w:szCs w:val="18"/>
+              </w:rPr>
+              <w:t xml:space="preserve">Background tracking gate</w:t>
+            </w:r>
+          </w:p>
+        </w:tc>
+        <w:tc>
+          <w:tcPr>
+            <w:tcW w:type="dxa" w:w="6698"/>
+            <w:tcBorders>
+              <w:top w:val="none"/>
+              <w:left w:val="none"/>
+              <w:bottom w:val="none"/>
+              <w:right w:val="none"/>
+            </w:tcBorders>
+            <w:tcMar>
+              <w:top w:type="dxa" w:w="56"/>
+              <w:left w:type="dxa" w:w="40"/>
+              <w:bottom w:type="dxa" w:w="56"/>
+              <w:right w:type="dxa" w:w="150"/>
+            </w:tcMar>
+            <w:vAlign w:val="top"/>
+          </w:tcPr>
+          <w:p>
+            <w:pPr>
+              <w:spacing w:after="0" w:line="248" w:lineRule="auto"/>
+            </w:pPr>
+            <w:r>
+              <w:rPr>
+                <w:rFonts w:ascii="Calibri" w:cs="Calibri" w:eastAsia="Calibri" w:hAnsi="Calibri"/>
+                <w:b/>
+                <w:bCs/>
+                <w:color w:val="43724E"/>
+                <w:spacing w:val="6"/>
+                <w:sz w:val="14"/>
+                <w:szCs w:val="14"/>
+              </w:rPr>
+              <w:t xml:space="preserve">CONFIRMED</w:t>
+            </w:r>
+            <w:r>
+              <w:rPr>
+                <w:rFonts w:ascii="Calibri" w:cs="Calibri" w:eastAsia="Calibri" w:hAnsi="Calibri"/>
+                <w:b w:val="false"/>
+                <w:bCs w:val="false"/>
+                <w:i w:val="false"/>
+                <w:iCs w:val="false"/>
+                <w:color w:val="3A3A38"/>
+                <w:sz w:val="18"/>
+                <w:szCs w:val="18"/>
+              </w:rPr>
+              <w:t xml:space="preserve">  The third and last setup gate: background tracking, which unlike the first two lives in SAM OnSite’s in-app settings screen rather than the phone’s. Same shape as the others. SAM explains why it is needed and links straight to that one setting from inside onboarding, and the guard switches it on and returns to confirm. The link must open the setting alone and return, not the in-app settings screen with its normal navigation. After this gate every setting the app needs is active and the practice steps can begin.</w:t>
+            </w:r>
+          </w:p>
+        </w:tc>
+      </w:tr>
+      <w:tr>
+        <w:trPr>
+          <w:cantSplit/>
+        </w:trPr>
+        <w:tc>
+          <w:tcPr>
+            <w:tcW w:type="dxa" w:w="850"/>
+            <w:tcBorders>
+              <w:top w:val="none"/>
+              <w:left w:val="none"/>
+              <w:bottom w:val="none"/>
+              <w:right w:val="none"/>
+            </w:tcBorders>
+            <w:tcMar>
+              <w:top w:type="dxa" w:w="56"/>
+              <w:left w:type="dxa" w:w="40"/>
+              <w:bottom w:type="dxa" w:w="56"/>
+              <w:right w:type="dxa" w:w="150"/>
+            </w:tcMar>
+            <w:vAlign w:val="top"/>
+          </w:tcPr>
+          <w:p>
+            <w:pPr>
+              <w:spacing w:after="0" w:line="248" w:lineRule="auto"/>
+            </w:pPr>
+            <w:r>
+              <w:rPr>
+                <w:rFonts w:ascii="Calibri" w:cs="Calibri" w:eastAsia="Calibri" w:hAnsi="Calibri"/>
+                <w:b w:val="false"/>
+                <w:bCs w:val="false"/>
+                <w:i w:val="false"/>
+                <w:iCs w:val="false"/>
+                <w:color w:val="3A3A38"/>
+                <w:sz w:val="18"/>
+                <w:szCs w:val="18"/>
+              </w:rPr>
+              <w:t xml:space="preserve">FR-24</w:t>
+            </w:r>
+          </w:p>
+        </w:tc>
+        <w:tc>
+          <w:tcPr>
+            <w:tcW w:type="dxa" w:w="2100"/>
+            <w:tcBorders>
+              <w:top w:val="none"/>
+              <w:left w:val="none"/>
+              <w:bottom w:val="none"/>
+              <w:right w:val="none"/>
+            </w:tcBorders>
+            <w:tcMar>
+              <w:top w:type="dxa" w:w="56"/>
+              <w:left w:type="dxa" w:w="40"/>
+              <w:bottom w:type="dxa" w:w="56"/>
+              <w:right w:type="dxa" w:w="150"/>
+            </w:tcMar>
+            <w:vAlign w:val="top"/>
+          </w:tcPr>
+          <w:p>
+            <w:pPr>
+              <w:spacing w:after="0" w:line="248" w:lineRule="auto"/>
+            </w:pPr>
+            <w:r>
+              <w:rPr>
+                <w:rFonts w:ascii="Calibri" w:cs="Calibri" w:eastAsia="Calibri" w:hAnsi="Calibri"/>
+                <w:b/>
+                <w:bCs/>
+                <w:i w:val="false"/>
+                <w:iCs w:val="false"/>
+                <w:color w:val="3A3A38"/>
+                <w:sz w:val="18"/>
+                <w:szCs w:val="18"/>
+              </w:rPr>
+              <w:t xml:space="preserve">Check the settings rather than asking</w:t>
+            </w:r>
+          </w:p>
+        </w:tc>
+        <w:tc>
+          <w:tcPr>
+            <w:tcW w:type="dxa" w:w="6698"/>
+            <w:tcBorders>
+              <w:top w:val="none"/>
+              <w:left w:val="none"/>
+              <w:bottom w:val="none"/>
+              <w:right w:val="none"/>
+            </w:tcBorders>
+            <w:tcMar>
+              <w:top w:type="dxa" w:w="56"/>
+              <w:left w:type="dxa" w:w="40"/>
+              <w:bottom w:type="dxa" w:w="56"/>
+              <w:right w:type="dxa" w:w="150"/>
+            </w:tcMar>
+            <w:vAlign w:val="top"/>
+          </w:tcPr>
+          <w:p>
+            <w:pPr>
+              <w:spacing w:after="0" w:line="248" w:lineRule="auto"/>
+            </w:pPr>
+            <w:r>
+              <w:rPr>
+                <w:rFonts w:ascii="Calibri" w:cs="Calibri" w:eastAsia="Calibri" w:hAnsi="Calibri"/>
+                <w:b/>
+                <w:bCs/>
+                <w:color w:val="A05A38"/>
+                <w:spacing w:val="6"/>
+                <w:sz w:val="14"/>
+                <w:szCs w:val="14"/>
+              </w:rPr>
+              <w:t xml:space="preserve">CHECK W/ ENG.</w:t>
+            </w:r>
+            <w:r>
+              <w:rPr>
+                <w:rFonts w:ascii="Calibri" w:cs="Calibri" w:eastAsia="Calibri" w:hAnsi="Calibri"/>
+                <w:b w:val="false"/>
+                <w:bCs w:val="false"/>
+                <w:i w:val="false"/>
+                <w:iCs w:val="false"/>
+                <w:color w:val="3A3A38"/>
+                <w:sz w:val="18"/>
+                <w:szCs w:val="18"/>
+              </w:rPr>
+              <w:t xml:space="preserve">  For the MVP the guard confirms each gate themselves. Reading the settings back would be materially better: it removes a step where a guard can confirm without having done it, and converts a confusing failure mid-shift into a clear message during onboarding. The Location screen already surfaces a “Permissions needed” status, so this is at least partly achievable today; how far it extends to NFC and background tracking is for engineering to confirm. Target state for a later stage; outside MVP scope.</w:t>
+            </w:r>
+          </w:p>
+        </w:tc>
+      </w:tr>
+      <w:tr>
+        <w:trPr>
+          <w:cantSplit/>
+        </w:trPr>
+        <w:tc>
+          <w:tcPr>
+            <w:tcW w:type="dxa" w:w="850"/>
+            <w:tcBorders>
+              <w:top w:val="none"/>
+              <w:left w:val="none"/>
+              <w:bottom w:val="none"/>
+              <w:right w:val="none"/>
+            </w:tcBorders>
+            <w:tcMar>
+              <w:top w:type="dxa" w:w="56"/>
+              <w:left w:type="dxa" w:w="40"/>
+              <w:bottom w:type="dxa" w:w="56"/>
+              <w:right w:type="dxa" w:w="150"/>
+            </w:tcMar>
+            <w:vAlign w:val="top"/>
+          </w:tcPr>
+          <w:p>
+            <w:pPr>
+              <w:spacing w:after="0" w:line="248" w:lineRule="auto"/>
+            </w:pPr>
+            <w:r>
+              <w:rPr>
+                <w:rFonts w:ascii="Calibri" w:cs="Calibri" w:eastAsia="Calibri" w:hAnsi="Calibri"/>
+                <w:b w:val="false"/>
+                <w:bCs w:val="false"/>
+                <w:i w:val="false"/>
+                <w:iCs w:val="false"/>
+                <w:color w:val="3A3A38"/>
+                <w:sz w:val="18"/>
+                <w:szCs w:val="18"/>
+              </w:rPr>
+              <w:t xml:space="preserve">FR-25</w:t>
+            </w:r>
+          </w:p>
+        </w:tc>
+        <w:tc>
+          <w:tcPr>
+            <w:tcW w:type="dxa" w:w="2100"/>
+            <w:tcBorders>
+              <w:top w:val="none"/>
+              <w:left w:val="none"/>
+              <w:bottom w:val="none"/>
+              <w:right w:val="none"/>
+            </w:tcBorders>
+            <w:tcMar>
+              <w:top w:type="dxa" w:w="56"/>
+              <w:left w:type="dxa" w:w="40"/>
+              <w:bottom w:type="dxa" w:w="56"/>
+              <w:right w:type="dxa" w:w="150"/>
+            </w:tcMar>
+            <w:vAlign w:val="top"/>
+          </w:tcPr>
+          <w:p>
+            <w:pPr>
+              <w:spacing w:after="0" w:line="248" w:lineRule="auto"/>
+            </w:pPr>
+            <w:r>
+              <w:rPr>
+                <w:rFonts w:ascii="Calibri" w:cs="Calibri" w:eastAsia="Calibri" w:hAnsi="Calibri"/>
+                <w:b/>
+                <w:bCs/>
+                <w:i w:val="false"/>
+                <w:iCs w:val="false"/>
+                <w:color w:val="3A3A38"/>
+                <w:sz w:val="18"/>
+                <w:szCs w:val="18"/>
+              </w:rPr>
+              <w:t xml:space="preserve">Tips taught in context</w:t>
             </w:r>
           </w:p>
         </w:tc>
@@ -5452,7 +6827,7 @@
                 <w:sz w:val="18"/>
                 <w:szCs w:val="18"/>
               </w:rPr>
-              <w:t xml:space="preserve">  Completion is recorded server-side and versioned (version 1), issued once per guard, and set only after each required action is observed. A quiz or an “I’m done” button does not count.</w:t>
+              <w:t xml:space="preserve">  The practical tips from the train-the-trainer deck are taught inside the practice steps, at the moment each becomes useful, with SAM offering one as an aside or the guard meeting the situation it covers. A slide of tips listed on a screen or read out in sequence does not meet this requirement. Which tips, and where each best fits, to be agreed with product once the slide is shared.</w:t>
             </w:r>
           </w:p>
         </w:tc>
@@ -5493,7 +6868,7 @@
                 <w:sz w:val="18"/>
                 <w:szCs w:val="18"/>
               </w:rPr>
-              <w:t xml:space="preserve">FR-15</w:t>
+              <w:t xml:space="preserve">FR-26</w:t>
             </w:r>
           </w:p>
         </w:tc>
@@ -5529,7 +6904,7 @@
                 <w:sz w:val="18"/>
                 <w:szCs w:val="18"/>
               </w:rPr>
-              <w:t xml:space="preserve">Fail-closed</w:t>
+              <w:t xml:space="preserve">Microphone checked at first use</w:t>
             </w:r>
           </w:p>
         </w:tc>
@@ -5577,7 +6952,7 @@
                 <w:sz w:val="18"/>
                 <w:szCs w:val="18"/>
               </w:rPr>
-              <w:t xml:space="preserve">  If safe isolation of practice data cannot be assured at any step, the step fails and completion is not marked; the guard stays in the exercise.</w:t>
+              <w:t xml:space="preserve">  The first Talk press checks microphone permission before it checks anything else. If the permission is missing, the guard is returned to the permissions gate with an explanation, not left retrying a button that cannot work. This is the one gate the flow verifies rather than trusts, because every step after it is spoken.</w:t>
             </w:r>
           </w:p>
         </w:tc>
@@ -5618,7 +6993,7 @@
                 <w:sz w:val="18"/>
                 <w:szCs w:val="18"/>
               </w:rPr>
-              <w:t xml:space="preserve">FR-16</w:t>
+              <w:t xml:space="preserve">FR-27</w:t>
             </w:r>
           </w:p>
         </w:tc>
@@ -5654,7 +7029,7 @@
                 <w:sz w:val="18"/>
                 <w:szCs w:val="18"/>
               </w:rPr>
-              <w:t xml:space="preserve">Hand-off</w:t>
+              <w:t xml:space="preserve">No NFC hardware</w:t>
             </w:r>
           </w:p>
         </w:tc>
@@ -5702,7 +7077,7 @@
                 <w:sz w:val="18"/>
                 <w:szCs w:val="18"/>
               </w:rPr>
-              <w:t xml:space="preserve">  On confirmed completion the guard reaches the normal home screen (Talk / Capture / Type).</w:t>
+              <w:t xml:space="preserve">  If the device has no NFC chip, the NFC gate is skipped and the flow continues. A guard is never sent to a support screen over hardware their phone does not have, in an exercise they cannot skip.</w:t>
             </w:r>
           </w:p>
         </w:tc>
@@ -5743,7 +7118,7 @@
                 <w:sz w:val="18"/>
                 <w:szCs w:val="18"/>
               </w:rPr>
-              <w:t xml:space="preserve">FR-17</w:t>
+              <w:t xml:space="preserve">FR-28</w:t>
             </w:r>
           </w:p>
         </w:tc>
@@ -5779,7 +7154,7 @@
                 <w:sz w:val="18"/>
                 <w:szCs w:val="18"/>
               </w:rPr>
-              <w:t xml:space="preserve">Way out for a real incident</w:t>
+              <w:t xml:space="preserve">Retry floor and release</w:t>
             </w:r>
           </w:p>
         </w:tc>
@@ -5827,7 +7202,7 @@
                 <w:sz w:val="18"/>
                 <w:szCs w:val="18"/>
               </w:rPr>
-              <w:t xml:space="preserve">  Low priority, deliberately minimal: a way to leave onboarding, report a real incident through normal reporting, and return to the saved stage without it counting as finishing or skipping. In practice a guard deals with a genuine emergency however they always have, and new guards are accompanied early on, so this is a safeguard rather than a focus of the build. Keep the implementation small.</w:t>
+              <w:t xml:space="preserve">  No step may trap a guard indefinitely. After three failed attempts at a spoken step, typing the answer is offered. If a step still cannot be completed, or isolation stays unavailable, the guard is released to the home screen with completion unmarked and the stage saved. Being un-onboarded is a reporting problem; being locked out of the app mid-shift is a safety one.</w:t>
             </w:r>
           </w:p>
         </w:tc>
@@ -5868,7 +7243,7 @@
                 <w:sz w:val="18"/>
                 <w:szCs w:val="18"/>
               </w:rPr>
-              <w:t xml:space="preserve">FR-18</w:t>
+              <w:t xml:space="preserve">FR-29</w:t>
             </w:r>
           </w:p>
         </w:tc>
@@ -5904,7 +7279,7 @@
                 <w:sz w:val="18"/>
                 <w:szCs w:val="18"/>
               </w:rPr>
-              <w:t xml:space="preserve">Idempotency / concurrency</w:t>
+              <w:t xml:space="preserve">A real incident reported inside practice</w:t>
             </w:r>
           </w:p>
         </w:tc>
@@ -5952,7 +7327,7 @@
                 <w:sz w:val="18"/>
                 <w:szCs w:val="18"/>
               </w:rPr>
-              <w:t xml:space="preserve">  One onboarding record and one active practice-report reference per guard. Retries do not duplicate; the newest valid server-side progress wins with no regression; the completion operation is idempotent.</w:t>
+              <w:t xml:space="preserve">  A practice banner stays visible for the whole exercise, not only on the finished report card. If what the guard reports diverges materially from the suggested incident, SAM asks whether this is real before writing it, and a yes routes to normal reporting. Without this, a genuine incident reported during practice is flagged training and hidden from supervisors by the very mechanism meant to protect them. The risk persists after go-live through the refresher.</w:t>
             </w:r>
           </w:p>
         </w:tc>
@@ -5993,7 +7368,7 @@
                 <w:sz w:val="18"/>
                 <w:szCs w:val="18"/>
               </w:rPr>
-              <w:t xml:space="preserve">FR-19</w:t>
+              <w:t xml:space="preserve">FR-30</w:t>
             </w:r>
           </w:p>
         </w:tc>
@@ -6029,7 +7404,132 @@
                 <w:sz w:val="18"/>
                 <w:szCs w:val="18"/>
               </w:rPr>
-              <w:t xml:space="preserve">Privacy / telemetry</w:t>
+              <w:t xml:space="preserve">Launch blocked without the filter</w:t>
+            </w:r>
+          </w:p>
+        </w:tc>
+        <w:tc>
+          <w:tcPr>
+            <w:tcW w:type="dxa" w:w="6698"/>
+            <w:tcBorders>
+              <w:top w:val="none"/>
+              <w:left w:val="none"/>
+              <w:bottom w:val="none"/>
+              <w:right w:val="none"/>
+            </w:tcBorders>
+            <w:tcMar>
+              <w:top w:type="dxa" w:w="56"/>
+              <w:left w:type="dxa" w:w="40"/>
+              <w:bottom w:type="dxa" w:w="56"/>
+              <w:right w:type="dxa" w:w="150"/>
+            </w:tcMar>
+            <w:vAlign w:val="top"/>
+          </w:tcPr>
+          <w:p>
+            <w:pPr>
+              <w:spacing w:after="0" w:line="248" w:lineRule="auto"/>
+            </w:pPr>
+            <w:r>
+              <w:rPr>
+                <w:rFonts w:ascii="Calibri" w:cs="Calibri" w:eastAsia="Calibri" w:hAnsi="Calibri"/>
+                <w:b/>
+                <w:bCs/>
+                <w:color w:val="A05A38"/>
+                <w:spacing w:val="6"/>
+                <w:sz w:val="14"/>
+                <w:szCs w:val="14"/>
+              </w:rPr>
+              <w:t xml:space="preserve">CHECK W/ ENG.</w:t>
+            </w:r>
+            <w:r>
+              <w:rPr>
+                <w:rFonts w:ascii="Calibri" w:cs="Calibri" w:eastAsia="Calibri" w:hAnsi="Calibri"/>
+                <w:b w:val="false"/>
+                <w:bCs w:val="false"/>
+                <w:i w:val="false"/>
+                <w:iCs w:val="false"/>
+                <w:color w:val="3A3A38"/>
+                <w:sz w:val="18"/>
+                <w:szCs w:val="18"/>
+              </w:rPr>
+              <w:t xml:space="preserve">  At launch, onboarding checks server-side that the exclusion filter is present and verified, and refuses to run if it is not. The rollout switch alone is not sufficient protection: activities send supervisor alerts, move KPIs and create Action Tracker items today, and a dispatched alert cannot be recalled. A capability check makes the dependency a mechanism rather than a release convention.</w:t>
+            </w:r>
+          </w:p>
+        </w:tc>
+      </w:tr>
+      <w:tr>
+        <w:trPr>
+          <w:cantSplit/>
+        </w:trPr>
+        <w:tc>
+          <w:tcPr>
+            <w:tcW w:type="dxa" w:w="850"/>
+            <w:tcBorders>
+              <w:top w:val="none"/>
+              <w:left w:val="none"/>
+              <w:bottom w:val="none"/>
+              <w:right w:val="none"/>
+            </w:tcBorders>
+            <w:tcMar>
+              <w:top w:type="dxa" w:w="56"/>
+              <w:left w:type="dxa" w:w="40"/>
+              <w:bottom w:type="dxa" w:w="56"/>
+              <w:right w:type="dxa" w:w="150"/>
+            </w:tcMar>
+            <w:vAlign w:val="top"/>
+          </w:tcPr>
+          <w:p>
+            <w:pPr>
+              <w:spacing w:after="0" w:line="248" w:lineRule="auto"/>
+            </w:pPr>
+            <w:r>
+              <w:rPr>
+                <w:rFonts w:ascii="Calibri" w:cs="Calibri" w:eastAsia="Calibri" w:hAnsi="Calibri"/>
+                <w:b w:val="false"/>
+                <w:bCs w:val="false"/>
+                <w:i w:val="false"/>
+                <w:iCs w:val="false"/>
+                <w:color w:val="3A3A38"/>
+                <w:sz w:val="18"/>
+                <w:szCs w:val="18"/>
+              </w:rPr>
+              <w:t xml:space="preserve">FR-31</w:t>
+            </w:r>
+          </w:p>
+        </w:tc>
+        <w:tc>
+          <w:tcPr>
+            <w:tcW w:type="dxa" w:w="2100"/>
+            <w:tcBorders>
+              <w:top w:val="none"/>
+              <w:left w:val="none"/>
+              <w:bottom w:val="none"/>
+              <w:right w:val="none"/>
+            </w:tcBorders>
+            <w:tcMar>
+              <w:top w:type="dxa" w:w="56"/>
+              <w:left w:type="dxa" w:w="40"/>
+              <w:bottom w:type="dxa" w:w="56"/>
+              <w:right w:type="dxa" w:w="150"/>
+            </w:tcMar>
+            <w:vAlign w:val="top"/>
+          </w:tcPr>
+          <w:p>
+            <w:pPr>
+              <w:spacing w:after="0" w:line="248" w:lineRule="auto"/>
+            </w:pPr>
+            <w:r>
+              <w:rPr>
+                <w:rFonts w:ascii="Calibri" w:cs="Calibri" w:eastAsia="Calibri" w:hAnsi="Calibri"/>
+                <w:b/>
+                <w:bCs/>
+                <w:i w:val="false"/>
+                <w:iCs w:val="false"/>
+                <w:color w:val="3A3A38"/>
+                <w:sz w:val="18"/>
+                <w:szCs w:val="18"/>
+              </w:rPr>
+              <w:t xml:space="preserve">Monitoring transparency</w:t>
             </w:r>
           </w:p>
         </w:tc>
@@ -6077,757 +7577,7 @@
                 <w:sz w:val="18"/>
                 <w:szCs w:val="18"/>
               </w:rPr>
-              <w:t xml:space="preserve">  Telemetry records only stage and error codes and completion metrics. It does not keep permission or NFC state beyond need, does not log raw voice/transcript content beyond existing policy, and never routes fictional incident content into operational analytics.</w:t>
-            </w:r>
-          </w:p>
-        </w:tc>
-      </w:tr>
-      <w:tr>
-        <w:trPr>
-          <w:cantSplit/>
-        </w:trPr>
-        <w:tc>
-          <w:tcPr>
-            <w:tcW w:type="dxa" w:w="850"/>
-            <w:tcBorders>
-              <w:top w:val="none"/>
-              <w:left w:val="none"/>
-              <w:bottom w:val="none"/>
-              <w:right w:val="none"/>
-            </w:tcBorders>
-            <w:tcMar>
-              <w:top w:type="dxa" w:w="56"/>
-              <w:left w:type="dxa" w:w="40"/>
-              <w:bottom w:type="dxa" w:w="56"/>
-              <w:right w:type="dxa" w:w="150"/>
-            </w:tcMar>
-            <w:vAlign w:val="top"/>
-          </w:tcPr>
-          <w:p>
-            <w:pPr>
-              <w:spacing w:after="0" w:line="248" w:lineRule="auto"/>
-            </w:pPr>
-            <w:r>
-              <w:rPr>
-                <w:rFonts w:ascii="Calibri" w:cs="Calibri" w:eastAsia="Calibri" w:hAnsi="Calibri"/>
-                <w:b w:val="false"/>
-                <w:bCs w:val="false"/>
-                <w:i w:val="false"/>
-                <w:iCs w:val="false"/>
-                <w:color w:val="3A3A38"/>
-                <w:sz w:val="18"/>
-                <w:szCs w:val="18"/>
-              </w:rPr>
-              <w:t xml:space="preserve">FR-20</w:t>
-            </w:r>
-          </w:p>
-        </w:tc>
-        <w:tc>
-          <w:tcPr>
-            <w:tcW w:type="dxa" w:w="2100"/>
-            <w:tcBorders>
-              <w:top w:val="none"/>
-              <w:left w:val="none"/>
-              <w:bottom w:val="none"/>
-              <w:right w:val="none"/>
-            </w:tcBorders>
-            <w:tcMar>
-              <w:top w:type="dxa" w:w="56"/>
-              <w:left w:type="dxa" w:w="40"/>
-              <w:bottom w:type="dxa" w:w="56"/>
-              <w:right w:type="dxa" w:w="150"/>
-            </w:tcMar>
-            <w:vAlign w:val="top"/>
-          </w:tcPr>
-          <w:p>
-            <w:pPr>
-              <w:spacing w:after="0" w:line="248" w:lineRule="auto"/>
-            </w:pPr>
-            <w:r>
-              <w:rPr>
-                <w:rFonts w:ascii="Calibri" w:cs="Calibri" w:eastAsia="Calibri" w:hAnsi="Calibri"/>
-                <w:b/>
-                <w:bCs/>
-                <w:i w:val="false"/>
-                <w:iCs w:val="false"/>
-                <w:color w:val="3A3A38"/>
-                <w:sz w:val="18"/>
-                <w:szCs w:val="18"/>
-              </w:rPr>
-              <w:t xml:space="preserve">Deferred visual support</w:t>
-            </w:r>
-          </w:p>
-        </w:tc>
-        <w:tc>
-          <w:tcPr>
-            <w:tcW w:type="dxa" w:w="6698"/>
-            <w:tcBorders>
-              <w:top w:val="none"/>
-              <w:left w:val="none"/>
-              <w:bottom w:val="none"/>
-              <w:right w:val="none"/>
-            </w:tcBorders>
-            <w:tcMar>
-              <w:top w:type="dxa" w:w="56"/>
-              <w:left w:type="dxa" w:w="40"/>
-              <w:bottom w:type="dxa" w:w="56"/>
-              <w:right w:type="dxa" w:w="150"/>
-            </w:tcMar>
-            <w:vAlign w:val="top"/>
-          </w:tcPr>
-          <w:p>
-            <w:pPr>
-              <w:spacing w:after="0" w:line="248" w:lineRule="auto"/>
-            </w:pPr>
-            <w:r>
-              <w:rPr>
-                <w:rFonts w:ascii="Calibri" w:cs="Calibri" w:eastAsia="Calibri" w:hAnsi="Calibri"/>
-                <w:b/>
-                <w:bCs/>
-                <w:color w:val="43724E"/>
-                <w:spacing w:val="6"/>
-                <w:sz w:val="14"/>
-                <w:szCs w:val="14"/>
-              </w:rPr>
-              <w:t xml:space="preserve">CONFIRMED</w:t>
-            </w:r>
-            <w:r>
-              <w:rPr>
-                <w:rFonts w:ascii="Calibri" w:cs="Calibri" w:eastAsia="Calibri" w:hAnsi="Calibri"/>
-                <w:b w:val="false"/>
-                <w:bCs w:val="false"/>
-                <w:i w:val="false"/>
-                <w:iCs w:val="false"/>
-                <w:color w:val="3A3A38"/>
-                <w:sz w:val="18"/>
-                <w:szCs w:val="18"/>
-              </w:rPr>
-              <w:t xml:space="preserve">  Extra visual help (tooltips, highlight animations) for dark or noisy sites is deferred; the need is judged during testing, not built for the MVP. (Scope decision; no separate test.)</w:t>
-            </w:r>
-          </w:p>
-        </w:tc>
-      </w:tr>
-      <w:tr>
-        <w:trPr>
-          <w:cantSplit/>
-        </w:trPr>
-        <w:tc>
-          <w:tcPr>
-            <w:tcW w:type="dxa" w:w="850"/>
-            <w:tcBorders>
-              <w:top w:val="none"/>
-              <w:left w:val="none"/>
-              <w:bottom w:val="none"/>
-              <w:right w:val="none"/>
-            </w:tcBorders>
-            <w:tcMar>
-              <w:top w:type="dxa" w:w="56"/>
-              <w:left w:type="dxa" w:w="40"/>
-              <w:bottom w:type="dxa" w:w="56"/>
-              <w:right w:type="dxa" w:w="150"/>
-            </w:tcMar>
-            <w:vAlign w:val="top"/>
-          </w:tcPr>
-          <w:p>
-            <w:pPr>
-              <w:spacing w:after="0" w:line="248" w:lineRule="auto"/>
-            </w:pPr>
-            <w:r>
-              <w:rPr>
-                <w:rFonts w:ascii="Calibri" w:cs="Calibri" w:eastAsia="Calibri" w:hAnsi="Calibri"/>
-                <w:b w:val="false"/>
-                <w:bCs w:val="false"/>
-                <w:i w:val="false"/>
-                <w:iCs w:val="false"/>
-                <w:color w:val="3A3A38"/>
-                <w:sz w:val="18"/>
-                <w:szCs w:val="18"/>
-              </w:rPr>
-              <w:t xml:space="preserve">FR-21</w:t>
-            </w:r>
-          </w:p>
-        </w:tc>
-        <w:tc>
-          <w:tcPr>
-            <w:tcW w:type="dxa" w:w="2100"/>
-            <w:tcBorders>
-              <w:top w:val="none"/>
-              <w:left w:val="none"/>
-              <w:bottom w:val="none"/>
-              <w:right w:val="none"/>
-            </w:tcBorders>
-            <w:tcMar>
-              <w:top w:type="dxa" w:w="56"/>
-              <w:left w:type="dxa" w:w="40"/>
-              <w:bottom w:type="dxa" w:w="56"/>
-              <w:right w:type="dxa" w:w="150"/>
-            </w:tcMar>
-            <w:vAlign w:val="top"/>
-          </w:tcPr>
-          <w:p>
-            <w:pPr>
-              <w:spacing w:after="0" w:line="248" w:lineRule="auto"/>
-            </w:pPr>
-            <w:r>
-              <w:rPr>
-                <w:rFonts w:ascii="Calibri" w:cs="Calibri" w:eastAsia="Calibri" w:hAnsi="Calibri"/>
-                <w:b/>
-                <w:bCs/>
-                <w:i w:val="false"/>
-                <w:iCs w:val="false"/>
-                <w:color w:val="3A3A38"/>
-                <w:sz w:val="18"/>
-                <w:szCs w:val="18"/>
-              </w:rPr>
-              <w:t xml:space="preserve">Tone and engagement</w:t>
-            </w:r>
-          </w:p>
-        </w:tc>
-        <w:tc>
-          <w:tcPr>
-            <w:tcW w:type="dxa" w:w="6698"/>
-            <w:tcBorders>
-              <w:top w:val="none"/>
-              <w:left w:val="none"/>
-              <w:bottom w:val="none"/>
-              <w:right w:val="none"/>
-            </w:tcBorders>
-            <w:tcMar>
-              <w:top w:type="dxa" w:w="56"/>
-              <w:left w:type="dxa" w:w="40"/>
-              <w:bottom w:type="dxa" w:w="56"/>
-              <w:right w:type="dxa" w:w="150"/>
-            </w:tcMar>
-            <w:vAlign w:val="top"/>
-          </w:tcPr>
-          <w:p>
-            <w:pPr>
-              <w:spacing w:after="0" w:line="248" w:lineRule="auto"/>
-            </w:pPr>
-            <w:r>
-              <w:rPr>
-                <w:rFonts w:ascii="Calibri" w:cs="Calibri" w:eastAsia="Calibri" w:hAnsi="Calibri"/>
-                <w:b/>
-                <w:bCs/>
-                <w:color w:val="43724E"/>
-                <w:spacing w:val="6"/>
-                <w:sz w:val="14"/>
-                <w:szCs w:val="14"/>
-              </w:rPr>
-              <w:t xml:space="preserve">CONFIRMED</w:t>
-            </w:r>
-            <w:r>
-              <w:rPr>
-                <w:rFonts w:ascii="Calibri" w:cs="Calibri" w:eastAsia="Calibri" w:hAnsi="Calibri"/>
-                <w:b w:val="false"/>
-                <w:bCs w:val="false"/>
-                <w:i w:val="false"/>
-                <w:iCs w:val="false"/>
-                <w:color w:val="3A3A38"/>
-                <w:sz w:val="18"/>
-                <w:szCs w:val="18"/>
-              </w:rPr>
-              <w:t xml:space="preserve">  The experience must feel like receiving a useful new tool, not sitting a test. SAM opens with a warm, personal greeting that names what it does for the guard and why that helps them, frames each step as a benefit, encourages briefly after each success, uses short everyday language, and closes warmly. A dry “do this, then that” sequence does not meet this requirement. See Tone and script for the principles and reference copy.</w:t>
-            </w:r>
-          </w:p>
-        </w:tc>
-      </w:tr>
-      <w:tr>
-        <w:trPr>
-          <w:cantSplit/>
-        </w:trPr>
-        <w:tc>
-          <w:tcPr>
-            <w:tcW w:type="dxa" w:w="850"/>
-            <w:tcBorders>
-              <w:top w:val="none"/>
-              <w:left w:val="none"/>
-              <w:bottom w:val="none"/>
-              <w:right w:val="none"/>
-            </w:tcBorders>
-            <w:tcMar>
-              <w:top w:type="dxa" w:w="56"/>
-              <w:left w:type="dxa" w:w="40"/>
-              <w:bottom w:type="dxa" w:w="56"/>
-              <w:right w:type="dxa" w:w="150"/>
-            </w:tcMar>
-            <w:vAlign w:val="top"/>
-          </w:tcPr>
-          <w:p>
-            <w:pPr>
-              <w:spacing w:after="0" w:line="248" w:lineRule="auto"/>
-            </w:pPr>
-            <w:r>
-              <w:rPr>
-                <w:rFonts w:ascii="Calibri" w:cs="Calibri" w:eastAsia="Calibri" w:hAnsi="Calibri"/>
-                <w:b w:val="false"/>
-                <w:bCs w:val="false"/>
-                <w:i w:val="false"/>
-                <w:iCs w:val="false"/>
-                <w:color w:val="3A3A38"/>
-                <w:sz w:val="18"/>
-                <w:szCs w:val="18"/>
-              </w:rPr>
-              <w:t xml:space="preserve">FR-22</w:t>
-            </w:r>
-          </w:p>
-        </w:tc>
-        <w:tc>
-          <w:tcPr>
-            <w:tcW w:type="dxa" w:w="2100"/>
-            <w:tcBorders>
-              <w:top w:val="none"/>
-              <w:left w:val="none"/>
-              <w:bottom w:val="none"/>
-              <w:right w:val="none"/>
-            </w:tcBorders>
-            <w:tcMar>
-              <w:top w:type="dxa" w:w="56"/>
-              <w:left w:type="dxa" w:w="40"/>
-              <w:bottom w:type="dxa" w:w="56"/>
-              <w:right w:type="dxa" w:w="150"/>
-            </w:tcMar>
-            <w:vAlign w:val="top"/>
-          </w:tcPr>
-          <w:p>
-            <w:pPr>
-              <w:spacing w:after="0" w:line="248" w:lineRule="auto"/>
-            </w:pPr>
-            <w:r>
-              <w:rPr>
-                <w:rFonts w:ascii="Calibri" w:cs="Calibri" w:eastAsia="Calibri" w:hAnsi="Calibri"/>
-                <w:b/>
-                <w:bCs/>
-                <w:i w:val="false"/>
-                <w:iCs w:val="false"/>
-                <w:color w:val="3A3A38"/>
-                <w:sz w:val="18"/>
-                <w:szCs w:val="18"/>
-              </w:rPr>
-              <w:t xml:space="preserve">NFC gate</w:t>
-            </w:r>
-          </w:p>
-        </w:tc>
-        <w:tc>
-          <w:tcPr>
-            <w:tcW w:type="dxa" w:w="6698"/>
-            <w:tcBorders>
-              <w:top w:val="none"/>
-              <w:left w:val="none"/>
-              <w:bottom w:val="none"/>
-              <w:right w:val="none"/>
-            </w:tcBorders>
-            <w:tcMar>
-              <w:top w:type="dxa" w:w="56"/>
-              <w:left w:type="dxa" w:w="40"/>
-              <w:bottom w:type="dxa" w:w="56"/>
-              <w:right w:type="dxa" w:w="150"/>
-            </w:tcMar>
-            <w:vAlign w:val="top"/>
-          </w:tcPr>
-          <w:p>
-            <w:pPr>
-              <w:spacing w:after="0" w:line="248" w:lineRule="auto"/>
-            </w:pPr>
-            <w:r>
-              <w:rPr>
-                <w:rFonts w:ascii="Calibri" w:cs="Calibri" w:eastAsia="Calibri" w:hAnsi="Calibri"/>
-                <w:b/>
-                <w:bCs/>
-                <w:color w:val="43724E"/>
-                <w:spacing w:val="6"/>
-                <w:sz w:val="14"/>
-                <w:szCs w:val="14"/>
-              </w:rPr>
-              <w:t xml:space="preserve">CONFIRMED</w:t>
-            </w:r>
-            <w:r>
-              <w:rPr>
-                <w:rFonts w:ascii="Calibri" w:cs="Calibri" w:eastAsia="Calibri" w:hAnsi="Calibri"/>
-                <w:b w:val="false"/>
-                <w:bCs w:val="false"/>
-                <w:i w:val="false"/>
-                <w:iCs w:val="false"/>
-                <w:color w:val="3A3A38"/>
-                <w:sz w:val="18"/>
-                <w:szCs w:val="18"/>
-              </w:rPr>
-              <w:t xml:space="preserve">  After permissions, SAM links the guard to the NFC setting. NFC reads the checkpoint tags. The guard switches it on, returns, and confirms. Not every site uses NFC, but having it on costs nothing and avoids a failure later, so it is part of setup for everyone.</w:t>
-            </w:r>
-          </w:p>
-        </w:tc>
-      </w:tr>
-      <w:tr>
-        <w:trPr>
-          <w:cantSplit/>
-        </w:trPr>
-        <w:tc>
-          <w:tcPr>
-            <w:tcW w:type="dxa" w:w="850"/>
-            <w:tcBorders>
-              <w:top w:val="none"/>
-              <w:left w:val="none"/>
-              <w:bottom w:val="none"/>
-              <w:right w:val="none"/>
-            </w:tcBorders>
-            <w:tcMar>
-              <w:top w:type="dxa" w:w="56"/>
-              <w:left w:type="dxa" w:w="40"/>
-              <w:bottom w:type="dxa" w:w="56"/>
-              <w:right w:type="dxa" w:w="150"/>
-            </w:tcMar>
-            <w:vAlign w:val="top"/>
-          </w:tcPr>
-          <w:p>
-            <w:pPr>
-              <w:spacing w:after="0" w:line="248" w:lineRule="auto"/>
-            </w:pPr>
-            <w:r>
-              <w:rPr>
-                <w:rFonts w:ascii="Calibri" w:cs="Calibri" w:eastAsia="Calibri" w:hAnsi="Calibri"/>
-                <w:b w:val="false"/>
-                <w:bCs w:val="false"/>
-                <w:i w:val="false"/>
-                <w:iCs w:val="false"/>
-                <w:color w:val="3A3A38"/>
-                <w:sz w:val="18"/>
-                <w:szCs w:val="18"/>
-              </w:rPr>
-              <w:t xml:space="preserve">FR-23</w:t>
-            </w:r>
-          </w:p>
-        </w:tc>
-        <w:tc>
-          <w:tcPr>
-            <w:tcW w:type="dxa" w:w="2100"/>
-            <w:tcBorders>
-              <w:top w:val="none"/>
-              <w:left w:val="none"/>
-              <w:bottom w:val="none"/>
-              <w:right w:val="none"/>
-            </w:tcBorders>
-            <w:tcMar>
-              <w:top w:type="dxa" w:w="56"/>
-              <w:left w:type="dxa" w:w="40"/>
-              <w:bottom w:type="dxa" w:w="56"/>
-              <w:right w:type="dxa" w:w="150"/>
-            </w:tcMar>
-            <w:vAlign w:val="top"/>
-          </w:tcPr>
-          <w:p>
-            <w:pPr>
-              <w:spacing w:after="0" w:line="248" w:lineRule="auto"/>
-            </w:pPr>
-            <w:r>
-              <w:rPr>
-                <w:rFonts w:ascii="Calibri" w:cs="Calibri" w:eastAsia="Calibri" w:hAnsi="Calibri"/>
-                <w:b/>
-                <w:bCs/>
-                <w:i w:val="false"/>
-                <w:iCs w:val="false"/>
-                <w:color w:val="3A3A38"/>
-                <w:sz w:val="18"/>
-                <w:szCs w:val="18"/>
-              </w:rPr>
-              <w:t xml:space="preserve">Background tracking gate</w:t>
-            </w:r>
-          </w:p>
-        </w:tc>
-        <w:tc>
-          <w:tcPr>
-            <w:tcW w:type="dxa" w:w="6698"/>
-            <w:tcBorders>
-              <w:top w:val="none"/>
-              <w:left w:val="none"/>
-              <w:bottom w:val="none"/>
-              <w:right w:val="none"/>
-            </w:tcBorders>
-            <w:tcMar>
-              <w:top w:type="dxa" w:w="56"/>
-              <w:left w:type="dxa" w:w="40"/>
-              <w:bottom w:type="dxa" w:w="56"/>
-              <w:right w:type="dxa" w:w="150"/>
-            </w:tcMar>
-            <w:vAlign w:val="top"/>
-          </w:tcPr>
-          <w:p>
-            <w:pPr>
-              <w:spacing w:after="0" w:line="248" w:lineRule="auto"/>
-            </w:pPr>
-            <w:r>
-              <w:rPr>
-                <w:rFonts w:ascii="Calibri" w:cs="Calibri" w:eastAsia="Calibri" w:hAnsi="Calibri"/>
-                <w:b/>
-                <w:bCs/>
-                <w:color w:val="43724E"/>
-                <w:spacing w:val="6"/>
-                <w:sz w:val="14"/>
-                <w:szCs w:val="14"/>
-              </w:rPr>
-              <w:t xml:space="preserve">CONFIRMED</w:t>
-            </w:r>
-            <w:r>
-              <w:rPr>
-                <w:rFonts w:ascii="Calibri" w:cs="Calibri" w:eastAsia="Calibri" w:hAnsi="Calibri"/>
-                <w:b w:val="false"/>
-                <w:bCs w:val="false"/>
-                <w:i w:val="false"/>
-                <w:iCs w:val="false"/>
-                <w:color w:val="3A3A38"/>
-                <w:sz w:val="18"/>
-                <w:szCs w:val="18"/>
-              </w:rPr>
-              <w:t xml:space="preserve">  The third and last setup gate: background tracking, which lives in SAM OnSite’s own settings screen. Same shape as the other two. SAM explains why it is needed, links straight to the setting from inside onboarding, the guard switches it on and returns to confirm. After this gate every setting the app needs is active and the practice steps can begin.</w:t>
-            </w:r>
-          </w:p>
-        </w:tc>
-      </w:tr>
-      <w:tr>
-        <w:trPr>
-          <w:cantSplit/>
-        </w:trPr>
-        <w:tc>
-          <w:tcPr>
-            <w:tcW w:type="dxa" w:w="850"/>
-            <w:tcBorders>
-              <w:top w:val="none"/>
-              <w:left w:val="none"/>
-              <w:bottom w:val="none"/>
-              <w:right w:val="none"/>
-            </w:tcBorders>
-            <w:tcMar>
-              <w:top w:type="dxa" w:w="56"/>
-              <w:left w:type="dxa" w:w="40"/>
-              <w:bottom w:type="dxa" w:w="56"/>
-              <w:right w:type="dxa" w:w="150"/>
-            </w:tcMar>
-            <w:vAlign w:val="top"/>
-          </w:tcPr>
-          <w:p>
-            <w:pPr>
-              <w:spacing w:after="0" w:line="248" w:lineRule="auto"/>
-            </w:pPr>
-            <w:r>
-              <w:rPr>
-                <w:rFonts w:ascii="Calibri" w:cs="Calibri" w:eastAsia="Calibri" w:hAnsi="Calibri"/>
-                <w:b w:val="false"/>
-                <w:bCs w:val="false"/>
-                <w:i w:val="false"/>
-                <w:iCs w:val="false"/>
-                <w:color w:val="3A3A38"/>
-                <w:sz w:val="18"/>
-                <w:szCs w:val="18"/>
-              </w:rPr>
-              <w:t xml:space="preserve">FR-24</w:t>
-            </w:r>
-          </w:p>
-        </w:tc>
-        <w:tc>
-          <w:tcPr>
-            <w:tcW w:type="dxa" w:w="2100"/>
-            <w:tcBorders>
-              <w:top w:val="none"/>
-              <w:left w:val="none"/>
-              <w:bottom w:val="none"/>
-              <w:right w:val="none"/>
-            </w:tcBorders>
-            <w:tcMar>
-              <w:top w:type="dxa" w:w="56"/>
-              <w:left w:type="dxa" w:w="40"/>
-              <w:bottom w:type="dxa" w:w="56"/>
-              <w:right w:type="dxa" w:w="150"/>
-            </w:tcMar>
-            <w:vAlign w:val="top"/>
-          </w:tcPr>
-          <w:p>
-            <w:pPr>
-              <w:spacing w:after="0" w:line="248" w:lineRule="auto"/>
-            </w:pPr>
-            <w:r>
-              <w:rPr>
-                <w:rFonts w:ascii="Calibri" w:cs="Calibri" w:eastAsia="Calibri" w:hAnsi="Calibri"/>
-                <w:b/>
-                <w:bCs/>
-                <w:i w:val="false"/>
-                <w:iCs w:val="false"/>
-                <w:color w:val="3A3A38"/>
-                <w:sz w:val="18"/>
-                <w:szCs w:val="18"/>
-              </w:rPr>
-              <w:t xml:space="preserve">Check the settings rather than asking</w:t>
-            </w:r>
-          </w:p>
-        </w:tc>
-        <w:tc>
-          <w:tcPr>
-            <w:tcW w:type="dxa" w:w="6698"/>
-            <w:tcBorders>
-              <w:top w:val="none"/>
-              <w:left w:val="none"/>
-              <w:bottom w:val="none"/>
-              <w:right w:val="none"/>
-            </w:tcBorders>
-            <w:tcMar>
-              <w:top w:type="dxa" w:w="56"/>
-              <w:left w:type="dxa" w:w="40"/>
-              <w:bottom w:type="dxa" w:w="56"/>
-              <w:right w:type="dxa" w:w="150"/>
-            </w:tcMar>
-            <w:vAlign w:val="top"/>
-          </w:tcPr>
-          <w:p>
-            <w:pPr>
-              <w:spacing w:after="0" w:line="248" w:lineRule="auto"/>
-            </w:pPr>
-            <w:r>
-              <w:rPr>
-                <w:rFonts w:ascii="Calibri" w:cs="Calibri" w:eastAsia="Calibri" w:hAnsi="Calibri"/>
-                <w:b/>
-                <w:bCs/>
-                <w:color w:val="A05A38"/>
-                <w:spacing w:val="6"/>
-                <w:sz w:val="14"/>
-                <w:szCs w:val="14"/>
-              </w:rPr>
-              <w:t xml:space="preserve">CHECK W/ ENG.</w:t>
-            </w:r>
-            <w:r>
-              <w:rPr>
-                <w:rFonts w:ascii="Calibri" w:cs="Calibri" w:eastAsia="Calibri" w:hAnsi="Calibri"/>
-                <w:b w:val="false"/>
-                <w:bCs w:val="false"/>
-                <w:i w:val="false"/>
-                <w:iCs w:val="false"/>
-                <w:color w:val="3A3A38"/>
-                <w:sz w:val="18"/>
-                <w:szCs w:val="18"/>
-              </w:rPr>
-              <w:t xml:space="preserve">  For the MVP the guard confirms each gate themselves. Reading the settings back would be materially better: it removes a step where a guard can confirm without having done it, and converts a confusing failure mid-shift into a clear message during onboarding. The Location screen already surfaces a “Permissions needed” status, so this is at least partly achievable today; how far it extends to NFC and background tracking is for engineering to confirm. Treat as the target state, not MVP scope.</w:t>
-            </w:r>
-          </w:p>
-        </w:tc>
-      </w:tr>
-      <w:tr>
-        <w:trPr>
-          <w:cantSplit/>
-        </w:trPr>
-        <w:tc>
-          <w:tcPr>
-            <w:tcW w:type="dxa" w:w="850"/>
-            <w:tcBorders>
-              <w:top w:val="none"/>
-              <w:left w:val="none"/>
-              <w:bottom w:val="none"/>
-              <w:right w:val="none"/>
-            </w:tcBorders>
-            <w:tcMar>
-              <w:top w:type="dxa" w:w="56"/>
-              <w:left w:type="dxa" w:w="40"/>
-              <w:bottom w:type="dxa" w:w="56"/>
-              <w:right w:type="dxa" w:w="150"/>
-            </w:tcMar>
-            <w:vAlign w:val="top"/>
-          </w:tcPr>
-          <w:p>
-            <w:pPr>
-              <w:spacing w:after="0" w:line="248" w:lineRule="auto"/>
-            </w:pPr>
-            <w:r>
-              <w:rPr>
-                <w:rFonts w:ascii="Calibri" w:cs="Calibri" w:eastAsia="Calibri" w:hAnsi="Calibri"/>
-                <w:b w:val="false"/>
-                <w:bCs w:val="false"/>
-                <w:i w:val="false"/>
-                <w:iCs w:val="false"/>
-                <w:color w:val="3A3A38"/>
-                <w:sz w:val="18"/>
-                <w:szCs w:val="18"/>
-              </w:rPr>
-              <w:t xml:space="preserve">FR-25</w:t>
-            </w:r>
-          </w:p>
-        </w:tc>
-        <w:tc>
-          <w:tcPr>
-            <w:tcW w:type="dxa" w:w="2100"/>
-            <w:tcBorders>
-              <w:top w:val="none"/>
-              <w:left w:val="none"/>
-              <w:bottom w:val="none"/>
-              <w:right w:val="none"/>
-            </w:tcBorders>
-            <w:tcMar>
-              <w:top w:type="dxa" w:w="56"/>
-              <w:left w:type="dxa" w:w="40"/>
-              <w:bottom w:type="dxa" w:w="56"/>
-              <w:right w:type="dxa" w:w="150"/>
-            </w:tcMar>
-            <w:vAlign w:val="top"/>
-          </w:tcPr>
-          <w:p>
-            <w:pPr>
-              <w:spacing w:after="0" w:line="248" w:lineRule="auto"/>
-            </w:pPr>
-            <w:r>
-              <w:rPr>
-                <w:rFonts w:ascii="Calibri" w:cs="Calibri" w:eastAsia="Calibri" w:hAnsi="Calibri"/>
-                <w:b/>
-                <w:bCs/>
-                <w:i w:val="false"/>
-                <w:iCs w:val="false"/>
-                <w:color w:val="3A3A38"/>
-                <w:sz w:val="18"/>
-                <w:szCs w:val="18"/>
-              </w:rPr>
-              <w:t xml:space="preserve">Tips taught in context</w:t>
-            </w:r>
-          </w:p>
-        </w:tc>
-        <w:tc>
-          <w:tcPr>
-            <w:tcW w:type="dxa" w:w="6698"/>
-            <w:tcBorders>
-              <w:top w:val="none"/>
-              <w:left w:val="none"/>
-              <w:bottom w:val="none"/>
-              <w:right w:val="none"/>
-            </w:tcBorders>
-            <w:tcMar>
-              <w:top w:type="dxa" w:w="56"/>
-              <w:left w:type="dxa" w:w="40"/>
-              <w:bottom w:type="dxa" w:w="56"/>
-              <w:right w:type="dxa" w:w="150"/>
-            </w:tcMar>
-            <w:vAlign w:val="top"/>
-          </w:tcPr>
-          <w:p>
-            <w:pPr>
-              <w:spacing w:after="0" w:line="248" w:lineRule="auto"/>
-            </w:pPr>
-            <w:r>
-              <w:rPr>
-                <w:rFonts w:ascii="Calibri" w:cs="Calibri" w:eastAsia="Calibri" w:hAnsi="Calibri"/>
-                <w:b/>
-                <w:bCs/>
-                <w:color w:val="8A6A1F"/>
-                <w:spacing w:val="6"/>
-                <w:sz w:val="14"/>
-                <w:szCs w:val="14"/>
-              </w:rPr>
-              <w:t xml:space="preserve">PROPOSED</w:t>
-            </w:r>
-            <w:r>
-              <w:rPr>
-                <w:rFonts w:ascii="Calibri" w:cs="Calibri" w:eastAsia="Calibri" w:hAnsi="Calibri"/>
-                <w:b w:val="false"/>
-                <w:bCs w:val="false"/>
-                <w:i w:val="false"/>
-                <w:iCs w:val="false"/>
-                <w:color w:val="3A3A38"/>
-                <w:sz w:val="18"/>
-                <w:szCs w:val="18"/>
-              </w:rPr>
-              <w:t xml:space="preserve">  The practical tips from the train-the-trainer deck are taught inside the practice steps, at the moment each becomes useful, with SAM offering one as an aside or the guard meeting the situation it covers. A slide of tips listed on a screen or read out in sequence does not meet this requirement. Which tips, and where each best fits, to be agreed with product once the slide is shared.</w:t>
+              <w:t xml:space="preserve">  Onboarding states in one plain sentence what location and background tracking are used for and what a supervisor can see. Guards are being asked for all-the-time location and background tracking on a work phone; this is the first question they will ask each other, and in a Belgian workforce it is a works-council matter as well as a tone one. Exact wording to be agreed with product and, where required, with the works council.</w:t>
             </w:r>
           </w:p>
         </w:tc>
@@ -6891,7 +7641,7 @@
           <w:sz w:val="19"/>
           <w:szCs w:val="19"/>
         </w:rPr>
-        <w:t xml:space="preserve">  A recommended record shape, not observed schema. Field and key names to be confirmed in build. No completion field was visible in the supplied user form.</w:t>
+        <w:t xml:space="preserve">  A recommended record shape. Field and key names to be confirmed in build. No completion field was visible in the supplied user form.</w:t>
       </w:r>
     </w:p>
     <w:tbl>
@@ -9091,7 +9841,7 @@
                 <w:sz w:val="18"/>
                 <w:szCs w:val="18"/>
               </w:rPr>
-              <w:t xml:space="preserve">Given the permissions gate, when the guard follows the link, enables the permissions and returns, then they confirm by typing and the flow continues; the link opened from inside onboarding and offered no route into the app itself. The typed confirmation works before microphone permission is granted. If a permission cannot be granted at all, the guard reaches a support screen and is not trapped.</w:t>
+              <w:t xml:space="preserve">Given the permissions gate, when the guard follows the link, enables the permissions and returns, then they confirm with a tap and the flow continues; the link opened the phone’s settings page for SAM OnSite from inside onboarding and returned there, offering no route into the app’s ordinary navigation. Confirmation works before microphone permission is granted. If a permission cannot be granted at all, the guard reaches a support screen and is not trapped.</w:t>
             </w:r>
           </w:p>
         </w:tc>
@@ -9543,7 +10293,7 @@
                 <w:sz w:val="18"/>
                 <w:szCs w:val="18"/>
               </w:rPr>
-              <w:t xml:space="preserve">Given the guard long-presses their own message and saves “A MacBook was stolen at reception”, then the final report contains both “MacBook” and “reception”.</w:t>
+              <w:t xml:space="preserve">Given SAM has named the change and the guard long-presses the message they sent and saves it with the location added, then the final report contains both “MacBook” and “reception”.</w:t>
             </w:r>
           </w:p>
         </w:tc>
@@ -10673,7 +11423,7 @@
                 <w:sz w:val="18"/>
                 <w:szCs w:val="18"/>
               </w:rPr>
-              <w:t xml:space="preserve">Given the background-tracking gate, when the guard follows the link into SAM OnSite’s settings, switches it on and returns, then they confirm and setup is complete: every setting the app needs is now active and the practice steps begin.</w:t>
+              <w:t xml:space="preserve">Given the background-tracking gate, when the guard follows the link to the in-app setting, switches it on and returns, then they confirm and setup is complete: every setting the app needs is now active and the practice steps begin.</w:t>
             </w:r>
           </w:p>
         </w:tc>
@@ -10787,6 +11537,684 @@
                 <w:szCs w:val="18"/>
               </w:rPr>
               <w:t xml:space="preserve">Given a full run-through, then the tips from the train-the-trainer deck appear inside the practice steps at the moment each is useful, and none is presented as a list or read out in sequence.</w:t>
+            </w:r>
+          </w:p>
+        </w:tc>
+      </w:tr>
+      <w:tr>
+        <w:trPr>
+          <w:cantSplit/>
+        </w:trPr>
+        <w:tc>
+          <w:tcPr>
+            <w:tcW w:type="dxa" w:w="850"/>
+            <w:tcBorders>
+              <w:top w:val="none"/>
+              <w:left w:val="none"/>
+              <w:bottom w:val="none"/>
+              <w:right w:val="none"/>
+            </w:tcBorders>
+            <w:tcMar>
+              <w:top w:type="dxa" w:w="56"/>
+              <w:left w:type="dxa" w:w="40"/>
+              <w:bottom w:type="dxa" w:w="56"/>
+              <w:right w:type="dxa" w:w="150"/>
+            </w:tcMar>
+            <w:vAlign w:val="top"/>
+          </w:tcPr>
+          <w:p>
+            <w:pPr>
+              <w:spacing w:after="0" w:line="248" w:lineRule="auto"/>
+            </w:pPr>
+            <w:r>
+              <w:rPr>
+                <w:rFonts w:ascii="Calibri" w:cs="Calibri" w:eastAsia="Calibri" w:hAnsi="Calibri"/>
+                <w:b w:val="false"/>
+                <w:bCs w:val="false"/>
+                <w:i w:val="false"/>
+                <w:iCs w:val="false"/>
+                <w:color w:val="3A3A38"/>
+                <w:sz w:val="18"/>
+                <w:szCs w:val="18"/>
+              </w:rPr>
+              <w:t xml:space="preserve">AC-20</w:t>
+            </w:r>
+          </w:p>
+        </w:tc>
+        <w:tc>
+          <w:tcPr>
+            <w:tcW w:type="dxa" w:w="1350"/>
+            <w:tcBorders>
+              <w:top w:val="none"/>
+              <w:left w:val="none"/>
+              <w:bottom w:val="none"/>
+              <w:right w:val="none"/>
+            </w:tcBorders>
+            <w:tcMar>
+              <w:top w:type="dxa" w:w="56"/>
+              <w:left w:type="dxa" w:w="40"/>
+              <w:bottom w:type="dxa" w:w="56"/>
+              <w:right w:type="dxa" w:w="150"/>
+            </w:tcMar>
+            <w:vAlign w:val="top"/>
+          </w:tcPr>
+          <w:p>
+            <w:pPr>
+              <w:spacing w:after="0" w:line="248" w:lineRule="auto"/>
+            </w:pPr>
+            <w:r>
+              <w:rPr>
+                <w:rFonts w:ascii="Calibri" w:cs="Calibri" w:eastAsia="Calibri" w:hAnsi="Calibri"/>
+                <w:b w:val="false"/>
+                <w:bCs w:val="false"/>
+                <w:i w:val="false"/>
+                <w:iCs w:val="false"/>
+                <w:color w:val="3A3A38"/>
+                <w:sz w:val="18"/>
+                <w:szCs w:val="18"/>
+              </w:rPr>
+              <w:t xml:space="preserve">FR-26</w:t>
+            </w:r>
+          </w:p>
+        </w:tc>
+        <w:tc>
+          <w:tcPr>
+            <w:tcW w:type="dxa" w:w="7448"/>
+            <w:tcBorders>
+              <w:top w:val="none"/>
+              <w:left w:val="none"/>
+              <w:bottom w:val="none"/>
+              <w:right w:val="none"/>
+            </w:tcBorders>
+            <w:tcMar>
+              <w:top w:type="dxa" w:w="56"/>
+              <w:left w:type="dxa" w:w="40"/>
+              <w:bottom w:type="dxa" w:w="56"/>
+              <w:right w:type="dxa" w:w="150"/>
+            </w:tcMar>
+            <w:vAlign w:val="top"/>
+          </w:tcPr>
+          <w:p>
+            <w:pPr>
+              <w:spacing w:after="0" w:line="248" w:lineRule="auto"/>
+            </w:pPr>
+            <w:r>
+              <w:rPr>
+                <w:rFonts w:ascii="Calibri" w:cs="Calibri" w:eastAsia="Calibri" w:hAnsi="Calibri"/>
+                <w:b w:val="false"/>
+                <w:bCs w:val="false"/>
+                <w:i w:val="false"/>
+                <w:iCs w:val="false"/>
+                <w:color w:val="3A3A38"/>
+                <w:sz w:val="18"/>
+                <w:szCs w:val="18"/>
+              </w:rPr>
+              <w:t xml:space="preserve">Given a guard who confirmed the permissions gate without granting the microphone, when they press Talk, then they are returned to the permissions gate with an explanation, and are not shown a generic retry.</w:t>
+            </w:r>
+          </w:p>
+        </w:tc>
+      </w:tr>
+      <w:tr>
+        <w:trPr>
+          <w:cantSplit/>
+        </w:trPr>
+        <w:tc>
+          <w:tcPr>
+            <w:tcW w:type="dxa" w:w="850"/>
+            <w:tcBorders>
+              <w:top w:val="none"/>
+              <w:left w:val="none"/>
+              <w:bottom w:val="none"/>
+              <w:right w:val="none"/>
+            </w:tcBorders>
+            <w:tcMar>
+              <w:top w:type="dxa" w:w="56"/>
+              <w:left w:type="dxa" w:w="40"/>
+              <w:bottom w:type="dxa" w:w="56"/>
+              <w:right w:type="dxa" w:w="150"/>
+            </w:tcMar>
+            <w:vAlign w:val="top"/>
+          </w:tcPr>
+          <w:p>
+            <w:pPr>
+              <w:spacing w:after="0" w:line="248" w:lineRule="auto"/>
+            </w:pPr>
+            <w:r>
+              <w:rPr>
+                <w:rFonts w:ascii="Calibri" w:cs="Calibri" w:eastAsia="Calibri" w:hAnsi="Calibri"/>
+                <w:b w:val="false"/>
+                <w:bCs w:val="false"/>
+                <w:i w:val="false"/>
+                <w:iCs w:val="false"/>
+                <w:color w:val="3A3A38"/>
+                <w:sz w:val="18"/>
+                <w:szCs w:val="18"/>
+              </w:rPr>
+              <w:t xml:space="preserve">AC-21</w:t>
+            </w:r>
+          </w:p>
+        </w:tc>
+        <w:tc>
+          <w:tcPr>
+            <w:tcW w:type="dxa" w:w="1350"/>
+            <w:tcBorders>
+              <w:top w:val="none"/>
+              <w:left w:val="none"/>
+              <w:bottom w:val="none"/>
+              <w:right w:val="none"/>
+            </w:tcBorders>
+            <w:tcMar>
+              <w:top w:type="dxa" w:w="56"/>
+              <w:left w:type="dxa" w:w="40"/>
+              <w:bottom w:type="dxa" w:w="56"/>
+              <w:right w:type="dxa" w:w="150"/>
+            </w:tcMar>
+            <w:vAlign w:val="top"/>
+          </w:tcPr>
+          <w:p>
+            <w:pPr>
+              <w:spacing w:after="0" w:line="248" w:lineRule="auto"/>
+            </w:pPr>
+            <w:r>
+              <w:rPr>
+                <w:rFonts w:ascii="Calibri" w:cs="Calibri" w:eastAsia="Calibri" w:hAnsi="Calibri"/>
+                <w:b w:val="false"/>
+                <w:bCs w:val="false"/>
+                <w:i w:val="false"/>
+                <w:iCs w:val="false"/>
+                <w:color w:val="3A3A38"/>
+                <w:sz w:val="18"/>
+                <w:szCs w:val="18"/>
+              </w:rPr>
+              <w:t xml:space="preserve">FR-27</w:t>
+            </w:r>
+          </w:p>
+        </w:tc>
+        <w:tc>
+          <w:tcPr>
+            <w:tcW w:type="dxa" w:w="7448"/>
+            <w:tcBorders>
+              <w:top w:val="none"/>
+              <w:left w:val="none"/>
+              <w:bottom w:val="none"/>
+              <w:right w:val="none"/>
+            </w:tcBorders>
+            <w:tcMar>
+              <w:top w:type="dxa" w:w="56"/>
+              <w:left w:type="dxa" w:w="40"/>
+              <w:bottom w:type="dxa" w:w="56"/>
+              <w:right w:type="dxa" w:w="150"/>
+            </w:tcMar>
+            <w:vAlign w:val="top"/>
+          </w:tcPr>
+          <w:p>
+            <w:pPr>
+              <w:spacing w:after="0" w:line="248" w:lineRule="auto"/>
+            </w:pPr>
+            <w:r>
+              <w:rPr>
+                <w:rFonts w:ascii="Calibri" w:cs="Calibri" w:eastAsia="Calibri" w:hAnsi="Calibri"/>
+                <w:b w:val="false"/>
+                <w:bCs w:val="false"/>
+                <w:i w:val="false"/>
+                <w:iCs w:val="false"/>
+                <w:color w:val="3A3A38"/>
+                <w:sz w:val="18"/>
+                <w:szCs w:val="18"/>
+              </w:rPr>
+              <w:t xml:space="preserve">Given a device with no NFC hardware, when the flow reaches the NFC gate, then the gate is skipped and the flow continues to background tracking; no support screen is shown.</w:t>
+            </w:r>
+          </w:p>
+        </w:tc>
+      </w:tr>
+      <w:tr>
+        <w:trPr>
+          <w:cantSplit/>
+        </w:trPr>
+        <w:tc>
+          <w:tcPr>
+            <w:tcW w:type="dxa" w:w="850"/>
+            <w:tcBorders>
+              <w:top w:val="none"/>
+              <w:left w:val="none"/>
+              <w:bottom w:val="none"/>
+              <w:right w:val="none"/>
+            </w:tcBorders>
+            <w:tcMar>
+              <w:top w:type="dxa" w:w="56"/>
+              <w:left w:type="dxa" w:w="40"/>
+              <w:bottom w:type="dxa" w:w="56"/>
+              <w:right w:type="dxa" w:w="150"/>
+            </w:tcMar>
+            <w:vAlign w:val="top"/>
+          </w:tcPr>
+          <w:p>
+            <w:pPr>
+              <w:spacing w:after="0" w:line="248" w:lineRule="auto"/>
+            </w:pPr>
+            <w:r>
+              <w:rPr>
+                <w:rFonts w:ascii="Calibri" w:cs="Calibri" w:eastAsia="Calibri" w:hAnsi="Calibri"/>
+                <w:b w:val="false"/>
+                <w:bCs w:val="false"/>
+                <w:i w:val="false"/>
+                <w:iCs w:val="false"/>
+                <w:color w:val="3A3A38"/>
+                <w:sz w:val="18"/>
+                <w:szCs w:val="18"/>
+              </w:rPr>
+              <w:t xml:space="preserve">AC-22</w:t>
+            </w:r>
+          </w:p>
+        </w:tc>
+        <w:tc>
+          <w:tcPr>
+            <w:tcW w:type="dxa" w:w="1350"/>
+            <w:tcBorders>
+              <w:top w:val="none"/>
+              <w:left w:val="none"/>
+              <w:bottom w:val="none"/>
+              <w:right w:val="none"/>
+            </w:tcBorders>
+            <w:tcMar>
+              <w:top w:type="dxa" w:w="56"/>
+              <w:left w:type="dxa" w:w="40"/>
+              <w:bottom w:type="dxa" w:w="56"/>
+              <w:right w:type="dxa" w:w="150"/>
+            </w:tcMar>
+            <w:vAlign w:val="top"/>
+          </w:tcPr>
+          <w:p>
+            <w:pPr>
+              <w:spacing w:after="0" w:line="248" w:lineRule="auto"/>
+            </w:pPr>
+            <w:r>
+              <w:rPr>
+                <w:rFonts w:ascii="Calibri" w:cs="Calibri" w:eastAsia="Calibri" w:hAnsi="Calibri"/>
+                <w:b w:val="false"/>
+                <w:bCs w:val="false"/>
+                <w:i w:val="false"/>
+                <w:iCs w:val="false"/>
+                <w:color w:val="3A3A38"/>
+                <w:sz w:val="18"/>
+                <w:szCs w:val="18"/>
+              </w:rPr>
+              <w:t xml:space="preserve">FR-28</w:t>
+            </w:r>
+          </w:p>
+        </w:tc>
+        <w:tc>
+          <w:tcPr>
+            <w:tcW w:type="dxa" w:w="7448"/>
+            <w:tcBorders>
+              <w:top w:val="none"/>
+              <w:left w:val="none"/>
+              <w:bottom w:val="none"/>
+              <w:right w:val="none"/>
+            </w:tcBorders>
+            <w:tcMar>
+              <w:top w:type="dxa" w:w="56"/>
+              <w:left w:type="dxa" w:w="40"/>
+              <w:bottom w:type="dxa" w:w="56"/>
+              <w:right w:type="dxa" w:w="150"/>
+            </w:tcMar>
+            <w:vAlign w:val="top"/>
+          </w:tcPr>
+          <w:p>
+            <w:pPr>
+              <w:spacing w:after="0" w:line="248" w:lineRule="auto"/>
+            </w:pPr>
+            <w:r>
+              <w:rPr>
+                <w:rFonts w:ascii="Calibri" w:cs="Calibri" w:eastAsia="Calibri" w:hAnsi="Calibri"/>
+                <w:b w:val="false"/>
+                <w:bCs w:val="false"/>
+                <w:i w:val="false"/>
+                <w:iCs w:val="false"/>
+                <w:color w:val="3A3A38"/>
+                <w:sz w:val="18"/>
+                <w:szCs w:val="18"/>
+              </w:rPr>
+              <w:t xml:space="preserve">Given three failed attempts at a spoken step, then typing is offered; and given a step that still cannot be completed, then the guard reaches the home screen with completion unmarked and the stage saved.</w:t>
+            </w:r>
+          </w:p>
+        </w:tc>
+      </w:tr>
+      <w:tr>
+        <w:trPr>
+          <w:cantSplit/>
+        </w:trPr>
+        <w:tc>
+          <w:tcPr>
+            <w:tcW w:type="dxa" w:w="850"/>
+            <w:tcBorders>
+              <w:top w:val="none"/>
+              <w:left w:val="none"/>
+              <w:bottom w:val="none"/>
+              <w:right w:val="none"/>
+            </w:tcBorders>
+            <w:tcMar>
+              <w:top w:type="dxa" w:w="56"/>
+              <w:left w:type="dxa" w:w="40"/>
+              <w:bottom w:type="dxa" w:w="56"/>
+              <w:right w:type="dxa" w:w="150"/>
+            </w:tcMar>
+            <w:vAlign w:val="top"/>
+          </w:tcPr>
+          <w:p>
+            <w:pPr>
+              <w:spacing w:after="0" w:line="248" w:lineRule="auto"/>
+            </w:pPr>
+            <w:r>
+              <w:rPr>
+                <w:rFonts w:ascii="Calibri" w:cs="Calibri" w:eastAsia="Calibri" w:hAnsi="Calibri"/>
+                <w:b w:val="false"/>
+                <w:bCs w:val="false"/>
+                <w:i w:val="false"/>
+                <w:iCs w:val="false"/>
+                <w:color w:val="3A3A38"/>
+                <w:sz w:val="18"/>
+                <w:szCs w:val="18"/>
+              </w:rPr>
+              <w:t xml:space="preserve">AC-23</w:t>
+            </w:r>
+          </w:p>
+        </w:tc>
+        <w:tc>
+          <w:tcPr>
+            <w:tcW w:type="dxa" w:w="1350"/>
+            <w:tcBorders>
+              <w:top w:val="none"/>
+              <w:left w:val="none"/>
+              <w:bottom w:val="none"/>
+              <w:right w:val="none"/>
+            </w:tcBorders>
+            <w:tcMar>
+              <w:top w:type="dxa" w:w="56"/>
+              <w:left w:type="dxa" w:w="40"/>
+              <w:bottom w:type="dxa" w:w="56"/>
+              <w:right w:type="dxa" w:w="150"/>
+            </w:tcMar>
+            <w:vAlign w:val="top"/>
+          </w:tcPr>
+          <w:p>
+            <w:pPr>
+              <w:spacing w:after="0" w:line="248" w:lineRule="auto"/>
+            </w:pPr>
+            <w:r>
+              <w:rPr>
+                <w:rFonts w:ascii="Calibri" w:cs="Calibri" w:eastAsia="Calibri" w:hAnsi="Calibri"/>
+                <w:b w:val="false"/>
+                <w:bCs w:val="false"/>
+                <w:i w:val="false"/>
+                <w:iCs w:val="false"/>
+                <w:color w:val="3A3A38"/>
+                <w:sz w:val="18"/>
+                <w:szCs w:val="18"/>
+              </w:rPr>
+              <w:t xml:space="preserve">FR-29</w:t>
+            </w:r>
+          </w:p>
+        </w:tc>
+        <w:tc>
+          <w:tcPr>
+            <w:tcW w:type="dxa" w:w="7448"/>
+            <w:tcBorders>
+              <w:top w:val="none"/>
+              <w:left w:val="none"/>
+              <w:bottom w:val="none"/>
+              <w:right w:val="none"/>
+            </w:tcBorders>
+            <w:tcMar>
+              <w:top w:type="dxa" w:w="56"/>
+              <w:left w:type="dxa" w:w="40"/>
+              <w:bottom w:type="dxa" w:w="56"/>
+              <w:right w:type="dxa" w:w="150"/>
+            </w:tcMar>
+            <w:vAlign w:val="top"/>
+          </w:tcPr>
+          <w:p>
+            <w:pPr>
+              <w:spacing w:after="0" w:line="248" w:lineRule="auto"/>
+            </w:pPr>
+            <w:r>
+              <w:rPr>
+                <w:rFonts w:ascii="Calibri" w:cs="Calibri" w:eastAsia="Calibri" w:hAnsi="Calibri"/>
+                <w:b w:val="false"/>
+                <w:bCs w:val="false"/>
+                <w:i w:val="false"/>
+                <w:iCs w:val="false"/>
+                <w:color w:val="3A3A38"/>
+                <w:sz w:val="18"/>
+                <w:szCs w:val="18"/>
+              </w:rPr>
+              <w:t xml:space="preserve">Given a practice run, then a practice banner is visible at every step; and given a report that diverges materially from the suggested incident, then SAM asks whether it is real before writing it, and a yes routes to normal reporting.</w:t>
+            </w:r>
+          </w:p>
+        </w:tc>
+      </w:tr>
+      <w:tr>
+        <w:trPr>
+          <w:cantSplit/>
+        </w:trPr>
+        <w:tc>
+          <w:tcPr>
+            <w:tcW w:type="dxa" w:w="850"/>
+            <w:tcBorders>
+              <w:top w:val="none"/>
+              <w:left w:val="none"/>
+              <w:bottom w:val="none"/>
+              <w:right w:val="none"/>
+            </w:tcBorders>
+            <w:tcMar>
+              <w:top w:type="dxa" w:w="56"/>
+              <w:left w:type="dxa" w:w="40"/>
+              <w:bottom w:type="dxa" w:w="56"/>
+              <w:right w:type="dxa" w:w="150"/>
+            </w:tcMar>
+            <w:vAlign w:val="top"/>
+          </w:tcPr>
+          <w:p>
+            <w:pPr>
+              <w:spacing w:after="0" w:line="248" w:lineRule="auto"/>
+            </w:pPr>
+            <w:r>
+              <w:rPr>
+                <w:rFonts w:ascii="Calibri" w:cs="Calibri" w:eastAsia="Calibri" w:hAnsi="Calibri"/>
+                <w:b w:val="false"/>
+                <w:bCs w:val="false"/>
+                <w:i w:val="false"/>
+                <w:iCs w:val="false"/>
+                <w:color w:val="3A3A38"/>
+                <w:sz w:val="18"/>
+                <w:szCs w:val="18"/>
+              </w:rPr>
+              <w:t xml:space="preserve">AC-24</w:t>
+            </w:r>
+          </w:p>
+        </w:tc>
+        <w:tc>
+          <w:tcPr>
+            <w:tcW w:type="dxa" w:w="1350"/>
+            <w:tcBorders>
+              <w:top w:val="none"/>
+              <w:left w:val="none"/>
+              <w:bottom w:val="none"/>
+              <w:right w:val="none"/>
+            </w:tcBorders>
+            <w:tcMar>
+              <w:top w:type="dxa" w:w="56"/>
+              <w:left w:type="dxa" w:w="40"/>
+              <w:bottom w:type="dxa" w:w="56"/>
+              <w:right w:type="dxa" w:w="150"/>
+            </w:tcMar>
+            <w:vAlign w:val="top"/>
+          </w:tcPr>
+          <w:p>
+            <w:pPr>
+              <w:spacing w:after="0" w:line="248" w:lineRule="auto"/>
+            </w:pPr>
+            <w:r>
+              <w:rPr>
+                <w:rFonts w:ascii="Calibri" w:cs="Calibri" w:eastAsia="Calibri" w:hAnsi="Calibri"/>
+                <w:b w:val="false"/>
+                <w:bCs w:val="false"/>
+                <w:i w:val="false"/>
+                <w:iCs w:val="false"/>
+                <w:color w:val="3A3A38"/>
+                <w:sz w:val="18"/>
+                <w:szCs w:val="18"/>
+              </w:rPr>
+              <w:t xml:space="preserve">FR-30</w:t>
+            </w:r>
+          </w:p>
+        </w:tc>
+        <w:tc>
+          <w:tcPr>
+            <w:tcW w:type="dxa" w:w="7448"/>
+            <w:tcBorders>
+              <w:top w:val="none"/>
+              <w:left w:val="none"/>
+              <w:bottom w:val="none"/>
+              <w:right w:val="none"/>
+            </w:tcBorders>
+            <w:tcMar>
+              <w:top w:type="dxa" w:w="56"/>
+              <w:left w:type="dxa" w:w="40"/>
+              <w:bottom w:type="dxa" w:w="56"/>
+              <w:right w:type="dxa" w:w="150"/>
+            </w:tcMar>
+            <w:vAlign w:val="top"/>
+          </w:tcPr>
+          <w:p>
+            <w:pPr>
+              <w:spacing w:after="0" w:line="248" w:lineRule="auto"/>
+            </w:pPr>
+            <w:r>
+              <w:rPr>
+                <w:rFonts w:ascii="Calibri" w:cs="Calibri" w:eastAsia="Calibri" w:hAnsi="Calibri"/>
+                <w:b w:val="false"/>
+                <w:bCs w:val="false"/>
+                <w:i w:val="false"/>
+                <w:iCs w:val="false"/>
+                <w:color w:val="3A3A38"/>
+                <w:sz w:val="18"/>
+                <w:szCs w:val="18"/>
+              </w:rPr>
+              <w:t xml:space="preserve">Given the exclusion filter is absent or unverified, when onboarding is launched in any environment, then it refuses to start and reports why.</w:t>
+            </w:r>
+          </w:p>
+        </w:tc>
+      </w:tr>
+      <w:tr>
+        <w:trPr>
+          <w:cantSplit/>
+        </w:trPr>
+        <w:tc>
+          <w:tcPr>
+            <w:tcW w:type="dxa" w:w="850"/>
+            <w:tcBorders>
+              <w:top w:val="none"/>
+              <w:left w:val="none"/>
+              <w:bottom w:val="none"/>
+              <w:right w:val="none"/>
+            </w:tcBorders>
+            <w:tcMar>
+              <w:top w:type="dxa" w:w="56"/>
+              <w:left w:type="dxa" w:w="40"/>
+              <w:bottom w:type="dxa" w:w="56"/>
+              <w:right w:type="dxa" w:w="150"/>
+            </w:tcMar>
+            <w:vAlign w:val="top"/>
+          </w:tcPr>
+          <w:p>
+            <w:pPr>
+              <w:spacing w:after="0" w:line="248" w:lineRule="auto"/>
+            </w:pPr>
+            <w:r>
+              <w:rPr>
+                <w:rFonts w:ascii="Calibri" w:cs="Calibri" w:eastAsia="Calibri" w:hAnsi="Calibri"/>
+                <w:b w:val="false"/>
+                <w:bCs w:val="false"/>
+                <w:i w:val="false"/>
+                <w:iCs w:val="false"/>
+                <w:color w:val="3A3A38"/>
+                <w:sz w:val="18"/>
+                <w:szCs w:val="18"/>
+              </w:rPr>
+              <w:t xml:space="preserve">AC-25</w:t>
+            </w:r>
+          </w:p>
+        </w:tc>
+        <w:tc>
+          <w:tcPr>
+            <w:tcW w:type="dxa" w:w="1350"/>
+            <w:tcBorders>
+              <w:top w:val="none"/>
+              <w:left w:val="none"/>
+              <w:bottom w:val="none"/>
+              <w:right w:val="none"/>
+            </w:tcBorders>
+            <w:tcMar>
+              <w:top w:type="dxa" w:w="56"/>
+              <w:left w:type="dxa" w:w="40"/>
+              <w:bottom w:type="dxa" w:w="56"/>
+              <w:right w:type="dxa" w:w="150"/>
+            </w:tcMar>
+            <w:vAlign w:val="top"/>
+          </w:tcPr>
+          <w:p>
+            <w:pPr>
+              <w:spacing w:after="0" w:line="248" w:lineRule="auto"/>
+            </w:pPr>
+            <w:r>
+              <w:rPr>
+                <w:rFonts w:ascii="Calibri" w:cs="Calibri" w:eastAsia="Calibri" w:hAnsi="Calibri"/>
+                <w:b w:val="false"/>
+                <w:bCs w:val="false"/>
+                <w:i w:val="false"/>
+                <w:iCs w:val="false"/>
+                <w:color w:val="3A3A38"/>
+                <w:sz w:val="18"/>
+                <w:szCs w:val="18"/>
+              </w:rPr>
+              <w:t xml:space="preserve">FR-31</w:t>
+            </w:r>
+          </w:p>
+        </w:tc>
+        <w:tc>
+          <w:tcPr>
+            <w:tcW w:type="dxa" w:w="7448"/>
+            <w:tcBorders>
+              <w:top w:val="none"/>
+              <w:left w:val="none"/>
+              <w:bottom w:val="none"/>
+              <w:right w:val="none"/>
+            </w:tcBorders>
+            <w:tcMar>
+              <w:top w:type="dxa" w:w="56"/>
+              <w:left w:type="dxa" w:w="40"/>
+              <w:bottom w:type="dxa" w:w="56"/>
+              <w:right w:type="dxa" w:w="150"/>
+            </w:tcMar>
+            <w:vAlign w:val="top"/>
+          </w:tcPr>
+          <w:p>
+            <w:pPr>
+              <w:spacing w:after="0" w:line="248" w:lineRule="auto"/>
+            </w:pPr>
+            <w:r>
+              <w:rPr>
+                <w:rFonts w:ascii="Calibri" w:cs="Calibri" w:eastAsia="Calibri" w:hAnsi="Calibri"/>
+                <w:b w:val="false"/>
+                <w:bCs w:val="false"/>
+                <w:i w:val="false"/>
+                <w:iCs w:val="false"/>
+                <w:color w:val="3A3A38"/>
+                <w:sz w:val="18"/>
+                <w:szCs w:val="18"/>
+              </w:rPr>
+              <w:t xml:space="preserve">Given the setup gates, then the copy states in plain language what location and background tracking are used for and what a supervisor can see.</w:t>
             </w:r>
           </w:p>
         </w:tc>
@@ -10838,7 +12266,7 @@
           <w:sz w:val="19"/>
           <w:szCs w:val="19"/>
         </w:rPr>
-        <w:t xml:space="preserve">Positive and negative tests. Negatives cover skip, a permission left off, a permission that cannot be granted, NFC off, transcription failure, voice-correction failure, manual-save failure, isolation failure, concurrency, and network/device resume.</w:t>
+        <w:t xml:space="preserve">Positive and negative tests. Negatives cover skip, a permission left off, a permission that cannot be granted, a phone with no NFC, repeated transcription failure, voice-correction failure, manual-save failure, isolation failure, a real incident reported inside practice, launching without the exclusion filter, concurrency, and network/device resume.</w:t>
       </w:r>
     </w:p>
     <w:tbl>
@@ -11596,7 +13024,7 @@
                 <w:sz w:val="18"/>
                 <w:szCs w:val="18"/>
               </w:rPr>
-              <w:t xml:space="preserve">Link opens the app’s settings page from within onboarding; no route into the app itself; confirmation advances the flow.</w:t>
+              <w:t xml:space="preserve">Link opens the phone’s settings page for SAM OnSite and returns; no route into the app’s ordinary navigation; confirmation advances the flow.</w:t>
             </w:r>
           </w:p>
         </w:tc>
@@ -14391,7 +15819,7 @@
                 <w:sz w:val="18"/>
                 <w:szCs w:val="18"/>
               </w:rPr>
-              <w:t xml:space="preserve">Confirm the permissions step by typing or tapping, before microphone permission is granted.</w:t>
+              <w:t xml:space="preserve">Confirm the permissions step by tapping, before microphone permission is granted.</w:t>
             </w:r>
           </w:p>
         </w:tc>
@@ -14427,7 +15855,7 @@
                 <w:sz w:val="18"/>
                 <w:szCs w:val="18"/>
               </w:rPr>
-              <w:t xml:space="preserve">Typed/tapped “done” is accepted; no voice needed at this point.</w:t>
+              <w:t xml:space="preserve">The tap is accepted; no voice or typed keyword needed at this point.</w:t>
             </w:r>
           </w:p>
         </w:tc>
@@ -14689,7 +16117,7 @@
                 <w:sz w:val="18"/>
                 <w:szCs w:val="18"/>
               </w:rPr>
-              <w:t xml:space="preserve">Background-tracking gate: follow the link into the app’s settings, switch it on, return and confirm.</w:t>
+              <w:t xml:space="preserve">Background-tracking gate: follow the link to the in-app setting, switch it on, return and confirm.</w:t>
             </w:r>
           </w:p>
         </w:tc>
@@ -14875,6 +16303,1049 @@
                 <w:szCs w:val="18"/>
               </w:rPr>
               <w:t xml:space="preserve">Each tip lands inside a practice step at a useful moment; none is read out as a list.</w:t>
+            </w:r>
+          </w:p>
+        </w:tc>
+      </w:tr>
+      <w:tr>
+        <w:trPr>
+          <w:cantSplit/>
+        </w:trPr>
+        <w:tc>
+          <w:tcPr>
+            <w:tcW w:type="dxa" w:w="850"/>
+            <w:tcBorders>
+              <w:top w:val="none"/>
+              <w:left w:val="none"/>
+              <w:bottom w:val="none"/>
+              <w:right w:val="none"/>
+            </w:tcBorders>
+            <w:tcMar>
+              <w:top w:type="dxa" w:w="56"/>
+              <w:left w:type="dxa" w:w="40"/>
+              <w:bottom w:type="dxa" w:w="56"/>
+              <w:right w:type="dxa" w:w="150"/>
+            </w:tcMar>
+            <w:vAlign w:val="top"/>
+          </w:tcPr>
+          <w:p>
+            <w:pPr>
+              <w:spacing w:after="0" w:line="248" w:lineRule="auto"/>
+            </w:pPr>
+            <w:r>
+              <w:rPr>
+                <w:rFonts w:ascii="Calibri" w:cs="Calibri" w:eastAsia="Calibri" w:hAnsi="Calibri"/>
+                <w:b w:val="false"/>
+                <w:bCs w:val="false"/>
+                <w:i w:val="false"/>
+                <w:iCs w:val="false"/>
+                <w:color w:val="3A3A38"/>
+                <w:sz w:val="18"/>
+                <w:szCs w:val="18"/>
+              </w:rPr>
+              <w:t xml:space="preserve">UAT-27</w:t>
+            </w:r>
+          </w:p>
+        </w:tc>
+        <w:tc>
+          <w:tcPr>
+            <w:tcW w:type="dxa" w:w="1050"/>
+            <w:tcBorders>
+              <w:top w:val="none"/>
+              <w:left w:val="none"/>
+              <w:bottom w:val="none"/>
+              <w:right w:val="none"/>
+            </w:tcBorders>
+            <w:tcMar>
+              <w:top w:type="dxa" w:w="56"/>
+              <w:left w:type="dxa" w:w="40"/>
+              <w:bottom w:type="dxa" w:w="56"/>
+              <w:right w:type="dxa" w:w="150"/>
+            </w:tcMar>
+            <w:vAlign w:val="top"/>
+          </w:tcPr>
+          <w:p>
+            <w:pPr>
+              <w:spacing w:after="0" w:line="248" w:lineRule="auto"/>
+            </w:pPr>
+            <w:r>
+              <w:rPr>
+                <w:rFonts w:ascii="Calibri" w:cs="Calibri" w:eastAsia="Calibri" w:hAnsi="Calibri"/>
+                <w:b w:val="false"/>
+                <w:bCs w:val="false"/>
+                <w:i w:val="false"/>
+                <w:iCs w:val="false"/>
+                <w:color w:val="3A3A38"/>
+                <w:sz w:val="18"/>
+                <w:szCs w:val="18"/>
+              </w:rPr>
+              <w:t xml:space="preserve">AC-04</w:t>
+            </w:r>
+          </w:p>
+        </w:tc>
+        <w:tc>
+          <w:tcPr>
+            <w:tcW w:type="dxa" w:w="3900"/>
+            <w:tcBorders>
+              <w:top w:val="none"/>
+              <w:left w:val="none"/>
+              <w:bottom w:val="none"/>
+              <w:right w:val="none"/>
+            </w:tcBorders>
+            <w:tcMar>
+              <w:top w:type="dxa" w:w="56"/>
+              <w:left w:type="dxa" w:w="40"/>
+              <w:bottom w:type="dxa" w:w="56"/>
+              <w:right w:type="dxa" w:w="150"/>
+            </w:tcMar>
+            <w:vAlign w:val="top"/>
+          </w:tcPr>
+          <w:p>
+            <w:pPr>
+              <w:spacing w:after="0" w:line="248" w:lineRule="auto"/>
+            </w:pPr>
+            <w:r>
+              <w:rPr>
+                <w:rFonts w:ascii="Calibri" w:cs="Calibri" w:eastAsia="Calibri" w:hAnsi="Calibri"/>
+                <w:b w:val="false"/>
+                <w:bCs w:val="false"/>
+                <w:i w:val="false"/>
+                <w:iCs w:val="false"/>
+                <w:color w:val="3A3A38"/>
+                <w:sz w:val="18"/>
+                <w:szCs w:val="18"/>
+              </w:rPr>
+              <w:t xml:space="preserve">Confirm the permissions gate with a permission still switched off. (negative)</w:t>
+            </w:r>
+          </w:p>
+        </w:tc>
+        <w:tc>
+          <w:tcPr>
+            <w:tcW w:type="dxa" w:w="3848"/>
+            <w:tcBorders>
+              <w:top w:val="none"/>
+              <w:left w:val="none"/>
+              <w:bottom w:val="none"/>
+              <w:right w:val="none"/>
+            </w:tcBorders>
+            <w:tcMar>
+              <w:top w:type="dxa" w:w="56"/>
+              <w:left w:type="dxa" w:w="40"/>
+              <w:bottom w:type="dxa" w:w="56"/>
+              <w:right w:type="dxa" w:w="150"/>
+            </w:tcMar>
+            <w:vAlign w:val="top"/>
+          </w:tcPr>
+          <w:p>
+            <w:pPr>
+              <w:spacing w:after="0" w:line="248" w:lineRule="auto"/>
+            </w:pPr>
+            <w:r>
+              <w:rPr>
+                <w:rFonts w:ascii="Calibri" w:cs="Calibri" w:eastAsia="Calibri" w:hAnsi="Calibri"/>
+                <w:b w:val="false"/>
+                <w:bCs w:val="false"/>
+                <w:i w:val="false"/>
+                <w:iCs w:val="false"/>
+                <w:color w:val="3A3A38"/>
+                <w:sz w:val="18"/>
+                <w:szCs w:val="18"/>
+              </w:rPr>
+              <w:t xml:space="preserve">Confirmation is accepted per MVP behaviour; the miss surfaces at first use, except the microphone, which is caught by UAT-29. Recorded as the rationale for FR-24.</w:t>
+            </w:r>
+          </w:p>
+        </w:tc>
+      </w:tr>
+      <w:tr>
+        <w:trPr>
+          <w:cantSplit/>
+        </w:trPr>
+        <w:tc>
+          <w:tcPr>
+            <w:tcW w:type="dxa" w:w="850"/>
+            <w:tcBorders>
+              <w:top w:val="none"/>
+              <w:left w:val="none"/>
+              <w:bottom w:val="none"/>
+              <w:right w:val="none"/>
+            </w:tcBorders>
+            <w:tcMar>
+              <w:top w:type="dxa" w:w="56"/>
+              <w:left w:type="dxa" w:w="40"/>
+              <w:bottom w:type="dxa" w:w="56"/>
+              <w:right w:type="dxa" w:w="150"/>
+            </w:tcMar>
+            <w:vAlign w:val="top"/>
+          </w:tcPr>
+          <w:p>
+            <w:pPr>
+              <w:spacing w:after="0" w:line="248" w:lineRule="auto"/>
+            </w:pPr>
+            <w:r>
+              <w:rPr>
+                <w:rFonts w:ascii="Calibri" w:cs="Calibri" w:eastAsia="Calibri" w:hAnsi="Calibri"/>
+                <w:b w:val="false"/>
+                <w:bCs w:val="false"/>
+                <w:i w:val="false"/>
+                <w:iCs w:val="false"/>
+                <w:color w:val="3A3A38"/>
+                <w:sz w:val="18"/>
+                <w:szCs w:val="18"/>
+              </w:rPr>
+              <w:t xml:space="preserve">UAT-28</w:t>
+            </w:r>
+          </w:p>
+        </w:tc>
+        <w:tc>
+          <w:tcPr>
+            <w:tcW w:type="dxa" w:w="1050"/>
+            <w:tcBorders>
+              <w:top w:val="none"/>
+              <w:left w:val="none"/>
+              <w:bottom w:val="none"/>
+              <w:right w:val="none"/>
+            </w:tcBorders>
+            <w:tcMar>
+              <w:top w:type="dxa" w:w="56"/>
+              <w:left w:type="dxa" w:w="40"/>
+              <w:bottom w:type="dxa" w:w="56"/>
+              <w:right w:type="dxa" w:w="150"/>
+            </w:tcMar>
+            <w:vAlign w:val="top"/>
+          </w:tcPr>
+          <w:p>
+            <w:pPr>
+              <w:spacing w:after="0" w:line="248" w:lineRule="auto"/>
+            </w:pPr>
+            <w:r>
+              <w:rPr>
+                <w:rFonts w:ascii="Calibri" w:cs="Calibri" w:eastAsia="Calibri" w:hAnsi="Calibri"/>
+                <w:b w:val="false"/>
+                <w:bCs w:val="false"/>
+                <w:i w:val="false"/>
+                <w:iCs w:val="false"/>
+                <w:color w:val="3A3A38"/>
+                <w:sz w:val="18"/>
+                <w:szCs w:val="18"/>
+              </w:rPr>
+              <w:t xml:space="preserve">AC-21</w:t>
+            </w:r>
+          </w:p>
+        </w:tc>
+        <w:tc>
+          <w:tcPr>
+            <w:tcW w:type="dxa" w:w="3900"/>
+            <w:tcBorders>
+              <w:top w:val="none"/>
+              <w:left w:val="none"/>
+              <w:bottom w:val="none"/>
+              <w:right w:val="none"/>
+            </w:tcBorders>
+            <w:tcMar>
+              <w:top w:type="dxa" w:w="56"/>
+              <w:left w:type="dxa" w:w="40"/>
+              <w:bottom w:type="dxa" w:w="56"/>
+              <w:right w:type="dxa" w:w="150"/>
+            </w:tcMar>
+            <w:vAlign w:val="top"/>
+          </w:tcPr>
+          <w:p>
+            <w:pPr>
+              <w:spacing w:after="0" w:line="248" w:lineRule="auto"/>
+            </w:pPr>
+            <w:r>
+              <w:rPr>
+                <w:rFonts w:ascii="Calibri" w:cs="Calibri" w:eastAsia="Calibri" w:hAnsi="Calibri"/>
+                <w:b w:val="false"/>
+                <w:bCs w:val="false"/>
+                <w:i w:val="false"/>
+                <w:iCs w:val="false"/>
+                <w:color w:val="3A3A38"/>
+                <w:sz w:val="18"/>
+                <w:szCs w:val="18"/>
+              </w:rPr>
+              <w:t xml:space="preserve">Run the flow on a device with no NFC hardware. (negative)</w:t>
+            </w:r>
+          </w:p>
+        </w:tc>
+        <w:tc>
+          <w:tcPr>
+            <w:tcW w:type="dxa" w:w="3848"/>
+            <w:tcBorders>
+              <w:top w:val="none"/>
+              <w:left w:val="none"/>
+              <w:bottom w:val="none"/>
+              <w:right w:val="none"/>
+            </w:tcBorders>
+            <w:tcMar>
+              <w:top w:type="dxa" w:w="56"/>
+              <w:left w:type="dxa" w:w="40"/>
+              <w:bottom w:type="dxa" w:w="56"/>
+              <w:right w:type="dxa" w:w="150"/>
+            </w:tcMar>
+            <w:vAlign w:val="top"/>
+          </w:tcPr>
+          <w:p>
+            <w:pPr>
+              <w:spacing w:after="0" w:line="248" w:lineRule="auto"/>
+            </w:pPr>
+            <w:r>
+              <w:rPr>
+                <w:rFonts w:ascii="Calibri" w:cs="Calibri" w:eastAsia="Calibri" w:hAnsi="Calibri"/>
+                <w:b w:val="false"/>
+                <w:bCs w:val="false"/>
+                <w:i w:val="false"/>
+                <w:iCs w:val="false"/>
+                <w:color w:val="3A3A38"/>
+                <w:sz w:val="18"/>
+                <w:szCs w:val="18"/>
+              </w:rPr>
+              <w:t xml:space="preserve">NFC gate skipped; flow continues; no support screen.</w:t>
+            </w:r>
+          </w:p>
+        </w:tc>
+      </w:tr>
+      <w:tr>
+        <w:trPr>
+          <w:cantSplit/>
+        </w:trPr>
+        <w:tc>
+          <w:tcPr>
+            <w:tcW w:type="dxa" w:w="850"/>
+            <w:tcBorders>
+              <w:top w:val="none"/>
+              <w:left w:val="none"/>
+              <w:bottom w:val="none"/>
+              <w:right w:val="none"/>
+            </w:tcBorders>
+            <w:tcMar>
+              <w:top w:type="dxa" w:w="56"/>
+              <w:left w:type="dxa" w:w="40"/>
+              <w:bottom w:type="dxa" w:w="56"/>
+              <w:right w:type="dxa" w:w="150"/>
+            </w:tcMar>
+            <w:vAlign w:val="top"/>
+          </w:tcPr>
+          <w:p>
+            <w:pPr>
+              <w:spacing w:after="0" w:line="248" w:lineRule="auto"/>
+            </w:pPr>
+            <w:r>
+              <w:rPr>
+                <w:rFonts w:ascii="Calibri" w:cs="Calibri" w:eastAsia="Calibri" w:hAnsi="Calibri"/>
+                <w:b w:val="false"/>
+                <w:bCs w:val="false"/>
+                <w:i w:val="false"/>
+                <w:iCs w:val="false"/>
+                <w:color w:val="3A3A38"/>
+                <w:sz w:val="18"/>
+                <w:szCs w:val="18"/>
+              </w:rPr>
+              <w:t xml:space="preserve">UAT-29</w:t>
+            </w:r>
+          </w:p>
+        </w:tc>
+        <w:tc>
+          <w:tcPr>
+            <w:tcW w:type="dxa" w:w="1050"/>
+            <w:tcBorders>
+              <w:top w:val="none"/>
+              <w:left w:val="none"/>
+              <w:bottom w:val="none"/>
+              <w:right w:val="none"/>
+            </w:tcBorders>
+            <w:tcMar>
+              <w:top w:type="dxa" w:w="56"/>
+              <w:left w:type="dxa" w:w="40"/>
+              <w:bottom w:type="dxa" w:w="56"/>
+              <w:right w:type="dxa" w:w="150"/>
+            </w:tcMar>
+            <w:vAlign w:val="top"/>
+          </w:tcPr>
+          <w:p>
+            <w:pPr>
+              <w:spacing w:after="0" w:line="248" w:lineRule="auto"/>
+            </w:pPr>
+            <w:r>
+              <w:rPr>
+                <w:rFonts w:ascii="Calibri" w:cs="Calibri" w:eastAsia="Calibri" w:hAnsi="Calibri"/>
+                <w:b w:val="false"/>
+                <w:bCs w:val="false"/>
+                <w:i w:val="false"/>
+                <w:iCs w:val="false"/>
+                <w:color w:val="3A3A38"/>
+                <w:sz w:val="18"/>
+                <w:szCs w:val="18"/>
+              </w:rPr>
+              <w:t xml:space="preserve">AC-20</w:t>
+            </w:r>
+          </w:p>
+        </w:tc>
+        <w:tc>
+          <w:tcPr>
+            <w:tcW w:type="dxa" w:w="3900"/>
+            <w:tcBorders>
+              <w:top w:val="none"/>
+              <w:left w:val="none"/>
+              <w:bottom w:val="none"/>
+              <w:right w:val="none"/>
+            </w:tcBorders>
+            <w:tcMar>
+              <w:top w:type="dxa" w:w="56"/>
+              <w:left w:type="dxa" w:w="40"/>
+              <w:bottom w:type="dxa" w:w="56"/>
+              <w:right w:type="dxa" w:w="150"/>
+            </w:tcMar>
+            <w:vAlign w:val="top"/>
+          </w:tcPr>
+          <w:p>
+            <w:pPr>
+              <w:spacing w:after="0" w:line="248" w:lineRule="auto"/>
+            </w:pPr>
+            <w:r>
+              <w:rPr>
+                <w:rFonts w:ascii="Calibri" w:cs="Calibri" w:eastAsia="Calibri" w:hAnsi="Calibri"/>
+                <w:b w:val="false"/>
+                <w:bCs w:val="false"/>
+                <w:i w:val="false"/>
+                <w:iCs w:val="false"/>
+                <w:color w:val="3A3A38"/>
+                <w:sz w:val="18"/>
+                <w:szCs w:val="18"/>
+              </w:rPr>
+              <w:t xml:space="preserve">Press Talk having confirmed permissions without granting the microphone. (negative)</w:t>
+            </w:r>
+          </w:p>
+        </w:tc>
+        <w:tc>
+          <w:tcPr>
+            <w:tcW w:type="dxa" w:w="3848"/>
+            <w:tcBorders>
+              <w:top w:val="none"/>
+              <w:left w:val="none"/>
+              <w:bottom w:val="none"/>
+              <w:right w:val="none"/>
+            </w:tcBorders>
+            <w:tcMar>
+              <w:top w:type="dxa" w:w="56"/>
+              <w:left w:type="dxa" w:w="40"/>
+              <w:bottom w:type="dxa" w:w="56"/>
+              <w:right w:type="dxa" w:w="150"/>
+            </w:tcMar>
+            <w:vAlign w:val="top"/>
+          </w:tcPr>
+          <w:p>
+            <w:pPr>
+              <w:spacing w:after="0" w:line="248" w:lineRule="auto"/>
+            </w:pPr>
+            <w:r>
+              <w:rPr>
+                <w:rFonts w:ascii="Calibri" w:cs="Calibri" w:eastAsia="Calibri" w:hAnsi="Calibri"/>
+                <w:b w:val="false"/>
+                <w:bCs w:val="false"/>
+                <w:i w:val="false"/>
+                <w:iCs w:val="false"/>
+                <w:color w:val="3A3A38"/>
+                <w:sz w:val="18"/>
+                <w:szCs w:val="18"/>
+              </w:rPr>
+              <w:t xml:space="preserve">Returned to the permissions gate with an explanation; no endless retry.</w:t>
+            </w:r>
+          </w:p>
+        </w:tc>
+      </w:tr>
+      <w:tr>
+        <w:trPr>
+          <w:cantSplit/>
+        </w:trPr>
+        <w:tc>
+          <w:tcPr>
+            <w:tcW w:type="dxa" w:w="850"/>
+            <w:tcBorders>
+              <w:top w:val="none"/>
+              <w:left w:val="none"/>
+              <w:bottom w:val="none"/>
+              <w:right w:val="none"/>
+            </w:tcBorders>
+            <w:tcMar>
+              <w:top w:type="dxa" w:w="56"/>
+              <w:left w:type="dxa" w:w="40"/>
+              <w:bottom w:type="dxa" w:w="56"/>
+              <w:right w:type="dxa" w:w="150"/>
+            </w:tcMar>
+            <w:vAlign w:val="top"/>
+          </w:tcPr>
+          <w:p>
+            <w:pPr>
+              <w:spacing w:after="0" w:line="248" w:lineRule="auto"/>
+            </w:pPr>
+            <w:r>
+              <w:rPr>
+                <w:rFonts w:ascii="Calibri" w:cs="Calibri" w:eastAsia="Calibri" w:hAnsi="Calibri"/>
+                <w:b w:val="false"/>
+                <w:bCs w:val="false"/>
+                <w:i w:val="false"/>
+                <w:iCs w:val="false"/>
+                <w:color w:val="3A3A38"/>
+                <w:sz w:val="18"/>
+                <w:szCs w:val="18"/>
+              </w:rPr>
+              <w:t xml:space="preserve">UAT-30</w:t>
+            </w:r>
+          </w:p>
+        </w:tc>
+        <w:tc>
+          <w:tcPr>
+            <w:tcW w:type="dxa" w:w="1050"/>
+            <w:tcBorders>
+              <w:top w:val="none"/>
+              <w:left w:val="none"/>
+              <w:bottom w:val="none"/>
+              <w:right w:val="none"/>
+            </w:tcBorders>
+            <w:tcMar>
+              <w:top w:type="dxa" w:w="56"/>
+              <w:left w:type="dxa" w:w="40"/>
+              <w:bottom w:type="dxa" w:w="56"/>
+              <w:right w:type="dxa" w:w="150"/>
+            </w:tcMar>
+            <w:vAlign w:val="top"/>
+          </w:tcPr>
+          <w:p>
+            <w:pPr>
+              <w:spacing w:after="0" w:line="248" w:lineRule="auto"/>
+            </w:pPr>
+            <w:r>
+              <w:rPr>
+                <w:rFonts w:ascii="Calibri" w:cs="Calibri" w:eastAsia="Calibri" w:hAnsi="Calibri"/>
+                <w:b w:val="false"/>
+                <w:bCs w:val="false"/>
+                <w:i w:val="false"/>
+                <w:iCs w:val="false"/>
+                <w:color w:val="3A3A38"/>
+                <w:sz w:val="18"/>
+                <w:szCs w:val="18"/>
+              </w:rPr>
+              <w:t xml:space="preserve">AC-22</w:t>
+            </w:r>
+          </w:p>
+        </w:tc>
+        <w:tc>
+          <w:tcPr>
+            <w:tcW w:type="dxa" w:w="3900"/>
+            <w:tcBorders>
+              <w:top w:val="none"/>
+              <w:left w:val="none"/>
+              <w:bottom w:val="none"/>
+              <w:right w:val="none"/>
+            </w:tcBorders>
+            <w:tcMar>
+              <w:top w:type="dxa" w:w="56"/>
+              <w:left w:type="dxa" w:w="40"/>
+              <w:bottom w:type="dxa" w:w="56"/>
+              <w:right w:type="dxa" w:w="150"/>
+            </w:tcMar>
+            <w:vAlign w:val="top"/>
+          </w:tcPr>
+          <w:p>
+            <w:pPr>
+              <w:spacing w:after="0" w:line="248" w:lineRule="auto"/>
+            </w:pPr>
+            <w:r>
+              <w:rPr>
+                <w:rFonts w:ascii="Calibri" w:cs="Calibri" w:eastAsia="Calibri" w:hAnsi="Calibri"/>
+                <w:b w:val="false"/>
+                <w:bCs w:val="false"/>
+                <w:i w:val="false"/>
+                <w:iCs w:val="false"/>
+                <w:color w:val="3A3A38"/>
+                <w:sz w:val="18"/>
+                <w:szCs w:val="18"/>
+              </w:rPr>
+              <w:t xml:space="preserve">Fail a spoken step three times. (negative)</w:t>
+            </w:r>
+          </w:p>
+        </w:tc>
+        <w:tc>
+          <w:tcPr>
+            <w:tcW w:type="dxa" w:w="3848"/>
+            <w:tcBorders>
+              <w:top w:val="none"/>
+              <w:left w:val="none"/>
+              <w:bottom w:val="none"/>
+              <w:right w:val="none"/>
+            </w:tcBorders>
+            <w:tcMar>
+              <w:top w:type="dxa" w:w="56"/>
+              <w:left w:type="dxa" w:w="40"/>
+              <w:bottom w:type="dxa" w:w="56"/>
+              <w:right w:type="dxa" w:w="150"/>
+            </w:tcMar>
+            <w:vAlign w:val="top"/>
+          </w:tcPr>
+          <w:p>
+            <w:pPr>
+              <w:spacing w:after="0" w:line="248" w:lineRule="auto"/>
+            </w:pPr>
+            <w:r>
+              <w:rPr>
+                <w:rFonts w:ascii="Calibri" w:cs="Calibri" w:eastAsia="Calibri" w:hAnsi="Calibri"/>
+                <w:b w:val="false"/>
+                <w:bCs w:val="false"/>
+                <w:i w:val="false"/>
+                <w:iCs w:val="false"/>
+                <w:color w:val="3A3A38"/>
+                <w:sz w:val="18"/>
+                <w:szCs w:val="18"/>
+              </w:rPr>
+              <w:t xml:space="preserve">Typing offered; and on continued failure, home screen reached with completion unmarked and stage saved.</w:t>
+            </w:r>
+          </w:p>
+        </w:tc>
+      </w:tr>
+      <w:tr>
+        <w:trPr>
+          <w:cantSplit/>
+        </w:trPr>
+        <w:tc>
+          <w:tcPr>
+            <w:tcW w:type="dxa" w:w="850"/>
+            <w:tcBorders>
+              <w:top w:val="none"/>
+              <w:left w:val="none"/>
+              <w:bottom w:val="none"/>
+              <w:right w:val="none"/>
+            </w:tcBorders>
+            <w:tcMar>
+              <w:top w:type="dxa" w:w="56"/>
+              <w:left w:type="dxa" w:w="40"/>
+              <w:bottom w:type="dxa" w:w="56"/>
+              <w:right w:type="dxa" w:w="150"/>
+            </w:tcMar>
+            <w:vAlign w:val="top"/>
+          </w:tcPr>
+          <w:p>
+            <w:pPr>
+              <w:spacing w:after="0" w:line="248" w:lineRule="auto"/>
+            </w:pPr>
+            <w:r>
+              <w:rPr>
+                <w:rFonts w:ascii="Calibri" w:cs="Calibri" w:eastAsia="Calibri" w:hAnsi="Calibri"/>
+                <w:b w:val="false"/>
+                <w:bCs w:val="false"/>
+                <w:i w:val="false"/>
+                <w:iCs w:val="false"/>
+                <w:color w:val="3A3A38"/>
+                <w:sz w:val="18"/>
+                <w:szCs w:val="18"/>
+              </w:rPr>
+              <w:t xml:space="preserve">UAT-31</w:t>
+            </w:r>
+          </w:p>
+        </w:tc>
+        <w:tc>
+          <w:tcPr>
+            <w:tcW w:type="dxa" w:w="1050"/>
+            <w:tcBorders>
+              <w:top w:val="none"/>
+              <w:left w:val="none"/>
+              <w:bottom w:val="none"/>
+              <w:right w:val="none"/>
+            </w:tcBorders>
+            <w:tcMar>
+              <w:top w:type="dxa" w:w="56"/>
+              <w:left w:type="dxa" w:w="40"/>
+              <w:bottom w:type="dxa" w:w="56"/>
+              <w:right w:type="dxa" w:w="150"/>
+            </w:tcMar>
+            <w:vAlign w:val="top"/>
+          </w:tcPr>
+          <w:p>
+            <w:pPr>
+              <w:spacing w:after="0" w:line="248" w:lineRule="auto"/>
+            </w:pPr>
+            <w:r>
+              <w:rPr>
+                <w:rFonts w:ascii="Calibri" w:cs="Calibri" w:eastAsia="Calibri" w:hAnsi="Calibri"/>
+                <w:b w:val="false"/>
+                <w:bCs w:val="false"/>
+                <w:i w:val="false"/>
+                <w:iCs w:val="false"/>
+                <w:color w:val="3A3A38"/>
+                <w:sz w:val="18"/>
+                <w:szCs w:val="18"/>
+              </w:rPr>
+              <w:t xml:space="preserve">AC-23</w:t>
+            </w:r>
+          </w:p>
+        </w:tc>
+        <w:tc>
+          <w:tcPr>
+            <w:tcW w:type="dxa" w:w="3900"/>
+            <w:tcBorders>
+              <w:top w:val="none"/>
+              <w:left w:val="none"/>
+              <w:bottom w:val="none"/>
+              <w:right w:val="none"/>
+            </w:tcBorders>
+            <w:tcMar>
+              <w:top w:type="dxa" w:w="56"/>
+              <w:left w:type="dxa" w:w="40"/>
+              <w:bottom w:type="dxa" w:w="56"/>
+              <w:right w:type="dxa" w:w="150"/>
+            </w:tcMar>
+            <w:vAlign w:val="top"/>
+          </w:tcPr>
+          <w:p>
+            <w:pPr>
+              <w:spacing w:after="0" w:line="248" w:lineRule="auto"/>
+            </w:pPr>
+            <w:r>
+              <w:rPr>
+                <w:rFonts w:ascii="Calibri" w:cs="Calibri" w:eastAsia="Calibri" w:hAnsi="Calibri"/>
+                <w:b w:val="false"/>
+                <w:bCs w:val="false"/>
+                <w:i w:val="false"/>
+                <w:iCs w:val="false"/>
+                <w:color w:val="3A3A38"/>
+                <w:sz w:val="18"/>
+                <w:szCs w:val="18"/>
+              </w:rPr>
+              <w:t xml:space="preserve">Report an incident unrelated to the suggested one during practice. (negative)</w:t>
+            </w:r>
+          </w:p>
+        </w:tc>
+        <w:tc>
+          <w:tcPr>
+            <w:tcW w:type="dxa" w:w="3848"/>
+            <w:tcBorders>
+              <w:top w:val="none"/>
+              <w:left w:val="none"/>
+              <w:bottom w:val="none"/>
+              <w:right w:val="none"/>
+            </w:tcBorders>
+            <w:tcMar>
+              <w:top w:type="dxa" w:w="56"/>
+              <w:left w:type="dxa" w:w="40"/>
+              <w:bottom w:type="dxa" w:w="56"/>
+              <w:right w:type="dxa" w:w="150"/>
+            </w:tcMar>
+            <w:vAlign w:val="top"/>
+          </w:tcPr>
+          <w:p>
+            <w:pPr>
+              <w:spacing w:after="0" w:line="248" w:lineRule="auto"/>
+            </w:pPr>
+            <w:r>
+              <w:rPr>
+                <w:rFonts w:ascii="Calibri" w:cs="Calibri" w:eastAsia="Calibri" w:hAnsi="Calibri"/>
+                <w:b w:val="false"/>
+                <w:bCs w:val="false"/>
+                <w:i w:val="false"/>
+                <w:iCs w:val="false"/>
+                <w:color w:val="3A3A38"/>
+                <w:sz w:val="18"/>
+                <w:szCs w:val="18"/>
+              </w:rPr>
+              <w:t xml:space="preserve">Practice banner visible throughout; SAM asks whether it is real; a yes routes to normal reporting rather than writing a training-flagged report.</w:t>
+            </w:r>
+          </w:p>
+        </w:tc>
+      </w:tr>
+      <w:tr>
+        <w:trPr>
+          <w:cantSplit/>
+        </w:trPr>
+        <w:tc>
+          <w:tcPr>
+            <w:tcW w:type="dxa" w:w="850"/>
+            <w:tcBorders>
+              <w:top w:val="none"/>
+              <w:left w:val="none"/>
+              <w:bottom w:val="none"/>
+              <w:right w:val="none"/>
+            </w:tcBorders>
+            <w:tcMar>
+              <w:top w:type="dxa" w:w="56"/>
+              <w:left w:type="dxa" w:w="40"/>
+              <w:bottom w:type="dxa" w:w="56"/>
+              <w:right w:type="dxa" w:w="150"/>
+            </w:tcMar>
+            <w:vAlign w:val="top"/>
+          </w:tcPr>
+          <w:p>
+            <w:pPr>
+              <w:spacing w:after="0" w:line="248" w:lineRule="auto"/>
+            </w:pPr>
+            <w:r>
+              <w:rPr>
+                <w:rFonts w:ascii="Calibri" w:cs="Calibri" w:eastAsia="Calibri" w:hAnsi="Calibri"/>
+                <w:b w:val="false"/>
+                <w:bCs w:val="false"/>
+                <w:i w:val="false"/>
+                <w:iCs w:val="false"/>
+                <w:color w:val="3A3A38"/>
+                <w:sz w:val="18"/>
+                <w:szCs w:val="18"/>
+              </w:rPr>
+              <w:t xml:space="preserve">UAT-32</w:t>
+            </w:r>
+          </w:p>
+        </w:tc>
+        <w:tc>
+          <w:tcPr>
+            <w:tcW w:type="dxa" w:w="1050"/>
+            <w:tcBorders>
+              <w:top w:val="none"/>
+              <w:left w:val="none"/>
+              <w:bottom w:val="none"/>
+              <w:right w:val="none"/>
+            </w:tcBorders>
+            <w:tcMar>
+              <w:top w:type="dxa" w:w="56"/>
+              <w:left w:type="dxa" w:w="40"/>
+              <w:bottom w:type="dxa" w:w="56"/>
+              <w:right w:type="dxa" w:w="150"/>
+            </w:tcMar>
+            <w:vAlign w:val="top"/>
+          </w:tcPr>
+          <w:p>
+            <w:pPr>
+              <w:spacing w:after="0" w:line="248" w:lineRule="auto"/>
+            </w:pPr>
+            <w:r>
+              <w:rPr>
+                <w:rFonts w:ascii="Calibri" w:cs="Calibri" w:eastAsia="Calibri" w:hAnsi="Calibri"/>
+                <w:b w:val="false"/>
+                <w:bCs w:val="false"/>
+                <w:i w:val="false"/>
+                <w:iCs w:val="false"/>
+                <w:color w:val="3A3A38"/>
+                <w:sz w:val="18"/>
+                <w:szCs w:val="18"/>
+              </w:rPr>
+              <w:t xml:space="preserve">AC-24</w:t>
+            </w:r>
+          </w:p>
+        </w:tc>
+        <w:tc>
+          <w:tcPr>
+            <w:tcW w:type="dxa" w:w="3900"/>
+            <w:tcBorders>
+              <w:top w:val="none"/>
+              <w:left w:val="none"/>
+              <w:bottom w:val="none"/>
+              <w:right w:val="none"/>
+            </w:tcBorders>
+            <w:tcMar>
+              <w:top w:type="dxa" w:w="56"/>
+              <w:left w:type="dxa" w:w="40"/>
+              <w:bottom w:type="dxa" w:w="56"/>
+              <w:right w:type="dxa" w:w="150"/>
+            </w:tcMar>
+            <w:vAlign w:val="top"/>
+          </w:tcPr>
+          <w:p>
+            <w:pPr>
+              <w:spacing w:after="0" w:line="248" w:lineRule="auto"/>
+            </w:pPr>
+            <w:r>
+              <w:rPr>
+                <w:rFonts w:ascii="Calibri" w:cs="Calibri" w:eastAsia="Calibri" w:hAnsi="Calibri"/>
+                <w:b w:val="false"/>
+                <w:bCs w:val="false"/>
+                <w:i w:val="false"/>
+                <w:iCs w:val="false"/>
+                <w:color w:val="3A3A38"/>
+                <w:sz w:val="18"/>
+                <w:szCs w:val="18"/>
+              </w:rPr>
+              <w:t xml:space="preserve">Launch onboarding with the exclusion filter absent. (negative)</w:t>
+            </w:r>
+          </w:p>
+        </w:tc>
+        <w:tc>
+          <w:tcPr>
+            <w:tcW w:type="dxa" w:w="3848"/>
+            <w:tcBorders>
+              <w:top w:val="none"/>
+              <w:left w:val="none"/>
+              <w:bottom w:val="none"/>
+              <w:right w:val="none"/>
+            </w:tcBorders>
+            <w:tcMar>
+              <w:top w:type="dxa" w:w="56"/>
+              <w:left w:type="dxa" w:w="40"/>
+              <w:bottom w:type="dxa" w:w="56"/>
+              <w:right w:type="dxa" w:w="150"/>
+            </w:tcMar>
+            <w:vAlign w:val="top"/>
+          </w:tcPr>
+          <w:p>
+            <w:pPr>
+              <w:spacing w:after="0" w:line="248" w:lineRule="auto"/>
+            </w:pPr>
+            <w:r>
+              <w:rPr>
+                <w:rFonts w:ascii="Calibri" w:cs="Calibri" w:eastAsia="Calibri" w:hAnsi="Calibri"/>
+                <w:b w:val="false"/>
+                <w:bCs w:val="false"/>
+                <w:i w:val="false"/>
+                <w:iCs w:val="false"/>
+                <w:color w:val="3A3A38"/>
+                <w:sz w:val="18"/>
+                <w:szCs w:val="18"/>
+              </w:rPr>
+              <w:t xml:space="preserve">Refuses to start and reports why.</w:t>
+            </w:r>
+          </w:p>
+        </w:tc>
+      </w:tr>
+      <w:tr>
+        <w:trPr>
+          <w:cantSplit/>
+        </w:trPr>
+        <w:tc>
+          <w:tcPr>
+            <w:tcW w:type="dxa" w:w="850"/>
+            <w:tcBorders>
+              <w:top w:val="none"/>
+              <w:left w:val="none"/>
+              <w:bottom w:val="none"/>
+              <w:right w:val="none"/>
+            </w:tcBorders>
+            <w:tcMar>
+              <w:top w:type="dxa" w:w="56"/>
+              <w:left w:type="dxa" w:w="40"/>
+              <w:bottom w:type="dxa" w:w="56"/>
+              <w:right w:type="dxa" w:w="150"/>
+            </w:tcMar>
+            <w:vAlign w:val="top"/>
+          </w:tcPr>
+          <w:p>
+            <w:pPr>
+              <w:spacing w:after="0" w:line="248" w:lineRule="auto"/>
+            </w:pPr>
+            <w:r>
+              <w:rPr>
+                <w:rFonts w:ascii="Calibri" w:cs="Calibri" w:eastAsia="Calibri" w:hAnsi="Calibri"/>
+                <w:b w:val="false"/>
+                <w:bCs w:val="false"/>
+                <w:i w:val="false"/>
+                <w:iCs w:val="false"/>
+                <w:color w:val="3A3A38"/>
+                <w:sz w:val="18"/>
+                <w:szCs w:val="18"/>
+              </w:rPr>
+              <w:t xml:space="preserve">UAT-33</w:t>
+            </w:r>
+          </w:p>
+        </w:tc>
+        <w:tc>
+          <w:tcPr>
+            <w:tcW w:type="dxa" w:w="1050"/>
+            <w:tcBorders>
+              <w:top w:val="none"/>
+              <w:left w:val="none"/>
+              <w:bottom w:val="none"/>
+              <w:right w:val="none"/>
+            </w:tcBorders>
+            <w:tcMar>
+              <w:top w:type="dxa" w:w="56"/>
+              <w:left w:type="dxa" w:w="40"/>
+              <w:bottom w:type="dxa" w:w="56"/>
+              <w:right w:type="dxa" w:w="150"/>
+            </w:tcMar>
+            <w:vAlign w:val="top"/>
+          </w:tcPr>
+          <w:p>
+            <w:pPr>
+              <w:spacing w:after="0" w:line="248" w:lineRule="auto"/>
+            </w:pPr>
+            <w:r>
+              <w:rPr>
+                <w:rFonts w:ascii="Calibri" w:cs="Calibri" w:eastAsia="Calibri" w:hAnsi="Calibri"/>
+                <w:b w:val="false"/>
+                <w:bCs w:val="false"/>
+                <w:i w:val="false"/>
+                <w:iCs w:val="false"/>
+                <w:color w:val="3A3A38"/>
+                <w:sz w:val="18"/>
+                <w:szCs w:val="18"/>
+              </w:rPr>
+              <w:t xml:space="preserve">AC-06</w:t>
+            </w:r>
+          </w:p>
+        </w:tc>
+        <w:tc>
+          <w:tcPr>
+            <w:tcW w:type="dxa" w:w="3900"/>
+            <w:tcBorders>
+              <w:top w:val="none"/>
+              <w:left w:val="none"/>
+              <w:bottom w:val="none"/>
+              <w:right w:val="none"/>
+            </w:tcBorders>
+            <w:tcMar>
+              <w:top w:type="dxa" w:w="56"/>
+              <w:left w:type="dxa" w:w="40"/>
+              <w:bottom w:type="dxa" w:w="56"/>
+              <w:right w:type="dxa" w:w="150"/>
+            </w:tcMar>
+            <w:vAlign w:val="top"/>
+          </w:tcPr>
+          <w:p>
+            <w:pPr>
+              <w:spacing w:after="0" w:line="248" w:lineRule="auto"/>
+            </w:pPr>
+            <w:r>
+              <w:rPr>
+                <w:rFonts w:ascii="Calibri" w:cs="Calibri" w:eastAsia="Calibri" w:hAnsi="Calibri"/>
+                <w:b w:val="false"/>
+                <w:bCs w:val="false"/>
+                <w:i w:val="false"/>
+                <w:iCs w:val="false"/>
+                <w:color w:val="3A3A38"/>
+                <w:sz w:val="18"/>
+                <w:szCs w:val="18"/>
+              </w:rPr>
+              <w:t xml:space="preserve">Answer “I don’t know” to every follow-up question at the report step.</w:t>
+            </w:r>
+          </w:p>
+        </w:tc>
+        <w:tc>
+          <w:tcPr>
+            <w:tcW w:type="dxa" w:w="3848"/>
+            <w:tcBorders>
+              <w:top w:val="none"/>
+              <w:left w:val="none"/>
+              <w:bottom w:val="none"/>
+              <w:right w:val="none"/>
+            </w:tcBorders>
+            <w:tcMar>
+              <w:top w:type="dxa" w:w="56"/>
+              <w:left w:type="dxa" w:w="40"/>
+              <w:bottom w:type="dxa" w:w="56"/>
+              <w:right w:type="dxa" w:w="150"/>
+            </w:tcMar>
+            <w:vAlign w:val="top"/>
+          </w:tcPr>
+          <w:p>
+            <w:pPr>
+              <w:spacing w:after="0" w:line="248" w:lineRule="auto"/>
+            </w:pPr>
+            <w:r>
+              <w:rPr>
+                <w:rFonts w:ascii="Calibri" w:cs="Calibri" w:eastAsia="Calibri" w:hAnsi="Calibri"/>
+                <w:b w:val="false"/>
+                <w:bCs w:val="false"/>
+                <w:i w:val="false"/>
+                <w:iCs w:val="false"/>
+                <w:color w:val="3A3A38"/>
+                <w:sz w:val="18"/>
+                <w:szCs w:val="18"/>
+              </w:rPr>
+              <w:t xml:space="preserve">At most two follow-ups; the step advances; exactly one practice report.</w:t>
             </w:r>
           </w:p>
         </w:tc>
@@ -16975,6 +19446,1301 @@
                 <w:szCs w:val="18"/>
               </w:rPr>
               <w:t xml:space="preserve">Each tip lands where it is useful</w:t>
+            </w:r>
+          </w:p>
+        </w:tc>
+      </w:tr>
+      <w:tr>
+        <w:trPr>
+          <w:cantSplit/>
+        </w:trPr>
+        <w:tc>
+          <w:tcPr>
+            <w:tcW w:type="dxa" w:w="2600"/>
+            <w:tcBorders>
+              <w:top w:val="none"/>
+              <w:left w:val="none"/>
+              <w:bottom w:val="none"/>
+              <w:right w:val="none"/>
+            </w:tcBorders>
+            <w:tcMar>
+              <w:top w:type="dxa" w:w="56"/>
+              <w:left w:type="dxa" w:w="40"/>
+              <w:bottom w:type="dxa" w:w="56"/>
+              <w:right w:type="dxa" w:w="150"/>
+            </w:tcMar>
+            <w:vAlign w:val="top"/>
+          </w:tcPr>
+          <w:p>
+            <w:pPr>
+              <w:spacing w:after="0" w:line="248" w:lineRule="auto"/>
+            </w:pPr>
+            <w:r>
+              <w:rPr>
+                <w:rFonts w:ascii="Calibri" w:cs="Calibri" w:eastAsia="Calibri" w:hAnsi="Calibri"/>
+                <w:b w:val="false"/>
+                <w:bCs w:val="false"/>
+                <w:i w:val="false"/>
+                <w:iCs w:val="false"/>
+                <w:color w:val="3A3A38"/>
+                <w:sz w:val="18"/>
+                <w:szCs w:val="18"/>
+              </w:rPr>
+              <w:t xml:space="preserve">Microphone checked at first use</w:t>
+            </w:r>
+          </w:p>
+        </w:tc>
+        <w:tc>
+          <w:tcPr>
+            <w:tcW w:type="dxa" w:w="1150"/>
+            <w:tcBorders>
+              <w:top w:val="none"/>
+              <w:left w:val="none"/>
+              <w:bottom w:val="none"/>
+              <w:right w:val="none"/>
+            </w:tcBorders>
+            <w:tcMar>
+              <w:top w:type="dxa" w:w="56"/>
+              <w:left w:type="dxa" w:w="40"/>
+              <w:bottom w:type="dxa" w:w="56"/>
+              <w:right w:type="dxa" w:w="150"/>
+            </w:tcMar>
+            <w:vAlign w:val="top"/>
+          </w:tcPr>
+          <w:p>
+            <w:pPr>
+              <w:spacing w:after="0" w:line="248" w:lineRule="auto"/>
+            </w:pPr>
+            <w:r>
+              <w:rPr>
+                <w:rFonts w:ascii="Calibri" w:cs="Calibri" w:eastAsia="Calibri" w:hAnsi="Calibri"/>
+                <w:b w:val="false"/>
+                <w:bCs w:val="false"/>
+                <w:i w:val="false"/>
+                <w:iCs w:val="false"/>
+                <w:color w:val="3A3A38"/>
+                <w:sz w:val="18"/>
+                <w:szCs w:val="18"/>
+              </w:rPr>
+              <w:t xml:space="preserve">FR-26</w:t>
+            </w:r>
+          </w:p>
+        </w:tc>
+        <w:tc>
+          <w:tcPr>
+            <w:tcW w:type="dxa" w:w="1150"/>
+            <w:tcBorders>
+              <w:top w:val="none"/>
+              <w:left w:val="none"/>
+              <w:bottom w:val="none"/>
+              <w:right w:val="none"/>
+            </w:tcBorders>
+            <w:tcMar>
+              <w:top w:type="dxa" w:w="56"/>
+              <w:left w:type="dxa" w:w="40"/>
+              <w:bottom w:type="dxa" w:w="56"/>
+              <w:right w:type="dxa" w:w="150"/>
+            </w:tcMar>
+            <w:vAlign w:val="top"/>
+          </w:tcPr>
+          <w:p>
+            <w:pPr>
+              <w:spacing w:after="0" w:line="248" w:lineRule="auto"/>
+            </w:pPr>
+            <w:r>
+              <w:rPr>
+                <w:rFonts w:ascii="Calibri" w:cs="Calibri" w:eastAsia="Calibri" w:hAnsi="Calibri"/>
+                <w:b w:val="false"/>
+                <w:bCs w:val="false"/>
+                <w:i w:val="false"/>
+                <w:iCs w:val="false"/>
+                <w:color w:val="3A3A38"/>
+                <w:sz w:val="18"/>
+                <w:szCs w:val="18"/>
+              </w:rPr>
+              <w:t xml:space="preserve">AC-20</w:t>
+            </w:r>
+          </w:p>
+        </w:tc>
+        <w:tc>
+          <w:tcPr>
+            <w:tcW w:type="dxa" w:w="1350"/>
+            <w:tcBorders>
+              <w:top w:val="none"/>
+              <w:left w:val="none"/>
+              <w:bottom w:val="none"/>
+              <w:right w:val="none"/>
+            </w:tcBorders>
+            <w:tcMar>
+              <w:top w:type="dxa" w:w="56"/>
+              <w:left w:type="dxa" w:w="40"/>
+              <w:bottom w:type="dxa" w:w="56"/>
+              <w:right w:type="dxa" w:w="150"/>
+            </w:tcMar>
+            <w:vAlign w:val="top"/>
+          </w:tcPr>
+          <w:p>
+            <w:pPr>
+              <w:spacing w:after="0" w:line="248" w:lineRule="auto"/>
+            </w:pPr>
+            <w:r>
+              <w:rPr>
+                <w:rFonts w:ascii="Calibri" w:cs="Calibri" w:eastAsia="Calibri" w:hAnsi="Calibri"/>
+                <w:b w:val="false"/>
+                <w:bCs w:val="false"/>
+                <w:i w:val="false"/>
+                <w:iCs w:val="false"/>
+                <w:color w:val="3A3A38"/>
+                <w:sz w:val="18"/>
+                <w:szCs w:val="18"/>
+              </w:rPr>
+              <w:t xml:space="preserve">UAT-29</w:t>
+            </w:r>
+          </w:p>
+        </w:tc>
+        <w:tc>
+          <w:tcPr>
+            <w:tcW w:type="dxa" w:w="3398"/>
+            <w:tcBorders>
+              <w:top w:val="none"/>
+              <w:left w:val="none"/>
+              <w:bottom w:val="none"/>
+              <w:right w:val="none"/>
+            </w:tcBorders>
+            <w:tcMar>
+              <w:top w:type="dxa" w:w="56"/>
+              <w:left w:type="dxa" w:w="40"/>
+              <w:bottom w:type="dxa" w:w="56"/>
+              <w:right w:type="dxa" w:w="150"/>
+            </w:tcMar>
+            <w:vAlign w:val="top"/>
+          </w:tcPr>
+          <w:p>
+            <w:pPr>
+              <w:spacing w:after="0" w:line="248" w:lineRule="auto"/>
+            </w:pPr>
+            <w:r>
+              <w:rPr>
+                <w:rFonts w:ascii="Calibri" w:cs="Calibri" w:eastAsia="Calibri" w:hAnsi="Calibri"/>
+                <w:b w:val="false"/>
+                <w:bCs w:val="false"/>
+                <w:i w:val="false"/>
+                <w:iCs w:val="false"/>
+                <w:color w:val="3A3A38"/>
+                <w:sz w:val="18"/>
+                <w:szCs w:val="18"/>
+              </w:rPr>
+              <w:t xml:space="preserve">Returned to the gate, not left retrying</w:t>
+            </w:r>
+          </w:p>
+        </w:tc>
+      </w:tr>
+      <w:tr>
+        <w:trPr>
+          <w:cantSplit/>
+        </w:trPr>
+        <w:tc>
+          <w:tcPr>
+            <w:tcW w:type="dxa" w:w="2600"/>
+            <w:tcBorders>
+              <w:top w:val="none"/>
+              <w:left w:val="none"/>
+              <w:bottom w:val="none"/>
+              <w:right w:val="none"/>
+            </w:tcBorders>
+            <w:tcMar>
+              <w:top w:type="dxa" w:w="56"/>
+              <w:left w:type="dxa" w:w="40"/>
+              <w:bottom w:type="dxa" w:w="56"/>
+              <w:right w:type="dxa" w:w="150"/>
+            </w:tcMar>
+            <w:vAlign w:val="top"/>
+          </w:tcPr>
+          <w:p>
+            <w:pPr>
+              <w:spacing w:after="0" w:line="248" w:lineRule="auto"/>
+            </w:pPr>
+            <w:r>
+              <w:rPr>
+                <w:rFonts w:ascii="Calibri" w:cs="Calibri" w:eastAsia="Calibri" w:hAnsi="Calibri"/>
+                <w:b w:val="false"/>
+                <w:bCs w:val="false"/>
+                <w:i w:val="false"/>
+                <w:iCs w:val="false"/>
+                <w:color w:val="3A3A38"/>
+                <w:sz w:val="18"/>
+                <w:szCs w:val="18"/>
+              </w:rPr>
+              <w:t xml:space="preserve">No NFC hardware</w:t>
+            </w:r>
+          </w:p>
+        </w:tc>
+        <w:tc>
+          <w:tcPr>
+            <w:tcW w:type="dxa" w:w="1150"/>
+            <w:tcBorders>
+              <w:top w:val="none"/>
+              <w:left w:val="none"/>
+              <w:bottom w:val="none"/>
+              <w:right w:val="none"/>
+            </w:tcBorders>
+            <w:tcMar>
+              <w:top w:type="dxa" w:w="56"/>
+              <w:left w:type="dxa" w:w="40"/>
+              <w:bottom w:type="dxa" w:w="56"/>
+              <w:right w:type="dxa" w:w="150"/>
+            </w:tcMar>
+            <w:vAlign w:val="top"/>
+          </w:tcPr>
+          <w:p>
+            <w:pPr>
+              <w:spacing w:after="0" w:line="248" w:lineRule="auto"/>
+            </w:pPr>
+            <w:r>
+              <w:rPr>
+                <w:rFonts w:ascii="Calibri" w:cs="Calibri" w:eastAsia="Calibri" w:hAnsi="Calibri"/>
+                <w:b w:val="false"/>
+                <w:bCs w:val="false"/>
+                <w:i w:val="false"/>
+                <w:iCs w:val="false"/>
+                <w:color w:val="3A3A38"/>
+                <w:sz w:val="18"/>
+                <w:szCs w:val="18"/>
+              </w:rPr>
+              <w:t xml:space="preserve">FR-27</w:t>
+            </w:r>
+          </w:p>
+        </w:tc>
+        <w:tc>
+          <w:tcPr>
+            <w:tcW w:type="dxa" w:w="1150"/>
+            <w:tcBorders>
+              <w:top w:val="none"/>
+              <w:left w:val="none"/>
+              <w:bottom w:val="none"/>
+              <w:right w:val="none"/>
+            </w:tcBorders>
+            <w:tcMar>
+              <w:top w:type="dxa" w:w="56"/>
+              <w:left w:type="dxa" w:w="40"/>
+              <w:bottom w:type="dxa" w:w="56"/>
+              <w:right w:type="dxa" w:w="150"/>
+            </w:tcMar>
+            <w:vAlign w:val="top"/>
+          </w:tcPr>
+          <w:p>
+            <w:pPr>
+              <w:spacing w:after="0" w:line="248" w:lineRule="auto"/>
+            </w:pPr>
+            <w:r>
+              <w:rPr>
+                <w:rFonts w:ascii="Calibri" w:cs="Calibri" w:eastAsia="Calibri" w:hAnsi="Calibri"/>
+                <w:b w:val="false"/>
+                <w:bCs w:val="false"/>
+                <w:i w:val="false"/>
+                <w:iCs w:val="false"/>
+                <w:color w:val="3A3A38"/>
+                <w:sz w:val="18"/>
+                <w:szCs w:val="18"/>
+              </w:rPr>
+              <w:t xml:space="preserve">AC-21</w:t>
+            </w:r>
+          </w:p>
+        </w:tc>
+        <w:tc>
+          <w:tcPr>
+            <w:tcW w:type="dxa" w:w="1350"/>
+            <w:tcBorders>
+              <w:top w:val="none"/>
+              <w:left w:val="none"/>
+              <w:bottom w:val="none"/>
+              <w:right w:val="none"/>
+            </w:tcBorders>
+            <w:tcMar>
+              <w:top w:type="dxa" w:w="56"/>
+              <w:left w:type="dxa" w:w="40"/>
+              <w:bottom w:type="dxa" w:w="56"/>
+              <w:right w:type="dxa" w:w="150"/>
+            </w:tcMar>
+            <w:vAlign w:val="top"/>
+          </w:tcPr>
+          <w:p>
+            <w:pPr>
+              <w:spacing w:after="0" w:line="248" w:lineRule="auto"/>
+            </w:pPr>
+            <w:r>
+              <w:rPr>
+                <w:rFonts w:ascii="Calibri" w:cs="Calibri" w:eastAsia="Calibri" w:hAnsi="Calibri"/>
+                <w:b w:val="false"/>
+                <w:bCs w:val="false"/>
+                <w:i w:val="false"/>
+                <w:iCs w:val="false"/>
+                <w:color w:val="3A3A38"/>
+                <w:sz w:val="18"/>
+                <w:szCs w:val="18"/>
+              </w:rPr>
+              <w:t xml:space="preserve">UAT-28</w:t>
+            </w:r>
+          </w:p>
+        </w:tc>
+        <w:tc>
+          <w:tcPr>
+            <w:tcW w:type="dxa" w:w="3398"/>
+            <w:tcBorders>
+              <w:top w:val="none"/>
+              <w:left w:val="none"/>
+              <w:bottom w:val="none"/>
+              <w:right w:val="none"/>
+            </w:tcBorders>
+            <w:tcMar>
+              <w:top w:type="dxa" w:w="56"/>
+              <w:left w:type="dxa" w:w="40"/>
+              <w:bottom w:type="dxa" w:w="56"/>
+              <w:right w:type="dxa" w:w="150"/>
+            </w:tcMar>
+            <w:vAlign w:val="top"/>
+          </w:tcPr>
+          <w:p>
+            <w:pPr>
+              <w:spacing w:after="0" w:line="248" w:lineRule="auto"/>
+            </w:pPr>
+            <w:r>
+              <w:rPr>
+                <w:rFonts w:ascii="Calibri" w:cs="Calibri" w:eastAsia="Calibri" w:hAnsi="Calibri"/>
+                <w:b w:val="false"/>
+                <w:bCs w:val="false"/>
+                <w:i w:val="false"/>
+                <w:iCs w:val="false"/>
+                <w:color w:val="3A3A38"/>
+                <w:sz w:val="18"/>
+                <w:szCs w:val="18"/>
+              </w:rPr>
+              <w:t xml:space="preserve">Gate skipped, not a support screen</w:t>
+            </w:r>
+          </w:p>
+        </w:tc>
+      </w:tr>
+      <w:tr>
+        <w:trPr>
+          <w:cantSplit/>
+        </w:trPr>
+        <w:tc>
+          <w:tcPr>
+            <w:tcW w:type="dxa" w:w="2600"/>
+            <w:tcBorders>
+              <w:top w:val="none"/>
+              <w:left w:val="none"/>
+              <w:bottom w:val="none"/>
+              <w:right w:val="none"/>
+            </w:tcBorders>
+            <w:tcMar>
+              <w:top w:type="dxa" w:w="56"/>
+              <w:left w:type="dxa" w:w="40"/>
+              <w:bottom w:type="dxa" w:w="56"/>
+              <w:right w:type="dxa" w:w="150"/>
+            </w:tcMar>
+            <w:vAlign w:val="top"/>
+          </w:tcPr>
+          <w:p>
+            <w:pPr>
+              <w:spacing w:after="0" w:line="248" w:lineRule="auto"/>
+            </w:pPr>
+            <w:r>
+              <w:rPr>
+                <w:rFonts w:ascii="Calibri" w:cs="Calibri" w:eastAsia="Calibri" w:hAnsi="Calibri"/>
+                <w:b w:val="false"/>
+                <w:bCs w:val="false"/>
+                <w:i w:val="false"/>
+                <w:iCs w:val="false"/>
+                <w:color w:val="3A3A38"/>
+                <w:sz w:val="18"/>
+                <w:szCs w:val="18"/>
+              </w:rPr>
+              <w:t xml:space="preserve">Retry floor and release</w:t>
+            </w:r>
+          </w:p>
+        </w:tc>
+        <w:tc>
+          <w:tcPr>
+            <w:tcW w:type="dxa" w:w="1150"/>
+            <w:tcBorders>
+              <w:top w:val="none"/>
+              <w:left w:val="none"/>
+              <w:bottom w:val="none"/>
+              <w:right w:val="none"/>
+            </w:tcBorders>
+            <w:tcMar>
+              <w:top w:type="dxa" w:w="56"/>
+              <w:left w:type="dxa" w:w="40"/>
+              <w:bottom w:type="dxa" w:w="56"/>
+              <w:right w:type="dxa" w:w="150"/>
+            </w:tcMar>
+            <w:vAlign w:val="top"/>
+          </w:tcPr>
+          <w:p>
+            <w:pPr>
+              <w:spacing w:after="0" w:line="248" w:lineRule="auto"/>
+            </w:pPr>
+            <w:r>
+              <w:rPr>
+                <w:rFonts w:ascii="Calibri" w:cs="Calibri" w:eastAsia="Calibri" w:hAnsi="Calibri"/>
+                <w:b w:val="false"/>
+                <w:bCs w:val="false"/>
+                <w:i w:val="false"/>
+                <w:iCs w:val="false"/>
+                <w:color w:val="3A3A38"/>
+                <w:sz w:val="18"/>
+                <w:szCs w:val="18"/>
+              </w:rPr>
+              <w:t xml:space="preserve">FR-28</w:t>
+            </w:r>
+          </w:p>
+        </w:tc>
+        <w:tc>
+          <w:tcPr>
+            <w:tcW w:type="dxa" w:w="1150"/>
+            <w:tcBorders>
+              <w:top w:val="none"/>
+              <w:left w:val="none"/>
+              <w:bottom w:val="none"/>
+              <w:right w:val="none"/>
+            </w:tcBorders>
+            <w:tcMar>
+              <w:top w:type="dxa" w:w="56"/>
+              <w:left w:type="dxa" w:w="40"/>
+              <w:bottom w:type="dxa" w:w="56"/>
+              <w:right w:type="dxa" w:w="150"/>
+            </w:tcMar>
+            <w:vAlign w:val="top"/>
+          </w:tcPr>
+          <w:p>
+            <w:pPr>
+              <w:spacing w:after="0" w:line="248" w:lineRule="auto"/>
+            </w:pPr>
+            <w:r>
+              <w:rPr>
+                <w:rFonts w:ascii="Calibri" w:cs="Calibri" w:eastAsia="Calibri" w:hAnsi="Calibri"/>
+                <w:b w:val="false"/>
+                <w:bCs w:val="false"/>
+                <w:i w:val="false"/>
+                <w:iCs w:val="false"/>
+                <w:color w:val="3A3A38"/>
+                <w:sz w:val="18"/>
+                <w:szCs w:val="18"/>
+              </w:rPr>
+              <w:t xml:space="preserve">AC-22</w:t>
+            </w:r>
+          </w:p>
+        </w:tc>
+        <w:tc>
+          <w:tcPr>
+            <w:tcW w:type="dxa" w:w="1350"/>
+            <w:tcBorders>
+              <w:top w:val="none"/>
+              <w:left w:val="none"/>
+              <w:bottom w:val="none"/>
+              <w:right w:val="none"/>
+            </w:tcBorders>
+            <w:tcMar>
+              <w:top w:type="dxa" w:w="56"/>
+              <w:left w:type="dxa" w:w="40"/>
+              <w:bottom w:type="dxa" w:w="56"/>
+              <w:right w:type="dxa" w:w="150"/>
+            </w:tcMar>
+            <w:vAlign w:val="top"/>
+          </w:tcPr>
+          <w:p>
+            <w:pPr>
+              <w:spacing w:after="0" w:line="248" w:lineRule="auto"/>
+            </w:pPr>
+            <w:r>
+              <w:rPr>
+                <w:rFonts w:ascii="Calibri" w:cs="Calibri" w:eastAsia="Calibri" w:hAnsi="Calibri"/>
+                <w:b w:val="false"/>
+                <w:bCs w:val="false"/>
+                <w:i w:val="false"/>
+                <w:iCs w:val="false"/>
+                <w:color w:val="3A3A38"/>
+                <w:sz w:val="18"/>
+                <w:szCs w:val="18"/>
+              </w:rPr>
+              <w:t xml:space="preserve">UAT-30</w:t>
+            </w:r>
+          </w:p>
+        </w:tc>
+        <w:tc>
+          <w:tcPr>
+            <w:tcW w:type="dxa" w:w="3398"/>
+            <w:tcBorders>
+              <w:top w:val="none"/>
+              <w:left w:val="none"/>
+              <w:bottom w:val="none"/>
+              <w:right w:val="none"/>
+            </w:tcBorders>
+            <w:tcMar>
+              <w:top w:type="dxa" w:w="56"/>
+              <w:left w:type="dxa" w:w="40"/>
+              <w:bottom w:type="dxa" w:w="56"/>
+              <w:right w:type="dxa" w:w="150"/>
+            </w:tcMar>
+            <w:vAlign w:val="top"/>
+          </w:tcPr>
+          <w:p>
+            <w:pPr>
+              <w:spacing w:after="0" w:line="248" w:lineRule="auto"/>
+            </w:pPr>
+            <w:r>
+              <w:rPr>
+                <w:rFonts w:ascii="Calibri" w:cs="Calibri" w:eastAsia="Calibri" w:hAnsi="Calibri"/>
+                <w:b w:val="false"/>
+                <w:bCs w:val="false"/>
+                <w:i w:val="false"/>
+                <w:iCs w:val="false"/>
+                <w:color w:val="3A3A38"/>
+                <w:sz w:val="18"/>
+                <w:szCs w:val="18"/>
+              </w:rPr>
+              <w:t xml:space="preserve">Typing offered; never trapped</w:t>
+            </w:r>
+          </w:p>
+        </w:tc>
+      </w:tr>
+      <w:tr>
+        <w:trPr>
+          <w:cantSplit/>
+        </w:trPr>
+        <w:tc>
+          <w:tcPr>
+            <w:tcW w:type="dxa" w:w="2600"/>
+            <w:tcBorders>
+              <w:top w:val="none"/>
+              <w:left w:val="none"/>
+              <w:bottom w:val="none"/>
+              <w:right w:val="none"/>
+            </w:tcBorders>
+            <w:tcMar>
+              <w:top w:type="dxa" w:w="56"/>
+              <w:left w:type="dxa" w:w="40"/>
+              <w:bottom w:type="dxa" w:w="56"/>
+              <w:right w:type="dxa" w:w="150"/>
+            </w:tcMar>
+            <w:vAlign w:val="top"/>
+          </w:tcPr>
+          <w:p>
+            <w:pPr>
+              <w:spacing w:after="0" w:line="248" w:lineRule="auto"/>
+            </w:pPr>
+            <w:r>
+              <w:rPr>
+                <w:rFonts w:ascii="Calibri" w:cs="Calibri" w:eastAsia="Calibri" w:hAnsi="Calibri"/>
+                <w:b w:val="false"/>
+                <w:bCs w:val="false"/>
+                <w:i w:val="false"/>
+                <w:iCs w:val="false"/>
+                <w:color w:val="3A3A38"/>
+                <w:sz w:val="18"/>
+                <w:szCs w:val="18"/>
+              </w:rPr>
+              <w:t xml:space="preserve">Real incident inside practice</w:t>
+            </w:r>
+          </w:p>
+        </w:tc>
+        <w:tc>
+          <w:tcPr>
+            <w:tcW w:type="dxa" w:w="1150"/>
+            <w:tcBorders>
+              <w:top w:val="none"/>
+              <w:left w:val="none"/>
+              <w:bottom w:val="none"/>
+              <w:right w:val="none"/>
+            </w:tcBorders>
+            <w:tcMar>
+              <w:top w:type="dxa" w:w="56"/>
+              <w:left w:type="dxa" w:w="40"/>
+              <w:bottom w:type="dxa" w:w="56"/>
+              <w:right w:type="dxa" w:w="150"/>
+            </w:tcMar>
+            <w:vAlign w:val="top"/>
+          </w:tcPr>
+          <w:p>
+            <w:pPr>
+              <w:spacing w:after="0" w:line="248" w:lineRule="auto"/>
+            </w:pPr>
+            <w:r>
+              <w:rPr>
+                <w:rFonts w:ascii="Calibri" w:cs="Calibri" w:eastAsia="Calibri" w:hAnsi="Calibri"/>
+                <w:b w:val="false"/>
+                <w:bCs w:val="false"/>
+                <w:i w:val="false"/>
+                <w:iCs w:val="false"/>
+                <w:color w:val="3A3A38"/>
+                <w:sz w:val="18"/>
+                <w:szCs w:val="18"/>
+              </w:rPr>
+              <w:t xml:space="preserve">FR-29</w:t>
+            </w:r>
+          </w:p>
+        </w:tc>
+        <w:tc>
+          <w:tcPr>
+            <w:tcW w:type="dxa" w:w="1150"/>
+            <w:tcBorders>
+              <w:top w:val="none"/>
+              <w:left w:val="none"/>
+              <w:bottom w:val="none"/>
+              <w:right w:val="none"/>
+            </w:tcBorders>
+            <w:tcMar>
+              <w:top w:type="dxa" w:w="56"/>
+              <w:left w:type="dxa" w:w="40"/>
+              <w:bottom w:type="dxa" w:w="56"/>
+              <w:right w:type="dxa" w:w="150"/>
+            </w:tcMar>
+            <w:vAlign w:val="top"/>
+          </w:tcPr>
+          <w:p>
+            <w:pPr>
+              <w:spacing w:after="0" w:line="248" w:lineRule="auto"/>
+            </w:pPr>
+            <w:r>
+              <w:rPr>
+                <w:rFonts w:ascii="Calibri" w:cs="Calibri" w:eastAsia="Calibri" w:hAnsi="Calibri"/>
+                <w:b w:val="false"/>
+                <w:bCs w:val="false"/>
+                <w:i w:val="false"/>
+                <w:iCs w:val="false"/>
+                <w:color w:val="3A3A38"/>
+                <w:sz w:val="18"/>
+                <w:szCs w:val="18"/>
+              </w:rPr>
+              <w:t xml:space="preserve">AC-23</w:t>
+            </w:r>
+          </w:p>
+        </w:tc>
+        <w:tc>
+          <w:tcPr>
+            <w:tcW w:type="dxa" w:w="1350"/>
+            <w:tcBorders>
+              <w:top w:val="none"/>
+              <w:left w:val="none"/>
+              <w:bottom w:val="none"/>
+              <w:right w:val="none"/>
+            </w:tcBorders>
+            <w:tcMar>
+              <w:top w:type="dxa" w:w="56"/>
+              <w:left w:type="dxa" w:w="40"/>
+              <w:bottom w:type="dxa" w:w="56"/>
+              <w:right w:type="dxa" w:w="150"/>
+            </w:tcMar>
+            <w:vAlign w:val="top"/>
+          </w:tcPr>
+          <w:p>
+            <w:pPr>
+              <w:spacing w:after="0" w:line="248" w:lineRule="auto"/>
+            </w:pPr>
+            <w:r>
+              <w:rPr>
+                <w:rFonts w:ascii="Calibri" w:cs="Calibri" w:eastAsia="Calibri" w:hAnsi="Calibri"/>
+                <w:b w:val="false"/>
+                <w:bCs w:val="false"/>
+                <w:i w:val="false"/>
+                <w:iCs w:val="false"/>
+                <w:color w:val="3A3A38"/>
+                <w:sz w:val="18"/>
+                <w:szCs w:val="18"/>
+              </w:rPr>
+              <w:t xml:space="preserve">UAT-31</w:t>
+            </w:r>
+          </w:p>
+        </w:tc>
+        <w:tc>
+          <w:tcPr>
+            <w:tcW w:type="dxa" w:w="3398"/>
+            <w:tcBorders>
+              <w:top w:val="none"/>
+              <w:left w:val="none"/>
+              <w:bottom w:val="none"/>
+              <w:right w:val="none"/>
+            </w:tcBorders>
+            <w:tcMar>
+              <w:top w:type="dxa" w:w="56"/>
+              <w:left w:type="dxa" w:w="40"/>
+              <w:bottom w:type="dxa" w:w="56"/>
+              <w:right w:type="dxa" w:w="150"/>
+            </w:tcMar>
+            <w:vAlign w:val="top"/>
+          </w:tcPr>
+          <w:p>
+            <w:pPr>
+              <w:spacing w:after="0" w:line="248" w:lineRule="auto"/>
+            </w:pPr>
+            <w:r>
+              <w:rPr>
+                <w:rFonts w:ascii="Calibri" w:cs="Calibri" w:eastAsia="Calibri" w:hAnsi="Calibri"/>
+                <w:b w:val="false"/>
+                <w:bCs w:val="false"/>
+                <w:i w:val="false"/>
+                <w:iCs w:val="false"/>
+                <w:color w:val="3A3A38"/>
+                <w:sz w:val="18"/>
+                <w:szCs w:val="18"/>
+              </w:rPr>
+              <w:t xml:space="preserve">Asked before writing; routed out</w:t>
+            </w:r>
+          </w:p>
+        </w:tc>
+      </w:tr>
+      <w:tr>
+        <w:trPr>
+          <w:cantSplit/>
+        </w:trPr>
+        <w:tc>
+          <w:tcPr>
+            <w:tcW w:type="dxa" w:w="2600"/>
+            <w:tcBorders>
+              <w:top w:val="none"/>
+              <w:left w:val="none"/>
+              <w:bottom w:val="none"/>
+              <w:right w:val="none"/>
+            </w:tcBorders>
+            <w:tcMar>
+              <w:top w:type="dxa" w:w="56"/>
+              <w:left w:type="dxa" w:w="40"/>
+              <w:bottom w:type="dxa" w:w="56"/>
+              <w:right w:type="dxa" w:w="150"/>
+            </w:tcMar>
+            <w:vAlign w:val="top"/>
+          </w:tcPr>
+          <w:p>
+            <w:pPr>
+              <w:spacing w:after="0" w:line="248" w:lineRule="auto"/>
+            </w:pPr>
+            <w:r>
+              <w:rPr>
+                <w:rFonts w:ascii="Calibri" w:cs="Calibri" w:eastAsia="Calibri" w:hAnsi="Calibri"/>
+                <w:b w:val="false"/>
+                <w:bCs w:val="false"/>
+                <w:i w:val="false"/>
+                <w:iCs w:val="false"/>
+                <w:color w:val="3A3A38"/>
+                <w:sz w:val="18"/>
+                <w:szCs w:val="18"/>
+              </w:rPr>
+              <w:t xml:space="preserve">Launch blocked without the filter</w:t>
+            </w:r>
+          </w:p>
+        </w:tc>
+        <w:tc>
+          <w:tcPr>
+            <w:tcW w:type="dxa" w:w="1150"/>
+            <w:tcBorders>
+              <w:top w:val="none"/>
+              <w:left w:val="none"/>
+              <w:bottom w:val="none"/>
+              <w:right w:val="none"/>
+            </w:tcBorders>
+            <w:tcMar>
+              <w:top w:type="dxa" w:w="56"/>
+              <w:left w:type="dxa" w:w="40"/>
+              <w:bottom w:type="dxa" w:w="56"/>
+              <w:right w:type="dxa" w:w="150"/>
+            </w:tcMar>
+            <w:vAlign w:val="top"/>
+          </w:tcPr>
+          <w:p>
+            <w:pPr>
+              <w:spacing w:after="0" w:line="248" w:lineRule="auto"/>
+            </w:pPr>
+            <w:r>
+              <w:rPr>
+                <w:rFonts w:ascii="Calibri" w:cs="Calibri" w:eastAsia="Calibri" w:hAnsi="Calibri"/>
+                <w:b w:val="false"/>
+                <w:bCs w:val="false"/>
+                <w:i w:val="false"/>
+                <w:iCs w:val="false"/>
+                <w:color w:val="3A3A38"/>
+                <w:sz w:val="18"/>
+                <w:szCs w:val="18"/>
+              </w:rPr>
+              <w:t xml:space="preserve">FR-30</w:t>
+            </w:r>
+          </w:p>
+        </w:tc>
+        <w:tc>
+          <w:tcPr>
+            <w:tcW w:type="dxa" w:w="1150"/>
+            <w:tcBorders>
+              <w:top w:val="none"/>
+              <w:left w:val="none"/>
+              <w:bottom w:val="none"/>
+              <w:right w:val="none"/>
+            </w:tcBorders>
+            <w:tcMar>
+              <w:top w:type="dxa" w:w="56"/>
+              <w:left w:type="dxa" w:w="40"/>
+              <w:bottom w:type="dxa" w:w="56"/>
+              <w:right w:type="dxa" w:w="150"/>
+            </w:tcMar>
+            <w:vAlign w:val="top"/>
+          </w:tcPr>
+          <w:p>
+            <w:pPr>
+              <w:spacing w:after="0" w:line="248" w:lineRule="auto"/>
+            </w:pPr>
+            <w:r>
+              <w:rPr>
+                <w:rFonts w:ascii="Calibri" w:cs="Calibri" w:eastAsia="Calibri" w:hAnsi="Calibri"/>
+                <w:b w:val="false"/>
+                <w:bCs w:val="false"/>
+                <w:i w:val="false"/>
+                <w:iCs w:val="false"/>
+                <w:color w:val="3A3A38"/>
+                <w:sz w:val="18"/>
+                <w:szCs w:val="18"/>
+              </w:rPr>
+              <w:t xml:space="preserve">AC-24</w:t>
+            </w:r>
+          </w:p>
+        </w:tc>
+        <w:tc>
+          <w:tcPr>
+            <w:tcW w:type="dxa" w:w="1350"/>
+            <w:tcBorders>
+              <w:top w:val="none"/>
+              <w:left w:val="none"/>
+              <w:bottom w:val="none"/>
+              <w:right w:val="none"/>
+            </w:tcBorders>
+            <w:tcMar>
+              <w:top w:type="dxa" w:w="56"/>
+              <w:left w:type="dxa" w:w="40"/>
+              <w:bottom w:type="dxa" w:w="56"/>
+              <w:right w:type="dxa" w:w="150"/>
+            </w:tcMar>
+            <w:vAlign w:val="top"/>
+          </w:tcPr>
+          <w:p>
+            <w:pPr>
+              <w:spacing w:after="0" w:line="248" w:lineRule="auto"/>
+            </w:pPr>
+            <w:r>
+              <w:rPr>
+                <w:rFonts w:ascii="Calibri" w:cs="Calibri" w:eastAsia="Calibri" w:hAnsi="Calibri"/>
+                <w:b w:val="false"/>
+                <w:bCs w:val="false"/>
+                <w:i w:val="false"/>
+                <w:iCs w:val="false"/>
+                <w:color w:val="3A3A38"/>
+                <w:sz w:val="18"/>
+                <w:szCs w:val="18"/>
+              </w:rPr>
+              <w:t xml:space="preserve">UAT-32</w:t>
+            </w:r>
+          </w:p>
+        </w:tc>
+        <w:tc>
+          <w:tcPr>
+            <w:tcW w:type="dxa" w:w="3398"/>
+            <w:tcBorders>
+              <w:top w:val="none"/>
+              <w:left w:val="none"/>
+              <w:bottom w:val="none"/>
+              <w:right w:val="none"/>
+            </w:tcBorders>
+            <w:tcMar>
+              <w:top w:type="dxa" w:w="56"/>
+              <w:left w:type="dxa" w:w="40"/>
+              <w:bottom w:type="dxa" w:w="56"/>
+              <w:right w:type="dxa" w:w="150"/>
+            </w:tcMar>
+            <w:vAlign w:val="top"/>
+          </w:tcPr>
+          <w:p>
+            <w:pPr>
+              <w:spacing w:after="0" w:line="248" w:lineRule="auto"/>
+            </w:pPr>
+            <w:r>
+              <w:rPr>
+                <w:rFonts w:ascii="Calibri" w:cs="Calibri" w:eastAsia="Calibri" w:hAnsi="Calibri"/>
+                <w:b w:val="false"/>
+                <w:bCs w:val="false"/>
+                <w:i w:val="false"/>
+                <w:iCs w:val="false"/>
+                <w:color w:val="3A3A38"/>
+                <w:sz w:val="18"/>
+                <w:szCs w:val="18"/>
+              </w:rPr>
+              <w:t xml:space="preserve">Refuses to start</w:t>
+            </w:r>
+          </w:p>
+        </w:tc>
+      </w:tr>
+      <w:tr>
+        <w:trPr>
+          <w:cantSplit/>
+        </w:trPr>
+        <w:tc>
+          <w:tcPr>
+            <w:tcW w:type="dxa" w:w="2600"/>
+            <w:tcBorders>
+              <w:top w:val="none"/>
+              <w:left w:val="none"/>
+              <w:bottom w:val="none"/>
+              <w:right w:val="none"/>
+            </w:tcBorders>
+            <w:tcMar>
+              <w:top w:type="dxa" w:w="56"/>
+              <w:left w:type="dxa" w:w="40"/>
+              <w:bottom w:type="dxa" w:w="56"/>
+              <w:right w:type="dxa" w:w="150"/>
+            </w:tcMar>
+            <w:vAlign w:val="top"/>
+          </w:tcPr>
+          <w:p>
+            <w:pPr>
+              <w:spacing w:after="0" w:line="248" w:lineRule="auto"/>
+            </w:pPr>
+            <w:r>
+              <w:rPr>
+                <w:rFonts w:ascii="Calibri" w:cs="Calibri" w:eastAsia="Calibri" w:hAnsi="Calibri"/>
+                <w:b w:val="false"/>
+                <w:bCs w:val="false"/>
+                <w:i w:val="false"/>
+                <w:iCs w:val="false"/>
+                <w:color w:val="3A3A38"/>
+                <w:sz w:val="18"/>
+                <w:szCs w:val="18"/>
+              </w:rPr>
+              <w:t xml:space="preserve">Monitoring transparency</w:t>
+            </w:r>
+          </w:p>
+        </w:tc>
+        <w:tc>
+          <w:tcPr>
+            <w:tcW w:type="dxa" w:w="1150"/>
+            <w:tcBorders>
+              <w:top w:val="none"/>
+              <w:left w:val="none"/>
+              <w:bottom w:val="none"/>
+              <w:right w:val="none"/>
+            </w:tcBorders>
+            <w:tcMar>
+              <w:top w:type="dxa" w:w="56"/>
+              <w:left w:type="dxa" w:w="40"/>
+              <w:bottom w:type="dxa" w:w="56"/>
+              <w:right w:type="dxa" w:w="150"/>
+            </w:tcMar>
+            <w:vAlign w:val="top"/>
+          </w:tcPr>
+          <w:p>
+            <w:pPr>
+              <w:spacing w:after="0" w:line="248" w:lineRule="auto"/>
+            </w:pPr>
+            <w:r>
+              <w:rPr>
+                <w:rFonts w:ascii="Calibri" w:cs="Calibri" w:eastAsia="Calibri" w:hAnsi="Calibri"/>
+                <w:b w:val="false"/>
+                <w:bCs w:val="false"/>
+                <w:i w:val="false"/>
+                <w:iCs w:val="false"/>
+                <w:color w:val="3A3A38"/>
+                <w:sz w:val="18"/>
+                <w:szCs w:val="18"/>
+              </w:rPr>
+              <w:t xml:space="preserve">FR-31</w:t>
+            </w:r>
+          </w:p>
+        </w:tc>
+        <w:tc>
+          <w:tcPr>
+            <w:tcW w:type="dxa" w:w="1150"/>
+            <w:tcBorders>
+              <w:top w:val="none"/>
+              <w:left w:val="none"/>
+              <w:bottom w:val="none"/>
+              <w:right w:val="none"/>
+            </w:tcBorders>
+            <w:tcMar>
+              <w:top w:type="dxa" w:w="56"/>
+              <w:left w:type="dxa" w:w="40"/>
+              <w:bottom w:type="dxa" w:w="56"/>
+              <w:right w:type="dxa" w:w="150"/>
+            </w:tcMar>
+            <w:vAlign w:val="top"/>
+          </w:tcPr>
+          <w:p>
+            <w:pPr>
+              <w:spacing w:after="0" w:line="248" w:lineRule="auto"/>
+            </w:pPr>
+            <w:r>
+              <w:rPr>
+                <w:rFonts w:ascii="Calibri" w:cs="Calibri" w:eastAsia="Calibri" w:hAnsi="Calibri"/>
+                <w:b w:val="false"/>
+                <w:bCs w:val="false"/>
+                <w:i w:val="false"/>
+                <w:iCs w:val="false"/>
+                <w:color w:val="3A3A38"/>
+                <w:sz w:val="18"/>
+                <w:szCs w:val="18"/>
+              </w:rPr>
+              <w:t xml:space="preserve">AC-25</w:t>
+            </w:r>
+          </w:p>
+        </w:tc>
+        <w:tc>
+          <w:tcPr>
+            <w:tcW w:type="dxa" w:w="1350"/>
+            <w:tcBorders>
+              <w:top w:val="none"/>
+              <w:left w:val="none"/>
+              <w:bottom w:val="none"/>
+              <w:right w:val="none"/>
+            </w:tcBorders>
+            <w:tcMar>
+              <w:top w:type="dxa" w:w="56"/>
+              <w:left w:type="dxa" w:w="40"/>
+              <w:bottom w:type="dxa" w:w="56"/>
+              <w:right w:type="dxa" w:w="150"/>
+            </w:tcMar>
+            <w:vAlign w:val="top"/>
+          </w:tcPr>
+          <w:p>
+            <w:pPr>
+              <w:spacing w:after="0" w:line="248" w:lineRule="auto"/>
+            </w:pPr>
+            <w:r>
+              <w:rPr>
+                <w:rFonts w:ascii="Calibri" w:cs="Calibri" w:eastAsia="Calibri" w:hAnsi="Calibri"/>
+                <w:b w:val="false"/>
+                <w:bCs w:val="false"/>
+                <w:i w:val="false"/>
+                <w:iCs w:val="false"/>
+                <w:color w:val="3A3A38"/>
+                <w:sz w:val="18"/>
+                <w:szCs w:val="18"/>
+              </w:rPr>
+              <w:t xml:space="preserve">—</w:t>
+            </w:r>
+          </w:p>
+        </w:tc>
+        <w:tc>
+          <w:tcPr>
+            <w:tcW w:type="dxa" w:w="3398"/>
+            <w:tcBorders>
+              <w:top w:val="none"/>
+              <w:left w:val="none"/>
+              <w:bottom w:val="none"/>
+              <w:right w:val="none"/>
+            </w:tcBorders>
+            <w:tcMar>
+              <w:top w:type="dxa" w:w="56"/>
+              <w:left w:type="dxa" w:w="40"/>
+              <w:bottom w:type="dxa" w:w="56"/>
+              <w:right w:type="dxa" w:w="150"/>
+            </w:tcMar>
+            <w:vAlign w:val="top"/>
+          </w:tcPr>
+          <w:p>
+            <w:pPr>
+              <w:spacing w:after="0" w:line="248" w:lineRule="auto"/>
+            </w:pPr>
+            <w:r>
+              <w:rPr>
+                <w:rFonts w:ascii="Calibri" w:cs="Calibri" w:eastAsia="Calibri" w:hAnsi="Calibri"/>
+                <w:b w:val="false"/>
+                <w:bCs w:val="false"/>
+                <w:i w:val="false"/>
+                <w:iCs w:val="false"/>
+                <w:color w:val="3A3A38"/>
+                <w:sz w:val="18"/>
+                <w:szCs w:val="18"/>
+              </w:rPr>
+              <w:t xml:space="preserve">Copy states what a supervisor sees</w:t>
+            </w:r>
+          </w:p>
+        </w:tc>
+      </w:tr>
+      <w:tr>
+        <w:trPr>
+          <w:cantSplit/>
+        </w:trPr>
+        <w:tc>
+          <w:tcPr>
+            <w:tcW w:type="dxa" w:w="2600"/>
+            <w:tcBorders>
+              <w:top w:val="none"/>
+              <w:left w:val="none"/>
+              <w:bottom w:val="none"/>
+              <w:right w:val="none"/>
+            </w:tcBorders>
+            <w:tcMar>
+              <w:top w:type="dxa" w:w="56"/>
+              <w:left w:type="dxa" w:w="40"/>
+              <w:bottom w:type="dxa" w:w="56"/>
+              <w:right w:type="dxa" w:w="150"/>
+            </w:tcMar>
+            <w:vAlign w:val="top"/>
+          </w:tcPr>
+          <w:p>
+            <w:pPr>
+              <w:spacing w:after="0" w:line="248" w:lineRule="auto"/>
+            </w:pPr>
+            <w:r>
+              <w:rPr>
+                <w:rFonts w:ascii="Calibri" w:cs="Calibri" w:eastAsia="Calibri" w:hAnsi="Calibri"/>
+                <w:b w:val="false"/>
+                <w:bCs w:val="false"/>
+                <w:i w:val="false"/>
+                <w:iCs w:val="false"/>
+                <w:color w:val="3A3A38"/>
+                <w:sz w:val="18"/>
+                <w:szCs w:val="18"/>
+              </w:rPr>
+              <w:t xml:space="preserve">Bounded clarification</w:t>
+            </w:r>
+          </w:p>
+        </w:tc>
+        <w:tc>
+          <w:tcPr>
+            <w:tcW w:type="dxa" w:w="1150"/>
+            <w:tcBorders>
+              <w:top w:val="none"/>
+              <w:left w:val="none"/>
+              <w:bottom w:val="none"/>
+              <w:right w:val="none"/>
+            </w:tcBorders>
+            <w:tcMar>
+              <w:top w:type="dxa" w:w="56"/>
+              <w:left w:type="dxa" w:w="40"/>
+              <w:bottom w:type="dxa" w:w="56"/>
+              <w:right w:type="dxa" w:w="150"/>
+            </w:tcMar>
+            <w:vAlign w:val="top"/>
+          </w:tcPr>
+          <w:p>
+            <w:pPr>
+              <w:spacing w:after="0" w:line="248" w:lineRule="auto"/>
+            </w:pPr>
+            <w:r>
+              <w:rPr>
+                <w:rFonts w:ascii="Calibri" w:cs="Calibri" w:eastAsia="Calibri" w:hAnsi="Calibri"/>
+                <w:b w:val="false"/>
+                <w:bCs w:val="false"/>
+                <w:i w:val="false"/>
+                <w:iCs w:val="false"/>
+                <w:color w:val="3A3A38"/>
+                <w:sz w:val="18"/>
+                <w:szCs w:val="18"/>
+              </w:rPr>
+              <w:t xml:space="preserve">FR-09</w:t>
+            </w:r>
+          </w:p>
+        </w:tc>
+        <w:tc>
+          <w:tcPr>
+            <w:tcW w:type="dxa" w:w="1150"/>
+            <w:tcBorders>
+              <w:top w:val="none"/>
+              <w:left w:val="none"/>
+              <w:bottom w:val="none"/>
+              <w:right w:val="none"/>
+            </w:tcBorders>
+            <w:tcMar>
+              <w:top w:type="dxa" w:w="56"/>
+              <w:left w:type="dxa" w:w="40"/>
+              <w:bottom w:type="dxa" w:w="56"/>
+              <w:right w:type="dxa" w:w="150"/>
+            </w:tcMar>
+            <w:vAlign w:val="top"/>
+          </w:tcPr>
+          <w:p>
+            <w:pPr>
+              <w:spacing w:after="0" w:line="248" w:lineRule="auto"/>
+            </w:pPr>
+            <w:r>
+              <w:rPr>
+                <w:rFonts w:ascii="Calibri" w:cs="Calibri" w:eastAsia="Calibri" w:hAnsi="Calibri"/>
+                <w:b w:val="false"/>
+                <w:bCs w:val="false"/>
+                <w:i w:val="false"/>
+                <w:iCs w:val="false"/>
+                <w:color w:val="3A3A38"/>
+                <w:sz w:val="18"/>
+                <w:szCs w:val="18"/>
+              </w:rPr>
+              <w:t xml:space="preserve">AC-06</w:t>
+            </w:r>
+          </w:p>
+        </w:tc>
+        <w:tc>
+          <w:tcPr>
+            <w:tcW w:type="dxa" w:w="1350"/>
+            <w:tcBorders>
+              <w:top w:val="none"/>
+              <w:left w:val="none"/>
+              <w:bottom w:val="none"/>
+              <w:right w:val="none"/>
+            </w:tcBorders>
+            <w:tcMar>
+              <w:top w:type="dxa" w:w="56"/>
+              <w:left w:type="dxa" w:w="40"/>
+              <w:bottom w:type="dxa" w:w="56"/>
+              <w:right w:type="dxa" w:w="150"/>
+            </w:tcMar>
+            <w:vAlign w:val="top"/>
+          </w:tcPr>
+          <w:p>
+            <w:pPr>
+              <w:spacing w:after="0" w:line="248" w:lineRule="auto"/>
+            </w:pPr>
+            <w:r>
+              <w:rPr>
+                <w:rFonts w:ascii="Calibri" w:cs="Calibri" w:eastAsia="Calibri" w:hAnsi="Calibri"/>
+                <w:b w:val="false"/>
+                <w:bCs w:val="false"/>
+                <w:i w:val="false"/>
+                <w:iCs w:val="false"/>
+                <w:color w:val="3A3A38"/>
+                <w:sz w:val="18"/>
+                <w:szCs w:val="18"/>
+              </w:rPr>
+              <w:t xml:space="preserve">UAT-33</w:t>
+            </w:r>
+          </w:p>
+        </w:tc>
+        <w:tc>
+          <w:tcPr>
+            <w:tcW w:type="dxa" w:w="3398"/>
+            <w:tcBorders>
+              <w:top w:val="none"/>
+              <w:left w:val="none"/>
+              <w:bottom w:val="none"/>
+              <w:right w:val="none"/>
+            </w:tcBorders>
+            <w:tcMar>
+              <w:top w:type="dxa" w:w="56"/>
+              <w:left w:type="dxa" w:w="40"/>
+              <w:bottom w:type="dxa" w:w="56"/>
+              <w:right w:type="dxa" w:w="150"/>
+            </w:tcMar>
+            <w:vAlign w:val="top"/>
+          </w:tcPr>
+          <w:p>
+            <w:pPr>
+              <w:spacing w:after="0" w:line="248" w:lineRule="auto"/>
+            </w:pPr>
+            <w:r>
+              <w:rPr>
+                <w:rFonts w:ascii="Calibri" w:cs="Calibri" w:eastAsia="Calibri" w:hAnsi="Calibri"/>
+                <w:b w:val="false"/>
+                <w:bCs w:val="false"/>
+                <w:i w:val="false"/>
+                <w:iCs w:val="false"/>
+                <w:color w:val="3A3A38"/>
+                <w:sz w:val="18"/>
+                <w:szCs w:val="18"/>
+              </w:rPr>
+              <w:t xml:space="preserve">Two follow-ups; “I don’t know” advances</w:t>
             </w:r>
           </w:p>
         </w:tc>

--- a/deliverables/US1117/SAM_OnSite_Guard_Onboarding_Detailed_Spec.docx
+++ b/deliverables/US1117/SAM_OnSite_Guard_Onboarding_Detailed_Spec.docx
@@ -875,6 +875,134 @@
     </w:p>
     <w:p>
       <w:pPr>
+        <w:pStyle w:val="Heading2"/>
+        <w:keepNext/>
+        <w:spacing w:after="56" w:before="150"/>
+      </w:pPr>
+      <w:r>
+        <w:rPr>
+          <w:rFonts w:ascii="Georgia" w:cs="Georgia" w:eastAsia="Georgia" w:hAnsi="Georgia"/>
+          <w:b/>
+          <w:bCs/>
+          <w:color w:val="2E3A44"/>
+          <w:sz w:val="20"/>
+          <w:szCs w:val="20"/>
+        </w:rPr>
+        <w:t xml:space="preserve">DELIBERATELY LEFT OUT OF THE MVP</w:t>
+      </w:r>
+    </w:p>
+    <w:p>
+      <w:pPr>
+        <w:spacing w:after="56" w:line="252" w:lineRule="auto"/>
+      </w:pPr>
+      <w:r>
+        <w:rPr>
+          <w:rFonts w:ascii="Calibri" w:cs="Calibri" w:eastAsia="Calibri" w:hAnsi="Calibri"/>
+          <w:b w:val="false"/>
+          <w:bCs w:val="false"/>
+          <w:i w:val="false"/>
+          <w:iCs w:val="false"/>
+          <w:color w:val="3A3A38"/>
+          <w:sz w:val="19"/>
+          <w:szCs w:val="19"/>
+        </w:rPr>
+        <w:t xml:space="preserve">Each of these was considered and is worth doing. None is worth delaying a first build for, and each is written down here so it is a decision rather than an oversight.</w:t>
+      </w:r>
+    </w:p>
+    <w:p>
+      <w:pPr>
+        <w:pStyle w:val="ListParagraph"/>
+        <w:numPr>
+          <w:ilvl w:val="0"/>
+          <w:numId w:val="5"/>
+        </w:numPr>
+        <w:spacing w:after="48" w:line="250" w:lineRule="auto"/>
+      </w:pPr>
+      <w:r>
+        <w:rPr>
+          <w:rFonts w:ascii="Calibri" w:cs="Calibri" w:eastAsia="Calibri" w:hAnsi="Calibri"/>
+          <w:b w:val="false"/>
+          <w:bCs w:val="false"/>
+          <w:i w:val="false"/>
+          <w:iCs w:val="false"/>
+          <w:color w:val="3A3A38"/>
+          <w:sz w:val="19"/>
+          <w:szCs w:val="19"/>
+        </w:rPr>
+        <w:t xml:space="preserve">Detecting that what the guard just reported is not the practice incident, and asking whether it is real. It needs content comparison and a confidence threshold. The MVP covers the same risk more cheaply with a banner at every step and a way out (FR-29, FR-17).</w:t>
+      </w:r>
+    </w:p>
+    <w:p>
+      <w:pPr>
+        <w:pStyle w:val="ListParagraph"/>
+        <w:numPr>
+          <w:ilvl w:val="0"/>
+          <w:numId w:val="5"/>
+        </w:numPr>
+        <w:spacing w:after="48" w:line="250" w:lineRule="auto"/>
+      </w:pPr>
+      <w:r>
+        <w:rPr>
+          <w:rFonts w:ascii="Calibri" w:cs="Calibri" w:eastAsia="Calibri" w:hAnsi="Calibri"/>
+          <w:b w:val="false"/>
+          <w:bCs w:val="false"/>
+          <w:i w:val="false"/>
+          <w:iCs w:val="false"/>
+          <w:color w:val="3A3A38"/>
+          <w:sz w:val="19"/>
+          <w:szCs w:val="19"/>
+        </w:rPr>
+        <w:t xml:space="preserve">SAM reading each setting back instead of asking the guard to confirm (FR-24). The microphone is checked at first use because the flow dies without it; the rest are trusted for now.</w:t>
+      </w:r>
+    </w:p>
+    <w:p>
+      <w:pPr>
+        <w:pStyle w:val="ListParagraph"/>
+        <w:numPr>
+          <w:ilvl w:val="0"/>
+          <w:numId w:val="5"/>
+        </w:numPr>
+        <w:spacing w:after="48" w:line="250" w:lineRule="auto"/>
+      </w:pPr>
+      <w:r>
+        <w:rPr>
+          <w:rFonts w:ascii="Calibri" w:cs="Calibri" w:eastAsia="Calibri" w:hAnsi="Calibri"/>
+          <w:b w:val="false"/>
+          <w:bCs w:val="false"/>
+          <w:i w:val="false"/>
+          <w:iCs w:val="false"/>
+          <w:color w:val="3A3A38"/>
+          <w:sz w:val="19"/>
+          <w:szCs w:val="19"/>
+        </w:rPr>
+        <w:t xml:space="preserve">The server-side capability check that refuses to start onboarding when the exclusion filter is missing (FR-30). Required at go-live, not during a build that never leaves DEV/UAT.</w:t>
+      </w:r>
+    </w:p>
+    <w:p>
+      <w:pPr>
+        <w:pStyle w:val="ListParagraph"/>
+        <w:numPr>
+          <w:ilvl w:val="0"/>
+          <w:numId w:val="5"/>
+        </w:numPr>
+        <w:spacing w:after="48" w:line="250" w:lineRule="auto"/>
+      </w:pPr>
+      <w:r>
+        <w:rPr>
+          <w:rFonts w:ascii="Calibri" w:cs="Calibri" w:eastAsia="Calibri" w:hAnsi="Calibri"/>
+          <w:b w:val="false"/>
+          <w:bCs w:val="false"/>
+          <w:i w:val="false"/>
+          <w:iCs w:val="false"/>
+          <w:color w:val="3A3A38"/>
+          <w:sz w:val="19"/>
+          <w:szCs w:val="19"/>
+        </w:rPr>
+        <w:t xml:space="preserve">Tooltips and highlight animations for dark or noisy sites (FR-20). Judged during testing on whether they are needed at all.</w:t>
+      </w:r>
+    </w:p>
+    <w:p>
+      <w:pPr>
         <w:pStyle w:val="Heading1"/>
         <w:keepNext/>
         <w:pBdr>
@@ -1271,7 +1399,7 @@
                 <w:sz w:val="18"/>
                 <w:szCs w:val="18"/>
               </w:rPr>
-              <w:t xml:space="preserve">Practice (non-reporting) conversation; structured-essential capture and correction so a fix updates the same report.</w:t>
+              <w:t xml:space="preserve">Practice (non-reporting) conversation, and capturing the report into its structured fields so a correction updates the same report rather than creating a new one.</w:t>
             </w:r>
           </w:p>
         </w:tc>
@@ -1808,7 +1936,7 @@
         <w:pStyle w:val="ListParagraph"/>
         <w:numPr>
           <w:ilvl w:val="0"/>
-          <w:numId w:val="5"/>
+          <w:numId w:val="6"/>
         </w:numPr>
         <w:spacing w:after="42" w:line="248" w:lineRule="auto"/>
       </w:pPr>
@@ -1831,7 +1959,7 @@
         <w:pStyle w:val="ListParagraph"/>
         <w:numPr>
           <w:ilvl w:val="0"/>
-          <w:numId w:val="5"/>
+          <w:numId w:val="6"/>
         </w:numPr>
         <w:spacing w:after="42" w:line="248" w:lineRule="auto"/>
       </w:pPr>
@@ -1854,7 +1982,7 @@
         <w:pStyle w:val="ListParagraph"/>
         <w:numPr>
           <w:ilvl w:val="0"/>
-          <w:numId w:val="5"/>
+          <w:numId w:val="6"/>
         </w:numPr>
         <w:spacing w:after="42" w:line="248" w:lineRule="auto"/>
       </w:pPr>
@@ -1877,7 +2005,7 @@
         <w:pStyle w:val="ListParagraph"/>
         <w:numPr>
           <w:ilvl w:val="0"/>
-          <w:numId w:val="5"/>
+          <w:numId w:val="6"/>
         </w:numPr>
         <w:spacing w:after="42" w:line="248" w:lineRule="auto"/>
       </w:pPr>
@@ -1900,7 +2028,7 @@
         <w:pStyle w:val="ListParagraph"/>
         <w:numPr>
           <w:ilvl w:val="0"/>
-          <w:numId w:val="5"/>
+          <w:numId w:val="6"/>
         </w:numPr>
         <w:spacing w:after="42" w:line="248" w:lineRule="auto"/>
       </w:pPr>
@@ -1923,7 +2051,7 @@
         <w:pStyle w:val="ListParagraph"/>
         <w:numPr>
           <w:ilvl w:val="0"/>
-          <w:numId w:val="5"/>
+          <w:numId w:val="6"/>
         </w:numPr>
         <w:spacing w:after="42" w:line="248" w:lineRule="auto"/>
       </w:pPr>
@@ -1946,7 +2074,7 @@
         <w:pStyle w:val="ListParagraph"/>
         <w:numPr>
           <w:ilvl w:val="0"/>
-          <w:numId w:val="5"/>
+          <w:numId w:val="6"/>
         </w:numPr>
         <w:spacing w:after="42" w:line="248" w:lineRule="auto"/>
       </w:pPr>
@@ -1961,7 +2089,7 @@
           <w:sz w:val="19"/>
           <w:szCs w:val="19"/>
         </w:rPr>
-        <w:t xml:space="preserve">Then the practice report itself. Told that a Dell laptop has gone missing, SAM asks at most two follow-up questions, accepts “I don’t know” for either, creates exactly one report, and puts it on screen as a card visibly labelled “Training”. Seeing the finished report is what makes the two correction steps mean anything.</w:t>
+        <w:t xml:space="preserve">Then the practice report itself. SAM suggests the incident, a laptop that has gone missing, then asks at most two follow-up questions, accepts “I don’t know” for either, creates exactly one report, and puts it on screen as a card visibly labelled “Training”. Seeing the finished report is what makes the two correction steps mean anything.</w:t>
       </w:r>
     </w:p>
     <w:p>
@@ -1969,7 +2097,7 @@
         <w:pStyle w:val="ListParagraph"/>
         <w:numPr>
           <w:ilvl w:val="0"/>
-          <w:numId w:val="5"/>
+          <w:numId w:val="6"/>
         </w:numPr>
         <w:spacing w:after="42" w:line="248" w:lineRule="auto"/>
       </w:pPr>
@@ -1992,7 +2120,7 @@
         <w:pStyle w:val="ListParagraph"/>
         <w:numPr>
           <w:ilvl w:val="0"/>
-          <w:numId w:val="5"/>
+          <w:numId w:val="6"/>
         </w:numPr>
         <w:spacing w:after="42" w:line="248" w:lineRule="auto"/>
       </w:pPr>
@@ -2007,7 +2135,7 @@
           <w:sz w:val="19"/>
           <w:szCs w:val="19"/>
         </w:rPr>
-        <w:t xml:space="preserve">Then the same fix by hand. SAM names the change it wants, the guard long-presses the message they just sent, adds that it happened at reception, and saves. The final report shows both “MacBook” and “reception”.</w:t>
+        <w:t xml:space="preserve">Then the same fix by hand. SAM names the change it wants and points at the message to edit, the guard long-presses their report message, adds that it happened at reception, and saves. The final report shows both “MacBook” and “reception”.</w:t>
       </w:r>
     </w:p>
     <w:p>
@@ -2015,7 +2143,7 @@
         <w:pStyle w:val="ListParagraph"/>
         <w:numPr>
           <w:ilvl w:val="0"/>
-          <w:numId w:val="5"/>
+          <w:numId w:val="6"/>
         </w:numPr>
         <w:spacing w:after="42" w:line="248" w:lineRule="auto"/>
       </w:pPr>
@@ -2105,7 +2233,7 @@
         <w:pStyle w:val="ListParagraph"/>
         <w:numPr>
           <w:ilvl w:val="0"/>
-          <w:numId w:val="6"/>
+          <w:numId w:val="7"/>
         </w:numPr>
         <w:spacing w:after="48" w:line="250" w:lineRule="auto"/>
       </w:pPr>
@@ -2128,7 +2256,7 @@
         <w:pStyle w:val="ListParagraph"/>
         <w:numPr>
           <w:ilvl w:val="0"/>
-          <w:numId w:val="6"/>
+          <w:numId w:val="7"/>
         </w:numPr>
         <w:spacing w:after="48" w:line="250" w:lineRule="auto"/>
       </w:pPr>
@@ -2151,7 +2279,7 @@
         <w:pStyle w:val="ListParagraph"/>
         <w:numPr>
           <w:ilvl w:val="0"/>
-          <w:numId w:val="6"/>
+          <w:numId w:val="7"/>
         </w:numPr>
         <w:spacing w:after="48" w:line="250" w:lineRule="auto"/>
       </w:pPr>
@@ -2174,7 +2302,7 @@
         <w:pStyle w:val="ListParagraph"/>
         <w:numPr>
           <w:ilvl w:val="0"/>
-          <w:numId w:val="6"/>
+          <w:numId w:val="7"/>
         </w:numPr>
         <w:spacing w:after="48" w:line="250" w:lineRule="auto"/>
       </w:pPr>
@@ -2197,7 +2325,7 @@
         <w:pStyle w:val="ListParagraph"/>
         <w:numPr>
           <w:ilvl w:val="0"/>
-          <w:numId w:val="6"/>
+          <w:numId w:val="7"/>
         </w:numPr>
         <w:spacing w:after="48" w:line="250" w:lineRule="auto"/>
       </w:pPr>
@@ -2558,7 +2686,7 @@
                 <w:sz w:val="18"/>
                 <w:szCs w:val="18"/>
               </w:rPr>
-              <w:t xml:space="preserve">“Nothing here counts. Whatever we write, I mark as training, and nobody else sees it. If you have to stop, I’ll remember where you were.”</w:t>
+              <w:t xml:space="preserve">“Nothing here counts. I mark everything we write as training, so it stays out of your real reports. If you have to stop, I’ll remember where you were.”</w:t>
             </w:r>
           </w:p>
         </w:tc>
@@ -2635,7 +2763,7 @@
                 <w:sz w:val="18"/>
                 <w:szCs w:val="18"/>
               </w:rPr>
-              <w:t xml:space="preserve">Permissions</w:t>
+              <w:t xml:space="preserve">What is tracked</w:t>
             </w:r>
           </w:p>
         </w:tc>
@@ -2671,7 +2799,7 @@
                 <w:sz w:val="18"/>
                 <w:szCs w:val="18"/>
               </w:rPr>
-              <w:t xml:space="preserve">“First, permissions. Without them I can’t hear you or see where you are. This link takes you to your phone’s settings for SAM OnSite. Location needs to be All the time, the rest just switch on. Then come back and tap Done.”</w:t>
+              <w:t xml:space="preserve">“One thing before we start. Your location and my running in the background are for your reports and your rounds. Your supervisor sees the reports you file and the checkpoints you scan. They do not get a map of your day.”</w:t>
             </w:r>
           </w:p>
         </w:tc>
@@ -2707,7 +2835,7 @@
                 <w:sz w:val="18"/>
                 <w:szCs w:val="18"/>
               </w:rPr>
-              <w:t xml:space="preserve">Follows the link, enables each permission at the named level, returns, taps Done.</w:t>
+              <w:t xml:space="preserve">Reads; taps Continue.</w:t>
             </w:r>
           </w:p>
         </w:tc>
@@ -2748,7 +2876,7 @@
                 <w:sz w:val="18"/>
                 <w:szCs w:val="18"/>
               </w:rPr>
-              <w:t xml:space="preserve">NFC</w:t>
+              <w:t xml:space="preserve">Permissions</w:t>
             </w:r>
           </w:p>
         </w:tc>
@@ -2784,7 +2912,7 @@
                 <w:sz w:val="18"/>
                 <w:szCs w:val="18"/>
               </w:rPr>
-              <w:t xml:space="preserve">“Now NFC. It’s what reads the tags at the checkpoints, so without it your rounds won’t register. Switch it on through here and tap Done when you’re back.”</w:t>
+              <w:t xml:space="preserve">“First, permissions. This link opens your phone’s settings for SAM OnSite. Tap Permissions and turn on all five: microphone so I can hear you, location so your reports say where you are, camera for photos, notifications so you get told things, and physical activity so your rounds count. Location asks twice — pick All the time on the second screen. Then, on the same page, turn off Remove permissions if app isn’t used, or your phone quietly switches these off again after a few quiet months. Come back and tap Done.”</w:t>
             </w:r>
           </w:p>
         </w:tc>
@@ -2820,7 +2948,7 @@
                 <w:sz w:val="18"/>
                 <w:szCs w:val="18"/>
               </w:rPr>
-              <w:t xml:space="preserve">Enables NFC, returns, taps Done. Skipped if the phone has no NFC chip.</w:t>
+              <w:t xml:space="preserve">Taps Permissions, enables all five at the named levels, sets location to All the time, turns off the unused-app removal, returns, taps Done.</w:t>
             </w:r>
           </w:p>
         </w:tc>
@@ -2861,7 +2989,7 @@
                 <w:sz w:val="18"/>
                 <w:szCs w:val="18"/>
               </w:rPr>
-              <w:t xml:space="preserve">Background tracking</w:t>
+              <w:t xml:space="preserve">NFC</w:t>
             </w:r>
           </w:p>
         </w:tc>
@@ -2897,7 +3025,7 @@
                 <w:sz w:val="18"/>
                 <w:szCs w:val="18"/>
               </w:rPr>
-              <w:t xml:space="preserve">“Last one, I promise. Background tracking keeps me working when your screen goes dark. Same again, and then we’re set up.”</w:t>
+              <w:t xml:space="preserve">“Now NFC. On sites with checkpoint tags, that’s what registers your rounds. Switch it on through here and tap Done when you’re back.”</w:t>
             </w:r>
           </w:p>
         </w:tc>
@@ -2933,7 +3061,7 @@
                 <w:sz w:val="18"/>
                 <w:szCs w:val="18"/>
               </w:rPr>
-              <w:t xml:space="preserve">Enables background tracking, returns, confirms.</w:t>
+              <w:t xml:space="preserve">Enables NFC, returns, taps Done. Skipped if the phone has no NFC chip.</w:t>
             </w:r>
           </w:p>
         </w:tc>
@@ -2974,7 +3102,7 @@
                 <w:sz w:val="18"/>
                 <w:szCs w:val="18"/>
               </w:rPr>
-              <w:t xml:space="preserve">Ask a question</w:t>
+              <w:t xml:space="preserve">Background tracking</w:t>
             </w:r>
           </w:p>
         </w:tc>
@@ -3010,7 +3138,7 @@
                 <w:sz w:val="18"/>
                 <w:szCs w:val="18"/>
               </w:rPr>
-              <w:t xml:space="preserve">“Press Talk and ask me something. Ask me how you report an incident.”</w:t>
+              <w:t xml:space="preserve">“Last one. This one is in my own settings, not your phone’s, so the link looks different. Background tracking is what keeps me working when your screen goes dark. Switch it on, come back, and we’re set up.”</w:t>
             </w:r>
           </w:p>
         </w:tc>
@@ -3046,7 +3174,7 @@
                 <w:sz w:val="18"/>
                 <w:szCs w:val="18"/>
               </w:rPr>
-              <w:t xml:space="preserve">Presses Talk and asks. The first transcription doubles as the mic check. SAM answers with the prepared answer; nothing live results.</w:t>
+              <w:t xml:space="preserve">Enables background tracking in the in-app setting, returns, taps Done.</w:t>
             </w:r>
           </w:p>
         </w:tc>
@@ -3087,7 +3215,7 @@
                 <w:sz w:val="18"/>
                 <w:szCs w:val="18"/>
               </w:rPr>
-              <w:t xml:space="preserve">Report</w:t>
+              <w:t xml:space="preserve">Ask a question</w:t>
             </w:r>
           </w:p>
         </w:tc>
@@ -3123,7 +3251,7 @@
                 <w:sz w:val="18"/>
                 <w:szCs w:val="18"/>
               </w:rPr>
-              <w:t xml:space="preserve">“Now report something to me, the way you’d tell a colleague. Try this one: a Dell laptop’s gone missing.” … “That’s it written up. Have a look.”</w:t>
+              <w:t xml:space="preserve">“Press Talk and try this one: how do I report an incident? Ask me anything you like later; for now this is the one I want to show you.”</w:t>
             </w:r>
           </w:p>
         </w:tc>
@@ -3159,7 +3287,7 @@
                 <w:sz w:val="18"/>
                 <w:szCs w:val="18"/>
               </w:rPr>
-              <w:t xml:space="preserve">Reports. One practice report is created and shown on screen.</w:t>
+              <w:t xml:space="preserve">Presses Talk and asks. The first transcription doubles as the mic check. SAM answers with the prepared answer; nothing live results.</w:t>
             </w:r>
           </w:p>
         </w:tc>
@@ -3200,7 +3328,7 @@
                 <w:sz w:val="18"/>
                 <w:szCs w:val="18"/>
               </w:rPr>
-              <w:t xml:space="preserve">Voice fix</w:t>
+              <w:t xml:space="preserve">Report</w:t>
             </w:r>
           </w:p>
         </w:tc>
@@ -3236,7 +3364,7 @@
                 <w:sz w:val="18"/>
                 <w:szCs w:val="18"/>
               </w:rPr>
-              <w:t xml:space="preserve">“If you get something wrong, just tell me. Tell me the Dell should be a MacBook.” … “Changed. Same report.”</w:t>
+              <w:t xml:space="preserve">“Now report something to me, the way you’d tell a colleague. Try this one: a Dell laptop’s gone missing.” … “That’s it written up. Have a look.”</w:t>
             </w:r>
           </w:p>
         </w:tc>
@@ -3272,7 +3400,7 @@
                 <w:sz w:val="18"/>
                 <w:szCs w:val="18"/>
               </w:rPr>
-              <w:t xml:space="preserve">Says the Dell should be a MacBook. Same report updates.</w:t>
+              <w:t xml:space="preserve">Reports. One practice report is created and shown on screen.</w:t>
             </w:r>
           </w:p>
         </w:tc>
@@ -3313,6 +3441,119 @@
                 <w:sz w:val="18"/>
                 <w:szCs w:val="18"/>
               </w:rPr>
+              <w:t xml:space="preserve">Voice fix</w:t>
+            </w:r>
+          </w:p>
+        </w:tc>
+        <w:tc>
+          <w:tcPr>
+            <w:tcW w:type="dxa" w:w="4074"/>
+            <w:tcBorders>
+              <w:top w:val="none"/>
+              <w:left w:val="none"/>
+              <w:bottom w:val="none"/>
+              <w:right w:val="none"/>
+            </w:tcBorders>
+            <w:tcMar>
+              <w:top w:type="dxa" w:w="56"/>
+              <w:left w:type="dxa" w:w="40"/>
+              <w:bottom w:type="dxa" w:w="56"/>
+              <w:right w:type="dxa" w:w="150"/>
+            </w:tcMar>
+            <w:vAlign w:val="top"/>
+          </w:tcPr>
+          <w:p>
+            <w:pPr>
+              <w:spacing w:after="0" w:line="248" w:lineRule="auto"/>
+            </w:pPr>
+            <w:r>
+              <w:rPr>
+                <w:rFonts w:ascii="Calibri" w:cs="Calibri" w:eastAsia="Calibri" w:hAnsi="Calibri"/>
+                <w:b w:val="false"/>
+                <w:bCs w:val="false"/>
+                <w:i w:val="false"/>
+                <w:iCs w:val="false"/>
+                <w:color w:val="3A3A38"/>
+                <w:sz w:val="18"/>
+                <w:szCs w:val="18"/>
+              </w:rPr>
+              <w:t xml:space="preserve">“Say the wrong thing and I’ll fix it. Try it now: tell me it was a MacBook, not a Dell.” … “Changed. Same report.”</w:t>
+            </w:r>
+          </w:p>
+        </w:tc>
+        <w:tc>
+          <w:tcPr>
+            <w:tcW w:type="dxa" w:w="4074"/>
+            <w:tcBorders>
+              <w:top w:val="none"/>
+              <w:left w:val="none"/>
+              <w:bottom w:val="none"/>
+              <w:right w:val="none"/>
+            </w:tcBorders>
+            <w:tcMar>
+              <w:top w:type="dxa" w:w="56"/>
+              <w:left w:type="dxa" w:w="40"/>
+              <w:bottom w:type="dxa" w:w="56"/>
+              <w:right w:type="dxa" w:w="150"/>
+            </w:tcMar>
+            <w:vAlign w:val="top"/>
+          </w:tcPr>
+          <w:p>
+            <w:pPr>
+              <w:spacing w:after="0" w:line="248" w:lineRule="auto"/>
+            </w:pPr>
+            <w:r>
+              <w:rPr>
+                <w:rFonts w:ascii="Calibri" w:cs="Calibri" w:eastAsia="Calibri" w:hAnsi="Calibri"/>
+                <w:b w:val="false"/>
+                <w:bCs w:val="false"/>
+                <w:i w:val="false"/>
+                <w:iCs w:val="false"/>
+                <w:color w:val="3A3A38"/>
+                <w:sz w:val="18"/>
+                <w:szCs w:val="18"/>
+              </w:rPr>
+              <w:t xml:space="preserve">Says it was a MacBook. Same report updates.</w:t>
+            </w:r>
+          </w:p>
+        </w:tc>
+      </w:tr>
+      <w:tr>
+        <w:trPr>
+          <w:cantSplit/>
+        </w:trPr>
+        <w:tc>
+          <w:tcPr>
+            <w:tcW w:type="dxa" w:w="1500"/>
+            <w:tcBorders>
+              <w:top w:val="none"/>
+              <w:left w:val="none"/>
+              <w:bottom w:val="none"/>
+              <w:right w:val="none"/>
+            </w:tcBorders>
+            <w:tcMar>
+              <w:top w:type="dxa" w:w="56"/>
+              <w:left w:type="dxa" w:w="40"/>
+              <w:bottom w:type="dxa" w:w="56"/>
+              <w:right w:type="dxa" w:w="150"/>
+            </w:tcMar>
+            <w:vAlign w:val="top"/>
+          </w:tcPr>
+          <w:p>
+            <w:pPr>
+              <w:spacing w:after="0" w:line="248" w:lineRule="auto"/>
+            </w:pPr>
+            <w:r>
+              <w:rPr>
+                <w:rFonts w:ascii="Calibri" w:cs="Calibri" w:eastAsia="Calibri" w:hAnsi="Calibri"/>
+                <w:b w:val="false"/>
+                <w:bCs w:val="false"/>
+                <w:i w:val="false"/>
+                <w:iCs w:val="false"/>
+                <w:color w:val="3A3A38"/>
+                <w:sz w:val="18"/>
+                <w:szCs w:val="18"/>
+              </w:rPr>
               <w:t xml:space="preserve">Manual fix</w:t>
             </w:r>
           </w:p>
@@ -3349,7 +3590,7 @@
                 <w:sz w:val="18"/>
                 <w:szCs w:val="18"/>
               </w:rPr>
-              <w:t xml:space="preserve">“You can fix it by hand too. Press and hold the message you sent me, and add that it happened at reception.”</w:t>
+              <w:t xml:space="preserve">“You can fix it by hand too. Press and hold your report — the long one about the laptop, not the correction you just made — and add that it happened at reception.”</w:t>
             </w:r>
           </w:p>
         </w:tc>
@@ -3385,7 +3626,7 @@
                 <w:sz w:val="18"/>
                 <w:szCs w:val="18"/>
               </w:rPr>
-              <w:t xml:space="preserve">Long-presses that message, adds “at reception”, saves.</w:t>
+              <w:t xml:space="preserve">Long-presses the report message (highlighted on screen), adds “at reception”, saves.</w:t>
             </w:r>
           </w:p>
         </w:tc>
@@ -4077,7 +4318,7 @@
                 <w:sz w:val="18"/>
                 <w:szCs w:val="18"/>
               </w:rPr>
-              <w:t xml:space="preserve">  There is no path to the home screen except by completing it.</w:t>
+              <w:t xml:space="preserve">  There is no path to the home screen except by completing it, other than three defined exits: the real-incident exit (FR-17), the stuck-guard release (FR-28), and leaving a refresher when already complete (FR-04). Nothing else reaches home, and none of the three marks the guard complete.</w:t>
             </w:r>
           </w:p>
         </w:tc>
@@ -4577,7 +4818,7 @@
                 <w:sz w:val="18"/>
                 <w:szCs w:val="18"/>
               </w:rPr>
-              <w:t xml:space="preserve">  A speaking step is credited only after at least one successful voice transcription; an empty or failed transcription does not advance the step. The guard’s first Talk press, at the ask-a-question step, doubles as the microphone check: SAM confirms what it heard before crediting it. Steps are judged on the guard demonstrating the intended action and on the resulting report state. Semantically-equivalent English is accepted; an exact phrase is not required.</w:t>
+              <w:t xml:space="preserve">  A speaking step is credited only after at least one successful voice transcription; an empty or failed transcription does not advance the step. The guard’s first Talk press, at the ask-a-question step, doubles as the microphone check: SAM confirms what it heard before crediting it. Steps are judged on the guard demonstrating the intended action and on the resulting report state. Semantically-equivalent English is accepted and an exact phrase is never required, which AC-05 tests by crediting a step on a differently-worded but equivalent utterance.</w:t>
             </w:r>
           </w:p>
         </w:tc>
@@ -4702,7 +4943,7 @@
                 <w:sz w:val="18"/>
                 <w:szCs w:val="18"/>
               </w:rPr>
-              <w:t xml:space="preserve">  The guard asks SAM a spoken question and SAM answers. Nothing live may result from this step. The current app records even procedure questions as activities (e.g. “How do I hand out a key?” became a Procedure activity). Because the exclusion filter does not exist yet, only suppression is safe: the practice context must not write that activity at all. The answer to the suggested question is written and reviewed in advance, since it is the first thing SAM ever does for this guard and a hollow answer on a fresh site is worse than no question.</w:t>
+              <w:t xml:space="preserve">  The guard asks SAM a spoken question and SAM answers. Nothing live may result from this step. The current app records even procedure questions as activities (e.g. “How do I hand out a key?” became a Procedure activity). Because the exclusion filter does not exist yet, only suppression is safe: the practice context must not write that activity at all. The answer to the suggested question is written and reviewed in advance, since it is the first thing SAM ever does for this guard and a hollow answer on a fresh site is worse than no question. The prompt therefore names that question rather than inviting an open one, and if the guard asks something else and SAM has no answer, it says so plainly and moves on rather than improvising.</w:t>
             </w:r>
           </w:p>
         </w:tc>
@@ -4952,7 +5193,7 @@
                 <w:sz w:val="18"/>
                 <w:szCs w:val="18"/>
               </w:rPr>
-              <w:t xml:space="preserve">  A spoken correction (Dell → MacBook) updates the same report in place, with no duplicate. Marked for engineering rather than confirmed: how the app updates an existing report is not yet established, and if a spoken correction is parsed as a new incident this step teaches the opposite of what is intended. See Confirm with engineering.</w:t>
+              <w:t xml:space="preserve">  A spoken correction (whatever the guard called the laptop → MacBook) updates the same report in place, with no duplicate. SAM’s prompt must not assume the guard used the word “Dell”, since they were invited to report in their own words. Engineering has not yet established how the app updates an existing report. If a spoken correction is parsed as a new incident, this step teaches the opposite of what is intended. See Confirm with engineering.</w:t>
             </w:r>
           </w:p>
         </w:tc>
@@ -5077,7 +5318,7 @@
                 <w:sz w:val="18"/>
                 <w:szCs w:val="18"/>
               </w:rPr>
-              <w:t xml:space="preserve">  Long-pressing the message the guard just sent opens a manual edit that, when saved, updates the same report, and the final report contains both “MacBook” and “reception”. SAM names the change it wants, so the guard is never asked to supply a detail nobody gave them. Marked for engineering rather than confirmed: it is not yet established that the app supports this edit, or whether a long press opens an edit field or a context menu.</w:t>
+              <w:t xml:space="preserve">  Long-pressing the guard’s report message opens a manual edit that, when saved, updates the same report, and the final report contains both “MacBook” and “reception”. Two things must be unambiguous: SAM names the change it wants, so the guard is never asked for a detail nobody gave them, and the target message is identified on screen, since by this point the guard has sent a question, a report, up to two answers and a spoken correction. Describing it in words alone is not enough. Engineering has not yet established that the app supports this edit, or whether a long press opens an edit field or a context menu.</w:t>
             </w:r>
           </w:p>
         </w:tc>
@@ -5327,7 +5568,7 @@
                 <w:sz w:val="18"/>
                 <w:szCs w:val="18"/>
               </w:rPr>
-              <w:t xml:space="preserve">  The practice report must appear in no live surface (see the Data isolation callout). The platform has the training flag, but the FILTER that excludes marked data is not built yet. Data is currently visible in production, so this exclusion filter is a required, not-yet-built enhancement; production is blocked until it is built and verified, and the exercise runs only in DEV/UAT until then.</w:t>
+              <w:t xml:space="preserve">  The practice report must appear in no live surface (see the Data isolation callout). The platform has the training flag, but the filter that excludes marked data is not built yet. Data is currently visible in production, so this exclusion filter is a required, not-yet-built enhancement; production is blocked until it is built and verified, and the exercise runs only in DEV/UAT until then.</w:t>
             </w:r>
           </w:p>
         </w:tc>
@@ -5827,7 +6068,7 @@
                 <w:sz w:val="18"/>
                 <w:szCs w:val="18"/>
               </w:rPr>
-              <w:t xml:space="preserve">  A way to leave onboarding, report a real incident through normal reporting, and return to the saved stage, with completion neither granted nor skipped. Small to build, but it is the only door out of a flow that cannot otherwise be left, so it is required rather than optional. It is reachable from every step, including the setup gates and the refresher.</w:t>
+              <w:t xml:space="preserve">  A way to leave onboarding, report a real incident through normal reporting, and return to the saved stage, with completion neither granted nor skipped. Small to build, but it is the only door out of a flow that cannot otherwise be left, so it is required rather than optional. It is reachable from every step, including the setup gates and the refresher. Crossing it must be unmistakable: the practice banner clears and the guard is told plainly that this one is live and goes to their supervisor. A guard who has just been told nothing counts must not carry that belief through the door.</w:t>
             </w:r>
           </w:p>
         </w:tc>
@@ -5952,7 +6193,7 @@
                 <w:sz w:val="18"/>
                 <w:szCs w:val="18"/>
               </w:rPr>
-              <w:t xml:space="preserve">  One onboarding record and one active practice-report reference per guard. Retries do not duplicate; the newest valid server-side progress wins with no regression; the completion operation is idempotent.</w:t>
+              <w:t xml:space="preserve">  One onboarding record per guard, and one active practice-report reference per practice run (a refresher is a new run, per FR-04). Retries do not duplicate; the newest valid server-side progress wins with no regression; the completion operation is idempotent.</w:t>
             </w:r>
           </w:p>
         </w:tc>
@@ -6577,7 +6818,7 @@
                 <w:sz w:val="18"/>
                 <w:szCs w:val="18"/>
               </w:rPr>
-              <w:t xml:space="preserve">  The third and last setup gate: background tracking, which unlike the first two lives in SAM OnSite’s in-app settings screen rather than the phone’s. Same shape as the others. SAM explains why it is needed and links straight to that one setting from inside onboarding, and the guard switches it on and returns to confirm. The link must open the setting alone and return, not the in-app settings screen with its normal navigation. After this gate every setting the app needs is active and the practice steps can begin.</w:t>
+              <w:t xml:space="preserve">  The third and last setup gate: background tracking. The first two gates sent the guard to the phone’s settings; this one lives in SAM OnSite’s own in-app settings, and the copy must say so. SAM explains why it is needed and links straight to that one setting from inside onboarding, and the guard switches it on and returns to confirm. The link opens the setting alone and returns, keeping the guard clear of the in-app settings screen and its normal navigation. After this gate every setting the app needs is active and the practice steps can begin.</w:t>
             </w:r>
           </w:p>
         </w:tc>
@@ -7202,7 +7443,7 @@
                 <w:sz w:val="18"/>
                 <w:szCs w:val="18"/>
               </w:rPr>
-              <w:t xml:space="preserve">  No step may trap a guard indefinitely. After three failed attempts at a spoken step, typing the answer is offered. If a step still cannot be completed, or isolation stays unavailable, the guard is released to the home screen with completion unmarked and the stage saved. Being un-onboarded is a reporting problem; being locked out of the app mid-shift is a safety one.</w:t>
+              <w:t xml:space="preserve">  Three rules, all cheap. After three failed attempts at a spoken step, typing is offered. On any step, a guard who is simply stuck can say so and reach the home screen with completion unmarked and the stage saved: the release must not depend on a failure counter, since a guard who cannot find the message to long-press never generates a failed attempt. And if the server cannot be reached at first sign-in, the guard passes through rather than being held at a mandatory screen with no signal. Being un-onboarded is a reporting problem; being locked out of the app mid-shift is a safety one.</w:t>
             </w:r>
           </w:p>
         </w:tc>
@@ -7327,7 +7568,7 @@
                 <w:sz w:val="18"/>
                 <w:szCs w:val="18"/>
               </w:rPr>
-              <w:t xml:space="preserve">  A practice banner stays visible for the whole exercise, not only on the finished report card. If what the guard reports diverges materially from the suggested incident, SAM asks whether this is real before writing it, and a yes routes to normal reporting. Without this, a genuine incident reported during practice is flagged training and hidden from supervisors by the very mechanism meant to protect them. The risk persists after go-live through the refresher.</w:t>
+              <w:t xml:space="preserve">  For the MVP, one thing: a practice banner stays visible for the whole exercise rather than appearing only on the finished report card, and it carries the way out to normal reporting (FR-17). This matters because a genuine incident reported during practice is flagged training and hidden from the supervisors it should have reached, by the mechanism meant to protect them. Detecting that what the guard just said is not the practice incident, and asking whether it is real, is the better answer and is listed under What the MVP does not include.</w:t>
             </w:r>
           </w:p>
         </w:tc>
@@ -7404,7 +7645,7 @@
                 <w:sz w:val="18"/>
                 <w:szCs w:val="18"/>
               </w:rPr>
-              <w:t xml:space="preserve">Launch blocked without the filter</w:t>
+              <w:t xml:space="preserve">Go-live gate on the filter</w:t>
             </w:r>
           </w:p>
         </w:tc>
@@ -7434,25 +7675,25 @@
                 <w:rFonts w:ascii="Calibri" w:cs="Calibri" w:eastAsia="Calibri" w:hAnsi="Calibri"/>
                 <w:b/>
                 <w:bCs/>
-                <w:color w:val="A05A38"/>
+                <w:color w:val="8A6A1F"/>
                 <w:spacing w:val="6"/>
                 <w:sz w:val="14"/>
                 <w:szCs w:val="14"/>
               </w:rPr>
-              <w:t xml:space="preserve">CHECK W/ ENG.</w:t>
-            </w:r>
-            <w:r>
-              <w:rPr>
-                <w:rFonts w:ascii="Calibri" w:cs="Calibri" w:eastAsia="Calibri" w:hAnsi="Calibri"/>
-                <w:b w:val="false"/>
-                <w:bCs w:val="false"/>
-                <w:i w:val="false"/>
-                <w:iCs w:val="false"/>
-                <w:color w:val="3A3A38"/>
-                <w:sz w:val="18"/>
-                <w:szCs w:val="18"/>
-              </w:rPr>
-              <w:t xml:space="preserve">  At launch, onboarding checks server-side that the exclusion filter is present and verified, and refuses to run if it is not. The rollout switch alone is not sufficient protection: activities send supervisor alerts, move KPIs and create Action Tracker items today, and a dispatched alert cannot be recalled. A capability check makes the dependency a mechanism rather than a release convention.</w:t>
+              <w:t xml:space="preserve">PROPOSED</w:t>
+            </w:r>
+            <w:r>
+              <w:rPr>
+                <w:rFonts w:ascii="Calibri" w:cs="Calibri" w:eastAsia="Calibri" w:hAnsi="Calibri"/>
+                <w:b w:val="false"/>
+                <w:bCs w:val="false"/>
+                <w:i w:val="false"/>
+                <w:iCs w:val="false"/>
+                <w:color w:val="3A3A38"/>
+                <w:sz w:val="18"/>
+                <w:szCs w:val="18"/>
+              </w:rPr>
+              <w:t xml:space="preserve">  The MVP is built and tested in DEV/UAT only, so nothing here reaches production during the build. Before the switch is turned on in production, the exclusion filter must be present and verified, and that must be enforced by something other than remembering: activities send supervisor alerts, move KPIs and create Action Tracker items today, and a dispatched alert cannot be recalled. The recommended enforcement is a server-side capability check that refuses to start onboarding when the filter is absent, built at go-live rather than in the MVP.</w:t>
             </w:r>
           </w:p>
         </w:tc>
@@ -8333,6 +8574,232 @@
                 <w:szCs w:val="18"/>
               </w:rPr>
               <w:t xml:space="preserve">Resume point after app close or device change.</w:t>
+            </w:r>
+          </w:p>
+        </w:tc>
+      </w:tr>
+      <w:tr>
+        <w:trPr>
+          <w:cantSplit/>
+        </w:trPr>
+        <w:tc>
+          <w:tcPr>
+            <w:tcW w:type="dxa" w:w="2600"/>
+            <w:tcBorders>
+              <w:top w:val="none"/>
+              <w:left w:val="none"/>
+              <w:bottom w:val="none"/>
+              <w:right w:val="none"/>
+            </w:tcBorders>
+            <w:tcMar>
+              <w:top w:type="dxa" w:w="56"/>
+              <w:left w:type="dxa" w:w="40"/>
+              <w:bottom w:type="dxa" w:w="56"/>
+              <w:right w:type="dxa" w:w="150"/>
+            </w:tcMar>
+            <w:vAlign w:val="top"/>
+          </w:tcPr>
+          <w:p>
+            <w:pPr>
+              <w:spacing w:after="0" w:line="248" w:lineRule="auto"/>
+            </w:pPr>
+            <w:r>
+              <w:rPr>
+                <w:rFonts w:ascii="Calibri" w:cs="Calibri" w:eastAsia="Calibri" w:hAnsi="Calibri"/>
+                <w:b w:val="false"/>
+                <w:bCs w:val="false"/>
+                <w:i w:val="false"/>
+                <w:iCs w:val="false"/>
+                <w:color w:val="3A3A38"/>
+                <w:sz w:val="18"/>
+                <w:szCs w:val="18"/>
+              </w:rPr>
+              <w:t xml:space="preserve">practice_report_ref</w:t>
+            </w:r>
+          </w:p>
+        </w:tc>
+        <w:tc>
+          <w:tcPr>
+            <w:tcW w:type="dxa" w:w="2400"/>
+            <w:tcBorders>
+              <w:top w:val="none"/>
+              <w:left w:val="none"/>
+              <w:bottom w:val="none"/>
+              <w:right w:val="none"/>
+            </w:tcBorders>
+            <w:tcMar>
+              <w:top w:type="dxa" w:w="56"/>
+              <w:left w:type="dxa" w:w="40"/>
+              <w:bottom w:type="dxa" w:w="56"/>
+              <w:right w:type="dxa" w:w="150"/>
+            </w:tcMar>
+            <w:vAlign w:val="top"/>
+          </w:tcPr>
+          <w:p>
+            <w:pPr>
+              <w:spacing w:after="0" w:line="248" w:lineRule="auto"/>
+            </w:pPr>
+            <w:r>
+              <w:rPr>
+                <w:rFonts w:ascii="Calibri" w:cs="Calibri" w:eastAsia="Calibri" w:hAnsi="Calibri"/>
+                <w:b w:val="false"/>
+                <w:bCs w:val="false"/>
+                <w:i w:val="false"/>
+                <w:iCs w:val="false"/>
+                <w:color w:val="3A3A38"/>
+                <w:sz w:val="18"/>
+                <w:szCs w:val="18"/>
+              </w:rPr>
+              <w:t xml:space="preserve">id of the run’s practice report</w:t>
+            </w:r>
+          </w:p>
+        </w:tc>
+        <w:tc>
+          <w:tcPr>
+            <w:tcW w:type="dxa" w:w="4648"/>
+            <w:tcBorders>
+              <w:top w:val="none"/>
+              <w:left w:val="none"/>
+              <w:bottom w:val="none"/>
+              <w:right w:val="none"/>
+            </w:tcBorders>
+            <w:tcMar>
+              <w:top w:type="dxa" w:w="56"/>
+              <w:left w:type="dxa" w:w="40"/>
+              <w:bottom w:type="dxa" w:w="56"/>
+              <w:right w:type="dxa" w:w="150"/>
+            </w:tcMar>
+            <w:vAlign w:val="top"/>
+          </w:tcPr>
+          <w:p>
+            <w:pPr>
+              <w:spacing w:after="0" w:line="248" w:lineRule="auto"/>
+            </w:pPr>
+            <w:r>
+              <w:rPr>
+                <w:rFonts w:ascii="Calibri" w:cs="Calibri" w:eastAsia="Calibri" w:hAnsi="Calibri"/>
+                <w:b w:val="false"/>
+                <w:bCs w:val="false"/>
+                <w:i w:val="false"/>
+                <w:iCs w:val="false"/>
+                <w:color w:val="3A3A38"/>
+                <w:sz w:val="18"/>
+                <w:szCs w:val="18"/>
+              </w:rPr>
+              <w:t xml:space="preserve">Without it, resuming at voice_fix or manual_fix on another device has no report to correct. Required by the one-active-report rule (FR-18).</w:t>
+            </w:r>
+          </w:p>
+        </w:tc>
+      </w:tr>
+      <w:tr>
+        <w:trPr>
+          <w:cantSplit/>
+        </w:trPr>
+        <w:tc>
+          <w:tcPr>
+            <w:tcW w:type="dxa" w:w="2600"/>
+            <w:tcBorders>
+              <w:top w:val="none"/>
+              <w:left w:val="none"/>
+              <w:bottom w:val="none"/>
+              <w:right w:val="none"/>
+            </w:tcBorders>
+            <w:tcMar>
+              <w:top w:type="dxa" w:w="56"/>
+              <w:left w:type="dxa" w:w="40"/>
+              <w:bottom w:type="dxa" w:w="56"/>
+              <w:right w:type="dxa" w:w="150"/>
+            </w:tcMar>
+            <w:vAlign w:val="top"/>
+          </w:tcPr>
+          <w:p>
+            <w:pPr>
+              <w:spacing w:after="0" w:line="248" w:lineRule="auto"/>
+            </w:pPr>
+            <w:r>
+              <w:rPr>
+                <w:rFonts w:ascii="Calibri" w:cs="Calibri" w:eastAsia="Calibri" w:hAnsi="Calibri"/>
+                <w:b w:val="false"/>
+                <w:bCs w:val="false"/>
+                <w:i w:val="false"/>
+                <w:iCs w:val="false"/>
+                <w:color w:val="3A3A38"/>
+                <w:sz w:val="18"/>
+                <w:szCs w:val="18"/>
+              </w:rPr>
+              <w:t xml:space="preserve">practice_message_ref</w:t>
+            </w:r>
+          </w:p>
+        </w:tc>
+        <w:tc>
+          <w:tcPr>
+            <w:tcW w:type="dxa" w:w="2400"/>
+            <w:tcBorders>
+              <w:top w:val="none"/>
+              <w:left w:val="none"/>
+              <w:bottom w:val="none"/>
+              <w:right w:val="none"/>
+            </w:tcBorders>
+            <w:tcMar>
+              <w:top w:type="dxa" w:w="56"/>
+              <w:left w:type="dxa" w:w="40"/>
+              <w:bottom w:type="dxa" w:w="56"/>
+              <w:right w:type="dxa" w:w="150"/>
+            </w:tcMar>
+            <w:vAlign w:val="top"/>
+          </w:tcPr>
+          <w:p>
+            <w:pPr>
+              <w:spacing w:after="0" w:line="248" w:lineRule="auto"/>
+            </w:pPr>
+            <w:r>
+              <w:rPr>
+                <w:rFonts w:ascii="Calibri" w:cs="Calibri" w:eastAsia="Calibri" w:hAnsi="Calibri"/>
+                <w:b w:val="false"/>
+                <w:bCs w:val="false"/>
+                <w:i w:val="false"/>
+                <w:iCs w:val="false"/>
+                <w:color w:val="3A3A38"/>
+                <w:sz w:val="18"/>
+                <w:szCs w:val="18"/>
+              </w:rPr>
+              <w:t xml:space="preserve">id of the guard’s report message</w:t>
+            </w:r>
+          </w:p>
+        </w:tc>
+        <w:tc>
+          <w:tcPr>
+            <w:tcW w:type="dxa" w:w="4648"/>
+            <w:tcBorders>
+              <w:top w:val="none"/>
+              <w:left w:val="none"/>
+              <w:bottom w:val="none"/>
+              <w:right w:val="none"/>
+            </w:tcBorders>
+            <w:tcMar>
+              <w:top w:type="dxa" w:w="56"/>
+              <w:left w:type="dxa" w:w="40"/>
+              <w:bottom w:type="dxa" w:w="56"/>
+              <w:right w:type="dxa" w:w="150"/>
+            </w:tcMar>
+            <w:vAlign w:val="top"/>
+          </w:tcPr>
+          <w:p>
+            <w:pPr>
+              <w:spacing w:after="0" w:line="248" w:lineRule="auto"/>
+            </w:pPr>
+            <w:r>
+              <w:rPr>
+                <w:rFonts w:ascii="Calibri" w:cs="Calibri" w:eastAsia="Calibri" w:hAnsi="Calibri"/>
+                <w:b w:val="false"/>
+                <w:bCs w:val="false"/>
+                <w:i w:val="false"/>
+                <w:iCs w:val="false"/>
+                <w:color w:val="3A3A38"/>
+                <w:sz w:val="18"/>
+                <w:szCs w:val="18"/>
+              </w:rPr>
+              <w:t xml:space="preserve">The message the manual-edit step long-presses. Same reason: the resume point is meaningless without it.</w:t>
             </w:r>
           </w:p>
         </w:tc>
@@ -8541,7 +9008,7 @@
           <w:sz w:val="19"/>
           <w:szCs w:val="19"/>
         </w:rPr>
-        <w:t xml:space="preserve"> the FILTER that keeps marked data out of live surfaces is not built yet. Today, archived items are still visible in production, so it is a required enhancement. This onboarding therefore runs only in DEV/UAT until that exclusion filter is built and verified, and must not go live before then. When built, it should work hide-by-default at the shared data layer, so every current and future surface excludes training data automatically. Permanent deletion is a separate later clean-up; only the guard’s completion status is kept.</w:t>
+        <w:t xml:space="preserve"> the filter that keeps marked data out of live surfaces is not built yet. Today, archived items are still visible in production, so it is a required enhancement. This onboarding therefore runs only in DEV/UAT until that exclusion filter is built and verified, and must not go live before then. When built, it should work hide-by-default at the shared data layer, so every current and future surface excludes training data automatically. Permanent deletion is a separate later clean-up; only the guard’s completion status is kept.</w:t>
       </w:r>
     </w:p>
     <w:tbl>
@@ -9728,7 +10195,7 @@
                 <w:sz w:val="18"/>
                 <w:szCs w:val="18"/>
               </w:rPr>
-              <w:t xml:space="preserve">Given onboarding in progress, when the guard tries to skip, then there is no path to home except completion (or the minor way out for a real incident).</w:t>
+              <w:t xml:space="preserve">Given onboarding in progress, when the guard tries to skip, then there is no path to home except completion or one of the three defined exits (FR-17, FR-28, FR-04), none of which marks them complete.</w:t>
             </w:r>
           </w:p>
         </w:tc>
@@ -9954,7 +10421,7 @@
                 <w:sz w:val="18"/>
                 <w:szCs w:val="18"/>
               </w:rPr>
-              <w:t xml:space="preserve">Given a speaking step, when transcription fails or returns empty, then the step is not credited and the guard is asked to try again.</w:t>
+              <w:t xml:space="preserve">Given a speaking step, when transcription fails or returns empty, then the step is not credited and the guard is asked to try again; and when the guard says the right thing in different words, then the step is credited.</w:t>
             </w:r>
           </w:p>
         </w:tc>
@@ -10067,7 +10534,7 @@
                 <w:sz w:val="18"/>
                 <w:szCs w:val="18"/>
               </w:rPr>
-              <w:t xml:space="preserve">Given the guard asks a question, then SAM answers and nothing live results, and any record the platform logs carries the training flag; given the guard then reports the incident, then exactly one practice report exists (retries add none).</w:t>
+              <w:t xml:space="preserve">Given the guard asks a question, then SAM answers and no activity record of any kind is written for that step, verified in the activity table rather than by inspecting a flag; given the guard then reports the incident, then exactly one practice report exists (retries add none).</w:t>
             </w:r>
           </w:p>
         </w:tc>
@@ -10180,7 +10647,7 @@
                 <w:sz w:val="18"/>
                 <w:szCs w:val="18"/>
               </w:rPr>
-              <w:t xml:space="preserve">Given a practice report naming a Dell, when the guard says to change it to a MacBook, then the same report updates and no second report is created.</w:t>
+              <w:t xml:space="preserve">Given a practice report about the suggested laptop, however the guard worded it, when they say it was a MacBook, then the same report updates and no second report is created.</w:t>
             </w:r>
           </w:p>
         </w:tc>
@@ -10293,7 +10760,7 @@
                 <w:sz w:val="18"/>
                 <w:szCs w:val="18"/>
               </w:rPr>
-              <w:t xml:space="preserve">Given SAM has named the change and the guard long-presses the message they sent and saves it with the location added, then the final report contains both “MacBook” and “reception”.</w:t>
+              <w:t xml:space="preserve">Given SAM has named the change and identified the target message on screen, when the guard long-presses their report message and saves it with the location added, then the final report contains both “MacBook” and “reception”.</w:t>
             </w:r>
           </w:p>
         </w:tc>
@@ -10406,7 +10873,7 @@
                 <w:sz w:val="18"/>
                 <w:szCs w:val="18"/>
               </w:rPr>
-              <w:t xml:space="preserve">Given a practice report at any stage, then it is flagged training at creation; once the exclusion filter is built it appears in no live surface; until the filter exists the exercise runs only in DEV/UAT and does not go to production.</w:t>
+              <w:t xml:space="preserve">Given a practice report at any stage, then it is flagged training at creation and the card shown to the guard carries a visible “Training” label; once the exclusion filter is built it appears in no live surface; until the filter exists the exercise runs only in DEV/UAT and does not go to production.</w:t>
             </w:r>
           </w:p>
         </w:tc>
@@ -10858,7 +11325,7 @@
                 <w:sz w:val="18"/>
                 <w:szCs w:val="18"/>
               </w:rPr>
-              <w:t xml:space="preserve">Given a guard leaves onboarding to report a real incident, then normal reporting opens and, on return, the saved stage resumes with completion neither granted nor skipped.</w:t>
+              <w:t xml:space="preserve">Given a guard leaves onboarding to report a real incident, then the practice banner clears, the guard is told this one is live and reaches their supervisor, normal reporting opens, and on return the saved stage resumes with completion neither granted nor skipped.</w:t>
             </w:r>
           </w:p>
         </w:tc>
@@ -11197,7 +11664,7 @@
                 <w:sz w:val="18"/>
                 <w:szCs w:val="18"/>
               </w:rPr>
-              <w:t xml:space="preserve">Given the full run-through, then it opens with a warm personal greeting, each step is framed as a benefit with a brief encouragement after it, and the close is warm. Signed off by product on a read-through, and at least four of five test guards describing it as welcoming rather than test-like. If fewer do, the copy is revised and re-run.</w:t>
+              <w:t xml:space="preserve">Given the full run-through, then it opens with a warm personal greeting, each step is framed as a benefit with a brief encouragement after it, and the close is warm. Signed off by product on a read-through, and at least 80% of a test group of five or more guards describing it as welcoming rather than test-like. If fewer do, the copy is revised and re-run.</w:t>
             </w:r>
           </w:p>
         </w:tc>
@@ -11875,7 +12342,7 @@
                 <w:sz w:val="18"/>
                 <w:szCs w:val="18"/>
               </w:rPr>
-              <w:t xml:space="preserve">Given three failed attempts at a spoken step, then typing is offered; and given a step that still cannot be completed, then the guard reaches the home screen with completion unmarked and the stage saved.</w:t>
+              <w:t xml:space="preserve">Given three failed attempts at a spoken step, then typing is offered; given a guard stuck on any step who asks to leave, then they reach the home screen with completion unmarked and the stage saved; and given no server connectivity at first sign-in, then the guard passes through rather than being held.</w:t>
             </w:r>
           </w:p>
         </w:tc>
@@ -11988,7 +12455,7 @@
                 <w:sz w:val="18"/>
                 <w:szCs w:val="18"/>
               </w:rPr>
-              <w:t xml:space="preserve">Given a practice run, then a practice banner is visible at every step; and given a report that diverges materially from the suggested incident, then SAM asks whether it is real before writing it, and a yes routes to normal reporting.</w:t>
+              <w:t xml:space="preserve">Given a practice run, then a practice banner is visible at every step, including the setup gates, and it offers the way out to normal reporting.</w:t>
             </w:r>
           </w:p>
         </w:tc>
@@ -12101,7 +12568,7 @@
                 <w:sz w:val="18"/>
                 <w:szCs w:val="18"/>
               </w:rPr>
-              <w:t xml:space="preserve">Given the exclusion filter is absent or unverified, when onboarding is launched in any environment, then it refuses to start and reports why.</w:t>
+              <w:t xml:space="preserve">Given production go-live, then the exclusion filter is present and verified before the switch is enabled, and its absence blocks onboarding from starting rather than relying on release discipline.</w:t>
             </w:r>
           </w:p>
         </w:tc>
@@ -12266,7 +12733,7 @@
           <w:sz w:val="19"/>
           <w:szCs w:val="19"/>
         </w:rPr>
-        <w:t xml:space="preserve">Positive and negative tests. Negatives cover skip, a permission left off, a permission that cannot be granted, a phone with no NFC, repeated transcription failure, voice-correction failure, manual-save failure, isolation failure, a real incident reported inside practice, launching without the exclusion filter, concurrency, and network/device resume.</w:t>
+        <w:t xml:space="preserve">Positive and negative tests. Negatives cover skip, a permission left off, a permission that cannot be granted, a phone with no NFC, repeated transcription failure, voice-correction failure, manual-save failure, isolation failure, concurrency, and network/device resume. Two rows are go-live rather than build checks: the live-surface sweep and the filter capability check.</w:t>
       </w:r>
     </w:p>
     <w:tbl>
@@ -12875,7 +13342,7 @@
                 <w:sz w:val="18"/>
                 <w:szCs w:val="18"/>
               </w:rPr>
-              <w:t xml:space="preserve">No skip path to home; only completion or the real-incident exit.</w:t>
+              <w:t xml:space="preserve">No skip path to home; only completion or one of the three defined exits, none of which marks completion.</w:t>
             </w:r>
           </w:p>
         </w:tc>
@@ -13286,7 +13753,7 @@
                 <w:sz w:val="18"/>
                 <w:szCs w:val="18"/>
               </w:rPr>
-              <w:t xml:space="preserve">Force a failed / empty transcription at the first speaking step. (negative)</w:t>
+              <w:t xml:space="preserve">Force a failed / empty transcription at the first speaking step, then repeat the step in different wording. (negative + positive)</w:t>
             </w:r>
           </w:p>
         </w:tc>
@@ -13322,7 +13789,7 @@
                 <w:sz w:val="18"/>
                 <w:szCs w:val="18"/>
               </w:rPr>
-              <w:t xml:space="preserve">Step not credited; retry prompted.</w:t>
+              <w:t xml:space="preserve">Step not credited on failure; credited on a differently-worded equivalent.</w:t>
             </w:r>
           </w:p>
         </w:tc>
@@ -13435,7 +13902,7 @@
                 <w:sz w:val="18"/>
                 <w:szCs w:val="18"/>
               </w:rPr>
-              <w:t xml:space="preserve">Ask SAM a question.</w:t>
+              <w:t xml:space="preserve">Ask SAM a question, then inspect the activity table.</w:t>
             </w:r>
           </w:p>
         </w:tc>
@@ -13471,7 +13938,7 @@
                 <w:sz w:val="18"/>
                 <w:szCs w:val="18"/>
               </w:rPr>
-              <w:t xml:space="preserve">SAM answers; nothing live, and any logged record carries the training flag.</w:t>
+              <w:t xml:space="preserve">SAM answers; no activity row is written for the question step.</w:t>
             </w:r>
           </w:p>
         </w:tc>
@@ -14776,7 +15243,7 @@
                 <w:sz w:val="18"/>
                 <w:szCs w:val="18"/>
               </w:rPr>
-              <w:t xml:space="preserve">Duplicate concurrent sessions / retried messages. (negative)</w:t>
+              <w:t xml:space="preserve">Duplicate concurrent sessions / retried messages within one run. (negative)</w:t>
             </w:r>
           </w:p>
         </w:tc>
@@ -14812,7 +15279,7 @@
                 <w:sz w:val="18"/>
                 <w:szCs w:val="18"/>
               </w:rPr>
-              <w:t xml:space="preserve">One record, one report; no progress regression.</w:t>
+              <w:t xml:space="preserve">One onboarding record, one report for the run; no progress regression.</w:t>
             </w:r>
           </w:p>
         </w:tc>
@@ -15259,7 +15726,7 @@
                 <w:sz w:val="18"/>
                 <w:szCs w:val="18"/>
               </w:rPr>
-              <w:t xml:space="preserve">Normal reporting opens; returns to saved stage; completion neither granted nor skipped.</w:t>
+              <w:t xml:space="preserve">Banner cleared and the live warning shown before reporting opens; returns to saved stage; completion neither granted nor skipped.</w:t>
             </w:r>
           </w:p>
         </w:tc>
@@ -15670,7 +16137,7 @@
                 <w:sz w:val="18"/>
                 <w:szCs w:val="18"/>
               </w:rPr>
-              <w:t xml:space="preserve">Full run-through with at least five test guards, reviewing tone.</w:t>
+              <w:t xml:space="preserve">Full run-through with a test group of five or more guards, reviewing tone.</w:t>
             </w:r>
           </w:p>
         </w:tc>
@@ -15706,7 +16173,7 @@
                 <w:sz w:val="18"/>
                 <w:szCs w:val="18"/>
               </w:rPr>
-              <w:t xml:space="preserve">Warm personal opening; each step framed as a benefit with brief encouragement; warm close. At least four of five describe it as welcoming, not a test; product signs off the copy.</w:t>
+              <w:t xml:space="preserve">Warm personal opening; each step framed as a benefit with brief encouragement; warm close. At least 80% describe it as welcoming rather than test-like; product signs off the copy.</w:t>
             </w:r>
           </w:p>
         </w:tc>
@@ -16862,7 +17329,7 @@
                 <w:sz w:val="18"/>
                 <w:szCs w:val="18"/>
               </w:rPr>
-              <w:t xml:space="preserve">Fail a spoken step three times. (negative)</w:t>
+              <w:t xml:space="preserve">Fail a spoken step three times; separately, ask to leave from a non-spoken step; separately, first sign-in with no connectivity. (negative)</w:t>
             </w:r>
           </w:p>
         </w:tc>
@@ -16898,7 +17365,7 @@
                 <w:sz w:val="18"/>
                 <w:szCs w:val="18"/>
               </w:rPr>
-              <w:t xml:space="preserve">Typing offered; and on continued failure, home screen reached with completion unmarked and stage saved.</w:t>
+              <w:t xml:space="preserve">Typing offered; the stuck-on-any-step release reaches home with completion unmarked and stage saved; no connectivity does not hold the guard at a mandatory screen.</w:t>
             </w:r>
           </w:p>
         </w:tc>
@@ -17011,7 +17478,7 @@
                 <w:sz w:val="18"/>
                 <w:szCs w:val="18"/>
               </w:rPr>
-              <w:t xml:space="preserve">Report an incident unrelated to the suggested one during practice. (negative)</w:t>
+              <w:t xml:space="preserve">Walk every step, including the setup gates, checking the practice banner.</w:t>
             </w:r>
           </w:p>
         </w:tc>
@@ -17047,7 +17514,7 @@
                 <w:sz w:val="18"/>
                 <w:szCs w:val="18"/>
               </w:rPr>
-              <w:t xml:space="preserve">Practice banner visible throughout; SAM asks whether it is real; a yes routes to normal reporting rather than writing a training-flagged report.</w:t>
+              <w:t xml:space="preserve">Banner visible at every step and offers the way out to normal reporting.</w:t>
             </w:r>
           </w:p>
         </w:tc>
@@ -17160,7 +17627,7 @@
                 <w:sz w:val="18"/>
                 <w:szCs w:val="18"/>
               </w:rPr>
-              <w:t xml:space="preserve">Launch onboarding with the exclusion filter absent. (negative)</w:t>
+              <w:t xml:space="preserve">At go-live, launch onboarding with the exclusion filter absent. (negative)</w:t>
             </w:r>
           </w:p>
         </w:tc>
@@ -17196,7 +17663,305 @@
                 <w:sz w:val="18"/>
                 <w:szCs w:val="18"/>
               </w:rPr>
-              <w:t xml:space="preserve">Refuses to start and reports why.</w:t>
+              <w:t xml:space="preserve">Refuses to start and reports why. Run at go-live, not during MVP build.</w:t>
+            </w:r>
+          </w:p>
+        </w:tc>
+      </w:tr>
+      <w:tr>
+        <w:trPr>
+          <w:cantSplit/>
+        </w:trPr>
+        <w:tc>
+          <w:tcPr>
+            <w:tcW w:type="dxa" w:w="850"/>
+            <w:tcBorders>
+              <w:top w:val="none"/>
+              <w:left w:val="none"/>
+              <w:bottom w:val="none"/>
+              <w:right w:val="none"/>
+            </w:tcBorders>
+            <w:tcMar>
+              <w:top w:type="dxa" w:w="56"/>
+              <w:left w:type="dxa" w:w="40"/>
+              <w:bottom w:type="dxa" w:w="56"/>
+              <w:right w:type="dxa" w:w="150"/>
+            </w:tcMar>
+            <w:vAlign w:val="top"/>
+          </w:tcPr>
+          <w:p>
+            <w:pPr>
+              <w:spacing w:after="0" w:line="248" w:lineRule="auto"/>
+            </w:pPr>
+            <w:r>
+              <w:rPr>
+                <w:rFonts w:ascii="Calibri" w:cs="Calibri" w:eastAsia="Calibri" w:hAnsi="Calibri"/>
+                <w:b w:val="false"/>
+                <w:bCs w:val="false"/>
+                <w:i w:val="false"/>
+                <w:iCs w:val="false"/>
+                <w:color w:val="3A3A38"/>
+                <w:sz w:val="18"/>
+                <w:szCs w:val="18"/>
+              </w:rPr>
+              <w:t xml:space="preserve">UAT-34</w:t>
+            </w:r>
+          </w:p>
+        </w:tc>
+        <w:tc>
+          <w:tcPr>
+            <w:tcW w:type="dxa" w:w="1050"/>
+            <w:tcBorders>
+              <w:top w:val="none"/>
+              <w:left w:val="none"/>
+              <w:bottom w:val="none"/>
+              <w:right w:val="none"/>
+            </w:tcBorders>
+            <w:tcMar>
+              <w:top w:type="dxa" w:w="56"/>
+              <w:left w:type="dxa" w:w="40"/>
+              <w:bottom w:type="dxa" w:w="56"/>
+              <w:right w:type="dxa" w:w="150"/>
+            </w:tcMar>
+            <w:vAlign w:val="top"/>
+          </w:tcPr>
+          <w:p>
+            <w:pPr>
+              <w:spacing w:after="0" w:line="248" w:lineRule="auto"/>
+            </w:pPr>
+            <w:r>
+              <w:rPr>
+                <w:rFonts w:ascii="Calibri" w:cs="Calibri" w:eastAsia="Calibri" w:hAnsi="Calibri"/>
+                <w:b w:val="false"/>
+                <w:bCs w:val="false"/>
+                <w:i w:val="false"/>
+                <w:iCs w:val="false"/>
+                <w:color w:val="3A3A38"/>
+                <w:sz w:val="18"/>
+                <w:szCs w:val="18"/>
+              </w:rPr>
+              <w:t xml:space="preserve">AC-09</w:t>
+            </w:r>
+          </w:p>
+        </w:tc>
+        <w:tc>
+          <w:tcPr>
+            <w:tcW w:type="dxa" w:w="3900"/>
+            <w:tcBorders>
+              <w:top w:val="none"/>
+              <w:left w:val="none"/>
+              <w:bottom w:val="none"/>
+              <w:right w:val="none"/>
+            </w:tcBorders>
+            <w:tcMar>
+              <w:top w:type="dxa" w:w="56"/>
+              <w:left w:type="dxa" w:w="40"/>
+              <w:bottom w:type="dxa" w:w="56"/>
+              <w:right w:type="dxa" w:w="150"/>
+            </w:tcMar>
+            <w:vAlign w:val="top"/>
+          </w:tcPr>
+          <w:p>
+            <w:pPr>
+              <w:spacing w:after="0" w:line="248" w:lineRule="auto"/>
+            </w:pPr>
+            <w:r>
+              <w:rPr>
+                <w:rFonts w:ascii="Calibri" w:cs="Calibri" w:eastAsia="Calibri" w:hAnsi="Calibri"/>
+                <w:b w:val="false"/>
+                <w:bCs w:val="false"/>
+                <w:i w:val="false"/>
+                <w:iCs w:val="false"/>
+                <w:color w:val="3A3A38"/>
+                <w:sz w:val="18"/>
+                <w:szCs w:val="18"/>
+              </w:rPr>
+              <w:t xml:space="preserve">Inspect the practice report card on screen.</w:t>
+            </w:r>
+          </w:p>
+        </w:tc>
+        <w:tc>
+          <w:tcPr>
+            <w:tcW w:type="dxa" w:w="3848"/>
+            <w:tcBorders>
+              <w:top w:val="none"/>
+              <w:left w:val="none"/>
+              <w:bottom w:val="none"/>
+              <w:right w:val="none"/>
+            </w:tcBorders>
+            <w:tcMar>
+              <w:top w:type="dxa" w:w="56"/>
+              <w:left w:type="dxa" w:w="40"/>
+              <w:bottom w:type="dxa" w:w="56"/>
+              <w:right w:type="dxa" w:w="150"/>
+            </w:tcMar>
+            <w:vAlign w:val="top"/>
+          </w:tcPr>
+          <w:p>
+            <w:pPr>
+              <w:spacing w:after="0" w:line="248" w:lineRule="auto"/>
+            </w:pPr>
+            <w:r>
+              <w:rPr>
+                <w:rFonts w:ascii="Calibri" w:cs="Calibri" w:eastAsia="Calibri" w:hAnsi="Calibri"/>
+                <w:b w:val="false"/>
+                <w:bCs w:val="false"/>
+                <w:i w:val="false"/>
+                <w:iCs w:val="false"/>
+                <w:color w:val="3A3A38"/>
+                <w:sz w:val="18"/>
+                <w:szCs w:val="18"/>
+              </w:rPr>
+              <w:t xml:space="preserve">Card carries a visible “Training” label at every point it is shown.</w:t>
+            </w:r>
+          </w:p>
+        </w:tc>
+      </w:tr>
+      <w:tr>
+        <w:trPr>
+          <w:cantSplit/>
+        </w:trPr>
+        <w:tc>
+          <w:tcPr>
+            <w:tcW w:type="dxa" w:w="850"/>
+            <w:tcBorders>
+              <w:top w:val="none"/>
+              <w:left w:val="none"/>
+              <w:bottom w:val="none"/>
+              <w:right w:val="none"/>
+            </w:tcBorders>
+            <w:tcMar>
+              <w:top w:type="dxa" w:w="56"/>
+              <w:left w:type="dxa" w:w="40"/>
+              <w:bottom w:type="dxa" w:w="56"/>
+              <w:right w:type="dxa" w:w="150"/>
+            </w:tcMar>
+            <w:vAlign w:val="top"/>
+          </w:tcPr>
+          <w:p>
+            <w:pPr>
+              <w:spacing w:after="0" w:line="248" w:lineRule="auto"/>
+            </w:pPr>
+            <w:r>
+              <w:rPr>
+                <w:rFonts w:ascii="Calibri" w:cs="Calibri" w:eastAsia="Calibri" w:hAnsi="Calibri"/>
+                <w:b w:val="false"/>
+                <w:bCs w:val="false"/>
+                <w:i w:val="false"/>
+                <w:iCs w:val="false"/>
+                <w:color w:val="3A3A38"/>
+                <w:sz w:val="18"/>
+                <w:szCs w:val="18"/>
+              </w:rPr>
+              <w:t xml:space="preserve">UAT-35</w:t>
+            </w:r>
+          </w:p>
+        </w:tc>
+        <w:tc>
+          <w:tcPr>
+            <w:tcW w:type="dxa" w:w="1050"/>
+            <w:tcBorders>
+              <w:top w:val="none"/>
+              <w:left w:val="none"/>
+              <w:bottom w:val="none"/>
+              <w:right w:val="none"/>
+            </w:tcBorders>
+            <w:tcMar>
+              <w:top w:type="dxa" w:w="56"/>
+              <w:left w:type="dxa" w:w="40"/>
+              <w:bottom w:type="dxa" w:w="56"/>
+              <w:right w:type="dxa" w:w="150"/>
+            </w:tcMar>
+            <w:vAlign w:val="top"/>
+          </w:tcPr>
+          <w:p>
+            <w:pPr>
+              <w:spacing w:after="0" w:line="248" w:lineRule="auto"/>
+            </w:pPr>
+            <w:r>
+              <w:rPr>
+                <w:rFonts w:ascii="Calibri" w:cs="Calibri" w:eastAsia="Calibri" w:hAnsi="Calibri"/>
+                <w:b w:val="false"/>
+                <w:bCs w:val="false"/>
+                <w:i w:val="false"/>
+                <w:iCs w:val="false"/>
+                <w:color w:val="3A3A38"/>
+                <w:sz w:val="18"/>
+                <w:szCs w:val="18"/>
+              </w:rPr>
+              <w:t xml:space="preserve">AC-25</w:t>
+            </w:r>
+          </w:p>
+        </w:tc>
+        <w:tc>
+          <w:tcPr>
+            <w:tcW w:type="dxa" w:w="3900"/>
+            <w:tcBorders>
+              <w:top w:val="none"/>
+              <w:left w:val="none"/>
+              <w:bottom w:val="none"/>
+              <w:right w:val="none"/>
+            </w:tcBorders>
+            <w:tcMar>
+              <w:top w:type="dxa" w:w="56"/>
+              <w:left w:type="dxa" w:w="40"/>
+              <w:bottom w:type="dxa" w:w="56"/>
+              <w:right w:type="dxa" w:w="150"/>
+            </w:tcMar>
+            <w:vAlign w:val="top"/>
+          </w:tcPr>
+          <w:p>
+            <w:pPr>
+              <w:spacing w:after="0" w:line="248" w:lineRule="auto"/>
+            </w:pPr>
+            <w:r>
+              <w:rPr>
+                <w:rFonts w:ascii="Calibri" w:cs="Calibri" w:eastAsia="Calibri" w:hAnsi="Calibri"/>
+                <w:b w:val="false"/>
+                <w:bCs w:val="false"/>
+                <w:i w:val="false"/>
+                <w:iCs w:val="false"/>
+                <w:color w:val="3A3A38"/>
+                <w:sz w:val="18"/>
+                <w:szCs w:val="18"/>
+              </w:rPr>
+              <w:t xml:space="preserve">Read the setup copy as a first-time guard.</w:t>
+            </w:r>
+          </w:p>
+        </w:tc>
+        <w:tc>
+          <w:tcPr>
+            <w:tcW w:type="dxa" w:w="3848"/>
+            <w:tcBorders>
+              <w:top w:val="none"/>
+              <w:left w:val="none"/>
+              <w:bottom w:val="none"/>
+              <w:right w:val="none"/>
+            </w:tcBorders>
+            <w:tcMar>
+              <w:top w:type="dxa" w:w="56"/>
+              <w:left w:type="dxa" w:w="40"/>
+              <w:bottom w:type="dxa" w:w="56"/>
+              <w:right w:type="dxa" w:w="150"/>
+            </w:tcMar>
+            <w:vAlign w:val="top"/>
+          </w:tcPr>
+          <w:p>
+            <w:pPr>
+              <w:spacing w:after="0" w:line="248" w:lineRule="auto"/>
+            </w:pPr>
+            <w:r>
+              <w:rPr>
+                <w:rFonts w:ascii="Calibri" w:cs="Calibri" w:eastAsia="Calibri" w:hAnsi="Calibri"/>
+                <w:b w:val="false"/>
+                <w:bCs w:val="false"/>
+                <w:i w:val="false"/>
+                <w:iCs w:val="false"/>
+                <w:color w:val="3A3A38"/>
+                <w:sz w:val="18"/>
+                <w:szCs w:val="18"/>
+              </w:rPr>
+              <w:t xml:space="preserve">One plain line states what location and background tracking are for and what a supervisor can and cannot see.</w:t>
             </w:r>
           </w:p>
         </w:tc>
@@ -18669,7 +19434,7 @@
                 <w:sz w:val="18"/>
                 <w:szCs w:val="18"/>
               </w:rPr>
-              <w:t xml:space="preserve">UAT-04/05/23</w:t>
+              <w:t xml:space="preserve">UAT-04/05/23/27</w:t>
             </w:r>
           </w:p>
         </w:tc>
@@ -18705,7 +19470,7 @@
                 <w:sz w:val="18"/>
                 <w:szCs w:val="18"/>
               </w:rPr>
-              <w:t xml:space="preserve">Link inside the flow; typed confirm works; not trapped</w:t>
+              <w:t xml:space="preserve">Link inside the flow; tap confirms before the mic is granted; not trapped</w:t>
             </w:r>
           </w:p>
         </w:tc>
@@ -20185,7 +20950,7 @@
                 <w:sz w:val="18"/>
                 <w:szCs w:val="18"/>
               </w:rPr>
-              <w:t xml:space="preserve">Asked before writing; routed out</w:t>
+              <w:t xml:space="preserve">Banner at every step; way out offered</w:t>
             </w:r>
           </w:p>
         </w:tc>
@@ -20226,7 +20991,7 @@
                 <w:sz w:val="18"/>
                 <w:szCs w:val="18"/>
               </w:rPr>
-              <w:t xml:space="preserve">Launch blocked without the filter</w:t>
+              <w:t xml:space="preserve">Go-live gate on the filter</w:t>
             </w:r>
           </w:p>
         </w:tc>
@@ -20370,7 +21135,7 @@
                 <w:sz w:val="18"/>
                 <w:szCs w:val="18"/>
               </w:rPr>
-              <w:t xml:space="preserve">Refuses to start</w:t>
+              <w:t xml:space="preserve">Enforced, not remembered (at go-live)</w:t>
             </w:r>
           </w:p>
         </w:tc>
@@ -20519,7 +21284,7 @@
                 <w:sz w:val="18"/>
                 <w:szCs w:val="18"/>
               </w:rPr>
-              <w:t xml:space="preserve">—</w:t>
+              <w:t xml:space="preserve">UAT-35</w:t>
             </w:r>
           </w:p>
         </w:tc>
@@ -20596,7 +21361,7 @@
                 <w:sz w:val="18"/>
                 <w:szCs w:val="18"/>
               </w:rPr>
-              <w:t xml:space="preserve">Bounded clarification</w:t>
+              <w:t xml:space="preserve">Visible “Training” label on the card</w:t>
             </w:r>
           </w:p>
         </w:tc>
@@ -20632,7 +21397,7 @@
                 <w:sz w:val="18"/>
                 <w:szCs w:val="18"/>
               </w:rPr>
-              <w:t xml:space="preserve">FR-09</w:t>
+              <w:t xml:space="preserve">FR-12</w:t>
             </w:r>
           </w:p>
         </w:tc>
@@ -20668,7 +21433,7 @@
                 <w:sz w:val="18"/>
                 <w:szCs w:val="18"/>
               </w:rPr>
-              <w:t xml:space="preserve">AC-06</w:t>
+              <w:t xml:space="preserve">AC-09</w:t>
             </w:r>
           </w:p>
         </w:tc>
@@ -20704,7 +21469,7 @@
                 <w:sz w:val="18"/>
                 <w:szCs w:val="18"/>
               </w:rPr>
-              <w:t xml:space="preserve">UAT-33</w:t>
+              <w:t xml:space="preserve">UAT-34</w:t>
             </w:r>
           </w:p>
         </w:tc>
@@ -20740,7 +21505,7 @@
                 <w:sz w:val="18"/>
                 <w:szCs w:val="18"/>
               </w:rPr>
-              <w:t xml:space="preserve">Two follow-ups; “I don’t know” advances</w:t>
+              <w:t xml:space="preserve">Practice is obvious on screen</w:t>
             </w:r>
           </w:p>
         </w:tc>
@@ -20781,7 +21546,7 @@
                 <w:sz w:val="18"/>
                 <w:szCs w:val="18"/>
               </w:rPr>
-              <w:t xml:space="preserve">Transcription must succeed</w:t>
+              <w:t xml:space="preserve">Bounded clarification</w:t>
             </w:r>
           </w:p>
         </w:tc>
@@ -20817,7 +21582,7 @@
                 <w:sz w:val="18"/>
                 <w:szCs w:val="18"/>
               </w:rPr>
-              <w:t xml:space="preserve">FR-07</w:t>
+              <w:t xml:space="preserve">FR-09</w:t>
             </w:r>
           </w:p>
         </w:tc>
@@ -20853,7 +21618,7 @@
                 <w:sz w:val="18"/>
                 <w:szCs w:val="18"/>
               </w:rPr>
-              <w:t xml:space="preserve">AC-05</w:t>
+              <w:t xml:space="preserve">AC-06</w:t>
             </w:r>
           </w:p>
         </w:tc>
@@ -20889,7 +21654,7 @@
                 <w:sz w:val="18"/>
                 <w:szCs w:val="18"/>
               </w:rPr>
-              <w:t xml:space="preserve">UAT-06</w:t>
+              <w:t xml:space="preserve">UAT-33</w:t>
             </w:r>
           </w:p>
         </w:tc>
@@ -20925,7 +21690,7 @@
                 <w:sz w:val="18"/>
                 <w:szCs w:val="18"/>
               </w:rPr>
-              <w:t xml:space="preserve">Failed transcription not credited</w:t>
+              <w:t xml:space="preserve">Two follow-ups; “I don’t know” advances</w:t>
             </w:r>
           </w:p>
         </w:tc>
@@ -20966,6 +21731,191 @@
                 <w:sz w:val="18"/>
                 <w:szCs w:val="18"/>
               </w:rPr>
+              <w:t xml:space="preserve">Transcription must succeed</w:t>
+            </w:r>
+          </w:p>
+        </w:tc>
+        <w:tc>
+          <w:tcPr>
+            <w:tcW w:type="dxa" w:w="1150"/>
+            <w:tcBorders>
+              <w:top w:val="none"/>
+              <w:left w:val="none"/>
+              <w:bottom w:val="none"/>
+              <w:right w:val="none"/>
+            </w:tcBorders>
+            <w:tcMar>
+              <w:top w:type="dxa" w:w="56"/>
+              <w:left w:type="dxa" w:w="40"/>
+              <w:bottom w:type="dxa" w:w="56"/>
+              <w:right w:type="dxa" w:w="150"/>
+            </w:tcMar>
+            <w:vAlign w:val="top"/>
+          </w:tcPr>
+          <w:p>
+            <w:pPr>
+              <w:spacing w:after="0" w:line="248" w:lineRule="auto"/>
+            </w:pPr>
+            <w:r>
+              <w:rPr>
+                <w:rFonts w:ascii="Calibri" w:cs="Calibri" w:eastAsia="Calibri" w:hAnsi="Calibri"/>
+                <w:b w:val="false"/>
+                <w:bCs w:val="false"/>
+                <w:i w:val="false"/>
+                <w:iCs w:val="false"/>
+                <w:color w:val="3A3A38"/>
+                <w:sz w:val="18"/>
+                <w:szCs w:val="18"/>
+              </w:rPr>
+              <w:t xml:space="preserve">FR-07</w:t>
+            </w:r>
+          </w:p>
+        </w:tc>
+        <w:tc>
+          <w:tcPr>
+            <w:tcW w:type="dxa" w:w="1150"/>
+            <w:tcBorders>
+              <w:top w:val="none"/>
+              <w:left w:val="none"/>
+              <w:bottom w:val="none"/>
+              <w:right w:val="none"/>
+            </w:tcBorders>
+            <w:tcMar>
+              <w:top w:type="dxa" w:w="56"/>
+              <w:left w:type="dxa" w:w="40"/>
+              <w:bottom w:type="dxa" w:w="56"/>
+              <w:right w:type="dxa" w:w="150"/>
+            </w:tcMar>
+            <w:vAlign w:val="top"/>
+          </w:tcPr>
+          <w:p>
+            <w:pPr>
+              <w:spacing w:after="0" w:line="248" w:lineRule="auto"/>
+            </w:pPr>
+            <w:r>
+              <w:rPr>
+                <w:rFonts w:ascii="Calibri" w:cs="Calibri" w:eastAsia="Calibri" w:hAnsi="Calibri"/>
+                <w:b w:val="false"/>
+                <w:bCs w:val="false"/>
+                <w:i w:val="false"/>
+                <w:iCs w:val="false"/>
+                <w:color w:val="3A3A38"/>
+                <w:sz w:val="18"/>
+                <w:szCs w:val="18"/>
+              </w:rPr>
+              <w:t xml:space="preserve">AC-05</w:t>
+            </w:r>
+          </w:p>
+        </w:tc>
+        <w:tc>
+          <w:tcPr>
+            <w:tcW w:type="dxa" w:w="1350"/>
+            <w:tcBorders>
+              <w:top w:val="none"/>
+              <w:left w:val="none"/>
+              <w:bottom w:val="none"/>
+              <w:right w:val="none"/>
+            </w:tcBorders>
+            <w:tcMar>
+              <w:top w:type="dxa" w:w="56"/>
+              <w:left w:type="dxa" w:w="40"/>
+              <w:bottom w:type="dxa" w:w="56"/>
+              <w:right w:type="dxa" w:w="150"/>
+            </w:tcMar>
+            <w:vAlign w:val="top"/>
+          </w:tcPr>
+          <w:p>
+            <w:pPr>
+              <w:spacing w:after="0" w:line="248" w:lineRule="auto"/>
+            </w:pPr>
+            <w:r>
+              <w:rPr>
+                <w:rFonts w:ascii="Calibri" w:cs="Calibri" w:eastAsia="Calibri" w:hAnsi="Calibri"/>
+                <w:b w:val="false"/>
+                <w:bCs w:val="false"/>
+                <w:i w:val="false"/>
+                <w:iCs w:val="false"/>
+                <w:color w:val="3A3A38"/>
+                <w:sz w:val="18"/>
+                <w:szCs w:val="18"/>
+              </w:rPr>
+              <w:t xml:space="preserve">UAT-06</w:t>
+            </w:r>
+          </w:p>
+        </w:tc>
+        <w:tc>
+          <w:tcPr>
+            <w:tcW w:type="dxa" w:w="3398"/>
+            <w:tcBorders>
+              <w:top w:val="none"/>
+              <w:left w:val="none"/>
+              <w:bottom w:val="none"/>
+              <w:right w:val="none"/>
+            </w:tcBorders>
+            <w:tcMar>
+              <w:top w:type="dxa" w:w="56"/>
+              <w:left w:type="dxa" w:w="40"/>
+              <w:bottom w:type="dxa" w:w="56"/>
+              <w:right w:type="dxa" w:w="150"/>
+            </w:tcMar>
+            <w:vAlign w:val="top"/>
+          </w:tcPr>
+          <w:p>
+            <w:pPr>
+              <w:spacing w:after="0" w:line="248" w:lineRule="auto"/>
+            </w:pPr>
+            <w:r>
+              <w:rPr>
+                <w:rFonts w:ascii="Calibri" w:cs="Calibri" w:eastAsia="Calibri" w:hAnsi="Calibri"/>
+                <w:b w:val="false"/>
+                <w:bCs w:val="false"/>
+                <w:i w:val="false"/>
+                <w:iCs w:val="false"/>
+                <w:color w:val="3A3A38"/>
+                <w:sz w:val="18"/>
+                <w:szCs w:val="18"/>
+              </w:rPr>
+              <w:t xml:space="preserve">Failed transcription not credited</w:t>
+            </w:r>
+          </w:p>
+        </w:tc>
+      </w:tr>
+      <w:tr>
+        <w:trPr>
+          <w:cantSplit/>
+        </w:trPr>
+        <w:tc>
+          <w:tcPr>
+            <w:tcW w:type="dxa" w:w="2600"/>
+            <w:tcBorders>
+              <w:top w:val="none"/>
+              <w:left w:val="none"/>
+              <w:bottom w:val="none"/>
+              <w:right w:val="none"/>
+            </w:tcBorders>
+            <w:tcMar>
+              <w:top w:type="dxa" w:w="56"/>
+              <w:left w:type="dxa" w:w="40"/>
+              <w:bottom w:type="dxa" w:w="56"/>
+              <w:right w:type="dxa" w:w="150"/>
+            </w:tcMar>
+            <w:vAlign w:val="top"/>
+          </w:tcPr>
+          <w:p>
+            <w:pPr>
+              <w:spacing w:after="0" w:line="248" w:lineRule="auto"/>
+            </w:pPr>
+            <w:r>
+              <w:rPr>
+                <w:rFonts w:ascii="Calibri" w:cs="Calibri" w:eastAsia="Calibri" w:hAnsi="Calibri"/>
+                <w:b w:val="false"/>
+                <w:bCs w:val="false"/>
+                <w:i w:val="false"/>
+                <w:iCs w:val="false"/>
+                <w:color w:val="3A3A38"/>
+                <w:sz w:val="18"/>
+                <w:szCs w:val="18"/>
+              </w:rPr>
               <w:t xml:space="preserve">Ask a question (nothing live)</w:t>
             </w:r>
           </w:p>
@@ -21110,7 +22060,7 @@
                 <w:sz w:val="18"/>
                 <w:szCs w:val="18"/>
               </w:rPr>
-              <w:t xml:space="preserve">Answer given; nothing live, record training-flagged</w:t>
+              <w:t xml:space="preserve">Answer given; no activity row written</w:t>
             </w:r>
           </w:p>
         </w:tc>
@@ -23557,7 +24507,7 @@
         <w:pStyle w:val="ListParagraph"/>
         <w:numPr>
           <w:ilvl w:val="0"/>
-          <w:numId w:val="7"/>
+          <w:numId w:val="8"/>
         </w:numPr>
         <w:spacing w:after="48" w:line="250" w:lineRule="auto"/>
       </w:pPr>
@@ -23606,7 +24556,7 @@
         <w:pStyle w:val="ListParagraph"/>
         <w:numPr>
           <w:ilvl w:val="0"/>
-          <w:numId w:val="7"/>
+          <w:numId w:val="8"/>
         </w:numPr>
         <w:spacing w:after="48" w:line="250" w:lineRule="auto"/>
       </w:pPr>
@@ -23629,7 +24579,7 @@
         <w:pStyle w:val="ListParagraph"/>
         <w:numPr>
           <w:ilvl w:val="0"/>
-          <w:numId w:val="7"/>
+          <w:numId w:val="8"/>
         </w:numPr>
         <w:spacing w:after="48" w:line="250" w:lineRule="auto"/>
       </w:pPr>
@@ -23652,7 +24602,7 @@
         <w:pStyle w:val="ListParagraph"/>
         <w:numPr>
           <w:ilvl w:val="0"/>
-          <w:numId w:val="7"/>
+          <w:numId w:val="8"/>
         </w:numPr>
         <w:spacing w:after="48" w:line="250" w:lineRule="auto"/>
       </w:pPr>
@@ -23675,7 +24625,7 @@
         <w:pStyle w:val="ListParagraph"/>
         <w:numPr>
           <w:ilvl w:val="0"/>
-          <w:numId w:val="7"/>
+          <w:numId w:val="8"/>
         </w:numPr>
         <w:spacing w:after="48" w:line="250" w:lineRule="auto"/>
       </w:pPr>
@@ -23729,7 +24679,7 @@
         <w:pStyle w:val="ListParagraph"/>
         <w:numPr>
           <w:ilvl w:val="0"/>
-          <w:numId w:val="8"/>
+          <w:numId w:val="9"/>
         </w:numPr>
         <w:spacing w:after="48" w:line="250" w:lineRule="auto"/>
       </w:pPr>
@@ -23752,7 +24702,7 @@
         <w:pStyle w:val="ListParagraph"/>
         <w:numPr>
           <w:ilvl w:val="0"/>
-          <w:numId w:val="8"/>
+          <w:numId w:val="9"/>
         </w:numPr>
         <w:spacing w:after="48" w:line="250" w:lineRule="auto"/>
       </w:pPr>
@@ -23775,7 +24725,7 @@
         <w:pStyle w:val="ListParagraph"/>
         <w:numPr>
           <w:ilvl w:val="0"/>
-          <w:numId w:val="8"/>
+          <w:numId w:val="9"/>
         </w:numPr>
         <w:spacing w:after="48" w:line="250" w:lineRule="auto"/>
       </w:pPr>
@@ -23798,7 +24748,7 @@
         <w:pStyle w:val="ListParagraph"/>
         <w:numPr>
           <w:ilvl w:val="0"/>
-          <w:numId w:val="8"/>
+          <w:numId w:val="9"/>
         </w:numPr>
         <w:spacing w:after="48" w:line="250" w:lineRule="auto"/>
       </w:pPr>
@@ -23821,7 +24771,7 @@
         <w:pStyle w:val="ListParagraph"/>
         <w:numPr>
           <w:ilvl w:val="0"/>
-          <w:numId w:val="8"/>
+          <w:numId w:val="9"/>
         </w:numPr>
         <w:spacing w:after="48" w:line="250" w:lineRule="auto"/>
       </w:pPr>
@@ -23905,7 +24855,7 @@
         <w:pStyle w:val="ListParagraph"/>
         <w:numPr>
           <w:ilvl w:val="0"/>
-          <w:numId w:val="9"/>
+          <w:numId w:val="10"/>
         </w:numPr>
         <w:spacing w:after="48" w:line="250" w:lineRule="auto"/>
       </w:pPr>
@@ -23928,7 +24878,7 @@
         <w:pStyle w:val="ListParagraph"/>
         <w:numPr>
           <w:ilvl w:val="0"/>
-          <w:numId w:val="9"/>
+          <w:numId w:val="10"/>
         </w:numPr>
         <w:spacing w:after="48" w:line="250" w:lineRule="auto"/>
       </w:pPr>
@@ -23951,7 +24901,7 @@
         <w:pStyle w:val="ListParagraph"/>
         <w:numPr>
           <w:ilvl w:val="0"/>
-          <w:numId w:val="9"/>
+          <w:numId w:val="10"/>
         </w:numPr>
         <w:spacing w:after="48" w:line="250" w:lineRule="auto"/>
       </w:pPr>
@@ -23974,7 +24924,7 @@
         <w:pStyle w:val="ListParagraph"/>
         <w:numPr>
           <w:ilvl w:val="0"/>
-          <w:numId w:val="9"/>
+          <w:numId w:val="10"/>
         </w:numPr>
         <w:spacing w:after="48" w:line="250" w:lineRule="auto"/>
       </w:pPr>
@@ -23997,7 +24947,7 @@
         <w:pStyle w:val="ListParagraph"/>
         <w:numPr>
           <w:ilvl w:val="0"/>
-          <w:numId w:val="9"/>
+          <w:numId w:val="10"/>
         </w:numPr>
         <w:spacing w:after="48" w:line="250" w:lineRule="auto"/>
       </w:pPr>
@@ -24020,7 +24970,7 @@
         <w:pStyle w:val="ListParagraph"/>
         <w:numPr>
           <w:ilvl w:val="0"/>
-          <w:numId w:val="9"/>
+          <w:numId w:val="10"/>
         </w:numPr>
         <w:spacing w:after="48" w:line="250" w:lineRule="auto"/>
       </w:pPr>
@@ -24043,7 +24993,7 @@
         <w:pStyle w:val="ListParagraph"/>
         <w:numPr>
           <w:ilvl w:val="0"/>
-          <w:numId w:val="9"/>
+          <w:numId w:val="10"/>
         </w:numPr>
         <w:spacing w:after="48" w:line="250" w:lineRule="auto"/>
       </w:pPr>
@@ -24129,7 +25079,7 @@
                 <w:sz w:val="19"/>
                 <w:szCs w:val="19"/>
               </w:rPr>
-              <w:t xml:space="preserve">What is proven today: the reporting console exposes edit and soft-delete/archive on SAM OnSite activities, and SAM can write structured-essential corrections through conversation context. The archive flag exists and can be used now. Real app screens add more: activities have live consequences (supervisor alerts, KPI impact, items in the Pronect Action Tracker, exactly the surfaces the filter must cover); an activity is a report card plus transcript, matching the message-is-the-report model; permission state is readable and a settings link exists at least on the Location screen (“Permissions needed” / “Open system settings”); and a spoken question was recorded as a Procedure activity, so even the ask step may create a record today. What is not yet built: the filtering that actually excludes archived/training data from live surfaces. It is currently still visible in production and is a later-stage enhancement. No production change has been made.</w:t>
+              <w:t xml:space="preserve">What is proven today: the reporting console exposes edit and soft-delete/archive on SAM OnSite activities, and SAM can correct a report’s structured fields through the conversation. The archive flag exists and can be used now. Real app screens add more: activities have live consequences (supervisor alerts, KPI impact, items in the Pronect Action Tracker, exactly the surfaces the filter must cover); an activity is a report card plus transcript, matching the message-is-the-report model; permission state is readable and a settings link exists at least on the Location screen (“Permissions needed” / “Open system settings”); and a spoken question was recorded as a Procedure activity, so even the ask step may create a record today. What is not yet built: the filtering that actually excludes archived/training data from live surfaces. It is currently still visible in production and is a later-stage enhancement. No production change has been made.</w:t>
             </w:r>
           </w:p>
         </w:tc>
@@ -24560,6 +25510,24 @@
     <w:multiLevelType w:val="hybridMultilevel"/>
     <w:lvl w:ilvl="0" w15:tentative="1">
       <w:start w:val="1"/>
+      <w:numFmt w:val="bullet"/>
+      <w:lvlText w:val="–"/>
+      <w:lvlJc w:val="left"/>
+      <w:pPr>
+        <w:ind w:left="360" w:hanging="220"/>
+      </w:pPr>
+      <w:rPr>
+        <w:rFonts w:ascii="Calibri" w:cs="Calibri" w:eastAsia="Calibri" w:hAnsi="Calibri"/>
+        <w:color w:val="4A6B82"/>
+        <w:sz w:val="19"/>
+        <w:szCs w:val="19"/>
+      </w:rPr>
+    </w:lvl>
+  </w:abstractNum>
+  <w:abstractNum w:abstractNumId="10" w15:restartNumberingAfterBreak="0">
+    <w:multiLevelType w:val="hybridMultilevel"/>
+    <w:lvl w:ilvl="0" w15:tentative="1">
+      <w:start w:val="1"/>
       <w:numFmt w:val="decimal"/>
       <w:lvlText w:val="%1."/>
       <w:lvlJc w:val="left"/>
@@ -24601,19 +25569,19 @@
     </w:lvlOverride>
   </w:num>
   <w:num w:numId="5">
-    <w:abstractNumId w:val="9"/>
+    <w:abstractNumId w:val="5"/>
     <w:lvlOverride w:ilvl="0">
       <w:startOverride w:val="1"/>
     </w:lvlOverride>
   </w:num>
   <w:num w:numId="6">
-    <w:abstractNumId w:val="8"/>
+    <w:abstractNumId w:val="10"/>
     <w:lvlOverride w:ilvl="0">
       <w:startOverride w:val="1"/>
     </w:lvlOverride>
   </w:num>
   <w:num w:numId="7">
-    <w:abstractNumId w:val="5"/>
+    <w:abstractNumId w:val="9"/>
     <w:lvlOverride w:ilvl="0">
       <w:startOverride w:val="1"/>
     </w:lvlOverride>
@@ -24626,6 +25594,12 @@
   </w:num>
   <w:num w:numId="9">
     <w:abstractNumId w:val="7"/>
+    <w:lvlOverride w:ilvl="0">
+      <w:startOverride w:val="1"/>
+    </w:lvlOverride>
+  </w:num>
+  <w:num w:numId="10">
+    <w:abstractNumId w:val="8"/>
     <w:lvlOverride w:ilvl="0">
       <w:startOverride w:val="1"/>
     </w:lvlOverride>

--- a/deliverables/US1117/SAM_OnSite_Guard_Onboarding_Detailed_Spec.docx
+++ b/deliverables/US1117/SAM_OnSite_Guard_Onboarding_Detailed_Spec.docx
@@ -458,7 +458,7 @@
           <w:sz w:val="19"/>
           <w:szCs w:val="19"/>
         </w:rPr>
-        <w:t xml:space="preserve"> that runs at a guard’s first sign-in and teaches the three everyday actions (ask a question, report an incident, correct a report) using a made-up incident so nothing real is affected.</w:t>
+        <w:t xml:space="preserve"> that runs at a guard’s first sign-in. It has two outputs and both must hold when it ends. The guard can do the three everyday actions (ask a question, report an incident, correct a report), practised on a made-up incident so nothing real is affected. And the phone is ready to work: permissions, NFC and background tracking all on. Getting the device configured is not a preamble to the training, it is half of what onboarding is for. A guard who finishes and then cannot scan a checkpoint has not been onboarded.</w:t>
       </w:r>
     </w:p>
     <w:p>
@@ -597,6 +597,29 @@
           <w:szCs w:val="19"/>
         </w:rPr>
         <w:t xml:space="preserve">Completion is inferred from the system observing the guard perform each action, rather than a quiz or a self-confirmation button.</w:t>
+      </w:r>
+    </w:p>
+    <w:p>
+      <w:pPr>
+        <w:pStyle w:val="ListParagraph"/>
+        <w:numPr>
+          <w:ilvl w:val="0"/>
+          <w:numId w:val="2"/>
+        </w:numPr>
+        <w:spacing w:after="48" w:line="250" w:lineRule="auto"/>
+      </w:pPr>
+      <w:r>
+        <w:rPr>
+          <w:rFonts w:ascii="Calibri" w:cs="Calibri" w:eastAsia="Calibri" w:hAnsi="Calibri"/>
+          <w:b w:val="false"/>
+          <w:bCs w:val="false"/>
+          <w:i w:val="false"/>
+          <w:iCs w:val="false"/>
+          <w:color w:val="3A3A38"/>
+          <w:sz w:val="19"/>
+          <w:szCs w:val="19"/>
+        </w:rPr>
+        <w:t xml:space="preserve">Onboarding is also the device-setup step. It ends with every setting the app needs switched on, and a guard who cannot get a setting on does not silently pass.</w:t>
       </w:r>
     </w:p>
     <w:p>
@@ -952,7 +975,7 @@
           <w:sz w:val="19"/>
           <w:szCs w:val="19"/>
         </w:rPr>
-        <w:t xml:space="preserve">SAM reading each setting back instead of asking the guard to confirm (FR-24). The microphone is checked at first use because the flow dies without it; the rest are trusted for now.</w:t>
+        <w:t xml:space="preserve">Read-back for NFC and background tracking (part of FR-24). Permissions are read back in the MVP and the microphone is checked at first use. These two wait only because it is not confirmed the app can read their state; if engineering says it can, they belong in the MVP, since a phone that is not ready is an onboarding that did not work.</w:t>
       </w:r>
     </w:p>
     <w:p>
@@ -4693,7 +4716,7 @@
                 <w:sz w:val="18"/>
                 <w:szCs w:val="18"/>
               </w:rPr>
-              <w:t xml:space="preserve">  SAM explains that the app needs permissions to work at all, then opens the phone’s settings page for SAM OnSite through a link held inside onboarding, where the guard taps Permissions and enables each one; back in onboarding they confirm. The link opens that one page and returns. It never drops the guard into the app’s ordinary navigation, which would hand them a route out of a required exercise. The on-screen words must name the grant level needed, since Android offers “only while using the app”, “ask every time”, and for location “all the time”; on most Android versions “all the time” is a second, separate step after the first grant, so the copy has to say so. On the current interface the set is camera, location, microphone, notifications and physical activity, all starting “not allowed” on a fresh install. Setup should also switch off the phone’s automatic permission removal for unused apps (“Manage app if unused”), which would otherwise silently strip camera, location and microphone after months of disuse. Until microphone permission is granted the guard cannot speak, so confirmation here is a tap, not a spoken or typed magic word. If a permission genuinely cannot be granted (device policy or hardware), the guard reaches a support screen and is never left trapped.</w:t>
+              <w:t xml:space="preserve">  SAM explains that the app needs permissions to work at all, then opens the phone’s settings page for SAM OnSite through a link held inside onboarding, where the guard taps Permissions and enables each one; back in onboarding they confirm. The link opens that one page and returns. It never drops the guard into the app’s ordinary navigation, which would hand them a route out of a required exercise. The on-screen words must name the grant level needed, since Android offers “only while using the app”, “ask every time”, and for location “all the time”; on most Android versions “all the time” is a second, separate step after the first grant, so the copy has to say so. On the current interface the set is camera, location, microphone, notifications and physical activity, all starting “not allowed” on a fresh install. Setup should also switch off the phone’s automatic permission removal for unused apps (“Manage app if unused”), which would otherwise silently strip camera, location and microphone after months of disuse. Until microphone permission is granted the guard cannot speak, so confirmation here is a tap, not a spoken or typed magic word. The tap triggers a read-back (FR-24), not a trust: the gate advances only when the permissions are actually on. If a permission genuinely cannot be granted (device policy or hardware), the guard reaches a support screen and is never left trapped.</w:t>
             </w:r>
           </w:p>
         </w:tc>
@@ -6895,7 +6918,7 @@
                 <w:sz w:val="18"/>
                 <w:szCs w:val="18"/>
               </w:rPr>
-              <w:t xml:space="preserve">Check the settings rather than asking</w:t>
+              <w:t xml:space="preserve">Read the settings back</w:t>
             </w:r>
           </w:p>
         </w:tc>
@@ -6943,7 +6966,7 @@
                 <w:sz w:val="18"/>
                 <w:szCs w:val="18"/>
               </w:rPr>
-              <w:t xml:space="preserve">  For the MVP the guard confirms each gate themselves. Reading the settings back would be materially better: it removes a step where a guard can confirm without having done it, and converts a confusing failure mid-shift into a clear message during onboarding. The Location screen already surfaces a “Permissions needed” status, so this is at least partly achievable today; how far it extends to NFC and background tracking is for engineering to confirm. Target state for a later stage; outside MVP scope.</w:t>
+              <w:t xml:space="preserve">  Onboarding promises a ready phone, so where the app can check a setting it must check it rather than ask. Permissions are readable today: the Location screen already surfaces a “Permissions needed” status, and FR-26 relies on reading microphone state at the first Talk press, so the mechanism exists. The permissions gate therefore reads back rather than asks, and a gate that reads back as off returns the guard to it instead of advancing. Whether NFC and background-tracking state are readable the same way is the open engineering question; until it is answered those two are confirmed by the guard, and the residual risk is recorded in Error and recovery behaviour. If reading them back proves cheap, it should be in the MVP too.</w:t>
             </w:r>
           </w:p>
         </w:tc>
@@ -9311,7 +9334,7 @@
                 <w:sz w:val="18"/>
                 <w:szCs w:val="18"/>
               </w:rPr>
-              <w:t xml:space="preserve">For the MVP the flow takes the confirmation and moves on, so this surfaces later as a feature that does not work. This is why reading the settings back would beat asking for them (FR-24). Anything that genuinely cannot be enabled reaches a support screen so the guard is not trapped.</w:t>
+              <w:t xml:space="preserve">Permissions are read back (FR-24), so a false confirmation is caught at the gate and the guard is sent back with the missing permission named. NFC and background tracking are still taken on trust, because it is not confirmed the app can read their state; a miss on either surfaces later as a feature that does not work. That is the residual risk here, and the reason to extend read-back to all three. Anything that genuinely cannot be enabled reaches a support screen so the guard is not trapped.</w:t>
             </w:r>
           </w:p>
         </w:tc>
@@ -10236,6 +10259,119 @@
                 <w:sz w:val="18"/>
                 <w:szCs w:val="18"/>
               </w:rPr>
+              <w:t xml:space="preserve">AC-26</w:t>
+            </w:r>
+          </w:p>
+        </w:tc>
+        <w:tc>
+          <w:tcPr>
+            <w:tcW w:type="dxa" w:w="1350"/>
+            <w:tcBorders>
+              <w:top w:val="none"/>
+              <w:left w:val="none"/>
+              <w:bottom w:val="none"/>
+              <w:right w:val="none"/>
+            </w:tcBorders>
+            <w:tcMar>
+              <w:top w:type="dxa" w:w="56"/>
+              <w:left w:type="dxa" w:w="40"/>
+              <w:bottom w:type="dxa" w:w="56"/>
+              <w:right w:type="dxa" w:w="150"/>
+            </w:tcMar>
+            <w:vAlign w:val="top"/>
+          </w:tcPr>
+          <w:p>
+            <w:pPr>
+              <w:spacing w:after="0" w:line="248" w:lineRule="auto"/>
+            </w:pPr>
+            <w:r>
+              <w:rPr>
+                <w:rFonts w:ascii="Calibri" w:cs="Calibri" w:eastAsia="Calibri" w:hAnsi="Calibri"/>
+                <w:b w:val="false"/>
+                <w:bCs w:val="false"/>
+                <w:i w:val="false"/>
+                <w:iCs w:val="false"/>
+                <w:color w:val="3A3A38"/>
+                <w:sz w:val="18"/>
+                <w:szCs w:val="18"/>
+              </w:rPr>
+              <w:t xml:space="preserve">FR-24</w:t>
+            </w:r>
+          </w:p>
+        </w:tc>
+        <w:tc>
+          <w:tcPr>
+            <w:tcW w:type="dxa" w:w="7448"/>
+            <w:tcBorders>
+              <w:top w:val="none"/>
+              <w:left w:val="none"/>
+              <w:bottom w:val="none"/>
+              <w:right w:val="none"/>
+            </w:tcBorders>
+            <w:tcMar>
+              <w:top w:type="dxa" w:w="56"/>
+              <w:left w:type="dxa" w:w="40"/>
+              <w:bottom w:type="dxa" w:w="56"/>
+              <w:right w:type="dxa" w:w="150"/>
+            </w:tcMar>
+            <w:vAlign w:val="top"/>
+          </w:tcPr>
+          <w:p>
+            <w:pPr>
+              <w:spacing w:after="0" w:line="248" w:lineRule="auto"/>
+            </w:pPr>
+            <w:r>
+              <w:rPr>
+                <w:rFonts w:ascii="Calibri" w:cs="Calibri" w:eastAsia="Calibri" w:hAnsi="Calibri"/>
+                <w:b w:val="false"/>
+                <w:bCs w:val="false"/>
+                <w:i w:val="false"/>
+                <w:iCs w:val="false"/>
+                <w:color w:val="3A3A38"/>
+                <w:sz w:val="18"/>
+                <w:szCs w:val="18"/>
+              </w:rPr>
+              <w:t xml:space="preserve">Given the permissions gate, when the guard returns and confirms, then the app reads the permission state back; if any required permission is still off, the guard is returned to the gate with the specific permission named, and the gate does not advance.</w:t>
+            </w:r>
+          </w:p>
+        </w:tc>
+      </w:tr>
+      <w:tr>
+        <w:trPr>
+          <w:cantSplit/>
+        </w:trPr>
+        <w:tc>
+          <w:tcPr>
+            <w:tcW w:type="dxa" w:w="850"/>
+            <w:tcBorders>
+              <w:top w:val="none"/>
+              <w:left w:val="none"/>
+              <w:bottom w:val="none"/>
+              <w:right w:val="none"/>
+            </w:tcBorders>
+            <w:tcMar>
+              <w:top w:type="dxa" w:w="56"/>
+              <w:left w:type="dxa" w:w="40"/>
+              <w:bottom w:type="dxa" w:w="56"/>
+              <w:right w:type="dxa" w:w="150"/>
+            </w:tcMar>
+            <w:vAlign w:val="top"/>
+          </w:tcPr>
+          <w:p>
+            <w:pPr>
+              <w:spacing w:after="0" w:line="248" w:lineRule="auto"/>
+            </w:pPr>
+            <w:r>
+              <w:rPr>
+                <w:rFonts w:ascii="Calibri" w:cs="Calibri" w:eastAsia="Calibri" w:hAnsi="Calibri"/>
+                <w:b w:val="false"/>
+                <w:bCs w:val="false"/>
+                <w:i w:val="false"/>
+                <w:iCs w:val="false"/>
+                <w:color w:val="3A3A38"/>
+                <w:sz w:val="18"/>
+                <w:szCs w:val="18"/>
+              </w:rPr>
               <w:t xml:space="preserve">AC-04</w:t>
             </w:r>
           </w:p>
@@ -10308,7 +10444,7 @@
                 <w:sz w:val="18"/>
                 <w:szCs w:val="18"/>
               </w:rPr>
-              <w:t xml:space="preserve">Given the permissions gate, when the guard follows the link, enables the permissions and returns, then they confirm with a tap and the flow continues; the link opened the phone’s settings page for SAM OnSite from inside onboarding and returned there, offering no route into the app’s ordinary navigation. Confirmation works before microphone permission is granted. If a permission cannot be granted at all, the guard reaches a support screen and is not trapped.</w:t>
+              <w:t xml:space="preserve">Given the permissions gate, when the guard follows the link, enables the permissions and returns, then a tap triggers a read-back and the flow continues only if every required permission is on; the link opened the phone’s settings page for SAM OnSite from inside onboarding and returned there, offering no route into the app’s ordinary navigation. Confirmation works before microphone permission is granted. If a permission cannot be granted at all, the guard reaches a support screen and is not trapped.</w:t>
             </w:r>
           </w:p>
         </w:tc>
@@ -16846,7 +16982,7 @@
                 <w:sz w:val="18"/>
                 <w:szCs w:val="18"/>
               </w:rPr>
-              <w:t xml:space="preserve">AC-04</w:t>
+              <w:t xml:space="preserve">AC-17 / AC-18</w:t>
             </w:r>
           </w:p>
         </w:tc>
@@ -16882,7 +17018,7 @@
                 <w:sz w:val="18"/>
                 <w:szCs w:val="18"/>
               </w:rPr>
-              <w:t xml:space="preserve">Confirm the permissions gate with a permission still switched off. (negative)</w:t>
+              <w:t xml:space="preserve">Confirm the NFC or background-tracking gate with the setting still switched off. (negative)</w:t>
             </w:r>
           </w:p>
         </w:tc>
@@ -16918,7 +17054,7 @@
                 <w:sz w:val="18"/>
                 <w:szCs w:val="18"/>
               </w:rPr>
-              <w:t xml:space="preserve">Confirmation is accepted per MVP behaviour; the miss surfaces at first use, except the microphone, which is caught by UAT-29. Recorded as the rationale for FR-24.</w:t>
+              <w:t xml:space="preserve">Accepted for the MVP, since read-back for these two is unconfirmed; the miss surfaces at first use. Recorded as the rationale for extending FR-24.</w:t>
             </w:r>
           </w:p>
         </w:tc>
@@ -17664,6 +17800,155 @@
                 <w:szCs w:val="18"/>
               </w:rPr>
               <w:t xml:space="preserve">Refuses to start and reports why. Run at go-live, not during MVP build.</w:t>
+            </w:r>
+          </w:p>
+        </w:tc>
+      </w:tr>
+      <w:tr>
+        <w:trPr>
+          <w:cantSplit/>
+        </w:trPr>
+        <w:tc>
+          <w:tcPr>
+            <w:tcW w:type="dxa" w:w="850"/>
+            <w:tcBorders>
+              <w:top w:val="none"/>
+              <w:left w:val="none"/>
+              <w:bottom w:val="none"/>
+              <w:right w:val="none"/>
+            </w:tcBorders>
+            <w:tcMar>
+              <w:top w:type="dxa" w:w="56"/>
+              <w:left w:type="dxa" w:w="40"/>
+              <w:bottom w:type="dxa" w:w="56"/>
+              <w:right w:type="dxa" w:w="150"/>
+            </w:tcMar>
+            <w:vAlign w:val="top"/>
+          </w:tcPr>
+          <w:p>
+            <w:pPr>
+              <w:spacing w:after="0" w:line="248" w:lineRule="auto"/>
+            </w:pPr>
+            <w:r>
+              <w:rPr>
+                <w:rFonts w:ascii="Calibri" w:cs="Calibri" w:eastAsia="Calibri" w:hAnsi="Calibri"/>
+                <w:b w:val="false"/>
+                <w:bCs w:val="false"/>
+                <w:i w:val="false"/>
+                <w:iCs w:val="false"/>
+                <w:color w:val="3A3A38"/>
+                <w:sz w:val="18"/>
+                <w:szCs w:val="18"/>
+              </w:rPr>
+              <w:t xml:space="preserve">UAT-36</w:t>
+            </w:r>
+          </w:p>
+        </w:tc>
+        <w:tc>
+          <w:tcPr>
+            <w:tcW w:type="dxa" w:w="1050"/>
+            <w:tcBorders>
+              <w:top w:val="none"/>
+              <w:left w:val="none"/>
+              <w:bottom w:val="none"/>
+              <w:right w:val="none"/>
+            </w:tcBorders>
+            <w:tcMar>
+              <w:top w:type="dxa" w:w="56"/>
+              <w:left w:type="dxa" w:w="40"/>
+              <w:bottom w:type="dxa" w:w="56"/>
+              <w:right w:type="dxa" w:w="150"/>
+            </w:tcMar>
+            <w:vAlign w:val="top"/>
+          </w:tcPr>
+          <w:p>
+            <w:pPr>
+              <w:spacing w:after="0" w:line="248" w:lineRule="auto"/>
+            </w:pPr>
+            <w:r>
+              <w:rPr>
+                <w:rFonts w:ascii="Calibri" w:cs="Calibri" w:eastAsia="Calibri" w:hAnsi="Calibri"/>
+                <w:b w:val="false"/>
+                <w:bCs w:val="false"/>
+                <w:i w:val="false"/>
+                <w:iCs w:val="false"/>
+                <w:color w:val="3A3A38"/>
+                <w:sz w:val="18"/>
+                <w:szCs w:val="18"/>
+              </w:rPr>
+              <w:t xml:space="preserve">AC-26</w:t>
+            </w:r>
+          </w:p>
+        </w:tc>
+        <w:tc>
+          <w:tcPr>
+            <w:tcW w:type="dxa" w:w="3900"/>
+            <w:tcBorders>
+              <w:top w:val="none"/>
+              <w:left w:val="none"/>
+              <w:bottom w:val="none"/>
+              <w:right w:val="none"/>
+            </w:tcBorders>
+            <w:tcMar>
+              <w:top w:type="dxa" w:w="56"/>
+              <w:left w:type="dxa" w:w="40"/>
+              <w:bottom w:type="dxa" w:w="56"/>
+              <w:right w:type="dxa" w:w="150"/>
+            </w:tcMar>
+            <w:vAlign w:val="top"/>
+          </w:tcPr>
+          <w:p>
+            <w:pPr>
+              <w:spacing w:after="0" w:line="248" w:lineRule="auto"/>
+            </w:pPr>
+            <w:r>
+              <w:rPr>
+                <w:rFonts w:ascii="Calibri" w:cs="Calibri" w:eastAsia="Calibri" w:hAnsi="Calibri"/>
+                <w:b w:val="false"/>
+                <w:bCs w:val="false"/>
+                <w:i w:val="false"/>
+                <w:iCs w:val="false"/>
+                <w:color w:val="3A3A38"/>
+                <w:sz w:val="18"/>
+                <w:szCs w:val="18"/>
+              </w:rPr>
+              <w:t xml:space="preserve">Confirm the permissions gate with a required permission still switched off. (negative)</w:t>
+            </w:r>
+          </w:p>
+        </w:tc>
+        <w:tc>
+          <w:tcPr>
+            <w:tcW w:type="dxa" w:w="3848"/>
+            <w:tcBorders>
+              <w:top w:val="none"/>
+              <w:left w:val="none"/>
+              <w:bottom w:val="none"/>
+              <w:right w:val="none"/>
+            </w:tcBorders>
+            <w:tcMar>
+              <w:top w:type="dxa" w:w="56"/>
+              <w:left w:type="dxa" w:w="40"/>
+              <w:bottom w:type="dxa" w:w="56"/>
+              <w:right w:type="dxa" w:w="150"/>
+            </w:tcMar>
+            <w:vAlign w:val="top"/>
+          </w:tcPr>
+          <w:p>
+            <w:pPr>
+              <w:spacing w:after="0" w:line="248" w:lineRule="auto"/>
+            </w:pPr>
+            <w:r>
+              <w:rPr>
+                <w:rFonts w:ascii="Calibri" w:cs="Calibri" w:eastAsia="Calibri" w:hAnsi="Calibri"/>
+                <w:b w:val="false"/>
+                <w:bCs w:val="false"/>
+                <w:i w:val="false"/>
+                <w:iCs w:val="false"/>
+                <w:color w:val="3A3A38"/>
+                <w:sz w:val="18"/>
+                <w:szCs w:val="18"/>
+              </w:rPr>
+              <w:t xml:space="preserve">Read-back catches it; the guard is returned to the gate with that permission named; the gate does not advance.</w:t>
             </w:r>
           </w:p>
         </w:tc>
@@ -19881,7 +20166,7 @@
                 <w:sz w:val="18"/>
                 <w:szCs w:val="18"/>
               </w:rPr>
-              <w:t xml:space="preserve">Check settings rather than ask (target)</w:t>
+              <w:t xml:space="preserve">Read the settings back</w:t>
             </w:r>
           </w:p>
         </w:tc>
@@ -19953,7 +20238,7 @@
                 <w:sz w:val="18"/>
                 <w:szCs w:val="18"/>
               </w:rPr>
-              <w:t xml:space="preserve">—</w:t>
+              <w:t xml:space="preserve">AC-26</w:t>
             </w:r>
           </w:p>
         </w:tc>
@@ -19989,7 +20274,7 @@
                 <w:sz w:val="18"/>
                 <w:szCs w:val="18"/>
               </w:rPr>
-              <w:t xml:space="preserve">—</w:t>
+              <w:t xml:space="preserve">UAT-36</w:t>
             </w:r>
           </w:p>
         </w:tc>
@@ -20025,7 +20310,7 @@
                 <w:sz w:val="18"/>
                 <w:szCs w:val="18"/>
               </w:rPr>
-              <w:t xml:space="preserve">Later stage; feasibility to confirm</w:t>
+              <w:t xml:space="preserve">Permissions verified, not asked; NFC / background still open</w:t>
             </w:r>
           </w:p>
         </w:tc>
@@ -24695,6 +24980,29 @@
           <w:szCs w:val="19"/>
         </w:rPr>
         <w:t xml:space="preserve">All acceptance criteria pass in UAT, including every negative test.</w:t>
+      </w:r>
+    </w:p>
+    <w:p>
+      <w:pPr>
+        <w:pStyle w:val="ListParagraph"/>
+        <w:numPr>
+          <w:ilvl w:val="0"/>
+          <w:numId w:val="9"/>
+        </w:numPr>
+        <w:spacing w:after="48" w:line="250" w:lineRule="auto"/>
+      </w:pPr>
+      <w:r>
+        <w:rPr>
+          <w:rFonts w:ascii="Calibri" w:cs="Calibri" w:eastAsia="Calibri" w:hAnsi="Calibri"/>
+          <w:b w:val="false"/>
+          <w:bCs w:val="false"/>
+          <w:i w:val="false"/>
+          <w:iCs w:val="false"/>
+          <w:color w:val="3A3A38"/>
+          <w:sz w:val="19"/>
+          <w:szCs w:val="19"/>
+        </w:rPr>
+        <w:t xml:space="preserve">A guard who completes it ends with a working phone: permissions read back as granted, and NFC and background tracking confirmed. Onboarding that leaves a setting off has not done its job.</w:t>
       </w:r>
     </w:p>
     <w:p>

--- a/deliverables/US1117/SAM_OnSite_Guard_Onboarding_Detailed_Spec.docx
+++ b/deliverables/US1117/SAM_OnSite_Guard_Onboarding_Detailed_Spec.docx
@@ -714,7 +714,7 @@
           <w:sz w:val="19"/>
           <w:szCs w:val="19"/>
         </w:rPr>
-        <w:t xml:space="preserve">A universal, application-level onboarding that launches at first sign-in and is reopenable as a refresher, replacing the app-onboarding steps currently covered in the onboarding presentation.</w:t>
+        <w:t xml:space="preserve">A universal, application-level onboarding that launches at first sign-in and is reopenable as a refresher. It replaces the app-setup slides of the train-the-trainer deck: background tracking opt-in, granting app permissions, and enabling NFC, together with their step-by-step screenshots. It also absorbs the General recommendations tips.</w:t>
       </w:r>
     </w:p>
     <w:p>
@@ -894,6 +894,29 @@
           <w:szCs w:val="19"/>
         </w:rPr>
         <w:t xml:space="preserve">Physical deletion / database clean-up of practice data, a separate and later task from the logical archive used here.</w:t>
+      </w:r>
+    </w:p>
+    <w:p>
+      <w:pPr>
+        <w:pStyle w:val="ListParagraph"/>
+        <w:numPr>
+          <w:ilvl w:val="0"/>
+          <w:numId w:val="4"/>
+        </w:numPr>
+        <w:spacing w:after="48" w:line="250" w:lineRule="auto"/>
+      </w:pPr>
+      <w:r>
+        <w:rPr>
+          <w:rFonts w:ascii="Calibri" w:cs="Calibri" w:eastAsia="Calibri" w:hAnsi="Calibri"/>
+          <w:b w:val="false"/>
+          <w:bCs w:val="false"/>
+          <w:i w:val="false"/>
+          <w:iCs w:val="false"/>
+          <w:color w:val="3A3A38"/>
+          <w:sz w:val="19"/>
+          <w:szCs w:val="19"/>
+        </w:rPr>
+        <w:t xml:space="preserve">Installation and first log-in, which the deck covers on the same slide as the settings. An in-app flow cannot teach a guard to install the app or sign in for the first time, because it only exists once they have. Those two steps stay with the trainer.</w:t>
       </w:r>
     </w:p>
     <w:p>
@@ -2271,7 +2294,7 @@
           <w:sz w:val="19"/>
           <w:szCs w:val="19"/>
         </w:rPr>
-        <w:t xml:space="preserve">Warm and first-person. SAM introduces itself and says plainly what it does for the guard and why that helps.</w:t>
+        <w:t xml:space="preserve">Warm and first-person. SAM introduces itself by name and role, as the guard’s own assistant rather than a system, and says plainly what it does for them.</w:t>
       </w:r>
     </w:p>
     <w:p>
@@ -2596,7 +2619,7 @@
                 <w:sz w:val="18"/>
                 <w:szCs w:val="18"/>
               </w:rPr>
-              <w:t xml:space="preserve">“Hello, I’m SAM. From today you talk and I write it up. Give me a few minutes and I’ll show you how.”</w:t>
+              <w:t xml:space="preserve">“Hello. I’m SAM, your new assistant, and from today you talk and I write it up. Let’s get to know each other, it takes a few minutes.”</w:t>
             </w:r>
           </w:p>
         </w:tc>
@@ -2673,7 +2696,7 @@
                 <w:sz w:val="18"/>
                 <w:szCs w:val="18"/>
               </w:rPr>
-              <w:t xml:space="preserve">Practice context</w:t>
+              <w:t xml:space="preserve">Getting to know each other</w:t>
             </w:r>
           </w:p>
         </w:tc>
@@ -2709,7 +2732,7 @@
                 <w:sz w:val="18"/>
                 <w:szCs w:val="18"/>
               </w:rPr>
-              <w:t xml:space="preserve">“Nothing here counts. I mark everything we write as training, so it stays out of your real reports. If you have to stop, I’ll remember where you were.”</w:t>
+              <w:t xml:space="preserve">“I’m trained to recognise certain words. If I keep missing something you say, tell your trainer the words you use and we’ll teach me. I’m yours to train.”</w:t>
             </w:r>
           </w:p>
         </w:tc>
@@ -2745,7 +2768,7 @@
                 <w:sz w:val="18"/>
                 <w:szCs w:val="18"/>
               </w:rPr>
-              <w:t xml:space="preserve">Taps Continue.</w:t>
+              <w:t xml:space="preserve">Reads; taps Continue.</w:t>
             </w:r>
           </w:p>
         </w:tc>
@@ -2786,7 +2809,7 @@
                 <w:sz w:val="18"/>
                 <w:szCs w:val="18"/>
               </w:rPr>
-              <w:t xml:space="preserve">What is tracked</w:t>
+              <w:t xml:space="preserve">Practice context</w:t>
             </w:r>
           </w:p>
         </w:tc>
@@ -2822,7 +2845,7 @@
                 <w:sz w:val="18"/>
                 <w:szCs w:val="18"/>
               </w:rPr>
-              <w:t xml:space="preserve">“One thing before we start. Your location and my running in the background are for your reports and your rounds. Your supervisor sees the reports you file and the checkpoints you scan. They do not get a map of your day.”</w:t>
+              <w:t xml:space="preserve">“Nothing here counts. I mark everything we write as training, so it stays out of your real reports. If you have to stop, I’ll remember where you were.”</w:t>
             </w:r>
           </w:p>
         </w:tc>
@@ -2858,7 +2881,7 @@
                 <w:sz w:val="18"/>
                 <w:szCs w:val="18"/>
               </w:rPr>
-              <w:t xml:space="preserve">Reads; taps Continue.</w:t>
+              <w:t xml:space="preserve">Taps Continue.</w:t>
             </w:r>
           </w:p>
         </w:tc>
@@ -2899,7 +2922,7 @@
                 <w:sz w:val="18"/>
                 <w:szCs w:val="18"/>
               </w:rPr>
-              <w:t xml:space="preserve">Permissions</w:t>
+              <w:t xml:space="preserve">What is tracked</w:t>
             </w:r>
           </w:p>
         </w:tc>
@@ -2935,7 +2958,7 @@
                 <w:sz w:val="18"/>
                 <w:szCs w:val="18"/>
               </w:rPr>
-              <w:t xml:space="preserve">“First, permissions. This link opens your phone’s settings for SAM OnSite. Tap Permissions and turn on all five: microphone so I can hear you, location so your reports say where you are, camera for photos, notifications so you get told things, and physical activity so your rounds count. Location asks twice — pick All the time on the second screen. Then, on the same page, turn off Remove permissions if app isn’t used, or your phone quietly switches these off again after a few quiet months. Come back and tap Done.”</w:t>
+              <w:t xml:space="preserve">“One thing before we start. Your location and my running in the background are for your reports and your rounds. Your supervisor sees the reports you file and the checkpoints you scan. They do not get a map of your day.”</w:t>
             </w:r>
           </w:p>
         </w:tc>
@@ -2971,7 +2994,7 @@
                 <w:sz w:val="18"/>
                 <w:szCs w:val="18"/>
               </w:rPr>
-              <w:t xml:space="preserve">Taps Permissions, enables all five at the named levels, sets location to All the time, turns off the unused-app removal, returns, taps Done.</w:t>
+              <w:t xml:space="preserve">Reads; taps Continue.</w:t>
             </w:r>
           </w:p>
         </w:tc>
@@ -3012,7 +3035,7 @@
                 <w:sz w:val="18"/>
                 <w:szCs w:val="18"/>
               </w:rPr>
-              <w:t xml:space="preserve">NFC</w:t>
+              <w:t xml:space="preserve">Permissions</w:t>
             </w:r>
           </w:p>
         </w:tc>
@@ -3048,7 +3071,7 @@
                 <w:sz w:val="18"/>
                 <w:szCs w:val="18"/>
               </w:rPr>
-              <w:t xml:space="preserve">“Now NFC. On sites with checkpoint tags, that’s what registers your rounds. Switch it on through here and tap Done when you’re back.”</w:t>
+              <w:t xml:space="preserve">“First, permissions. This link opens your phone’s settings for SAM OnSite. Tap Permissions and turn on all five: microphone so I can hear you, location so your reports say where you are, camera for photos, notifications so you get told things, and physical activity so your rounds count. Location asks twice — pick All the time on the second screen. Then, on the same page, turn off Remove permissions if app isn’t used, or your phone quietly switches these off again after a few quiet months. Come back and tap Done.”</w:t>
             </w:r>
           </w:p>
         </w:tc>
@@ -3084,7 +3107,7 @@
                 <w:sz w:val="18"/>
                 <w:szCs w:val="18"/>
               </w:rPr>
-              <w:t xml:space="preserve">Enables NFC, returns, taps Done. Skipped if the phone has no NFC chip.</w:t>
+              <w:t xml:space="preserve">Taps Permissions, enables all five at the named levels, sets location to All the time, turns off the unused-app removal, returns, taps Done.</w:t>
             </w:r>
           </w:p>
         </w:tc>
@@ -3125,7 +3148,7 @@
                 <w:sz w:val="18"/>
                 <w:szCs w:val="18"/>
               </w:rPr>
-              <w:t xml:space="preserve">Background tracking</w:t>
+              <w:t xml:space="preserve">NFC</w:t>
             </w:r>
           </w:p>
         </w:tc>
@@ -3161,7 +3184,7 @@
                 <w:sz w:val="18"/>
                 <w:szCs w:val="18"/>
               </w:rPr>
-              <w:t xml:space="preserve">“Last one. This one is in my own settings, not your phone’s, so the link looks different. Background tracking is what keeps me working when your screen goes dark. Switch it on, come back, and we’re set up.”</w:t>
+              <w:t xml:space="preserve">“Now NFC. On sites with checkpoint tags, that’s what registers your rounds. Switch it on through here and tap Done when you’re back.”</w:t>
             </w:r>
           </w:p>
         </w:tc>
@@ -3197,7 +3220,7 @@
                 <w:sz w:val="18"/>
                 <w:szCs w:val="18"/>
               </w:rPr>
-              <w:t xml:space="preserve">Enables background tracking in the in-app setting, returns, taps Done.</w:t>
+              <w:t xml:space="preserve">Enables NFC, returns, taps Done. Skipped if the phone has no NFC chip.</w:t>
             </w:r>
           </w:p>
         </w:tc>
@@ -3238,7 +3261,7 @@
                 <w:sz w:val="18"/>
                 <w:szCs w:val="18"/>
               </w:rPr>
-              <w:t xml:space="preserve">Ask a question</w:t>
+              <w:t xml:space="preserve">Background tracking</w:t>
             </w:r>
           </w:p>
         </w:tc>
@@ -3274,7 +3297,7 @@
                 <w:sz w:val="18"/>
                 <w:szCs w:val="18"/>
               </w:rPr>
-              <w:t xml:space="preserve">“Press Talk and try this one: how do I report an incident? Ask me anything you like later; for now this is the one I want to show you.”</w:t>
+              <w:t xml:space="preserve">“Last one. This one is in my own settings, not your phone’s, so the link looks different. Background tracking is what keeps me working when your screen goes dark. Switch it on, come back, and we’re set up.”</w:t>
             </w:r>
           </w:p>
         </w:tc>
@@ -3310,7 +3333,7 @@
                 <w:sz w:val="18"/>
                 <w:szCs w:val="18"/>
               </w:rPr>
-              <w:t xml:space="preserve">Presses Talk and asks. The first transcription doubles as the mic check. SAM answers with the prepared answer; nothing live results.</w:t>
+              <w:t xml:space="preserve">Enables background tracking in the in-app setting, returns, taps Done.</w:t>
             </w:r>
           </w:p>
         </w:tc>
@@ -3351,7 +3374,7 @@
                 <w:sz w:val="18"/>
                 <w:szCs w:val="18"/>
               </w:rPr>
-              <w:t xml:space="preserve">Report</w:t>
+              <w:t xml:space="preserve">Ask a question</w:t>
             </w:r>
           </w:p>
         </w:tc>
@@ -3387,7 +3410,7 @@
                 <w:sz w:val="18"/>
                 <w:szCs w:val="18"/>
               </w:rPr>
-              <w:t xml:space="preserve">“Now report something to me, the way you’d tell a colleague. Try this one: a Dell laptop’s gone missing.” … “That’s it written up. Have a look.”</w:t>
+              <w:t xml:space="preserve">“Press Talk and try this one: how do I report an incident? Ask me anything you like later; for now this is the one I want to show you.”</w:t>
             </w:r>
           </w:p>
         </w:tc>
@@ -3423,7 +3446,7 @@
                 <w:sz w:val="18"/>
                 <w:szCs w:val="18"/>
               </w:rPr>
-              <w:t xml:space="preserve">Reports. One practice report is created and shown on screen.</w:t>
+              <w:t xml:space="preserve">Presses Talk and asks. The first transcription doubles as the mic check. SAM answers with the prepared answer; nothing live results.</w:t>
             </w:r>
           </w:p>
         </w:tc>
@@ -3464,7 +3487,7 @@
                 <w:sz w:val="18"/>
                 <w:szCs w:val="18"/>
               </w:rPr>
-              <w:t xml:space="preserve">Voice fix</w:t>
+              <w:t xml:space="preserve">Report</w:t>
             </w:r>
           </w:p>
         </w:tc>
@@ -3500,7 +3523,7 @@
                 <w:sz w:val="18"/>
                 <w:szCs w:val="18"/>
               </w:rPr>
-              <w:t xml:space="preserve">“Say the wrong thing and I’ll fix it. Try it now: tell me it was a MacBook, not a Dell.” … “Changed. Same report.”</w:t>
+              <w:t xml:space="preserve">“Now report something to me, the way you’d tell a colleague. Try this one: a Dell laptop’s gone missing.” … “That’s it written up. Have a look.”</w:t>
             </w:r>
           </w:p>
         </w:tc>
@@ -3536,7 +3559,7 @@
                 <w:sz w:val="18"/>
                 <w:szCs w:val="18"/>
               </w:rPr>
-              <w:t xml:space="preserve">Says it was a MacBook. Same report updates.</w:t>
+              <w:t xml:space="preserve">Reports. One practice report is created and shown on screen.</w:t>
             </w:r>
           </w:p>
         </w:tc>
@@ -3577,7 +3600,7 @@
                 <w:sz w:val="18"/>
                 <w:szCs w:val="18"/>
               </w:rPr>
-              <w:t xml:space="preserve">Manual fix</w:t>
+              <w:t xml:space="preserve">Voice fix</w:t>
             </w:r>
           </w:p>
         </w:tc>
@@ -3613,7 +3636,7 @@
                 <w:sz w:val="18"/>
                 <w:szCs w:val="18"/>
               </w:rPr>
-              <w:t xml:space="preserve">“You can fix it by hand too. Press and hold your report — the long one about the laptop, not the correction you just made — and add that it happened at reception.”</w:t>
+              <w:t xml:space="preserve">“Say the wrong thing and I’ll fix it. Try it now: tell me it was a MacBook, not a Dell.” … “Changed. Same report.”</w:t>
             </w:r>
           </w:p>
         </w:tc>
@@ -3649,7 +3672,7 @@
                 <w:sz w:val="18"/>
                 <w:szCs w:val="18"/>
               </w:rPr>
-              <w:t xml:space="preserve">Long-presses the report message (highlighted on screen), adds “at reception”, saves.</w:t>
+              <w:t xml:space="preserve">Says it was a MacBook. Same report updates.</w:t>
             </w:r>
           </w:p>
         </w:tc>
@@ -3690,6 +3713,119 @@
                 <w:sz w:val="18"/>
                 <w:szCs w:val="18"/>
               </w:rPr>
+              <w:t xml:space="preserve">Manual fix</w:t>
+            </w:r>
+          </w:p>
+        </w:tc>
+        <w:tc>
+          <w:tcPr>
+            <w:tcW w:type="dxa" w:w="4074"/>
+            <w:tcBorders>
+              <w:top w:val="none"/>
+              <w:left w:val="none"/>
+              <w:bottom w:val="none"/>
+              <w:right w:val="none"/>
+            </w:tcBorders>
+            <w:tcMar>
+              <w:top w:type="dxa" w:w="56"/>
+              <w:left w:type="dxa" w:w="40"/>
+              <w:bottom w:type="dxa" w:w="56"/>
+              <w:right w:type="dxa" w:w="150"/>
+            </w:tcMar>
+            <w:vAlign w:val="top"/>
+          </w:tcPr>
+          <w:p>
+            <w:pPr>
+              <w:spacing w:after="0" w:line="248" w:lineRule="auto"/>
+            </w:pPr>
+            <w:r>
+              <w:rPr>
+                <w:rFonts w:ascii="Calibri" w:cs="Calibri" w:eastAsia="Calibri" w:hAnsi="Calibri"/>
+                <w:b w:val="false"/>
+                <w:bCs w:val="false"/>
+                <w:i w:val="false"/>
+                <w:iCs w:val="false"/>
+                <w:color w:val="3A3A38"/>
+                <w:sz w:val="18"/>
+                <w:szCs w:val="18"/>
+              </w:rPr>
+              <w:t xml:space="preserve">“You can fix it by hand too. Press and hold your report — the long one about the laptop, not the correction you just made — and add that it happened at reception.”</w:t>
+            </w:r>
+          </w:p>
+        </w:tc>
+        <w:tc>
+          <w:tcPr>
+            <w:tcW w:type="dxa" w:w="4074"/>
+            <w:tcBorders>
+              <w:top w:val="none"/>
+              <w:left w:val="none"/>
+              <w:bottom w:val="none"/>
+              <w:right w:val="none"/>
+            </w:tcBorders>
+            <w:tcMar>
+              <w:top w:type="dxa" w:w="56"/>
+              <w:left w:type="dxa" w:w="40"/>
+              <w:bottom w:type="dxa" w:w="56"/>
+              <w:right w:type="dxa" w:w="150"/>
+            </w:tcMar>
+            <w:vAlign w:val="top"/>
+          </w:tcPr>
+          <w:p>
+            <w:pPr>
+              <w:spacing w:after="0" w:line="248" w:lineRule="auto"/>
+            </w:pPr>
+            <w:r>
+              <w:rPr>
+                <w:rFonts w:ascii="Calibri" w:cs="Calibri" w:eastAsia="Calibri" w:hAnsi="Calibri"/>
+                <w:b w:val="false"/>
+                <w:bCs w:val="false"/>
+                <w:i w:val="false"/>
+                <w:iCs w:val="false"/>
+                <w:color w:val="3A3A38"/>
+                <w:sz w:val="18"/>
+                <w:szCs w:val="18"/>
+              </w:rPr>
+              <w:t xml:space="preserve">Long-presses the report message (highlighted on screen), adds “at reception”, saves.</w:t>
+            </w:r>
+          </w:p>
+        </w:tc>
+      </w:tr>
+      <w:tr>
+        <w:trPr>
+          <w:cantSplit/>
+        </w:trPr>
+        <w:tc>
+          <w:tcPr>
+            <w:tcW w:type="dxa" w:w="1500"/>
+            <w:tcBorders>
+              <w:top w:val="none"/>
+              <w:left w:val="none"/>
+              <w:bottom w:val="none"/>
+              <w:right w:val="none"/>
+            </w:tcBorders>
+            <w:tcMar>
+              <w:top w:type="dxa" w:w="56"/>
+              <w:left w:type="dxa" w:w="40"/>
+              <w:bottom w:type="dxa" w:w="56"/>
+              <w:right w:type="dxa" w:w="150"/>
+            </w:tcMar>
+            <w:vAlign w:val="top"/>
+          </w:tcPr>
+          <w:p>
+            <w:pPr>
+              <w:spacing w:after="0" w:line="248" w:lineRule="auto"/>
+            </w:pPr>
+            <w:r>
+              <w:rPr>
+                <w:rFonts w:ascii="Calibri" w:cs="Calibri" w:eastAsia="Calibri" w:hAnsi="Calibri"/>
+                <w:b w:val="false"/>
+                <w:bCs w:val="false"/>
+                <w:i w:val="false"/>
+                <w:iCs w:val="false"/>
+                <w:color w:val="3A3A38"/>
+                <w:sz w:val="18"/>
+                <w:szCs w:val="18"/>
+              </w:rPr>
               <w:t xml:space="preserve">Finish</w:t>
             </w:r>
           </w:p>
@@ -3763,6 +3899,1087 @@
                 <w:szCs w:val="18"/>
               </w:rPr>
               <w:t xml:space="preserve">Taps Go to home once completion is confirmed.</w:t>
+            </w:r>
+          </w:p>
+        </w:tc>
+      </w:tr>
+    </w:tbl>
+    <w:p>
+      <w:pPr>
+        <w:pStyle w:val="Heading2"/>
+        <w:keepNext/>
+        <w:spacing w:after="56" w:before="150"/>
+      </w:pPr>
+      <w:r>
+        <w:rPr>
+          <w:rFonts w:ascii="Georgia" w:cs="Georgia" w:eastAsia="Georgia" w:hAnsi="Georgia"/>
+          <w:b/>
+          <w:bCs/>
+          <w:color w:val="2E3A44"/>
+          <w:sz w:val="20"/>
+          <w:szCs w:val="20"/>
+        </w:rPr>
+        <w:t xml:space="preserve">WHERE EACH TIP LANDS</w:t>
+      </w:r>
+    </w:p>
+    <w:p>
+      <w:pPr>
+        <w:spacing w:after="50" w:line="252" w:lineRule="auto"/>
+      </w:pPr>
+      <w:r>
+        <w:rPr>
+          <w:rFonts w:ascii="Calibri" w:cs="Calibri" w:eastAsia="Calibri" w:hAnsi="Calibri"/>
+          <w:b/>
+          <w:bCs/>
+          <w:color w:val="8A6A1F"/>
+          <w:spacing w:val="6"/>
+          <w:sz w:val="14"/>
+          <w:szCs w:val="14"/>
+        </w:rPr>
+        <w:t xml:space="preserve">PROPOSED</w:t>
+      </w:r>
+      <w:r>
+        <w:rPr>
+          <w:rFonts w:ascii="Calibri" w:cs="Calibri" w:eastAsia="Calibri" w:hAnsi="Calibri"/>
+          <w:b w:val="false"/>
+          <w:bCs w:val="false"/>
+          <w:i w:val="false"/>
+          <w:iCs w:val="false"/>
+          <w:color w:val="3A3A38"/>
+          <w:sz w:val="19"/>
+          <w:szCs w:val="19"/>
+        </w:rPr>
+        <w:t xml:space="preserve">  The eight tips from the General recommendations slide, placed at the step where each is useful. Two are practised rather than told.</w:t>
+      </w:r>
+    </w:p>
+    <w:tbl>
+      <w:tblPr>
+        <w:tblW w:type="dxa" w:w="9648"/>
+        <w:tblBorders>
+          <w:top w:val="none"/>
+          <w:left w:val="none"/>
+          <w:bottom w:val="none"/>
+          <w:right w:val="none"/>
+          <w:insideH w:val="single" w:color="E6E4DF" w:sz="2"/>
+          <w:insideV w:val="none"/>
+        </w:tblBorders>
+      </w:tblPr>
+      <w:tblGrid>
+        <w:gridCol w:w="2500"/>
+        <w:gridCol w:w="2100"/>
+        <w:gridCol w:w="5048"/>
+      </w:tblGrid>
+      <w:tr>
+        <w:trPr>
+          <w:cantSplit/>
+          <w:tblHeader/>
+        </w:trPr>
+        <w:tc>
+          <w:tcPr>
+            <w:tcW w:type="dxa" w:w="2500"/>
+            <w:tcBorders>
+              <w:top w:val="none"/>
+              <w:left w:val="none"/>
+              <w:bottom w:val="single" w:color="4A6B82" w:sz="8"/>
+              <w:right w:val="none"/>
+            </w:tcBorders>
+            <w:tcMar>
+              <w:top w:type="dxa" w:w="30"/>
+              <w:left w:type="dxa" w:w="40"/>
+              <w:bottom w:type="dxa" w:w="52"/>
+              <w:right w:type="dxa" w:w="150"/>
+            </w:tcMar>
+            <w:vAlign w:val="bottom"/>
+          </w:tcPr>
+          <w:p>
+            <w:pPr>
+              <w:spacing w:after="0"/>
+            </w:pPr>
+            <w:r>
+              <w:rPr>
+                <w:rFonts w:ascii="Calibri" w:cs="Calibri" w:eastAsia="Calibri" w:hAnsi="Calibri"/>
+                <w:b/>
+                <w:bCs/>
+                <w:color w:val="4A6B82"/>
+                <w:spacing w:val="8"/>
+                <w:sz w:val="15"/>
+                <w:szCs w:val="15"/>
+              </w:rPr>
+              <w:t xml:space="preserve">TIP (FROM THE DECK)</w:t>
+            </w:r>
+          </w:p>
+        </w:tc>
+        <w:tc>
+          <w:tcPr>
+            <w:tcW w:type="dxa" w:w="2100"/>
+            <w:tcBorders>
+              <w:top w:val="none"/>
+              <w:left w:val="none"/>
+              <w:bottom w:val="single" w:color="4A6B82" w:sz="8"/>
+              <w:right w:val="none"/>
+            </w:tcBorders>
+            <w:tcMar>
+              <w:top w:type="dxa" w:w="30"/>
+              <w:left w:type="dxa" w:w="40"/>
+              <w:bottom w:type="dxa" w:w="52"/>
+              <w:right w:type="dxa" w:w="150"/>
+            </w:tcMar>
+            <w:vAlign w:val="bottom"/>
+          </w:tcPr>
+          <w:p>
+            <w:pPr>
+              <w:spacing w:after="0"/>
+            </w:pPr>
+            <w:r>
+              <w:rPr>
+                <w:rFonts w:ascii="Calibri" w:cs="Calibri" w:eastAsia="Calibri" w:hAnsi="Calibri"/>
+                <w:b/>
+                <w:bCs/>
+                <w:color w:val="4A6B82"/>
+                <w:spacing w:val="8"/>
+                <w:sz w:val="15"/>
+                <w:szCs w:val="15"/>
+              </w:rPr>
+              <w:t xml:space="preserve">WHERE IT LANDS</w:t>
+            </w:r>
+          </w:p>
+        </w:tc>
+        <w:tc>
+          <w:tcPr>
+            <w:tcW w:type="dxa" w:w="5048"/>
+            <w:tcBorders>
+              <w:top w:val="none"/>
+              <w:left w:val="none"/>
+              <w:bottom w:val="single" w:color="4A6B82" w:sz="8"/>
+              <w:right w:val="none"/>
+            </w:tcBorders>
+            <w:tcMar>
+              <w:top w:type="dxa" w:w="30"/>
+              <w:left w:type="dxa" w:w="40"/>
+              <w:bottom w:type="dxa" w:w="52"/>
+              <w:right w:type="dxa" w:w="150"/>
+            </w:tcMar>
+            <w:vAlign w:val="bottom"/>
+          </w:tcPr>
+          <w:p>
+            <w:pPr>
+              <w:spacing w:after="0"/>
+            </w:pPr>
+            <w:r>
+              <w:rPr>
+                <w:rFonts w:ascii="Calibri" w:cs="Calibri" w:eastAsia="Calibri" w:hAnsi="Calibri"/>
+                <w:b/>
+                <w:bCs/>
+                <w:color w:val="4A6B82"/>
+                <w:spacing w:val="8"/>
+                <w:sz w:val="15"/>
+                <w:szCs w:val="15"/>
+              </w:rPr>
+              <w:t xml:space="preserve">HOW IT IS TAUGHT</w:t>
+            </w:r>
+          </w:p>
+        </w:tc>
+      </w:tr>
+      <w:tr>
+        <w:trPr>
+          <w:cantSplit/>
+        </w:trPr>
+        <w:tc>
+          <w:tcPr>
+            <w:tcW w:type="dxa" w:w="2500"/>
+            <w:tcBorders>
+              <w:top w:val="none"/>
+              <w:left w:val="none"/>
+              <w:bottom w:val="none"/>
+              <w:right w:val="none"/>
+            </w:tcBorders>
+            <w:tcMar>
+              <w:top w:type="dxa" w:w="56"/>
+              <w:left w:type="dxa" w:w="40"/>
+              <w:bottom w:type="dxa" w:w="56"/>
+              <w:right w:type="dxa" w:w="150"/>
+            </w:tcMar>
+            <w:vAlign w:val="top"/>
+          </w:tcPr>
+          <w:p>
+            <w:pPr>
+              <w:spacing w:after="0" w:line="248" w:lineRule="auto"/>
+            </w:pPr>
+            <w:r>
+              <w:rPr>
+                <w:rFonts w:ascii="Calibri" w:cs="Calibri" w:eastAsia="Calibri" w:hAnsi="Calibri"/>
+                <w:b w:val="false"/>
+                <w:bCs w:val="false"/>
+                <w:i w:val="false"/>
+                <w:iCs w:val="false"/>
+                <w:color w:val="3A3A38"/>
+                <w:sz w:val="18"/>
+                <w:szCs w:val="18"/>
+              </w:rPr>
+              <w:t xml:space="preserve">Wait for the mic to turn green before speaking</w:t>
+            </w:r>
+          </w:p>
+        </w:tc>
+        <w:tc>
+          <w:tcPr>
+            <w:tcW w:type="dxa" w:w="2100"/>
+            <w:tcBorders>
+              <w:top w:val="none"/>
+              <w:left w:val="none"/>
+              <w:bottom w:val="none"/>
+              <w:right w:val="none"/>
+            </w:tcBorders>
+            <w:tcMar>
+              <w:top w:type="dxa" w:w="56"/>
+              <w:left w:type="dxa" w:w="40"/>
+              <w:bottom w:type="dxa" w:w="56"/>
+              <w:right w:type="dxa" w:w="150"/>
+            </w:tcMar>
+            <w:vAlign w:val="top"/>
+          </w:tcPr>
+          <w:p>
+            <w:pPr>
+              <w:spacing w:after="0" w:line="248" w:lineRule="auto"/>
+            </w:pPr>
+            <w:r>
+              <w:rPr>
+                <w:rFonts w:ascii="Calibri" w:cs="Calibri" w:eastAsia="Calibri" w:hAnsi="Calibri"/>
+                <w:b w:val="false"/>
+                <w:bCs w:val="false"/>
+                <w:i w:val="false"/>
+                <w:iCs w:val="false"/>
+                <w:color w:val="3A3A38"/>
+                <w:sz w:val="18"/>
+                <w:szCs w:val="18"/>
+              </w:rPr>
+              <w:t xml:space="preserve">First Talk press</w:t>
+            </w:r>
+          </w:p>
+        </w:tc>
+        <w:tc>
+          <w:tcPr>
+            <w:tcW w:type="dxa" w:w="5048"/>
+            <w:tcBorders>
+              <w:top w:val="none"/>
+              <w:left w:val="none"/>
+              <w:bottom w:val="none"/>
+              <w:right w:val="none"/>
+            </w:tcBorders>
+            <w:tcMar>
+              <w:top w:type="dxa" w:w="56"/>
+              <w:left w:type="dxa" w:w="40"/>
+              <w:bottom w:type="dxa" w:w="56"/>
+              <w:right w:type="dxa" w:w="150"/>
+            </w:tcMar>
+            <w:vAlign w:val="top"/>
+          </w:tcPr>
+          <w:p>
+            <w:pPr>
+              <w:spacing w:after="0" w:line="248" w:lineRule="auto"/>
+            </w:pPr>
+            <w:r>
+              <w:rPr>
+                <w:rFonts w:ascii="Calibri" w:cs="Calibri" w:eastAsia="Calibri" w:hAnsi="Calibri"/>
+                <w:b w:val="false"/>
+                <w:bCs w:val="false"/>
+                <w:i w:val="false"/>
+                <w:iCs w:val="false"/>
+                <w:color w:val="3A3A38"/>
+                <w:sz w:val="18"/>
+                <w:szCs w:val="18"/>
+              </w:rPr>
+              <w:t xml:space="preserve">SAM says it as the guard reaches for Talk, which is the only moment it means anything.</w:t>
+            </w:r>
+          </w:p>
+        </w:tc>
+      </w:tr>
+      <w:tr>
+        <w:trPr>
+          <w:cantSplit/>
+        </w:trPr>
+        <w:tc>
+          <w:tcPr>
+            <w:tcW w:type="dxa" w:w="2500"/>
+            <w:tcBorders>
+              <w:top w:val="none"/>
+              <w:left w:val="none"/>
+              <w:bottom w:val="none"/>
+              <w:right w:val="none"/>
+            </w:tcBorders>
+            <w:tcMar>
+              <w:top w:type="dxa" w:w="56"/>
+              <w:left w:type="dxa" w:w="40"/>
+              <w:bottom w:type="dxa" w:w="56"/>
+              <w:right w:type="dxa" w:w="150"/>
+            </w:tcMar>
+            <w:vAlign w:val="top"/>
+          </w:tcPr>
+          <w:p>
+            <w:pPr>
+              <w:spacing w:after="0" w:line="248" w:lineRule="auto"/>
+            </w:pPr>
+            <w:r>
+              <w:rPr>
+                <w:rFonts w:ascii="Calibri" w:cs="Calibri" w:eastAsia="Calibri" w:hAnsi="Calibri"/>
+                <w:b w:val="false"/>
+                <w:bCs w:val="false"/>
+                <w:i w:val="false"/>
+                <w:iCs w:val="false"/>
+                <w:color w:val="3A3A38"/>
+                <w:sz w:val="18"/>
+                <w:szCs w:val="18"/>
+              </w:rPr>
+              <w:t xml:space="preserve">SAM handles background noise, but struggles when several people talk at once</w:t>
+            </w:r>
+          </w:p>
+        </w:tc>
+        <w:tc>
+          <w:tcPr>
+            <w:tcW w:type="dxa" w:w="2100"/>
+            <w:tcBorders>
+              <w:top w:val="none"/>
+              <w:left w:val="none"/>
+              <w:bottom w:val="none"/>
+              <w:right w:val="none"/>
+            </w:tcBorders>
+            <w:tcMar>
+              <w:top w:type="dxa" w:w="56"/>
+              <w:left w:type="dxa" w:w="40"/>
+              <w:bottom w:type="dxa" w:w="56"/>
+              <w:right w:type="dxa" w:w="150"/>
+            </w:tcMar>
+            <w:vAlign w:val="top"/>
+          </w:tcPr>
+          <w:p>
+            <w:pPr>
+              <w:spacing w:after="0" w:line="248" w:lineRule="auto"/>
+            </w:pPr>
+            <w:r>
+              <w:rPr>
+                <w:rFonts w:ascii="Calibri" w:cs="Calibri" w:eastAsia="Calibri" w:hAnsi="Calibri"/>
+                <w:b w:val="false"/>
+                <w:bCs w:val="false"/>
+                <w:i w:val="false"/>
+                <w:iCs w:val="false"/>
+                <w:color w:val="3A3A38"/>
+                <w:sz w:val="18"/>
+                <w:szCs w:val="18"/>
+              </w:rPr>
+              <w:t xml:space="preserve">First Talk press</w:t>
+            </w:r>
+          </w:p>
+        </w:tc>
+        <w:tc>
+          <w:tcPr>
+            <w:tcW w:type="dxa" w:w="5048"/>
+            <w:tcBorders>
+              <w:top w:val="none"/>
+              <w:left w:val="none"/>
+              <w:bottom w:val="none"/>
+              <w:right w:val="none"/>
+            </w:tcBorders>
+            <w:tcMar>
+              <w:top w:type="dxa" w:w="56"/>
+              <w:left w:type="dxa" w:w="40"/>
+              <w:bottom w:type="dxa" w:w="56"/>
+              <w:right w:type="dxa" w:w="150"/>
+            </w:tcMar>
+            <w:vAlign w:val="top"/>
+          </w:tcPr>
+          <w:p>
+            <w:pPr>
+              <w:spacing w:after="0" w:line="248" w:lineRule="auto"/>
+            </w:pPr>
+            <w:r>
+              <w:rPr>
+                <w:rFonts w:ascii="Calibri" w:cs="Calibri" w:eastAsia="Calibri" w:hAnsi="Calibri"/>
+                <w:b w:val="false"/>
+                <w:bCs w:val="false"/>
+                <w:i w:val="false"/>
+                <w:iCs w:val="false"/>
+                <w:color w:val="3A3A38"/>
+                <w:sz w:val="18"/>
+                <w:szCs w:val="18"/>
+              </w:rPr>
+              <w:t xml:space="preserve">A short aside straight after the first successful transcription.</w:t>
+            </w:r>
+          </w:p>
+        </w:tc>
+      </w:tr>
+      <w:tr>
+        <w:trPr>
+          <w:cantSplit/>
+        </w:trPr>
+        <w:tc>
+          <w:tcPr>
+            <w:tcW w:type="dxa" w:w="2500"/>
+            <w:tcBorders>
+              <w:top w:val="none"/>
+              <w:left w:val="none"/>
+              <w:bottom w:val="none"/>
+              <w:right w:val="none"/>
+            </w:tcBorders>
+            <w:tcMar>
+              <w:top w:type="dxa" w:w="56"/>
+              <w:left w:type="dxa" w:w="40"/>
+              <w:bottom w:type="dxa" w:w="56"/>
+              <w:right w:type="dxa" w:w="150"/>
+            </w:tcMar>
+            <w:vAlign w:val="top"/>
+          </w:tcPr>
+          <w:p>
+            <w:pPr>
+              <w:spacing w:after="0" w:line="248" w:lineRule="auto"/>
+            </w:pPr>
+            <w:r>
+              <w:rPr>
+                <w:rFonts w:ascii="Calibri" w:cs="Calibri" w:eastAsia="Calibri" w:hAnsi="Calibri"/>
+                <w:b w:val="false"/>
+                <w:bCs w:val="false"/>
+                <w:i w:val="false"/>
+                <w:iCs w:val="false"/>
+                <w:color w:val="3A3A38"/>
+                <w:sz w:val="18"/>
+                <w:szCs w:val="18"/>
+              </w:rPr>
+              <w:t xml:space="preserve">SAM is your new assistant, so get to know each other. It is trained on certain words; tell us the terms you use</w:t>
+            </w:r>
+          </w:p>
+        </w:tc>
+        <w:tc>
+          <w:tcPr>
+            <w:tcW w:type="dxa" w:w="2100"/>
+            <w:tcBorders>
+              <w:top w:val="none"/>
+              <w:left w:val="none"/>
+              <w:bottom w:val="none"/>
+              <w:right w:val="none"/>
+            </w:tcBorders>
+            <w:tcMar>
+              <w:top w:type="dxa" w:w="56"/>
+              <w:left w:type="dxa" w:w="40"/>
+              <w:bottom w:type="dxa" w:w="56"/>
+              <w:right w:type="dxa" w:w="150"/>
+            </w:tcMar>
+            <w:vAlign w:val="top"/>
+          </w:tcPr>
+          <w:p>
+            <w:pPr>
+              <w:spacing w:after="0" w:line="248" w:lineRule="auto"/>
+            </w:pPr>
+            <w:r>
+              <w:rPr>
+                <w:rFonts w:ascii="Calibri" w:cs="Calibri" w:eastAsia="Calibri" w:hAnsi="Calibri"/>
+                <w:b w:val="false"/>
+                <w:bCs w:val="false"/>
+                <w:i w:val="false"/>
+                <w:iCs w:val="false"/>
+                <w:color w:val="3A3A38"/>
+                <w:sz w:val="18"/>
+                <w:szCs w:val="18"/>
+              </w:rPr>
+              <w:t xml:space="preserve">Welcome</w:t>
+            </w:r>
+          </w:p>
+        </w:tc>
+        <w:tc>
+          <w:tcPr>
+            <w:tcW w:type="dxa" w:w="5048"/>
+            <w:tcBorders>
+              <w:top w:val="none"/>
+              <w:left w:val="none"/>
+              <w:bottom w:val="none"/>
+              <w:right w:val="none"/>
+            </w:tcBorders>
+            <w:tcMar>
+              <w:top w:type="dxa" w:w="56"/>
+              <w:left w:type="dxa" w:w="40"/>
+              <w:bottom w:type="dxa" w:w="56"/>
+              <w:right w:type="dxa" w:w="150"/>
+            </w:tcMar>
+            <w:vAlign w:val="top"/>
+          </w:tcPr>
+          <w:p>
+            <w:pPr>
+              <w:spacing w:after="0" w:line="248" w:lineRule="auto"/>
+            </w:pPr>
+            <w:r>
+              <w:rPr>
+                <w:rFonts w:ascii="Calibri" w:cs="Calibri" w:eastAsia="Calibri" w:hAnsi="Calibri"/>
+                <w:b w:val="false"/>
+                <w:bCs w:val="false"/>
+                <w:i w:val="false"/>
+                <w:iCs w:val="false"/>
+                <w:color w:val="3A3A38"/>
+                <w:sz w:val="18"/>
+                <w:szCs w:val="18"/>
+              </w:rPr>
+              <w:t xml:space="preserve">Part of the opening, and the invitation to send terms back is what makes it a two-way tool rather than a fixed one.</w:t>
+            </w:r>
+          </w:p>
+        </w:tc>
+      </w:tr>
+      <w:tr>
+        <w:trPr>
+          <w:cantSplit/>
+        </w:trPr>
+        <w:tc>
+          <w:tcPr>
+            <w:tcW w:type="dxa" w:w="2500"/>
+            <w:tcBorders>
+              <w:top w:val="none"/>
+              <w:left w:val="none"/>
+              <w:bottom w:val="none"/>
+              <w:right w:val="none"/>
+            </w:tcBorders>
+            <w:tcMar>
+              <w:top w:type="dxa" w:w="56"/>
+              <w:left w:type="dxa" w:w="40"/>
+              <w:bottom w:type="dxa" w:w="56"/>
+              <w:right w:type="dxa" w:w="150"/>
+            </w:tcMar>
+            <w:vAlign w:val="top"/>
+          </w:tcPr>
+          <w:p>
+            <w:pPr>
+              <w:spacing w:after="0" w:line="248" w:lineRule="auto"/>
+            </w:pPr>
+            <w:r>
+              <w:rPr>
+                <w:rFonts w:ascii="Calibri" w:cs="Calibri" w:eastAsia="Calibri" w:hAnsi="Calibri"/>
+                <w:b w:val="false"/>
+                <w:bCs w:val="false"/>
+                <w:i w:val="false"/>
+                <w:iCs w:val="false"/>
+                <w:color w:val="3A3A38"/>
+                <w:sz w:val="18"/>
+                <w:szCs w:val="18"/>
+              </w:rPr>
+              <w:t xml:space="preserve">Use full sentences, as you would to a person. “I want to make a theft report”, not “theft report”</w:t>
+            </w:r>
+          </w:p>
+        </w:tc>
+        <w:tc>
+          <w:tcPr>
+            <w:tcW w:type="dxa" w:w="2100"/>
+            <w:tcBorders>
+              <w:top w:val="none"/>
+              <w:left w:val="none"/>
+              <w:bottom w:val="none"/>
+              <w:right w:val="none"/>
+            </w:tcBorders>
+            <w:tcMar>
+              <w:top w:type="dxa" w:w="56"/>
+              <w:left w:type="dxa" w:w="40"/>
+              <w:bottom w:type="dxa" w:w="56"/>
+              <w:right w:type="dxa" w:w="150"/>
+            </w:tcMar>
+            <w:vAlign w:val="top"/>
+          </w:tcPr>
+          <w:p>
+            <w:pPr>
+              <w:spacing w:after="0" w:line="248" w:lineRule="auto"/>
+            </w:pPr>
+            <w:r>
+              <w:rPr>
+                <w:rFonts w:ascii="Calibri" w:cs="Calibri" w:eastAsia="Calibri" w:hAnsi="Calibri"/>
+                <w:b w:val="false"/>
+                <w:bCs w:val="false"/>
+                <w:i w:val="false"/>
+                <w:iCs w:val="false"/>
+                <w:color w:val="3A3A38"/>
+                <w:sz w:val="18"/>
+                <w:szCs w:val="18"/>
+              </w:rPr>
+              <w:t xml:space="preserve">Report step</w:t>
+            </w:r>
+          </w:p>
+        </w:tc>
+        <w:tc>
+          <w:tcPr>
+            <w:tcW w:type="dxa" w:w="5048"/>
+            <w:tcBorders>
+              <w:top w:val="none"/>
+              <w:left w:val="none"/>
+              <w:bottom w:val="none"/>
+              <w:right w:val="none"/>
+            </w:tcBorders>
+            <w:tcMar>
+              <w:top w:type="dxa" w:w="56"/>
+              <w:left w:type="dxa" w:w="40"/>
+              <w:bottom w:type="dxa" w:w="56"/>
+              <w:right w:type="dxa" w:w="150"/>
+            </w:tcMar>
+            <w:vAlign w:val="top"/>
+          </w:tcPr>
+          <w:p>
+            <w:pPr>
+              <w:spacing w:after="0" w:line="248" w:lineRule="auto"/>
+            </w:pPr>
+            <w:r>
+              <w:rPr>
+                <w:rFonts w:ascii="Calibri" w:cs="Calibri" w:eastAsia="Calibri" w:hAnsi="Calibri"/>
+                <w:b w:val="false"/>
+                <w:bCs w:val="false"/>
+                <w:i w:val="false"/>
+                <w:iCs w:val="false"/>
+                <w:color w:val="3A3A38"/>
+                <w:sz w:val="18"/>
+                <w:szCs w:val="18"/>
+              </w:rPr>
+              <w:t xml:space="preserve">Taught by doing: the prompt asks for it the way you would tell a colleague, and a too-short utterance gets a nudge rather than a lecture.</w:t>
+            </w:r>
+          </w:p>
+        </w:tc>
+      </w:tr>
+      <w:tr>
+        <w:trPr>
+          <w:cantSplit/>
+        </w:trPr>
+        <w:tc>
+          <w:tcPr>
+            <w:tcW w:type="dxa" w:w="2500"/>
+            <w:tcBorders>
+              <w:top w:val="none"/>
+              <w:left w:val="none"/>
+              <w:bottom w:val="none"/>
+              <w:right w:val="none"/>
+            </w:tcBorders>
+            <w:tcMar>
+              <w:top w:type="dxa" w:w="56"/>
+              <w:left w:type="dxa" w:w="40"/>
+              <w:bottom w:type="dxa" w:w="56"/>
+              <w:right w:type="dxa" w:w="150"/>
+            </w:tcMar>
+            <w:vAlign w:val="top"/>
+          </w:tcPr>
+          <w:p>
+            <w:pPr>
+              <w:spacing w:after="0" w:line="248" w:lineRule="auto"/>
+            </w:pPr>
+            <w:r>
+              <w:rPr>
+                <w:rFonts w:ascii="Calibri" w:cs="Calibri" w:eastAsia="Calibri" w:hAnsi="Calibri"/>
+                <w:b w:val="false"/>
+                <w:bCs w:val="false"/>
+                <w:i w:val="false"/>
+                <w:iCs w:val="false"/>
+                <w:color w:val="3A3A38"/>
+                <w:sz w:val="18"/>
+                <w:szCs w:val="18"/>
+              </w:rPr>
+              <w:t xml:space="preserve">Take photos whenever you want, even if SAM does not ask</w:t>
+            </w:r>
+          </w:p>
+        </w:tc>
+        <w:tc>
+          <w:tcPr>
+            <w:tcW w:type="dxa" w:w="2100"/>
+            <w:tcBorders>
+              <w:top w:val="none"/>
+              <w:left w:val="none"/>
+              <w:bottom w:val="none"/>
+              <w:right w:val="none"/>
+            </w:tcBorders>
+            <w:tcMar>
+              <w:top w:type="dxa" w:w="56"/>
+              <w:left w:type="dxa" w:w="40"/>
+              <w:bottom w:type="dxa" w:w="56"/>
+              <w:right w:type="dxa" w:w="150"/>
+            </w:tcMar>
+            <w:vAlign w:val="top"/>
+          </w:tcPr>
+          <w:p>
+            <w:pPr>
+              <w:spacing w:after="0" w:line="248" w:lineRule="auto"/>
+            </w:pPr>
+            <w:r>
+              <w:rPr>
+                <w:rFonts w:ascii="Calibri" w:cs="Calibri" w:eastAsia="Calibri" w:hAnsi="Calibri"/>
+                <w:b w:val="false"/>
+                <w:bCs w:val="false"/>
+                <w:i w:val="false"/>
+                <w:iCs w:val="false"/>
+                <w:color w:val="3A3A38"/>
+                <w:sz w:val="18"/>
+                <w:szCs w:val="18"/>
+              </w:rPr>
+              <w:t xml:space="preserve">After the report is shown</w:t>
+            </w:r>
+          </w:p>
+        </w:tc>
+        <w:tc>
+          <w:tcPr>
+            <w:tcW w:type="dxa" w:w="5048"/>
+            <w:tcBorders>
+              <w:top w:val="none"/>
+              <w:left w:val="none"/>
+              <w:bottom w:val="none"/>
+              <w:right w:val="none"/>
+            </w:tcBorders>
+            <w:tcMar>
+              <w:top w:type="dxa" w:w="56"/>
+              <w:left w:type="dxa" w:w="40"/>
+              <w:bottom w:type="dxa" w:w="56"/>
+              <w:right w:type="dxa" w:w="150"/>
+            </w:tcMar>
+            <w:vAlign w:val="top"/>
+          </w:tcPr>
+          <w:p>
+            <w:pPr>
+              <w:spacing w:after="0" w:line="248" w:lineRule="auto"/>
+            </w:pPr>
+            <w:r>
+              <w:rPr>
+                <w:rFonts w:ascii="Calibri" w:cs="Calibri" w:eastAsia="Calibri" w:hAnsi="Calibri"/>
+                <w:b w:val="false"/>
+                <w:bCs w:val="false"/>
+                <w:i w:val="false"/>
+                <w:iCs w:val="false"/>
+                <w:color w:val="3A3A38"/>
+                <w:sz w:val="18"/>
+                <w:szCs w:val="18"/>
+              </w:rPr>
+              <w:t xml:space="preserve">An aside at the moment the guard is looking at their finished report and can see where a photo would have gone.</w:t>
+            </w:r>
+          </w:p>
+        </w:tc>
+      </w:tr>
+      <w:tr>
+        <w:trPr>
+          <w:cantSplit/>
+        </w:trPr>
+        <w:tc>
+          <w:tcPr>
+            <w:tcW w:type="dxa" w:w="2500"/>
+            <w:tcBorders>
+              <w:top w:val="none"/>
+              <w:left w:val="none"/>
+              <w:bottom w:val="none"/>
+              <w:right w:val="none"/>
+            </w:tcBorders>
+            <w:tcMar>
+              <w:top w:type="dxa" w:w="56"/>
+              <w:left w:type="dxa" w:w="40"/>
+              <w:bottom w:type="dxa" w:w="56"/>
+              <w:right w:type="dxa" w:w="150"/>
+            </w:tcMar>
+            <w:vAlign w:val="top"/>
+          </w:tcPr>
+          <w:p>
+            <w:pPr>
+              <w:spacing w:after="0" w:line="248" w:lineRule="auto"/>
+            </w:pPr>
+            <w:r>
+              <w:rPr>
+                <w:rFonts w:ascii="Calibri" w:cs="Calibri" w:eastAsia="Calibri" w:hAnsi="Calibri"/>
+                <w:b w:val="false"/>
+                <w:bCs w:val="false"/>
+                <w:i w:val="false"/>
+                <w:iCs w:val="false"/>
+                <w:color w:val="3A3A38"/>
+                <w:sz w:val="18"/>
+                <w:szCs w:val="18"/>
+              </w:rPr>
+              <w:t xml:space="preserve">Spelling mistakes, in names for instance, are fixed by pressing and holding the text to enter edit mode</w:t>
+            </w:r>
+          </w:p>
+        </w:tc>
+        <w:tc>
+          <w:tcPr>
+            <w:tcW w:type="dxa" w:w="2100"/>
+            <w:tcBorders>
+              <w:top w:val="none"/>
+              <w:left w:val="none"/>
+              <w:bottom w:val="none"/>
+              <w:right w:val="none"/>
+            </w:tcBorders>
+            <w:tcMar>
+              <w:top w:type="dxa" w:w="56"/>
+              <w:left w:type="dxa" w:w="40"/>
+              <w:bottom w:type="dxa" w:w="56"/>
+              <w:right w:type="dxa" w:w="150"/>
+            </w:tcMar>
+            <w:vAlign w:val="top"/>
+          </w:tcPr>
+          <w:p>
+            <w:pPr>
+              <w:spacing w:after="0" w:line="248" w:lineRule="auto"/>
+            </w:pPr>
+            <w:r>
+              <w:rPr>
+                <w:rFonts w:ascii="Calibri" w:cs="Calibri" w:eastAsia="Calibri" w:hAnsi="Calibri"/>
+                <w:b w:val="false"/>
+                <w:bCs w:val="false"/>
+                <w:i w:val="false"/>
+                <w:iCs w:val="false"/>
+                <w:color w:val="3A3A38"/>
+                <w:sz w:val="18"/>
+                <w:szCs w:val="18"/>
+              </w:rPr>
+              <w:t xml:space="preserve">Manual-fix step</w:t>
+            </w:r>
+          </w:p>
+        </w:tc>
+        <w:tc>
+          <w:tcPr>
+            <w:tcW w:type="dxa" w:w="5048"/>
+            <w:tcBorders>
+              <w:top w:val="none"/>
+              <w:left w:val="none"/>
+              <w:bottom w:val="none"/>
+              <w:right w:val="none"/>
+            </w:tcBorders>
+            <w:tcMar>
+              <w:top w:type="dxa" w:w="56"/>
+              <w:left w:type="dxa" w:w="40"/>
+              <w:bottom w:type="dxa" w:w="56"/>
+              <w:right w:type="dxa" w:w="150"/>
+            </w:tcMar>
+            <w:vAlign w:val="top"/>
+          </w:tcPr>
+          <w:p>
+            <w:pPr>
+              <w:spacing w:after="0" w:line="248" w:lineRule="auto"/>
+            </w:pPr>
+            <w:r>
+              <w:rPr>
+                <w:rFonts w:ascii="Calibri" w:cs="Calibri" w:eastAsia="Calibri" w:hAnsi="Calibri"/>
+                <w:b w:val="false"/>
+                <w:bCs w:val="false"/>
+                <w:i w:val="false"/>
+                <w:iCs w:val="false"/>
+                <w:color w:val="3A3A38"/>
+                <w:sz w:val="18"/>
+                <w:szCs w:val="18"/>
+              </w:rPr>
+              <w:t xml:space="preserve">Practised, not described. This tip and that step are the same action.</w:t>
+            </w:r>
+          </w:p>
+        </w:tc>
+      </w:tr>
+      <w:tr>
+        <w:trPr>
+          <w:cantSplit/>
+        </w:trPr>
+        <w:tc>
+          <w:tcPr>
+            <w:tcW w:type="dxa" w:w="2500"/>
+            <w:tcBorders>
+              <w:top w:val="none"/>
+              <w:left w:val="none"/>
+              <w:bottom w:val="none"/>
+              <w:right w:val="none"/>
+            </w:tcBorders>
+            <w:tcMar>
+              <w:top w:type="dxa" w:w="56"/>
+              <w:left w:type="dxa" w:w="40"/>
+              <w:bottom w:type="dxa" w:w="56"/>
+              <w:right w:type="dxa" w:w="150"/>
+            </w:tcMar>
+            <w:vAlign w:val="top"/>
+          </w:tcPr>
+          <w:p>
+            <w:pPr>
+              <w:spacing w:after="0" w:line="248" w:lineRule="auto"/>
+            </w:pPr>
+            <w:r>
+              <w:rPr>
+                <w:rFonts w:ascii="Calibri" w:cs="Calibri" w:eastAsia="Calibri" w:hAnsi="Calibri"/>
+                <w:b w:val="false"/>
+                <w:bCs w:val="false"/>
+                <w:i w:val="false"/>
+                <w:iCs w:val="false"/>
+                <w:color w:val="3A3A38"/>
+                <w:sz w:val="18"/>
+                <w:szCs w:val="18"/>
+              </w:rPr>
+              <w:t xml:space="preserve">You can change scenario mid-conversation if SAM picks the wrong one</w:t>
+            </w:r>
+          </w:p>
+        </w:tc>
+        <w:tc>
+          <w:tcPr>
+            <w:tcW w:type="dxa" w:w="2100"/>
+            <w:tcBorders>
+              <w:top w:val="none"/>
+              <w:left w:val="none"/>
+              <w:bottom w:val="none"/>
+              <w:right w:val="none"/>
+            </w:tcBorders>
+            <w:tcMar>
+              <w:top w:type="dxa" w:w="56"/>
+              <w:left w:type="dxa" w:w="40"/>
+              <w:bottom w:type="dxa" w:w="56"/>
+              <w:right w:type="dxa" w:w="150"/>
+            </w:tcMar>
+            <w:vAlign w:val="top"/>
+          </w:tcPr>
+          <w:p>
+            <w:pPr>
+              <w:spacing w:after="0" w:line="248" w:lineRule="auto"/>
+            </w:pPr>
+            <w:r>
+              <w:rPr>
+                <w:rFonts w:ascii="Calibri" w:cs="Calibri" w:eastAsia="Calibri" w:hAnsi="Calibri"/>
+                <w:b w:val="false"/>
+                <w:bCs w:val="false"/>
+                <w:i w:val="false"/>
+                <w:iCs w:val="false"/>
+                <w:color w:val="3A3A38"/>
+                <w:sz w:val="18"/>
+                <w:szCs w:val="18"/>
+              </w:rPr>
+              <w:t xml:space="preserve">After the voice correction</w:t>
+            </w:r>
+          </w:p>
+        </w:tc>
+        <w:tc>
+          <w:tcPr>
+            <w:tcW w:type="dxa" w:w="5048"/>
+            <w:tcBorders>
+              <w:top w:val="none"/>
+              <w:left w:val="none"/>
+              <w:bottom w:val="none"/>
+              <w:right w:val="none"/>
+            </w:tcBorders>
+            <w:tcMar>
+              <w:top w:type="dxa" w:w="56"/>
+              <w:left w:type="dxa" w:w="40"/>
+              <w:bottom w:type="dxa" w:w="56"/>
+              <w:right w:type="dxa" w:w="150"/>
+            </w:tcMar>
+            <w:vAlign w:val="top"/>
+          </w:tcPr>
+          <w:p>
+            <w:pPr>
+              <w:spacing w:after="0" w:line="248" w:lineRule="auto"/>
+            </w:pPr>
+            <w:r>
+              <w:rPr>
+                <w:rFonts w:ascii="Calibri" w:cs="Calibri" w:eastAsia="Calibri" w:hAnsi="Calibri"/>
+                <w:b w:val="false"/>
+                <w:bCs w:val="false"/>
+                <w:i w:val="false"/>
+                <w:iCs w:val="false"/>
+                <w:color w:val="3A3A38"/>
+                <w:sz w:val="18"/>
+                <w:szCs w:val="18"/>
+              </w:rPr>
+              <w:t xml:space="preserve">An aside once the guard has seen a correction work, so the idea already has a hook.</w:t>
+            </w:r>
+          </w:p>
+        </w:tc>
+      </w:tr>
+      <w:tr>
+        <w:trPr>
+          <w:cantSplit/>
+        </w:trPr>
+        <w:tc>
+          <w:tcPr>
+            <w:tcW w:type="dxa" w:w="2500"/>
+            <w:tcBorders>
+              <w:top w:val="none"/>
+              <w:left w:val="none"/>
+              <w:bottom w:val="none"/>
+              <w:right w:val="none"/>
+            </w:tcBorders>
+            <w:tcMar>
+              <w:top w:type="dxa" w:w="56"/>
+              <w:left w:type="dxa" w:w="40"/>
+              <w:bottom w:type="dxa" w:w="56"/>
+              <w:right w:type="dxa" w:w="150"/>
+            </w:tcMar>
+            <w:vAlign w:val="top"/>
+          </w:tcPr>
+          <w:p>
+            <w:pPr>
+              <w:spacing w:after="0" w:line="248" w:lineRule="auto"/>
+            </w:pPr>
+            <w:r>
+              <w:rPr>
+                <w:rFonts w:ascii="Calibri" w:cs="Calibri" w:eastAsia="Calibri" w:hAnsi="Calibri"/>
+                <w:b w:val="false"/>
+                <w:bCs w:val="false"/>
+                <w:i w:val="false"/>
+                <w:iCs w:val="false"/>
+                <w:color w:val="3A3A38"/>
+                <w:sz w:val="18"/>
+                <w:szCs w:val="18"/>
+              </w:rPr>
+              <w:t xml:space="preserve">You can reopen a conversation later to change or add information</w:t>
+            </w:r>
+          </w:p>
+        </w:tc>
+        <w:tc>
+          <w:tcPr>
+            <w:tcW w:type="dxa" w:w="2100"/>
+            <w:tcBorders>
+              <w:top w:val="none"/>
+              <w:left w:val="none"/>
+              <w:bottom w:val="none"/>
+              <w:right w:val="none"/>
+            </w:tcBorders>
+            <w:tcMar>
+              <w:top w:type="dxa" w:w="56"/>
+              <w:left w:type="dxa" w:w="40"/>
+              <w:bottom w:type="dxa" w:w="56"/>
+              <w:right w:type="dxa" w:w="150"/>
+            </w:tcMar>
+            <w:vAlign w:val="top"/>
+          </w:tcPr>
+          <w:p>
+            <w:pPr>
+              <w:spacing w:after="0" w:line="248" w:lineRule="auto"/>
+            </w:pPr>
+            <w:r>
+              <w:rPr>
+                <w:rFonts w:ascii="Calibri" w:cs="Calibri" w:eastAsia="Calibri" w:hAnsi="Calibri"/>
+                <w:b w:val="false"/>
+                <w:bCs w:val="false"/>
+                <w:i w:val="false"/>
+                <w:iCs w:val="false"/>
+                <w:color w:val="3A3A38"/>
+                <w:sz w:val="18"/>
+                <w:szCs w:val="18"/>
+              </w:rPr>
+              <w:t xml:space="preserve">Close</w:t>
+            </w:r>
+          </w:p>
+        </w:tc>
+        <w:tc>
+          <w:tcPr>
+            <w:tcW w:type="dxa" w:w="5048"/>
+            <w:tcBorders>
+              <w:top w:val="none"/>
+              <w:left w:val="none"/>
+              <w:bottom w:val="none"/>
+              <w:right w:val="none"/>
+            </w:tcBorders>
+            <w:tcMar>
+              <w:top w:type="dxa" w:w="56"/>
+              <w:left w:type="dxa" w:w="40"/>
+              <w:bottom w:type="dxa" w:w="56"/>
+              <w:right w:type="dxa" w:w="150"/>
+            </w:tcMar>
+            <w:vAlign w:val="top"/>
+          </w:tcPr>
+          <w:p>
+            <w:pPr>
+              <w:spacing w:after="0" w:line="248" w:lineRule="auto"/>
+            </w:pPr>
+            <w:r>
+              <w:rPr>
+                <w:rFonts w:ascii="Calibri" w:cs="Calibri" w:eastAsia="Calibri" w:hAnsi="Calibri"/>
+                <w:b w:val="false"/>
+                <w:bCs w:val="false"/>
+                <w:i w:val="false"/>
+                <w:iCs w:val="false"/>
+                <w:color w:val="3A3A38"/>
+                <w:sz w:val="18"/>
+                <w:szCs w:val="18"/>
+              </w:rPr>
+              <w:t xml:space="preserve">Part of the sign-off: what the guard can do after today.</w:t>
             </w:r>
           </w:p>
         </w:tc>
@@ -5216,7 +6433,7 @@
                 <w:sz w:val="18"/>
                 <w:szCs w:val="18"/>
               </w:rPr>
-              <w:t xml:space="preserve">  A spoken correction (whatever the guard called the laptop → MacBook) updates the same report in place, with no duplicate. SAM’s prompt must not assume the guard used the word “Dell”, since they were invited to report in their own words. Engineering has not yet established how the app updates an existing report. If a spoken correction is parsed as a new incident, this step teaches the opposite of what is intended. See Confirm with engineering.</w:t>
+              <w:t xml:space="preserve">  A spoken correction (whatever the guard called the laptop → MacBook) updates the same report in place, with no duplicate. SAM’s prompt must not assume the guard used the word “Dell”, since they were invited to report in their own words. The train-the-trainer deck says a guard can change scenario within the same conversation when SAM picks the wrong one, and can reopen a conversation to modify or add information, which supports the model but does not prove that a correction updates the report in place without creating a second one. That last point is what engineering must confirm. If a spoken correction is parsed as a new incident, this step teaches the opposite of what is intended. See Confirm with engineering.</w:t>
             </w:r>
           </w:p>
         </w:tc>
@@ -5294,6 +6511,1631 @@
                 <w:szCs w:val="18"/>
               </w:rPr>
               <w:t xml:space="preserve">Manual correction</w:t>
+            </w:r>
+          </w:p>
+        </w:tc>
+        <w:tc>
+          <w:tcPr>
+            <w:tcW w:type="dxa" w:w="6698"/>
+            <w:tcBorders>
+              <w:top w:val="none"/>
+              <w:left w:val="none"/>
+              <w:bottom w:val="none"/>
+              <w:right w:val="none"/>
+            </w:tcBorders>
+            <w:tcMar>
+              <w:top w:type="dxa" w:w="56"/>
+              <w:left w:type="dxa" w:w="40"/>
+              <w:bottom w:type="dxa" w:w="56"/>
+              <w:right w:type="dxa" w:w="150"/>
+            </w:tcMar>
+            <w:vAlign w:val="top"/>
+          </w:tcPr>
+          <w:p>
+            <w:pPr>
+              <w:spacing w:after="0" w:line="248" w:lineRule="auto"/>
+            </w:pPr>
+            <w:r>
+              <w:rPr>
+                <w:rFonts w:ascii="Calibri" w:cs="Calibri" w:eastAsia="Calibri" w:hAnsi="Calibri"/>
+                <w:b/>
+                <w:bCs/>
+                <w:color w:val="43724E"/>
+                <w:spacing w:val="6"/>
+                <w:sz w:val="14"/>
+                <w:szCs w:val="14"/>
+              </w:rPr>
+              <w:t xml:space="preserve">CONFIRMED</w:t>
+            </w:r>
+            <w:r>
+              <w:rPr>
+                <w:rFonts w:ascii="Calibri" w:cs="Calibri" w:eastAsia="Calibri" w:hAnsi="Calibri"/>
+                <w:b w:val="false"/>
+                <w:bCs w:val="false"/>
+                <w:i w:val="false"/>
+                <w:iCs w:val="false"/>
+                <w:color w:val="3A3A38"/>
+                <w:sz w:val="18"/>
+                <w:szCs w:val="18"/>
+              </w:rPr>
+              <w:t xml:space="preserve">  Long-pressing the guard’s report message opens a manual edit that, when saved, updates the same report, and the final report contains both “MacBook” and “reception”. The train-the-trainer deck confirms the mechanism and the gesture: clicking and holding the text turns it into edit mode so it can be changed, given there as the way to fix spelling errors in names. Two things must still be unambiguous in the build: SAM names the change it wants, so the guard is never asked for a detail nobody gave them, and the target message is identified on screen, since by this point the guard has sent a question, a report, up to two answers and a spoken correction. Describing it in words alone is not enough.</w:t>
+            </w:r>
+          </w:p>
+        </w:tc>
+      </w:tr>
+      <w:tr>
+        <w:trPr>
+          <w:cantSplit/>
+        </w:trPr>
+        <w:tc>
+          <w:tcPr>
+            <w:tcW w:type="dxa" w:w="850"/>
+            <w:tcBorders>
+              <w:top w:val="none"/>
+              <w:left w:val="none"/>
+              <w:bottom w:val="none"/>
+              <w:right w:val="none"/>
+            </w:tcBorders>
+            <w:tcMar>
+              <w:top w:type="dxa" w:w="56"/>
+              <w:left w:type="dxa" w:w="40"/>
+              <w:bottom w:type="dxa" w:w="56"/>
+              <w:right w:type="dxa" w:w="150"/>
+            </w:tcMar>
+            <w:vAlign w:val="top"/>
+          </w:tcPr>
+          <w:p>
+            <w:pPr>
+              <w:spacing w:after="0" w:line="248" w:lineRule="auto"/>
+            </w:pPr>
+            <w:r>
+              <w:rPr>
+                <w:rFonts w:ascii="Calibri" w:cs="Calibri" w:eastAsia="Calibri" w:hAnsi="Calibri"/>
+                <w:b w:val="false"/>
+                <w:bCs w:val="false"/>
+                <w:i w:val="false"/>
+                <w:iCs w:val="false"/>
+                <w:color w:val="3A3A38"/>
+                <w:sz w:val="18"/>
+                <w:szCs w:val="18"/>
+              </w:rPr>
+              <w:t xml:space="preserve">FR-12</w:t>
+            </w:r>
+          </w:p>
+        </w:tc>
+        <w:tc>
+          <w:tcPr>
+            <w:tcW w:type="dxa" w:w="2100"/>
+            <w:tcBorders>
+              <w:top w:val="none"/>
+              <w:left w:val="none"/>
+              <w:bottom w:val="none"/>
+              <w:right w:val="none"/>
+            </w:tcBorders>
+            <w:tcMar>
+              <w:top w:type="dxa" w:w="56"/>
+              <w:left w:type="dxa" w:w="40"/>
+              <w:bottom w:type="dxa" w:w="56"/>
+              <w:right w:type="dxa" w:w="150"/>
+            </w:tcMar>
+            <w:vAlign w:val="top"/>
+          </w:tcPr>
+          <w:p>
+            <w:pPr>
+              <w:spacing w:after="0" w:line="248" w:lineRule="auto"/>
+            </w:pPr>
+            <w:r>
+              <w:rPr>
+                <w:rFonts w:ascii="Calibri" w:cs="Calibri" w:eastAsia="Calibri" w:hAnsi="Calibri"/>
+                <w:b/>
+                <w:bCs/>
+                <w:i w:val="false"/>
+                <w:iCs w:val="false"/>
+                <w:color w:val="3A3A38"/>
+                <w:sz w:val="18"/>
+                <w:szCs w:val="18"/>
+              </w:rPr>
+              <w:t xml:space="preserve">Marked at creation</w:t>
+            </w:r>
+          </w:p>
+        </w:tc>
+        <w:tc>
+          <w:tcPr>
+            <w:tcW w:type="dxa" w:w="6698"/>
+            <w:tcBorders>
+              <w:top w:val="none"/>
+              <w:left w:val="none"/>
+              <w:bottom w:val="none"/>
+              <w:right w:val="none"/>
+            </w:tcBorders>
+            <w:tcMar>
+              <w:top w:type="dxa" w:w="56"/>
+              <w:left w:type="dxa" w:w="40"/>
+              <w:bottom w:type="dxa" w:w="56"/>
+              <w:right w:type="dxa" w:w="150"/>
+            </w:tcMar>
+            <w:vAlign w:val="top"/>
+          </w:tcPr>
+          <w:p>
+            <w:pPr>
+              <w:spacing w:after="0" w:line="248" w:lineRule="auto"/>
+            </w:pPr>
+            <w:r>
+              <w:rPr>
+                <w:rFonts w:ascii="Calibri" w:cs="Calibri" w:eastAsia="Calibri" w:hAnsi="Calibri"/>
+                <w:b/>
+                <w:bCs/>
+                <w:color w:val="43724E"/>
+                <w:spacing w:val="6"/>
+                <w:sz w:val="14"/>
+                <w:szCs w:val="14"/>
+              </w:rPr>
+              <w:t xml:space="preserve">CONFIRMED</w:t>
+            </w:r>
+            <w:r>
+              <w:rPr>
+                <w:rFonts w:ascii="Calibri" w:cs="Calibri" w:eastAsia="Calibri" w:hAnsi="Calibri"/>
+                <w:b w:val="false"/>
+                <w:bCs w:val="false"/>
+                <w:i w:val="false"/>
+                <w:iCs w:val="false"/>
+                <w:color w:val="3A3A38"/>
+                <w:sz w:val="18"/>
+                <w:szCs w:val="18"/>
+              </w:rPr>
+              <w:t xml:space="preserve">  The training / archive flag is set atomically when the report is created, so a report never exists un-marked. If it cannot be created already marked, it is not created at all. The report card the guard sees carries a visible “Training” label, so it is obviously practice.</w:t>
+            </w:r>
+          </w:p>
+        </w:tc>
+      </w:tr>
+      <w:tr>
+        <w:trPr>
+          <w:cantSplit/>
+        </w:trPr>
+        <w:tc>
+          <w:tcPr>
+            <w:tcW w:type="dxa" w:w="850"/>
+            <w:tcBorders>
+              <w:top w:val="none"/>
+              <w:left w:val="none"/>
+              <w:bottom w:val="none"/>
+              <w:right w:val="none"/>
+            </w:tcBorders>
+            <w:tcMar>
+              <w:top w:type="dxa" w:w="56"/>
+              <w:left w:type="dxa" w:w="40"/>
+              <w:bottom w:type="dxa" w:w="56"/>
+              <w:right w:type="dxa" w:w="150"/>
+            </w:tcMar>
+            <w:vAlign w:val="top"/>
+          </w:tcPr>
+          <w:p>
+            <w:pPr>
+              <w:spacing w:after="0" w:line="248" w:lineRule="auto"/>
+            </w:pPr>
+            <w:r>
+              <w:rPr>
+                <w:rFonts w:ascii="Calibri" w:cs="Calibri" w:eastAsia="Calibri" w:hAnsi="Calibri"/>
+                <w:b w:val="false"/>
+                <w:bCs w:val="false"/>
+                <w:i w:val="false"/>
+                <w:iCs w:val="false"/>
+                <w:color w:val="3A3A38"/>
+                <w:sz w:val="18"/>
+                <w:szCs w:val="18"/>
+              </w:rPr>
+              <w:t xml:space="preserve">FR-13</w:t>
+            </w:r>
+          </w:p>
+        </w:tc>
+        <w:tc>
+          <w:tcPr>
+            <w:tcW w:type="dxa" w:w="2100"/>
+            <w:tcBorders>
+              <w:top w:val="none"/>
+              <w:left w:val="none"/>
+              <w:bottom w:val="none"/>
+              <w:right w:val="none"/>
+            </w:tcBorders>
+            <w:tcMar>
+              <w:top w:type="dxa" w:w="56"/>
+              <w:left w:type="dxa" w:w="40"/>
+              <w:bottom w:type="dxa" w:w="56"/>
+              <w:right w:type="dxa" w:w="150"/>
+            </w:tcMar>
+            <w:vAlign w:val="top"/>
+          </w:tcPr>
+          <w:p>
+            <w:pPr>
+              <w:spacing w:after="0" w:line="248" w:lineRule="auto"/>
+            </w:pPr>
+            <w:r>
+              <w:rPr>
+                <w:rFonts w:ascii="Calibri" w:cs="Calibri" w:eastAsia="Calibri" w:hAnsi="Calibri"/>
+                <w:b/>
+                <w:bCs/>
+                <w:i w:val="false"/>
+                <w:iCs w:val="false"/>
+                <w:color w:val="3A3A38"/>
+                <w:sz w:val="18"/>
+                <w:szCs w:val="18"/>
+              </w:rPr>
+              <w:t xml:space="preserve">Kept out of live surfaces</w:t>
+            </w:r>
+          </w:p>
+        </w:tc>
+        <w:tc>
+          <w:tcPr>
+            <w:tcW w:type="dxa" w:w="6698"/>
+            <w:tcBorders>
+              <w:top w:val="none"/>
+              <w:left w:val="none"/>
+              <w:bottom w:val="none"/>
+              <w:right w:val="none"/>
+            </w:tcBorders>
+            <w:tcMar>
+              <w:top w:type="dxa" w:w="56"/>
+              <w:left w:type="dxa" w:w="40"/>
+              <w:bottom w:type="dxa" w:w="56"/>
+              <w:right w:type="dxa" w:w="150"/>
+            </w:tcMar>
+            <w:vAlign w:val="top"/>
+          </w:tcPr>
+          <w:p>
+            <w:pPr>
+              <w:spacing w:after="0" w:line="248" w:lineRule="auto"/>
+            </w:pPr>
+            <w:r>
+              <w:rPr>
+                <w:rFonts w:ascii="Calibri" w:cs="Calibri" w:eastAsia="Calibri" w:hAnsi="Calibri"/>
+                <w:b/>
+                <w:bCs/>
+                <w:color w:val="43724E"/>
+                <w:spacing w:val="6"/>
+                <w:sz w:val="14"/>
+                <w:szCs w:val="14"/>
+              </w:rPr>
+              <w:t xml:space="preserve">CONFIRMED</w:t>
+            </w:r>
+            <w:r>
+              <w:rPr>
+                <w:rFonts w:ascii="Calibri" w:cs="Calibri" w:eastAsia="Calibri" w:hAnsi="Calibri"/>
+                <w:b w:val="false"/>
+                <w:bCs w:val="false"/>
+                <w:i w:val="false"/>
+                <w:iCs w:val="false"/>
+                <w:color w:val="3A3A38"/>
+                <w:sz w:val="18"/>
+                <w:szCs w:val="18"/>
+              </w:rPr>
+              <w:t xml:space="preserve">  The practice report must appear in no live surface (see the Data isolation callout). The platform has the training flag, but the filter that excludes marked data is not built yet. Data is currently visible in production, so this exclusion filter is a required, not-yet-built enhancement; production is blocked until it is built and verified, and the exercise runs only in DEV/UAT until then.</w:t>
+            </w:r>
+          </w:p>
+        </w:tc>
+      </w:tr>
+      <w:tr>
+        <w:trPr>
+          <w:cantSplit/>
+        </w:trPr>
+        <w:tc>
+          <w:tcPr>
+            <w:tcW w:type="dxa" w:w="850"/>
+            <w:tcBorders>
+              <w:top w:val="none"/>
+              <w:left w:val="none"/>
+              <w:bottom w:val="none"/>
+              <w:right w:val="none"/>
+            </w:tcBorders>
+            <w:tcMar>
+              <w:top w:type="dxa" w:w="56"/>
+              <w:left w:type="dxa" w:w="40"/>
+              <w:bottom w:type="dxa" w:w="56"/>
+              <w:right w:type="dxa" w:w="150"/>
+            </w:tcMar>
+            <w:vAlign w:val="top"/>
+          </w:tcPr>
+          <w:p>
+            <w:pPr>
+              <w:spacing w:after="0" w:line="248" w:lineRule="auto"/>
+            </w:pPr>
+            <w:r>
+              <w:rPr>
+                <w:rFonts w:ascii="Calibri" w:cs="Calibri" w:eastAsia="Calibri" w:hAnsi="Calibri"/>
+                <w:b w:val="false"/>
+                <w:bCs w:val="false"/>
+                <w:i w:val="false"/>
+                <w:iCs w:val="false"/>
+                <w:color w:val="3A3A38"/>
+                <w:sz w:val="18"/>
+                <w:szCs w:val="18"/>
+              </w:rPr>
+              <w:t xml:space="preserve">FR-14</w:t>
+            </w:r>
+          </w:p>
+        </w:tc>
+        <w:tc>
+          <w:tcPr>
+            <w:tcW w:type="dxa" w:w="2100"/>
+            <w:tcBorders>
+              <w:top w:val="none"/>
+              <w:left w:val="none"/>
+              <w:bottom w:val="none"/>
+              <w:right w:val="none"/>
+            </w:tcBorders>
+            <w:tcMar>
+              <w:top w:type="dxa" w:w="56"/>
+              <w:left w:type="dxa" w:w="40"/>
+              <w:bottom w:type="dxa" w:w="56"/>
+              <w:right w:type="dxa" w:w="150"/>
+            </w:tcMar>
+            <w:vAlign w:val="top"/>
+          </w:tcPr>
+          <w:p>
+            <w:pPr>
+              <w:spacing w:after="0" w:line="248" w:lineRule="auto"/>
+            </w:pPr>
+            <w:r>
+              <w:rPr>
+                <w:rFonts w:ascii="Calibri" w:cs="Calibri" w:eastAsia="Calibri" w:hAnsi="Calibri"/>
+                <w:b/>
+                <w:bCs/>
+                <w:i w:val="false"/>
+                <w:iCs w:val="false"/>
+                <w:color w:val="3A3A38"/>
+                <w:sz w:val="18"/>
+                <w:szCs w:val="18"/>
+              </w:rPr>
+              <w:t xml:space="preserve">Completion integrity</w:t>
+            </w:r>
+          </w:p>
+        </w:tc>
+        <w:tc>
+          <w:tcPr>
+            <w:tcW w:type="dxa" w:w="6698"/>
+            <w:tcBorders>
+              <w:top w:val="none"/>
+              <w:left w:val="none"/>
+              <w:bottom w:val="none"/>
+              <w:right w:val="none"/>
+            </w:tcBorders>
+            <w:tcMar>
+              <w:top w:type="dxa" w:w="56"/>
+              <w:left w:type="dxa" w:w="40"/>
+              <w:bottom w:type="dxa" w:w="56"/>
+              <w:right w:type="dxa" w:w="150"/>
+            </w:tcMar>
+            <w:vAlign w:val="top"/>
+          </w:tcPr>
+          <w:p>
+            <w:pPr>
+              <w:spacing w:after="0" w:line="248" w:lineRule="auto"/>
+            </w:pPr>
+            <w:r>
+              <w:rPr>
+                <w:rFonts w:ascii="Calibri" w:cs="Calibri" w:eastAsia="Calibri" w:hAnsi="Calibri"/>
+                <w:b/>
+                <w:bCs/>
+                <w:color w:val="8A6A1F"/>
+                <w:spacing w:val="6"/>
+                <w:sz w:val="14"/>
+                <w:szCs w:val="14"/>
+              </w:rPr>
+              <w:t xml:space="preserve">PROPOSED</w:t>
+            </w:r>
+            <w:r>
+              <w:rPr>
+                <w:rFonts w:ascii="Calibri" w:cs="Calibri" w:eastAsia="Calibri" w:hAnsi="Calibri"/>
+                <w:b w:val="false"/>
+                <w:bCs w:val="false"/>
+                <w:i w:val="false"/>
+                <w:iCs w:val="false"/>
+                <w:color w:val="3A3A38"/>
+                <w:sz w:val="18"/>
+                <w:szCs w:val="18"/>
+              </w:rPr>
+              <w:t xml:space="preserve">  Completion is recorded server-side and versioned (version 1), issued once per guard, and set only after each required action is observed. A quiz or an “I’m done” button does not count.</w:t>
+            </w:r>
+          </w:p>
+        </w:tc>
+      </w:tr>
+      <w:tr>
+        <w:trPr>
+          <w:cantSplit/>
+        </w:trPr>
+        <w:tc>
+          <w:tcPr>
+            <w:tcW w:type="dxa" w:w="850"/>
+            <w:tcBorders>
+              <w:top w:val="none"/>
+              <w:left w:val="none"/>
+              <w:bottom w:val="none"/>
+              <w:right w:val="none"/>
+            </w:tcBorders>
+            <w:tcMar>
+              <w:top w:type="dxa" w:w="56"/>
+              <w:left w:type="dxa" w:w="40"/>
+              <w:bottom w:type="dxa" w:w="56"/>
+              <w:right w:type="dxa" w:w="150"/>
+            </w:tcMar>
+            <w:vAlign w:val="top"/>
+          </w:tcPr>
+          <w:p>
+            <w:pPr>
+              <w:spacing w:after="0" w:line="248" w:lineRule="auto"/>
+            </w:pPr>
+            <w:r>
+              <w:rPr>
+                <w:rFonts w:ascii="Calibri" w:cs="Calibri" w:eastAsia="Calibri" w:hAnsi="Calibri"/>
+                <w:b w:val="false"/>
+                <w:bCs w:val="false"/>
+                <w:i w:val="false"/>
+                <w:iCs w:val="false"/>
+                <w:color w:val="3A3A38"/>
+                <w:sz w:val="18"/>
+                <w:szCs w:val="18"/>
+              </w:rPr>
+              <w:t xml:space="preserve">FR-15</w:t>
+            </w:r>
+          </w:p>
+        </w:tc>
+        <w:tc>
+          <w:tcPr>
+            <w:tcW w:type="dxa" w:w="2100"/>
+            <w:tcBorders>
+              <w:top w:val="none"/>
+              <w:left w:val="none"/>
+              <w:bottom w:val="none"/>
+              <w:right w:val="none"/>
+            </w:tcBorders>
+            <w:tcMar>
+              <w:top w:type="dxa" w:w="56"/>
+              <w:left w:type="dxa" w:w="40"/>
+              <w:bottom w:type="dxa" w:w="56"/>
+              <w:right w:type="dxa" w:w="150"/>
+            </w:tcMar>
+            <w:vAlign w:val="top"/>
+          </w:tcPr>
+          <w:p>
+            <w:pPr>
+              <w:spacing w:after="0" w:line="248" w:lineRule="auto"/>
+            </w:pPr>
+            <w:r>
+              <w:rPr>
+                <w:rFonts w:ascii="Calibri" w:cs="Calibri" w:eastAsia="Calibri" w:hAnsi="Calibri"/>
+                <w:b/>
+                <w:bCs/>
+                <w:i w:val="false"/>
+                <w:iCs w:val="false"/>
+                <w:color w:val="3A3A38"/>
+                <w:sz w:val="18"/>
+                <w:szCs w:val="18"/>
+              </w:rPr>
+              <w:t xml:space="preserve">Fail-closed</w:t>
+            </w:r>
+          </w:p>
+        </w:tc>
+        <w:tc>
+          <w:tcPr>
+            <w:tcW w:type="dxa" w:w="6698"/>
+            <w:tcBorders>
+              <w:top w:val="none"/>
+              <w:left w:val="none"/>
+              <w:bottom w:val="none"/>
+              <w:right w:val="none"/>
+            </w:tcBorders>
+            <w:tcMar>
+              <w:top w:type="dxa" w:w="56"/>
+              <w:left w:type="dxa" w:w="40"/>
+              <w:bottom w:type="dxa" w:w="56"/>
+              <w:right w:type="dxa" w:w="150"/>
+            </w:tcMar>
+            <w:vAlign w:val="top"/>
+          </w:tcPr>
+          <w:p>
+            <w:pPr>
+              <w:spacing w:after="0" w:line="248" w:lineRule="auto"/>
+            </w:pPr>
+            <w:r>
+              <w:rPr>
+                <w:rFonts w:ascii="Calibri" w:cs="Calibri" w:eastAsia="Calibri" w:hAnsi="Calibri"/>
+                <w:b/>
+                <w:bCs/>
+                <w:color w:val="8A6A1F"/>
+                <w:spacing w:val="6"/>
+                <w:sz w:val="14"/>
+                <w:szCs w:val="14"/>
+              </w:rPr>
+              <w:t xml:space="preserve">PROPOSED</w:t>
+            </w:r>
+            <w:r>
+              <w:rPr>
+                <w:rFonts w:ascii="Calibri" w:cs="Calibri" w:eastAsia="Calibri" w:hAnsi="Calibri"/>
+                <w:b w:val="false"/>
+                <w:bCs w:val="false"/>
+                <w:i w:val="false"/>
+                <w:iCs w:val="false"/>
+                <w:color w:val="3A3A38"/>
+                <w:sz w:val="18"/>
+                <w:szCs w:val="18"/>
+              </w:rPr>
+              <w:t xml:space="preserve">  If safe isolation of practice data cannot be assured at any step, the step fails and completion is not marked; the guard stays in the exercise.</w:t>
+            </w:r>
+          </w:p>
+        </w:tc>
+      </w:tr>
+      <w:tr>
+        <w:trPr>
+          <w:cantSplit/>
+        </w:trPr>
+        <w:tc>
+          <w:tcPr>
+            <w:tcW w:type="dxa" w:w="850"/>
+            <w:tcBorders>
+              <w:top w:val="none"/>
+              <w:left w:val="none"/>
+              <w:bottom w:val="none"/>
+              <w:right w:val="none"/>
+            </w:tcBorders>
+            <w:tcMar>
+              <w:top w:type="dxa" w:w="56"/>
+              <w:left w:type="dxa" w:w="40"/>
+              <w:bottom w:type="dxa" w:w="56"/>
+              <w:right w:type="dxa" w:w="150"/>
+            </w:tcMar>
+            <w:vAlign w:val="top"/>
+          </w:tcPr>
+          <w:p>
+            <w:pPr>
+              <w:spacing w:after="0" w:line="248" w:lineRule="auto"/>
+            </w:pPr>
+            <w:r>
+              <w:rPr>
+                <w:rFonts w:ascii="Calibri" w:cs="Calibri" w:eastAsia="Calibri" w:hAnsi="Calibri"/>
+                <w:b w:val="false"/>
+                <w:bCs w:val="false"/>
+                <w:i w:val="false"/>
+                <w:iCs w:val="false"/>
+                <w:color w:val="3A3A38"/>
+                <w:sz w:val="18"/>
+                <w:szCs w:val="18"/>
+              </w:rPr>
+              <w:t xml:space="preserve">FR-16</w:t>
+            </w:r>
+          </w:p>
+        </w:tc>
+        <w:tc>
+          <w:tcPr>
+            <w:tcW w:type="dxa" w:w="2100"/>
+            <w:tcBorders>
+              <w:top w:val="none"/>
+              <w:left w:val="none"/>
+              <w:bottom w:val="none"/>
+              <w:right w:val="none"/>
+            </w:tcBorders>
+            <w:tcMar>
+              <w:top w:type="dxa" w:w="56"/>
+              <w:left w:type="dxa" w:w="40"/>
+              <w:bottom w:type="dxa" w:w="56"/>
+              <w:right w:type="dxa" w:w="150"/>
+            </w:tcMar>
+            <w:vAlign w:val="top"/>
+          </w:tcPr>
+          <w:p>
+            <w:pPr>
+              <w:spacing w:after="0" w:line="248" w:lineRule="auto"/>
+            </w:pPr>
+            <w:r>
+              <w:rPr>
+                <w:rFonts w:ascii="Calibri" w:cs="Calibri" w:eastAsia="Calibri" w:hAnsi="Calibri"/>
+                <w:b/>
+                <w:bCs/>
+                <w:i w:val="false"/>
+                <w:iCs w:val="false"/>
+                <w:color w:val="3A3A38"/>
+                <w:sz w:val="18"/>
+                <w:szCs w:val="18"/>
+              </w:rPr>
+              <w:t xml:space="preserve">Hand-off</w:t>
+            </w:r>
+          </w:p>
+        </w:tc>
+        <w:tc>
+          <w:tcPr>
+            <w:tcW w:type="dxa" w:w="6698"/>
+            <w:tcBorders>
+              <w:top w:val="none"/>
+              <w:left w:val="none"/>
+              <w:bottom w:val="none"/>
+              <w:right w:val="none"/>
+            </w:tcBorders>
+            <w:tcMar>
+              <w:top w:type="dxa" w:w="56"/>
+              <w:left w:type="dxa" w:w="40"/>
+              <w:bottom w:type="dxa" w:w="56"/>
+              <w:right w:type="dxa" w:w="150"/>
+            </w:tcMar>
+            <w:vAlign w:val="top"/>
+          </w:tcPr>
+          <w:p>
+            <w:pPr>
+              <w:spacing w:after="0" w:line="248" w:lineRule="auto"/>
+            </w:pPr>
+            <w:r>
+              <w:rPr>
+                <w:rFonts w:ascii="Calibri" w:cs="Calibri" w:eastAsia="Calibri" w:hAnsi="Calibri"/>
+                <w:b/>
+                <w:bCs/>
+                <w:color w:val="43724E"/>
+                <w:spacing w:val="6"/>
+                <w:sz w:val="14"/>
+                <w:szCs w:val="14"/>
+              </w:rPr>
+              <w:t xml:space="preserve">CONFIRMED</w:t>
+            </w:r>
+            <w:r>
+              <w:rPr>
+                <w:rFonts w:ascii="Calibri" w:cs="Calibri" w:eastAsia="Calibri" w:hAnsi="Calibri"/>
+                <w:b w:val="false"/>
+                <w:bCs w:val="false"/>
+                <w:i w:val="false"/>
+                <w:iCs w:val="false"/>
+                <w:color w:val="3A3A38"/>
+                <w:sz w:val="18"/>
+                <w:szCs w:val="18"/>
+              </w:rPr>
+              <w:t xml:space="preserve">  On confirmed completion the guard reaches the normal home screen (Talk / Capture / Type).</w:t>
+            </w:r>
+          </w:p>
+        </w:tc>
+      </w:tr>
+      <w:tr>
+        <w:trPr>
+          <w:cantSplit/>
+        </w:trPr>
+        <w:tc>
+          <w:tcPr>
+            <w:tcW w:type="dxa" w:w="850"/>
+            <w:tcBorders>
+              <w:top w:val="none"/>
+              <w:left w:val="none"/>
+              <w:bottom w:val="none"/>
+              <w:right w:val="none"/>
+            </w:tcBorders>
+            <w:tcMar>
+              <w:top w:type="dxa" w:w="56"/>
+              <w:left w:type="dxa" w:w="40"/>
+              <w:bottom w:type="dxa" w:w="56"/>
+              <w:right w:type="dxa" w:w="150"/>
+            </w:tcMar>
+            <w:vAlign w:val="top"/>
+          </w:tcPr>
+          <w:p>
+            <w:pPr>
+              <w:spacing w:after="0" w:line="248" w:lineRule="auto"/>
+            </w:pPr>
+            <w:r>
+              <w:rPr>
+                <w:rFonts w:ascii="Calibri" w:cs="Calibri" w:eastAsia="Calibri" w:hAnsi="Calibri"/>
+                <w:b w:val="false"/>
+                <w:bCs w:val="false"/>
+                <w:i w:val="false"/>
+                <w:iCs w:val="false"/>
+                <w:color w:val="3A3A38"/>
+                <w:sz w:val="18"/>
+                <w:szCs w:val="18"/>
+              </w:rPr>
+              <w:t xml:space="preserve">FR-17</w:t>
+            </w:r>
+          </w:p>
+        </w:tc>
+        <w:tc>
+          <w:tcPr>
+            <w:tcW w:type="dxa" w:w="2100"/>
+            <w:tcBorders>
+              <w:top w:val="none"/>
+              <w:left w:val="none"/>
+              <w:bottom w:val="none"/>
+              <w:right w:val="none"/>
+            </w:tcBorders>
+            <w:tcMar>
+              <w:top w:type="dxa" w:w="56"/>
+              <w:left w:type="dxa" w:w="40"/>
+              <w:bottom w:type="dxa" w:w="56"/>
+              <w:right w:type="dxa" w:w="150"/>
+            </w:tcMar>
+            <w:vAlign w:val="top"/>
+          </w:tcPr>
+          <w:p>
+            <w:pPr>
+              <w:spacing w:after="0" w:line="248" w:lineRule="auto"/>
+            </w:pPr>
+            <w:r>
+              <w:rPr>
+                <w:rFonts w:ascii="Calibri" w:cs="Calibri" w:eastAsia="Calibri" w:hAnsi="Calibri"/>
+                <w:b/>
+                <w:bCs/>
+                <w:i w:val="false"/>
+                <w:iCs w:val="false"/>
+                <w:color w:val="3A3A38"/>
+                <w:sz w:val="18"/>
+                <w:szCs w:val="18"/>
+              </w:rPr>
+              <w:t xml:space="preserve">Way out for a real incident</w:t>
+            </w:r>
+          </w:p>
+        </w:tc>
+        <w:tc>
+          <w:tcPr>
+            <w:tcW w:type="dxa" w:w="6698"/>
+            <w:tcBorders>
+              <w:top w:val="none"/>
+              <w:left w:val="none"/>
+              <w:bottom w:val="none"/>
+              <w:right w:val="none"/>
+            </w:tcBorders>
+            <w:tcMar>
+              <w:top w:type="dxa" w:w="56"/>
+              <w:left w:type="dxa" w:w="40"/>
+              <w:bottom w:type="dxa" w:w="56"/>
+              <w:right w:type="dxa" w:w="150"/>
+            </w:tcMar>
+            <w:vAlign w:val="top"/>
+          </w:tcPr>
+          <w:p>
+            <w:pPr>
+              <w:spacing w:after="0" w:line="248" w:lineRule="auto"/>
+            </w:pPr>
+            <w:r>
+              <w:rPr>
+                <w:rFonts w:ascii="Calibri" w:cs="Calibri" w:eastAsia="Calibri" w:hAnsi="Calibri"/>
+                <w:b/>
+                <w:bCs/>
+                <w:color w:val="8A6A1F"/>
+                <w:spacing w:val="6"/>
+                <w:sz w:val="14"/>
+                <w:szCs w:val="14"/>
+              </w:rPr>
+              <w:t xml:space="preserve">PROPOSED</w:t>
+            </w:r>
+            <w:r>
+              <w:rPr>
+                <w:rFonts w:ascii="Calibri" w:cs="Calibri" w:eastAsia="Calibri" w:hAnsi="Calibri"/>
+                <w:b w:val="false"/>
+                <w:bCs w:val="false"/>
+                <w:i w:val="false"/>
+                <w:iCs w:val="false"/>
+                <w:color w:val="3A3A38"/>
+                <w:sz w:val="18"/>
+                <w:szCs w:val="18"/>
+              </w:rPr>
+              <w:t xml:space="preserve">  A way to leave onboarding, report a real incident through normal reporting, and return to the saved stage, with completion neither granted nor skipped. Small to build, but it is the only door out of a flow that cannot otherwise be left, so it is required rather than optional. It is reachable from every step, including the setup gates and the refresher. Crossing it must be unmistakable: the practice banner clears and the guard is told plainly that this one is live and goes to their supervisor. A guard who has just been told nothing counts must not carry that belief through the door.</w:t>
+            </w:r>
+          </w:p>
+        </w:tc>
+      </w:tr>
+      <w:tr>
+        <w:trPr>
+          <w:cantSplit/>
+        </w:trPr>
+        <w:tc>
+          <w:tcPr>
+            <w:tcW w:type="dxa" w:w="850"/>
+            <w:tcBorders>
+              <w:top w:val="none"/>
+              <w:left w:val="none"/>
+              <w:bottom w:val="none"/>
+              <w:right w:val="none"/>
+            </w:tcBorders>
+            <w:tcMar>
+              <w:top w:type="dxa" w:w="56"/>
+              <w:left w:type="dxa" w:w="40"/>
+              <w:bottom w:type="dxa" w:w="56"/>
+              <w:right w:type="dxa" w:w="150"/>
+            </w:tcMar>
+            <w:vAlign w:val="top"/>
+          </w:tcPr>
+          <w:p>
+            <w:pPr>
+              <w:spacing w:after="0" w:line="248" w:lineRule="auto"/>
+            </w:pPr>
+            <w:r>
+              <w:rPr>
+                <w:rFonts w:ascii="Calibri" w:cs="Calibri" w:eastAsia="Calibri" w:hAnsi="Calibri"/>
+                <w:b w:val="false"/>
+                <w:bCs w:val="false"/>
+                <w:i w:val="false"/>
+                <w:iCs w:val="false"/>
+                <w:color w:val="3A3A38"/>
+                <w:sz w:val="18"/>
+                <w:szCs w:val="18"/>
+              </w:rPr>
+              <w:t xml:space="preserve">FR-18</w:t>
+            </w:r>
+          </w:p>
+        </w:tc>
+        <w:tc>
+          <w:tcPr>
+            <w:tcW w:type="dxa" w:w="2100"/>
+            <w:tcBorders>
+              <w:top w:val="none"/>
+              <w:left w:val="none"/>
+              <w:bottom w:val="none"/>
+              <w:right w:val="none"/>
+            </w:tcBorders>
+            <w:tcMar>
+              <w:top w:type="dxa" w:w="56"/>
+              <w:left w:type="dxa" w:w="40"/>
+              <w:bottom w:type="dxa" w:w="56"/>
+              <w:right w:type="dxa" w:w="150"/>
+            </w:tcMar>
+            <w:vAlign w:val="top"/>
+          </w:tcPr>
+          <w:p>
+            <w:pPr>
+              <w:spacing w:after="0" w:line="248" w:lineRule="auto"/>
+            </w:pPr>
+            <w:r>
+              <w:rPr>
+                <w:rFonts w:ascii="Calibri" w:cs="Calibri" w:eastAsia="Calibri" w:hAnsi="Calibri"/>
+                <w:b/>
+                <w:bCs/>
+                <w:i w:val="false"/>
+                <w:iCs w:val="false"/>
+                <w:color w:val="3A3A38"/>
+                <w:sz w:val="18"/>
+                <w:szCs w:val="18"/>
+              </w:rPr>
+              <w:t xml:space="preserve">Idempotency / concurrency</w:t>
+            </w:r>
+          </w:p>
+        </w:tc>
+        <w:tc>
+          <w:tcPr>
+            <w:tcW w:type="dxa" w:w="6698"/>
+            <w:tcBorders>
+              <w:top w:val="none"/>
+              <w:left w:val="none"/>
+              <w:bottom w:val="none"/>
+              <w:right w:val="none"/>
+            </w:tcBorders>
+            <w:tcMar>
+              <w:top w:type="dxa" w:w="56"/>
+              <w:left w:type="dxa" w:w="40"/>
+              <w:bottom w:type="dxa" w:w="56"/>
+              <w:right w:type="dxa" w:w="150"/>
+            </w:tcMar>
+            <w:vAlign w:val="top"/>
+          </w:tcPr>
+          <w:p>
+            <w:pPr>
+              <w:spacing w:after="0" w:line="248" w:lineRule="auto"/>
+            </w:pPr>
+            <w:r>
+              <w:rPr>
+                <w:rFonts w:ascii="Calibri" w:cs="Calibri" w:eastAsia="Calibri" w:hAnsi="Calibri"/>
+                <w:b/>
+                <w:bCs/>
+                <w:color w:val="8A6A1F"/>
+                <w:spacing w:val="6"/>
+                <w:sz w:val="14"/>
+                <w:szCs w:val="14"/>
+              </w:rPr>
+              <w:t xml:space="preserve">PROPOSED</w:t>
+            </w:r>
+            <w:r>
+              <w:rPr>
+                <w:rFonts w:ascii="Calibri" w:cs="Calibri" w:eastAsia="Calibri" w:hAnsi="Calibri"/>
+                <w:b w:val="false"/>
+                <w:bCs w:val="false"/>
+                <w:i w:val="false"/>
+                <w:iCs w:val="false"/>
+                <w:color w:val="3A3A38"/>
+                <w:sz w:val="18"/>
+                <w:szCs w:val="18"/>
+              </w:rPr>
+              <w:t xml:space="preserve">  One onboarding record per guard, and one active practice-report reference per practice run (a refresher is a new run, per FR-04). Retries do not duplicate; the newest valid server-side progress wins with no regression; the completion operation is idempotent.</w:t>
+            </w:r>
+          </w:p>
+        </w:tc>
+      </w:tr>
+      <w:tr>
+        <w:trPr>
+          <w:cantSplit/>
+        </w:trPr>
+        <w:tc>
+          <w:tcPr>
+            <w:tcW w:type="dxa" w:w="850"/>
+            <w:tcBorders>
+              <w:top w:val="none"/>
+              <w:left w:val="none"/>
+              <w:bottom w:val="none"/>
+              <w:right w:val="none"/>
+            </w:tcBorders>
+            <w:tcMar>
+              <w:top w:type="dxa" w:w="56"/>
+              <w:left w:type="dxa" w:w="40"/>
+              <w:bottom w:type="dxa" w:w="56"/>
+              <w:right w:type="dxa" w:w="150"/>
+            </w:tcMar>
+            <w:vAlign w:val="top"/>
+          </w:tcPr>
+          <w:p>
+            <w:pPr>
+              <w:spacing w:after="0" w:line="248" w:lineRule="auto"/>
+            </w:pPr>
+            <w:r>
+              <w:rPr>
+                <w:rFonts w:ascii="Calibri" w:cs="Calibri" w:eastAsia="Calibri" w:hAnsi="Calibri"/>
+                <w:b w:val="false"/>
+                <w:bCs w:val="false"/>
+                <w:i w:val="false"/>
+                <w:iCs w:val="false"/>
+                <w:color w:val="3A3A38"/>
+                <w:sz w:val="18"/>
+                <w:szCs w:val="18"/>
+              </w:rPr>
+              <w:t xml:space="preserve">FR-19</w:t>
+            </w:r>
+          </w:p>
+        </w:tc>
+        <w:tc>
+          <w:tcPr>
+            <w:tcW w:type="dxa" w:w="2100"/>
+            <w:tcBorders>
+              <w:top w:val="none"/>
+              <w:left w:val="none"/>
+              <w:bottom w:val="none"/>
+              <w:right w:val="none"/>
+            </w:tcBorders>
+            <w:tcMar>
+              <w:top w:type="dxa" w:w="56"/>
+              <w:left w:type="dxa" w:w="40"/>
+              <w:bottom w:type="dxa" w:w="56"/>
+              <w:right w:type="dxa" w:w="150"/>
+            </w:tcMar>
+            <w:vAlign w:val="top"/>
+          </w:tcPr>
+          <w:p>
+            <w:pPr>
+              <w:spacing w:after="0" w:line="248" w:lineRule="auto"/>
+            </w:pPr>
+            <w:r>
+              <w:rPr>
+                <w:rFonts w:ascii="Calibri" w:cs="Calibri" w:eastAsia="Calibri" w:hAnsi="Calibri"/>
+                <w:b/>
+                <w:bCs/>
+                <w:i w:val="false"/>
+                <w:iCs w:val="false"/>
+                <w:color w:val="3A3A38"/>
+                <w:sz w:val="18"/>
+                <w:szCs w:val="18"/>
+              </w:rPr>
+              <w:t xml:space="preserve">Privacy / telemetry</w:t>
+            </w:r>
+          </w:p>
+        </w:tc>
+        <w:tc>
+          <w:tcPr>
+            <w:tcW w:type="dxa" w:w="6698"/>
+            <w:tcBorders>
+              <w:top w:val="none"/>
+              <w:left w:val="none"/>
+              <w:bottom w:val="none"/>
+              <w:right w:val="none"/>
+            </w:tcBorders>
+            <w:tcMar>
+              <w:top w:type="dxa" w:w="56"/>
+              <w:left w:type="dxa" w:w="40"/>
+              <w:bottom w:type="dxa" w:w="56"/>
+              <w:right w:type="dxa" w:w="150"/>
+            </w:tcMar>
+            <w:vAlign w:val="top"/>
+          </w:tcPr>
+          <w:p>
+            <w:pPr>
+              <w:spacing w:after="0" w:line="248" w:lineRule="auto"/>
+            </w:pPr>
+            <w:r>
+              <w:rPr>
+                <w:rFonts w:ascii="Calibri" w:cs="Calibri" w:eastAsia="Calibri" w:hAnsi="Calibri"/>
+                <w:b/>
+                <w:bCs/>
+                <w:color w:val="8A6A1F"/>
+                <w:spacing w:val="6"/>
+                <w:sz w:val="14"/>
+                <w:szCs w:val="14"/>
+              </w:rPr>
+              <w:t xml:space="preserve">PROPOSED</w:t>
+            </w:r>
+            <w:r>
+              <w:rPr>
+                <w:rFonts w:ascii="Calibri" w:cs="Calibri" w:eastAsia="Calibri" w:hAnsi="Calibri"/>
+                <w:b w:val="false"/>
+                <w:bCs w:val="false"/>
+                <w:i w:val="false"/>
+                <w:iCs w:val="false"/>
+                <w:color w:val="3A3A38"/>
+                <w:sz w:val="18"/>
+                <w:szCs w:val="18"/>
+              </w:rPr>
+              <w:t xml:space="preserve">  Telemetry records only stage and error codes and completion metrics. It does not keep permission or NFC state beyond need, does not log raw voice/transcript content beyond existing policy, and never routes fictional incident content into operational analytics.</w:t>
+            </w:r>
+          </w:p>
+        </w:tc>
+      </w:tr>
+      <w:tr>
+        <w:trPr>
+          <w:cantSplit/>
+        </w:trPr>
+        <w:tc>
+          <w:tcPr>
+            <w:tcW w:type="dxa" w:w="850"/>
+            <w:tcBorders>
+              <w:top w:val="none"/>
+              <w:left w:val="none"/>
+              <w:bottom w:val="none"/>
+              <w:right w:val="none"/>
+            </w:tcBorders>
+            <w:tcMar>
+              <w:top w:type="dxa" w:w="56"/>
+              <w:left w:type="dxa" w:w="40"/>
+              <w:bottom w:type="dxa" w:w="56"/>
+              <w:right w:type="dxa" w:w="150"/>
+            </w:tcMar>
+            <w:vAlign w:val="top"/>
+          </w:tcPr>
+          <w:p>
+            <w:pPr>
+              <w:spacing w:after="0" w:line="248" w:lineRule="auto"/>
+            </w:pPr>
+            <w:r>
+              <w:rPr>
+                <w:rFonts w:ascii="Calibri" w:cs="Calibri" w:eastAsia="Calibri" w:hAnsi="Calibri"/>
+                <w:b w:val="false"/>
+                <w:bCs w:val="false"/>
+                <w:i w:val="false"/>
+                <w:iCs w:val="false"/>
+                <w:color w:val="3A3A38"/>
+                <w:sz w:val="18"/>
+                <w:szCs w:val="18"/>
+              </w:rPr>
+              <w:t xml:space="preserve">FR-20</w:t>
+            </w:r>
+          </w:p>
+        </w:tc>
+        <w:tc>
+          <w:tcPr>
+            <w:tcW w:type="dxa" w:w="2100"/>
+            <w:tcBorders>
+              <w:top w:val="none"/>
+              <w:left w:val="none"/>
+              <w:bottom w:val="none"/>
+              <w:right w:val="none"/>
+            </w:tcBorders>
+            <w:tcMar>
+              <w:top w:type="dxa" w:w="56"/>
+              <w:left w:type="dxa" w:w="40"/>
+              <w:bottom w:type="dxa" w:w="56"/>
+              <w:right w:type="dxa" w:w="150"/>
+            </w:tcMar>
+            <w:vAlign w:val="top"/>
+          </w:tcPr>
+          <w:p>
+            <w:pPr>
+              <w:spacing w:after="0" w:line="248" w:lineRule="auto"/>
+            </w:pPr>
+            <w:r>
+              <w:rPr>
+                <w:rFonts w:ascii="Calibri" w:cs="Calibri" w:eastAsia="Calibri" w:hAnsi="Calibri"/>
+                <w:b/>
+                <w:bCs/>
+                <w:i w:val="false"/>
+                <w:iCs w:val="false"/>
+                <w:color w:val="3A3A38"/>
+                <w:sz w:val="18"/>
+                <w:szCs w:val="18"/>
+              </w:rPr>
+              <w:t xml:space="preserve">Deferred visual support</w:t>
+            </w:r>
+          </w:p>
+        </w:tc>
+        <w:tc>
+          <w:tcPr>
+            <w:tcW w:type="dxa" w:w="6698"/>
+            <w:tcBorders>
+              <w:top w:val="none"/>
+              <w:left w:val="none"/>
+              <w:bottom w:val="none"/>
+              <w:right w:val="none"/>
+            </w:tcBorders>
+            <w:tcMar>
+              <w:top w:type="dxa" w:w="56"/>
+              <w:left w:type="dxa" w:w="40"/>
+              <w:bottom w:type="dxa" w:w="56"/>
+              <w:right w:type="dxa" w:w="150"/>
+            </w:tcMar>
+            <w:vAlign w:val="top"/>
+          </w:tcPr>
+          <w:p>
+            <w:pPr>
+              <w:spacing w:after="0" w:line="248" w:lineRule="auto"/>
+            </w:pPr>
+            <w:r>
+              <w:rPr>
+                <w:rFonts w:ascii="Calibri" w:cs="Calibri" w:eastAsia="Calibri" w:hAnsi="Calibri"/>
+                <w:b/>
+                <w:bCs/>
+                <w:color w:val="43724E"/>
+                <w:spacing w:val="6"/>
+                <w:sz w:val="14"/>
+                <w:szCs w:val="14"/>
+              </w:rPr>
+              <w:t xml:space="preserve">CONFIRMED</w:t>
+            </w:r>
+            <w:r>
+              <w:rPr>
+                <w:rFonts w:ascii="Calibri" w:cs="Calibri" w:eastAsia="Calibri" w:hAnsi="Calibri"/>
+                <w:b w:val="false"/>
+                <w:bCs w:val="false"/>
+                <w:i w:val="false"/>
+                <w:iCs w:val="false"/>
+                <w:color w:val="3A3A38"/>
+                <w:sz w:val="18"/>
+                <w:szCs w:val="18"/>
+              </w:rPr>
+              <w:t xml:space="preserve">  Extra visual help (tooltips, highlight animations) for dark or noisy sites is deferred; the need is judged during testing, not built for the MVP. (Scope decision; no separate test.)</w:t>
+            </w:r>
+          </w:p>
+        </w:tc>
+      </w:tr>
+      <w:tr>
+        <w:trPr>
+          <w:cantSplit/>
+        </w:trPr>
+        <w:tc>
+          <w:tcPr>
+            <w:tcW w:type="dxa" w:w="850"/>
+            <w:tcBorders>
+              <w:top w:val="none"/>
+              <w:left w:val="none"/>
+              <w:bottom w:val="none"/>
+              <w:right w:val="none"/>
+            </w:tcBorders>
+            <w:tcMar>
+              <w:top w:type="dxa" w:w="56"/>
+              <w:left w:type="dxa" w:w="40"/>
+              <w:bottom w:type="dxa" w:w="56"/>
+              <w:right w:type="dxa" w:w="150"/>
+            </w:tcMar>
+            <w:vAlign w:val="top"/>
+          </w:tcPr>
+          <w:p>
+            <w:pPr>
+              <w:spacing w:after="0" w:line="248" w:lineRule="auto"/>
+            </w:pPr>
+            <w:r>
+              <w:rPr>
+                <w:rFonts w:ascii="Calibri" w:cs="Calibri" w:eastAsia="Calibri" w:hAnsi="Calibri"/>
+                <w:b w:val="false"/>
+                <w:bCs w:val="false"/>
+                <w:i w:val="false"/>
+                <w:iCs w:val="false"/>
+                <w:color w:val="3A3A38"/>
+                <w:sz w:val="18"/>
+                <w:szCs w:val="18"/>
+              </w:rPr>
+              <w:t xml:space="preserve">FR-21</w:t>
+            </w:r>
+          </w:p>
+        </w:tc>
+        <w:tc>
+          <w:tcPr>
+            <w:tcW w:type="dxa" w:w="2100"/>
+            <w:tcBorders>
+              <w:top w:val="none"/>
+              <w:left w:val="none"/>
+              <w:bottom w:val="none"/>
+              <w:right w:val="none"/>
+            </w:tcBorders>
+            <w:tcMar>
+              <w:top w:type="dxa" w:w="56"/>
+              <w:left w:type="dxa" w:w="40"/>
+              <w:bottom w:type="dxa" w:w="56"/>
+              <w:right w:type="dxa" w:w="150"/>
+            </w:tcMar>
+            <w:vAlign w:val="top"/>
+          </w:tcPr>
+          <w:p>
+            <w:pPr>
+              <w:spacing w:after="0" w:line="248" w:lineRule="auto"/>
+            </w:pPr>
+            <w:r>
+              <w:rPr>
+                <w:rFonts w:ascii="Calibri" w:cs="Calibri" w:eastAsia="Calibri" w:hAnsi="Calibri"/>
+                <w:b/>
+                <w:bCs/>
+                <w:i w:val="false"/>
+                <w:iCs w:val="false"/>
+                <w:color w:val="3A3A38"/>
+                <w:sz w:val="18"/>
+                <w:szCs w:val="18"/>
+              </w:rPr>
+              <w:t xml:space="preserve">Tone and engagement</w:t>
+            </w:r>
+          </w:p>
+        </w:tc>
+        <w:tc>
+          <w:tcPr>
+            <w:tcW w:type="dxa" w:w="6698"/>
+            <w:tcBorders>
+              <w:top w:val="none"/>
+              <w:left w:val="none"/>
+              <w:bottom w:val="none"/>
+              <w:right w:val="none"/>
+            </w:tcBorders>
+            <w:tcMar>
+              <w:top w:type="dxa" w:w="56"/>
+              <w:left w:type="dxa" w:w="40"/>
+              <w:bottom w:type="dxa" w:w="56"/>
+              <w:right w:type="dxa" w:w="150"/>
+            </w:tcMar>
+            <w:vAlign w:val="top"/>
+          </w:tcPr>
+          <w:p>
+            <w:pPr>
+              <w:spacing w:after="0" w:line="248" w:lineRule="auto"/>
+            </w:pPr>
+            <w:r>
+              <w:rPr>
+                <w:rFonts w:ascii="Calibri" w:cs="Calibri" w:eastAsia="Calibri" w:hAnsi="Calibri"/>
+                <w:b/>
+                <w:bCs/>
+                <w:color w:val="43724E"/>
+                <w:spacing w:val="6"/>
+                <w:sz w:val="14"/>
+                <w:szCs w:val="14"/>
+              </w:rPr>
+              <w:t xml:space="preserve">CONFIRMED</w:t>
+            </w:r>
+            <w:r>
+              <w:rPr>
+                <w:rFonts w:ascii="Calibri" w:cs="Calibri" w:eastAsia="Calibri" w:hAnsi="Calibri"/>
+                <w:b w:val="false"/>
+                <w:bCs w:val="false"/>
+                <w:i w:val="false"/>
+                <w:iCs w:val="false"/>
+                <w:color w:val="3A3A38"/>
+                <w:sz w:val="18"/>
+                <w:szCs w:val="18"/>
+              </w:rPr>
+              <w:t xml:space="preserve">  The experience must feel like being handed something useful, closer to receiving a good tool than sitting a test. SAM introduces itself as the guard’s new assistant, invites them to get to know each other, says what it does for them and why that helps, frames each step as a benefit, encourages briefly after each success, uses short everyday language, and closes warmly. A dry “do this, then that” sequence does not meet this requirement. See Tone and script for the principles and reference copy.</w:t>
+            </w:r>
+          </w:p>
+        </w:tc>
+      </w:tr>
+      <w:tr>
+        <w:trPr>
+          <w:cantSplit/>
+        </w:trPr>
+        <w:tc>
+          <w:tcPr>
+            <w:tcW w:type="dxa" w:w="850"/>
+            <w:tcBorders>
+              <w:top w:val="none"/>
+              <w:left w:val="none"/>
+              <w:bottom w:val="none"/>
+              <w:right w:val="none"/>
+            </w:tcBorders>
+            <w:tcMar>
+              <w:top w:type="dxa" w:w="56"/>
+              <w:left w:type="dxa" w:w="40"/>
+              <w:bottom w:type="dxa" w:w="56"/>
+              <w:right w:type="dxa" w:w="150"/>
+            </w:tcMar>
+            <w:vAlign w:val="top"/>
+          </w:tcPr>
+          <w:p>
+            <w:pPr>
+              <w:spacing w:after="0" w:line="248" w:lineRule="auto"/>
+            </w:pPr>
+            <w:r>
+              <w:rPr>
+                <w:rFonts w:ascii="Calibri" w:cs="Calibri" w:eastAsia="Calibri" w:hAnsi="Calibri"/>
+                <w:b w:val="false"/>
+                <w:bCs w:val="false"/>
+                <w:i w:val="false"/>
+                <w:iCs w:val="false"/>
+                <w:color w:val="3A3A38"/>
+                <w:sz w:val="18"/>
+                <w:szCs w:val="18"/>
+              </w:rPr>
+              <w:t xml:space="preserve">FR-22</w:t>
+            </w:r>
+          </w:p>
+        </w:tc>
+        <w:tc>
+          <w:tcPr>
+            <w:tcW w:type="dxa" w:w="2100"/>
+            <w:tcBorders>
+              <w:top w:val="none"/>
+              <w:left w:val="none"/>
+              <w:bottom w:val="none"/>
+              <w:right w:val="none"/>
+            </w:tcBorders>
+            <w:tcMar>
+              <w:top w:type="dxa" w:w="56"/>
+              <w:left w:type="dxa" w:w="40"/>
+              <w:bottom w:type="dxa" w:w="56"/>
+              <w:right w:type="dxa" w:w="150"/>
+            </w:tcMar>
+            <w:vAlign w:val="top"/>
+          </w:tcPr>
+          <w:p>
+            <w:pPr>
+              <w:spacing w:after="0" w:line="248" w:lineRule="auto"/>
+            </w:pPr>
+            <w:r>
+              <w:rPr>
+                <w:rFonts w:ascii="Calibri" w:cs="Calibri" w:eastAsia="Calibri" w:hAnsi="Calibri"/>
+                <w:b/>
+                <w:bCs/>
+                <w:i w:val="false"/>
+                <w:iCs w:val="false"/>
+                <w:color w:val="3A3A38"/>
+                <w:sz w:val="18"/>
+                <w:szCs w:val="18"/>
+              </w:rPr>
+              <w:t xml:space="preserve">NFC gate</w:t>
+            </w:r>
+          </w:p>
+        </w:tc>
+        <w:tc>
+          <w:tcPr>
+            <w:tcW w:type="dxa" w:w="6698"/>
+            <w:tcBorders>
+              <w:top w:val="none"/>
+              <w:left w:val="none"/>
+              <w:bottom w:val="none"/>
+              <w:right w:val="none"/>
+            </w:tcBorders>
+            <w:tcMar>
+              <w:top w:type="dxa" w:w="56"/>
+              <w:left w:type="dxa" w:w="40"/>
+              <w:bottom w:type="dxa" w:w="56"/>
+              <w:right w:type="dxa" w:w="150"/>
+            </w:tcMar>
+            <w:vAlign w:val="top"/>
+          </w:tcPr>
+          <w:p>
+            <w:pPr>
+              <w:spacing w:after="0" w:line="248" w:lineRule="auto"/>
+            </w:pPr>
+            <w:r>
+              <w:rPr>
+                <w:rFonts w:ascii="Calibri" w:cs="Calibri" w:eastAsia="Calibri" w:hAnsi="Calibri"/>
+                <w:b/>
+                <w:bCs/>
+                <w:color w:val="43724E"/>
+                <w:spacing w:val="6"/>
+                <w:sz w:val="14"/>
+                <w:szCs w:val="14"/>
+              </w:rPr>
+              <w:t xml:space="preserve">CONFIRMED</w:t>
+            </w:r>
+            <w:r>
+              <w:rPr>
+                <w:rFonts w:ascii="Calibri" w:cs="Calibri" w:eastAsia="Calibri" w:hAnsi="Calibri"/>
+                <w:b w:val="false"/>
+                <w:bCs w:val="false"/>
+                <w:i w:val="false"/>
+                <w:iCs w:val="false"/>
+                <w:color w:val="3A3A38"/>
+                <w:sz w:val="18"/>
+                <w:szCs w:val="18"/>
+              </w:rPr>
+              <w:t xml:space="preserve">  After permissions, SAM links the guard to the NFC setting. NFC reads the checkpoint tags. The guard switches it on, returns, and confirms. Not every site uses NFC, but having it on costs nothing and avoids a failure later, so it is part of setup for everyone.</w:t>
+            </w:r>
+          </w:p>
+        </w:tc>
+      </w:tr>
+      <w:tr>
+        <w:trPr>
+          <w:cantSplit/>
+        </w:trPr>
+        <w:tc>
+          <w:tcPr>
+            <w:tcW w:type="dxa" w:w="850"/>
+            <w:tcBorders>
+              <w:top w:val="none"/>
+              <w:left w:val="none"/>
+              <w:bottom w:val="none"/>
+              <w:right w:val="none"/>
+            </w:tcBorders>
+            <w:tcMar>
+              <w:top w:type="dxa" w:w="56"/>
+              <w:left w:type="dxa" w:w="40"/>
+              <w:bottom w:type="dxa" w:w="56"/>
+              <w:right w:type="dxa" w:w="150"/>
+            </w:tcMar>
+            <w:vAlign w:val="top"/>
+          </w:tcPr>
+          <w:p>
+            <w:pPr>
+              <w:spacing w:after="0" w:line="248" w:lineRule="auto"/>
+            </w:pPr>
+            <w:r>
+              <w:rPr>
+                <w:rFonts w:ascii="Calibri" w:cs="Calibri" w:eastAsia="Calibri" w:hAnsi="Calibri"/>
+                <w:b w:val="false"/>
+                <w:bCs w:val="false"/>
+                <w:i w:val="false"/>
+                <w:iCs w:val="false"/>
+                <w:color w:val="3A3A38"/>
+                <w:sz w:val="18"/>
+                <w:szCs w:val="18"/>
+              </w:rPr>
+              <w:t xml:space="preserve">FR-23</w:t>
+            </w:r>
+          </w:p>
+        </w:tc>
+        <w:tc>
+          <w:tcPr>
+            <w:tcW w:type="dxa" w:w="2100"/>
+            <w:tcBorders>
+              <w:top w:val="none"/>
+              <w:left w:val="none"/>
+              <w:bottom w:val="none"/>
+              <w:right w:val="none"/>
+            </w:tcBorders>
+            <w:tcMar>
+              <w:top w:type="dxa" w:w="56"/>
+              <w:left w:type="dxa" w:w="40"/>
+              <w:bottom w:type="dxa" w:w="56"/>
+              <w:right w:type="dxa" w:w="150"/>
+            </w:tcMar>
+            <w:vAlign w:val="top"/>
+          </w:tcPr>
+          <w:p>
+            <w:pPr>
+              <w:spacing w:after="0" w:line="248" w:lineRule="auto"/>
+            </w:pPr>
+            <w:r>
+              <w:rPr>
+                <w:rFonts w:ascii="Calibri" w:cs="Calibri" w:eastAsia="Calibri" w:hAnsi="Calibri"/>
+                <w:b/>
+                <w:bCs/>
+                <w:i w:val="false"/>
+                <w:iCs w:val="false"/>
+                <w:color w:val="3A3A38"/>
+                <w:sz w:val="18"/>
+                <w:szCs w:val="18"/>
+              </w:rPr>
+              <w:t xml:space="preserve">Background tracking gate</w:t>
+            </w:r>
+          </w:p>
+        </w:tc>
+        <w:tc>
+          <w:tcPr>
+            <w:tcW w:type="dxa" w:w="6698"/>
+            <w:tcBorders>
+              <w:top w:val="none"/>
+              <w:left w:val="none"/>
+              <w:bottom w:val="none"/>
+              <w:right w:val="none"/>
+            </w:tcBorders>
+            <w:tcMar>
+              <w:top w:type="dxa" w:w="56"/>
+              <w:left w:type="dxa" w:w="40"/>
+              <w:bottom w:type="dxa" w:w="56"/>
+              <w:right w:type="dxa" w:w="150"/>
+            </w:tcMar>
+            <w:vAlign w:val="top"/>
+          </w:tcPr>
+          <w:p>
+            <w:pPr>
+              <w:spacing w:after="0" w:line="248" w:lineRule="auto"/>
+            </w:pPr>
+            <w:r>
+              <w:rPr>
+                <w:rFonts w:ascii="Calibri" w:cs="Calibri" w:eastAsia="Calibri" w:hAnsi="Calibri"/>
+                <w:b/>
+                <w:bCs/>
+                <w:color w:val="43724E"/>
+                <w:spacing w:val="6"/>
+                <w:sz w:val="14"/>
+                <w:szCs w:val="14"/>
+              </w:rPr>
+              <w:t xml:space="preserve">CONFIRMED</w:t>
+            </w:r>
+            <w:r>
+              <w:rPr>
+                <w:rFonts w:ascii="Calibri" w:cs="Calibri" w:eastAsia="Calibri" w:hAnsi="Calibri"/>
+                <w:b w:val="false"/>
+                <w:bCs w:val="false"/>
+                <w:i w:val="false"/>
+                <w:iCs w:val="false"/>
+                <w:color w:val="3A3A38"/>
+                <w:sz w:val="18"/>
+                <w:szCs w:val="18"/>
+              </w:rPr>
+              <w:t xml:space="preserve">  The third and last setup gate: background tracking. The first two gates sent the guard to the phone’s settings; this one lives in SAM OnSite’s own in-app settings, and the copy must say so. SAM explains why it is needed and links straight to that one setting from inside onboarding, and the guard switches it on and returns to confirm. The link opens the setting alone and returns, keeping the guard clear of the in-app settings screen and its normal navigation. After this gate every setting the app needs is active and the practice steps can begin.</w:t>
+            </w:r>
+          </w:p>
+        </w:tc>
+      </w:tr>
+      <w:tr>
+        <w:trPr>
+          <w:cantSplit/>
+        </w:trPr>
+        <w:tc>
+          <w:tcPr>
+            <w:tcW w:type="dxa" w:w="850"/>
+            <w:tcBorders>
+              <w:top w:val="none"/>
+              <w:left w:val="none"/>
+              <w:bottom w:val="none"/>
+              <w:right w:val="none"/>
+            </w:tcBorders>
+            <w:tcMar>
+              <w:top w:type="dxa" w:w="56"/>
+              <w:left w:type="dxa" w:w="40"/>
+              <w:bottom w:type="dxa" w:w="56"/>
+              <w:right w:type="dxa" w:w="150"/>
+            </w:tcMar>
+            <w:vAlign w:val="top"/>
+          </w:tcPr>
+          <w:p>
+            <w:pPr>
+              <w:spacing w:after="0" w:line="248" w:lineRule="auto"/>
+            </w:pPr>
+            <w:r>
+              <w:rPr>
+                <w:rFonts w:ascii="Calibri" w:cs="Calibri" w:eastAsia="Calibri" w:hAnsi="Calibri"/>
+                <w:b w:val="false"/>
+                <w:bCs w:val="false"/>
+                <w:i w:val="false"/>
+                <w:iCs w:val="false"/>
+                <w:color w:val="3A3A38"/>
+                <w:sz w:val="18"/>
+                <w:szCs w:val="18"/>
+              </w:rPr>
+              <w:t xml:space="preserve">FR-24</w:t>
+            </w:r>
+          </w:p>
+        </w:tc>
+        <w:tc>
+          <w:tcPr>
+            <w:tcW w:type="dxa" w:w="2100"/>
+            <w:tcBorders>
+              <w:top w:val="none"/>
+              <w:left w:val="none"/>
+              <w:bottom w:val="none"/>
+              <w:right w:val="none"/>
+            </w:tcBorders>
+            <w:tcMar>
+              <w:top w:type="dxa" w:w="56"/>
+              <w:left w:type="dxa" w:w="40"/>
+              <w:bottom w:type="dxa" w:w="56"/>
+              <w:right w:type="dxa" w:w="150"/>
+            </w:tcMar>
+            <w:vAlign w:val="top"/>
+          </w:tcPr>
+          <w:p>
+            <w:pPr>
+              <w:spacing w:after="0" w:line="248" w:lineRule="auto"/>
+            </w:pPr>
+            <w:r>
+              <w:rPr>
+                <w:rFonts w:ascii="Calibri" w:cs="Calibri" w:eastAsia="Calibri" w:hAnsi="Calibri"/>
+                <w:b/>
+                <w:bCs/>
+                <w:i w:val="false"/>
+                <w:iCs w:val="false"/>
+                <w:color w:val="3A3A38"/>
+                <w:sz w:val="18"/>
+                <w:szCs w:val="18"/>
+              </w:rPr>
+              <w:t xml:space="preserve">Read the settings back</w:t>
             </w:r>
           </w:p>
         </w:tc>
@@ -5341,7 +8183,7 @@
                 <w:sz w:val="18"/>
                 <w:szCs w:val="18"/>
               </w:rPr>
-              <w:t xml:space="preserve">  Long-pressing the guard’s report message opens a manual edit that, when saved, updates the same report, and the final report contains both “MacBook” and “reception”. Two things must be unambiguous: SAM names the change it wants, so the guard is never asked for a detail nobody gave them, and the target message is identified on screen, since by this point the guard has sent a question, a report, up to two answers and a spoken correction. Describing it in words alone is not enough. Engineering has not yet established that the app supports this edit, or whether a long press opens an edit field or a context menu.</w:t>
+              <w:t xml:space="preserve">  Onboarding promises a ready phone, so where the app can check a setting it must check it rather than ask. Permissions are readable today: the Location screen already surfaces a “Permissions needed” status, and FR-26 relies on reading microphone state at the first Talk press, so the mechanism exists. The permissions gate therefore reads back rather than asks, and a gate that reads back as off returns the guard to it instead of advancing. Whether NFC and background-tracking state are readable the same way is the open engineering question; until it is answered those two are confirmed by the guard, and the residual risk is recorded in Error and recovery behaviour. If reading them back proves cheap, it should be in the MVP too.</w:t>
             </w:r>
           </w:p>
         </w:tc>
@@ -5382,7 +8224,7 @@
                 <w:sz w:val="18"/>
                 <w:szCs w:val="18"/>
               </w:rPr>
-              <w:t xml:space="preserve">FR-12</w:t>
+              <w:t xml:space="preserve">FR-25</w:t>
             </w:r>
           </w:p>
         </w:tc>
@@ -5418,257 +8260,7 @@
                 <w:sz w:val="18"/>
                 <w:szCs w:val="18"/>
               </w:rPr>
-              <w:t xml:space="preserve">Marked at creation</w:t>
-            </w:r>
-          </w:p>
-        </w:tc>
-        <w:tc>
-          <w:tcPr>
-            <w:tcW w:type="dxa" w:w="6698"/>
-            <w:tcBorders>
-              <w:top w:val="none"/>
-              <w:left w:val="none"/>
-              <w:bottom w:val="none"/>
-              <w:right w:val="none"/>
-            </w:tcBorders>
-            <w:tcMar>
-              <w:top w:type="dxa" w:w="56"/>
-              <w:left w:type="dxa" w:w="40"/>
-              <w:bottom w:type="dxa" w:w="56"/>
-              <w:right w:type="dxa" w:w="150"/>
-            </w:tcMar>
-            <w:vAlign w:val="top"/>
-          </w:tcPr>
-          <w:p>
-            <w:pPr>
-              <w:spacing w:after="0" w:line="248" w:lineRule="auto"/>
-            </w:pPr>
-            <w:r>
-              <w:rPr>
-                <w:rFonts w:ascii="Calibri" w:cs="Calibri" w:eastAsia="Calibri" w:hAnsi="Calibri"/>
-                <w:b/>
-                <w:bCs/>
-                <w:color w:val="43724E"/>
-                <w:spacing w:val="6"/>
-                <w:sz w:val="14"/>
-                <w:szCs w:val="14"/>
-              </w:rPr>
-              <w:t xml:space="preserve">CONFIRMED</w:t>
-            </w:r>
-            <w:r>
-              <w:rPr>
-                <w:rFonts w:ascii="Calibri" w:cs="Calibri" w:eastAsia="Calibri" w:hAnsi="Calibri"/>
-                <w:b w:val="false"/>
-                <w:bCs w:val="false"/>
-                <w:i w:val="false"/>
-                <w:iCs w:val="false"/>
-                <w:color w:val="3A3A38"/>
-                <w:sz w:val="18"/>
-                <w:szCs w:val="18"/>
-              </w:rPr>
-              <w:t xml:space="preserve">  The training / archive flag is set atomically when the report is created, so a report never exists un-marked. If it cannot be created already marked, it is not created at all. The report card the guard sees carries a visible “Training” label, so it is obviously practice.</w:t>
-            </w:r>
-          </w:p>
-        </w:tc>
-      </w:tr>
-      <w:tr>
-        <w:trPr>
-          <w:cantSplit/>
-        </w:trPr>
-        <w:tc>
-          <w:tcPr>
-            <w:tcW w:type="dxa" w:w="850"/>
-            <w:tcBorders>
-              <w:top w:val="none"/>
-              <w:left w:val="none"/>
-              <w:bottom w:val="none"/>
-              <w:right w:val="none"/>
-            </w:tcBorders>
-            <w:tcMar>
-              <w:top w:type="dxa" w:w="56"/>
-              <w:left w:type="dxa" w:w="40"/>
-              <w:bottom w:type="dxa" w:w="56"/>
-              <w:right w:type="dxa" w:w="150"/>
-            </w:tcMar>
-            <w:vAlign w:val="top"/>
-          </w:tcPr>
-          <w:p>
-            <w:pPr>
-              <w:spacing w:after="0" w:line="248" w:lineRule="auto"/>
-            </w:pPr>
-            <w:r>
-              <w:rPr>
-                <w:rFonts w:ascii="Calibri" w:cs="Calibri" w:eastAsia="Calibri" w:hAnsi="Calibri"/>
-                <w:b w:val="false"/>
-                <w:bCs w:val="false"/>
-                <w:i w:val="false"/>
-                <w:iCs w:val="false"/>
-                <w:color w:val="3A3A38"/>
-                <w:sz w:val="18"/>
-                <w:szCs w:val="18"/>
-              </w:rPr>
-              <w:t xml:space="preserve">FR-13</w:t>
-            </w:r>
-          </w:p>
-        </w:tc>
-        <w:tc>
-          <w:tcPr>
-            <w:tcW w:type="dxa" w:w="2100"/>
-            <w:tcBorders>
-              <w:top w:val="none"/>
-              <w:left w:val="none"/>
-              <w:bottom w:val="none"/>
-              <w:right w:val="none"/>
-            </w:tcBorders>
-            <w:tcMar>
-              <w:top w:type="dxa" w:w="56"/>
-              <w:left w:type="dxa" w:w="40"/>
-              <w:bottom w:type="dxa" w:w="56"/>
-              <w:right w:type="dxa" w:w="150"/>
-            </w:tcMar>
-            <w:vAlign w:val="top"/>
-          </w:tcPr>
-          <w:p>
-            <w:pPr>
-              <w:spacing w:after="0" w:line="248" w:lineRule="auto"/>
-            </w:pPr>
-            <w:r>
-              <w:rPr>
-                <w:rFonts w:ascii="Calibri" w:cs="Calibri" w:eastAsia="Calibri" w:hAnsi="Calibri"/>
-                <w:b/>
-                <w:bCs/>
-                <w:i w:val="false"/>
-                <w:iCs w:val="false"/>
-                <w:color w:val="3A3A38"/>
-                <w:sz w:val="18"/>
-                <w:szCs w:val="18"/>
-              </w:rPr>
-              <w:t xml:space="preserve">Kept out of live surfaces</w:t>
-            </w:r>
-          </w:p>
-        </w:tc>
-        <w:tc>
-          <w:tcPr>
-            <w:tcW w:type="dxa" w:w="6698"/>
-            <w:tcBorders>
-              <w:top w:val="none"/>
-              <w:left w:val="none"/>
-              <w:bottom w:val="none"/>
-              <w:right w:val="none"/>
-            </w:tcBorders>
-            <w:tcMar>
-              <w:top w:type="dxa" w:w="56"/>
-              <w:left w:type="dxa" w:w="40"/>
-              <w:bottom w:type="dxa" w:w="56"/>
-              <w:right w:type="dxa" w:w="150"/>
-            </w:tcMar>
-            <w:vAlign w:val="top"/>
-          </w:tcPr>
-          <w:p>
-            <w:pPr>
-              <w:spacing w:after="0" w:line="248" w:lineRule="auto"/>
-            </w:pPr>
-            <w:r>
-              <w:rPr>
-                <w:rFonts w:ascii="Calibri" w:cs="Calibri" w:eastAsia="Calibri" w:hAnsi="Calibri"/>
-                <w:b/>
-                <w:bCs/>
-                <w:color w:val="43724E"/>
-                <w:spacing w:val="6"/>
-                <w:sz w:val="14"/>
-                <w:szCs w:val="14"/>
-              </w:rPr>
-              <w:t xml:space="preserve">CONFIRMED</w:t>
-            </w:r>
-            <w:r>
-              <w:rPr>
-                <w:rFonts w:ascii="Calibri" w:cs="Calibri" w:eastAsia="Calibri" w:hAnsi="Calibri"/>
-                <w:b w:val="false"/>
-                <w:bCs w:val="false"/>
-                <w:i w:val="false"/>
-                <w:iCs w:val="false"/>
-                <w:color w:val="3A3A38"/>
-                <w:sz w:val="18"/>
-                <w:szCs w:val="18"/>
-              </w:rPr>
-              <w:t xml:space="preserve">  The practice report must appear in no live surface (see the Data isolation callout). The platform has the training flag, but the filter that excludes marked data is not built yet. Data is currently visible in production, so this exclusion filter is a required, not-yet-built enhancement; production is blocked until it is built and verified, and the exercise runs only in DEV/UAT until then.</w:t>
-            </w:r>
-          </w:p>
-        </w:tc>
-      </w:tr>
-      <w:tr>
-        <w:trPr>
-          <w:cantSplit/>
-        </w:trPr>
-        <w:tc>
-          <w:tcPr>
-            <w:tcW w:type="dxa" w:w="850"/>
-            <w:tcBorders>
-              <w:top w:val="none"/>
-              <w:left w:val="none"/>
-              <w:bottom w:val="none"/>
-              <w:right w:val="none"/>
-            </w:tcBorders>
-            <w:tcMar>
-              <w:top w:type="dxa" w:w="56"/>
-              <w:left w:type="dxa" w:w="40"/>
-              <w:bottom w:type="dxa" w:w="56"/>
-              <w:right w:type="dxa" w:w="150"/>
-            </w:tcMar>
-            <w:vAlign w:val="top"/>
-          </w:tcPr>
-          <w:p>
-            <w:pPr>
-              <w:spacing w:after="0" w:line="248" w:lineRule="auto"/>
-            </w:pPr>
-            <w:r>
-              <w:rPr>
-                <w:rFonts w:ascii="Calibri" w:cs="Calibri" w:eastAsia="Calibri" w:hAnsi="Calibri"/>
-                <w:b w:val="false"/>
-                <w:bCs w:val="false"/>
-                <w:i w:val="false"/>
-                <w:iCs w:val="false"/>
-                <w:color w:val="3A3A38"/>
-                <w:sz w:val="18"/>
-                <w:szCs w:val="18"/>
-              </w:rPr>
-              <w:t xml:space="preserve">FR-14</w:t>
-            </w:r>
-          </w:p>
-        </w:tc>
-        <w:tc>
-          <w:tcPr>
-            <w:tcW w:type="dxa" w:w="2100"/>
-            <w:tcBorders>
-              <w:top w:val="none"/>
-              <w:left w:val="none"/>
-              <w:bottom w:val="none"/>
-              <w:right w:val="none"/>
-            </w:tcBorders>
-            <w:tcMar>
-              <w:top w:type="dxa" w:w="56"/>
-              <w:left w:type="dxa" w:w="40"/>
-              <w:bottom w:type="dxa" w:w="56"/>
-              <w:right w:type="dxa" w:w="150"/>
-            </w:tcMar>
-            <w:vAlign w:val="top"/>
-          </w:tcPr>
-          <w:p>
-            <w:pPr>
-              <w:spacing w:after="0" w:line="248" w:lineRule="auto"/>
-            </w:pPr>
-            <w:r>
-              <w:rPr>
-                <w:rFonts w:ascii="Calibri" w:cs="Calibri" w:eastAsia="Calibri" w:hAnsi="Calibri"/>
-                <w:b/>
-                <w:bCs/>
-                <w:i w:val="false"/>
-                <w:iCs w:val="false"/>
-                <w:color w:val="3A3A38"/>
-                <w:sz w:val="18"/>
-                <w:szCs w:val="18"/>
-              </w:rPr>
-              <w:t xml:space="preserve">Completion integrity</w:t>
+              <w:t xml:space="preserve">Tips taught in context</w:t>
             </w:r>
           </w:p>
         </w:tc>
@@ -5716,1382 +8308,7 @@
                 <w:sz w:val="18"/>
                 <w:szCs w:val="18"/>
               </w:rPr>
-              <w:t xml:space="preserve">  Completion is recorded server-side and versioned (version 1), issued once per guard, and set only after each required action is observed. A quiz or an “I’m done” button does not count.</w:t>
-            </w:r>
-          </w:p>
-        </w:tc>
-      </w:tr>
-      <w:tr>
-        <w:trPr>
-          <w:cantSplit/>
-        </w:trPr>
-        <w:tc>
-          <w:tcPr>
-            <w:tcW w:type="dxa" w:w="850"/>
-            <w:tcBorders>
-              <w:top w:val="none"/>
-              <w:left w:val="none"/>
-              <w:bottom w:val="none"/>
-              <w:right w:val="none"/>
-            </w:tcBorders>
-            <w:tcMar>
-              <w:top w:type="dxa" w:w="56"/>
-              <w:left w:type="dxa" w:w="40"/>
-              <w:bottom w:type="dxa" w:w="56"/>
-              <w:right w:type="dxa" w:w="150"/>
-            </w:tcMar>
-            <w:vAlign w:val="top"/>
-          </w:tcPr>
-          <w:p>
-            <w:pPr>
-              <w:spacing w:after="0" w:line="248" w:lineRule="auto"/>
-            </w:pPr>
-            <w:r>
-              <w:rPr>
-                <w:rFonts w:ascii="Calibri" w:cs="Calibri" w:eastAsia="Calibri" w:hAnsi="Calibri"/>
-                <w:b w:val="false"/>
-                <w:bCs w:val="false"/>
-                <w:i w:val="false"/>
-                <w:iCs w:val="false"/>
-                <w:color w:val="3A3A38"/>
-                <w:sz w:val="18"/>
-                <w:szCs w:val="18"/>
-              </w:rPr>
-              <w:t xml:space="preserve">FR-15</w:t>
-            </w:r>
-          </w:p>
-        </w:tc>
-        <w:tc>
-          <w:tcPr>
-            <w:tcW w:type="dxa" w:w="2100"/>
-            <w:tcBorders>
-              <w:top w:val="none"/>
-              <w:left w:val="none"/>
-              <w:bottom w:val="none"/>
-              <w:right w:val="none"/>
-            </w:tcBorders>
-            <w:tcMar>
-              <w:top w:type="dxa" w:w="56"/>
-              <w:left w:type="dxa" w:w="40"/>
-              <w:bottom w:type="dxa" w:w="56"/>
-              <w:right w:type="dxa" w:w="150"/>
-            </w:tcMar>
-            <w:vAlign w:val="top"/>
-          </w:tcPr>
-          <w:p>
-            <w:pPr>
-              <w:spacing w:after="0" w:line="248" w:lineRule="auto"/>
-            </w:pPr>
-            <w:r>
-              <w:rPr>
-                <w:rFonts w:ascii="Calibri" w:cs="Calibri" w:eastAsia="Calibri" w:hAnsi="Calibri"/>
-                <w:b/>
-                <w:bCs/>
-                <w:i w:val="false"/>
-                <w:iCs w:val="false"/>
-                <w:color w:val="3A3A38"/>
-                <w:sz w:val="18"/>
-                <w:szCs w:val="18"/>
-              </w:rPr>
-              <w:t xml:space="preserve">Fail-closed</w:t>
-            </w:r>
-          </w:p>
-        </w:tc>
-        <w:tc>
-          <w:tcPr>
-            <w:tcW w:type="dxa" w:w="6698"/>
-            <w:tcBorders>
-              <w:top w:val="none"/>
-              <w:left w:val="none"/>
-              <w:bottom w:val="none"/>
-              <w:right w:val="none"/>
-            </w:tcBorders>
-            <w:tcMar>
-              <w:top w:type="dxa" w:w="56"/>
-              <w:left w:type="dxa" w:w="40"/>
-              <w:bottom w:type="dxa" w:w="56"/>
-              <w:right w:type="dxa" w:w="150"/>
-            </w:tcMar>
-            <w:vAlign w:val="top"/>
-          </w:tcPr>
-          <w:p>
-            <w:pPr>
-              <w:spacing w:after="0" w:line="248" w:lineRule="auto"/>
-            </w:pPr>
-            <w:r>
-              <w:rPr>
-                <w:rFonts w:ascii="Calibri" w:cs="Calibri" w:eastAsia="Calibri" w:hAnsi="Calibri"/>
-                <w:b/>
-                <w:bCs/>
-                <w:color w:val="8A6A1F"/>
-                <w:spacing w:val="6"/>
-                <w:sz w:val="14"/>
-                <w:szCs w:val="14"/>
-              </w:rPr>
-              <w:t xml:space="preserve">PROPOSED</w:t>
-            </w:r>
-            <w:r>
-              <w:rPr>
-                <w:rFonts w:ascii="Calibri" w:cs="Calibri" w:eastAsia="Calibri" w:hAnsi="Calibri"/>
-                <w:b w:val="false"/>
-                <w:bCs w:val="false"/>
-                <w:i w:val="false"/>
-                <w:iCs w:val="false"/>
-                <w:color w:val="3A3A38"/>
-                <w:sz w:val="18"/>
-                <w:szCs w:val="18"/>
-              </w:rPr>
-              <w:t xml:space="preserve">  If safe isolation of practice data cannot be assured at any step, the step fails and completion is not marked; the guard stays in the exercise.</w:t>
-            </w:r>
-          </w:p>
-        </w:tc>
-      </w:tr>
-      <w:tr>
-        <w:trPr>
-          <w:cantSplit/>
-        </w:trPr>
-        <w:tc>
-          <w:tcPr>
-            <w:tcW w:type="dxa" w:w="850"/>
-            <w:tcBorders>
-              <w:top w:val="none"/>
-              <w:left w:val="none"/>
-              <w:bottom w:val="none"/>
-              <w:right w:val="none"/>
-            </w:tcBorders>
-            <w:tcMar>
-              <w:top w:type="dxa" w:w="56"/>
-              <w:left w:type="dxa" w:w="40"/>
-              <w:bottom w:type="dxa" w:w="56"/>
-              <w:right w:type="dxa" w:w="150"/>
-            </w:tcMar>
-            <w:vAlign w:val="top"/>
-          </w:tcPr>
-          <w:p>
-            <w:pPr>
-              <w:spacing w:after="0" w:line="248" w:lineRule="auto"/>
-            </w:pPr>
-            <w:r>
-              <w:rPr>
-                <w:rFonts w:ascii="Calibri" w:cs="Calibri" w:eastAsia="Calibri" w:hAnsi="Calibri"/>
-                <w:b w:val="false"/>
-                <w:bCs w:val="false"/>
-                <w:i w:val="false"/>
-                <w:iCs w:val="false"/>
-                <w:color w:val="3A3A38"/>
-                <w:sz w:val="18"/>
-                <w:szCs w:val="18"/>
-              </w:rPr>
-              <w:t xml:space="preserve">FR-16</w:t>
-            </w:r>
-          </w:p>
-        </w:tc>
-        <w:tc>
-          <w:tcPr>
-            <w:tcW w:type="dxa" w:w="2100"/>
-            <w:tcBorders>
-              <w:top w:val="none"/>
-              <w:left w:val="none"/>
-              <w:bottom w:val="none"/>
-              <w:right w:val="none"/>
-            </w:tcBorders>
-            <w:tcMar>
-              <w:top w:type="dxa" w:w="56"/>
-              <w:left w:type="dxa" w:w="40"/>
-              <w:bottom w:type="dxa" w:w="56"/>
-              <w:right w:type="dxa" w:w="150"/>
-            </w:tcMar>
-            <w:vAlign w:val="top"/>
-          </w:tcPr>
-          <w:p>
-            <w:pPr>
-              <w:spacing w:after="0" w:line="248" w:lineRule="auto"/>
-            </w:pPr>
-            <w:r>
-              <w:rPr>
-                <w:rFonts w:ascii="Calibri" w:cs="Calibri" w:eastAsia="Calibri" w:hAnsi="Calibri"/>
-                <w:b/>
-                <w:bCs/>
-                <w:i w:val="false"/>
-                <w:iCs w:val="false"/>
-                <w:color w:val="3A3A38"/>
-                <w:sz w:val="18"/>
-                <w:szCs w:val="18"/>
-              </w:rPr>
-              <w:t xml:space="preserve">Hand-off</w:t>
-            </w:r>
-          </w:p>
-        </w:tc>
-        <w:tc>
-          <w:tcPr>
-            <w:tcW w:type="dxa" w:w="6698"/>
-            <w:tcBorders>
-              <w:top w:val="none"/>
-              <w:left w:val="none"/>
-              <w:bottom w:val="none"/>
-              <w:right w:val="none"/>
-            </w:tcBorders>
-            <w:tcMar>
-              <w:top w:type="dxa" w:w="56"/>
-              <w:left w:type="dxa" w:w="40"/>
-              <w:bottom w:type="dxa" w:w="56"/>
-              <w:right w:type="dxa" w:w="150"/>
-            </w:tcMar>
-            <w:vAlign w:val="top"/>
-          </w:tcPr>
-          <w:p>
-            <w:pPr>
-              <w:spacing w:after="0" w:line="248" w:lineRule="auto"/>
-            </w:pPr>
-            <w:r>
-              <w:rPr>
-                <w:rFonts w:ascii="Calibri" w:cs="Calibri" w:eastAsia="Calibri" w:hAnsi="Calibri"/>
-                <w:b/>
-                <w:bCs/>
-                <w:color w:val="43724E"/>
-                <w:spacing w:val="6"/>
-                <w:sz w:val="14"/>
-                <w:szCs w:val="14"/>
-              </w:rPr>
-              <w:t xml:space="preserve">CONFIRMED</w:t>
-            </w:r>
-            <w:r>
-              <w:rPr>
-                <w:rFonts w:ascii="Calibri" w:cs="Calibri" w:eastAsia="Calibri" w:hAnsi="Calibri"/>
-                <w:b w:val="false"/>
-                <w:bCs w:val="false"/>
-                <w:i w:val="false"/>
-                <w:iCs w:val="false"/>
-                <w:color w:val="3A3A38"/>
-                <w:sz w:val="18"/>
-                <w:szCs w:val="18"/>
-              </w:rPr>
-              <w:t xml:space="preserve">  On confirmed completion the guard reaches the normal home screen (Talk / Capture / Type).</w:t>
-            </w:r>
-          </w:p>
-        </w:tc>
-      </w:tr>
-      <w:tr>
-        <w:trPr>
-          <w:cantSplit/>
-        </w:trPr>
-        <w:tc>
-          <w:tcPr>
-            <w:tcW w:type="dxa" w:w="850"/>
-            <w:tcBorders>
-              <w:top w:val="none"/>
-              <w:left w:val="none"/>
-              <w:bottom w:val="none"/>
-              <w:right w:val="none"/>
-            </w:tcBorders>
-            <w:tcMar>
-              <w:top w:type="dxa" w:w="56"/>
-              <w:left w:type="dxa" w:w="40"/>
-              <w:bottom w:type="dxa" w:w="56"/>
-              <w:right w:type="dxa" w:w="150"/>
-            </w:tcMar>
-            <w:vAlign w:val="top"/>
-          </w:tcPr>
-          <w:p>
-            <w:pPr>
-              <w:spacing w:after="0" w:line="248" w:lineRule="auto"/>
-            </w:pPr>
-            <w:r>
-              <w:rPr>
-                <w:rFonts w:ascii="Calibri" w:cs="Calibri" w:eastAsia="Calibri" w:hAnsi="Calibri"/>
-                <w:b w:val="false"/>
-                <w:bCs w:val="false"/>
-                <w:i w:val="false"/>
-                <w:iCs w:val="false"/>
-                <w:color w:val="3A3A38"/>
-                <w:sz w:val="18"/>
-                <w:szCs w:val="18"/>
-              </w:rPr>
-              <w:t xml:space="preserve">FR-17</w:t>
-            </w:r>
-          </w:p>
-        </w:tc>
-        <w:tc>
-          <w:tcPr>
-            <w:tcW w:type="dxa" w:w="2100"/>
-            <w:tcBorders>
-              <w:top w:val="none"/>
-              <w:left w:val="none"/>
-              <w:bottom w:val="none"/>
-              <w:right w:val="none"/>
-            </w:tcBorders>
-            <w:tcMar>
-              <w:top w:type="dxa" w:w="56"/>
-              <w:left w:type="dxa" w:w="40"/>
-              <w:bottom w:type="dxa" w:w="56"/>
-              <w:right w:type="dxa" w:w="150"/>
-            </w:tcMar>
-            <w:vAlign w:val="top"/>
-          </w:tcPr>
-          <w:p>
-            <w:pPr>
-              <w:spacing w:after="0" w:line="248" w:lineRule="auto"/>
-            </w:pPr>
-            <w:r>
-              <w:rPr>
-                <w:rFonts w:ascii="Calibri" w:cs="Calibri" w:eastAsia="Calibri" w:hAnsi="Calibri"/>
-                <w:b/>
-                <w:bCs/>
-                <w:i w:val="false"/>
-                <w:iCs w:val="false"/>
-                <w:color w:val="3A3A38"/>
-                <w:sz w:val="18"/>
-                <w:szCs w:val="18"/>
-              </w:rPr>
-              <w:t xml:space="preserve">Way out for a real incident</w:t>
-            </w:r>
-          </w:p>
-        </w:tc>
-        <w:tc>
-          <w:tcPr>
-            <w:tcW w:type="dxa" w:w="6698"/>
-            <w:tcBorders>
-              <w:top w:val="none"/>
-              <w:left w:val="none"/>
-              <w:bottom w:val="none"/>
-              <w:right w:val="none"/>
-            </w:tcBorders>
-            <w:tcMar>
-              <w:top w:type="dxa" w:w="56"/>
-              <w:left w:type="dxa" w:w="40"/>
-              <w:bottom w:type="dxa" w:w="56"/>
-              <w:right w:type="dxa" w:w="150"/>
-            </w:tcMar>
-            <w:vAlign w:val="top"/>
-          </w:tcPr>
-          <w:p>
-            <w:pPr>
-              <w:spacing w:after="0" w:line="248" w:lineRule="auto"/>
-            </w:pPr>
-            <w:r>
-              <w:rPr>
-                <w:rFonts w:ascii="Calibri" w:cs="Calibri" w:eastAsia="Calibri" w:hAnsi="Calibri"/>
-                <w:b/>
-                <w:bCs/>
-                <w:color w:val="8A6A1F"/>
-                <w:spacing w:val="6"/>
-                <w:sz w:val="14"/>
-                <w:szCs w:val="14"/>
-              </w:rPr>
-              <w:t xml:space="preserve">PROPOSED</w:t>
-            </w:r>
-            <w:r>
-              <w:rPr>
-                <w:rFonts w:ascii="Calibri" w:cs="Calibri" w:eastAsia="Calibri" w:hAnsi="Calibri"/>
-                <w:b w:val="false"/>
-                <w:bCs w:val="false"/>
-                <w:i w:val="false"/>
-                <w:iCs w:val="false"/>
-                <w:color w:val="3A3A38"/>
-                <w:sz w:val="18"/>
-                <w:szCs w:val="18"/>
-              </w:rPr>
-              <w:t xml:space="preserve">  A way to leave onboarding, report a real incident through normal reporting, and return to the saved stage, with completion neither granted nor skipped. Small to build, but it is the only door out of a flow that cannot otherwise be left, so it is required rather than optional. It is reachable from every step, including the setup gates and the refresher. Crossing it must be unmistakable: the practice banner clears and the guard is told plainly that this one is live and goes to their supervisor. A guard who has just been told nothing counts must not carry that belief through the door.</w:t>
-            </w:r>
-          </w:p>
-        </w:tc>
-      </w:tr>
-      <w:tr>
-        <w:trPr>
-          <w:cantSplit/>
-        </w:trPr>
-        <w:tc>
-          <w:tcPr>
-            <w:tcW w:type="dxa" w:w="850"/>
-            <w:tcBorders>
-              <w:top w:val="none"/>
-              <w:left w:val="none"/>
-              <w:bottom w:val="none"/>
-              <w:right w:val="none"/>
-            </w:tcBorders>
-            <w:tcMar>
-              <w:top w:type="dxa" w:w="56"/>
-              <w:left w:type="dxa" w:w="40"/>
-              <w:bottom w:type="dxa" w:w="56"/>
-              <w:right w:type="dxa" w:w="150"/>
-            </w:tcMar>
-            <w:vAlign w:val="top"/>
-          </w:tcPr>
-          <w:p>
-            <w:pPr>
-              <w:spacing w:after="0" w:line="248" w:lineRule="auto"/>
-            </w:pPr>
-            <w:r>
-              <w:rPr>
-                <w:rFonts w:ascii="Calibri" w:cs="Calibri" w:eastAsia="Calibri" w:hAnsi="Calibri"/>
-                <w:b w:val="false"/>
-                <w:bCs w:val="false"/>
-                <w:i w:val="false"/>
-                <w:iCs w:val="false"/>
-                <w:color w:val="3A3A38"/>
-                <w:sz w:val="18"/>
-                <w:szCs w:val="18"/>
-              </w:rPr>
-              <w:t xml:space="preserve">FR-18</w:t>
-            </w:r>
-          </w:p>
-        </w:tc>
-        <w:tc>
-          <w:tcPr>
-            <w:tcW w:type="dxa" w:w="2100"/>
-            <w:tcBorders>
-              <w:top w:val="none"/>
-              <w:left w:val="none"/>
-              <w:bottom w:val="none"/>
-              <w:right w:val="none"/>
-            </w:tcBorders>
-            <w:tcMar>
-              <w:top w:type="dxa" w:w="56"/>
-              <w:left w:type="dxa" w:w="40"/>
-              <w:bottom w:type="dxa" w:w="56"/>
-              <w:right w:type="dxa" w:w="150"/>
-            </w:tcMar>
-            <w:vAlign w:val="top"/>
-          </w:tcPr>
-          <w:p>
-            <w:pPr>
-              <w:spacing w:after="0" w:line="248" w:lineRule="auto"/>
-            </w:pPr>
-            <w:r>
-              <w:rPr>
-                <w:rFonts w:ascii="Calibri" w:cs="Calibri" w:eastAsia="Calibri" w:hAnsi="Calibri"/>
-                <w:b/>
-                <w:bCs/>
-                <w:i w:val="false"/>
-                <w:iCs w:val="false"/>
-                <w:color w:val="3A3A38"/>
-                <w:sz w:val="18"/>
-                <w:szCs w:val="18"/>
-              </w:rPr>
-              <w:t xml:space="preserve">Idempotency / concurrency</w:t>
-            </w:r>
-          </w:p>
-        </w:tc>
-        <w:tc>
-          <w:tcPr>
-            <w:tcW w:type="dxa" w:w="6698"/>
-            <w:tcBorders>
-              <w:top w:val="none"/>
-              <w:left w:val="none"/>
-              <w:bottom w:val="none"/>
-              <w:right w:val="none"/>
-            </w:tcBorders>
-            <w:tcMar>
-              <w:top w:type="dxa" w:w="56"/>
-              <w:left w:type="dxa" w:w="40"/>
-              <w:bottom w:type="dxa" w:w="56"/>
-              <w:right w:type="dxa" w:w="150"/>
-            </w:tcMar>
-            <w:vAlign w:val="top"/>
-          </w:tcPr>
-          <w:p>
-            <w:pPr>
-              <w:spacing w:after="0" w:line="248" w:lineRule="auto"/>
-            </w:pPr>
-            <w:r>
-              <w:rPr>
-                <w:rFonts w:ascii="Calibri" w:cs="Calibri" w:eastAsia="Calibri" w:hAnsi="Calibri"/>
-                <w:b/>
-                <w:bCs/>
-                <w:color w:val="8A6A1F"/>
-                <w:spacing w:val="6"/>
-                <w:sz w:val="14"/>
-                <w:szCs w:val="14"/>
-              </w:rPr>
-              <w:t xml:space="preserve">PROPOSED</w:t>
-            </w:r>
-            <w:r>
-              <w:rPr>
-                <w:rFonts w:ascii="Calibri" w:cs="Calibri" w:eastAsia="Calibri" w:hAnsi="Calibri"/>
-                <w:b w:val="false"/>
-                <w:bCs w:val="false"/>
-                <w:i w:val="false"/>
-                <w:iCs w:val="false"/>
-                <w:color w:val="3A3A38"/>
-                <w:sz w:val="18"/>
-                <w:szCs w:val="18"/>
-              </w:rPr>
-              <w:t xml:space="preserve">  One onboarding record per guard, and one active practice-report reference per practice run (a refresher is a new run, per FR-04). Retries do not duplicate; the newest valid server-side progress wins with no regression; the completion operation is idempotent.</w:t>
-            </w:r>
-          </w:p>
-        </w:tc>
-      </w:tr>
-      <w:tr>
-        <w:trPr>
-          <w:cantSplit/>
-        </w:trPr>
-        <w:tc>
-          <w:tcPr>
-            <w:tcW w:type="dxa" w:w="850"/>
-            <w:tcBorders>
-              <w:top w:val="none"/>
-              <w:left w:val="none"/>
-              <w:bottom w:val="none"/>
-              <w:right w:val="none"/>
-            </w:tcBorders>
-            <w:tcMar>
-              <w:top w:type="dxa" w:w="56"/>
-              <w:left w:type="dxa" w:w="40"/>
-              <w:bottom w:type="dxa" w:w="56"/>
-              <w:right w:type="dxa" w:w="150"/>
-            </w:tcMar>
-            <w:vAlign w:val="top"/>
-          </w:tcPr>
-          <w:p>
-            <w:pPr>
-              <w:spacing w:after="0" w:line="248" w:lineRule="auto"/>
-            </w:pPr>
-            <w:r>
-              <w:rPr>
-                <w:rFonts w:ascii="Calibri" w:cs="Calibri" w:eastAsia="Calibri" w:hAnsi="Calibri"/>
-                <w:b w:val="false"/>
-                <w:bCs w:val="false"/>
-                <w:i w:val="false"/>
-                <w:iCs w:val="false"/>
-                <w:color w:val="3A3A38"/>
-                <w:sz w:val="18"/>
-                <w:szCs w:val="18"/>
-              </w:rPr>
-              <w:t xml:space="preserve">FR-19</w:t>
-            </w:r>
-          </w:p>
-        </w:tc>
-        <w:tc>
-          <w:tcPr>
-            <w:tcW w:type="dxa" w:w="2100"/>
-            <w:tcBorders>
-              <w:top w:val="none"/>
-              <w:left w:val="none"/>
-              <w:bottom w:val="none"/>
-              <w:right w:val="none"/>
-            </w:tcBorders>
-            <w:tcMar>
-              <w:top w:type="dxa" w:w="56"/>
-              <w:left w:type="dxa" w:w="40"/>
-              <w:bottom w:type="dxa" w:w="56"/>
-              <w:right w:type="dxa" w:w="150"/>
-            </w:tcMar>
-            <w:vAlign w:val="top"/>
-          </w:tcPr>
-          <w:p>
-            <w:pPr>
-              <w:spacing w:after="0" w:line="248" w:lineRule="auto"/>
-            </w:pPr>
-            <w:r>
-              <w:rPr>
-                <w:rFonts w:ascii="Calibri" w:cs="Calibri" w:eastAsia="Calibri" w:hAnsi="Calibri"/>
-                <w:b/>
-                <w:bCs/>
-                <w:i w:val="false"/>
-                <w:iCs w:val="false"/>
-                <w:color w:val="3A3A38"/>
-                <w:sz w:val="18"/>
-                <w:szCs w:val="18"/>
-              </w:rPr>
-              <w:t xml:space="preserve">Privacy / telemetry</w:t>
-            </w:r>
-          </w:p>
-        </w:tc>
-        <w:tc>
-          <w:tcPr>
-            <w:tcW w:type="dxa" w:w="6698"/>
-            <w:tcBorders>
-              <w:top w:val="none"/>
-              <w:left w:val="none"/>
-              <w:bottom w:val="none"/>
-              <w:right w:val="none"/>
-            </w:tcBorders>
-            <w:tcMar>
-              <w:top w:type="dxa" w:w="56"/>
-              <w:left w:type="dxa" w:w="40"/>
-              <w:bottom w:type="dxa" w:w="56"/>
-              <w:right w:type="dxa" w:w="150"/>
-            </w:tcMar>
-            <w:vAlign w:val="top"/>
-          </w:tcPr>
-          <w:p>
-            <w:pPr>
-              <w:spacing w:after="0" w:line="248" w:lineRule="auto"/>
-            </w:pPr>
-            <w:r>
-              <w:rPr>
-                <w:rFonts w:ascii="Calibri" w:cs="Calibri" w:eastAsia="Calibri" w:hAnsi="Calibri"/>
-                <w:b/>
-                <w:bCs/>
-                <w:color w:val="8A6A1F"/>
-                <w:spacing w:val="6"/>
-                <w:sz w:val="14"/>
-                <w:szCs w:val="14"/>
-              </w:rPr>
-              <w:t xml:space="preserve">PROPOSED</w:t>
-            </w:r>
-            <w:r>
-              <w:rPr>
-                <w:rFonts w:ascii="Calibri" w:cs="Calibri" w:eastAsia="Calibri" w:hAnsi="Calibri"/>
-                <w:b w:val="false"/>
-                <w:bCs w:val="false"/>
-                <w:i w:val="false"/>
-                <w:iCs w:val="false"/>
-                <w:color w:val="3A3A38"/>
-                <w:sz w:val="18"/>
-                <w:szCs w:val="18"/>
-              </w:rPr>
-              <w:t xml:space="preserve">  Telemetry records only stage and error codes and completion metrics. It does not keep permission or NFC state beyond need, does not log raw voice/transcript content beyond existing policy, and never routes fictional incident content into operational analytics.</w:t>
-            </w:r>
-          </w:p>
-        </w:tc>
-      </w:tr>
-      <w:tr>
-        <w:trPr>
-          <w:cantSplit/>
-        </w:trPr>
-        <w:tc>
-          <w:tcPr>
-            <w:tcW w:type="dxa" w:w="850"/>
-            <w:tcBorders>
-              <w:top w:val="none"/>
-              <w:left w:val="none"/>
-              <w:bottom w:val="none"/>
-              <w:right w:val="none"/>
-            </w:tcBorders>
-            <w:tcMar>
-              <w:top w:type="dxa" w:w="56"/>
-              <w:left w:type="dxa" w:w="40"/>
-              <w:bottom w:type="dxa" w:w="56"/>
-              <w:right w:type="dxa" w:w="150"/>
-            </w:tcMar>
-            <w:vAlign w:val="top"/>
-          </w:tcPr>
-          <w:p>
-            <w:pPr>
-              <w:spacing w:after="0" w:line="248" w:lineRule="auto"/>
-            </w:pPr>
-            <w:r>
-              <w:rPr>
-                <w:rFonts w:ascii="Calibri" w:cs="Calibri" w:eastAsia="Calibri" w:hAnsi="Calibri"/>
-                <w:b w:val="false"/>
-                <w:bCs w:val="false"/>
-                <w:i w:val="false"/>
-                <w:iCs w:val="false"/>
-                <w:color w:val="3A3A38"/>
-                <w:sz w:val="18"/>
-                <w:szCs w:val="18"/>
-              </w:rPr>
-              <w:t xml:space="preserve">FR-20</w:t>
-            </w:r>
-          </w:p>
-        </w:tc>
-        <w:tc>
-          <w:tcPr>
-            <w:tcW w:type="dxa" w:w="2100"/>
-            <w:tcBorders>
-              <w:top w:val="none"/>
-              <w:left w:val="none"/>
-              <w:bottom w:val="none"/>
-              <w:right w:val="none"/>
-            </w:tcBorders>
-            <w:tcMar>
-              <w:top w:type="dxa" w:w="56"/>
-              <w:left w:type="dxa" w:w="40"/>
-              <w:bottom w:type="dxa" w:w="56"/>
-              <w:right w:type="dxa" w:w="150"/>
-            </w:tcMar>
-            <w:vAlign w:val="top"/>
-          </w:tcPr>
-          <w:p>
-            <w:pPr>
-              <w:spacing w:after="0" w:line="248" w:lineRule="auto"/>
-            </w:pPr>
-            <w:r>
-              <w:rPr>
-                <w:rFonts w:ascii="Calibri" w:cs="Calibri" w:eastAsia="Calibri" w:hAnsi="Calibri"/>
-                <w:b/>
-                <w:bCs/>
-                <w:i w:val="false"/>
-                <w:iCs w:val="false"/>
-                <w:color w:val="3A3A38"/>
-                <w:sz w:val="18"/>
-                <w:szCs w:val="18"/>
-              </w:rPr>
-              <w:t xml:space="preserve">Deferred visual support</w:t>
-            </w:r>
-          </w:p>
-        </w:tc>
-        <w:tc>
-          <w:tcPr>
-            <w:tcW w:type="dxa" w:w="6698"/>
-            <w:tcBorders>
-              <w:top w:val="none"/>
-              <w:left w:val="none"/>
-              <w:bottom w:val="none"/>
-              <w:right w:val="none"/>
-            </w:tcBorders>
-            <w:tcMar>
-              <w:top w:type="dxa" w:w="56"/>
-              <w:left w:type="dxa" w:w="40"/>
-              <w:bottom w:type="dxa" w:w="56"/>
-              <w:right w:type="dxa" w:w="150"/>
-            </w:tcMar>
-            <w:vAlign w:val="top"/>
-          </w:tcPr>
-          <w:p>
-            <w:pPr>
-              <w:spacing w:after="0" w:line="248" w:lineRule="auto"/>
-            </w:pPr>
-            <w:r>
-              <w:rPr>
-                <w:rFonts w:ascii="Calibri" w:cs="Calibri" w:eastAsia="Calibri" w:hAnsi="Calibri"/>
-                <w:b/>
-                <w:bCs/>
-                <w:color w:val="43724E"/>
-                <w:spacing w:val="6"/>
-                <w:sz w:val="14"/>
-                <w:szCs w:val="14"/>
-              </w:rPr>
-              <w:t xml:space="preserve">CONFIRMED</w:t>
-            </w:r>
-            <w:r>
-              <w:rPr>
-                <w:rFonts w:ascii="Calibri" w:cs="Calibri" w:eastAsia="Calibri" w:hAnsi="Calibri"/>
-                <w:b w:val="false"/>
-                <w:bCs w:val="false"/>
-                <w:i w:val="false"/>
-                <w:iCs w:val="false"/>
-                <w:color w:val="3A3A38"/>
-                <w:sz w:val="18"/>
-                <w:szCs w:val="18"/>
-              </w:rPr>
-              <w:t xml:space="preserve">  Extra visual help (tooltips, highlight animations) for dark or noisy sites is deferred; the need is judged during testing, not built for the MVP. (Scope decision; no separate test.)</w:t>
-            </w:r>
-          </w:p>
-        </w:tc>
-      </w:tr>
-      <w:tr>
-        <w:trPr>
-          <w:cantSplit/>
-        </w:trPr>
-        <w:tc>
-          <w:tcPr>
-            <w:tcW w:type="dxa" w:w="850"/>
-            <w:tcBorders>
-              <w:top w:val="none"/>
-              <w:left w:val="none"/>
-              <w:bottom w:val="none"/>
-              <w:right w:val="none"/>
-            </w:tcBorders>
-            <w:tcMar>
-              <w:top w:type="dxa" w:w="56"/>
-              <w:left w:type="dxa" w:w="40"/>
-              <w:bottom w:type="dxa" w:w="56"/>
-              <w:right w:type="dxa" w:w="150"/>
-            </w:tcMar>
-            <w:vAlign w:val="top"/>
-          </w:tcPr>
-          <w:p>
-            <w:pPr>
-              <w:spacing w:after="0" w:line="248" w:lineRule="auto"/>
-            </w:pPr>
-            <w:r>
-              <w:rPr>
-                <w:rFonts w:ascii="Calibri" w:cs="Calibri" w:eastAsia="Calibri" w:hAnsi="Calibri"/>
-                <w:b w:val="false"/>
-                <w:bCs w:val="false"/>
-                <w:i w:val="false"/>
-                <w:iCs w:val="false"/>
-                <w:color w:val="3A3A38"/>
-                <w:sz w:val="18"/>
-                <w:szCs w:val="18"/>
-              </w:rPr>
-              <w:t xml:space="preserve">FR-21</w:t>
-            </w:r>
-          </w:p>
-        </w:tc>
-        <w:tc>
-          <w:tcPr>
-            <w:tcW w:type="dxa" w:w="2100"/>
-            <w:tcBorders>
-              <w:top w:val="none"/>
-              <w:left w:val="none"/>
-              <w:bottom w:val="none"/>
-              <w:right w:val="none"/>
-            </w:tcBorders>
-            <w:tcMar>
-              <w:top w:type="dxa" w:w="56"/>
-              <w:left w:type="dxa" w:w="40"/>
-              <w:bottom w:type="dxa" w:w="56"/>
-              <w:right w:type="dxa" w:w="150"/>
-            </w:tcMar>
-            <w:vAlign w:val="top"/>
-          </w:tcPr>
-          <w:p>
-            <w:pPr>
-              <w:spacing w:after="0" w:line="248" w:lineRule="auto"/>
-            </w:pPr>
-            <w:r>
-              <w:rPr>
-                <w:rFonts w:ascii="Calibri" w:cs="Calibri" w:eastAsia="Calibri" w:hAnsi="Calibri"/>
-                <w:b/>
-                <w:bCs/>
-                <w:i w:val="false"/>
-                <w:iCs w:val="false"/>
-                <w:color w:val="3A3A38"/>
-                <w:sz w:val="18"/>
-                <w:szCs w:val="18"/>
-              </w:rPr>
-              <w:t xml:space="preserve">Tone and engagement</w:t>
-            </w:r>
-          </w:p>
-        </w:tc>
-        <w:tc>
-          <w:tcPr>
-            <w:tcW w:type="dxa" w:w="6698"/>
-            <w:tcBorders>
-              <w:top w:val="none"/>
-              <w:left w:val="none"/>
-              <w:bottom w:val="none"/>
-              <w:right w:val="none"/>
-            </w:tcBorders>
-            <w:tcMar>
-              <w:top w:type="dxa" w:w="56"/>
-              <w:left w:type="dxa" w:w="40"/>
-              <w:bottom w:type="dxa" w:w="56"/>
-              <w:right w:type="dxa" w:w="150"/>
-            </w:tcMar>
-            <w:vAlign w:val="top"/>
-          </w:tcPr>
-          <w:p>
-            <w:pPr>
-              <w:spacing w:after="0" w:line="248" w:lineRule="auto"/>
-            </w:pPr>
-            <w:r>
-              <w:rPr>
-                <w:rFonts w:ascii="Calibri" w:cs="Calibri" w:eastAsia="Calibri" w:hAnsi="Calibri"/>
-                <w:b/>
-                <w:bCs/>
-                <w:color w:val="43724E"/>
-                <w:spacing w:val="6"/>
-                <w:sz w:val="14"/>
-                <w:szCs w:val="14"/>
-              </w:rPr>
-              <w:t xml:space="preserve">CONFIRMED</w:t>
-            </w:r>
-            <w:r>
-              <w:rPr>
-                <w:rFonts w:ascii="Calibri" w:cs="Calibri" w:eastAsia="Calibri" w:hAnsi="Calibri"/>
-                <w:b w:val="false"/>
-                <w:bCs w:val="false"/>
-                <w:i w:val="false"/>
-                <w:iCs w:val="false"/>
-                <w:color w:val="3A3A38"/>
-                <w:sz w:val="18"/>
-                <w:szCs w:val="18"/>
-              </w:rPr>
-              <w:t xml:space="preserve">  The experience must feel like receiving a useful new tool, not sitting a test. SAM opens with a warm, personal greeting that names what it does for the guard and why that helps them, frames each step as a benefit, encourages briefly after each success, uses short everyday language, and closes warmly. A dry “do this, then that” sequence does not meet this requirement. See Tone and script for the principles and reference copy.</w:t>
-            </w:r>
-          </w:p>
-        </w:tc>
-      </w:tr>
-      <w:tr>
-        <w:trPr>
-          <w:cantSplit/>
-        </w:trPr>
-        <w:tc>
-          <w:tcPr>
-            <w:tcW w:type="dxa" w:w="850"/>
-            <w:tcBorders>
-              <w:top w:val="none"/>
-              <w:left w:val="none"/>
-              <w:bottom w:val="none"/>
-              <w:right w:val="none"/>
-            </w:tcBorders>
-            <w:tcMar>
-              <w:top w:type="dxa" w:w="56"/>
-              <w:left w:type="dxa" w:w="40"/>
-              <w:bottom w:type="dxa" w:w="56"/>
-              <w:right w:type="dxa" w:w="150"/>
-            </w:tcMar>
-            <w:vAlign w:val="top"/>
-          </w:tcPr>
-          <w:p>
-            <w:pPr>
-              <w:spacing w:after="0" w:line="248" w:lineRule="auto"/>
-            </w:pPr>
-            <w:r>
-              <w:rPr>
-                <w:rFonts w:ascii="Calibri" w:cs="Calibri" w:eastAsia="Calibri" w:hAnsi="Calibri"/>
-                <w:b w:val="false"/>
-                <w:bCs w:val="false"/>
-                <w:i w:val="false"/>
-                <w:iCs w:val="false"/>
-                <w:color w:val="3A3A38"/>
-                <w:sz w:val="18"/>
-                <w:szCs w:val="18"/>
-              </w:rPr>
-              <w:t xml:space="preserve">FR-22</w:t>
-            </w:r>
-          </w:p>
-        </w:tc>
-        <w:tc>
-          <w:tcPr>
-            <w:tcW w:type="dxa" w:w="2100"/>
-            <w:tcBorders>
-              <w:top w:val="none"/>
-              <w:left w:val="none"/>
-              <w:bottom w:val="none"/>
-              <w:right w:val="none"/>
-            </w:tcBorders>
-            <w:tcMar>
-              <w:top w:type="dxa" w:w="56"/>
-              <w:left w:type="dxa" w:w="40"/>
-              <w:bottom w:type="dxa" w:w="56"/>
-              <w:right w:type="dxa" w:w="150"/>
-            </w:tcMar>
-            <w:vAlign w:val="top"/>
-          </w:tcPr>
-          <w:p>
-            <w:pPr>
-              <w:spacing w:after="0" w:line="248" w:lineRule="auto"/>
-            </w:pPr>
-            <w:r>
-              <w:rPr>
-                <w:rFonts w:ascii="Calibri" w:cs="Calibri" w:eastAsia="Calibri" w:hAnsi="Calibri"/>
-                <w:b/>
-                <w:bCs/>
-                <w:i w:val="false"/>
-                <w:iCs w:val="false"/>
-                <w:color w:val="3A3A38"/>
-                <w:sz w:val="18"/>
-                <w:szCs w:val="18"/>
-              </w:rPr>
-              <w:t xml:space="preserve">NFC gate</w:t>
-            </w:r>
-          </w:p>
-        </w:tc>
-        <w:tc>
-          <w:tcPr>
-            <w:tcW w:type="dxa" w:w="6698"/>
-            <w:tcBorders>
-              <w:top w:val="none"/>
-              <w:left w:val="none"/>
-              <w:bottom w:val="none"/>
-              <w:right w:val="none"/>
-            </w:tcBorders>
-            <w:tcMar>
-              <w:top w:type="dxa" w:w="56"/>
-              <w:left w:type="dxa" w:w="40"/>
-              <w:bottom w:type="dxa" w:w="56"/>
-              <w:right w:type="dxa" w:w="150"/>
-            </w:tcMar>
-            <w:vAlign w:val="top"/>
-          </w:tcPr>
-          <w:p>
-            <w:pPr>
-              <w:spacing w:after="0" w:line="248" w:lineRule="auto"/>
-            </w:pPr>
-            <w:r>
-              <w:rPr>
-                <w:rFonts w:ascii="Calibri" w:cs="Calibri" w:eastAsia="Calibri" w:hAnsi="Calibri"/>
-                <w:b/>
-                <w:bCs/>
-                <w:color w:val="43724E"/>
-                <w:spacing w:val="6"/>
-                <w:sz w:val="14"/>
-                <w:szCs w:val="14"/>
-              </w:rPr>
-              <w:t xml:space="preserve">CONFIRMED</w:t>
-            </w:r>
-            <w:r>
-              <w:rPr>
-                <w:rFonts w:ascii="Calibri" w:cs="Calibri" w:eastAsia="Calibri" w:hAnsi="Calibri"/>
-                <w:b w:val="false"/>
-                <w:bCs w:val="false"/>
-                <w:i w:val="false"/>
-                <w:iCs w:val="false"/>
-                <w:color w:val="3A3A38"/>
-                <w:sz w:val="18"/>
-                <w:szCs w:val="18"/>
-              </w:rPr>
-              <w:t xml:space="preserve">  After permissions, SAM links the guard to the NFC setting. NFC reads the checkpoint tags. The guard switches it on, returns, and confirms. Not every site uses NFC, but having it on costs nothing and avoids a failure later, so it is part of setup for everyone.</w:t>
-            </w:r>
-          </w:p>
-        </w:tc>
-      </w:tr>
-      <w:tr>
-        <w:trPr>
-          <w:cantSplit/>
-        </w:trPr>
-        <w:tc>
-          <w:tcPr>
-            <w:tcW w:type="dxa" w:w="850"/>
-            <w:tcBorders>
-              <w:top w:val="none"/>
-              <w:left w:val="none"/>
-              <w:bottom w:val="none"/>
-              <w:right w:val="none"/>
-            </w:tcBorders>
-            <w:tcMar>
-              <w:top w:type="dxa" w:w="56"/>
-              <w:left w:type="dxa" w:w="40"/>
-              <w:bottom w:type="dxa" w:w="56"/>
-              <w:right w:type="dxa" w:w="150"/>
-            </w:tcMar>
-            <w:vAlign w:val="top"/>
-          </w:tcPr>
-          <w:p>
-            <w:pPr>
-              <w:spacing w:after="0" w:line="248" w:lineRule="auto"/>
-            </w:pPr>
-            <w:r>
-              <w:rPr>
-                <w:rFonts w:ascii="Calibri" w:cs="Calibri" w:eastAsia="Calibri" w:hAnsi="Calibri"/>
-                <w:b w:val="false"/>
-                <w:bCs w:val="false"/>
-                <w:i w:val="false"/>
-                <w:iCs w:val="false"/>
-                <w:color w:val="3A3A38"/>
-                <w:sz w:val="18"/>
-                <w:szCs w:val="18"/>
-              </w:rPr>
-              <w:t xml:space="preserve">FR-23</w:t>
-            </w:r>
-          </w:p>
-        </w:tc>
-        <w:tc>
-          <w:tcPr>
-            <w:tcW w:type="dxa" w:w="2100"/>
-            <w:tcBorders>
-              <w:top w:val="none"/>
-              <w:left w:val="none"/>
-              <w:bottom w:val="none"/>
-              <w:right w:val="none"/>
-            </w:tcBorders>
-            <w:tcMar>
-              <w:top w:type="dxa" w:w="56"/>
-              <w:left w:type="dxa" w:w="40"/>
-              <w:bottom w:type="dxa" w:w="56"/>
-              <w:right w:type="dxa" w:w="150"/>
-            </w:tcMar>
-            <w:vAlign w:val="top"/>
-          </w:tcPr>
-          <w:p>
-            <w:pPr>
-              <w:spacing w:after="0" w:line="248" w:lineRule="auto"/>
-            </w:pPr>
-            <w:r>
-              <w:rPr>
-                <w:rFonts w:ascii="Calibri" w:cs="Calibri" w:eastAsia="Calibri" w:hAnsi="Calibri"/>
-                <w:b/>
-                <w:bCs/>
-                <w:i w:val="false"/>
-                <w:iCs w:val="false"/>
-                <w:color w:val="3A3A38"/>
-                <w:sz w:val="18"/>
-                <w:szCs w:val="18"/>
-              </w:rPr>
-              <w:t xml:space="preserve">Background tracking gate</w:t>
-            </w:r>
-          </w:p>
-        </w:tc>
-        <w:tc>
-          <w:tcPr>
-            <w:tcW w:type="dxa" w:w="6698"/>
-            <w:tcBorders>
-              <w:top w:val="none"/>
-              <w:left w:val="none"/>
-              <w:bottom w:val="none"/>
-              <w:right w:val="none"/>
-            </w:tcBorders>
-            <w:tcMar>
-              <w:top w:type="dxa" w:w="56"/>
-              <w:left w:type="dxa" w:w="40"/>
-              <w:bottom w:type="dxa" w:w="56"/>
-              <w:right w:type="dxa" w:w="150"/>
-            </w:tcMar>
-            <w:vAlign w:val="top"/>
-          </w:tcPr>
-          <w:p>
-            <w:pPr>
-              <w:spacing w:after="0" w:line="248" w:lineRule="auto"/>
-            </w:pPr>
-            <w:r>
-              <w:rPr>
-                <w:rFonts w:ascii="Calibri" w:cs="Calibri" w:eastAsia="Calibri" w:hAnsi="Calibri"/>
-                <w:b/>
-                <w:bCs/>
-                <w:color w:val="43724E"/>
-                <w:spacing w:val="6"/>
-                <w:sz w:val="14"/>
-                <w:szCs w:val="14"/>
-              </w:rPr>
-              <w:t xml:space="preserve">CONFIRMED</w:t>
-            </w:r>
-            <w:r>
-              <w:rPr>
-                <w:rFonts w:ascii="Calibri" w:cs="Calibri" w:eastAsia="Calibri" w:hAnsi="Calibri"/>
-                <w:b w:val="false"/>
-                <w:bCs w:val="false"/>
-                <w:i w:val="false"/>
-                <w:iCs w:val="false"/>
-                <w:color w:val="3A3A38"/>
-                <w:sz w:val="18"/>
-                <w:szCs w:val="18"/>
-              </w:rPr>
-              <w:t xml:space="preserve">  The third and last setup gate: background tracking. The first two gates sent the guard to the phone’s settings; this one lives in SAM OnSite’s own in-app settings, and the copy must say so. SAM explains why it is needed and links straight to that one setting from inside onboarding, and the guard switches it on and returns to confirm. The link opens the setting alone and returns, keeping the guard clear of the in-app settings screen and its normal navigation. After this gate every setting the app needs is active and the practice steps can begin.</w:t>
-            </w:r>
-          </w:p>
-        </w:tc>
-      </w:tr>
-      <w:tr>
-        <w:trPr>
-          <w:cantSplit/>
-        </w:trPr>
-        <w:tc>
-          <w:tcPr>
-            <w:tcW w:type="dxa" w:w="850"/>
-            <w:tcBorders>
-              <w:top w:val="none"/>
-              <w:left w:val="none"/>
-              <w:bottom w:val="none"/>
-              <w:right w:val="none"/>
-            </w:tcBorders>
-            <w:tcMar>
-              <w:top w:type="dxa" w:w="56"/>
-              <w:left w:type="dxa" w:w="40"/>
-              <w:bottom w:type="dxa" w:w="56"/>
-              <w:right w:type="dxa" w:w="150"/>
-            </w:tcMar>
-            <w:vAlign w:val="top"/>
-          </w:tcPr>
-          <w:p>
-            <w:pPr>
-              <w:spacing w:after="0" w:line="248" w:lineRule="auto"/>
-            </w:pPr>
-            <w:r>
-              <w:rPr>
-                <w:rFonts w:ascii="Calibri" w:cs="Calibri" w:eastAsia="Calibri" w:hAnsi="Calibri"/>
-                <w:b w:val="false"/>
-                <w:bCs w:val="false"/>
-                <w:i w:val="false"/>
-                <w:iCs w:val="false"/>
-                <w:color w:val="3A3A38"/>
-                <w:sz w:val="18"/>
-                <w:szCs w:val="18"/>
-              </w:rPr>
-              <w:t xml:space="preserve">FR-24</w:t>
-            </w:r>
-          </w:p>
-        </w:tc>
-        <w:tc>
-          <w:tcPr>
-            <w:tcW w:type="dxa" w:w="2100"/>
-            <w:tcBorders>
-              <w:top w:val="none"/>
-              <w:left w:val="none"/>
-              <w:bottom w:val="none"/>
-              <w:right w:val="none"/>
-            </w:tcBorders>
-            <w:tcMar>
-              <w:top w:type="dxa" w:w="56"/>
-              <w:left w:type="dxa" w:w="40"/>
-              <w:bottom w:type="dxa" w:w="56"/>
-              <w:right w:type="dxa" w:w="150"/>
-            </w:tcMar>
-            <w:vAlign w:val="top"/>
-          </w:tcPr>
-          <w:p>
-            <w:pPr>
-              <w:spacing w:after="0" w:line="248" w:lineRule="auto"/>
-            </w:pPr>
-            <w:r>
-              <w:rPr>
-                <w:rFonts w:ascii="Calibri" w:cs="Calibri" w:eastAsia="Calibri" w:hAnsi="Calibri"/>
-                <w:b/>
-                <w:bCs/>
-                <w:i w:val="false"/>
-                <w:iCs w:val="false"/>
-                <w:color w:val="3A3A38"/>
-                <w:sz w:val="18"/>
-                <w:szCs w:val="18"/>
-              </w:rPr>
-              <w:t xml:space="preserve">Read the settings back</w:t>
-            </w:r>
-          </w:p>
-        </w:tc>
-        <w:tc>
-          <w:tcPr>
-            <w:tcW w:type="dxa" w:w="6698"/>
-            <w:tcBorders>
-              <w:top w:val="none"/>
-              <w:left w:val="none"/>
-              <w:bottom w:val="none"/>
-              <w:right w:val="none"/>
-            </w:tcBorders>
-            <w:tcMar>
-              <w:top w:type="dxa" w:w="56"/>
-              <w:left w:type="dxa" w:w="40"/>
-              <w:bottom w:type="dxa" w:w="56"/>
-              <w:right w:type="dxa" w:w="150"/>
-            </w:tcMar>
-            <w:vAlign w:val="top"/>
-          </w:tcPr>
-          <w:p>
-            <w:pPr>
-              <w:spacing w:after="0" w:line="248" w:lineRule="auto"/>
-            </w:pPr>
-            <w:r>
-              <w:rPr>
-                <w:rFonts w:ascii="Calibri" w:cs="Calibri" w:eastAsia="Calibri" w:hAnsi="Calibri"/>
-                <w:b/>
-                <w:bCs/>
-                <w:color w:val="A05A38"/>
-                <w:spacing w:val="6"/>
-                <w:sz w:val="14"/>
-                <w:szCs w:val="14"/>
-              </w:rPr>
-              <w:t xml:space="preserve">CHECK W/ ENG.</w:t>
-            </w:r>
-            <w:r>
-              <w:rPr>
-                <w:rFonts w:ascii="Calibri" w:cs="Calibri" w:eastAsia="Calibri" w:hAnsi="Calibri"/>
-                <w:b w:val="false"/>
-                <w:bCs w:val="false"/>
-                <w:i w:val="false"/>
-                <w:iCs w:val="false"/>
-                <w:color w:val="3A3A38"/>
-                <w:sz w:val="18"/>
-                <w:szCs w:val="18"/>
-              </w:rPr>
-              <w:t xml:space="preserve">  Onboarding promises a ready phone, so where the app can check a setting it must check it rather than ask. Permissions are readable today: the Location screen already surfaces a “Permissions needed” status, and FR-26 relies on reading microphone state at the first Talk press, so the mechanism exists. The permissions gate therefore reads back rather than asks, and a gate that reads back as off returns the guard to it instead of advancing. Whether NFC and background-tracking state are readable the same way is the open engineering question; until it is answered those two are confirmed by the guard, and the residual risk is recorded in Error and recovery behaviour. If reading them back proves cheap, it should be in the MVP too.</w:t>
-            </w:r>
-          </w:p>
-        </w:tc>
-      </w:tr>
-      <w:tr>
-        <w:trPr>
-          <w:cantSplit/>
-        </w:trPr>
-        <w:tc>
-          <w:tcPr>
-            <w:tcW w:type="dxa" w:w="850"/>
-            <w:tcBorders>
-              <w:top w:val="none"/>
-              <w:left w:val="none"/>
-              <w:bottom w:val="none"/>
-              <w:right w:val="none"/>
-            </w:tcBorders>
-            <w:tcMar>
-              <w:top w:type="dxa" w:w="56"/>
-              <w:left w:type="dxa" w:w="40"/>
-              <w:bottom w:type="dxa" w:w="56"/>
-              <w:right w:type="dxa" w:w="150"/>
-            </w:tcMar>
-            <w:vAlign w:val="top"/>
-          </w:tcPr>
-          <w:p>
-            <w:pPr>
-              <w:spacing w:after="0" w:line="248" w:lineRule="auto"/>
-            </w:pPr>
-            <w:r>
-              <w:rPr>
-                <w:rFonts w:ascii="Calibri" w:cs="Calibri" w:eastAsia="Calibri" w:hAnsi="Calibri"/>
-                <w:b w:val="false"/>
-                <w:bCs w:val="false"/>
-                <w:i w:val="false"/>
-                <w:iCs w:val="false"/>
-                <w:color w:val="3A3A38"/>
-                <w:sz w:val="18"/>
-                <w:szCs w:val="18"/>
-              </w:rPr>
-              <w:t xml:space="preserve">FR-25</w:t>
-            </w:r>
-          </w:p>
-        </w:tc>
-        <w:tc>
-          <w:tcPr>
-            <w:tcW w:type="dxa" w:w="2100"/>
-            <w:tcBorders>
-              <w:top w:val="none"/>
-              <w:left w:val="none"/>
-              <w:bottom w:val="none"/>
-              <w:right w:val="none"/>
-            </w:tcBorders>
-            <w:tcMar>
-              <w:top w:type="dxa" w:w="56"/>
-              <w:left w:type="dxa" w:w="40"/>
-              <w:bottom w:type="dxa" w:w="56"/>
-              <w:right w:type="dxa" w:w="150"/>
-            </w:tcMar>
-            <w:vAlign w:val="top"/>
-          </w:tcPr>
-          <w:p>
-            <w:pPr>
-              <w:spacing w:after="0" w:line="248" w:lineRule="auto"/>
-            </w:pPr>
-            <w:r>
-              <w:rPr>
-                <w:rFonts w:ascii="Calibri" w:cs="Calibri" w:eastAsia="Calibri" w:hAnsi="Calibri"/>
-                <w:b/>
-                <w:bCs/>
-                <w:i w:val="false"/>
-                <w:iCs w:val="false"/>
-                <w:color w:val="3A3A38"/>
-                <w:sz w:val="18"/>
-                <w:szCs w:val="18"/>
-              </w:rPr>
-              <w:t xml:space="preserve">Tips taught in context</w:t>
-            </w:r>
-          </w:p>
-        </w:tc>
-        <w:tc>
-          <w:tcPr>
-            <w:tcW w:type="dxa" w:w="6698"/>
-            <w:tcBorders>
-              <w:top w:val="none"/>
-              <w:left w:val="none"/>
-              <w:bottom w:val="none"/>
-              <w:right w:val="none"/>
-            </w:tcBorders>
-            <w:tcMar>
-              <w:top w:type="dxa" w:w="56"/>
-              <w:left w:type="dxa" w:w="40"/>
-              <w:bottom w:type="dxa" w:w="56"/>
-              <w:right w:type="dxa" w:w="150"/>
-            </w:tcMar>
-            <w:vAlign w:val="top"/>
-          </w:tcPr>
-          <w:p>
-            <w:pPr>
-              <w:spacing w:after="0" w:line="248" w:lineRule="auto"/>
-            </w:pPr>
-            <w:r>
-              <w:rPr>
-                <w:rFonts w:ascii="Calibri" w:cs="Calibri" w:eastAsia="Calibri" w:hAnsi="Calibri"/>
-                <w:b/>
-                <w:bCs/>
-                <w:color w:val="8A6A1F"/>
-                <w:spacing w:val="6"/>
-                <w:sz w:val="14"/>
-                <w:szCs w:val="14"/>
-              </w:rPr>
-              <w:t xml:space="preserve">PROPOSED</w:t>
-            </w:r>
-            <w:r>
-              <w:rPr>
-                <w:rFonts w:ascii="Calibri" w:cs="Calibri" w:eastAsia="Calibri" w:hAnsi="Calibri"/>
-                <w:b w:val="false"/>
-                <w:bCs w:val="false"/>
-                <w:i w:val="false"/>
-                <w:iCs w:val="false"/>
-                <w:color w:val="3A3A38"/>
-                <w:sz w:val="18"/>
-                <w:szCs w:val="18"/>
-              </w:rPr>
-              <w:t xml:space="preserve">  The practical tips from the train-the-trainer deck are taught inside the practice steps, at the moment each becomes useful, with SAM offering one as an aside or the guard meeting the situation it covers. A slide of tips listed on a screen or read out in sequence does not meet this requirement. Which tips, and where each best fits, to be agreed with product once the slide is shared.</w:t>
+              <w:t xml:space="preserve">  All eight tips from the General recommendations slide of the train-the-trainer deck are taught inside the practice steps, each at the moment it becomes useful. Two are taught by the guard doing them, not by being told: the long-press correction is the manual-fix step, and full-sentence speech is what the report prompt asks for. The rest arrive as a short aside from SAM at the step where they apply. The mapping is in Where each tip lands. A slide of tips listed on a screen or read out in sequence does not meet this requirement.</w:t>
             </w:r>
           </w:p>
         </w:tc>
@@ -12139,7 +13356,7 @@
                 <w:sz w:val="18"/>
                 <w:szCs w:val="18"/>
               </w:rPr>
-              <w:t xml:space="preserve">Given a full run-through, then the tips from the train-the-trainer deck appear inside the practice steps at the moment each is useful, and none is presented as a list or read out in sequence.</w:t>
+              <w:t xml:space="preserve">Given a full run-through, then each of the eight tips from the General recommendations slide appears at the step named in Where each tip lands, none is presented as a list or read out in sequence, and the long-press correction and full-sentence speech are practised rather than described.</w:t>
             </w:r>
           </w:p>
         </w:tc>
@@ -16869,7 +18086,7 @@
                 <w:sz w:val="18"/>
                 <w:szCs w:val="18"/>
               </w:rPr>
-              <w:t xml:space="preserve">Full run-through, reviewing where the train-the-trainer tips appear.</w:t>
+              <w:t xml:space="preserve">Full run-through against the eight-tip mapping.</w:t>
             </w:r>
           </w:p>
         </w:tc>
@@ -16905,7 +18122,7 @@
                 <w:sz w:val="18"/>
                 <w:szCs w:val="18"/>
               </w:rPr>
-              <w:t xml:space="preserve">Each tip lands inside a practice step at a useful moment; none is read out as a list.</w:t>
+              <w:t xml:space="preserve">All eight covered at the step named; two practised rather than told; none read out as a list.</w:t>
             </w:r>
           </w:p>
         </w:tc>

--- a/deliverables/US1117/SAM_OnSite_Guard_Onboarding_Detailed_Spec.docx
+++ b/deliverables/US1117/SAM_OnSite_Guard_Onboarding_Detailed_Spec.docx
@@ -998,7 +998,7 @@
           <w:sz w:val="19"/>
           <w:szCs w:val="19"/>
         </w:rPr>
-        <w:t xml:space="preserve">Read-back for NFC and background tracking (part of FR-24). Permissions are read back in the MVP and the microphone is checked at first use. These two wait only because it is not confirmed the app can read their state; if engineering says it can, they belong in the MVP, since a phone that is not ready is an onboarding that did not work.</w:t>
+        <w:t xml:space="preserve">Checking any of the three settings instead of asking the guard (FR-24). Left out only because nobody has established whether the app can read that state. It is the first engineering question, and any gate that turns out to be checkable belongs in the MVP, since a phone that is not ready is an onboarding that did not work.</w:t>
       </w:r>
     </w:p>
     <w:p>
@@ -5933,7 +5933,7 @@
                 <w:sz w:val="18"/>
                 <w:szCs w:val="18"/>
               </w:rPr>
-              <w:t xml:space="preserve">  SAM explains that the app needs permissions to work at all, then opens the phone’s settings page for SAM OnSite through a link held inside onboarding, where the guard taps Permissions and enables each one; back in onboarding they confirm. The link opens that one page and returns. It never drops the guard into the app’s ordinary navigation, which would hand them a route out of a required exercise. The on-screen words must name the grant level needed, since Android offers “only while using the app”, “ask every time”, and for location “all the time”; on most Android versions “all the time” is a second, separate step after the first grant, so the copy has to say so. On the current interface the set is camera, location, microphone, notifications and physical activity, all starting “not allowed” on a fresh install. Setup should also switch off the phone’s automatic permission removal for unused apps (“Manage app if unused”), which would otherwise silently strip camera, location and microphone after months of disuse. Until microphone permission is granted the guard cannot speak, so confirmation here is a tap, not a spoken or typed magic word. The tap triggers a read-back (FR-24), not a trust: the gate advances only when the permissions are actually on. If a permission genuinely cannot be granted (device policy or hardware), the guard reaches a support screen and is never left trapped.</w:t>
+              <w:t xml:space="preserve">  SAM explains that the app needs permissions to work at all, then opens the phone’s settings page for SAM OnSite through a link held inside onboarding, where the guard taps Permissions and enables each one; back in onboarding they confirm. The link opens that one page and returns. It never drops the guard into the app’s ordinary navigation, which would hand them a route out of a required exercise. The on-screen words must name the grant level needed, since Android offers “only while using the app”, “ask every time”, and for location “all the time”; on most Android versions “all the time” is a second, separate step after the first grant, so the copy has to say so. On the current interface the set is camera, location, microphone, notifications and physical activity, all starting “not allowed” on a fresh install. Setup should also switch off the phone’s automatic permission removal for unused apps (“Manage app if unused”), which would otherwise silently strip camera, location and microphone after months of disuse. Until microphone permission is granted the guard cannot speak, so confirmation here is a tap, not a spoken or typed magic word. For the MVP the tap is taken at face value; see FR-24 for why checking would be better and what has to be answered first. If a permission genuinely cannot be granted (device policy or hardware), the guard reaches a support screen and is never left trapped.</w:t>
             </w:r>
           </w:p>
         </w:tc>
@@ -8135,7 +8135,7 @@
                 <w:sz w:val="18"/>
                 <w:szCs w:val="18"/>
               </w:rPr>
-              <w:t xml:space="preserve">Read the settings back</w:t>
+              <w:t xml:space="preserve">Check the settings rather than asking</w:t>
             </w:r>
           </w:p>
         </w:tc>
@@ -8183,7 +8183,7 @@
                 <w:sz w:val="18"/>
                 <w:szCs w:val="18"/>
               </w:rPr>
-              <w:t xml:space="preserve">  Onboarding promises a ready phone, so where the app can check a setting it must check it rather than ask. Permissions are readable today: the Location screen already surfaces a “Permissions needed” status, and FR-26 relies on reading microphone state at the first Talk press, so the mechanism exists. The permissions gate therefore reads back rather than asks, and a gate that reads back as off returns the guard to it instead of advancing. Whether NFC and background-tracking state are readable the same way is the open engineering question; until it is answered those two are confirmed by the guard, and the residual risk is recorded in Error and recovery behaviour. If reading them back proves cheap, it should be in the MVP too.</w:t>
+              <w:t xml:space="preserve">  Onboarding promises a ready phone, but for the MVP all three gates take the guard’s word. That is the weakest joint in this design: a guard can confirm a gate without having done anything, and the miss surfaces weeks later, mid-shift, as a feature that does not work. Checking the setting instead would remove the gap entirely and turn a confusing failure on site into a clear message during onboarding. Whether the app can read the state of app permissions, NFC or background tracking is not established, and nothing in the material reviewed proves it either way. It is the first question for engineering. If any of the three can be checked, that gate should check rather than ask, and this belongs in the MVP for whichever ones are possible.</w:t>
             </w:r>
           </w:p>
         </w:tc>
@@ -8385,7 +8385,7 @@
                 <w:sz w:val="18"/>
                 <w:szCs w:val="18"/>
               </w:rPr>
-              <w:t xml:space="preserve">Microphone checked at first use</w:t>
+              <w:t xml:space="preserve">The microphone failure must not become a loop</w:t>
             </w:r>
           </w:p>
         </w:tc>
@@ -8433,7 +8433,7 @@
                 <w:sz w:val="18"/>
                 <w:szCs w:val="18"/>
               </w:rPr>
-              <w:t xml:space="preserve">  The first Talk press checks microphone permission before it checks anything else. If the permission is missing, the guard is returned to the permissions gate with an explanation, not left retrying a button that cannot work. This is the one gate the flow verifies rather than trusts, because every step after it is spoken.</w:t>
+              <w:t xml:space="preserve">  A guard who confirms the permissions gate without granting the microphone will press Talk and get nothing, and a plain retry prompt sends them round that loop forever. So repeated failure at the first Talk press points back at the permissions gate as the likely cause rather than asking them to try again. This is stated as behaviour on failure, not as reading the permission: if the app turns out to be able to check microphone permission directly (FR-24), doing that instead is better and simpler.</w:t>
             </w:r>
           </w:p>
         </w:tc>
@@ -10551,7 +10551,7 @@
                 <w:sz w:val="18"/>
                 <w:szCs w:val="18"/>
               </w:rPr>
-              <w:t xml:space="preserve">Permissions are read back (FR-24), so a false confirmation is caught at the gate and the guard is sent back with the missing permission named. NFC and background tracking are still taken on trust, because it is not confirmed the app can read their state; a miss on either surfaces later as a feature that does not work. That is the residual risk here, and the reason to extend read-back to all three. Anything that genuinely cannot be enabled reaches a support screen so the guard is not trapped.</w:t>
+              <w:t xml:space="preserve">For the MVP the confirmation is taken at face value on all three gates, so a miss surfaces later as a feature that does not work. The microphone is the exception, not because it is checked but because failure is visible: Talk produces nothing, and repeated failure points the guard back at the permissions gate (FR-26). This is the known residual risk in the design and the reason FR-24 matters. Anything that genuinely cannot be enabled reaches a support screen so the guard is not trapped.</w:t>
             </w:r>
           </w:p>
         </w:tc>
@@ -11476,7 +11476,7 @@
                 <w:sz w:val="18"/>
                 <w:szCs w:val="18"/>
               </w:rPr>
-              <w:t xml:space="preserve">AC-26</w:t>
+              <w:t xml:space="preserve">AC-04</w:t>
             </w:r>
           </w:p>
         </w:tc>
@@ -11512,7 +11512,7 @@
                 <w:sz w:val="18"/>
                 <w:szCs w:val="18"/>
               </w:rPr>
-              <w:t xml:space="preserve">FR-24</w:t>
+              <w:t xml:space="preserve">FR-06</w:t>
             </w:r>
           </w:p>
         </w:tc>
@@ -11548,7 +11548,7 @@
                 <w:sz w:val="18"/>
                 <w:szCs w:val="18"/>
               </w:rPr>
-              <w:t xml:space="preserve">Given the permissions gate, when the guard returns and confirms, then the app reads the permission state back; if any required permission is still off, the guard is returned to the gate with the specific permission named, and the gate does not advance.</w:t>
+              <w:t xml:space="preserve">Given the permissions gate, when the guard follows the link, enables the permissions and returns, then a tap confirms and the flow continues; the link opened the phone’s settings page for SAM OnSite from inside onboarding and returned there, offering no route into the app’s ordinary navigation. Confirmation works before microphone permission is granted. If a permission cannot be granted at all, the guard reaches a support screen and is not trapped.</w:t>
             </w:r>
           </w:p>
         </w:tc>
@@ -11589,7 +11589,7 @@
                 <w:sz w:val="18"/>
                 <w:szCs w:val="18"/>
               </w:rPr>
-              <w:t xml:space="preserve">AC-04</w:t>
+              <w:t xml:space="preserve">AC-05</w:t>
             </w:r>
           </w:p>
         </w:tc>
@@ -11625,7 +11625,7 @@
                 <w:sz w:val="18"/>
                 <w:szCs w:val="18"/>
               </w:rPr>
-              <w:t xml:space="preserve">FR-06</w:t>
+              <w:t xml:space="preserve">FR-07</w:t>
             </w:r>
           </w:p>
         </w:tc>
@@ -11661,7 +11661,7 @@
                 <w:sz w:val="18"/>
                 <w:szCs w:val="18"/>
               </w:rPr>
-              <w:t xml:space="preserve">Given the permissions gate, when the guard follows the link, enables the permissions and returns, then a tap triggers a read-back and the flow continues only if every required permission is on; the link opened the phone’s settings page for SAM OnSite from inside onboarding and returned there, offering no route into the app’s ordinary navigation. Confirmation works before microphone permission is granted. If a permission cannot be granted at all, the guard reaches a support screen and is not trapped.</w:t>
+              <w:t xml:space="preserve">Given a speaking step, when transcription fails or returns empty, then the step is not credited and the guard is asked to try again; and when the guard says the right thing in different words, then the step is credited.</w:t>
             </w:r>
           </w:p>
         </w:tc>
@@ -11702,7 +11702,7 @@
                 <w:sz w:val="18"/>
                 <w:szCs w:val="18"/>
               </w:rPr>
-              <w:t xml:space="preserve">AC-05</w:t>
+              <w:t xml:space="preserve">AC-06</w:t>
             </w:r>
           </w:p>
         </w:tc>
@@ -11738,7 +11738,7 @@
                 <w:sz w:val="18"/>
                 <w:szCs w:val="18"/>
               </w:rPr>
-              <w:t xml:space="preserve">FR-07</w:t>
+              <w:t xml:space="preserve">FR-08 / FR-09</w:t>
             </w:r>
           </w:p>
         </w:tc>
@@ -11774,7 +11774,7 @@
                 <w:sz w:val="18"/>
                 <w:szCs w:val="18"/>
               </w:rPr>
-              <w:t xml:space="preserve">Given a speaking step, when transcription fails or returns empty, then the step is not credited and the guard is asked to try again; and when the guard says the right thing in different words, then the step is credited.</w:t>
+              <w:t xml:space="preserve">Given the guard asks a question, then SAM answers and no activity record of any kind is written for that step, verified in the activity table rather than by inspecting a flag; given the guard then reports the incident, then exactly one practice report exists (retries add none).</w:t>
             </w:r>
           </w:p>
         </w:tc>
@@ -11815,7 +11815,7 @@
                 <w:sz w:val="18"/>
                 <w:szCs w:val="18"/>
               </w:rPr>
-              <w:t xml:space="preserve">AC-06</w:t>
+              <w:t xml:space="preserve">AC-07</w:t>
             </w:r>
           </w:p>
         </w:tc>
@@ -11851,7 +11851,7 @@
                 <w:sz w:val="18"/>
                 <w:szCs w:val="18"/>
               </w:rPr>
-              <w:t xml:space="preserve">FR-08 / FR-09</w:t>
+              <w:t xml:space="preserve">FR-10</w:t>
             </w:r>
           </w:p>
         </w:tc>
@@ -11887,7 +11887,7 @@
                 <w:sz w:val="18"/>
                 <w:szCs w:val="18"/>
               </w:rPr>
-              <w:t xml:space="preserve">Given the guard asks a question, then SAM answers and no activity record of any kind is written for that step, verified in the activity table rather than by inspecting a flag; given the guard then reports the incident, then exactly one practice report exists (retries add none).</w:t>
+              <w:t xml:space="preserve">Given a practice report about the suggested laptop, however the guard worded it, when they say it was a MacBook, then the same report updates and no second report is created.</w:t>
             </w:r>
           </w:p>
         </w:tc>
@@ -11928,7 +11928,7 @@
                 <w:sz w:val="18"/>
                 <w:szCs w:val="18"/>
               </w:rPr>
-              <w:t xml:space="preserve">AC-07</w:t>
+              <w:t xml:space="preserve">AC-08</w:t>
             </w:r>
           </w:p>
         </w:tc>
@@ -11964,7 +11964,7 @@
                 <w:sz w:val="18"/>
                 <w:szCs w:val="18"/>
               </w:rPr>
-              <w:t xml:space="preserve">FR-10</w:t>
+              <w:t xml:space="preserve">FR-11</w:t>
             </w:r>
           </w:p>
         </w:tc>
@@ -12000,7 +12000,7 @@
                 <w:sz w:val="18"/>
                 <w:szCs w:val="18"/>
               </w:rPr>
-              <w:t xml:space="preserve">Given a practice report about the suggested laptop, however the guard worded it, when they say it was a MacBook, then the same report updates and no second report is created.</w:t>
+              <w:t xml:space="preserve">Given SAM has named the change and identified the target message on screen, when the guard long-presses their report message and saves it with the location added, then the final report contains both “MacBook” and “reception”.</w:t>
             </w:r>
           </w:p>
         </w:tc>
@@ -12041,7 +12041,7 @@
                 <w:sz w:val="18"/>
                 <w:szCs w:val="18"/>
               </w:rPr>
-              <w:t xml:space="preserve">AC-08</w:t>
+              <w:t xml:space="preserve">AC-09</w:t>
             </w:r>
           </w:p>
         </w:tc>
@@ -12077,7 +12077,7 @@
                 <w:sz w:val="18"/>
                 <w:szCs w:val="18"/>
               </w:rPr>
-              <w:t xml:space="preserve">FR-11</w:t>
+              <w:t xml:space="preserve">FR-12 / FR-13</w:t>
             </w:r>
           </w:p>
         </w:tc>
@@ -12113,7 +12113,7 @@
                 <w:sz w:val="18"/>
                 <w:szCs w:val="18"/>
               </w:rPr>
-              <w:t xml:space="preserve">Given SAM has named the change and identified the target message on screen, when the guard long-presses their report message and saves it with the location added, then the final report contains both “MacBook” and “reception”.</w:t>
+              <w:t xml:space="preserve">Given a practice report at any stage, then it is flagged training at creation and the card shown to the guard carries a visible “Training” label; once the exclusion filter is built it appears in no live surface; until the filter exists the exercise runs only in DEV/UAT and does not go to production.</w:t>
             </w:r>
           </w:p>
         </w:tc>
@@ -12154,7 +12154,7 @@
                 <w:sz w:val="18"/>
                 <w:szCs w:val="18"/>
               </w:rPr>
-              <w:t xml:space="preserve">AC-09</w:t>
+              <w:t xml:space="preserve">AC-10</w:t>
             </w:r>
           </w:p>
         </w:tc>
@@ -12190,7 +12190,7 @@
                 <w:sz w:val="18"/>
                 <w:szCs w:val="18"/>
               </w:rPr>
-              <w:t xml:space="preserve">FR-12 / FR-13</w:t>
+              <w:t xml:space="preserve">FR-14 / FR-15</w:t>
             </w:r>
           </w:p>
         </w:tc>
@@ -12226,7 +12226,7 @@
                 <w:sz w:val="18"/>
                 <w:szCs w:val="18"/>
               </w:rPr>
-              <w:t xml:space="preserve">Given a practice report at any stage, then it is flagged training at creation and the card shown to the guard carries a visible “Training” label; once the exclusion filter is built it appears in no live surface; until the filter exists the exercise runs only in DEV/UAT and does not go to production.</w:t>
+              <w:t xml:space="preserve">Given every required action observed and isolation assured, when completion runs, then version 1 is recorded server-side; if isolation cannot be assured, completion is withheld.</w:t>
             </w:r>
           </w:p>
         </w:tc>
@@ -12267,7 +12267,7 @@
                 <w:sz w:val="18"/>
                 <w:szCs w:val="18"/>
               </w:rPr>
-              <w:t xml:space="preserve">AC-10</w:t>
+              <w:t xml:space="preserve">AC-11</w:t>
             </w:r>
           </w:p>
         </w:tc>
@@ -12303,7 +12303,7 @@
                 <w:sz w:val="18"/>
                 <w:szCs w:val="18"/>
               </w:rPr>
-              <w:t xml:space="preserve">FR-14 / FR-15</w:t>
+              <w:t xml:space="preserve">FR-04 / FR-16</w:t>
             </w:r>
           </w:p>
         </w:tc>
@@ -12339,7 +12339,7 @@
                 <w:sz w:val="18"/>
                 <w:szCs w:val="18"/>
               </w:rPr>
-              <w:t xml:space="preserve">Given every required action observed and isolation assured, when completion runs, then version 1 is recorded server-side; if isolation cannot be assured, completion is withheld.</w:t>
+              <w:t xml:space="preserve">Given a completed guard, when they finish, then they reach home; and reopening the training later preserves completion.</w:t>
             </w:r>
           </w:p>
         </w:tc>
@@ -12380,7 +12380,7 @@
                 <w:sz w:val="18"/>
                 <w:szCs w:val="18"/>
               </w:rPr>
-              <w:t xml:space="preserve">AC-11</w:t>
+              <w:t xml:space="preserve">AC-12</w:t>
             </w:r>
           </w:p>
         </w:tc>
@@ -12416,7 +12416,7 @@
                 <w:sz w:val="18"/>
                 <w:szCs w:val="18"/>
               </w:rPr>
-              <w:t xml:space="preserve">FR-04 / FR-16</w:t>
+              <w:t xml:space="preserve">FR-18</w:t>
             </w:r>
           </w:p>
         </w:tc>
@@ -12452,7 +12452,7 @@
                 <w:sz w:val="18"/>
                 <w:szCs w:val="18"/>
               </w:rPr>
-              <w:t xml:space="preserve">Given a completed guard, when they finish, then they reach home; and reopening the training later preserves completion.</w:t>
+              <w:t xml:space="preserve">Given duplicate concurrent sessions or retried messages, then no duplicate record or report is created and progress does not regress.</w:t>
             </w:r>
           </w:p>
         </w:tc>
@@ -12493,7 +12493,7 @@
                 <w:sz w:val="18"/>
                 <w:szCs w:val="18"/>
               </w:rPr>
-              <w:t xml:space="preserve">AC-12</w:t>
+              <w:t xml:space="preserve">AC-13</w:t>
             </w:r>
           </w:p>
         </w:tc>
@@ -12529,7 +12529,7 @@
                 <w:sz w:val="18"/>
                 <w:szCs w:val="18"/>
               </w:rPr>
-              <w:t xml:space="preserve">FR-18</w:t>
+              <w:t xml:space="preserve">FR-17</w:t>
             </w:r>
           </w:p>
         </w:tc>
@@ -12565,7 +12565,7 @@
                 <w:sz w:val="18"/>
                 <w:szCs w:val="18"/>
               </w:rPr>
-              <w:t xml:space="preserve">Given duplicate concurrent sessions or retried messages, then no duplicate record or report is created and progress does not regress.</w:t>
+              <w:t xml:space="preserve">Given a guard leaves onboarding to report a real incident, then the practice banner clears, the guard is told this one is live and reaches their supervisor, normal reporting opens, and on return the saved stage resumes with completion neither granted nor skipped.</w:t>
             </w:r>
           </w:p>
         </w:tc>
@@ -12606,7 +12606,7 @@
                 <w:sz w:val="18"/>
                 <w:szCs w:val="18"/>
               </w:rPr>
-              <w:t xml:space="preserve">AC-13</w:t>
+              <w:t xml:space="preserve">AC-14</w:t>
             </w:r>
           </w:p>
         </w:tc>
@@ -12642,7 +12642,7 @@
                 <w:sz w:val="18"/>
                 <w:szCs w:val="18"/>
               </w:rPr>
-              <w:t xml:space="preserve">FR-17</w:t>
+              <w:t xml:space="preserve">FR-05</w:t>
             </w:r>
           </w:p>
         </w:tc>
@@ -12678,7 +12678,7 @@
                 <w:sz w:val="18"/>
                 <w:szCs w:val="18"/>
               </w:rPr>
-              <w:t xml:space="preserve">Given a guard leaves onboarding to report a real incident, then the practice banner clears, the guard is told this one is live and reaches their supervisor, normal reporting opens, and on return the saved stage resumes with completion neither granted nor skipped.</w:t>
+              <w:t xml:space="preserve">Given any onboarding screen or prompt, then all voice and screen copy is in English.</w:t>
             </w:r>
           </w:p>
         </w:tc>
@@ -12719,7 +12719,7 @@
                 <w:sz w:val="18"/>
                 <w:szCs w:val="18"/>
               </w:rPr>
-              <w:t xml:space="preserve">AC-14</w:t>
+              <w:t xml:space="preserve">AC-15</w:t>
             </w:r>
           </w:p>
         </w:tc>
@@ -12755,7 +12755,7 @@
                 <w:sz w:val="18"/>
                 <w:szCs w:val="18"/>
               </w:rPr>
-              <w:t xml:space="preserve">FR-05</w:t>
+              <w:t xml:space="preserve">FR-19</w:t>
             </w:r>
           </w:p>
         </w:tc>
@@ -12791,7 +12791,7 @@
                 <w:sz w:val="18"/>
                 <w:szCs w:val="18"/>
               </w:rPr>
-              <w:t xml:space="preserve">Given any onboarding screen or prompt, then all voice and screen copy is in English.</w:t>
+              <w:t xml:space="preserve">Given a run, when telemetry and analytics are inspected, then only stage/error codes and completion metrics are recorded, with no raw voice/transcript content and no fictional incident content in operational analytics.</w:t>
             </w:r>
           </w:p>
         </w:tc>
@@ -12832,7 +12832,7 @@
                 <w:sz w:val="18"/>
                 <w:szCs w:val="18"/>
               </w:rPr>
-              <w:t xml:space="preserve">AC-15</w:t>
+              <w:t xml:space="preserve">AC-16</w:t>
             </w:r>
           </w:p>
         </w:tc>
@@ -12868,7 +12868,7 @@
                 <w:sz w:val="18"/>
                 <w:szCs w:val="18"/>
               </w:rPr>
-              <w:t xml:space="preserve">FR-19</w:t>
+              <w:t xml:space="preserve">FR-21</w:t>
             </w:r>
           </w:p>
         </w:tc>
@@ -12904,7 +12904,7 @@
                 <w:sz w:val="18"/>
                 <w:szCs w:val="18"/>
               </w:rPr>
-              <w:t xml:space="preserve">Given a run, when telemetry and analytics are inspected, then only stage/error codes and completion metrics are recorded, with no raw voice/transcript content and no fictional incident content in operational analytics.</w:t>
+              <w:t xml:space="preserve">Given the full run-through, then it opens with a warm personal greeting, each step is framed as a benefit with a brief encouragement after it, and the close is warm. Signed off by product on a read-through, and at least 80% of a test group of five or more guards describing it as welcoming rather than test-like. If fewer do, the copy is revised and re-run.</w:t>
             </w:r>
           </w:p>
         </w:tc>
@@ -12945,7 +12945,7 @@
                 <w:sz w:val="18"/>
                 <w:szCs w:val="18"/>
               </w:rPr>
-              <w:t xml:space="preserve">AC-16</w:t>
+              <w:t xml:space="preserve">AC-17</w:t>
             </w:r>
           </w:p>
         </w:tc>
@@ -12981,7 +12981,7 @@
                 <w:sz w:val="18"/>
                 <w:szCs w:val="18"/>
               </w:rPr>
-              <w:t xml:space="preserve">FR-21</w:t>
+              <w:t xml:space="preserve">FR-22</w:t>
             </w:r>
           </w:p>
         </w:tc>
@@ -13017,7 +13017,7 @@
                 <w:sz w:val="18"/>
                 <w:szCs w:val="18"/>
               </w:rPr>
-              <w:t xml:space="preserve">Given the full run-through, then it opens with a warm personal greeting, each step is framed as a benefit with a brief encouragement after it, and the close is warm. Signed off by product on a read-through, and at least 80% of a test group of five or more guards describing it as welcoming rather than test-like. If fewer do, the copy is revised and re-run.</w:t>
+              <w:t xml:space="preserve">Given the NFC gate, when the guard follows the link, switches NFC on and returns, then they confirm and the flow continues to the third gate.</w:t>
             </w:r>
           </w:p>
         </w:tc>
@@ -13058,7 +13058,7 @@
                 <w:sz w:val="18"/>
                 <w:szCs w:val="18"/>
               </w:rPr>
-              <w:t xml:space="preserve">AC-17</w:t>
+              <w:t xml:space="preserve">AC-18</w:t>
             </w:r>
           </w:p>
         </w:tc>
@@ -13094,7 +13094,7 @@
                 <w:sz w:val="18"/>
                 <w:szCs w:val="18"/>
               </w:rPr>
-              <w:t xml:space="preserve">FR-22</w:t>
+              <w:t xml:space="preserve">FR-23</w:t>
             </w:r>
           </w:p>
         </w:tc>
@@ -13130,7 +13130,7 @@
                 <w:sz w:val="18"/>
                 <w:szCs w:val="18"/>
               </w:rPr>
-              <w:t xml:space="preserve">Given the NFC gate, when the guard follows the link, switches NFC on and returns, then they confirm and the flow continues to the third gate.</w:t>
+              <w:t xml:space="preserve">Given the background-tracking gate, when the guard follows the link to the in-app setting, switches it on and returns, then they confirm and setup is complete: every setting the app needs is now active and the practice steps begin.</w:t>
             </w:r>
           </w:p>
         </w:tc>
@@ -13171,7 +13171,7 @@
                 <w:sz w:val="18"/>
                 <w:szCs w:val="18"/>
               </w:rPr>
-              <w:t xml:space="preserve">AC-18</w:t>
+              <w:t xml:space="preserve">AC-19</w:t>
             </w:r>
           </w:p>
         </w:tc>
@@ -13207,7 +13207,7 @@
                 <w:sz w:val="18"/>
                 <w:szCs w:val="18"/>
               </w:rPr>
-              <w:t xml:space="preserve">FR-23</w:t>
+              <w:t xml:space="preserve">FR-25</w:t>
             </w:r>
           </w:p>
         </w:tc>
@@ -13243,7 +13243,7 @@
                 <w:sz w:val="18"/>
                 <w:szCs w:val="18"/>
               </w:rPr>
-              <w:t xml:space="preserve">Given the background-tracking gate, when the guard follows the link to the in-app setting, switches it on and returns, then they confirm and setup is complete: every setting the app needs is now active and the practice steps begin.</w:t>
+              <w:t xml:space="preserve">Given a full run-through, then each of the eight tips from the General recommendations slide appears at the step named in Where each tip lands, none is presented as a list or read out in sequence, and the long-press correction and full-sentence speech are practised rather than described.</w:t>
             </w:r>
           </w:p>
         </w:tc>
@@ -13284,7 +13284,7 @@
                 <w:sz w:val="18"/>
                 <w:szCs w:val="18"/>
               </w:rPr>
-              <w:t xml:space="preserve">AC-19</w:t>
+              <w:t xml:space="preserve">AC-20</w:t>
             </w:r>
           </w:p>
         </w:tc>
@@ -13320,7 +13320,7 @@
                 <w:sz w:val="18"/>
                 <w:szCs w:val="18"/>
               </w:rPr>
-              <w:t xml:space="preserve">FR-25</w:t>
+              <w:t xml:space="preserve">FR-26</w:t>
             </w:r>
           </w:p>
         </w:tc>
@@ -13356,120 +13356,7 @@
                 <w:sz w:val="18"/>
                 <w:szCs w:val="18"/>
               </w:rPr>
-              <w:t xml:space="preserve">Given a full run-through, then each of the eight tips from the General recommendations slide appears at the step named in Where each tip lands, none is presented as a list or read out in sequence, and the long-press correction and full-sentence speech are practised rather than described.</w:t>
-            </w:r>
-          </w:p>
-        </w:tc>
-      </w:tr>
-      <w:tr>
-        <w:trPr>
-          <w:cantSplit/>
-        </w:trPr>
-        <w:tc>
-          <w:tcPr>
-            <w:tcW w:type="dxa" w:w="850"/>
-            <w:tcBorders>
-              <w:top w:val="none"/>
-              <w:left w:val="none"/>
-              <w:bottom w:val="none"/>
-              <w:right w:val="none"/>
-            </w:tcBorders>
-            <w:tcMar>
-              <w:top w:type="dxa" w:w="56"/>
-              <w:left w:type="dxa" w:w="40"/>
-              <w:bottom w:type="dxa" w:w="56"/>
-              <w:right w:type="dxa" w:w="150"/>
-            </w:tcMar>
-            <w:vAlign w:val="top"/>
-          </w:tcPr>
-          <w:p>
-            <w:pPr>
-              <w:spacing w:after="0" w:line="248" w:lineRule="auto"/>
-            </w:pPr>
-            <w:r>
-              <w:rPr>
-                <w:rFonts w:ascii="Calibri" w:cs="Calibri" w:eastAsia="Calibri" w:hAnsi="Calibri"/>
-                <w:b w:val="false"/>
-                <w:bCs w:val="false"/>
-                <w:i w:val="false"/>
-                <w:iCs w:val="false"/>
-                <w:color w:val="3A3A38"/>
-                <w:sz w:val="18"/>
-                <w:szCs w:val="18"/>
-              </w:rPr>
-              <w:t xml:space="preserve">AC-20</w:t>
-            </w:r>
-          </w:p>
-        </w:tc>
-        <w:tc>
-          <w:tcPr>
-            <w:tcW w:type="dxa" w:w="1350"/>
-            <w:tcBorders>
-              <w:top w:val="none"/>
-              <w:left w:val="none"/>
-              <w:bottom w:val="none"/>
-              <w:right w:val="none"/>
-            </w:tcBorders>
-            <w:tcMar>
-              <w:top w:type="dxa" w:w="56"/>
-              <w:left w:type="dxa" w:w="40"/>
-              <w:bottom w:type="dxa" w:w="56"/>
-              <w:right w:type="dxa" w:w="150"/>
-            </w:tcMar>
-            <w:vAlign w:val="top"/>
-          </w:tcPr>
-          <w:p>
-            <w:pPr>
-              <w:spacing w:after="0" w:line="248" w:lineRule="auto"/>
-            </w:pPr>
-            <w:r>
-              <w:rPr>
-                <w:rFonts w:ascii="Calibri" w:cs="Calibri" w:eastAsia="Calibri" w:hAnsi="Calibri"/>
-                <w:b w:val="false"/>
-                <w:bCs w:val="false"/>
-                <w:i w:val="false"/>
-                <w:iCs w:val="false"/>
-                <w:color w:val="3A3A38"/>
-                <w:sz w:val="18"/>
-                <w:szCs w:val="18"/>
-              </w:rPr>
-              <w:t xml:space="preserve">FR-26</w:t>
-            </w:r>
-          </w:p>
-        </w:tc>
-        <w:tc>
-          <w:tcPr>
-            <w:tcW w:type="dxa" w:w="7448"/>
-            <w:tcBorders>
-              <w:top w:val="none"/>
-              <w:left w:val="none"/>
-              <w:bottom w:val="none"/>
-              <w:right w:val="none"/>
-            </w:tcBorders>
-            <w:tcMar>
-              <w:top w:type="dxa" w:w="56"/>
-              <w:left w:type="dxa" w:w="40"/>
-              <w:bottom w:type="dxa" w:w="56"/>
-              <w:right w:type="dxa" w:w="150"/>
-            </w:tcMar>
-            <w:vAlign w:val="top"/>
-          </w:tcPr>
-          <w:p>
-            <w:pPr>
-              <w:spacing w:after="0" w:line="248" w:lineRule="auto"/>
-            </w:pPr>
-            <w:r>
-              <w:rPr>
-                <w:rFonts w:ascii="Calibri" w:cs="Calibri" w:eastAsia="Calibri" w:hAnsi="Calibri"/>
-                <w:b w:val="false"/>
-                <w:bCs w:val="false"/>
-                <w:i w:val="false"/>
-                <w:iCs w:val="false"/>
-                <w:color w:val="3A3A38"/>
-                <w:sz w:val="18"/>
-                <w:szCs w:val="18"/>
-              </w:rPr>
-              <w:t xml:space="preserve">Given a guard who confirmed the permissions gate without granting the microphone, when they press Talk, then they are returned to the permissions gate with an explanation, and are not shown a generic retry.</w:t>
+              <w:t xml:space="preserve">Given a guard who confirmed the permissions gate without granting the microphone, when Talk fails repeatedly, then they are pointed back to the permissions gate as the likely cause rather than shown the same retry prompt again.</w:t>
             </w:r>
           </w:p>
         </w:tc>
@@ -18199,7 +18086,7 @@
                 <w:sz w:val="18"/>
                 <w:szCs w:val="18"/>
               </w:rPr>
-              <w:t xml:space="preserve">AC-17 / AC-18</w:t>
+              <w:t xml:space="preserve">AC-04 / AC-17 / AC-18</w:t>
             </w:r>
           </w:p>
         </w:tc>
@@ -18235,7 +18122,7 @@
                 <w:sz w:val="18"/>
                 <w:szCs w:val="18"/>
               </w:rPr>
-              <w:t xml:space="preserve">Confirm the NFC or background-tracking gate with the setting still switched off. (negative)</w:t>
+              <w:t xml:space="preserve">Confirm any of the three gates with the setting still switched off. (negative)</w:t>
             </w:r>
           </w:p>
         </w:tc>
@@ -18271,7 +18158,7 @@
                 <w:sz w:val="18"/>
                 <w:szCs w:val="18"/>
               </w:rPr>
-              <w:t xml:space="preserve">Accepted for the MVP, since read-back for these two is unconfirmed; the miss surfaces at first use. Recorded as the rationale for extending FR-24.</w:t>
+              <w:t xml:space="preserve">Accepted for the MVP, since no gate is checked; the miss surfaces at first use, except the microphone, which UAT-29 covers. Recorded as the rationale for FR-24.</w:t>
             </w:r>
           </w:p>
         </w:tc>
@@ -18533,7 +18420,7 @@
                 <w:sz w:val="18"/>
                 <w:szCs w:val="18"/>
               </w:rPr>
-              <w:t xml:space="preserve">Press Talk having confirmed permissions without granting the microphone. (negative)</w:t>
+              <w:t xml:space="preserve">Press Talk repeatedly having confirmed permissions without granting the microphone. (negative)</w:t>
             </w:r>
           </w:p>
         </w:tc>
@@ -18569,7 +18456,7 @@
                 <w:sz w:val="18"/>
                 <w:szCs w:val="18"/>
               </w:rPr>
-              <w:t xml:space="preserve">Returned to the permissions gate with an explanation; no endless retry.</w:t>
+              <w:t xml:space="preserve">Pointed back to the permissions gate as the likely cause; no endless identical retry.</w:t>
             </w:r>
           </w:p>
         </w:tc>
@@ -19017,155 +18904,6 @@
                 <w:szCs w:val="18"/>
               </w:rPr>
               <w:t xml:space="preserve">Refuses to start and reports why. Run at go-live, not during MVP build.</w:t>
-            </w:r>
-          </w:p>
-        </w:tc>
-      </w:tr>
-      <w:tr>
-        <w:trPr>
-          <w:cantSplit/>
-        </w:trPr>
-        <w:tc>
-          <w:tcPr>
-            <w:tcW w:type="dxa" w:w="850"/>
-            <w:tcBorders>
-              <w:top w:val="none"/>
-              <w:left w:val="none"/>
-              <w:bottom w:val="none"/>
-              <w:right w:val="none"/>
-            </w:tcBorders>
-            <w:tcMar>
-              <w:top w:type="dxa" w:w="56"/>
-              <w:left w:type="dxa" w:w="40"/>
-              <w:bottom w:type="dxa" w:w="56"/>
-              <w:right w:type="dxa" w:w="150"/>
-            </w:tcMar>
-            <w:vAlign w:val="top"/>
-          </w:tcPr>
-          <w:p>
-            <w:pPr>
-              <w:spacing w:after="0" w:line="248" w:lineRule="auto"/>
-            </w:pPr>
-            <w:r>
-              <w:rPr>
-                <w:rFonts w:ascii="Calibri" w:cs="Calibri" w:eastAsia="Calibri" w:hAnsi="Calibri"/>
-                <w:b w:val="false"/>
-                <w:bCs w:val="false"/>
-                <w:i w:val="false"/>
-                <w:iCs w:val="false"/>
-                <w:color w:val="3A3A38"/>
-                <w:sz w:val="18"/>
-                <w:szCs w:val="18"/>
-              </w:rPr>
-              <w:t xml:space="preserve">UAT-36</w:t>
-            </w:r>
-          </w:p>
-        </w:tc>
-        <w:tc>
-          <w:tcPr>
-            <w:tcW w:type="dxa" w:w="1050"/>
-            <w:tcBorders>
-              <w:top w:val="none"/>
-              <w:left w:val="none"/>
-              <w:bottom w:val="none"/>
-              <w:right w:val="none"/>
-            </w:tcBorders>
-            <w:tcMar>
-              <w:top w:type="dxa" w:w="56"/>
-              <w:left w:type="dxa" w:w="40"/>
-              <w:bottom w:type="dxa" w:w="56"/>
-              <w:right w:type="dxa" w:w="150"/>
-            </w:tcMar>
-            <w:vAlign w:val="top"/>
-          </w:tcPr>
-          <w:p>
-            <w:pPr>
-              <w:spacing w:after="0" w:line="248" w:lineRule="auto"/>
-            </w:pPr>
-            <w:r>
-              <w:rPr>
-                <w:rFonts w:ascii="Calibri" w:cs="Calibri" w:eastAsia="Calibri" w:hAnsi="Calibri"/>
-                <w:b w:val="false"/>
-                <w:bCs w:val="false"/>
-                <w:i w:val="false"/>
-                <w:iCs w:val="false"/>
-                <w:color w:val="3A3A38"/>
-                <w:sz w:val="18"/>
-                <w:szCs w:val="18"/>
-              </w:rPr>
-              <w:t xml:space="preserve">AC-26</w:t>
-            </w:r>
-          </w:p>
-        </w:tc>
-        <w:tc>
-          <w:tcPr>
-            <w:tcW w:type="dxa" w:w="3900"/>
-            <w:tcBorders>
-              <w:top w:val="none"/>
-              <w:left w:val="none"/>
-              <w:bottom w:val="none"/>
-              <w:right w:val="none"/>
-            </w:tcBorders>
-            <w:tcMar>
-              <w:top w:type="dxa" w:w="56"/>
-              <w:left w:type="dxa" w:w="40"/>
-              <w:bottom w:type="dxa" w:w="56"/>
-              <w:right w:type="dxa" w:w="150"/>
-            </w:tcMar>
-            <w:vAlign w:val="top"/>
-          </w:tcPr>
-          <w:p>
-            <w:pPr>
-              <w:spacing w:after="0" w:line="248" w:lineRule="auto"/>
-            </w:pPr>
-            <w:r>
-              <w:rPr>
-                <w:rFonts w:ascii="Calibri" w:cs="Calibri" w:eastAsia="Calibri" w:hAnsi="Calibri"/>
-                <w:b w:val="false"/>
-                <w:bCs w:val="false"/>
-                <w:i w:val="false"/>
-                <w:iCs w:val="false"/>
-                <w:color w:val="3A3A38"/>
-                <w:sz w:val="18"/>
-                <w:szCs w:val="18"/>
-              </w:rPr>
-              <w:t xml:space="preserve">Confirm the permissions gate with a required permission still switched off. (negative)</w:t>
-            </w:r>
-          </w:p>
-        </w:tc>
-        <w:tc>
-          <w:tcPr>
-            <w:tcW w:type="dxa" w:w="3848"/>
-            <w:tcBorders>
-              <w:top w:val="none"/>
-              <w:left w:val="none"/>
-              <w:bottom w:val="none"/>
-              <w:right w:val="none"/>
-            </w:tcBorders>
-            <w:tcMar>
-              <w:top w:type="dxa" w:w="56"/>
-              <w:left w:type="dxa" w:w="40"/>
-              <w:bottom w:type="dxa" w:w="56"/>
-              <w:right w:type="dxa" w:w="150"/>
-            </w:tcMar>
-            <w:vAlign w:val="top"/>
-          </w:tcPr>
-          <w:p>
-            <w:pPr>
-              <w:spacing w:after="0" w:line="248" w:lineRule="auto"/>
-            </w:pPr>
-            <w:r>
-              <w:rPr>
-                <w:rFonts w:ascii="Calibri" w:cs="Calibri" w:eastAsia="Calibri" w:hAnsi="Calibri"/>
-                <w:b w:val="false"/>
-                <w:bCs w:val="false"/>
-                <w:i w:val="false"/>
-                <w:iCs w:val="false"/>
-                <w:color w:val="3A3A38"/>
-                <w:sz w:val="18"/>
-                <w:szCs w:val="18"/>
-              </w:rPr>
-              <w:t xml:space="preserve">Read-back catches it; the guard is returned to the gate with that permission named; the gate does not advance.</w:t>
             </w:r>
           </w:p>
         </w:tc>
@@ -21383,7 +21121,7 @@
                 <w:sz w:val="18"/>
                 <w:szCs w:val="18"/>
               </w:rPr>
-              <w:t xml:space="preserve">Read the settings back</w:t>
+              <w:t xml:space="preserve">Check settings rather than ask</w:t>
             </w:r>
           </w:p>
         </w:tc>
@@ -21455,7 +21193,7 @@
                 <w:sz w:val="18"/>
                 <w:szCs w:val="18"/>
               </w:rPr>
-              <w:t xml:space="preserve">AC-26</w:t>
+              <w:t xml:space="preserve">—</w:t>
             </w:r>
           </w:p>
         </w:tc>
@@ -21491,7 +21229,7 @@
                 <w:sz w:val="18"/>
                 <w:szCs w:val="18"/>
               </w:rPr>
-              <w:t xml:space="preserve">UAT-36</w:t>
+              <w:t xml:space="preserve">—</w:t>
             </w:r>
           </w:p>
         </w:tc>
@@ -21527,7 +21265,7 @@
                 <w:sz w:val="18"/>
                 <w:szCs w:val="18"/>
               </w:rPr>
-              <w:t xml:space="preserve">Permissions verified, not asked; NFC / background still open</w:t>
+              <w:t xml:space="preserve">Open engineering question; no MVP test</w:t>
             </w:r>
           </w:p>
         </w:tc>
@@ -21753,7 +21491,7 @@
                 <w:sz w:val="18"/>
                 <w:szCs w:val="18"/>
               </w:rPr>
-              <w:t xml:space="preserve">Microphone checked at first use</w:t>
+              <w:t xml:space="preserve">Microphone failure is not a loop</w:t>
             </w:r>
           </w:p>
         </w:tc>
@@ -21897,7 +21635,7 @@
                 <w:sz w:val="18"/>
                 <w:szCs w:val="18"/>
               </w:rPr>
-              <w:t xml:space="preserve">Returned to the gate, not left retrying</w:t>
+              <w:t xml:space="preserve">Points back to the gate, not an endless retry</w:t>
             </w:r>
           </w:p>
         </w:tc>
@@ -26219,7 +25957,7 @@
           <w:sz w:val="19"/>
           <w:szCs w:val="19"/>
         </w:rPr>
-        <w:t xml:space="preserve">A guard who completes it ends with a working phone: permissions read back as granted, and NFC and background tracking confirmed. Onboarding that leaves a setting off has not done its job.</w:t>
+        <w:t xml:space="preserve">A guard who completes it ends with a working phone. For the MVP that rests on the guard confirming each gate, which is why FR-24 is the first question to settle: onboarding that leaves a setting off has not done its job.</w:t>
       </w:r>
     </w:p>
     <w:p>
@@ -26510,7 +26248,7 @@
           <w:sz w:val="19"/>
           <w:szCs w:val="19"/>
         </w:rPr>
-        <w:t xml:space="preserve">Which permissions and grant levels does the app need (e.g. location “all the time” vs “while using”), can it read each one’s current level to verify it, and can it switch off the phone’s automatic permission removal for unused apps? The app’s Location screen already shows a “Permissions needed” status and an “Open system settings” link, so state-reading and the settings link exist at least for location.</w:t>
+        <w:t xml:space="preserve">Can the app read the current state of any of the three settings it needs, so a gate can check rather than ask? That means app permissions and their grant levels, NFC, and background tracking. The Location screen shows a “Permissions needed” status and an “Open system settings” link, but nothing reviewed establishes whether that reflects a real reading of permission state or a static prompt, so treat it as unknown for all three. Which permissions and grant levels are needed (e.g. location “all the time” vs “while using”), and can setup switch off the phone’s automatic permission removal for unused apps?</w:t>
       </w:r>
     </w:p>
     <w:p>
@@ -26604,7 +26342,7 @@
                 <w:sz w:val="19"/>
                 <w:szCs w:val="19"/>
               </w:rPr>
-              <w:t xml:space="preserve">What is proven today: the reporting console exposes edit and soft-delete/archive on SAM OnSite activities, and SAM can correct a report’s structured fields through the conversation. The archive flag exists and can be used now. Real app screens add more: activities have live consequences (supervisor alerts, KPI impact, items in the Pronect Action Tracker, exactly the surfaces the filter must cover); an activity is a report card plus transcript, matching the message-is-the-report model; permission state is readable and a settings link exists at least on the Location screen (“Permissions needed” / “Open system settings”); and a spoken question was recorded as a Procedure activity, so even the ask step may create a record today. What is not yet built: the filtering that actually excludes archived/training data from live surfaces. It is currently still visible in production and is a later-stage enhancement. No production change has been made.</w:t>
+              <w:t xml:space="preserve">What is proven today: the reporting console exposes edit and soft-delete/archive on SAM OnSite activities, and SAM can correct a report’s structured fields through the conversation. The archive flag exists and can be used now. Real app screens add more: activities have live consequences (supervisor alerts, KPI impact, items in the Pronect Action Tracker, exactly the surfaces the filter must cover); an activity is a report card plus transcript, matching the message-is-the-report model; the Location screen shows a “Permissions needed” status and an “Open system settings” link, though whether that reflects a live reading of permission state is not established; and a spoken question was recorded as a Procedure activity, so even the ask step may create a record today. What is not yet built: the filtering that actually excludes archived/training data from live surfaces. It is currently still visible in production and is a later-stage enhancement. No production change has been made.</w:t>
             </w:r>
           </w:p>
         </w:tc>

--- a/deliverables/US1117/SAM_OnSite_Guard_Onboarding_Detailed_Spec.docx
+++ b/deliverables/US1117/SAM_OnSite_Guard_Onboarding_Detailed_Spec.docx
@@ -2326,7 +2326,7 @@
                 <w:sz w:val="18"/>
                 <w:szCs w:val="18"/>
               </w:rPr>
-              <w:t xml:space="preserve">“You can fix a report with your hands. Press and hold the message I have marked for you, the one where you told me about the laptop. It turns into edit mode. Add that it happened at reception, and save.”</w:t>
+              <w:t xml:space="preserve">“You can fix a report with your hands. Press and hold the message I have marked for you, the one you sent me first. It turns into edit mode. Add that it happened at reception, and save.”</w:t>
             </w:r>
           </w:p>
         </w:tc>
@@ -2853,7 +2853,7 @@
           <w:sz w:val="19"/>
           <w:szCs w:val="19"/>
         </w:rPr>
-        <w:t xml:space="preserve">The eight tips from the deck’s General recommendations slide. Two are practised rather than told: the guard performs the action and SAM’s next line names what just happened.</w:t>
+        <w:t xml:space="preserve">The eight tips from the deck’s General recommendations slide. Two are practised, not told: the guard performs the action and SAM’s next line names what just happened.</w:t>
       </w:r>
     </w:p>
     <w:tbl>
@@ -4418,7 +4418,7 @@
                 <w:sz w:val="18"/>
                 <w:szCs w:val="18"/>
               </w:rPr>
-              <w:t xml:space="preserve">  There is no path to the home screen except by completing it, other than three defined exits: the real-incident exit (FR-17), the stuck-guard release (FR-28), and leaving a refresher when already complete (FR-04). None of the three marks the guard complete.</w:t>
+              <w:t xml:space="preserve">  There is no path to the home screen except by completing it, other than four defined exits: the real-incident exit (FR-17), the stuck-guard release (FR-28), the no-connectivity pass-through (FR-28), and leaving a refresher when already complete (FR-04). None of them marks the guard complete.</w:t>
             </w:r>
           </w:p>
         </w:tc>
@@ -5293,7 +5293,7 @@
                 <w:sz w:val="18"/>
                 <w:szCs w:val="18"/>
               </w:rPr>
-              <w:t xml:space="preserve">  A spoken correction updates the same report in place, with no duplicate. SAM’s prompt must not assume the guard used any particular word for the laptop, since they were invited to report in their own words. Engineering has not established how the app updates an existing report. This question is not local: if a correction creates a second report, AC-07 and AC-08 both fail, the one-active-report rule breaks, the manual-edit step has two candidate messages, and UAT-09, UAT-10 and UAT-11 all fail. Settle it first.</w:t>
+              <w:t xml:space="preserve">  A spoken correction updates the same report in place, with no duplicate. SAM’s prompt must not assume the guard used any particular word for the laptop, since they were invited to report in their own words. Engineering has not established how the app updates an existing report. This question is not local: a second report breaks AC-08, breaks the one-active-report rule, and fails UAT-12 and UAT-13. Settle it first.</w:t>
             </w:r>
           </w:p>
         </w:tc>
@@ -5418,7 +5418,7 @@
                 <w:sz w:val="18"/>
                 <w:szCs w:val="18"/>
               </w:rPr>
-              <w:t xml:space="preserve">  Long-pressing the guard’s report message opens a manual edit that, when saved, updates the same report. The deck confirms the gesture edits text; that a saved edit updates the report is not established. The target message must be identified on screen and not by description alone, since by this point the guard has sent several messages. This is the only step that requires typing, so it must accept a short addition rather than demanding the whole sentence be retyped.</w:t>
+              <w:t xml:space="preserve">  Long-pressing the guard’s report message opens a manual edit that, when saved, updates the same report. The deck confirms the gesture edits text; that a saved edit updates the report is not established. The target message must be identified on screen and not by description alone, since by this point the guard has sent several messages. This is the only step that requires typing, so it must accept a short addition without demanding the whole sentence be retyped.</w:t>
             </w:r>
           </w:p>
         </w:tc>
@@ -6293,7 +6293,7 @@
                 <w:sz w:val="18"/>
                 <w:szCs w:val="18"/>
               </w:rPr>
-              <w:t xml:space="preserve">  One onboarding record per guard, and one active practice-report reference per practice run. Retries do not duplicate; the newest valid server-side progress wins with no regression; the completion operation is idempotent. One carve-out: the return to the permissions gate required by FR-26 is a deliberate move backwards and must not be blocked by the no-regression rule.</w:t>
+              <w:t xml:space="preserve">  One onboarding record per guard, and one active practice-report reference per practice run. Retries do not duplicate; the newest valid server-side progress wins with no regression; the completion operation is idempotent. One carve-out: if the build implements FR-26 by moving the stage back to the permissions gate, that is deliberate and must not be blocked by the no-regression rule.</w:t>
             </w:r>
           </w:p>
         </w:tc>
@@ -6668,7 +6668,7 @@
                 <w:sz w:val="18"/>
                 <w:szCs w:val="18"/>
               </w:rPr>
-              <w:t xml:space="preserve">  The experience must feel like being handed something useful rather than sitting a test. SAM introduces itself as the guard’s new assistant, invites them to get to know each other, frames each step as a benefit, and closes warmly. A dry “do this, then that” sequence does not meet this requirement.</w:t>
+              <w:t xml:space="preserve">  The experience must feel like being handed something useful, not like sitting a test. SAM introduces itself as the guard’s new assistant, invites them to get to know each other, frames each step as a benefit, and closes warmly. A dry “do this, then that” sequence does not meet this requirement.</w:t>
             </w:r>
           </w:p>
         </w:tc>
@@ -7418,7 +7418,7 @@
                 <w:sz w:val="18"/>
                 <w:szCs w:val="18"/>
               </w:rPr>
-              <w:t xml:space="preserve">  If the device has no NFC chip, the gate is skipped and the flow continues rather than routing the guard to support over hardware they do not have. Whether the app can detect the chip’s presence is an engineering confirmation, as with FR-24.</w:t>
+              <w:t xml:space="preserve">  If the device has no NFC chip, the gate is skipped and the flow continues. A guard is never sent to support over hardware their phone does not have. Whether the app can detect the chip’s presence is an engineering confirmation, as with FR-24.</w:t>
             </w:r>
           </w:p>
         </w:tc>
@@ -7668,7 +7668,7 @@
                 <w:sz w:val="18"/>
                 <w:szCs w:val="18"/>
               </w:rPr>
-              <w:t xml:space="preserve">  A practice banner stays visible for the whole exercise rather than appearing only on the finished report card, and it carries the way out to normal reporting (FR-17). A genuine incident reported during practice would be flagged training and hidden from the supervisors it should have reached. Detecting that what the guard said is not the practice incident is the better answer and is outside MVP scope. The banner cannot be shown while the guard is inside the phone’s settings, so the claim is that it is visible at every step of the flow itself.</w:t>
+              <w:t xml:space="preserve">  A practice banner stays visible for the whole exercise and not only on the finished report card, and it carries the way out to normal reporting (FR-17). A genuine incident reported during practice would be flagged training and hidden from the supervisors it should have reached. Detecting that what the guard said is not the practice incident is the better answer and is outside MVP scope. The banner cannot be shown while the guard is inside the phone’s settings, so the claim is that it is visible at every step of the flow itself.</w:t>
             </w:r>
           </w:p>
         </w:tc>
@@ -7793,7 +7793,7 @@
                 <w:sz w:val="18"/>
                 <w:szCs w:val="18"/>
               </w:rPr>
-              <w:t xml:space="preserve">  The MVP is built and tested in DEV/UAT only. Before the switch is enabled in production the exclusion filter must be present and verified, enforced by something other than remembering. The recommended enforcement is a server-side capability check that refuses to start onboarding when the filter is absent, built at go-live rather than in the MVP.</w:t>
+              <w:t xml:space="preserve">  The MVP is built and tested in DEV/UAT only. Before the switch is enabled in production the exclusion filter must be present and verified, enforced by something firmer than memory. The recommended enforcement is a server-side capability check that refuses to start onboarding when the filter is absent, built at go-live, outside the MVP.</w:t>
             </w:r>
           </w:p>
         </w:tc>
@@ -7918,7 +7918,7 @@
                 <w:sz w:val="18"/>
                 <w:szCs w:val="18"/>
               </w:rPr>
-              <w:t xml:space="preserve">  Guards are asked for location and background tracking on a work phone and will ask what is done with it, so one plain line belongs in the flow. The wording must be supplied by Pronect and, where required, agreed with the works council. This specification does not state what a supervisor can or cannot see: supervisors do review a location heatmap in the Global Risk dashboard, and the boundary is not ours to draw.</w:t>
+              <w:t xml:space="preserve">  Guards are asked for location and background tracking on a work phone and will ask what is done with it, so one plain line belongs in the flow. The wording must be supplied by Pronect and, where required, agreed with the works council. This specification does not state what a supervisor can or cannot see; that boundary is not ours to draw.</w:t>
             </w:r>
           </w:p>
         </w:tc>
@@ -9641,7 +9641,7 @@
                 <w:sz w:val="18"/>
                 <w:szCs w:val="18"/>
               </w:rPr>
-              <w:t xml:space="preserve">Accepted for the MVP on all three gates (FR-24). Only the microphone miss is ever detected, at the first Talk press. The other six items — location, camera, notifications, physical activity, the location grant level, NFC and background tracking — surface as data that is quietly incomplete rather than as a visible failure, and a location grant of “only while using” silently defeats the background-tracking gate the guard passed. The closing screen names what was switched on so the guard has one last chance to catch it. Anything the guard declares ungrantable reaches a support screen.</w:t>
+              <w:t xml:space="preserve">Accepted for the MVP on all three gates (FR-24). Only the microphone miss is ever detected, at the first Talk press. The other seven — location, camera, notifications, physical activity, the location grant level, NFC and background tracking — surface as data that is quietly incomplete, with no visible failure at all, and a location grant of “only while using” silently defeats the background-tracking gate the guard passed. The closing screen names what was switched on so the guard has one last chance to catch it. Anything the guard declares ungrantable reaches a support screen.</w:t>
             </w:r>
           </w:p>
         </w:tc>
@@ -9718,7 +9718,7 @@
                 <w:sz w:val="18"/>
                 <w:szCs w:val="18"/>
               </w:rPr>
-              <w:t xml:space="preserve">Reported by the reviewer; frequency unconfirmed. The guard reopens SAM OnSite and lands back at the same gate with an explanation that their permissions are kept, rather than at a screen implying nothing happened.</w:t>
+              <w:t xml:space="preserve">Reported by the reviewer; frequency unconfirmed. The guard reopens SAM OnSite and lands back at the same gate, told that their permissions are kept, so the screen does not imply nothing happened.</w:t>
             </w:r>
           </w:p>
         </w:tc>
@@ -9949,7 +9949,7 @@
                 <w:sz w:val="18"/>
                 <w:szCs w:val="18"/>
               </w:rPr>
-              <w:t xml:space="preserve">They can say so and reach the home screen with completion unmarked and the stage saved, re-entering later through the home-screen entry point rather than being dropped back onto the step at every sign-in.</w:t>
+              <w:t xml:space="preserve">They can say so and reach the home screen with completion unmarked and the stage saved, re-entering later through the home-screen entry point, and not dropped back onto the step at every sign-in.</w:t>
             </w:r>
           </w:p>
         </w:tc>
@@ -10602,7 +10602,7 @@
                 <w:sz w:val="18"/>
                 <w:szCs w:val="18"/>
               </w:rPr>
-              <w:t xml:space="preserve">Given onboarding in progress, when the guard tries to skip, then there is no path to home except completion or one of the three defined exits, none of which marks them complete.</w:t>
+              <w:t xml:space="preserve">Given onboarding in progress, when the guard tries to skip, then there is no path to home except completion or one of the four defined exits, none of which marks them complete.</w:t>
             </w:r>
           </w:p>
         </w:tc>
@@ -10941,7 +10941,7 @@
                 <w:sz w:val="18"/>
                 <w:szCs w:val="18"/>
               </w:rPr>
-              <w:t xml:space="preserve">Given the guard asks a question, then SAM answers and no activity record of any kind is written for that step, verified in the activity table rather than by inspecting a flag; the step is credited even if the guard asks their own question. Given the guard then reports the incident, then exactly one practice report exists, after at most two follow-ups, with “I don’t know” advancing.</w:t>
+              <w:t xml:space="preserve">Given the guard asks a question, then SAM answers and no activity record of any kind is written for that step, verified in the activity table, not by inspecting a flag; the step is credited even if the guard asks their own question. Given the guard then reports the incident, then exactly one practice report exists, after at most two follow-ups, with “I don’t know” advancing.</w:t>
             </w:r>
           </w:p>
         </w:tc>
@@ -11619,7 +11619,7 @@
                 <w:sz w:val="18"/>
                 <w:szCs w:val="18"/>
               </w:rPr>
-              <w:t xml:space="preserve">Given duplicate concurrent sessions or retried messages within one run, then no duplicate record or report is created and progress does not regress, except the deliberate return to the permissions gate required by FR-26.</w:t>
+              <w:t xml:space="preserve">Given duplicate concurrent sessions or retried messages within one run, then no duplicate record or report is created and progress does not regress, except a deliberate move back to the permissions gate under FR-26.</w:t>
             </w:r>
           </w:p>
         </w:tc>
@@ -12071,7 +12071,7 @@
                 <w:sz w:val="18"/>
                 <w:szCs w:val="18"/>
               </w:rPr>
-              <w:t xml:space="preserve">Given the full run-through, then it opens with SAM introducing itself as the guard’s new assistant, each step is framed as a benefit, the close is warm, and each of the eight tips is carried by a spoken line at the step named in Where each tip lands, with none read out as a list. Signed off by product on a read-through, and at least 80% of a test group of five or more guards describing it as welcoming rather than test-like.</w:t>
+              <w:t xml:space="preserve">Given the full run-through, then it opens with SAM introducing itself as the guard’s new assistant, each step is framed as a benefit, the close is warm, and each of the eight tips is carried by a spoken line at the step named in Where each tip lands, with none read out as a list. Signed off by product on a read-through, and at least 80% of a test group of five or more guards describing it as welcoming and not test-like.</w:t>
             </w:r>
           </w:p>
         </w:tc>
@@ -13618,7 +13618,7 @@
                 <w:sz w:val="18"/>
                 <w:szCs w:val="18"/>
               </w:rPr>
-              <w:t xml:space="preserve">No skip path to home; only the three defined exits, none marking completion.</w:t>
+              <w:t xml:space="preserve">No skip path to home; only the four defined exits, none marking completion.</w:t>
             </w:r>
           </w:p>
         </w:tc>
@@ -15704,7 +15704,7 @@
                 <w:sz w:val="18"/>
                 <w:szCs w:val="18"/>
               </w:rPr>
-              <w:t xml:space="preserve">One record, one report for the run; no progress regression; the FR-26 return is not blocked.</w:t>
+              <w:t xml:space="preserve">One record, one report for the run; no progress regression; a deliberate FR-26 move back is not blocked.</w:t>
             </w:r>
           </w:p>
         </w:tc>

--- a/deliverables/US1117/SAM_OnSite_Guard_Onboarding_Detailed_Spec.docx
+++ b/deliverables/US1117/SAM_OnSite_Guard_Onboarding_Detailed_Spec.docx
@@ -9376,7 +9376,7 @@
                 <w:sz w:val="19"/>
                 <w:szCs w:val="19"/>
               </w:rPr>
-              <w:t xml:space="preserve"> the filter that keeps marked data out of live surfaces is not built, and archived items are still visible in production. It must be built and verified before go-live; until then this runs only in DEV/UAT. Built once, hide-by-default at the shared data layer, every surface inherits it.</w:t>
+              <w:t xml:space="preserve"> the filter that keeps marked data out of live surfaces is not built, and archived items are still visible in production. It must be built and verified before go-live; until then this runs only in DEV/UAT. The product owner has named where it belongs: the reporting layer must be updated to exclude this data. Permanent deletion is a separate database clean-up at a later stage.</w:t>
             </w:r>
           </w:p>
         </w:tc>

--- a/deliverables/US1117/SAM_OnSite_Guard_Onboarding_Detailed_Spec.docx
+++ b/deliverables/US1117/SAM_OnSite_Guard_Onboarding_Detailed_Spec.docx
@@ -796,7 +796,7 @@
           <w:sz w:val="19"/>
           <w:szCs w:val="19"/>
         </w:rPr>
-        <w:t xml:space="preserve">Then by voice: the guard says what the item actually was, and the same report updates with no duplicate. Voice runs last so no later edit can overwrite it.</w:t>
+        <w:t xml:space="preserve">Then by voice: the guard says what the item actually was, and the same report updates. Voice runs last because the report always takes the state of the most recent message, even when an earlier one was edited afterwards. Confirmed on the real app.</w:t>
       </w:r>
     </w:p>
     <w:p>
@@ -4793,7 +4793,7 @@
                 <w:sz w:val="18"/>
                 <w:szCs w:val="18"/>
               </w:rPr>
-              <w:t xml:space="preserve">  SAM explains the app cannot work without permissions, then opens the phone’s settings page for SAM OnSite through a link held inside onboarding. The guard enables each one and returns to confirm with a tap, since speech is impossible until the microphone is on. On a fresh install the set is camera, location, microphone, notifications and physical activity, all starting “not allowed”. Three build points. The grant level must be named on screen for every permission, not only location, and which level each needs is an open question. The guard is inside another app where SAM’s instructions are invisible, so present the permissions one at a time or leave a checklist up on return; this flow replaces the deck’s step-by-step screenshots. And the guard must be able to declare that a permission cannot be granted, since nothing detects it; that declaration routes them to support.</w:t>
+              <w:t xml:space="preserve">  Confirmed: after a restart the guard can continue where they left off, but they must be told how, so the copy says it before the link. SAM explains the app cannot work without permissions, then opens the phone’s settings page for SAM OnSite through a link held inside onboarding. The guard enables each one and returns to confirm with a tap, since speech is impossible until the microphone is on. On a fresh install the set is camera, location, microphone, notifications and physical activity, all starting “not allowed”. Three build points. The app requests location but not at the “allow all the time” level, so onboarding has to walk the guard to that second screen itself; the microphone is requested normally, and background activity is not requested at all, though a prompt is possible. The guard is inside another app where SAM’s instructions are invisible, so present the permissions one at a time or leave a checklist up on return; this flow replaces the deck’s step-by-step screenshots. And the guard must be able to declare that a permission cannot be granted, since nothing detects it; that declaration routes them to support.</w:t>
             </w:r>
           </w:p>
         </w:tc>
@@ -5043,7 +5043,7 @@
                 <w:sz w:val="18"/>
                 <w:szCs w:val="18"/>
               </w:rPr>
-              <w:t xml:space="preserve">  The guard asks a spoken question and SAM answers. Nothing live may result. The app records even procedure questions as activities today, so the practice context must suppress that record entirely; flagging it is not sufficient while the exclusion filter does not exist. The answer to the suggested question is written and reviewed in advance. If the guard asks something else, the step is still credited on a successful transcription, and SAM answers if it can or says plainly that it cannot.</w:t>
+              <w:t xml:space="preserve">  The guard asks a spoken question and SAM answers. Nothing live may result. Confirmed on the real app: asking a question writes a row into the activity table, typed as an “other question”. The practice context must suppress that row entirely; flagging it is not sufficient while the exclusion filter does not exist. The answer to the suggested question is written and reviewed in advance. If the guard asks something else, the step is still credited on a successful transcription, and SAM answers if it can or says plainly that it cannot.</w:t>
             </w:r>
           </w:p>
         </w:tc>
@@ -5275,25 +5275,25 @@
                 <w:rFonts w:ascii="Calibri" w:cs="Calibri" w:eastAsia="Calibri" w:hAnsi="Calibri"/>
                 <w:b/>
                 <w:bCs/>
-                <w:color w:val="A05A38"/>
+                <w:color w:val="43724E"/>
                 <w:spacing w:val="6"/>
                 <w:sz w:val="14"/>
                 <w:szCs w:val="14"/>
               </w:rPr>
-              <w:t xml:space="preserve">CHECK W/ ENG.</w:t>
-            </w:r>
-            <w:r>
-              <w:rPr>
-                <w:rFonts w:ascii="Calibri" w:cs="Calibri" w:eastAsia="Calibri" w:hAnsi="Calibri"/>
-                <w:b w:val="false"/>
-                <w:bCs w:val="false"/>
-                <w:i w:val="false"/>
-                <w:iCs w:val="false"/>
-                <w:color w:val="3A3A38"/>
-                <w:sz w:val="18"/>
-                <w:szCs w:val="18"/>
-              </w:rPr>
-              <w:t xml:space="preserve">  A spoken correction updates the same report in place, with no duplicate. SAM’s prompt must not assume the guard used any particular word for the laptop, since they were invited to report in their own words. Engineering has not established how the app updates an existing report. This question is not local: a second report breaks AC-08, breaks the one-active-report rule, and fails UAT-12 and UAT-13. Settle it first.</w:t>
+              <w:t xml:space="preserve">CONFIRMED</w:t>
+            </w:r>
+            <w:r>
+              <w:rPr>
+                <w:rFonts w:ascii="Calibri" w:cs="Calibri" w:eastAsia="Calibri" w:hAnsi="Calibri"/>
+                <w:b w:val="false"/>
+                <w:bCs w:val="false"/>
+                <w:i w:val="false"/>
+                <w:iCs w:val="false"/>
+                <w:color w:val="3A3A38"/>
+                <w:sz w:val="18"/>
+                <w:szCs w:val="18"/>
+              </w:rPr>
+              <w:t xml:space="preserve">  A spoken correction updates the same report in place. Confirmed on the real app: the report updates and no second report is created. SAM’s prompt must not assume the guard used any particular word for the laptop, since they were invited to report in their own words.</w:t>
             </w:r>
           </w:p>
         </w:tc>
@@ -5371,6 +5371,2006 @@
                 <w:szCs w:val="18"/>
               </w:rPr>
               <w:t xml:space="preserve">Manual correction</w:t>
+            </w:r>
+          </w:p>
+        </w:tc>
+        <w:tc>
+          <w:tcPr>
+            <w:tcW w:type="dxa" w:w="6698"/>
+            <w:tcBorders>
+              <w:top w:val="none"/>
+              <w:left w:val="none"/>
+              <w:bottom w:val="none"/>
+              <w:right w:val="none"/>
+            </w:tcBorders>
+            <w:tcMar>
+              <w:top w:type="dxa" w:w="56"/>
+              <w:left w:type="dxa" w:w="40"/>
+              <w:bottom w:type="dxa" w:w="56"/>
+              <w:right w:type="dxa" w:w="150"/>
+            </w:tcMar>
+            <w:vAlign w:val="top"/>
+          </w:tcPr>
+          <w:p>
+            <w:pPr>
+              <w:spacing w:after="0" w:line="248" w:lineRule="auto"/>
+            </w:pPr>
+            <w:r>
+              <w:rPr>
+                <w:rFonts w:ascii="Calibri" w:cs="Calibri" w:eastAsia="Calibri" w:hAnsi="Calibri"/>
+                <w:b/>
+                <w:bCs/>
+                <w:color w:val="43724E"/>
+                <w:spacing w:val="6"/>
+                <w:sz w:val="14"/>
+                <w:szCs w:val="14"/>
+              </w:rPr>
+              <w:t xml:space="preserve">CONFIRMED</w:t>
+            </w:r>
+            <w:r>
+              <w:rPr>
+                <w:rFonts w:ascii="Calibri" w:cs="Calibri" w:eastAsia="Calibri" w:hAnsi="Calibri"/>
+                <w:b w:val="false"/>
+                <w:bCs w:val="false"/>
+                <w:i w:val="false"/>
+                <w:iCs w:val="false"/>
+                <w:color w:val="3A3A38"/>
+                <w:sz w:val="18"/>
+                <w:szCs w:val="18"/>
+              </w:rPr>
+              <w:t xml:space="preserve">  Long-pressing the guard’s report message opens a manual edit that, when saved, updates the same report. Confirmed on the real app. The target message must be identified on screen and not by description alone, since by this point the guard has sent several messages. This is the only step that requires typing, so it must accept a short addition without demanding the whole sentence be retyped.</w:t>
+            </w:r>
+          </w:p>
+        </w:tc>
+      </w:tr>
+      <w:tr>
+        <w:trPr>
+          <w:cantSplit/>
+        </w:trPr>
+        <w:tc>
+          <w:tcPr>
+            <w:tcW w:type="dxa" w:w="850"/>
+            <w:tcBorders>
+              <w:top w:val="none"/>
+              <w:left w:val="none"/>
+              <w:bottom w:val="none"/>
+              <w:right w:val="none"/>
+            </w:tcBorders>
+            <w:tcMar>
+              <w:top w:type="dxa" w:w="56"/>
+              <w:left w:type="dxa" w:w="40"/>
+              <w:bottom w:type="dxa" w:w="56"/>
+              <w:right w:type="dxa" w:w="150"/>
+            </w:tcMar>
+            <w:vAlign w:val="top"/>
+          </w:tcPr>
+          <w:p>
+            <w:pPr>
+              <w:spacing w:after="0" w:line="248" w:lineRule="auto"/>
+            </w:pPr>
+            <w:r>
+              <w:rPr>
+                <w:rFonts w:ascii="Calibri" w:cs="Calibri" w:eastAsia="Calibri" w:hAnsi="Calibri"/>
+                <w:b/>
+                <w:bCs/>
+                <w:i w:val="false"/>
+                <w:iCs w:val="false"/>
+                <w:color w:val="3A3A38"/>
+                <w:sz w:val="17"/>
+                <w:szCs w:val="17"/>
+              </w:rPr>
+              <w:t xml:space="preserve">FR-12</w:t>
+            </w:r>
+          </w:p>
+        </w:tc>
+        <w:tc>
+          <w:tcPr>
+            <w:tcW w:type="dxa" w:w="2100"/>
+            <w:tcBorders>
+              <w:top w:val="none"/>
+              <w:left w:val="none"/>
+              <w:bottom w:val="none"/>
+              <w:right w:val="none"/>
+            </w:tcBorders>
+            <w:tcMar>
+              <w:top w:type="dxa" w:w="56"/>
+              <w:left w:type="dxa" w:w="40"/>
+              <w:bottom w:type="dxa" w:w="56"/>
+              <w:right w:type="dxa" w:w="150"/>
+            </w:tcMar>
+            <w:vAlign w:val="top"/>
+          </w:tcPr>
+          <w:p>
+            <w:pPr>
+              <w:spacing w:after="0" w:line="248" w:lineRule="auto"/>
+            </w:pPr>
+            <w:r>
+              <w:rPr>
+                <w:rFonts w:ascii="Calibri" w:cs="Calibri" w:eastAsia="Calibri" w:hAnsi="Calibri"/>
+                <w:b/>
+                <w:bCs/>
+                <w:i w:val="false"/>
+                <w:iCs w:val="false"/>
+                <w:color w:val="3A3A38"/>
+                <w:sz w:val="18"/>
+                <w:szCs w:val="18"/>
+              </w:rPr>
+              <w:t xml:space="preserve">Marked at creation</w:t>
+            </w:r>
+          </w:p>
+        </w:tc>
+        <w:tc>
+          <w:tcPr>
+            <w:tcW w:type="dxa" w:w="6698"/>
+            <w:tcBorders>
+              <w:top w:val="none"/>
+              <w:left w:val="none"/>
+              <w:bottom w:val="none"/>
+              <w:right w:val="none"/>
+            </w:tcBorders>
+            <w:tcMar>
+              <w:top w:type="dxa" w:w="56"/>
+              <w:left w:type="dxa" w:w="40"/>
+              <w:bottom w:type="dxa" w:w="56"/>
+              <w:right w:type="dxa" w:w="150"/>
+            </w:tcMar>
+            <w:vAlign w:val="top"/>
+          </w:tcPr>
+          <w:p>
+            <w:pPr>
+              <w:spacing w:after="0" w:line="248" w:lineRule="auto"/>
+            </w:pPr>
+            <w:r>
+              <w:rPr>
+                <w:rFonts w:ascii="Calibri" w:cs="Calibri" w:eastAsia="Calibri" w:hAnsi="Calibri"/>
+                <w:b/>
+                <w:bCs/>
+                <w:color w:val="43724E"/>
+                <w:spacing w:val="6"/>
+                <w:sz w:val="14"/>
+                <w:szCs w:val="14"/>
+              </w:rPr>
+              <w:t xml:space="preserve">CONFIRMED</w:t>
+            </w:r>
+            <w:r>
+              <w:rPr>
+                <w:rFonts w:ascii="Calibri" w:cs="Calibri" w:eastAsia="Calibri" w:hAnsi="Calibri"/>
+                <w:b w:val="false"/>
+                <w:bCs w:val="false"/>
+                <w:i w:val="false"/>
+                <w:iCs w:val="false"/>
+                <w:color w:val="3A3A38"/>
+                <w:sz w:val="18"/>
+                <w:szCs w:val="18"/>
+              </w:rPr>
+              <w:t xml:space="preserve">  Every practice report carries the training flag from creation. If it cannot be created already marked, it is not created at all. The card the guard sees carries a visible “Training” label. Whether the flag can be set atomically at creation is an engineering confirmation.</w:t>
+            </w:r>
+          </w:p>
+        </w:tc>
+      </w:tr>
+      <w:tr>
+        <w:trPr>
+          <w:cantSplit/>
+        </w:trPr>
+        <w:tc>
+          <w:tcPr>
+            <w:tcW w:type="dxa" w:w="850"/>
+            <w:tcBorders>
+              <w:top w:val="none"/>
+              <w:left w:val="none"/>
+              <w:bottom w:val="none"/>
+              <w:right w:val="none"/>
+            </w:tcBorders>
+            <w:tcMar>
+              <w:top w:type="dxa" w:w="56"/>
+              <w:left w:type="dxa" w:w="40"/>
+              <w:bottom w:type="dxa" w:w="56"/>
+              <w:right w:type="dxa" w:w="150"/>
+            </w:tcMar>
+            <w:vAlign w:val="top"/>
+          </w:tcPr>
+          <w:p>
+            <w:pPr>
+              <w:spacing w:after="0" w:line="248" w:lineRule="auto"/>
+            </w:pPr>
+            <w:r>
+              <w:rPr>
+                <w:rFonts w:ascii="Calibri" w:cs="Calibri" w:eastAsia="Calibri" w:hAnsi="Calibri"/>
+                <w:b/>
+                <w:bCs/>
+                <w:i w:val="false"/>
+                <w:iCs w:val="false"/>
+                <w:color w:val="3A3A38"/>
+                <w:sz w:val="17"/>
+                <w:szCs w:val="17"/>
+              </w:rPr>
+              <w:t xml:space="preserve">FR-13</w:t>
+            </w:r>
+          </w:p>
+        </w:tc>
+        <w:tc>
+          <w:tcPr>
+            <w:tcW w:type="dxa" w:w="2100"/>
+            <w:tcBorders>
+              <w:top w:val="none"/>
+              <w:left w:val="none"/>
+              <w:bottom w:val="none"/>
+              <w:right w:val="none"/>
+            </w:tcBorders>
+            <w:tcMar>
+              <w:top w:type="dxa" w:w="56"/>
+              <w:left w:type="dxa" w:w="40"/>
+              <w:bottom w:type="dxa" w:w="56"/>
+              <w:right w:type="dxa" w:w="150"/>
+            </w:tcMar>
+            <w:vAlign w:val="top"/>
+          </w:tcPr>
+          <w:p>
+            <w:pPr>
+              <w:spacing w:after="0" w:line="248" w:lineRule="auto"/>
+            </w:pPr>
+            <w:r>
+              <w:rPr>
+                <w:rFonts w:ascii="Calibri" w:cs="Calibri" w:eastAsia="Calibri" w:hAnsi="Calibri"/>
+                <w:b/>
+                <w:bCs/>
+                <w:i w:val="false"/>
+                <w:iCs w:val="false"/>
+                <w:color w:val="3A3A38"/>
+                <w:sz w:val="18"/>
+                <w:szCs w:val="18"/>
+              </w:rPr>
+              <w:t xml:space="preserve">Kept out of live surfaces</w:t>
+            </w:r>
+          </w:p>
+        </w:tc>
+        <w:tc>
+          <w:tcPr>
+            <w:tcW w:type="dxa" w:w="6698"/>
+            <w:tcBorders>
+              <w:top w:val="none"/>
+              <w:left w:val="none"/>
+              <w:bottom w:val="none"/>
+              <w:right w:val="none"/>
+            </w:tcBorders>
+            <w:tcMar>
+              <w:top w:type="dxa" w:w="56"/>
+              <w:left w:type="dxa" w:w="40"/>
+              <w:bottom w:type="dxa" w:w="56"/>
+              <w:right w:type="dxa" w:w="150"/>
+            </w:tcMar>
+            <w:vAlign w:val="top"/>
+          </w:tcPr>
+          <w:p>
+            <w:pPr>
+              <w:spacing w:after="0" w:line="248" w:lineRule="auto"/>
+            </w:pPr>
+            <w:r>
+              <w:rPr>
+                <w:rFonts w:ascii="Calibri" w:cs="Calibri" w:eastAsia="Calibri" w:hAnsi="Calibri"/>
+                <w:b/>
+                <w:bCs/>
+                <w:color w:val="43724E"/>
+                <w:spacing w:val="6"/>
+                <w:sz w:val="14"/>
+                <w:szCs w:val="14"/>
+              </w:rPr>
+              <w:t xml:space="preserve">CONFIRMED</w:t>
+            </w:r>
+            <w:r>
+              <w:rPr>
+                <w:rFonts w:ascii="Calibri" w:cs="Calibri" w:eastAsia="Calibri" w:hAnsi="Calibri"/>
+                <w:b w:val="false"/>
+                <w:bCs w:val="false"/>
+                <w:i w:val="false"/>
+                <w:iCs w:val="false"/>
+                <w:color w:val="3A3A38"/>
+                <w:sz w:val="18"/>
+                <w:szCs w:val="18"/>
+              </w:rPr>
+              <w:t xml:space="preserve">  The practice report must appear in no live surface (see the Data isolation section). The platform has the training flag, but the filter that excludes marked data is not built. Data is currently visible in production, so this exclusion filter is a required enhancement; production is blocked until it is built and verified, and the exercise runs only in DEV/UAT until then.</w:t>
+            </w:r>
+          </w:p>
+        </w:tc>
+      </w:tr>
+      <w:tr>
+        <w:trPr>
+          <w:cantSplit/>
+        </w:trPr>
+        <w:tc>
+          <w:tcPr>
+            <w:tcW w:type="dxa" w:w="850"/>
+            <w:tcBorders>
+              <w:top w:val="none"/>
+              <w:left w:val="none"/>
+              <w:bottom w:val="none"/>
+              <w:right w:val="none"/>
+            </w:tcBorders>
+            <w:tcMar>
+              <w:top w:type="dxa" w:w="56"/>
+              <w:left w:type="dxa" w:w="40"/>
+              <w:bottom w:type="dxa" w:w="56"/>
+              <w:right w:type="dxa" w:w="150"/>
+            </w:tcMar>
+            <w:vAlign w:val="top"/>
+          </w:tcPr>
+          <w:p>
+            <w:pPr>
+              <w:spacing w:after="0" w:line="248" w:lineRule="auto"/>
+            </w:pPr>
+            <w:r>
+              <w:rPr>
+                <w:rFonts w:ascii="Calibri" w:cs="Calibri" w:eastAsia="Calibri" w:hAnsi="Calibri"/>
+                <w:b/>
+                <w:bCs/>
+                <w:i w:val="false"/>
+                <w:iCs w:val="false"/>
+                <w:color w:val="3A3A38"/>
+                <w:sz w:val="17"/>
+                <w:szCs w:val="17"/>
+              </w:rPr>
+              <w:t xml:space="preserve">FR-14</w:t>
+            </w:r>
+          </w:p>
+        </w:tc>
+        <w:tc>
+          <w:tcPr>
+            <w:tcW w:type="dxa" w:w="2100"/>
+            <w:tcBorders>
+              <w:top w:val="none"/>
+              <w:left w:val="none"/>
+              <w:bottom w:val="none"/>
+              <w:right w:val="none"/>
+            </w:tcBorders>
+            <w:tcMar>
+              <w:top w:type="dxa" w:w="56"/>
+              <w:left w:type="dxa" w:w="40"/>
+              <w:bottom w:type="dxa" w:w="56"/>
+              <w:right w:type="dxa" w:w="150"/>
+            </w:tcMar>
+            <w:vAlign w:val="top"/>
+          </w:tcPr>
+          <w:p>
+            <w:pPr>
+              <w:spacing w:after="0" w:line="248" w:lineRule="auto"/>
+            </w:pPr>
+            <w:r>
+              <w:rPr>
+                <w:rFonts w:ascii="Calibri" w:cs="Calibri" w:eastAsia="Calibri" w:hAnsi="Calibri"/>
+                <w:b/>
+                <w:bCs/>
+                <w:i w:val="false"/>
+                <w:iCs w:val="false"/>
+                <w:color w:val="3A3A38"/>
+                <w:sz w:val="18"/>
+                <w:szCs w:val="18"/>
+              </w:rPr>
+              <w:t xml:space="preserve">Completion integrity</w:t>
+            </w:r>
+          </w:p>
+        </w:tc>
+        <w:tc>
+          <w:tcPr>
+            <w:tcW w:type="dxa" w:w="6698"/>
+            <w:tcBorders>
+              <w:top w:val="none"/>
+              <w:left w:val="none"/>
+              <w:bottom w:val="none"/>
+              <w:right w:val="none"/>
+            </w:tcBorders>
+            <w:tcMar>
+              <w:top w:type="dxa" w:w="56"/>
+              <w:left w:type="dxa" w:w="40"/>
+              <w:bottom w:type="dxa" w:w="56"/>
+              <w:right w:type="dxa" w:w="150"/>
+            </w:tcMar>
+            <w:vAlign w:val="top"/>
+          </w:tcPr>
+          <w:p>
+            <w:pPr>
+              <w:spacing w:after="0" w:line="248" w:lineRule="auto"/>
+            </w:pPr>
+            <w:r>
+              <w:rPr>
+                <w:rFonts w:ascii="Calibri" w:cs="Calibri" w:eastAsia="Calibri" w:hAnsi="Calibri"/>
+                <w:b/>
+                <w:bCs/>
+                <w:color w:val="8A6A1F"/>
+                <w:spacing w:val="6"/>
+                <w:sz w:val="14"/>
+                <w:szCs w:val="14"/>
+              </w:rPr>
+              <w:t xml:space="preserve">PROPOSED</w:t>
+            </w:r>
+            <w:r>
+              <w:rPr>
+                <w:rFonts w:ascii="Calibri" w:cs="Calibri" w:eastAsia="Calibri" w:hAnsi="Calibri"/>
+                <w:b w:val="false"/>
+                <w:bCs w:val="false"/>
+                <w:i w:val="false"/>
+                <w:iCs w:val="false"/>
+                <w:color w:val="3A3A38"/>
+                <w:sz w:val="18"/>
+                <w:szCs w:val="18"/>
+              </w:rPr>
+              <w:t xml:space="preserve">  Completion is recorded server-side and versioned, issued once per guard, and set only after each required action is observed. A quiz or an “I’m done” button does not count. If the server cannot be reached at the finish, completion is recorded locally and synced; the operation is idempotent (FR-18), so a guard who did the work is never made to repeat it.</w:t>
+            </w:r>
+          </w:p>
+        </w:tc>
+      </w:tr>
+      <w:tr>
+        <w:trPr>
+          <w:cantSplit/>
+        </w:trPr>
+        <w:tc>
+          <w:tcPr>
+            <w:tcW w:type="dxa" w:w="850"/>
+            <w:tcBorders>
+              <w:top w:val="none"/>
+              <w:left w:val="none"/>
+              <w:bottom w:val="none"/>
+              <w:right w:val="none"/>
+            </w:tcBorders>
+            <w:tcMar>
+              <w:top w:type="dxa" w:w="56"/>
+              <w:left w:type="dxa" w:w="40"/>
+              <w:bottom w:type="dxa" w:w="56"/>
+              <w:right w:type="dxa" w:w="150"/>
+            </w:tcMar>
+            <w:vAlign w:val="top"/>
+          </w:tcPr>
+          <w:p>
+            <w:pPr>
+              <w:spacing w:after="0" w:line="248" w:lineRule="auto"/>
+            </w:pPr>
+            <w:r>
+              <w:rPr>
+                <w:rFonts w:ascii="Calibri" w:cs="Calibri" w:eastAsia="Calibri" w:hAnsi="Calibri"/>
+                <w:b/>
+                <w:bCs/>
+                <w:i w:val="false"/>
+                <w:iCs w:val="false"/>
+                <w:color w:val="3A3A38"/>
+                <w:sz w:val="17"/>
+                <w:szCs w:val="17"/>
+              </w:rPr>
+              <w:t xml:space="preserve">FR-15</w:t>
+            </w:r>
+          </w:p>
+        </w:tc>
+        <w:tc>
+          <w:tcPr>
+            <w:tcW w:type="dxa" w:w="2100"/>
+            <w:tcBorders>
+              <w:top w:val="none"/>
+              <w:left w:val="none"/>
+              <w:bottom w:val="none"/>
+              <w:right w:val="none"/>
+            </w:tcBorders>
+            <w:tcMar>
+              <w:top w:type="dxa" w:w="56"/>
+              <w:left w:type="dxa" w:w="40"/>
+              <w:bottom w:type="dxa" w:w="56"/>
+              <w:right w:type="dxa" w:w="150"/>
+            </w:tcMar>
+            <w:vAlign w:val="top"/>
+          </w:tcPr>
+          <w:p>
+            <w:pPr>
+              <w:spacing w:after="0" w:line="248" w:lineRule="auto"/>
+            </w:pPr>
+            <w:r>
+              <w:rPr>
+                <w:rFonts w:ascii="Calibri" w:cs="Calibri" w:eastAsia="Calibri" w:hAnsi="Calibri"/>
+                <w:b/>
+                <w:bCs/>
+                <w:i w:val="false"/>
+                <w:iCs w:val="false"/>
+                <w:color w:val="3A3A38"/>
+                <w:sz w:val="18"/>
+                <w:szCs w:val="18"/>
+              </w:rPr>
+              <w:t xml:space="preserve">Fail-closed</w:t>
+            </w:r>
+          </w:p>
+        </w:tc>
+        <w:tc>
+          <w:tcPr>
+            <w:tcW w:type="dxa" w:w="6698"/>
+            <w:tcBorders>
+              <w:top w:val="none"/>
+              <w:left w:val="none"/>
+              <w:bottom w:val="none"/>
+              <w:right w:val="none"/>
+            </w:tcBorders>
+            <w:tcMar>
+              <w:top w:type="dxa" w:w="56"/>
+              <w:left w:type="dxa" w:w="40"/>
+              <w:bottom w:type="dxa" w:w="56"/>
+              <w:right w:type="dxa" w:w="150"/>
+            </w:tcMar>
+            <w:vAlign w:val="top"/>
+          </w:tcPr>
+          <w:p>
+            <w:pPr>
+              <w:spacing w:after="0" w:line="248" w:lineRule="auto"/>
+            </w:pPr>
+            <w:r>
+              <w:rPr>
+                <w:rFonts w:ascii="Calibri" w:cs="Calibri" w:eastAsia="Calibri" w:hAnsi="Calibri"/>
+                <w:b/>
+                <w:bCs/>
+                <w:color w:val="8A6A1F"/>
+                <w:spacing w:val="6"/>
+                <w:sz w:val="14"/>
+                <w:szCs w:val="14"/>
+              </w:rPr>
+              <w:t xml:space="preserve">PROPOSED</w:t>
+            </w:r>
+            <w:r>
+              <w:rPr>
+                <w:rFonts w:ascii="Calibri" w:cs="Calibri" w:eastAsia="Calibri" w:hAnsi="Calibri"/>
+                <w:b w:val="false"/>
+                <w:bCs w:val="false"/>
+                <w:i w:val="false"/>
+                <w:iCs w:val="false"/>
+                <w:color w:val="3A3A38"/>
+                <w:sz w:val="18"/>
+                <w:szCs w:val="18"/>
+              </w:rPr>
+              <w:t xml:space="preserve">  If safe isolation of practice data cannot be assured at any step, the step fails and completion is not marked; the guard stays in the exercise, subject to the release in FR-28.</w:t>
+            </w:r>
+          </w:p>
+        </w:tc>
+      </w:tr>
+      <w:tr>
+        <w:trPr>
+          <w:cantSplit/>
+        </w:trPr>
+        <w:tc>
+          <w:tcPr>
+            <w:tcW w:type="dxa" w:w="850"/>
+            <w:tcBorders>
+              <w:top w:val="none"/>
+              <w:left w:val="none"/>
+              <w:bottom w:val="none"/>
+              <w:right w:val="none"/>
+            </w:tcBorders>
+            <w:tcMar>
+              <w:top w:type="dxa" w:w="56"/>
+              <w:left w:type="dxa" w:w="40"/>
+              <w:bottom w:type="dxa" w:w="56"/>
+              <w:right w:type="dxa" w:w="150"/>
+            </w:tcMar>
+            <w:vAlign w:val="top"/>
+          </w:tcPr>
+          <w:p>
+            <w:pPr>
+              <w:spacing w:after="0" w:line="248" w:lineRule="auto"/>
+            </w:pPr>
+            <w:r>
+              <w:rPr>
+                <w:rFonts w:ascii="Calibri" w:cs="Calibri" w:eastAsia="Calibri" w:hAnsi="Calibri"/>
+                <w:b/>
+                <w:bCs/>
+                <w:i w:val="false"/>
+                <w:iCs w:val="false"/>
+                <w:color w:val="3A3A38"/>
+                <w:sz w:val="17"/>
+                <w:szCs w:val="17"/>
+              </w:rPr>
+              <w:t xml:space="preserve">FR-16</w:t>
+            </w:r>
+          </w:p>
+        </w:tc>
+        <w:tc>
+          <w:tcPr>
+            <w:tcW w:type="dxa" w:w="2100"/>
+            <w:tcBorders>
+              <w:top w:val="none"/>
+              <w:left w:val="none"/>
+              <w:bottom w:val="none"/>
+              <w:right w:val="none"/>
+            </w:tcBorders>
+            <w:tcMar>
+              <w:top w:type="dxa" w:w="56"/>
+              <w:left w:type="dxa" w:w="40"/>
+              <w:bottom w:type="dxa" w:w="56"/>
+              <w:right w:type="dxa" w:w="150"/>
+            </w:tcMar>
+            <w:vAlign w:val="top"/>
+          </w:tcPr>
+          <w:p>
+            <w:pPr>
+              <w:spacing w:after="0" w:line="248" w:lineRule="auto"/>
+            </w:pPr>
+            <w:r>
+              <w:rPr>
+                <w:rFonts w:ascii="Calibri" w:cs="Calibri" w:eastAsia="Calibri" w:hAnsi="Calibri"/>
+                <w:b/>
+                <w:bCs/>
+                <w:i w:val="false"/>
+                <w:iCs w:val="false"/>
+                <w:color w:val="3A3A38"/>
+                <w:sz w:val="18"/>
+                <w:szCs w:val="18"/>
+              </w:rPr>
+              <w:t xml:space="preserve">Hand-off</w:t>
+            </w:r>
+          </w:p>
+        </w:tc>
+        <w:tc>
+          <w:tcPr>
+            <w:tcW w:type="dxa" w:w="6698"/>
+            <w:tcBorders>
+              <w:top w:val="none"/>
+              <w:left w:val="none"/>
+              <w:bottom w:val="none"/>
+              <w:right w:val="none"/>
+            </w:tcBorders>
+            <w:tcMar>
+              <w:top w:type="dxa" w:w="56"/>
+              <w:left w:type="dxa" w:w="40"/>
+              <w:bottom w:type="dxa" w:w="56"/>
+              <w:right w:type="dxa" w:w="150"/>
+            </w:tcMar>
+            <w:vAlign w:val="top"/>
+          </w:tcPr>
+          <w:p>
+            <w:pPr>
+              <w:spacing w:after="0" w:line="248" w:lineRule="auto"/>
+            </w:pPr>
+            <w:r>
+              <w:rPr>
+                <w:rFonts w:ascii="Calibri" w:cs="Calibri" w:eastAsia="Calibri" w:hAnsi="Calibri"/>
+                <w:b/>
+                <w:bCs/>
+                <w:color w:val="43724E"/>
+                <w:spacing w:val="6"/>
+                <w:sz w:val="14"/>
+                <w:szCs w:val="14"/>
+              </w:rPr>
+              <w:t xml:space="preserve">CONFIRMED</w:t>
+            </w:r>
+            <w:r>
+              <w:rPr>
+                <w:rFonts w:ascii="Calibri" w:cs="Calibri" w:eastAsia="Calibri" w:hAnsi="Calibri"/>
+                <w:b w:val="false"/>
+                <w:bCs w:val="false"/>
+                <w:i w:val="false"/>
+                <w:iCs w:val="false"/>
+                <w:color w:val="3A3A38"/>
+                <w:sz w:val="18"/>
+                <w:szCs w:val="18"/>
+              </w:rPr>
+              <w:t xml:space="preserve">  On confirmed completion the guard reaches the normal home screen (Talk / Capture / Type). The closing screen names the settings now switched on, so a guard who missed one has a last chance to catch it before it becomes a problem on shift.</w:t>
+            </w:r>
+          </w:p>
+        </w:tc>
+      </w:tr>
+      <w:tr>
+        <w:trPr>
+          <w:cantSplit/>
+        </w:trPr>
+        <w:tc>
+          <w:tcPr>
+            <w:tcW w:type="dxa" w:w="850"/>
+            <w:tcBorders>
+              <w:top w:val="none"/>
+              <w:left w:val="none"/>
+              <w:bottom w:val="none"/>
+              <w:right w:val="none"/>
+            </w:tcBorders>
+            <w:tcMar>
+              <w:top w:type="dxa" w:w="56"/>
+              <w:left w:type="dxa" w:w="40"/>
+              <w:bottom w:type="dxa" w:w="56"/>
+              <w:right w:type="dxa" w:w="150"/>
+            </w:tcMar>
+            <w:vAlign w:val="top"/>
+          </w:tcPr>
+          <w:p>
+            <w:pPr>
+              <w:spacing w:after="0" w:line="248" w:lineRule="auto"/>
+            </w:pPr>
+            <w:r>
+              <w:rPr>
+                <w:rFonts w:ascii="Calibri" w:cs="Calibri" w:eastAsia="Calibri" w:hAnsi="Calibri"/>
+                <w:b/>
+                <w:bCs/>
+                <w:i w:val="false"/>
+                <w:iCs w:val="false"/>
+                <w:color w:val="3A3A38"/>
+                <w:sz w:val="17"/>
+                <w:szCs w:val="17"/>
+              </w:rPr>
+              <w:t xml:space="preserve">FR-17</w:t>
+            </w:r>
+          </w:p>
+        </w:tc>
+        <w:tc>
+          <w:tcPr>
+            <w:tcW w:type="dxa" w:w="2100"/>
+            <w:tcBorders>
+              <w:top w:val="none"/>
+              <w:left w:val="none"/>
+              <w:bottom w:val="none"/>
+              <w:right w:val="none"/>
+            </w:tcBorders>
+            <w:tcMar>
+              <w:top w:type="dxa" w:w="56"/>
+              <w:left w:type="dxa" w:w="40"/>
+              <w:bottom w:type="dxa" w:w="56"/>
+              <w:right w:type="dxa" w:w="150"/>
+            </w:tcMar>
+            <w:vAlign w:val="top"/>
+          </w:tcPr>
+          <w:p>
+            <w:pPr>
+              <w:spacing w:after="0" w:line="248" w:lineRule="auto"/>
+            </w:pPr>
+            <w:r>
+              <w:rPr>
+                <w:rFonts w:ascii="Calibri" w:cs="Calibri" w:eastAsia="Calibri" w:hAnsi="Calibri"/>
+                <w:b/>
+                <w:bCs/>
+                <w:i w:val="false"/>
+                <w:iCs w:val="false"/>
+                <w:color w:val="3A3A38"/>
+                <w:sz w:val="18"/>
+                <w:szCs w:val="18"/>
+              </w:rPr>
+              <w:t xml:space="preserve">Way out for a real incident</w:t>
+            </w:r>
+          </w:p>
+        </w:tc>
+        <w:tc>
+          <w:tcPr>
+            <w:tcW w:type="dxa" w:w="6698"/>
+            <w:tcBorders>
+              <w:top w:val="none"/>
+              <w:left w:val="none"/>
+              <w:bottom w:val="none"/>
+              <w:right w:val="none"/>
+            </w:tcBorders>
+            <w:tcMar>
+              <w:top w:type="dxa" w:w="56"/>
+              <w:left w:type="dxa" w:w="40"/>
+              <w:bottom w:type="dxa" w:w="56"/>
+              <w:right w:type="dxa" w:w="150"/>
+            </w:tcMar>
+            <w:vAlign w:val="top"/>
+          </w:tcPr>
+          <w:p>
+            <w:pPr>
+              <w:spacing w:after="0" w:line="248" w:lineRule="auto"/>
+            </w:pPr>
+            <w:r>
+              <w:rPr>
+                <w:rFonts w:ascii="Calibri" w:cs="Calibri" w:eastAsia="Calibri" w:hAnsi="Calibri"/>
+                <w:b/>
+                <w:bCs/>
+                <w:color w:val="8A6A1F"/>
+                <w:spacing w:val="6"/>
+                <w:sz w:val="14"/>
+                <w:szCs w:val="14"/>
+              </w:rPr>
+              <w:t xml:space="preserve">PROPOSED</w:t>
+            </w:r>
+            <w:r>
+              <w:rPr>
+                <w:rFonts w:ascii="Calibri" w:cs="Calibri" w:eastAsia="Calibri" w:hAnsi="Calibri"/>
+                <w:b w:val="false"/>
+                <w:bCs w:val="false"/>
+                <w:i w:val="false"/>
+                <w:iCs w:val="false"/>
+                <w:color w:val="3A3A38"/>
+                <w:sz w:val="18"/>
+                <w:szCs w:val="18"/>
+              </w:rPr>
+              <w:t xml:space="preserve">  A way to leave onboarding, report a real incident, and return to the saved stage, with completion neither granted nor skipped. Reachable from every step, including the setup gates and the refresher. Crossing it must be unmistakable: the practice banner clears and the guard is told this one is live. Before the microphone permission exists the exit must open typed reporting or tell the guard to call it in, or it is unusable at exactly the point it is most likely to be needed.</w:t>
+            </w:r>
+          </w:p>
+        </w:tc>
+      </w:tr>
+      <w:tr>
+        <w:trPr>
+          <w:cantSplit/>
+        </w:trPr>
+        <w:tc>
+          <w:tcPr>
+            <w:tcW w:type="dxa" w:w="850"/>
+            <w:tcBorders>
+              <w:top w:val="none"/>
+              <w:left w:val="none"/>
+              <w:bottom w:val="none"/>
+              <w:right w:val="none"/>
+            </w:tcBorders>
+            <w:tcMar>
+              <w:top w:type="dxa" w:w="56"/>
+              <w:left w:type="dxa" w:w="40"/>
+              <w:bottom w:type="dxa" w:w="56"/>
+              <w:right w:type="dxa" w:w="150"/>
+            </w:tcMar>
+            <w:vAlign w:val="top"/>
+          </w:tcPr>
+          <w:p>
+            <w:pPr>
+              <w:spacing w:after="0" w:line="248" w:lineRule="auto"/>
+            </w:pPr>
+            <w:r>
+              <w:rPr>
+                <w:rFonts w:ascii="Calibri" w:cs="Calibri" w:eastAsia="Calibri" w:hAnsi="Calibri"/>
+                <w:b/>
+                <w:bCs/>
+                <w:i w:val="false"/>
+                <w:iCs w:val="false"/>
+                <w:color w:val="3A3A38"/>
+                <w:sz w:val="17"/>
+                <w:szCs w:val="17"/>
+              </w:rPr>
+              <w:t xml:space="preserve">FR-18</w:t>
+            </w:r>
+          </w:p>
+        </w:tc>
+        <w:tc>
+          <w:tcPr>
+            <w:tcW w:type="dxa" w:w="2100"/>
+            <w:tcBorders>
+              <w:top w:val="none"/>
+              <w:left w:val="none"/>
+              <w:bottom w:val="none"/>
+              <w:right w:val="none"/>
+            </w:tcBorders>
+            <w:tcMar>
+              <w:top w:type="dxa" w:w="56"/>
+              <w:left w:type="dxa" w:w="40"/>
+              <w:bottom w:type="dxa" w:w="56"/>
+              <w:right w:type="dxa" w:w="150"/>
+            </w:tcMar>
+            <w:vAlign w:val="top"/>
+          </w:tcPr>
+          <w:p>
+            <w:pPr>
+              <w:spacing w:after="0" w:line="248" w:lineRule="auto"/>
+            </w:pPr>
+            <w:r>
+              <w:rPr>
+                <w:rFonts w:ascii="Calibri" w:cs="Calibri" w:eastAsia="Calibri" w:hAnsi="Calibri"/>
+                <w:b/>
+                <w:bCs/>
+                <w:i w:val="false"/>
+                <w:iCs w:val="false"/>
+                <w:color w:val="3A3A38"/>
+                <w:sz w:val="18"/>
+                <w:szCs w:val="18"/>
+              </w:rPr>
+              <w:t xml:space="preserve">Idempotency / concurrency</w:t>
+            </w:r>
+          </w:p>
+        </w:tc>
+        <w:tc>
+          <w:tcPr>
+            <w:tcW w:type="dxa" w:w="6698"/>
+            <w:tcBorders>
+              <w:top w:val="none"/>
+              <w:left w:val="none"/>
+              <w:bottom w:val="none"/>
+              <w:right w:val="none"/>
+            </w:tcBorders>
+            <w:tcMar>
+              <w:top w:type="dxa" w:w="56"/>
+              <w:left w:type="dxa" w:w="40"/>
+              <w:bottom w:type="dxa" w:w="56"/>
+              <w:right w:type="dxa" w:w="150"/>
+            </w:tcMar>
+            <w:vAlign w:val="top"/>
+          </w:tcPr>
+          <w:p>
+            <w:pPr>
+              <w:spacing w:after="0" w:line="248" w:lineRule="auto"/>
+            </w:pPr>
+            <w:r>
+              <w:rPr>
+                <w:rFonts w:ascii="Calibri" w:cs="Calibri" w:eastAsia="Calibri" w:hAnsi="Calibri"/>
+                <w:b/>
+                <w:bCs/>
+                <w:color w:val="8A6A1F"/>
+                <w:spacing w:val="6"/>
+                <w:sz w:val="14"/>
+                <w:szCs w:val="14"/>
+              </w:rPr>
+              <w:t xml:space="preserve">PROPOSED</w:t>
+            </w:r>
+            <w:r>
+              <w:rPr>
+                <w:rFonts w:ascii="Calibri" w:cs="Calibri" w:eastAsia="Calibri" w:hAnsi="Calibri"/>
+                <w:b w:val="false"/>
+                <w:bCs w:val="false"/>
+                <w:i w:val="false"/>
+                <w:iCs w:val="false"/>
+                <w:color w:val="3A3A38"/>
+                <w:sz w:val="18"/>
+                <w:szCs w:val="18"/>
+              </w:rPr>
+              <w:t xml:space="preserve">  One onboarding record per guard, and one active practice-report reference per practice run. Retries do not duplicate; the newest valid server-side progress wins with no regression; the completion operation is idempotent. One carve-out: if the build implements FR-26 by moving the stage back to the permissions gate, that is deliberate and must not be blocked by the no-regression rule.</w:t>
+            </w:r>
+          </w:p>
+        </w:tc>
+      </w:tr>
+      <w:tr>
+        <w:trPr>
+          <w:cantSplit/>
+        </w:trPr>
+        <w:tc>
+          <w:tcPr>
+            <w:tcW w:type="dxa" w:w="850"/>
+            <w:tcBorders>
+              <w:top w:val="none"/>
+              <w:left w:val="none"/>
+              <w:bottom w:val="none"/>
+              <w:right w:val="none"/>
+            </w:tcBorders>
+            <w:tcMar>
+              <w:top w:type="dxa" w:w="56"/>
+              <w:left w:type="dxa" w:w="40"/>
+              <w:bottom w:type="dxa" w:w="56"/>
+              <w:right w:type="dxa" w:w="150"/>
+            </w:tcMar>
+            <w:vAlign w:val="top"/>
+          </w:tcPr>
+          <w:p>
+            <w:pPr>
+              <w:spacing w:after="0" w:line="248" w:lineRule="auto"/>
+            </w:pPr>
+            <w:r>
+              <w:rPr>
+                <w:rFonts w:ascii="Calibri" w:cs="Calibri" w:eastAsia="Calibri" w:hAnsi="Calibri"/>
+                <w:b/>
+                <w:bCs/>
+                <w:i w:val="false"/>
+                <w:iCs w:val="false"/>
+                <w:color w:val="3A3A38"/>
+                <w:sz w:val="17"/>
+                <w:szCs w:val="17"/>
+              </w:rPr>
+              <w:t xml:space="preserve">FR-19</w:t>
+            </w:r>
+          </w:p>
+        </w:tc>
+        <w:tc>
+          <w:tcPr>
+            <w:tcW w:type="dxa" w:w="2100"/>
+            <w:tcBorders>
+              <w:top w:val="none"/>
+              <w:left w:val="none"/>
+              <w:bottom w:val="none"/>
+              <w:right w:val="none"/>
+            </w:tcBorders>
+            <w:tcMar>
+              <w:top w:type="dxa" w:w="56"/>
+              <w:left w:type="dxa" w:w="40"/>
+              <w:bottom w:type="dxa" w:w="56"/>
+              <w:right w:type="dxa" w:w="150"/>
+            </w:tcMar>
+            <w:vAlign w:val="top"/>
+          </w:tcPr>
+          <w:p>
+            <w:pPr>
+              <w:spacing w:after="0" w:line="248" w:lineRule="auto"/>
+            </w:pPr>
+            <w:r>
+              <w:rPr>
+                <w:rFonts w:ascii="Calibri" w:cs="Calibri" w:eastAsia="Calibri" w:hAnsi="Calibri"/>
+                <w:b/>
+                <w:bCs/>
+                <w:i w:val="false"/>
+                <w:iCs w:val="false"/>
+                <w:color w:val="3A3A38"/>
+                <w:sz w:val="18"/>
+                <w:szCs w:val="18"/>
+              </w:rPr>
+              <w:t xml:space="preserve">Privacy / telemetry</w:t>
+            </w:r>
+          </w:p>
+        </w:tc>
+        <w:tc>
+          <w:tcPr>
+            <w:tcW w:type="dxa" w:w="6698"/>
+            <w:tcBorders>
+              <w:top w:val="none"/>
+              <w:left w:val="none"/>
+              <w:bottom w:val="none"/>
+              <w:right w:val="none"/>
+            </w:tcBorders>
+            <w:tcMar>
+              <w:top w:type="dxa" w:w="56"/>
+              <w:left w:type="dxa" w:w="40"/>
+              <w:bottom w:type="dxa" w:w="56"/>
+              <w:right w:type="dxa" w:w="150"/>
+            </w:tcMar>
+            <w:vAlign w:val="top"/>
+          </w:tcPr>
+          <w:p>
+            <w:pPr>
+              <w:spacing w:after="0" w:line="248" w:lineRule="auto"/>
+            </w:pPr>
+            <w:r>
+              <w:rPr>
+                <w:rFonts w:ascii="Calibri" w:cs="Calibri" w:eastAsia="Calibri" w:hAnsi="Calibri"/>
+                <w:b/>
+                <w:bCs/>
+                <w:color w:val="8A6A1F"/>
+                <w:spacing w:val="6"/>
+                <w:sz w:val="14"/>
+                <w:szCs w:val="14"/>
+              </w:rPr>
+              <w:t xml:space="preserve">PROPOSED</w:t>
+            </w:r>
+            <w:r>
+              <w:rPr>
+                <w:rFonts w:ascii="Calibri" w:cs="Calibri" w:eastAsia="Calibri" w:hAnsi="Calibri"/>
+                <w:b w:val="false"/>
+                <w:bCs w:val="false"/>
+                <w:i w:val="false"/>
+                <w:iCs w:val="false"/>
+                <w:color w:val="3A3A38"/>
+                <w:sz w:val="18"/>
+                <w:szCs w:val="18"/>
+              </w:rPr>
+              <w:t xml:space="preserve">  Telemetry records only stage and error codes and completion metrics. It does not log raw voice or transcript content beyond existing policy, and never routes fictional incident content into operational analytics.</w:t>
+            </w:r>
+          </w:p>
+        </w:tc>
+      </w:tr>
+      <w:tr>
+        <w:trPr>
+          <w:cantSplit/>
+        </w:trPr>
+        <w:tc>
+          <w:tcPr>
+            <w:tcW w:type="dxa" w:w="850"/>
+            <w:tcBorders>
+              <w:top w:val="none"/>
+              <w:left w:val="none"/>
+              <w:bottom w:val="none"/>
+              <w:right w:val="none"/>
+            </w:tcBorders>
+            <w:tcMar>
+              <w:top w:type="dxa" w:w="56"/>
+              <w:left w:type="dxa" w:w="40"/>
+              <w:bottom w:type="dxa" w:w="56"/>
+              <w:right w:type="dxa" w:w="150"/>
+            </w:tcMar>
+            <w:vAlign w:val="top"/>
+          </w:tcPr>
+          <w:p>
+            <w:pPr>
+              <w:spacing w:after="0" w:line="248" w:lineRule="auto"/>
+            </w:pPr>
+            <w:r>
+              <w:rPr>
+                <w:rFonts w:ascii="Calibri" w:cs="Calibri" w:eastAsia="Calibri" w:hAnsi="Calibri"/>
+                <w:b/>
+                <w:bCs/>
+                <w:i w:val="false"/>
+                <w:iCs w:val="false"/>
+                <w:color w:val="3A3A38"/>
+                <w:sz w:val="17"/>
+                <w:szCs w:val="17"/>
+              </w:rPr>
+              <w:t xml:space="preserve">FR-20</w:t>
+            </w:r>
+          </w:p>
+        </w:tc>
+        <w:tc>
+          <w:tcPr>
+            <w:tcW w:type="dxa" w:w="2100"/>
+            <w:tcBorders>
+              <w:top w:val="none"/>
+              <w:left w:val="none"/>
+              <w:bottom w:val="none"/>
+              <w:right w:val="none"/>
+            </w:tcBorders>
+            <w:tcMar>
+              <w:top w:type="dxa" w:w="56"/>
+              <w:left w:type="dxa" w:w="40"/>
+              <w:bottom w:type="dxa" w:w="56"/>
+              <w:right w:type="dxa" w:w="150"/>
+            </w:tcMar>
+            <w:vAlign w:val="top"/>
+          </w:tcPr>
+          <w:p>
+            <w:pPr>
+              <w:spacing w:after="0" w:line="248" w:lineRule="auto"/>
+            </w:pPr>
+            <w:r>
+              <w:rPr>
+                <w:rFonts w:ascii="Calibri" w:cs="Calibri" w:eastAsia="Calibri" w:hAnsi="Calibri"/>
+                <w:b/>
+                <w:bCs/>
+                <w:i w:val="false"/>
+                <w:iCs w:val="false"/>
+                <w:color w:val="3A3A38"/>
+                <w:sz w:val="18"/>
+                <w:szCs w:val="18"/>
+              </w:rPr>
+              <w:t xml:space="preserve">Deferred visual support</w:t>
+            </w:r>
+          </w:p>
+        </w:tc>
+        <w:tc>
+          <w:tcPr>
+            <w:tcW w:type="dxa" w:w="6698"/>
+            <w:tcBorders>
+              <w:top w:val="none"/>
+              <w:left w:val="none"/>
+              <w:bottom w:val="none"/>
+              <w:right w:val="none"/>
+            </w:tcBorders>
+            <w:tcMar>
+              <w:top w:type="dxa" w:w="56"/>
+              <w:left w:type="dxa" w:w="40"/>
+              <w:bottom w:type="dxa" w:w="56"/>
+              <w:right w:type="dxa" w:w="150"/>
+            </w:tcMar>
+            <w:vAlign w:val="top"/>
+          </w:tcPr>
+          <w:p>
+            <w:pPr>
+              <w:spacing w:after="0" w:line="248" w:lineRule="auto"/>
+            </w:pPr>
+            <w:r>
+              <w:rPr>
+                <w:rFonts w:ascii="Calibri" w:cs="Calibri" w:eastAsia="Calibri" w:hAnsi="Calibri"/>
+                <w:b/>
+                <w:bCs/>
+                <w:color w:val="43724E"/>
+                <w:spacing w:val="6"/>
+                <w:sz w:val="14"/>
+                <w:szCs w:val="14"/>
+              </w:rPr>
+              <w:t xml:space="preserve">CONFIRMED</w:t>
+            </w:r>
+            <w:r>
+              <w:rPr>
+                <w:rFonts w:ascii="Calibri" w:cs="Calibri" w:eastAsia="Calibri" w:hAnsi="Calibri"/>
+                <w:b w:val="false"/>
+                <w:bCs w:val="false"/>
+                <w:i w:val="false"/>
+                <w:iCs w:val="false"/>
+                <w:color w:val="3A3A38"/>
+                <w:sz w:val="18"/>
+                <w:szCs w:val="18"/>
+              </w:rPr>
+              <w:t xml:space="preserve">  Tooltips and highlight animations for dark or noisy sites are deferred; the need is judged during testing. This does not cover the on-screen identification of the edit target in FR-11, which is required for the MVP.</w:t>
+            </w:r>
+          </w:p>
+        </w:tc>
+      </w:tr>
+      <w:tr>
+        <w:trPr>
+          <w:cantSplit/>
+        </w:trPr>
+        <w:tc>
+          <w:tcPr>
+            <w:tcW w:type="dxa" w:w="850"/>
+            <w:tcBorders>
+              <w:top w:val="none"/>
+              <w:left w:val="none"/>
+              <w:bottom w:val="none"/>
+              <w:right w:val="none"/>
+            </w:tcBorders>
+            <w:tcMar>
+              <w:top w:type="dxa" w:w="56"/>
+              <w:left w:type="dxa" w:w="40"/>
+              <w:bottom w:type="dxa" w:w="56"/>
+              <w:right w:type="dxa" w:w="150"/>
+            </w:tcMar>
+            <w:vAlign w:val="top"/>
+          </w:tcPr>
+          <w:p>
+            <w:pPr>
+              <w:spacing w:after="0" w:line="248" w:lineRule="auto"/>
+            </w:pPr>
+            <w:r>
+              <w:rPr>
+                <w:rFonts w:ascii="Calibri" w:cs="Calibri" w:eastAsia="Calibri" w:hAnsi="Calibri"/>
+                <w:b/>
+                <w:bCs/>
+                <w:i w:val="false"/>
+                <w:iCs w:val="false"/>
+                <w:color w:val="3A3A38"/>
+                <w:sz w:val="17"/>
+                <w:szCs w:val="17"/>
+              </w:rPr>
+              <w:t xml:space="preserve">FR-21</w:t>
+            </w:r>
+          </w:p>
+        </w:tc>
+        <w:tc>
+          <w:tcPr>
+            <w:tcW w:type="dxa" w:w="2100"/>
+            <w:tcBorders>
+              <w:top w:val="none"/>
+              <w:left w:val="none"/>
+              <w:bottom w:val="none"/>
+              <w:right w:val="none"/>
+            </w:tcBorders>
+            <w:tcMar>
+              <w:top w:type="dxa" w:w="56"/>
+              <w:left w:type="dxa" w:w="40"/>
+              <w:bottom w:type="dxa" w:w="56"/>
+              <w:right w:type="dxa" w:w="150"/>
+            </w:tcMar>
+            <w:vAlign w:val="top"/>
+          </w:tcPr>
+          <w:p>
+            <w:pPr>
+              <w:spacing w:after="0" w:line="248" w:lineRule="auto"/>
+            </w:pPr>
+            <w:r>
+              <w:rPr>
+                <w:rFonts w:ascii="Calibri" w:cs="Calibri" w:eastAsia="Calibri" w:hAnsi="Calibri"/>
+                <w:b/>
+                <w:bCs/>
+                <w:i w:val="false"/>
+                <w:iCs w:val="false"/>
+                <w:color w:val="3A3A38"/>
+                <w:sz w:val="18"/>
+                <w:szCs w:val="18"/>
+              </w:rPr>
+              <w:t xml:space="preserve">Tone and engagement</w:t>
+            </w:r>
+          </w:p>
+        </w:tc>
+        <w:tc>
+          <w:tcPr>
+            <w:tcW w:type="dxa" w:w="6698"/>
+            <w:tcBorders>
+              <w:top w:val="none"/>
+              <w:left w:val="none"/>
+              <w:bottom w:val="none"/>
+              <w:right w:val="none"/>
+            </w:tcBorders>
+            <w:tcMar>
+              <w:top w:type="dxa" w:w="56"/>
+              <w:left w:type="dxa" w:w="40"/>
+              <w:bottom w:type="dxa" w:w="56"/>
+              <w:right w:type="dxa" w:w="150"/>
+            </w:tcMar>
+            <w:vAlign w:val="top"/>
+          </w:tcPr>
+          <w:p>
+            <w:pPr>
+              <w:spacing w:after="0" w:line="248" w:lineRule="auto"/>
+            </w:pPr>
+            <w:r>
+              <w:rPr>
+                <w:rFonts w:ascii="Calibri" w:cs="Calibri" w:eastAsia="Calibri" w:hAnsi="Calibri"/>
+                <w:b/>
+                <w:bCs/>
+                <w:color w:val="43724E"/>
+                <w:spacing w:val="6"/>
+                <w:sz w:val="14"/>
+                <w:szCs w:val="14"/>
+              </w:rPr>
+              <w:t xml:space="preserve">CONFIRMED</w:t>
+            </w:r>
+            <w:r>
+              <w:rPr>
+                <w:rFonts w:ascii="Calibri" w:cs="Calibri" w:eastAsia="Calibri" w:hAnsi="Calibri"/>
+                <w:b w:val="false"/>
+                <w:bCs w:val="false"/>
+                <w:i w:val="false"/>
+                <w:iCs w:val="false"/>
+                <w:color w:val="3A3A38"/>
+                <w:sz w:val="18"/>
+                <w:szCs w:val="18"/>
+              </w:rPr>
+              <w:t xml:space="preserve">  The experience must feel like being handed something useful, not like sitting a test. SAM introduces itself as the guard’s new assistant, invites them to get to know each other, frames each step as a benefit, and closes warmly. A dry “do this, then that” sequence does not meet this requirement.</w:t>
+            </w:r>
+          </w:p>
+        </w:tc>
+      </w:tr>
+      <w:tr>
+        <w:trPr>
+          <w:cantSplit/>
+        </w:trPr>
+        <w:tc>
+          <w:tcPr>
+            <w:tcW w:type="dxa" w:w="850"/>
+            <w:tcBorders>
+              <w:top w:val="none"/>
+              <w:left w:val="none"/>
+              <w:bottom w:val="none"/>
+              <w:right w:val="none"/>
+            </w:tcBorders>
+            <w:tcMar>
+              <w:top w:type="dxa" w:w="56"/>
+              <w:left w:type="dxa" w:w="40"/>
+              <w:bottom w:type="dxa" w:w="56"/>
+              <w:right w:type="dxa" w:w="150"/>
+            </w:tcMar>
+            <w:vAlign w:val="top"/>
+          </w:tcPr>
+          <w:p>
+            <w:pPr>
+              <w:spacing w:after="0" w:line="248" w:lineRule="auto"/>
+            </w:pPr>
+            <w:r>
+              <w:rPr>
+                <w:rFonts w:ascii="Calibri" w:cs="Calibri" w:eastAsia="Calibri" w:hAnsi="Calibri"/>
+                <w:b/>
+                <w:bCs/>
+                <w:i w:val="false"/>
+                <w:iCs w:val="false"/>
+                <w:color w:val="3A3A38"/>
+                <w:sz w:val="17"/>
+                <w:szCs w:val="17"/>
+              </w:rPr>
+              <w:t xml:space="preserve">FR-22</w:t>
+            </w:r>
+          </w:p>
+        </w:tc>
+        <w:tc>
+          <w:tcPr>
+            <w:tcW w:type="dxa" w:w="2100"/>
+            <w:tcBorders>
+              <w:top w:val="none"/>
+              <w:left w:val="none"/>
+              <w:bottom w:val="none"/>
+              <w:right w:val="none"/>
+            </w:tcBorders>
+            <w:tcMar>
+              <w:top w:type="dxa" w:w="56"/>
+              <w:left w:type="dxa" w:w="40"/>
+              <w:bottom w:type="dxa" w:w="56"/>
+              <w:right w:type="dxa" w:w="150"/>
+            </w:tcMar>
+            <w:vAlign w:val="top"/>
+          </w:tcPr>
+          <w:p>
+            <w:pPr>
+              <w:spacing w:after="0" w:line="248" w:lineRule="auto"/>
+            </w:pPr>
+            <w:r>
+              <w:rPr>
+                <w:rFonts w:ascii="Calibri" w:cs="Calibri" w:eastAsia="Calibri" w:hAnsi="Calibri"/>
+                <w:b/>
+                <w:bCs/>
+                <w:i w:val="false"/>
+                <w:iCs w:val="false"/>
+                <w:color w:val="3A3A38"/>
+                <w:sz w:val="18"/>
+                <w:szCs w:val="18"/>
+              </w:rPr>
+              <w:t xml:space="preserve">NFC gate</w:t>
+            </w:r>
+          </w:p>
+        </w:tc>
+        <w:tc>
+          <w:tcPr>
+            <w:tcW w:type="dxa" w:w="6698"/>
+            <w:tcBorders>
+              <w:top w:val="none"/>
+              <w:left w:val="none"/>
+              <w:bottom w:val="none"/>
+              <w:right w:val="none"/>
+            </w:tcBorders>
+            <w:tcMar>
+              <w:top w:type="dxa" w:w="56"/>
+              <w:left w:type="dxa" w:w="40"/>
+              <w:bottom w:type="dxa" w:w="56"/>
+              <w:right w:type="dxa" w:w="150"/>
+            </w:tcMar>
+            <w:vAlign w:val="top"/>
+          </w:tcPr>
+          <w:p>
+            <w:pPr>
+              <w:spacing w:after="0" w:line="248" w:lineRule="auto"/>
+            </w:pPr>
+            <w:r>
+              <w:rPr>
+                <w:rFonts w:ascii="Calibri" w:cs="Calibri" w:eastAsia="Calibri" w:hAnsi="Calibri"/>
+                <w:b/>
+                <w:bCs/>
+                <w:color w:val="43724E"/>
+                <w:spacing w:val="6"/>
+                <w:sz w:val="14"/>
+                <w:szCs w:val="14"/>
+              </w:rPr>
+              <w:t xml:space="preserve">CONFIRMED</w:t>
+            </w:r>
+            <w:r>
+              <w:rPr>
+                <w:rFonts w:ascii="Calibri" w:cs="Calibri" w:eastAsia="Calibri" w:hAnsi="Calibri"/>
+                <w:b w:val="false"/>
+                <w:bCs w:val="false"/>
+                <w:i w:val="false"/>
+                <w:iCs w:val="false"/>
+                <w:color w:val="3A3A38"/>
+                <w:sz w:val="18"/>
+                <w:szCs w:val="18"/>
+              </w:rPr>
+              <w:t xml:space="preserve">  After permissions, SAM links the guard to the NFC setting; the guard switches it on, returns and confirms. NFC is what reads the checkpoint tags. Not every site uses tags, but having it on costs nothing and avoids a failure later, so it is part of setup for everyone. The copy must not make it conditional on the guard’s site, or a guard on a tag-less site is handed a reason to confirm without acting.</w:t>
+            </w:r>
+          </w:p>
+        </w:tc>
+      </w:tr>
+      <w:tr>
+        <w:trPr>
+          <w:cantSplit/>
+        </w:trPr>
+        <w:tc>
+          <w:tcPr>
+            <w:tcW w:type="dxa" w:w="850"/>
+            <w:tcBorders>
+              <w:top w:val="none"/>
+              <w:left w:val="none"/>
+              <w:bottom w:val="none"/>
+              <w:right w:val="none"/>
+            </w:tcBorders>
+            <w:tcMar>
+              <w:top w:type="dxa" w:w="56"/>
+              <w:left w:type="dxa" w:w="40"/>
+              <w:bottom w:type="dxa" w:w="56"/>
+              <w:right w:type="dxa" w:w="150"/>
+            </w:tcMar>
+            <w:vAlign w:val="top"/>
+          </w:tcPr>
+          <w:p>
+            <w:pPr>
+              <w:spacing w:after="0" w:line="248" w:lineRule="auto"/>
+            </w:pPr>
+            <w:r>
+              <w:rPr>
+                <w:rFonts w:ascii="Calibri" w:cs="Calibri" w:eastAsia="Calibri" w:hAnsi="Calibri"/>
+                <w:b/>
+                <w:bCs/>
+                <w:i w:val="false"/>
+                <w:iCs w:val="false"/>
+                <w:color w:val="3A3A38"/>
+                <w:sz w:val="17"/>
+                <w:szCs w:val="17"/>
+              </w:rPr>
+              <w:t xml:space="preserve">FR-23</w:t>
+            </w:r>
+          </w:p>
+        </w:tc>
+        <w:tc>
+          <w:tcPr>
+            <w:tcW w:type="dxa" w:w="2100"/>
+            <w:tcBorders>
+              <w:top w:val="none"/>
+              <w:left w:val="none"/>
+              <w:bottom w:val="none"/>
+              <w:right w:val="none"/>
+            </w:tcBorders>
+            <w:tcMar>
+              <w:top w:type="dxa" w:w="56"/>
+              <w:left w:type="dxa" w:w="40"/>
+              <w:bottom w:type="dxa" w:w="56"/>
+              <w:right w:type="dxa" w:w="150"/>
+            </w:tcMar>
+            <w:vAlign w:val="top"/>
+          </w:tcPr>
+          <w:p>
+            <w:pPr>
+              <w:spacing w:after="0" w:line="248" w:lineRule="auto"/>
+            </w:pPr>
+            <w:r>
+              <w:rPr>
+                <w:rFonts w:ascii="Calibri" w:cs="Calibri" w:eastAsia="Calibri" w:hAnsi="Calibri"/>
+                <w:b/>
+                <w:bCs/>
+                <w:i w:val="false"/>
+                <w:iCs w:val="false"/>
+                <w:color w:val="3A3A38"/>
+                <w:sz w:val="18"/>
+                <w:szCs w:val="18"/>
+              </w:rPr>
+              <w:t xml:space="preserve">Background-tracking gate</w:t>
+            </w:r>
+          </w:p>
+        </w:tc>
+        <w:tc>
+          <w:tcPr>
+            <w:tcW w:type="dxa" w:w="6698"/>
+            <w:tcBorders>
+              <w:top w:val="none"/>
+              <w:left w:val="none"/>
+              <w:bottom w:val="none"/>
+              <w:right w:val="none"/>
+            </w:tcBorders>
+            <w:tcMar>
+              <w:top w:type="dxa" w:w="56"/>
+              <w:left w:type="dxa" w:w="40"/>
+              <w:bottom w:type="dxa" w:w="56"/>
+              <w:right w:type="dxa" w:w="150"/>
+            </w:tcMar>
+            <w:vAlign w:val="top"/>
+          </w:tcPr>
+          <w:p>
+            <w:pPr>
+              <w:spacing w:after="0" w:line="248" w:lineRule="auto"/>
+            </w:pPr>
+            <w:r>
+              <w:rPr>
+                <w:rFonts w:ascii="Calibri" w:cs="Calibri" w:eastAsia="Calibri" w:hAnsi="Calibri"/>
+                <w:b/>
+                <w:bCs/>
+                <w:color w:val="43724E"/>
+                <w:spacing w:val="6"/>
+                <w:sz w:val="14"/>
+                <w:szCs w:val="14"/>
+              </w:rPr>
+              <w:t xml:space="preserve">CONFIRMED</w:t>
+            </w:r>
+            <w:r>
+              <w:rPr>
+                <w:rFonts w:ascii="Calibri" w:cs="Calibri" w:eastAsia="Calibri" w:hAnsi="Calibri"/>
+                <w:b w:val="false"/>
+                <w:bCs w:val="false"/>
+                <w:i w:val="false"/>
+                <w:iCs w:val="false"/>
+                <w:color w:val="3A3A38"/>
+                <w:sz w:val="18"/>
+                <w:szCs w:val="18"/>
+              </w:rPr>
+              <w:t xml:space="preserve">  The third gate: background tracking, which the reviewer confirms is part of SAM OnSite’s own app settings screen rather than the phone’s. Same shape as the others: SAM explains why it is needed, links straight to that one setting from inside onboarding, and the guard switches it on and returns to confirm.</w:t>
+            </w:r>
+          </w:p>
+        </w:tc>
+      </w:tr>
+      <w:tr>
+        <w:trPr>
+          <w:cantSplit/>
+        </w:trPr>
+        <w:tc>
+          <w:tcPr>
+            <w:tcW w:type="dxa" w:w="850"/>
+            <w:tcBorders>
+              <w:top w:val="none"/>
+              <w:left w:val="none"/>
+              <w:bottom w:val="none"/>
+              <w:right w:val="none"/>
+            </w:tcBorders>
+            <w:tcMar>
+              <w:top w:type="dxa" w:w="56"/>
+              <w:left w:type="dxa" w:w="40"/>
+              <w:bottom w:type="dxa" w:w="56"/>
+              <w:right w:type="dxa" w:w="150"/>
+            </w:tcMar>
+            <w:vAlign w:val="top"/>
+          </w:tcPr>
+          <w:p>
+            <w:pPr>
+              <w:spacing w:after="0" w:line="248" w:lineRule="auto"/>
+            </w:pPr>
+            <w:r>
+              <w:rPr>
+                <w:rFonts w:ascii="Calibri" w:cs="Calibri" w:eastAsia="Calibri" w:hAnsi="Calibri"/>
+                <w:b/>
+                <w:bCs/>
+                <w:i w:val="false"/>
+                <w:iCs w:val="false"/>
+                <w:color w:val="3A3A38"/>
+                <w:sz w:val="17"/>
+                <w:szCs w:val="17"/>
+              </w:rPr>
+              <w:t xml:space="preserve">FR-24</w:t>
+            </w:r>
+          </w:p>
+        </w:tc>
+        <w:tc>
+          <w:tcPr>
+            <w:tcW w:type="dxa" w:w="2100"/>
+            <w:tcBorders>
+              <w:top w:val="none"/>
+              <w:left w:val="none"/>
+              <w:bottom w:val="none"/>
+              <w:right w:val="none"/>
+            </w:tcBorders>
+            <w:tcMar>
+              <w:top w:type="dxa" w:w="56"/>
+              <w:left w:type="dxa" w:w="40"/>
+              <w:bottom w:type="dxa" w:w="56"/>
+              <w:right w:type="dxa" w:w="150"/>
+            </w:tcMar>
+            <w:vAlign w:val="top"/>
+          </w:tcPr>
+          <w:p>
+            <w:pPr>
+              <w:spacing w:after="0" w:line="248" w:lineRule="auto"/>
+            </w:pPr>
+            <w:r>
+              <w:rPr>
+                <w:rFonts w:ascii="Calibri" w:cs="Calibri" w:eastAsia="Calibri" w:hAnsi="Calibri"/>
+                <w:b/>
+                <w:bCs/>
+                <w:i w:val="false"/>
+                <w:iCs w:val="false"/>
+                <w:color w:val="3A3A38"/>
+                <w:sz w:val="18"/>
+                <w:szCs w:val="18"/>
+              </w:rPr>
+              <w:t xml:space="preserve">Check the settings where the app can</w:t>
+            </w:r>
+          </w:p>
+        </w:tc>
+        <w:tc>
+          <w:tcPr>
+            <w:tcW w:type="dxa" w:w="6698"/>
+            <w:tcBorders>
+              <w:top w:val="none"/>
+              <w:left w:val="none"/>
+              <w:bottom w:val="none"/>
+              <w:right w:val="none"/>
+            </w:tcBorders>
+            <w:tcMar>
+              <w:top w:type="dxa" w:w="56"/>
+              <w:left w:type="dxa" w:w="40"/>
+              <w:bottom w:type="dxa" w:w="56"/>
+              <w:right w:type="dxa" w:w="150"/>
+            </w:tcMar>
+            <w:vAlign w:val="top"/>
+          </w:tcPr>
+          <w:p>
+            <w:pPr>
+              <w:spacing w:after="0" w:line="248" w:lineRule="auto"/>
+            </w:pPr>
+            <w:r>
+              <w:rPr>
+                <w:rFonts w:ascii="Calibri" w:cs="Calibri" w:eastAsia="Calibri" w:hAnsi="Calibri"/>
+                <w:b/>
+                <w:bCs/>
+                <w:color w:val="43724E"/>
+                <w:spacing w:val="6"/>
+                <w:sz w:val="14"/>
+                <w:szCs w:val="14"/>
+              </w:rPr>
+              <w:t xml:space="preserve">CONFIRMED</w:t>
+            </w:r>
+            <w:r>
+              <w:rPr>
+                <w:rFonts w:ascii="Calibri" w:cs="Calibri" w:eastAsia="Calibri" w:hAnsi="Calibri"/>
+                <w:b w:val="false"/>
+                <w:bCs w:val="false"/>
+                <w:i w:val="false"/>
+                <w:iCs w:val="false"/>
+                <w:color w:val="3A3A38"/>
+                <w:sz w:val="18"/>
+                <w:szCs w:val="18"/>
+              </w:rPr>
+              <w:t xml:space="preserve">  Engineering has confirmed the app can detect a permission that should be on and is off, with three exceptions: location at “allow all the time”, background activity, and physical activity. So the gates split. Everything checkable is checked, and a gate that reads back as off returns the guard to it instead of advancing. The three exceptions are guided and then taken on the guard’s word, and location “allow all the time” is the one that matters most, because the app requests location but not at that level, so onboarding has to walk the guard to the second screen itself. Whether NFC state is readable is still open.</w:t>
+            </w:r>
+          </w:p>
+        </w:tc>
+      </w:tr>
+      <w:tr>
+        <w:trPr>
+          <w:cantSplit/>
+        </w:trPr>
+        <w:tc>
+          <w:tcPr>
+            <w:tcW w:type="dxa" w:w="850"/>
+            <w:tcBorders>
+              <w:top w:val="none"/>
+              <w:left w:val="none"/>
+              <w:bottom w:val="none"/>
+              <w:right w:val="none"/>
+            </w:tcBorders>
+            <w:tcMar>
+              <w:top w:type="dxa" w:w="56"/>
+              <w:left w:type="dxa" w:w="40"/>
+              <w:bottom w:type="dxa" w:w="56"/>
+              <w:right w:type="dxa" w:w="150"/>
+            </w:tcMar>
+            <w:vAlign w:val="top"/>
+          </w:tcPr>
+          <w:p>
+            <w:pPr>
+              <w:spacing w:after="0" w:line="248" w:lineRule="auto"/>
+            </w:pPr>
+            <w:r>
+              <w:rPr>
+                <w:rFonts w:ascii="Calibri" w:cs="Calibri" w:eastAsia="Calibri" w:hAnsi="Calibri"/>
+                <w:b/>
+                <w:bCs/>
+                <w:i w:val="false"/>
+                <w:iCs w:val="false"/>
+                <w:color w:val="3A3A38"/>
+                <w:sz w:val="17"/>
+                <w:szCs w:val="17"/>
+              </w:rPr>
+              <w:t xml:space="preserve">FR-25</w:t>
+            </w:r>
+          </w:p>
+        </w:tc>
+        <w:tc>
+          <w:tcPr>
+            <w:tcW w:type="dxa" w:w="2100"/>
+            <w:tcBorders>
+              <w:top w:val="none"/>
+              <w:left w:val="none"/>
+              <w:bottom w:val="none"/>
+              <w:right w:val="none"/>
+            </w:tcBorders>
+            <w:tcMar>
+              <w:top w:type="dxa" w:w="56"/>
+              <w:left w:type="dxa" w:w="40"/>
+              <w:bottom w:type="dxa" w:w="56"/>
+              <w:right w:type="dxa" w:w="150"/>
+            </w:tcMar>
+            <w:vAlign w:val="top"/>
+          </w:tcPr>
+          <w:p>
+            <w:pPr>
+              <w:spacing w:after="0" w:line="248" w:lineRule="auto"/>
+            </w:pPr>
+            <w:r>
+              <w:rPr>
+                <w:rFonts w:ascii="Calibri" w:cs="Calibri" w:eastAsia="Calibri" w:hAnsi="Calibri"/>
+                <w:b/>
+                <w:bCs/>
+                <w:i w:val="false"/>
+                <w:iCs w:val="false"/>
+                <w:color w:val="3A3A38"/>
+                <w:sz w:val="18"/>
+                <w:szCs w:val="18"/>
+              </w:rPr>
+              <w:t xml:space="preserve">Tips taught in context</w:t>
+            </w:r>
+          </w:p>
+        </w:tc>
+        <w:tc>
+          <w:tcPr>
+            <w:tcW w:type="dxa" w:w="6698"/>
+            <w:tcBorders>
+              <w:top w:val="none"/>
+              <w:left w:val="none"/>
+              <w:bottom w:val="none"/>
+              <w:right w:val="none"/>
+            </w:tcBorders>
+            <w:tcMar>
+              <w:top w:type="dxa" w:w="56"/>
+              <w:left w:type="dxa" w:w="40"/>
+              <w:bottom w:type="dxa" w:w="56"/>
+              <w:right w:type="dxa" w:w="150"/>
+            </w:tcMar>
+            <w:vAlign w:val="top"/>
+          </w:tcPr>
+          <w:p>
+            <w:pPr>
+              <w:spacing w:after="0" w:line="248" w:lineRule="auto"/>
+            </w:pPr>
+            <w:r>
+              <w:rPr>
+                <w:rFonts w:ascii="Calibri" w:cs="Calibri" w:eastAsia="Calibri" w:hAnsi="Calibri"/>
+                <w:b/>
+                <w:bCs/>
+                <w:color w:val="43724E"/>
+                <w:spacing w:val="6"/>
+                <w:sz w:val="14"/>
+                <w:szCs w:val="14"/>
+              </w:rPr>
+              <w:t xml:space="preserve">CONFIRMED</w:t>
+            </w:r>
+            <w:r>
+              <w:rPr>
+                <w:rFonts w:ascii="Calibri" w:cs="Calibri" w:eastAsia="Calibri" w:hAnsi="Calibri"/>
+                <w:b w:val="false"/>
+                <w:bCs w:val="false"/>
+                <w:i w:val="false"/>
+                <w:iCs w:val="false"/>
+                <w:color w:val="3A3A38"/>
+                <w:sz w:val="18"/>
+                <w:szCs w:val="18"/>
+              </w:rPr>
+              <w:t xml:space="preserve">  All eight tips from the deck’s General recommendations slide are carried by SAM’s spoken lines at the step where each becomes useful (see Where each tip lands). Two are taught by doing: the guard performs the action and SAM’s next line names what just happened. A slide of tips listed on a screen or read out in sequence does not meet this requirement.</w:t>
+            </w:r>
+          </w:p>
+        </w:tc>
+      </w:tr>
+      <w:tr>
+        <w:trPr>
+          <w:cantSplit/>
+        </w:trPr>
+        <w:tc>
+          <w:tcPr>
+            <w:tcW w:type="dxa" w:w="850"/>
+            <w:tcBorders>
+              <w:top w:val="none"/>
+              <w:left w:val="none"/>
+              <w:bottom w:val="none"/>
+              <w:right w:val="none"/>
+            </w:tcBorders>
+            <w:tcMar>
+              <w:top w:type="dxa" w:w="56"/>
+              <w:left w:type="dxa" w:w="40"/>
+              <w:bottom w:type="dxa" w:w="56"/>
+              <w:right w:type="dxa" w:w="150"/>
+            </w:tcMar>
+            <w:vAlign w:val="top"/>
+          </w:tcPr>
+          <w:p>
+            <w:pPr>
+              <w:spacing w:after="0" w:line="248" w:lineRule="auto"/>
+            </w:pPr>
+            <w:r>
+              <w:rPr>
+                <w:rFonts w:ascii="Calibri" w:cs="Calibri" w:eastAsia="Calibri" w:hAnsi="Calibri"/>
+                <w:b/>
+                <w:bCs/>
+                <w:i w:val="false"/>
+                <w:iCs w:val="false"/>
+                <w:color w:val="3A3A38"/>
+                <w:sz w:val="17"/>
+                <w:szCs w:val="17"/>
+              </w:rPr>
+              <w:t xml:space="preserve">FR-26</w:t>
+            </w:r>
+          </w:p>
+        </w:tc>
+        <w:tc>
+          <w:tcPr>
+            <w:tcW w:type="dxa" w:w="2100"/>
+            <w:tcBorders>
+              <w:top w:val="none"/>
+              <w:left w:val="none"/>
+              <w:bottom w:val="none"/>
+              <w:right w:val="none"/>
+            </w:tcBorders>
+            <w:tcMar>
+              <w:top w:type="dxa" w:w="56"/>
+              <w:left w:type="dxa" w:w="40"/>
+              <w:bottom w:type="dxa" w:w="56"/>
+              <w:right w:type="dxa" w:w="150"/>
+            </w:tcMar>
+            <w:vAlign w:val="top"/>
+          </w:tcPr>
+          <w:p>
+            <w:pPr>
+              <w:spacing w:after="0" w:line="248" w:lineRule="auto"/>
+            </w:pPr>
+            <w:r>
+              <w:rPr>
+                <w:rFonts w:ascii="Calibri" w:cs="Calibri" w:eastAsia="Calibri" w:hAnsi="Calibri"/>
+                <w:b/>
+                <w:bCs/>
+                <w:i w:val="false"/>
+                <w:iCs w:val="false"/>
+                <w:color w:val="3A3A38"/>
+                <w:sz w:val="18"/>
+                <w:szCs w:val="18"/>
+              </w:rPr>
+              <w:t xml:space="preserve">Microphone checked, not inferred</w:t>
+            </w:r>
+          </w:p>
+        </w:tc>
+        <w:tc>
+          <w:tcPr>
+            <w:tcW w:type="dxa" w:w="6698"/>
+            <w:tcBorders>
+              <w:top w:val="none"/>
+              <w:left w:val="none"/>
+              <w:bottom w:val="none"/>
+              <w:right w:val="none"/>
+            </w:tcBorders>
+            <w:tcMar>
+              <w:top w:type="dxa" w:w="56"/>
+              <w:left w:type="dxa" w:w="40"/>
+              <w:bottom w:type="dxa" w:w="56"/>
+              <w:right w:type="dxa" w:w="150"/>
+            </w:tcMar>
+            <w:vAlign w:val="top"/>
+          </w:tcPr>
+          <w:p>
+            <w:pPr>
+              <w:spacing w:after="0" w:line="248" w:lineRule="auto"/>
+            </w:pPr>
+            <w:r>
+              <w:rPr>
+                <w:rFonts w:ascii="Calibri" w:cs="Calibri" w:eastAsia="Calibri" w:hAnsi="Calibri"/>
+                <w:b/>
+                <w:bCs/>
+                <w:color w:val="43724E"/>
+                <w:spacing w:val="6"/>
+                <w:sz w:val="14"/>
+                <w:szCs w:val="14"/>
+              </w:rPr>
+              <w:t xml:space="preserve">CONFIRMED</w:t>
+            </w:r>
+            <w:r>
+              <w:rPr>
+                <w:rFonts w:ascii="Calibri" w:cs="Calibri" w:eastAsia="Calibri" w:hAnsi="Calibri"/>
+                <w:b w:val="false"/>
+                <w:bCs w:val="false"/>
+                <w:i w:val="false"/>
+                <w:iCs w:val="false"/>
+                <w:color w:val="3A3A38"/>
+                <w:sz w:val="18"/>
+                <w:szCs w:val="18"/>
+              </w:rPr>
+              <w:t xml:space="preserve">  Microphone state is one the app can read (FR-24), so the gate checks it directly instead of waiting for Talk to fail. A guard who confirms without granting is returned to the gate at once. If Talk still produces nothing after that, the remaining likely cause is that the app has not been restarted since the grant, and the guard is told so.</w:t>
+            </w:r>
+          </w:p>
+        </w:tc>
+      </w:tr>
+      <w:tr>
+        <w:trPr>
+          <w:cantSplit/>
+        </w:trPr>
+        <w:tc>
+          <w:tcPr>
+            <w:tcW w:type="dxa" w:w="850"/>
+            <w:tcBorders>
+              <w:top w:val="none"/>
+              <w:left w:val="none"/>
+              <w:bottom w:val="none"/>
+              <w:right w:val="none"/>
+            </w:tcBorders>
+            <w:tcMar>
+              <w:top w:type="dxa" w:w="56"/>
+              <w:left w:type="dxa" w:w="40"/>
+              <w:bottom w:type="dxa" w:w="56"/>
+              <w:right w:type="dxa" w:w="150"/>
+            </w:tcMar>
+            <w:vAlign w:val="top"/>
+          </w:tcPr>
+          <w:p>
+            <w:pPr>
+              <w:spacing w:after="0" w:line="248" w:lineRule="auto"/>
+            </w:pPr>
+            <w:r>
+              <w:rPr>
+                <w:rFonts w:ascii="Calibri" w:cs="Calibri" w:eastAsia="Calibri" w:hAnsi="Calibri"/>
+                <w:b/>
+                <w:bCs/>
+                <w:i w:val="false"/>
+                <w:iCs w:val="false"/>
+                <w:color w:val="3A3A38"/>
+                <w:sz w:val="17"/>
+                <w:szCs w:val="17"/>
+              </w:rPr>
+              <w:t xml:space="preserve">FR-27</w:t>
+            </w:r>
+          </w:p>
+        </w:tc>
+        <w:tc>
+          <w:tcPr>
+            <w:tcW w:type="dxa" w:w="2100"/>
+            <w:tcBorders>
+              <w:top w:val="none"/>
+              <w:left w:val="none"/>
+              <w:bottom w:val="none"/>
+              <w:right w:val="none"/>
+            </w:tcBorders>
+            <w:tcMar>
+              <w:top w:type="dxa" w:w="56"/>
+              <w:left w:type="dxa" w:w="40"/>
+              <w:bottom w:type="dxa" w:w="56"/>
+              <w:right w:type="dxa" w:w="150"/>
+            </w:tcMar>
+            <w:vAlign w:val="top"/>
+          </w:tcPr>
+          <w:p>
+            <w:pPr>
+              <w:spacing w:after="0" w:line="248" w:lineRule="auto"/>
+            </w:pPr>
+            <w:r>
+              <w:rPr>
+                <w:rFonts w:ascii="Calibri" w:cs="Calibri" w:eastAsia="Calibri" w:hAnsi="Calibri"/>
+                <w:b/>
+                <w:bCs/>
+                <w:i w:val="false"/>
+                <w:iCs w:val="false"/>
+                <w:color w:val="3A3A38"/>
+                <w:sz w:val="18"/>
+                <w:szCs w:val="18"/>
+              </w:rPr>
+              <w:t xml:space="preserve">No NFC hardware</w:t>
             </w:r>
           </w:p>
         </w:tc>
@@ -5418,7 +7418,7 @@
                 <w:sz w:val="18"/>
                 <w:szCs w:val="18"/>
               </w:rPr>
-              <w:t xml:space="preserve">  Long-pressing the guard’s report message opens a manual edit that, when saved, updates the same report. The deck confirms the gesture edits text; that a saved edit updates the report is not established. The target message must be identified on screen and not by description alone, since by this point the guard has sent several messages. This is the only step that requires typing, so it must accept a short addition without demanding the whole sentence be retyped.</w:t>
+              <w:t xml:space="preserve">  If the device has no NFC chip, the gate is skipped and the flow continues. A guard is never sent to support over hardware their phone does not have. Whether the app can detect the chip’s presence is an engineering confirmation, as with FR-24.</w:t>
             </w:r>
           </w:p>
         </w:tc>
@@ -5459,7 +7459,7 @@
                 <w:sz w:val="17"/>
                 <w:szCs w:val="17"/>
               </w:rPr>
-              <w:t xml:space="preserve">FR-12</w:t>
+              <w:t xml:space="preserve">FR-28</w:t>
             </w:r>
           </w:p>
         </w:tc>
@@ -5495,257 +7495,7 @@
                 <w:sz w:val="18"/>
                 <w:szCs w:val="18"/>
               </w:rPr>
-              <w:t xml:space="preserve">Marked at creation</w:t>
-            </w:r>
-          </w:p>
-        </w:tc>
-        <w:tc>
-          <w:tcPr>
-            <w:tcW w:type="dxa" w:w="6698"/>
-            <w:tcBorders>
-              <w:top w:val="none"/>
-              <w:left w:val="none"/>
-              <w:bottom w:val="none"/>
-              <w:right w:val="none"/>
-            </w:tcBorders>
-            <w:tcMar>
-              <w:top w:type="dxa" w:w="56"/>
-              <w:left w:type="dxa" w:w="40"/>
-              <w:bottom w:type="dxa" w:w="56"/>
-              <w:right w:type="dxa" w:w="150"/>
-            </w:tcMar>
-            <w:vAlign w:val="top"/>
-          </w:tcPr>
-          <w:p>
-            <w:pPr>
-              <w:spacing w:after="0" w:line="248" w:lineRule="auto"/>
-            </w:pPr>
-            <w:r>
-              <w:rPr>
-                <w:rFonts w:ascii="Calibri" w:cs="Calibri" w:eastAsia="Calibri" w:hAnsi="Calibri"/>
-                <w:b/>
-                <w:bCs/>
-                <w:color w:val="43724E"/>
-                <w:spacing w:val="6"/>
-                <w:sz w:val="14"/>
-                <w:szCs w:val="14"/>
-              </w:rPr>
-              <w:t xml:space="preserve">CONFIRMED</w:t>
-            </w:r>
-            <w:r>
-              <w:rPr>
-                <w:rFonts w:ascii="Calibri" w:cs="Calibri" w:eastAsia="Calibri" w:hAnsi="Calibri"/>
-                <w:b w:val="false"/>
-                <w:bCs w:val="false"/>
-                <w:i w:val="false"/>
-                <w:iCs w:val="false"/>
-                <w:color w:val="3A3A38"/>
-                <w:sz w:val="18"/>
-                <w:szCs w:val="18"/>
-              </w:rPr>
-              <w:t xml:space="preserve">  Every practice report carries the training flag from creation. If it cannot be created already marked, it is not created at all. The card the guard sees carries a visible “Training” label. Whether the flag can be set atomically at creation is an engineering confirmation.</w:t>
-            </w:r>
-          </w:p>
-        </w:tc>
-      </w:tr>
-      <w:tr>
-        <w:trPr>
-          <w:cantSplit/>
-        </w:trPr>
-        <w:tc>
-          <w:tcPr>
-            <w:tcW w:type="dxa" w:w="850"/>
-            <w:tcBorders>
-              <w:top w:val="none"/>
-              <w:left w:val="none"/>
-              <w:bottom w:val="none"/>
-              <w:right w:val="none"/>
-            </w:tcBorders>
-            <w:tcMar>
-              <w:top w:type="dxa" w:w="56"/>
-              <w:left w:type="dxa" w:w="40"/>
-              <w:bottom w:type="dxa" w:w="56"/>
-              <w:right w:type="dxa" w:w="150"/>
-            </w:tcMar>
-            <w:vAlign w:val="top"/>
-          </w:tcPr>
-          <w:p>
-            <w:pPr>
-              <w:spacing w:after="0" w:line="248" w:lineRule="auto"/>
-            </w:pPr>
-            <w:r>
-              <w:rPr>
-                <w:rFonts w:ascii="Calibri" w:cs="Calibri" w:eastAsia="Calibri" w:hAnsi="Calibri"/>
-                <w:b/>
-                <w:bCs/>
-                <w:i w:val="false"/>
-                <w:iCs w:val="false"/>
-                <w:color w:val="3A3A38"/>
-                <w:sz w:val="17"/>
-                <w:szCs w:val="17"/>
-              </w:rPr>
-              <w:t xml:space="preserve">FR-13</w:t>
-            </w:r>
-          </w:p>
-        </w:tc>
-        <w:tc>
-          <w:tcPr>
-            <w:tcW w:type="dxa" w:w="2100"/>
-            <w:tcBorders>
-              <w:top w:val="none"/>
-              <w:left w:val="none"/>
-              <w:bottom w:val="none"/>
-              <w:right w:val="none"/>
-            </w:tcBorders>
-            <w:tcMar>
-              <w:top w:type="dxa" w:w="56"/>
-              <w:left w:type="dxa" w:w="40"/>
-              <w:bottom w:type="dxa" w:w="56"/>
-              <w:right w:type="dxa" w:w="150"/>
-            </w:tcMar>
-            <w:vAlign w:val="top"/>
-          </w:tcPr>
-          <w:p>
-            <w:pPr>
-              <w:spacing w:after="0" w:line="248" w:lineRule="auto"/>
-            </w:pPr>
-            <w:r>
-              <w:rPr>
-                <w:rFonts w:ascii="Calibri" w:cs="Calibri" w:eastAsia="Calibri" w:hAnsi="Calibri"/>
-                <w:b/>
-                <w:bCs/>
-                <w:i w:val="false"/>
-                <w:iCs w:val="false"/>
-                <w:color w:val="3A3A38"/>
-                <w:sz w:val="18"/>
-                <w:szCs w:val="18"/>
-              </w:rPr>
-              <w:t xml:space="preserve">Kept out of live surfaces</w:t>
-            </w:r>
-          </w:p>
-        </w:tc>
-        <w:tc>
-          <w:tcPr>
-            <w:tcW w:type="dxa" w:w="6698"/>
-            <w:tcBorders>
-              <w:top w:val="none"/>
-              <w:left w:val="none"/>
-              <w:bottom w:val="none"/>
-              <w:right w:val="none"/>
-            </w:tcBorders>
-            <w:tcMar>
-              <w:top w:type="dxa" w:w="56"/>
-              <w:left w:type="dxa" w:w="40"/>
-              <w:bottom w:type="dxa" w:w="56"/>
-              <w:right w:type="dxa" w:w="150"/>
-            </w:tcMar>
-            <w:vAlign w:val="top"/>
-          </w:tcPr>
-          <w:p>
-            <w:pPr>
-              <w:spacing w:after="0" w:line="248" w:lineRule="auto"/>
-            </w:pPr>
-            <w:r>
-              <w:rPr>
-                <w:rFonts w:ascii="Calibri" w:cs="Calibri" w:eastAsia="Calibri" w:hAnsi="Calibri"/>
-                <w:b/>
-                <w:bCs/>
-                <w:color w:val="43724E"/>
-                <w:spacing w:val="6"/>
-                <w:sz w:val="14"/>
-                <w:szCs w:val="14"/>
-              </w:rPr>
-              <w:t xml:space="preserve">CONFIRMED</w:t>
-            </w:r>
-            <w:r>
-              <w:rPr>
-                <w:rFonts w:ascii="Calibri" w:cs="Calibri" w:eastAsia="Calibri" w:hAnsi="Calibri"/>
-                <w:b w:val="false"/>
-                <w:bCs w:val="false"/>
-                <w:i w:val="false"/>
-                <w:iCs w:val="false"/>
-                <w:color w:val="3A3A38"/>
-                <w:sz w:val="18"/>
-                <w:szCs w:val="18"/>
-              </w:rPr>
-              <w:t xml:space="preserve">  The practice report must appear in no live surface (see the Data isolation section). The platform has the training flag, but the filter that excludes marked data is not built. Data is currently visible in production, so this exclusion filter is a required enhancement; production is blocked until it is built and verified, and the exercise runs only in DEV/UAT until then.</w:t>
-            </w:r>
-          </w:p>
-        </w:tc>
-      </w:tr>
-      <w:tr>
-        <w:trPr>
-          <w:cantSplit/>
-        </w:trPr>
-        <w:tc>
-          <w:tcPr>
-            <w:tcW w:type="dxa" w:w="850"/>
-            <w:tcBorders>
-              <w:top w:val="none"/>
-              <w:left w:val="none"/>
-              <w:bottom w:val="none"/>
-              <w:right w:val="none"/>
-            </w:tcBorders>
-            <w:tcMar>
-              <w:top w:type="dxa" w:w="56"/>
-              <w:left w:type="dxa" w:w="40"/>
-              <w:bottom w:type="dxa" w:w="56"/>
-              <w:right w:type="dxa" w:w="150"/>
-            </w:tcMar>
-            <w:vAlign w:val="top"/>
-          </w:tcPr>
-          <w:p>
-            <w:pPr>
-              <w:spacing w:after="0" w:line="248" w:lineRule="auto"/>
-            </w:pPr>
-            <w:r>
-              <w:rPr>
-                <w:rFonts w:ascii="Calibri" w:cs="Calibri" w:eastAsia="Calibri" w:hAnsi="Calibri"/>
-                <w:b/>
-                <w:bCs/>
-                <w:i w:val="false"/>
-                <w:iCs w:val="false"/>
-                <w:color w:val="3A3A38"/>
-                <w:sz w:val="17"/>
-                <w:szCs w:val="17"/>
-              </w:rPr>
-              <w:t xml:space="preserve">FR-14</w:t>
-            </w:r>
-          </w:p>
-        </w:tc>
-        <w:tc>
-          <w:tcPr>
-            <w:tcW w:type="dxa" w:w="2100"/>
-            <w:tcBorders>
-              <w:top w:val="none"/>
-              <w:left w:val="none"/>
-              <w:bottom w:val="none"/>
-              <w:right w:val="none"/>
-            </w:tcBorders>
-            <w:tcMar>
-              <w:top w:type="dxa" w:w="56"/>
-              <w:left w:type="dxa" w:w="40"/>
-              <w:bottom w:type="dxa" w:w="56"/>
-              <w:right w:type="dxa" w:w="150"/>
-            </w:tcMar>
-            <w:vAlign w:val="top"/>
-          </w:tcPr>
-          <w:p>
-            <w:pPr>
-              <w:spacing w:after="0" w:line="248" w:lineRule="auto"/>
-            </w:pPr>
-            <w:r>
-              <w:rPr>
-                <w:rFonts w:ascii="Calibri" w:cs="Calibri" w:eastAsia="Calibri" w:hAnsi="Calibri"/>
-                <w:b/>
-                <w:bCs/>
-                <w:i w:val="false"/>
-                <w:iCs w:val="false"/>
-                <w:color w:val="3A3A38"/>
-                <w:sz w:val="18"/>
-                <w:szCs w:val="18"/>
-              </w:rPr>
-              <w:t xml:space="preserve">Completion integrity</w:t>
+              <w:t xml:space="preserve">Retry floor and release</w:t>
             </w:r>
           </w:p>
         </w:tc>
@@ -5793,7 +7543,7 @@
                 <w:sz w:val="18"/>
                 <w:szCs w:val="18"/>
               </w:rPr>
-              <w:t xml:space="preserve">  Completion is recorded server-side and versioned, issued once per guard, and set only after each required action is observed. A quiz or an “I’m done” button does not count. If the server cannot be reached at the finish, completion is recorded locally and synced; the operation is idempotent (FR-18), so a guard who did the work is never made to repeat it.</w:t>
+              <w:t xml:space="preserve">  After three failed attempts at a spoken step, typing is offered. On any step, a guard who is stuck can say so and reach the home screen with completion unmarked and the stage saved; the release must not depend on a failure counter, since a guard who cannot find the message to long-press never generates a failed attempt. If the server cannot be reached at sign-in, the guard passes through rather than being held. A released guard must not be dropped back onto the same step at every subsequent sign-in: the release carries a cool-down or routes them to a trainer, and re-entry is through FR-04.</w:t>
             </w:r>
           </w:p>
         </w:tc>
@@ -5834,7 +7584,7 @@
                 <w:sz w:val="17"/>
                 <w:szCs w:val="17"/>
               </w:rPr>
-              <w:t xml:space="preserve">FR-15</w:t>
+              <w:t xml:space="preserve">FR-29</w:t>
             </w:r>
           </w:p>
         </w:tc>
@@ -5870,7 +7620,7 @@
                 <w:sz w:val="18"/>
                 <w:szCs w:val="18"/>
               </w:rPr>
-              <w:t xml:space="preserve">Fail-closed</w:t>
+              <w:t xml:space="preserve">A real incident reported inside practice</w:t>
             </w:r>
           </w:p>
         </w:tc>
@@ -5918,7 +7668,7 @@
                 <w:sz w:val="18"/>
                 <w:szCs w:val="18"/>
               </w:rPr>
-              <w:t xml:space="preserve">  If safe isolation of practice data cannot be assured at any step, the step fails and completion is not marked; the guard stays in the exercise, subject to the release in FR-28.</w:t>
+              <w:t xml:space="preserve">  A practice banner stays visible for the whole exercise and not only on the finished report card, and it carries the way out to normal reporting (FR-17). A genuine incident reported during practice would be flagged training and hidden from the supervisors it should have reached. Detecting that what the guard said is not the practice incident is the better answer and is outside MVP scope. The banner cannot be shown while the guard is inside the phone’s settings, so the claim is that it is visible at every step of the flow itself.</w:t>
             </w:r>
           </w:p>
         </w:tc>
@@ -5959,7 +7709,7 @@
                 <w:sz w:val="17"/>
                 <w:szCs w:val="17"/>
               </w:rPr>
-              <w:t xml:space="preserve">FR-16</w:t>
+              <w:t xml:space="preserve">FR-30</w:t>
             </w:r>
           </w:p>
         </w:tc>
@@ -5995,132 +7745,7 @@
                 <w:sz w:val="18"/>
                 <w:szCs w:val="18"/>
               </w:rPr>
-              <w:t xml:space="preserve">Hand-off</w:t>
-            </w:r>
-          </w:p>
-        </w:tc>
-        <w:tc>
-          <w:tcPr>
-            <w:tcW w:type="dxa" w:w="6698"/>
-            <w:tcBorders>
-              <w:top w:val="none"/>
-              <w:left w:val="none"/>
-              <w:bottom w:val="none"/>
-              <w:right w:val="none"/>
-            </w:tcBorders>
-            <w:tcMar>
-              <w:top w:type="dxa" w:w="56"/>
-              <w:left w:type="dxa" w:w="40"/>
-              <w:bottom w:type="dxa" w:w="56"/>
-              <w:right w:type="dxa" w:w="150"/>
-            </w:tcMar>
-            <w:vAlign w:val="top"/>
-          </w:tcPr>
-          <w:p>
-            <w:pPr>
-              <w:spacing w:after="0" w:line="248" w:lineRule="auto"/>
-            </w:pPr>
-            <w:r>
-              <w:rPr>
-                <w:rFonts w:ascii="Calibri" w:cs="Calibri" w:eastAsia="Calibri" w:hAnsi="Calibri"/>
-                <w:b/>
-                <w:bCs/>
-                <w:color w:val="43724E"/>
-                <w:spacing w:val="6"/>
-                <w:sz w:val="14"/>
-                <w:szCs w:val="14"/>
-              </w:rPr>
-              <w:t xml:space="preserve">CONFIRMED</w:t>
-            </w:r>
-            <w:r>
-              <w:rPr>
-                <w:rFonts w:ascii="Calibri" w:cs="Calibri" w:eastAsia="Calibri" w:hAnsi="Calibri"/>
-                <w:b w:val="false"/>
-                <w:bCs w:val="false"/>
-                <w:i w:val="false"/>
-                <w:iCs w:val="false"/>
-                <w:color w:val="3A3A38"/>
-                <w:sz w:val="18"/>
-                <w:szCs w:val="18"/>
-              </w:rPr>
-              <w:t xml:space="preserve">  On confirmed completion the guard reaches the normal home screen (Talk / Capture / Type). The closing screen names the settings now switched on, so a guard who missed one has a last chance to catch it before it becomes a problem on shift.</w:t>
-            </w:r>
-          </w:p>
-        </w:tc>
-      </w:tr>
-      <w:tr>
-        <w:trPr>
-          <w:cantSplit/>
-        </w:trPr>
-        <w:tc>
-          <w:tcPr>
-            <w:tcW w:type="dxa" w:w="850"/>
-            <w:tcBorders>
-              <w:top w:val="none"/>
-              <w:left w:val="none"/>
-              <w:bottom w:val="none"/>
-              <w:right w:val="none"/>
-            </w:tcBorders>
-            <w:tcMar>
-              <w:top w:type="dxa" w:w="56"/>
-              <w:left w:type="dxa" w:w="40"/>
-              <w:bottom w:type="dxa" w:w="56"/>
-              <w:right w:type="dxa" w:w="150"/>
-            </w:tcMar>
-            <w:vAlign w:val="top"/>
-          </w:tcPr>
-          <w:p>
-            <w:pPr>
-              <w:spacing w:after="0" w:line="248" w:lineRule="auto"/>
-            </w:pPr>
-            <w:r>
-              <w:rPr>
-                <w:rFonts w:ascii="Calibri" w:cs="Calibri" w:eastAsia="Calibri" w:hAnsi="Calibri"/>
-                <w:b/>
-                <w:bCs/>
-                <w:i w:val="false"/>
-                <w:iCs w:val="false"/>
-                <w:color w:val="3A3A38"/>
-                <w:sz w:val="17"/>
-                <w:szCs w:val="17"/>
-              </w:rPr>
-              <w:t xml:space="preserve">FR-17</w:t>
-            </w:r>
-          </w:p>
-        </w:tc>
-        <w:tc>
-          <w:tcPr>
-            <w:tcW w:type="dxa" w:w="2100"/>
-            <w:tcBorders>
-              <w:top w:val="none"/>
-              <w:left w:val="none"/>
-              <w:bottom w:val="none"/>
-              <w:right w:val="none"/>
-            </w:tcBorders>
-            <w:tcMar>
-              <w:top w:type="dxa" w:w="56"/>
-              <w:left w:type="dxa" w:w="40"/>
-              <w:bottom w:type="dxa" w:w="56"/>
-              <w:right w:type="dxa" w:w="150"/>
-            </w:tcMar>
-            <w:vAlign w:val="top"/>
-          </w:tcPr>
-          <w:p>
-            <w:pPr>
-              <w:spacing w:after="0" w:line="248" w:lineRule="auto"/>
-            </w:pPr>
-            <w:r>
-              <w:rPr>
-                <w:rFonts w:ascii="Calibri" w:cs="Calibri" w:eastAsia="Calibri" w:hAnsi="Calibri"/>
-                <w:b/>
-                <w:bCs/>
-                <w:i w:val="false"/>
-                <w:iCs w:val="false"/>
-                <w:color w:val="3A3A38"/>
-                <w:sz w:val="18"/>
-                <w:szCs w:val="18"/>
-              </w:rPr>
-              <w:t xml:space="preserve">Way out for a real incident</w:t>
+              <w:t xml:space="preserve">Go-live gate on the filter</w:t>
             </w:r>
           </w:p>
         </w:tc>
@@ -6168,7 +7793,7 @@
                 <w:sz w:val="18"/>
                 <w:szCs w:val="18"/>
               </w:rPr>
-              <w:t xml:space="preserve">  A way to leave onboarding, report a real incident, and return to the saved stage, with completion neither granted nor skipped. Reachable from every step, including the setup gates and the refresher. Crossing it must be unmistakable: the practice banner clears and the guard is told this one is live. Before the microphone permission exists the exit must open typed reporting or tell the guard to call it in, or it is unusable at exactly the point it is most likely to be needed.</w:t>
+              <w:t xml:space="preserve">  The MVP is built and tested in DEV/UAT only. Before the switch is enabled in production the exclusion filter must be present and verified, enforced by something firmer than memory. The recommended enforcement is a server-side capability check that refuses to start onboarding when the filter is absent, built at go-live, outside the MVP.</w:t>
             </w:r>
           </w:p>
         </w:tc>
@@ -6209,7 +7834,7 @@
                 <w:sz w:val="17"/>
                 <w:szCs w:val="17"/>
               </w:rPr>
-              <w:t xml:space="preserve">FR-18</w:t>
+              <w:t xml:space="preserve">FR-31</w:t>
             </w:r>
           </w:p>
         </w:tc>
@@ -6245,757 +7870,7 @@
                 <w:sz w:val="18"/>
                 <w:szCs w:val="18"/>
               </w:rPr>
-              <w:t xml:space="preserve">Idempotency / concurrency</w:t>
-            </w:r>
-          </w:p>
-        </w:tc>
-        <w:tc>
-          <w:tcPr>
-            <w:tcW w:type="dxa" w:w="6698"/>
-            <w:tcBorders>
-              <w:top w:val="none"/>
-              <w:left w:val="none"/>
-              <w:bottom w:val="none"/>
-              <w:right w:val="none"/>
-            </w:tcBorders>
-            <w:tcMar>
-              <w:top w:type="dxa" w:w="56"/>
-              <w:left w:type="dxa" w:w="40"/>
-              <w:bottom w:type="dxa" w:w="56"/>
-              <w:right w:type="dxa" w:w="150"/>
-            </w:tcMar>
-            <w:vAlign w:val="top"/>
-          </w:tcPr>
-          <w:p>
-            <w:pPr>
-              <w:spacing w:after="0" w:line="248" w:lineRule="auto"/>
-            </w:pPr>
-            <w:r>
-              <w:rPr>
-                <w:rFonts w:ascii="Calibri" w:cs="Calibri" w:eastAsia="Calibri" w:hAnsi="Calibri"/>
-                <w:b/>
-                <w:bCs/>
-                <w:color w:val="8A6A1F"/>
-                <w:spacing w:val="6"/>
-                <w:sz w:val="14"/>
-                <w:szCs w:val="14"/>
-              </w:rPr>
-              <w:t xml:space="preserve">PROPOSED</w:t>
-            </w:r>
-            <w:r>
-              <w:rPr>
-                <w:rFonts w:ascii="Calibri" w:cs="Calibri" w:eastAsia="Calibri" w:hAnsi="Calibri"/>
-                <w:b w:val="false"/>
-                <w:bCs w:val="false"/>
-                <w:i w:val="false"/>
-                <w:iCs w:val="false"/>
-                <w:color w:val="3A3A38"/>
-                <w:sz w:val="18"/>
-                <w:szCs w:val="18"/>
-              </w:rPr>
-              <w:t xml:space="preserve">  One onboarding record per guard, and one active practice-report reference per practice run. Retries do not duplicate; the newest valid server-side progress wins with no regression; the completion operation is idempotent. One carve-out: if the build implements FR-26 by moving the stage back to the permissions gate, that is deliberate and must not be blocked by the no-regression rule.</w:t>
-            </w:r>
-          </w:p>
-        </w:tc>
-      </w:tr>
-      <w:tr>
-        <w:trPr>
-          <w:cantSplit/>
-        </w:trPr>
-        <w:tc>
-          <w:tcPr>
-            <w:tcW w:type="dxa" w:w="850"/>
-            <w:tcBorders>
-              <w:top w:val="none"/>
-              <w:left w:val="none"/>
-              <w:bottom w:val="none"/>
-              <w:right w:val="none"/>
-            </w:tcBorders>
-            <w:tcMar>
-              <w:top w:type="dxa" w:w="56"/>
-              <w:left w:type="dxa" w:w="40"/>
-              <w:bottom w:type="dxa" w:w="56"/>
-              <w:right w:type="dxa" w:w="150"/>
-            </w:tcMar>
-            <w:vAlign w:val="top"/>
-          </w:tcPr>
-          <w:p>
-            <w:pPr>
-              <w:spacing w:after="0" w:line="248" w:lineRule="auto"/>
-            </w:pPr>
-            <w:r>
-              <w:rPr>
-                <w:rFonts w:ascii="Calibri" w:cs="Calibri" w:eastAsia="Calibri" w:hAnsi="Calibri"/>
-                <w:b/>
-                <w:bCs/>
-                <w:i w:val="false"/>
-                <w:iCs w:val="false"/>
-                <w:color w:val="3A3A38"/>
-                <w:sz w:val="17"/>
-                <w:szCs w:val="17"/>
-              </w:rPr>
-              <w:t xml:space="preserve">FR-19</w:t>
-            </w:r>
-          </w:p>
-        </w:tc>
-        <w:tc>
-          <w:tcPr>
-            <w:tcW w:type="dxa" w:w="2100"/>
-            <w:tcBorders>
-              <w:top w:val="none"/>
-              <w:left w:val="none"/>
-              <w:bottom w:val="none"/>
-              <w:right w:val="none"/>
-            </w:tcBorders>
-            <w:tcMar>
-              <w:top w:type="dxa" w:w="56"/>
-              <w:left w:type="dxa" w:w="40"/>
-              <w:bottom w:type="dxa" w:w="56"/>
-              <w:right w:type="dxa" w:w="150"/>
-            </w:tcMar>
-            <w:vAlign w:val="top"/>
-          </w:tcPr>
-          <w:p>
-            <w:pPr>
-              <w:spacing w:after="0" w:line="248" w:lineRule="auto"/>
-            </w:pPr>
-            <w:r>
-              <w:rPr>
-                <w:rFonts w:ascii="Calibri" w:cs="Calibri" w:eastAsia="Calibri" w:hAnsi="Calibri"/>
-                <w:b/>
-                <w:bCs/>
-                <w:i w:val="false"/>
-                <w:iCs w:val="false"/>
-                <w:color w:val="3A3A38"/>
-                <w:sz w:val="18"/>
-                <w:szCs w:val="18"/>
-              </w:rPr>
-              <w:t xml:space="preserve">Privacy / telemetry</w:t>
-            </w:r>
-          </w:p>
-        </w:tc>
-        <w:tc>
-          <w:tcPr>
-            <w:tcW w:type="dxa" w:w="6698"/>
-            <w:tcBorders>
-              <w:top w:val="none"/>
-              <w:left w:val="none"/>
-              <w:bottom w:val="none"/>
-              <w:right w:val="none"/>
-            </w:tcBorders>
-            <w:tcMar>
-              <w:top w:type="dxa" w:w="56"/>
-              <w:left w:type="dxa" w:w="40"/>
-              <w:bottom w:type="dxa" w:w="56"/>
-              <w:right w:type="dxa" w:w="150"/>
-            </w:tcMar>
-            <w:vAlign w:val="top"/>
-          </w:tcPr>
-          <w:p>
-            <w:pPr>
-              <w:spacing w:after="0" w:line="248" w:lineRule="auto"/>
-            </w:pPr>
-            <w:r>
-              <w:rPr>
-                <w:rFonts w:ascii="Calibri" w:cs="Calibri" w:eastAsia="Calibri" w:hAnsi="Calibri"/>
-                <w:b/>
-                <w:bCs/>
-                <w:color w:val="8A6A1F"/>
-                <w:spacing w:val="6"/>
-                <w:sz w:val="14"/>
-                <w:szCs w:val="14"/>
-              </w:rPr>
-              <w:t xml:space="preserve">PROPOSED</w:t>
-            </w:r>
-            <w:r>
-              <w:rPr>
-                <w:rFonts w:ascii="Calibri" w:cs="Calibri" w:eastAsia="Calibri" w:hAnsi="Calibri"/>
-                <w:b w:val="false"/>
-                <w:bCs w:val="false"/>
-                <w:i w:val="false"/>
-                <w:iCs w:val="false"/>
-                <w:color w:val="3A3A38"/>
-                <w:sz w:val="18"/>
-                <w:szCs w:val="18"/>
-              </w:rPr>
-              <w:t xml:space="preserve">  Telemetry records only stage and error codes and completion metrics. It does not log raw voice or transcript content beyond existing policy, and never routes fictional incident content into operational analytics.</w:t>
-            </w:r>
-          </w:p>
-        </w:tc>
-      </w:tr>
-      <w:tr>
-        <w:trPr>
-          <w:cantSplit/>
-        </w:trPr>
-        <w:tc>
-          <w:tcPr>
-            <w:tcW w:type="dxa" w:w="850"/>
-            <w:tcBorders>
-              <w:top w:val="none"/>
-              <w:left w:val="none"/>
-              <w:bottom w:val="none"/>
-              <w:right w:val="none"/>
-            </w:tcBorders>
-            <w:tcMar>
-              <w:top w:type="dxa" w:w="56"/>
-              <w:left w:type="dxa" w:w="40"/>
-              <w:bottom w:type="dxa" w:w="56"/>
-              <w:right w:type="dxa" w:w="150"/>
-            </w:tcMar>
-            <w:vAlign w:val="top"/>
-          </w:tcPr>
-          <w:p>
-            <w:pPr>
-              <w:spacing w:after="0" w:line="248" w:lineRule="auto"/>
-            </w:pPr>
-            <w:r>
-              <w:rPr>
-                <w:rFonts w:ascii="Calibri" w:cs="Calibri" w:eastAsia="Calibri" w:hAnsi="Calibri"/>
-                <w:b/>
-                <w:bCs/>
-                <w:i w:val="false"/>
-                <w:iCs w:val="false"/>
-                <w:color w:val="3A3A38"/>
-                <w:sz w:val="17"/>
-                <w:szCs w:val="17"/>
-              </w:rPr>
-              <w:t xml:space="preserve">FR-20</w:t>
-            </w:r>
-          </w:p>
-        </w:tc>
-        <w:tc>
-          <w:tcPr>
-            <w:tcW w:type="dxa" w:w="2100"/>
-            <w:tcBorders>
-              <w:top w:val="none"/>
-              <w:left w:val="none"/>
-              <w:bottom w:val="none"/>
-              <w:right w:val="none"/>
-            </w:tcBorders>
-            <w:tcMar>
-              <w:top w:type="dxa" w:w="56"/>
-              <w:left w:type="dxa" w:w="40"/>
-              <w:bottom w:type="dxa" w:w="56"/>
-              <w:right w:type="dxa" w:w="150"/>
-            </w:tcMar>
-            <w:vAlign w:val="top"/>
-          </w:tcPr>
-          <w:p>
-            <w:pPr>
-              <w:spacing w:after="0" w:line="248" w:lineRule="auto"/>
-            </w:pPr>
-            <w:r>
-              <w:rPr>
-                <w:rFonts w:ascii="Calibri" w:cs="Calibri" w:eastAsia="Calibri" w:hAnsi="Calibri"/>
-                <w:b/>
-                <w:bCs/>
-                <w:i w:val="false"/>
-                <w:iCs w:val="false"/>
-                <w:color w:val="3A3A38"/>
-                <w:sz w:val="18"/>
-                <w:szCs w:val="18"/>
-              </w:rPr>
-              <w:t xml:space="preserve">Deferred visual support</w:t>
-            </w:r>
-          </w:p>
-        </w:tc>
-        <w:tc>
-          <w:tcPr>
-            <w:tcW w:type="dxa" w:w="6698"/>
-            <w:tcBorders>
-              <w:top w:val="none"/>
-              <w:left w:val="none"/>
-              <w:bottom w:val="none"/>
-              <w:right w:val="none"/>
-            </w:tcBorders>
-            <w:tcMar>
-              <w:top w:type="dxa" w:w="56"/>
-              <w:left w:type="dxa" w:w="40"/>
-              <w:bottom w:type="dxa" w:w="56"/>
-              <w:right w:type="dxa" w:w="150"/>
-            </w:tcMar>
-            <w:vAlign w:val="top"/>
-          </w:tcPr>
-          <w:p>
-            <w:pPr>
-              <w:spacing w:after="0" w:line="248" w:lineRule="auto"/>
-            </w:pPr>
-            <w:r>
-              <w:rPr>
-                <w:rFonts w:ascii="Calibri" w:cs="Calibri" w:eastAsia="Calibri" w:hAnsi="Calibri"/>
-                <w:b/>
-                <w:bCs/>
-                <w:color w:val="43724E"/>
-                <w:spacing w:val="6"/>
-                <w:sz w:val="14"/>
-                <w:szCs w:val="14"/>
-              </w:rPr>
-              <w:t xml:space="preserve">CONFIRMED</w:t>
-            </w:r>
-            <w:r>
-              <w:rPr>
-                <w:rFonts w:ascii="Calibri" w:cs="Calibri" w:eastAsia="Calibri" w:hAnsi="Calibri"/>
-                <w:b w:val="false"/>
-                <w:bCs w:val="false"/>
-                <w:i w:val="false"/>
-                <w:iCs w:val="false"/>
-                <w:color w:val="3A3A38"/>
-                <w:sz w:val="18"/>
-                <w:szCs w:val="18"/>
-              </w:rPr>
-              <w:t xml:space="preserve">  Tooltips and highlight animations for dark or noisy sites are deferred; the need is judged during testing. This does not cover the on-screen identification of the edit target in FR-11, which is required for the MVP.</w:t>
-            </w:r>
-          </w:p>
-        </w:tc>
-      </w:tr>
-      <w:tr>
-        <w:trPr>
-          <w:cantSplit/>
-        </w:trPr>
-        <w:tc>
-          <w:tcPr>
-            <w:tcW w:type="dxa" w:w="850"/>
-            <w:tcBorders>
-              <w:top w:val="none"/>
-              <w:left w:val="none"/>
-              <w:bottom w:val="none"/>
-              <w:right w:val="none"/>
-            </w:tcBorders>
-            <w:tcMar>
-              <w:top w:type="dxa" w:w="56"/>
-              <w:left w:type="dxa" w:w="40"/>
-              <w:bottom w:type="dxa" w:w="56"/>
-              <w:right w:type="dxa" w:w="150"/>
-            </w:tcMar>
-            <w:vAlign w:val="top"/>
-          </w:tcPr>
-          <w:p>
-            <w:pPr>
-              <w:spacing w:after="0" w:line="248" w:lineRule="auto"/>
-            </w:pPr>
-            <w:r>
-              <w:rPr>
-                <w:rFonts w:ascii="Calibri" w:cs="Calibri" w:eastAsia="Calibri" w:hAnsi="Calibri"/>
-                <w:b/>
-                <w:bCs/>
-                <w:i w:val="false"/>
-                <w:iCs w:val="false"/>
-                <w:color w:val="3A3A38"/>
-                <w:sz w:val="17"/>
-                <w:szCs w:val="17"/>
-              </w:rPr>
-              <w:t xml:space="preserve">FR-21</w:t>
-            </w:r>
-          </w:p>
-        </w:tc>
-        <w:tc>
-          <w:tcPr>
-            <w:tcW w:type="dxa" w:w="2100"/>
-            <w:tcBorders>
-              <w:top w:val="none"/>
-              <w:left w:val="none"/>
-              <w:bottom w:val="none"/>
-              <w:right w:val="none"/>
-            </w:tcBorders>
-            <w:tcMar>
-              <w:top w:type="dxa" w:w="56"/>
-              <w:left w:type="dxa" w:w="40"/>
-              <w:bottom w:type="dxa" w:w="56"/>
-              <w:right w:type="dxa" w:w="150"/>
-            </w:tcMar>
-            <w:vAlign w:val="top"/>
-          </w:tcPr>
-          <w:p>
-            <w:pPr>
-              <w:spacing w:after="0" w:line="248" w:lineRule="auto"/>
-            </w:pPr>
-            <w:r>
-              <w:rPr>
-                <w:rFonts w:ascii="Calibri" w:cs="Calibri" w:eastAsia="Calibri" w:hAnsi="Calibri"/>
-                <w:b/>
-                <w:bCs/>
-                <w:i w:val="false"/>
-                <w:iCs w:val="false"/>
-                <w:color w:val="3A3A38"/>
-                <w:sz w:val="18"/>
-                <w:szCs w:val="18"/>
-              </w:rPr>
-              <w:t xml:space="preserve">Tone and engagement</w:t>
-            </w:r>
-          </w:p>
-        </w:tc>
-        <w:tc>
-          <w:tcPr>
-            <w:tcW w:type="dxa" w:w="6698"/>
-            <w:tcBorders>
-              <w:top w:val="none"/>
-              <w:left w:val="none"/>
-              <w:bottom w:val="none"/>
-              <w:right w:val="none"/>
-            </w:tcBorders>
-            <w:tcMar>
-              <w:top w:type="dxa" w:w="56"/>
-              <w:left w:type="dxa" w:w="40"/>
-              <w:bottom w:type="dxa" w:w="56"/>
-              <w:right w:type="dxa" w:w="150"/>
-            </w:tcMar>
-            <w:vAlign w:val="top"/>
-          </w:tcPr>
-          <w:p>
-            <w:pPr>
-              <w:spacing w:after="0" w:line="248" w:lineRule="auto"/>
-            </w:pPr>
-            <w:r>
-              <w:rPr>
-                <w:rFonts w:ascii="Calibri" w:cs="Calibri" w:eastAsia="Calibri" w:hAnsi="Calibri"/>
-                <w:b/>
-                <w:bCs/>
-                <w:color w:val="43724E"/>
-                <w:spacing w:val="6"/>
-                <w:sz w:val="14"/>
-                <w:szCs w:val="14"/>
-              </w:rPr>
-              <w:t xml:space="preserve">CONFIRMED</w:t>
-            </w:r>
-            <w:r>
-              <w:rPr>
-                <w:rFonts w:ascii="Calibri" w:cs="Calibri" w:eastAsia="Calibri" w:hAnsi="Calibri"/>
-                <w:b w:val="false"/>
-                <w:bCs w:val="false"/>
-                <w:i w:val="false"/>
-                <w:iCs w:val="false"/>
-                <w:color w:val="3A3A38"/>
-                <w:sz w:val="18"/>
-                <w:szCs w:val="18"/>
-              </w:rPr>
-              <w:t xml:space="preserve">  The experience must feel like being handed something useful, not like sitting a test. SAM introduces itself as the guard’s new assistant, invites them to get to know each other, frames each step as a benefit, and closes warmly. A dry “do this, then that” sequence does not meet this requirement.</w:t>
-            </w:r>
-          </w:p>
-        </w:tc>
-      </w:tr>
-      <w:tr>
-        <w:trPr>
-          <w:cantSplit/>
-        </w:trPr>
-        <w:tc>
-          <w:tcPr>
-            <w:tcW w:type="dxa" w:w="850"/>
-            <w:tcBorders>
-              <w:top w:val="none"/>
-              <w:left w:val="none"/>
-              <w:bottom w:val="none"/>
-              <w:right w:val="none"/>
-            </w:tcBorders>
-            <w:tcMar>
-              <w:top w:type="dxa" w:w="56"/>
-              <w:left w:type="dxa" w:w="40"/>
-              <w:bottom w:type="dxa" w:w="56"/>
-              <w:right w:type="dxa" w:w="150"/>
-            </w:tcMar>
-            <w:vAlign w:val="top"/>
-          </w:tcPr>
-          <w:p>
-            <w:pPr>
-              <w:spacing w:after="0" w:line="248" w:lineRule="auto"/>
-            </w:pPr>
-            <w:r>
-              <w:rPr>
-                <w:rFonts w:ascii="Calibri" w:cs="Calibri" w:eastAsia="Calibri" w:hAnsi="Calibri"/>
-                <w:b/>
-                <w:bCs/>
-                <w:i w:val="false"/>
-                <w:iCs w:val="false"/>
-                <w:color w:val="3A3A38"/>
-                <w:sz w:val="17"/>
-                <w:szCs w:val="17"/>
-              </w:rPr>
-              <w:t xml:space="preserve">FR-22</w:t>
-            </w:r>
-          </w:p>
-        </w:tc>
-        <w:tc>
-          <w:tcPr>
-            <w:tcW w:type="dxa" w:w="2100"/>
-            <w:tcBorders>
-              <w:top w:val="none"/>
-              <w:left w:val="none"/>
-              <w:bottom w:val="none"/>
-              <w:right w:val="none"/>
-            </w:tcBorders>
-            <w:tcMar>
-              <w:top w:type="dxa" w:w="56"/>
-              <w:left w:type="dxa" w:w="40"/>
-              <w:bottom w:type="dxa" w:w="56"/>
-              <w:right w:type="dxa" w:w="150"/>
-            </w:tcMar>
-            <w:vAlign w:val="top"/>
-          </w:tcPr>
-          <w:p>
-            <w:pPr>
-              <w:spacing w:after="0" w:line="248" w:lineRule="auto"/>
-            </w:pPr>
-            <w:r>
-              <w:rPr>
-                <w:rFonts w:ascii="Calibri" w:cs="Calibri" w:eastAsia="Calibri" w:hAnsi="Calibri"/>
-                <w:b/>
-                <w:bCs/>
-                <w:i w:val="false"/>
-                <w:iCs w:val="false"/>
-                <w:color w:val="3A3A38"/>
-                <w:sz w:val="18"/>
-                <w:szCs w:val="18"/>
-              </w:rPr>
-              <w:t xml:space="preserve">NFC gate</w:t>
-            </w:r>
-          </w:p>
-        </w:tc>
-        <w:tc>
-          <w:tcPr>
-            <w:tcW w:type="dxa" w:w="6698"/>
-            <w:tcBorders>
-              <w:top w:val="none"/>
-              <w:left w:val="none"/>
-              <w:bottom w:val="none"/>
-              <w:right w:val="none"/>
-            </w:tcBorders>
-            <w:tcMar>
-              <w:top w:type="dxa" w:w="56"/>
-              <w:left w:type="dxa" w:w="40"/>
-              <w:bottom w:type="dxa" w:w="56"/>
-              <w:right w:type="dxa" w:w="150"/>
-            </w:tcMar>
-            <w:vAlign w:val="top"/>
-          </w:tcPr>
-          <w:p>
-            <w:pPr>
-              <w:spacing w:after="0" w:line="248" w:lineRule="auto"/>
-            </w:pPr>
-            <w:r>
-              <w:rPr>
-                <w:rFonts w:ascii="Calibri" w:cs="Calibri" w:eastAsia="Calibri" w:hAnsi="Calibri"/>
-                <w:b/>
-                <w:bCs/>
-                <w:color w:val="43724E"/>
-                <w:spacing w:val="6"/>
-                <w:sz w:val="14"/>
-                <w:szCs w:val="14"/>
-              </w:rPr>
-              <w:t xml:space="preserve">CONFIRMED</w:t>
-            </w:r>
-            <w:r>
-              <w:rPr>
-                <w:rFonts w:ascii="Calibri" w:cs="Calibri" w:eastAsia="Calibri" w:hAnsi="Calibri"/>
-                <w:b w:val="false"/>
-                <w:bCs w:val="false"/>
-                <w:i w:val="false"/>
-                <w:iCs w:val="false"/>
-                <w:color w:val="3A3A38"/>
-                <w:sz w:val="18"/>
-                <w:szCs w:val="18"/>
-              </w:rPr>
-              <w:t xml:space="preserve">  After permissions, SAM links the guard to the NFC setting; the guard switches it on, returns and confirms. NFC is what reads the checkpoint tags. Not every site uses tags, but having it on costs nothing and avoids a failure later, so it is part of setup for everyone. The copy must not make it conditional on the guard’s site, or a guard on a tag-less site is handed a reason to confirm without acting.</w:t>
-            </w:r>
-          </w:p>
-        </w:tc>
-      </w:tr>
-      <w:tr>
-        <w:trPr>
-          <w:cantSplit/>
-        </w:trPr>
-        <w:tc>
-          <w:tcPr>
-            <w:tcW w:type="dxa" w:w="850"/>
-            <w:tcBorders>
-              <w:top w:val="none"/>
-              <w:left w:val="none"/>
-              <w:bottom w:val="none"/>
-              <w:right w:val="none"/>
-            </w:tcBorders>
-            <w:tcMar>
-              <w:top w:type="dxa" w:w="56"/>
-              <w:left w:type="dxa" w:w="40"/>
-              <w:bottom w:type="dxa" w:w="56"/>
-              <w:right w:type="dxa" w:w="150"/>
-            </w:tcMar>
-            <w:vAlign w:val="top"/>
-          </w:tcPr>
-          <w:p>
-            <w:pPr>
-              <w:spacing w:after="0" w:line="248" w:lineRule="auto"/>
-            </w:pPr>
-            <w:r>
-              <w:rPr>
-                <w:rFonts w:ascii="Calibri" w:cs="Calibri" w:eastAsia="Calibri" w:hAnsi="Calibri"/>
-                <w:b/>
-                <w:bCs/>
-                <w:i w:val="false"/>
-                <w:iCs w:val="false"/>
-                <w:color w:val="3A3A38"/>
-                <w:sz w:val="17"/>
-                <w:szCs w:val="17"/>
-              </w:rPr>
-              <w:t xml:space="preserve">FR-23</w:t>
-            </w:r>
-          </w:p>
-        </w:tc>
-        <w:tc>
-          <w:tcPr>
-            <w:tcW w:type="dxa" w:w="2100"/>
-            <w:tcBorders>
-              <w:top w:val="none"/>
-              <w:left w:val="none"/>
-              <w:bottom w:val="none"/>
-              <w:right w:val="none"/>
-            </w:tcBorders>
-            <w:tcMar>
-              <w:top w:type="dxa" w:w="56"/>
-              <w:left w:type="dxa" w:w="40"/>
-              <w:bottom w:type="dxa" w:w="56"/>
-              <w:right w:type="dxa" w:w="150"/>
-            </w:tcMar>
-            <w:vAlign w:val="top"/>
-          </w:tcPr>
-          <w:p>
-            <w:pPr>
-              <w:spacing w:after="0" w:line="248" w:lineRule="auto"/>
-            </w:pPr>
-            <w:r>
-              <w:rPr>
-                <w:rFonts w:ascii="Calibri" w:cs="Calibri" w:eastAsia="Calibri" w:hAnsi="Calibri"/>
-                <w:b/>
-                <w:bCs/>
-                <w:i w:val="false"/>
-                <w:iCs w:val="false"/>
-                <w:color w:val="3A3A38"/>
-                <w:sz w:val="18"/>
-                <w:szCs w:val="18"/>
-              </w:rPr>
-              <w:t xml:space="preserve">Background-tracking gate</w:t>
-            </w:r>
-          </w:p>
-        </w:tc>
-        <w:tc>
-          <w:tcPr>
-            <w:tcW w:type="dxa" w:w="6698"/>
-            <w:tcBorders>
-              <w:top w:val="none"/>
-              <w:left w:val="none"/>
-              <w:bottom w:val="none"/>
-              <w:right w:val="none"/>
-            </w:tcBorders>
-            <w:tcMar>
-              <w:top w:type="dxa" w:w="56"/>
-              <w:left w:type="dxa" w:w="40"/>
-              <w:bottom w:type="dxa" w:w="56"/>
-              <w:right w:type="dxa" w:w="150"/>
-            </w:tcMar>
-            <w:vAlign w:val="top"/>
-          </w:tcPr>
-          <w:p>
-            <w:pPr>
-              <w:spacing w:after="0" w:line="248" w:lineRule="auto"/>
-            </w:pPr>
-            <w:r>
-              <w:rPr>
-                <w:rFonts w:ascii="Calibri" w:cs="Calibri" w:eastAsia="Calibri" w:hAnsi="Calibri"/>
-                <w:b/>
-                <w:bCs/>
-                <w:color w:val="43724E"/>
-                <w:spacing w:val="6"/>
-                <w:sz w:val="14"/>
-                <w:szCs w:val="14"/>
-              </w:rPr>
-              <w:t xml:space="preserve">CONFIRMED</w:t>
-            </w:r>
-            <w:r>
-              <w:rPr>
-                <w:rFonts w:ascii="Calibri" w:cs="Calibri" w:eastAsia="Calibri" w:hAnsi="Calibri"/>
-                <w:b w:val="false"/>
-                <w:bCs w:val="false"/>
-                <w:i w:val="false"/>
-                <w:iCs w:val="false"/>
-                <w:color w:val="3A3A38"/>
-                <w:sz w:val="18"/>
-                <w:szCs w:val="18"/>
-              </w:rPr>
-              <w:t xml:space="preserve">  The third gate: background tracking, which the reviewer confirms is part of SAM OnSite’s own app settings screen rather than the phone’s. Same shape as the others: SAM explains why it is needed, links straight to that one setting from inside onboarding, and the guard switches it on and returns to confirm.</w:t>
-            </w:r>
-          </w:p>
-        </w:tc>
-      </w:tr>
-      <w:tr>
-        <w:trPr>
-          <w:cantSplit/>
-        </w:trPr>
-        <w:tc>
-          <w:tcPr>
-            <w:tcW w:type="dxa" w:w="850"/>
-            <w:tcBorders>
-              <w:top w:val="none"/>
-              <w:left w:val="none"/>
-              <w:bottom w:val="none"/>
-              <w:right w:val="none"/>
-            </w:tcBorders>
-            <w:tcMar>
-              <w:top w:type="dxa" w:w="56"/>
-              <w:left w:type="dxa" w:w="40"/>
-              <w:bottom w:type="dxa" w:w="56"/>
-              <w:right w:type="dxa" w:w="150"/>
-            </w:tcMar>
-            <w:vAlign w:val="top"/>
-          </w:tcPr>
-          <w:p>
-            <w:pPr>
-              <w:spacing w:after="0" w:line="248" w:lineRule="auto"/>
-            </w:pPr>
-            <w:r>
-              <w:rPr>
-                <w:rFonts w:ascii="Calibri" w:cs="Calibri" w:eastAsia="Calibri" w:hAnsi="Calibri"/>
-                <w:b/>
-                <w:bCs/>
-                <w:i w:val="false"/>
-                <w:iCs w:val="false"/>
-                <w:color w:val="3A3A38"/>
-                <w:sz w:val="17"/>
-                <w:szCs w:val="17"/>
-              </w:rPr>
-              <w:t xml:space="preserve">FR-24</w:t>
-            </w:r>
-          </w:p>
-        </w:tc>
-        <w:tc>
-          <w:tcPr>
-            <w:tcW w:type="dxa" w:w="2100"/>
-            <w:tcBorders>
-              <w:top w:val="none"/>
-              <w:left w:val="none"/>
-              <w:bottom w:val="none"/>
-              <w:right w:val="none"/>
-            </w:tcBorders>
-            <w:tcMar>
-              <w:top w:type="dxa" w:w="56"/>
-              <w:left w:type="dxa" w:w="40"/>
-              <w:bottom w:type="dxa" w:w="56"/>
-              <w:right w:type="dxa" w:w="150"/>
-            </w:tcMar>
-            <w:vAlign w:val="top"/>
-          </w:tcPr>
-          <w:p>
-            <w:pPr>
-              <w:spacing w:after="0" w:line="248" w:lineRule="auto"/>
-            </w:pPr>
-            <w:r>
-              <w:rPr>
-                <w:rFonts w:ascii="Calibri" w:cs="Calibri" w:eastAsia="Calibri" w:hAnsi="Calibri"/>
-                <w:b/>
-                <w:bCs/>
-                <w:i w:val="false"/>
-                <w:iCs w:val="false"/>
-                <w:color w:val="3A3A38"/>
-                <w:sz w:val="18"/>
-                <w:szCs w:val="18"/>
-              </w:rPr>
-              <w:t xml:space="preserve">Check the settings rather than asking</w:t>
+              <w:t xml:space="preserve">Say what is tracked</w:t>
             </w:r>
           </w:p>
         </w:tc>
@@ -7043,7 +7918,7 @@
                 <w:sz w:val="18"/>
                 <w:szCs w:val="18"/>
               </w:rPr>
-              <w:t xml:space="preserve">  For the MVP all three gates take the guard’s word; a guard can confirm without acting, and the miss surfaces weeks later on shift. Whether the app can read the state of app permissions, NFC or background tracking is not established. Ask it as three separate questions, not one: runtime permission state, the NFC adapter, and an in-app preference SAM OnSite owns itself are three different problems with three different likely answers, and a single “no” would lose the gates that were cheap. Any gate that can check should check rather than ask, and belongs in the MVP.</w:t>
+              <w:t xml:space="preserve">  Guards are asked for location and background tracking on a work phone and will ask what is done with it, so one plain line belongs in the flow. The wording must be supplied by Pronect and, where required, agreed with the works council. This specification does not state what a supervisor can or cannot see; that boundary is not ours to draw.</w:t>
             </w:r>
           </w:p>
         </w:tc>
@@ -7084,7 +7959,7 @@
                 <w:sz w:val="17"/>
                 <w:szCs w:val="17"/>
               </w:rPr>
-              <w:t xml:space="preserve">FR-25</w:t>
+              <w:t xml:space="preserve">FR-32</w:t>
             </w:r>
           </w:p>
         </w:tc>
@@ -7120,257 +7995,7 @@
                 <w:sz w:val="18"/>
                 <w:szCs w:val="18"/>
               </w:rPr>
-              <w:t xml:space="preserve">Tips taught in context</w:t>
-            </w:r>
-          </w:p>
-        </w:tc>
-        <w:tc>
-          <w:tcPr>
-            <w:tcW w:type="dxa" w:w="6698"/>
-            <w:tcBorders>
-              <w:top w:val="none"/>
-              <w:left w:val="none"/>
-              <w:bottom w:val="none"/>
-              <w:right w:val="none"/>
-            </w:tcBorders>
-            <w:tcMar>
-              <w:top w:type="dxa" w:w="56"/>
-              <w:left w:type="dxa" w:w="40"/>
-              <w:bottom w:type="dxa" w:w="56"/>
-              <w:right w:type="dxa" w:w="150"/>
-            </w:tcMar>
-            <w:vAlign w:val="top"/>
-          </w:tcPr>
-          <w:p>
-            <w:pPr>
-              <w:spacing w:after="0" w:line="248" w:lineRule="auto"/>
-            </w:pPr>
-            <w:r>
-              <w:rPr>
-                <w:rFonts w:ascii="Calibri" w:cs="Calibri" w:eastAsia="Calibri" w:hAnsi="Calibri"/>
-                <w:b/>
-                <w:bCs/>
-                <w:color w:val="43724E"/>
-                <w:spacing w:val="6"/>
-                <w:sz w:val="14"/>
-                <w:szCs w:val="14"/>
-              </w:rPr>
-              <w:t xml:space="preserve">CONFIRMED</w:t>
-            </w:r>
-            <w:r>
-              <w:rPr>
-                <w:rFonts w:ascii="Calibri" w:cs="Calibri" w:eastAsia="Calibri" w:hAnsi="Calibri"/>
-                <w:b w:val="false"/>
-                <w:bCs w:val="false"/>
-                <w:i w:val="false"/>
-                <w:iCs w:val="false"/>
-                <w:color w:val="3A3A38"/>
-                <w:sz w:val="18"/>
-                <w:szCs w:val="18"/>
-              </w:rPr>
-              <w:t xml:space="preserve">  All eight tips from the deck’s General recommendations slide are carried by SAM’s spoken lines at the step where each becomes useful (see Where each tip lands). Two are taught by doing: the guard performs the action and SAM’s next line names what just happened. A slide of tips listed on a screen or read out in sequence does not meet this requirement.</w:t>
-            </w:r>
-          </w:p>
-        </w:tc>
-      </w:tr>
-      <w:tr>
-        <w:trPr>
-          <w:cantSplit/>
-        </w:trPr>
-        <w:tc>
-          <w:tcPr>
-            <w:tcW w:type="dxa" w:w="850"/>
-            <w:tcBorders>
-              <w:top w:val="none"/>
-              <w:left w:val="none"/>
-              <w:bottom w:val="none"/>
-              <w:right w:val="none"/>
-            </w:tcBorders>
-            <w:tcMar>
-              <w:top w:type="dxa" w:w="56"/>
-              <w:left w:type="dxa" w:w="40"/>
-              <w:bottom w:type="dxa" w:w="56"/>
-              <w:right w:type="dxa" w:w="150"/>
-            </w:tcMar>
-            <w:vAlign w:val="top"/>
-          </w:tcPr>
-          <w:p>
-            <w:pPr>
-              <w:spacing w:after="0" w:line="248" w:lineRule="auto"/>
-            </w:pPr>
-            <w:r>
-              <w:rPr>
-                <w:rFonts w:ascii="Calibri" w:cs="Calibri" w:eastAsia="Calibri" w:hAnsi="Calibri"/>
-                <w:b/>
-                <w:bCs/>
-                <w:i w:val="false"/>
-                <w:iCs w:val="false"/>
-                <w:color w:val="3A3A38"/>
-                <w:sz w:val="17"/>
-                <w:szCs w:val="17"/>
-              </w:rPr>
-              <w:t xml:space="preserve">FR-26</w:t>
-            </w:r>
-          </w:p>
-        </w:tc>
-        <w:tc>
-          <w:tcPr>
-            <w:tcW w:type="dxa" w:w="2100"/>
-            <w:tcBorders>
-              <w:top w:val="none"/>
-              <w:left w:val="none"/>
-              <w:bottom w:val="none"/>
-              <w:right w:val="none"/>
-            </w:tcBorders>
-            <w:tcMar>
-              <w:top w:type="dxa" w:w="56"/>
-              <w:left w:type="dxa" w:w="40"/>
-              <w:bottom w:type="dxa" w:w="56"/>
-              <w:right w:type="dxa" w:w="150"/>
-            </w:tcMar>
-            <w:vAlign w:val="top"/>
-          </w:tcPr>
-          <w:p>
-            <w:pPr>
-              <w:spacing w:after="0" w:line="248" w:lineRule="auto"/>
-            </w:pPr>
-            <w:r>
-              <w:rPr>
-                <w:rFonts w:ascii="Calibri" w:cs="Calibri" w:eastAsia="Calibri" w:hAnsi="Calibri"/>
-                <w:b/>
-                <w:bCs/>
-                <w:i w:val="false"/>
-                <w:iCs w:val="false"/>
-                <w:color w:val="3A3A38"/>
-                <w:sz w:val="18"/>
-                <w:szCs w:val="18"/>
-              </w:rPr>
-              <w:t xml:space="preserve">The microphone failure must not become a loop</w:t>
-            </w:r>
-          </w:p>
-        </w:tc>
-        <w:tc>
-          <w:tcPr>
-            <w:tcW w:type="dxa" w:w="6698"/>
-            <w:tcBorders>
-              <w:top w:val="none"/>
-              <w:left w:val="none"/>
-              <w:bottom w:val="none"/>
-              <w:right w:val="none"/>
-            </w:tcBorders>
-            <w:tcMar>
-              <w:top w:type="dxa" w:w="56"/>
-              <w:left w:type="dxa" w:w="40"/>
-              <w:bottom w:type="dxa" w:w="56"/>
-              <w:right w:type="dxa" w:w="150"/>
-            </w:tcMar>
-            <w:vAlign w:val="top"/>
-          </w:tcPr>
-          <w:p>
-            <w:pPr>
-              <w:spacing w:after="0" w:line="248" w:lineRule="auto"/>
-            </w:pPr>
-            <w:r>
-              <w:rPr>
-                <w:rFonts w:ascii="Calibri" w:cs="Calibri" w:eastAsia="Calibri" w:hAnsi="Calibri"/>
-                <w:b/>
-                <w:bCs/>
-                <w:color w:val="8A6A1F"/>
-                <w:spacing w:val="6"/>
-                <w:sz w:val="14"/>
-                <w:szCs w:val="14"/>
-              </w:rPr>
-              <w:t xml:space="preserve">PROPOSED</w:t>
-            </w:r>
-            <w:r>
-              <w:rPr>
-                <w:rFonts w:ascii="Calibri" w:cs="Calibri" w:eastAsia="Calibri" w:hAnsi="Calibri"/>
-                <w:b w:val="false"/>
-                <w:bCs w:val="false"/>
-                <w:i w:val="false"/>
-                <w:iCs w:val="false"/>
-                <w:color w:val="3A3A38"/>
-                <w:sz w:val="18"/>
-                <w:szCs w:val="18"/>
-              </w:rPr>
-              <w:t xml:space="preserve">  A guard who confirmed the permissions gate without granting the microphone, or who granted it but has not restarted the app, will press Talk and get nothing. Repeated failure points back at the permissions gate as the likely cause, naming both possibilities, rather than repeating the same retry prompt. Stated as behaviour on failure, not as reading the permission; a direct check supersedes it if FR-24 comes back positive.</w:t>
-            </w:r>
-          </w:p>
-        </w:tc>
-      </w:tr>
-      <w:tr>
-        <w:trPr>
-          <w:cantSplit/>
-        </w:trPr>
-        <w:tc>
-          <w:tcPr>
-            <w:tcW w:type="dxa" w:w="850"/>
-            <w:tcBorders>
-              <w:top w:val="none"/>
-              <w:left w:val="none"/>
-              <w:bottom w:val="none"/>
-              <w:right w:val="none"/>
-            </w:tcBorders>
-            <w:tcMar>
-              <w:top w:type="dxa" w:w="56"/>
-              <w:left w:type="dxa" w:w="40"/>
-              <w:bottom w:type="dxa" w:w="56"/>
-              <w:right w:type="dxa" w:w="150"/>
-            </w:tcMar>
-            <w:vAlign w:val="top"/>
-          </w:tcPr>
-          <w:p>
-            <w:pPr>
-              <w:spacing w:after="0" w:line="248" w:lineRule="auto"/>
-            </w:pPr>
-            <w:r>
-              <w:rPr>
-                <w:rFonts w:ascii="Calibri" w:cs="Calibri" w:eastAsia="Calibri" w:hAnsi="Calibri"/>
-                <w:b/>
-                <w:bCs/>
-                <w:i w:val="false"/>
-                <w:iCs w:val="false"/>
-                <w:color w:val="3A3A38"/>
-                <w:sz w:val="17"/>
-                <w:szCs w:val="17"/>
-              </w:rPr>
-              <w:t xml:space="preserve">FR-27</w:t>
-            </w:r>
-          </w:p>
-        </w:tc>
-        <w:tc>
-          <w:tcPr>
-            <w:tcW w:type="dxa" w:w="2100"/>
-            <w:tcBorders>
-              <w:top w:val="none"/>
-              <w:left w:val="none"/>
-              <w:bottom w:val="none"/>
-              <w:right w:val="none"/>
-            </w:tcBorders>
-            <w:tcMar>
-              <w:top w:type="dxa" w:w="56"/>
-              <w:left w:type="dxa" w:w="40"/>
-              <w:bottom w:type="dxa" w:w="56"/>
-              <w:right w:type="dxa" w:w="150"/>
-            </w:tcMar>
-            <w:vAlign w:val="top"/>
-          </w:tcPr>
-          <w:p>
-            <w:pPr>
-              <w:spacing w:after="0" w:line="248" w:lineRule="auto"/>
-            </w:pPr>
-            <w:r>
-              <w:rPr>
-                <w:rFonts w:ascii="Calibri" w:cs="Calibri" w:eastAsia="Calibri" w:hAnsi="Calibri"/>
-                <w:b/>
-                <w:bCs/>
-                <w:i w:val="false"/>
-                <w:iCs w:val="false"/>
-                <w:color w:val="3A3A38"/>
-                <w:sz w:val="18"/>
-                <w:szCs w:val="18"/>
-              </w:rPr>
-              <w:t xml:space="preserve">No NFC hardware</w:t>
+              <w:t xml:space="preserve">Device setup is per device, not per guard</w:t>
             </w:r>
           </w:p>
         </w:tc>
@@ -7418,632 +8043,7 @@
                 <w:sz w:val="18"/>
                 <w:szCs w:val="18"/>
               </w:rPr>
-              <w:t xml:space="preserve">  If the device has no NFC chip, the gate is skipped and the flow continues. A guard is never sent to support over hardware their phone does not have. Whether the app can detect the chip’s presence is an engineering confirmation, as with FR-24.</w:t>
-            </w:r>
-          </w:p>
-        </w:tc>
-      </w:tr>
-      <w:tr>
-        <w:trPr>
-          <w:cantSplit/>
-        </w:trPr>
-        <w:tc>
-          <w:tcPr>
-            <w:tcW w:type="dxa" w:w="850"/>
-            <w:tcBorders>
-              <w:top w:val="none"/>
-              <w:left w:val="none"/>
-              <w:bottom w:val="none"/>
-              <w:right w:val="none"/>
-            </w:tcBorders>
-            <w:tcMar>
-              <w:top w:type="dxa" w:w="56"/>
-              <w:left w:type="dxa" w:w="40"/>
-              <w:bottom w:type="dxa" w:w="56"/>
-              <w:right w:type="dxa" w:w="150"/>
-            </w:tcMar>
-            <w:vAlign w:val="top"/>
-          </w:tcPr>
-          <w:p>
-            <w:pPr>
-              <w:spacing w:after="0" w:line="248" w:lineRule="auto"/>
-            </w:pPr>
-            <w:r>
-              <w:rPr>
-                <w:rFonts w:ascii="Calibri" w:cs="Calibri" w:eastAsia="Calibri" w:hAnsi="Calibri"/>
-                <w:b/>
-                <w:bCs/>
-                <w:i w:val="false"/>
-                <w:iCs w:val="false"/>
-                <w:color w:val="3A3A38"/>
-                <w:sz w:val="17"/>
-                <w:szCs w:val="17"/>
-              </w:rPr>
-              <w:t xml:space="preserve">FR-28</w:t>
-            </w:r>
-          </w:p>
-        </w:tc>
-        <w:tc>
-          <w:tcPr>
-            <w:tcW w:type="dxa" w:w="2100"/>
-            <w:tcBorders>
-              <w:top w:val="none"/>
-              <w:left w:val="none"/>
-              <w:bottom w:val="none"/>
-              <w:right w:val="none"/>
-            </w:tcBorders>
-            <w:tcMar>
-              <w:top w:type="dxa" w:w="56"/>
-              <w:left w:type="dxa" w:w="40"/>
-              <w:bottom w:type="dxa" w:w="56"/>
-              <w:right w:type="dxa" w:w="150"/>
-            </w:tcMar>
-            <w:vAlign w:val="top"/>
-          </w:tcPr>
-          <w:p>
-            <w:pPr>
-              <w:spacing w:after="0" w:line="248" w:lineRule="auto"/>
-            </w:pPr>
-            <w:r>
-              <w:rPr>
-                <w:rFonts w:ascii="Calibri" w:cs="Calibri" w:eastAsia="Calibri" w:hAnsi="Calibri"/>
-                <w:b/>
-                <w:bCs/>
-                <w:i w:val="false"/>
-                <w:iCs w:val="false"/>
-                <w:color w:val="3A3A38"/>
-                <w:sz w:val="18"/>
-                <w:szCs w:val="18"/>
-              </w:rPr>
-              <w:t xml:space="preserve">Retry floor and release</w:t>
-            </w:r>
-          </w:p>
-        </w:tc>
-        <w:tc>
-          <w:tcPr>
-            <w:tcW w:type="dxa" w:w="6698"/>
-            <w:tcBorders>
-              <w:top w:val="none"/>
-              <w:left w:val="none"/>
-              <w:bottom w:val="none"/>
-              <w:right w:val="none"/>
-            </w:tcBorders>
-            <w:tcMar>
-              <w:top w:type="dxa" w:w="56"/>
-              <w:left w:type="dxa" w:w="40"/>
-              <w:bottom w:type="dxa" w:w="56"/>
-              <w:right w:type="dxa" w:w="150"/>
-            </w:tcMar>
-            <w:vAlign w:val="top"/>
-          </w:tcPr>
-          <w:p>
-            <w:pPr>
-              <w:spacing w:after="0" w:line="248" w:lineRule="auto"/>
-            </w:pPr>
-            <w:r>
-              <w:rPr>
-                <w:rFonts w:ascii="Calibri" w:cs="Calibri" w:eastAsia="Calibri" w:hAnsi="Calibri"/>
-                <w:b/>
-                <w:bCs/>
-                <w:color w:val="8A6A1F"/>
-                <w:spacing w:val="6"/>
-                <w:sz w:val="14"/>
-                <w:szCs w:val="14"/>
-              </w:rPr>
-              <w:t xml:space="preserve">PROPOSED</w:t>
-            </w:r>
-            <w:r>
-              <w:rPr>
-                <w:rFonts w:ascii="Calibri" w:cs="Calibri" w:eastAsia="Calibri" w:hAnsi="Calibri"/>
-                <w:b w:val="false"/>
-                <w:bCs w:val="false"/>
-                <w:i w:val="false"/>
-                <w:iCs w:val="false"/>
-                <w:color w:val="3A3A38"/>
-                <w:sz w:val="18"/>
-                <w:szCs w:val="18"/>
-              </w:rPr>
-              <w:t xml:space="preserve">  After three failed attempts at a spoken step, typing is offered. On any step, a guard who is stuck can say so and reach the home screen with completion unmarked and the stage saved; the release must not depend on a failure counter, since a guard who cannot find the message to long-press never generates a failed attempt. If the server cannot be reached at sign-in, the guard passes through rather than being held. A released guard must not be dropped back onto the same step at every subsequent sign-in: the release carries a cool-down or routes them to a trainer, and re-entry is through FR-04.</w:t>
-            </w:r>
-          </w:p>
-        </w:tc>
-      </w:tr>
-      <w:tr>
-        <w:trPr>
-          <w:cantSplit/>
-        </w:trPr>
-        <w:tc>
-          <w:tcPr>
-            <w:tcW w:type="dxa" w:w="850"/>
-            <w:tcBorders>
-              <w:top w:val="none"/>
-              <w:left w:val="none"/>
-              <w:bottom w:val="none"/>
-              <w:right w:val="none"/>
-            </w:tcBorders>
-            <w:tcMar>
-              <w:top w:type="dxa" w:w="56"/>
-              <w:left w:type="dxa" w:w="40"/>
-              <w:bottom w:type="dxa" w:w="56"/>
-              <w:right w:type="dxa" w:w="150"/>
-            </w:tcMar>
-            <w:vAlign w:val="top"/>
-          </w:tcPr>
-          <w:p>
-            <w:pPr>
-              <w:spacing w:after="0" w:line="248" w:lineRule="auto"/>
-            </w:pPr>
-            <w:r>
-              <w:rPr>
-                <w:rFonts w:ascii="Calibri" w:cs="Calibri" w:eastAsia="Calibri" w:hAnsi="Calibri"/>
-                <w:b/>
-                <w:bCs/>
-                <w:i w:val="false"/>
-                <w:iCs w:val="false"/>
-                <w:color w:val="3A3A38"/>
-                <w:sz w:val="17"/>
-                <w:szCs w:val="17"/>
-              </w:rPr>
-              <w:t xml:space="preserve">FR-29</w:t>
-            </w:r>
-          </w:p>
-        </w:tc>
-        <w:tc>
-          <w:tcPr>
-            <w:tcW w:type="dxa" w:w="2100"/>
-            <w:tcBorders>
-              <w:top w:val="none"/>
-              <w:left w:val="none"/>
-              <w:bottom w:val="none"/>
-              <w:right w:val="none"/>
-            </w:tcBorders>
-            <w:tcMar>
-              <w:top w:type="dxa" w:w="56"/>
-              <w:left w:type="dxa" w:w="40"/>
-              <w:bottom w:type="dxa" w:w="56"/>
-              <w:right w:type="dxa" w:w="150"/>
-            </w:tcMar>
-            <w:vAlign w:val="top"/>
-          </w:tcPr>
-          <w:p>
-            <w:pPr>
-              <w:spacing w:after="0" w:line="248" w:lineRule="auto"/>
-            </w:pPr>
-            <w:r>
-              <w:rPr>
-                <w:rFonts w:ascii="Calibri" w:cs="Calibri" w:eastAsia="Calibri" w:hAnsi="Calibri"/>
-                <w:b/>
-                <w:bCs/>
-                <w:i w:val="false"/>
-                <w:iCs w:val="false"/>
-                <w:color w:val="3A3A38"/>
-                <w:sz w:val="18"/>
-                <w:szCs w:val="18"/>
-              </w:rPr>
-              <w:t xml:space="preserve">A real incident reported inside practice</w:t>
-            </w:r>
-          </w:p>
-        </w:tc>
-        <w:tc>
-          <w:tcPr>
-            <w:tcW w:type="dxa" w:w="6698"/>
-            <w:tcBorders>
-              <w:top w:val="none"/>
-              <w:left w:val="none"/>
-              <w:bottom w:val="none"/>
-              <w:right w:val="none"/>
-            </w:tcBorders>
-            <w:tcMar>
-              <w:top w:type="dxa" w:w="56"/>
-              <w:left w:type="dxa" w:w="40"/>
-              <w:bottom w:type="dxa" w:w="56"/>
-              <w:right w:type="dxa" w:w="150"/>
-            </w:tcMar>
-            <w:vAlign w:val="top"/>
-          </w:tcPr>
-          <w:p>
-            <w:pPr>
-              <w:spacing w:after="0" w:line="248" w:lineRule="auto"/>
-            </w:pPr>
-            <w:r>
-              <w:rPr>
-                <w:rFonts w:ascii="Calibri" w:cs="Calibri" w:eastAsia="Calibri" w:hAnsi="Calibri"/>
-                <w:b/>
-                <w:bCs/>
-                <w:color w:val="8A6A1F"/>
-                <w:spacing w:val="6"/>
-                <w:sz w:val="14"/>
-                <w:szCs w:val="14"/>
-              </w:rPr>
-              <w:t xml:space="preserve">PROPOSED</w:t>
-            </w:r>
-            <w:r>
-              <w:rPr>
-                <w:rFonts w:ascii="Calibri" w:cs="Calibri" w:eastAsia="Calibri" w:hAnsi="Calibri"/>
-                <w:b w:val="false"/>
-                <w:bCs w:val="false"/>
-                <w:i w:val="false"/>
-                <w:iCs w:val="false"/>
-                <w:color w:val="3A3A38"/>
-                <w:sz w:val="18"/>
-                <w:szCs w:val="18"/>
-              </w:rPr>
-              <w:t xml:space="preserve">  A practice banner stays visible for the whole exercise and not only on the finished report card, and it carries the way out to normal reporting (FR-17). A genuine incident reported during practice would be flagged training and hidden from the supervisors it should have reached. Detecting that what the guard said is not the practice incident is the better answer and is outside MVP scope. The banner cannot be shown while the guard is inside the phone’s settings, so the claim is that it is visible at every step of the flow itself.</w:t>
-            </w:r>
-          </w:p>
-        </w:tc>
-      </w:tr>
-      <w:tr>
-        <w:trPr>
-          <w:cantSplit/>
-        </w:trPr>
-        <w:tc>
-          <w:tcPr>
-            <w:tcW w:type="dxa" w:w="850"/>
-            <w:tcBorders>
-              <w:top w:val="none"/>
-              <w:left w:val="none"/>
-              <w:bottom w:val="none"/>
-              <w:right w:val="none"/>
-            </w:tcBorders>
-            <w:tcMar>
-              <w:top w:type="dxa" w:w="56"/>
-              <w:left w:type="dxa" w:w="40"/>
-              <w:bottom w:type="dxa" w:w="56"/>
-              <w:right w:type="dxa" w:w="150"/>
-            </w:tcMar>
-            <w:vAlign w:val="top"/>
-          </w:tcPr>
-          <w:p>
-            <w:pPr>
-              <w:spacing w:after="0" w:line="248" w:lineRule="auto"/>
-            </w:pPr>
-            <w:r>
-              <w:rPr>
-                <w:rFonts w:ascii="Calibri" w:cs="Calibri" w:eastAsia="Calibri" w:hAnsi="Calibri"/>
-                <w:b/>
-                <w:bCs/>
-                <w:i w:val="false"/>
-                <w:iCs w:val="false"/>
-                <w:color w:val="3A3A38"/>
-                <w:sz w:val="17"/>
-                <w:szCs w:val="17"/>
-              </w:rPr>
-              <w:t xml:space="preserve">FR-30</w:t>
-            </w:r>
-          </w:p>
-        </w:tc>
-        <w:tc>
-          <w:tcPr>
-            <w:tcW w:type="dxa" w:w="2100"/>
-            <w:tcBorders>
-              <w:top w:val="none"/>
-              <w:left w:val="none"/>
-              <w:bottom w:val="none"/>
-              <w:right w:val="none"/>
-            </w:tcBorders>
-            <w:tcMar>
-              <w:top w:type="dxa" w:w="56"/>
-              <w:left w:type="dxa" w:w="40"/>
-              <w:bottom w:type="dxa" w:w="56"/>
-              <w:right w:type="dxa" w:w="150"/>
-            </w:tcMar>
-            <w:vAlign w:val="top"/>
-          </w:tcPr>
-          <w:p>
-            <w:pPr>
-              <w:spacing w:after="0" w:line="248" w:lineRule="auto"/>
-            </w:pPr>
-            <w:r>
-              <w:rPr>
-                <w:rFonts w:ascii="Calibri" w:cs="Calibri" w:eastAsia="Calibri" w:hAnsi="Calibri"/>
-                <w:b/>
-                <w:bCs/>
-                <w:i w:val="false"/>
-                <w:iCs w:val="false"/>
-                <w:color w:val="3A3A38"/>
-                <w:sz w:val="18"/>
-                <w:szCs w:val="18"/>
-              </w:rPr>
-              <w:t xml:space="preserve">Go-live gate on the filter</w:t>
-            </w:r>
-          </w:p>
-        </w:tc>
-        <w:tc>
-          <w:tcPr>
-            <w:tcW w:type="dxa" w:w="6698"/>
-            <w:tcBorders>
-              <w:top w:val="none"/>
-              <w:left w:val="none"/>
-              <w:bottom w:val="none"/>
-              <w:right w:val="none"/>
-            </w:tcBorders>
-            <w:tcMar>
-              <w:top w:type="dxa" w:w="56"/>
-              <w:left w:type="dxa" w:w="40"/>
-              <w:bottom w:type="dxa" w:w="56"/>
-              <w:right w:type="dxa" w:w="150"/>
-            </w:tcMar>
-            <w:vAlign w:val="top"/>
-          </w:tcPr>
-          <w:p>
-            <w:pPr>
-              <w:spacing w:after="0" w:line="248" w:lineRule="auto"/>
-            </w:pPr>
-            <w:r>
-              <w:rPr>
-                <w:rFonts w:ascii="Calibri" w:cs="Calibri" w:eastAsia="Calibri" w:hAnsi="Calibri"/>
-                <w:b/>
-                <w:bCs/>
-                <w:color w:val="8A6A1F"/>
-                <w:spacing w:val="6"/>
-                <w:sz w:val="14"/>
-                <w:szCs w:val="14"/>
-              </w:rPr>
-              <w:t xml:space="preserve">PROPOSED</w:t>
-            </w:r>
-            <w:r>
-              <w:rPr>
-                <w:rFonts w:ascii="Calibri" w:cs="Calibri" w:eastAsia="Calibri" w:hAnsi="Calibri"/>
-                <w:b w:val="false"/>
-                <w:bCs w:val="false"/>
-                <w:i w:val="false"/>
-                <w:iCs w:val="false"/>
-                <w:color w:val="3A3A38"/>
-                <w:sz w:val="18"/>
-                <w:szCs w:val="18"/>
-              </w:rPr>
-              <w:t xml:space="preserve">  The MVP is built and tested in DEV/UAT only. Before the switch is enabled in production the exclusion filter must be present and verified, enforced by something firmer than memory. The recommended enforcement is a server-side capability check that refuses to start onboarding when the filter is absent, built at go-live, outside the MVP.</w:t>
-            </w:r>
-          </w:p>
-        </w:tc>
-      </w:tr>
-      <w:tr>
-        <w:trPr>
-          <w:cantSplit/>
-        </w:trPr>
-        <w:tc>
-          <w:tcPr>
-            <w:tcW w:type="dxa" w:w="850"/>
-            <w:tcBorders>
-              <w:top w:val="none"/>
-              <w:left w:val="none"/>
-              <w:bottom w:val="none"/>
-              <w:right w:val="none"/>
-            </w:tcBorders>
-            <w:tcMar>
-              <w:top w:type="dxa" w:w="56"/>
-              <w:left w:type="dxa" w:w="40"/>
-              <w:bottom w:type="dxa" w:w="56"/>
-              <w:right w:type="dxa" w:w="150"/>
-            </w:tcMar>
-            <w:vAlign w:val="top"/>
-          </w:tcPr>
-          <w:p>
-            <w:pPr>
-              <w:spacing w:after="0" w:line="248" w:lineRule="auto"/>
-            </w:pPr>
-            <w:r>
-              <w:rPr>
-                <w:rFonts w:ascii="Calibri" w:cs="Calibri" w:eastAsia="Calibri" w:hAnsi="Calibri"/>
-                <w:b/>
-                <w:bCs/>
-                <w:i w:val="false"/>
-                <w:iCs w:val="false"/>
-                <w:color w:val="3A3A38"/>
-                <w:sz w:val="17"/>
-                <w:szCs w:val="17"/>
-              </w:rPr>
-              <w:t xml:space="preserve">FR-31</w:t>
-            </w:r>
-          </w:p>
-        </w:tc>
-        <w:tc>
-          <w:tcPr>
-            <w:tcW w:type="dxa" w:w="2100"/>
-            <w:tcBorders>
-              <w:top w:val="none"/>
-              <w:left w:val="none"/>
-              <w:bottom w:val="none"/>
-              <w:right w:val="none"/>
-            </w:tcBorders>
-            <w:tcMar>
-              <w:top w:type="dxa" w:w="56"/>
-              <w:left w:type="dxa" w:w="40"/>
-              <w:bottom w:type="dxa" w:w="56"/>
-              <w:right w:type="dxa" w:w="150"/>
-            </w:tcMar>
-            <w:vAlign w:val="top"/>
-          </w:tcPr>
-          <w:p>
-            <w:pPr>
-              <w:spacing w:after="0" w:line="248" w:lineRule="auto"/>
-            </w:pPr>
-            <w:r>
-              <w:rPr>
-                <w:rFonts w:ascii="Calibri" w:cs="Calibri" w:eastAsia="Calibri" w:hAnsi="Calibri"/>
-                <w:b/>
-                <w:bCs/>
-                <w:i w:val="false"/>
-                <w:iCs w:val="false"/>
-                <w:color w:val="3A3A38"/>
-                <w:sz w:val="18"/>
-                <w:szCs w:val="18"/>
-              </w:rPr>
-              <w:t xml:space="preserve">Say what is tracked</w:t>
-            </w:r>
-          </w:p>
-        </w:tc>
-        <w:tc>
-          <w:tcPr>
-            <w:tcW w:type="dxa" w:w="6698"/>
-            <w:tcBorders>
-              <w:top w:val="none"/>
-              <w:left w:val="none"/>
-              <w:bottom w:val="none"/>
-              <w:right w:val="none"/>
-            </w:tcBorders>
-            <w:tcMar>
-              <w:top w:type="dxa" w:w="56"/>
-              <w:left w:type="dxa" w:w="40"/>
-              <w:bottom w:type="dxa" w:w="56"/>
-              <w:right w:type="dxa" w:w="150"/>
-            </w:tcMar>
-            <w:vAlign w:val="top"/>
-          </w:tcPr>
-          <w:p>
-            <w:pPr>
-              <w:spacing w:after="0" w:line="248" w:lineRule="auto"/>
-            </w:pPr>
-            <w:r>
-              <w:rPr>
-                <w:rFonts w:ascii="Calibri" w:cs="Calibri" w:eastAsia="Calibri" w:hAnsi="Calibri"/>
-                <w:b/>
-                <w:bCs/>
-                <w:color w:val="A05A38"/>
-                <w:spacing w:val="6"/>
-                <w:sz w:val="14"/>
-                <w:szCs w:val="14"/>
-              </w:rPr>
-              <w:t xml:space="preserve">CHECK W/ ENG.</w:t>
-            </w:r>
-            <w:r>
-              <w:rPr>
-                <w:rFonts w:ascii="Calibri" w:cs="Calibri" w:eastAsia="Calibri" w:hAnsi="Calibri"/>
-                <w:b w:val="false"/>
-                <w:bCs w:val="false"/>
-                <w:i w:val="false"/>
-                <w:iCs w:val="false"/>
-                <w:color w:val="3A3A38"/>
-                <w:sz w:val="18"/>
-                <w:szCs w:val="18"/>
-              </w:rPr>
-              <w:t xml:space="preserve">  Guards are asked for location and background tracking on a work phone and will ask what is done with it, so one plain line belongs in the flow. The wording must be supplied by Pronect and, where required, agreed with the works council. This specification does not state what a supervisor can or cannot see; that boundary is not ours to draw.</w:t>
-            </w:r>
-          </w:p>
-        </w:tc>
-      </w:tr>
-      <w:tr>
-        <w:trPr>
-          <w:cantSplit/>
-        </w:trPr>
-        <w:tc>
-          <w:tcPr>
-            <w:tcW w:type="dxa" w:w="850"/>
-            <w:tcBorders>
-              <w:top w:val="none"/>
-              <w:left w:val="none"/>
-              <w:bottom w:val="none"/>
-              <w:right w:val="none"/>
-            </w:tcBorders>
-            <w:tcMar>
-              <w:top w:type="dxa" w:w="56"/>
-              <w:left w:type="dxa" w:w="40"/>
-              <w:bottom w:type="dxa" w:w="56"/>
-              <w:right w:type="dxa" w:w="150"/>
-            </w:tcMar>
-            <w:vAlign w:val="top"/>
-          </w:tcPr>
-          <w:p>
-            <w:pPr>
-              <w:spacing w:after="0" w:line="248" w:lineRule="auto"/>
-            </w:pPr>
-            <w:r>
-              <w:rPr>
-                <w:rFonts w:ascii="Calibri" w:cs="Calibri" w:eastAsia="Calibri" w:hAnsi="Calibri"/>
-                <w:b/>
-                <w:bCs/>
-                <w:i w:val="false"/>
-                <w:iCs w:val="false"/>
-                <w:color w:val="3A3A38"/>
-                <w:sz w:val="17"/>
-                <w:szCs w:val="17"/>
-              </w:rPr>
-              <w:t xml:space="preserve">FR-32</w:t>
-            </w:r>
-          </w:p>
-        </w:tc>
-        <w:tc>
-          <w:tcPr>
-            <w:tcW w:type="dxa" w:w="2100"/>
-            <w:tcBorders>
-              <w:top w:val="none"/>
-              <w:left w:val="none"/>
-              <w:bottom w:val="none"/>
-              <w:right w:val="none"/>
-            </w:tcBorders>
-            <w:tcMar>
-              <w:top w:type="dxa" w:w="56"/>
-              <w:left w:type="dxa" w:w="40"/>
-              <w:bottom w:type="dxa" w:w="56"/>
-              <w:right w:type="dxa" w:w="150"/>
-            </w:tcMar>
-            <w:vAlign w:val="top"/>
-          </w:tcPr>
-          <w:p>
-            <w:pPr>
-              <w:spacing w:after="0" w:line="248" w:lineRule="auto"/>
-            </w:pPr>
-            <w:r>
-              <w:rPr>
-                <w:rFonts w:ascii="Calibri" w:cs="Calibri" w:eastAsia="Calibri" w:hAnsi="Calibri"/>
-                <w:b/>
-                <w:bCs/>
-                <w:i w:val="false"/>
-                <w:iCs w:val="false"/>
-                <w:color w:val="3A3A38"/>
-                <w:sz w:val="18"/>
-                <w:szCs w:val="18"/>
-              </w:rPr>
-              <w:t xml:space="preserve">Device setup is per device, not per guard</w:t>
-            </w:r>
-          </w:p>
-        </w:tc>
-        <w:tc>
-          <w:tcPr>
-            <w:tcW w:type="dxa" w:w="6698"/>
-            <w:tcBorders>
-              <w:top w:val="none"/>
-              <w:left w:val="none"/>
-              <w:bottom w:val="none"/>
-              <w:right w:val="none"/>
-            </w:tcBorders>
-            <w:tcMar>
-              <w:top w:type="dxa" w:w="56"/>
-              <w:left w:type="dxa" w:w="40"/>
-              <w:bottom w:type="dxa" w:w="56"/>
-              <w:right w:type="dxa" w:w="150"/>
-            </w:tcMar>
-            <w:vAlign w:val="top"/>
-          </w:tcPr>
-          <w:p>
-            <w:pPr>
-              <w:spacing w:after="0" w:line="248" w:lineRule="auto"/>
-            </w:pPr>
-            <w:r>
-              <w:rPr>
-                <w:rFonts w:ascii="Calibri" w:cs="Calibri" w:eastAsia="Calibri" w:hAnsi="Calibri"/>
-                <w:b/>
-                <w:bCs/>
-                <w:color w:val="8A6A1F"/>
-                <w:spacing w:val="6"/>
-                <w:sz w:val="14"/>
-                <w:szCs w:val="14"/>
-              </w:rPr>
-              <w:t xml:space="preserve">PROPOSED</w:t>
-            </w:r>
-            <w:r>
-              <w:rPr>
-                <w:rFonts w:ascii="Calibri" w:cs="Calibri" w:eastAsia="Calibri" w:hAnsi="Calibri"/>
-                <w:b w:val="false"/>
-                <w:bCs w:val="false"/>
-                <w:i w:val="false"/>
-                <w:iCs w:val="false"/>
-                <w:color w:val="3A3A38"/>
-                <w:sz w:val="18"/>
-                <w:szCs w:val="18"/>
-              </w:rPr>
-              <w:t xml:space="preserve">  Training is per guard; the three gates are per device. Guards draw pooled handsets, so a guard who passes the gates on one phone and resumes on another is otherwise carried past setup on a phone that never went through it, and is then marked complete for life. Gate confirmations are therefore stored against the device. On launch or resume on an unrecognised device, the three gates are replayed before the flow continues; for an already-completed guard, the gates run alone. Without this the second stated purpose of onboarding cannot hold.</w:t>
+              <w:t xml:space="preserve">  Confirmed: guards share phones, each with their own login. So training is per guard but the three gates are per device, and the two cannot share one record. The storage proposed so far is a completion flag on the users table, which does not solve this: it marks the guard, so the same guard on a second handset is treated as set up on a phone that never went through the gates. Gate confirmations need their own per-device record. On launch or resume on an unrecognised device the three gates are replayed; for an already-completed guard they run alone. This is the one open item that can still defeat the second purpose of onboarding.</w:t>
             </w:r>
           </w:p>
         </w:tc>
@@ -9641,7 +9641,7 @@
                 <w:sz w:val="18"/>
                 <w:szCs w:val="18"/>
               </w:rPr>
-              <w:t xml:space="preserve">Accepted for the MVP on all three gates (FR-24). Only the microphone miss is ever detected, at the first Talk press. The other seven — location, camera, notifications, physical activity, the location grant level, NFC and background tracking — surface as data that is quietly incomplete, with no visible failure at all, and a location grant of “only while using” silently defeats the background-tracking gate the guard passed. The closing screen names what was switched on so the guard has one last chance to catch it. Anything the guard declares ungrantable reaches a support screen.</w:t>
+              <w:t xml:space="preserve">Most misses are caught: the app can detect a permission that should be on and is off, so those gates do not advance (FR-24). Three cannot be checked — location at “allow all the time”, background activity, and physical activity — and are guided, then taken on the guard’s word. Location is the one that bites: granted only “while using”, it silently defeats the background-tracking gate the guard has just passed, with no visible failure. The closing screen names what was switched on so the guard has a last chance to catch it. Anything the guard declares ungrantable reaches a support screen.</w:t>
             </w:r>
           </w:p>
         </w:tc>
@@ -9718,7 +9718,7 @@
                 <w:sz w:val="18"/>
                 <w:szCs w:val="18"/>
               </w:rPr>
-              <w:t xml:space="preserve">Reported by the reviewer; frequency unconfirmed. The guard reopens SAM OnSite and lands back at the same gate, told that their permissions are kept, so the screen does not imply nothing happened.</w:t>
+              <w:t xml:space="preserve">Confirmed: the flow resumes where it left off. The guard must be told this before they leave for the settings, or they will not know to come back. They reopen SAM OnSite and land at the same gate, told their permissions are kept.</w:t>
             </w:r>
           </w:p>
         </w:tc>
@@ -22101,7 +22101,7 @@
           <w:sz w:val="19"/>
           <w:szCs w:val="19"/>
         </w:rPr>
-        <w:t xml:space="preserve">  None looks like a blocker. The first two are the ones that change the design.</w:t>
+        <w:t xml:space="preserve">  Most of this list is now answered. What is left is below, and the first one is the only item that can still change the design.</w:t>
       </w:r>
     </w:p>
     <w:p>
@@ -22124,7 +22124,7 @@
           <w:sz w:val="19"/>
           <w:szCs w:val="19"/>
         </w:rPr>
-        <w:t xml:space="preserve">How exactly does the app update an existing report, by voice and by a saved manual edit — and does a spoken correction ever create a second report? This one question governs FR-10, FR-11, AC-07, AC-08 and four tests.</w:t>
+        <w:t xml:space="preserve">Where do the per-device gate confirmations live? A completion flag on the users table marks the guard, not the phone, so it does not answer this. Guards share handsets, so without a per-device record a guard is treated as set up on a phone that never went through the gates.</w:t>
       </w:r>
     </w:p>
     <w:p>
@@ -22147,7 +22147,7 @@
           <w:sz w:val="19"/>
           <w:szCs w:val="19"/>
         </w:rPr>
-        <w:t xml:space="preserve">Can the app read the current state of app permissions? Of the NFC adapter? Of its own background-tracking preference? Three separate questions; a single answer for all three would lose the gates that were cheap.</w:t>
+        <w:t xml:space="preserve">Can the app read whether NFC is on, and whether the handset has an NFC chip at all?</w:t>
       </w:r>
     </w:p>
     <w:p>
@@ -22170,7 +22170,7 @@
           <w:sz w:val="19"/>
           <w:szCs w:val="19"/>
         </w:rPr>
-        <w:t xml:space="preserve">Does granting permissions always require restarting the app, sometimes, or is it avoidable?</w:t>
+        <w:t xml:space="preserve">What is the physical activity permission for, and does SAM actually need it? It appears in the permission list on a fresh install and nothing here establishes why.</w:t>
       </w:r>
     </w:p>
     <w:p>
@@ -22193,7 +22193,7 @@
           <w:sz w:val="19"/>
           <w:szCs w:val="19"/>
         </w:rPr>
-        <w:t xml:space="preserve">Which permissions does the app need and at which grant level for each, and can setup switch off the phone’s automatic permission removal for unused apps?</w:t>
+        <w:t xml:space="preserve">Can setup switch off the phone’s automatic permission removal for unused apps?</w:t>
       </w:r>
     </w:p>
     <w:p>
@@ -22216,7 +22216,7 @@
           <w:sz w:val="19"/>
           <w:szCs w:val="19"/>
         </w:rPr>
-        <w:t xml:space="preserve">Can the app detect whether the handset has an NFC chip?</w:t>
+        <w:t xml:space="preserve">Can the question step be suppressed from the activity table entirely? It currently writes a row typed as an “other question”.</w:t>
       </w:r>
     </w:p>
     <w:p>
@@ -22239,53 +22239,7 @@
           <w:sz w:val="19"/>
           <w:szCs w:val="19"/>
         </w:rPr>
-        <w:t xml:space="preserve">Is there a practice mode in which neither the conversation nor the report enters live reporting, and can the question step be suppressed from the activity table entirely?</w:t>
-      </w:r>
-    </w:p>
-    <w:p>
-      <w:pPr>
-        <w:pStyle w:val="ListParagraph"/>
-        <w:numPr>
-          <w:ilvl w:val="0"/>
-          <w:numId w:val="8"/>
-        </w:numPr>
-        <w:spacing w:after="48" w:line="250" w:lineRule="auto"/>
-      </w:pPr>
-      <w:r>
-        <w:rPr>
-          <w:rFonts w:ascii="Calibri" w:cs="Calibri" w:eastAsia="Calibri" w:hAnsi="Calibri"/>
-          <w:b w:val="false"/>
-          <w:bCs w:val="false"/>
-          <w:i w:val="false"/>
-          <w:iCs w:val="false"/>
-          <w:color w:val="3A3A38"/>
-          <w:sz w:val="19"/>
-          <w:szCs w:val="19"/>
-        </w:rPr>
-        <w:t xml:space="preserve">Which live surfaces must the exclusion filter cover, and where are reports created so the training flag is set atomically there?</w:t>
-      </w:r>
-    </w:p>
-    <w:p>
-      <w:pPr>
-        <w:pStyle w:val="ListParagraph"/>
-        <w:numPr>
-          <w:ilvl w:val="0"/>
-          <w:numId w:val="8"/>
-        </w:numPr>
-        <w:spacing w:after="48" w:line="250" w:lineRule="auto"/>
-      </w:pPr>
-      <w:r>
-        <w:rPr>
-          <w:rFonts w:ascii="Calibri" w:cs="Calibri" w:eastAsia="Calibri" w:hAnsi="Calibri"/>
-          <w:b w:val="false"/>
-          <w:bCs w:val="false"/>
-          <w:i w:val="false"/>
-          <w:iCs w:val="false"/>
-          <w:color w:val="3A3A38"/>
-          <w:sz w:val="19"/>
-          <w:szCs w:val="19"/>
-        </w:rPr>
-        <w:t xml:space="preserve">Is there a place to store a guard’s onboarding completion and per-device gate state, or must one be added?</w:t>
+        <w:t xml:space="preserve">Which live surfaces must the exclusion filter cover, and where are reports created so the training flag is set there?</w:t>
       </w:r>
     </w:p>
     <w:p>

--- a/deliverables/US1117/SAM_OnSite_Guard_Onboarding_Detailed_Spec.docx
+++ b/deliverables/US1117/SAM_OnSite_Guard_Onboarding_Detailed_Spec.docx
@@ -320,7 +320,7 @@
           <w:sz w:val="19"/>
           <w:szCs w:val="19"/>
         </w:rPr>
-        <w:t xml:space="preserve">Device setup inside the flow: permissions, NFC and background tracking, each reached by a link duplicated into onboarding.</w:t>
+        <w:t xml:space="preserve">Device setup inside the flow: location, NFC and background tracking, each reached by a link duplicated into onboarding, and re-checked at the start of every session because guards share phones.</w:t>
       </w:r>
     </w:p>
     <w:p>
@@ -704,7 +704,7 @@
           <w:sz w:val="19"/>
           <w:szCs w:val="19"/>
         </w:rPr>
-        <w:t xml:space="preserve">Three setup gates in order: permissions, NFC, background tracking. Each links out to one setting and the guard returns to confirm. Granting permissions may close the app; the guard reopens it and resumes at the same gate.</w:t>
+        <w:t xml:space="preserve">Three setup gates in order: location, NFC, background tracking. Each links out to one setting and the guard returns to confirm. Granting may close the app; the guard reopens it and resumes at the same gate. The microphone and camera are not gated — they prompt themselves when first used, and SAM warns the guard to expect them.</w:t>
       </w:r>
     </w:p>
     <w:p>
@@ -1386,7 +1386,7 @@
                 <w:sz w:val="18"/>
                 <w:szCs w:val="18"/>
               </w:rPr>
-              <w:t xml:space="preserve">Gate 1 — permissions</w:t>
+              <w:t xml:space="preserve">Gate 1 — location</w:t>
             </w:r>
           </w:p>
         </w:tc>
@@ -1422,7 +1422,7 @@
                 <w:sz w:val="18"/>
                 <w:szCs w:val="18"/>
               </w:rPr>
-              <w:t xml:space="preserve">“First, your phone has to let me work. This link opens the settings for SAM OnSite. Tap Permissions, then turn each one on.” Then one permission at a time, each with its reason and its required level, or a checklist that stays visible on return. Closes with: “On some phones this closes me. If that happens, open SAM OnSite again — your permissions are kept.”</w:t>
+              <w:t xml:space="preserve">“First, location, so your reports say where you are. This link opens the settings for SAM OnSite. Your phone will ask twice. On the second screen choose Allow all the time, or I stop knowing where you are the moment your screen goes dark. If this closes me, just open SAM OnSite again and you will be right back here.”</w:t>
             </w:r>
           </w:p>
         </w:tc>
@@ -1458,7 +1458,7 @@
                 <w:sz w:val="18"/>
                 <w:szCs w:val="18"/>
               </w:rPr>
-              <w:t xml:space="preserve">Follows the link, enables each permission at the named level, returns.</w:t>
+              <w:t xml:space="preserve">Follows the link, sets location to Allow all the time, returns.</w:t>
             </w:r>
           </w:p>
         </w:tc>
@@ -1535,7 +1535,7 @@
                 <w:sz w:val="18"/>
                 <w:szCs w:val="18"/>
               </w:rPr>
-              <w:t xml:space="preserve">“You are back at the same step, and nothing is lost. If they are all on, tap Done. If one is still off, use the link again. If you cannot turn one on at all, tell me and I will get you help.”</w:t>
+              <w:t xml:space="preserve">“You are back at the same step, nothing lost. Tap Done if it is set. If you cannot set it at all, tell me and I will get you help.”</w:t>
             </w:r>
           </w:p>
         </w:tc>
@@ -1571,7 +1571,7 @@
                 <w:sz w:val="18"/>
                 <w:szCs w:val="18"/>
               </w:rPr>
-              <w:t xml:space="preserve">Taps Done, or declares a permission cannot be granted. Same line whether they returned directly or reopened the app.</w:t>
+              <w:t xml:space="preserve">Taps Done, or says it cannot be granted. Same line whether they returned directly or reopened the app.</w:t>
             </w:r>
           </w:p>
         </w:tc>
@@ -1761,7 +1761,7 @@
                 <w:sz w:val="18"/>
                 <w:szCs w:val="18"/>
               </w:rPr>
-              <w:t xml:space="preserve">“Last one, and this setting is mine rather than your phone’s. Background tracking keeps me working when your screen goes dark, so your round keeps counting with the phone in your pocket. Switch it on and come back.”</w:t>
+              <w:t xml:space="preserve">“Last one, and this setting is mine rather than your phone’s. Background tracking keeps me working when your screen goes dark, so your round keeps counting with the phone in your pocket. Switch it on and come back. After this, when I ask to use your microphone or camera, just say yes — I only ask when I need them.”</w:t>
             </w:r>
           </w:p>
         </w:tc>
@@ -4745,7 +4745,7 @@
                 <w:sz w:val="18"/>
                 <w:szCs w:val="18"/>
               </w:rPr>
-              <w:t xml:space="preserve">Permissions gate</w:t>
+              <w:t xml:space="preserve">Location gate</w:t>
             </w:r>
           </w:p>
         </w:tc>
@@ -4793,7 +4793,7 @@
                 <w:sz w:val="18"/>
                 <w:szCs w:val="18"/>
               </w:rPr>
-              <w:t xml:space="preserve">  Confirmed: after a restart the guard can continue where they left off, but they must be told how, so the copy says it before the link. SAM explains the app cannot work without permissions, then opens the phone’s settings page for SAM OnSite through a link held inside onboarding. The guard enables each one and returns to confirm with a tap, since speech is impossible until the microphone is on. On a fresh install the set is camera, location, microphone, notifications and physical activity, all starting “not allowed”. Three build points. The app requests location but not at the “allow all the time” level, so onboarding has to walk the guard to that second screen itself; the microphone is requested normally, and background activity is not requested at all, though a prompt is possible. The guard is inside another app where SAM’s instructions are invisible, so present the permissions one at a time or leave a checklist up on return; this flow replaces the deck’s step-by-step screenshots. And the guard must be able to declare that a permission cannot be granted, since nothing detects it; that declaration routes them to support.</w:t>
+              <w:t xml:space="preserve">  Only location is gated here. The microphone and the camera prompt themselves at the moment they are first used, so onboarding does not chase them; it just warns the guard a prompt is coming and to allow it. Location is different: the app requests it, but not at the “allow all the time” level, and the app cannot read that level back. So onboarding walks the guard to the second Android screen and names the setting to pick. SAM opens the phone’s settings page for SAM OnSite through a link held inside onboarding, and the guard returns and confirms with a tap. After a restart the flow resumes where it left off, but the guard is told that before they leave, or they will not know to come back. A guard who says location cannot be granted reaches a support screen.</w:t>
             </w:r>
           </w:p>
         </w:tc>
@@ -7043,7 +7043,7 @@
                 <w:sz w:val="18"/>
                 <w:szCs w:val="18"/>
               </w:rPr>
-              <w:t xml:space="preserve">  Engineering has confirmed the app can detect a permission that should be on and is off, with three exceptions: location at “allow all the time”, background activity, and physical activity. So the gates split. Everything checkable is checked, and a gate that reads back as off returns the guard to it instead of advancing. The three exceptions are guided and then taken on the guard’s word, and location “allow all the time” is the one that matters most, because the app requests location but not at that level, so onboarding has to walk the guard to the second screen itself. Whether NFC state is readable is still open.</w:t>
+              <w:t xml:space="preserve">  Engineering has confirmed the app can detect a permission that should be on and is off, with three exceptions: location at “allow all the time”, background activity, and physical activity. So the gates split. Everything checkable is checked, and a gate that reads back as off returns the guard to it instead of advancing. The three exceptions are guided, taken on the guard’s word, and re-checked next session (FR-32). Whether NFC state is readable is still open.</w:t>
             </w:r>
           </w:p>
         </w:tc>
@@ -7995,7 +7995,7 @@
                 <w:sz w:val="18"/>
                 <w:szCs w:val="18"/>
               </w:rPr>
-              <w:t xml:space="preserve">Device setup is per device, not per guard</w:t>
+              <w:t xml:space="preserve">Check the three settings at the start of a session</w:t>
             </w:r>
           </w:p>
         </w:tc>
@@ -8025,25 +8025,25 @@
                 <w:rFonts w:ascii="Calibri" w:cs="Calibri" w:eastAsia="Calibri" w:hAnsi="Calibri"/>
                 <w:b/>
                 <w:bCs/>
-                <w:color w:val="A05A38"/>
+                <w:color w:val="43724E"/>
                 <w:spacing w:val="6"/>
                 <w:sz w:val="14"/>
                 <w:szCs w:val="14"/>
               </w:rPr>
-              <w:t xml:space="preserve">CHECK W/ ENG.</w:t>
-            </w:r>
-            <w:r>
-              <w:rPr>
-                <w:rFonts w:ascii="Calibri" w:cs="Calibri" w:eastAsia="Calibri" w:hAnsi="Calibri"/>
-                <w:b w:val="false"/>
-                <w:bCs w:val="false"/>
-                <w:i w:val="false"/>
-                <w:iCs w:val="false"/>
-                <w:color w:val="3A3A38"/>
-                <w:sz w:val="18"/>
-                <w:szCs w:val="18"/>
-              </w:rPr>
-              <w:t xml:space="preserve">  Confirmed: guards share phones, each with their own login. So training is per guard but the three gates are per device, and the two cannot share one record. The storage proposed so far is a completion flag on the users table, which does not solve this: it marks the guard, so the same guard on a second handset is treated as set up on a phone that never went through the gates. Gate confirmations need their own per-device record. On launch or resume on an unrecognised device the three gates are replayed; for an already-completed guard they run alone. This is the one open item that can still defeat the second purpose of onboarding.</w:t>
+              <w:t xml:space="preserve">CONFIRMED</w:t>
+            </w:r>
+            <w:r>
+              <w:rPr>
+                <w:rFonts w:ascii="Calibri" w:cs="Calibri" w:eastAsia="Calibri" w:hAnsi="Calibri"/>
+                <w:b w:val="false"/>
+                <w:bCs w:val="false"/>
+                <w:i w:val="false"/>
+                <w:iCs w:val="false"/>
+                <w:color w:val="3A3A38"/>
+                <w:sz w:val="18"/>
+                <w:szCs w:val="18"/>
+              </w:rPr>
+              <w:t xml:space="preserve">  Guards share phones, each with their own login, so the phone being ready cannot be recorded against the guard. Rather than tracking which handset is set up, the three settings are simply checked again when a guard starts a session, whatever phone they are holding, and the guard is walked through anything that is off. Repeating a check that passes costs seconds and needs no per-device record. This is what makes the promise hold on a shared handset.</w:t>
             </w:r>
           </w:p>
         </w:tc>
@@ -9641,7 +9641,7 @@
                 <w:sz w:val="18"/>
                 <w:szCs w:val="18"/>
               </w:rPr>
-              <w:t xml:space="preserve">Most misses are caught: the app can detect a permission that should be on and is off, so those gates do not advance (FR-24). Three cannot be checked — location at “allow all the time”, background activity, and physical activity — and are guided, then taken on the guard’s word. Location is the one that bites: granted only “while using”, it silently defeats the background-tracking gate the guard has just passed, with no visible failure. The closing screen names what was switched on so the guard has a last chance to catch it. Anything the guard declares ungrantable reaches a support screen.</w:t>
+              <w:t xml:space="preserve">The app can detect a permission that is off, with three exceptions it cannot read: location at “allow all the time”, background activity, and physical activity. Those three are guided, then taken on the guard’s word, and re-checked at the start of the next session (FR-32), which is what stops a miss lasting. Location granted only “while using” is the one that bites, because it silently defeats background tracking with no visible failure. Anything the guard declares ungrantable reaches a support screen.</w:t>
             </w:r>
           </w:p>
         </w:tc>
@@ -22124,7 +22124,7 @@
           <w:sz w:val="19"/>
           <w:szCs w:val="19"/>
         </w:rPr>
-        <w:t xml:space="preserve">Where do the per-device gate confirmations live? A completion flag on the users table marks the guard, not the phone, so it does not answer this. Guards share handsets, so without a per-device record a guard is treated as set up on a phone that never went through the gates.</w:t>
+        <w:t xml:space="preserve">Does SAM need the notifications permission, and does it prompt for itself like the microphone and camera, or does it need gating too?</w:t>
       </w:r>
     </w:p>
     <w:p>

--- a/deliverables/US1117/SAM_OnSite_Guard_Onboarding_Detailed_Spec.docx
+++ b/deliverables/US1117/SAM_OnSite_Guard_Onboarding_Detailed_Spec.docx
@@ -7245,7 +7245,7 @@
                 <w:sz w:val="18"/>
                 <w:szCs w:val="18"/>
               </w:rPr>
-              <w:t xml:space="preserve">Microphone checked, not inferred</w:t>
+              <w:t xml:space="preserve">Microphone is prompted, not gated</w:t>
             </w:r>
           </w:p>
         </w:tc>
@@ -7293,7 +7293,7 @@
                 <w:sz w:val="18"/>
                 <w:szCs w:val="18"/>
               </w:rPr>
-              <w:t xml:space="preserve">  Microphone state is one the app can read (FR-24), so the gate checks it directly instead of waiting for Talk to fail. A guard who confirms without granting is returned to the gate at once. If Talk still produces nothing after that, the remaining likely cause is that the app has not been restarted since the grant, and the guard is told so.</w:t>
+              <w:t xml:space="preserve">  Android prompts for the microphone when it is first used, so there is no microphone gate. SAM warns the guard at the end of setup that a prompt is coming and to allow it. If Talk then produces nothing, the likely causes are a refused prompt or an app not restarted since the grant, and the guard is told both rather than shown the same retry.</w:t>
             </w:r>
           </w:p>
         </w:tc>
@@ -7793,7 +7793,7 @@
                 <w:sz w:val="18"/>
                 <w:szCs w:val="18"/>
               </w:rPr>
-              <w:t xml:space="preserve">  The MVP is built and tested in DEV/UAT only. Before the switch is enabled in production the exclusion filter must be present and verified, enforced by something firmer than memory. The recommended enforcement is a server-side capability check that refuses to start onboarding when the filter is absent, built at go-live, outside the MVP.</w:t>
+              <w:t xml:space="preserve">  The MVP is built and tested in DEV/UAT only. Before the switch is enabled in production the exclusion filter must be present and verified, enforced by something firmer than memory. The recommended enforcement is a server-side capability check that refuses to start onboarding when the filter is absent. It is work at go-live, outside this MVP, and is not scoped here.</w:t>
             </w:r>
           </w:p>
         </w:tc>
@@ -12297,7 +12297,7 @@
                 <w:sz w:val="18"/>
                 <w:szCs w:val="18"/>
               </w:rPr>
-              <w:t xml:space="preserve">Given the background-tracking gate, when the guard follows the link to the in-app setting, switches it on and returns, then they confirm and the flow advances to the practice steps. What is observed is the confirmation, not the setting: no gate state is read in the MVP.</w:t>
+              <w:t xml:space="preserve">Given the background-tracking gate, when the guard follows the link to the in-app setting, switches it on and returns, then they confirm and the flow advances. Background activity is one of the three states the app cannot read, so what is observed here is the confirmation, not the setting.</w:t>
             </w:r>
           </w:p>
         </w:tc>
@@ -12410,7 +12410,7 @@
                 <w:sz w:val="18"/>
                 <w:szCs w:val="18"/>
               </w:rPr>
-              <w:t xml:space="preserve">Given a guard who confirmed the permissions gate without granting the microphone, or who granted it without restarting the app, when Talk fails repeatedly, then they are pointed back at the permissions gate with both causes named.</w:t>
+              <w:t xml:space="preserve">Given Talk produces nothing repeatedly, then the guard is told the likely causes — the microphone prompt was refused, or the app has not restarted since it was granted — rather than shown the same retry prompt again.</w:t>
             </w:r>
           </w:p>
         </w:tc>
@@ -17009,7 +17009,7 @@
                 <w:sz w:val="18"/>
                 <w:szCs w:val="18"/>
               </w:rPr>
-              <w:t xml:space="preserve">Confirm any of the three gates with the setting still switched off. (negative)</w:t>
+              <w:t xml:space="preserve">Confirm each gate with the setting still off. (negative)</w:t>
             </w:r>
           </w:p>
         </w:tc>
@@ -17045,7 +17045,7 @@
                 <w:sz w:val="18"/>
                 <w:szCs w:val="18"/>
               </w:rPr>
-              <w:t xml:space="preserve">Accepted for the MVP; no gate is checked. Microphone case is covered by UAT-27.</w:t>
+              <w:t xml:space="preserve">A readable setting stops the gate advancing. The three unreadable ones — location at “allow all the time”, background activity, physical activity — are accepted, and re-checked next session (FR-32).</w:t>
             </w:r>
           </w:p>
         </w:tc>
@@ -17158,7 +17158,7 @@
                 <w:sz w:val="18"/>
                 <w:szCs w:val="18"/>
               </w:rPr>
-              <w:t xml:space="preserve">Press Talk repeatedly having confirmed permissions without granting the microphone. (negative)</w:t>
+              <w:t xml:space="preserve">Press Talk repeatedly having refused the microphone prompt. (negative)</w:t>
             </w:r>
           </w:p>
         </w:tc>
@@ -17194,7 +17194,7 @@
                 <w:sz w:val="18"/>
                 <w:szCs w:val="18"/>
               </w:rPr>
-              <w:t xml:space="preserve">Pointed back at the permissions gate with both causes named; no endless identical retry.</w:t>
+              <w:t xml:space="preserve">Both likely causes named; no endless identical retry.</w:t>
             </w:r>
           </w:p>
         </w:tc>

--- a/deliverables/US1117/SAM_OnSite_Guard_Onboarding_Detailed_Spec.docx
+++ b/deliverables/US1117/SAM_OnSite_Guard_Onboarding_Detailed_Spec.docx
@@ -704,7 +704,7 @@
           <w:sz w:val="19"/>
           <w:szCs w:val="19"/>
         </w:rPr>
-        <w:t xml:space="preserve">Three setup gates in order: location, NFC, background tracking. Each links out to one setting and the guard returns to confirm. Granting may close the app; the guard reopens it and resumes at the same gate. The microphone and camera are not gated — they prompt themselves when first used, and SAM warns the guard to expect them.</w:t>
+        <w:t xml:space="preserve">Three setup gates in order: location, NFC, background tracking. Each links out to one setting and the guard returns to confirm. Granting may close the app; the guard reopens it and continues the existing chat, and cannot start a new one until onboarding is done (FR-31). The microphone and camera are not gated — they prompt themselves when first used, and SAM warns the guard to expect them.</w:t>
       </w:r>
     </w:p>
     <w:p>
@@ -1273,119 +1273,6 @@
                 <w:sz w:val="18"/>
                 <w:szCs w:val="18"/>
               </w:rPr>
-              <w:t xml:space="preserve">What is tracked</w:t>
-            </w:r>
-          </w:p>
-        </w:tc>
-        <w:tc>
-          <w:tcPr>
-            <w:tcW w:type="dxa" w:w="4624"/>
-            <w:tcBorders>
-              <w:top w:val="none"/>
-              <w:left w:val="none"/>
-              <w:bottom w:val="none"/>
-              <w:right w:val="none"/>
-            </w:tcBorders>
-            <w:tcMar>
-              <w:top w:type="dxa" w:w="56"/>
-              <w:left w:type="dxa" w:w="40"/>
-              <w:bottom w:type="dxa" w:w="56"/>
-              <w:right w:type="dxa" w:w="150"/>
-            </w:tcMar>
-            <w:vAlign w:val="top"/>
-          </w:tcPr>
-          <w:p>
-            <w:pPr>
-              <w:spacing w:after="0" w:line="248" w:lineRule="auto"/>
-            </w:pPr>
-            <w:r>
-              <w:rPr>
-                <w:rFonts w:ascii="Calibri" w:cs="Calibri" w:eastAsia="Calibri" w:hAnsi="Calibri"/>
-                <w:b w:val="false"/>
-                <w:bCs w:val="false"/>
-                <w:i w:val="false"/>
-                <w:iCs w:val="false"/>
-                <w:color w:val="3A3A38"/>
-                <w:sz w:val="18"/>
-                <w:szCs w:val="18"/>
-              </w:rPr>
-              <w:t xml:space="preserve">Copy supplied by Pronect. States what location and background tracking are used for. No claim about what a supervisor can or cannot see originates here.</w:t>
-            </w:r>
-          </w:p>
-        </w:tc>
-        <w:tc>
-          <w:tcPr>
-            <w:tcW w:type="dxa" w:w="3624"/>
-            <w:tcBorders>
-              <w:top w:val="none"/>
-              <w:left w:val="none"/>
-              <w:bottom w:val="none"/>
-              <w:right w:val="none"/>
-            </w:tcBorders>
-            <w:tcMar>
-              <w:top w:type="dxa" w:w="56"/>
-              <w:left w:type="dxa" w:w="40"/>
-              <w:bottom w:type="dxa" w:w="56"/>
-              <w:right w:type="dxa" w:w="150"/>
-            </w:tcMar>
-            <w:vAlign w:val="top"/>
-          </w:tcPr>
-          <w:p>
-            <w:pPr>
-              <w:spacing w:after="0" w:line="248" w:lineRule="auto"/>
-            </w:pPr>
-            <w:r>
-              <w:rPr>
-                <w:rFonts w:ascii="Calibri" w:cs="Calibri" w:eastAsia="Calibri" w:hAnsi="Calibri"/>
-                <w:b w:val="false"/>
-                <w:bCs w:val="false"/>
-                <w:i w:val="false"/>
-                <w:iCs w:val="false"/>
-                <w:color w:val="3A3A38"/>
-                <w:sz w:val="18"/>
-                <w:szCs w:val="18"/>
-              </w:rPr>
-              <w:t xml:space="preserve">Reads, taps Continue.</w:t>
-            </w:r>
-          </w:p>
-        </w:tc>
-      </w:tr>
-      <w:tr>
-        <w:trPr>
-          <w:cantSplit/>
-        </w:trPr>
-        <w:tc>
-          <w:tcPr>
-            <w:tcW w:type="dxa" w:w="1400"/>
-            <w:tcBorders>
-              <w:top w:val="none"/>
-              <w:left w:val="none"/>
-              <w:bottom w:val="none"/>
-              <w:right w:val="none"/>
-            </w:tcBorders>
-            <w:tcMar>
-              <w:top w:type="dxa" w:w="56"/>
-              <w:left w:type="dxa" w:w="40"/>
-              <w:bottom w:type="dxa" w:w="56"/>
-              <w:right w:type="dxa" w:w="150"/>
-            </w:tcMar>
-            <w:vAlign w:val="top"/>
-          </w:tcPr>
-          <w:p>
-            <w:pPr>
-              <w:spacing w:after="0" w:line="248" w:lineRule="auto"/>
-            </w:pPr>
-            <w:r>
-              <w:rPr>
-                <w:rFonts w:ascii="Calibri" w:cs="Calibri" w:eastAsia="Calibri" w:hAnsi="Calibri"/>
-                <w:b w:val="false"/>
-                <w:bCs w:val="false"/>
-                <w:i w:val="false"/>
-                <w:iCs w:val="false"/>
-                <w:color w:val="3A3A38"/>
-                <w:sz w:val="18"/>
-                <w:szCs w:val="18"/>
-              </w:rPr>
               <w:t xml:space="preserve">Gate 1 — location</w:t>
             </w:r>
           </w:p>
@@ -7870,7 +7757,7 @@
                 <w:sz w:val="18"/>
                 <w:szCs w:val="18"/>
               </w:rPr>
-              <w:t xml:space="preserve">Say what is tracked</w:t>
+              <w:t xml:space="preserve">One chat until onboarding is done</w:t>
             </w:r>
           </w:p>
         </w:tc>
@@ -7900,25 +7787,25 @@
                 <w:rFonts w:ascii="Calibri" w:cs="Calibri" w:eastAsia="Calibri" w:hAnsi="Calibri"/>
                 <w:b/>
                 <w:bCs/>
-                <w:color w:val="A05A38"/>
+                <w:color w:val="43724E"/>
                 <w:spacing w:val="6"/>
                 <w:sz w:val="14"/>
                 <w:szCs w:val="14"/>
               </w:rPr>
-              <w:t xml:space="preserve">CHECK W/ ENG.</w:t>
-            </w:r>
-            <w:r>
-              <w:rPr>
-                <w:rFonts w:ascii="Calibri" w:cs="Calibri" w:eastAsia="Calibri" w:hAnsi="Calibri"/>
-                <w:b w:val="false"/>
-                <w:bCs w:val="false"/>
-                <w:i w:val="false"/>
-                <w:iCs w:val="false"/>
-                <w:color w:val="3A3A38"/>
-                <w:sz w:val="18"/>
-                <w:szCs w:val="18"/>
-              </w:rPr>
-              <w:t xml:space="preserve">  Guards are asked for location and background tracking on a work phone and will ask what is done with it, so one plain line belongs in the flow. The wording must be supplied by Pronect and, where required, agreed with the works council. This specification does not state what a supervisor can or cannot see; that boundary is not ours to draw.</w:t>
+              <w:t xml:space="preserve">CONFIRMED</w:t>
+            </w:r>
+            <w:r>
+              <w:rPr>
+                <w:rFonts w:ascii="Calibri" w:cs="Calibri" w:eastAsia="Calibri" w:hAnsi="Calibri"/>
+                <w:b w:val="false"/>
+                <w:bCs w:val="false"/>
+                <w:i w:val="false"/>
+                <w:iCs w:val="false"/>
+                <w:color w:val="3A3A38"/>
+                <w:sz w:val="18"/>
+                <w:szCs w:val="18"/>
+              </w:rPr>
+              <w:t xml:space="preserve">  Setup sends the guard out to Android settings and the app may restart, so the flow has to hold the way back. The guard is guided to reopen SAM OnSite and continue the existing chat rather than start a new one, and a Continue onboarding button stays in the open space until onboarding is marked done. Starting a new chat is blocked until then, with one exception: the urgency override, which is the real-incident exit (FR-17). Without this a guard restarts, opens a fresh chat, and the flow is lost with no way back into it.</w:t>
             </w:r>
           </w:p>
         </w:tc>
@@ -12862,7 +12749,7 @@
                 <w:sz w:val="18"/>
                 <w:szCs w:val="18"/>
               </w:rPr>
-              <w:t xml:space="preserve">Given the setup gates, then a line supplied by Pronect states what location and background tracking are used for. No statement about what a supervisor can or cannot see originates in this specification.</w:t>
+              <w:t xml:space="preserve">Given onboarding is not complete, when the guard tries to start a new chat, then it is blocked and they are returned to the existing one, except through the urgency override; and given the app has restarted, then a Continue onboarding button is present in the open space.</w:t>
             </w:r>
           </w:p>
         </w:tc>
@@ -15745,7 +15632,7 @@
                 <w:sz w:val="17"/>
                 <w:szCs w:val="17"/>
               </w:rPr>
-              <w:t xml:space="preserve">UAT-18</w:t>
+              <w:t xml:space="preserve">UAT-31</w:t>
             </w:r>
           </w:p>
         </w:tc>
@@ -15781,7 +15668,7 @@
                 <w:sz w:val="17"/>
                 <w:szCs w:val="17"/>
               </w:rPr>
-              <w:t xml:space="preserve">AC-24</w:t>
+              <w:t xml:space="preserve">AC-23</w:t>
             </w:r>
           </w:p>
         </w:tc>
@@ -15817,7 +15704,7 @@
                 <w:sz w:val="18"/>
                 <w:szCs w:val="18"/>
               </w:rPr>
-              <w:t xml:space="preserve">Complete the gates on device A, then resume on device B. (negative)</w:t>
+              <w:t xml:space="preserve">Restart the app mid-setup, then try to start a new chat. (negative)</w:t>
             </w:r>
           </w:p>
         </w:tc>
@@ -15853,7 +15740,7 @@
                 <w:sz w:val="18"/>
                 <w:szCs w:val="18"/>
               </w:rPr>
-              <w:t xml:space="preserve">Gates replayed on device B before the flow continues; the guard is not carried past setup on an unconfigured phone.</w:t>
+              <w:t xml:space="preserve">New chat blocked; Continue onboarding button present; the existing chat resumes at the saved stage. The urgency override still opens.</w:t>
             </w:r>
           </w:p>
         </w:tc>
@@ -15894,7 +15781,7 @@
                 <w:sz w:val="17"/>
                 <w:szCs w:val="17"/>
               </w:rPr>
-              <w:t xml:space="preserve">UAT-19</w:t>
+              <w:t xml:space="preserve">UAT-18</w:t>
             </w:r>
           </w:p>
         </w:tc>
@@ -15966,7 +15853,7 @@
                 <w:sz w:val="18"/>
                 <w:szCs w:val="18"/>
               </w:rPr>
-              <w:t xml:space="preserve">Already-completed guard signs in on an unrecognised device.</w:t>
+              <w:t xml:space="preserve">Complete the gates on device A, then resume on device B. (negative)</w:t>
             </w:r>
           </w:p>
         </w:tc>
@@ -16002,7 +15889,7 @@
                 <w:sz w:val="18"/>
                 <w:szCs w:val="18"/>
               </w:rPr>
-              <w:t xml:space="preserve">Gates run alone; completion unaffected.</w:t>
+              <w:t xml:space="preserve">Gates replayed on device B before the flow continues; the guard is not carried past setup on an unconfigured phone.</w:t>
             </w:r>
           </w:p>
         </w:tc>
@@ -16043,7 +15930,7 @@
                 <w:sz w:val="17"/>
                 <w:szCs w:val="17"/>
               </w:rPr>
-              <w:t xml:space="preserve">UAT-20</w:t>
+              <w:t xml:space="preserve">UAT-19</w:t>
             </w:r>
           </w:p>
         </w:tc>
@@ -16079,7 +15966,7 @@
                 <w:sz w:val="17"/>
                 <w:szCs w:val="17"/>
               </w:rPr>
-              <w:t xml:space="preserve">AC-13</w:t>
+              <w:t xml:space="preserve">AC-24</w:t>
             </w:r>
           </w:p>
         </w:tc>
@@ -16115,7 +16002,7 @@
                 <w:sz w:val="18"/>
                 <w:szCs w:val="18"/>
               </w:rPr>
-              <w:t xml:space="preserve">Leave to report a real incident, then return; separately, cross the exit before the microphone is granted.</w:t>
+              <w:t xml:space="preserve">Already-completed guard signs in on an unrecognised device.</w:t>
             </w:r>
           </w:p>
         </w:tc>
@@ -16151,7 +16038,7 @@
                 <w:sz w:val="18"/>
                 <w:szCs w:val="18"/>
               </w:rPr>
-              <w:t xml:space="preserve">Banner cleared and the live warning shown; typed or call-it-in route offered pre-microphone; saved stage resumes.</w:t>
+              <w:t xml:space="preserve">Gates run alone; completion unaffected.</w:t>
             </w:r>
           </w:p>
         </w:tc>
@@ -16192,7 +16079,7 @@
                 <w:sz w:val="17"/>
                 <w:szCs w:val="17"/>
               </w:rPr>
-              <w:t xml:space="preserve">UAT-21</w:t>
+              <w:t xml:space="preserve">UAT-20</w:t>
             </w:r>
           </w:p>
         </w:tc>
@@ -16228,7 +16115,7 @@
                 <w:sz w:val="17"/>
                 <w:szCs w:val="17"/>
               </w:rPr>
-              <w:t xml:space="preserve">AC-14</w:t>
+              <w:t xml:space="preserve">AC-13</w:t>
             </w:r>
           </w:p>
         </w:tc>
@@ -16264,7 +16151,7 @@
                 <w:sz w:val="18"/>
                 <w:szCs w:val="18"/>
               </w:rPr>
-              <w:t xml:space="preserve">Review all onboarding copy.</w:t>
+              <w:t xml:space="preserve">Leave to report a real incident, then return; separately, cross the exit before the microphone is granted.</w:t>
             </w:r>
           </w:p>
         </w:tc>
@@ -16300,7 +16187,7 @@
                 <w:sz w:val="18"/>
                 <w:szCs w:val="18"/>
               </w:rPr>
-              <w:t xml:space="preserve">All copy is English.</w:t>
+              <w:t xml:space="preserve">Banner cleared and the live warning shown; typed or call-it-in route offered pre-microphone; saved stage resumes.</w:t>
             </w:r>
           </w:p>
         </w:tc>
@@ -16341,7 +16228,7 @@
                 <w:sz w:val="17"/>
                 <w:szCs w:val="17"/>
               </w:rPr>
-              <w:t xml:space="preserve">UAT-22</w:t>
+              <w:t xml:space="preserve">UAT-21</w:t>
             </w:r>
           </w:p>
         </w:tc>
@@ -16377,7 +16264,7 @@
                 <w:sz w:val="17"/>
                 <w:szCs w:val="17"/>
               </w:rPr>
-              <w:t xml:space="preserve">AC-15</w:t>
+              <w:t xml:space="preserve">AC-14</w:t>
             </w:r>
           </w:p>
         </w:tc>
@@ -16413,7 +16300,7 @@
                 <w:sz w:val="18"/>
                 <w:szCs w:val="18"/>
               </w:rPr>
-              <w:t xml:space="preserve">Inspect telemetry and analytics during a run. (negative)</w:t>
+              <w:t xml:space="preserve">Review all onboarding copy.</w:t>
             </w:r>
           </w:p>
         </w:tc>
@@ -16449,7 +16336,7 @@
                 <w:sz w:val="18"/>
                 <w:szCs w:val="18"/>
               </w:rPr>
-              <w:t xml:space="preserve">Only stage and error codes plus completion metrics; no raw content; no fictional data in analytics.</w:t>
+              <w:t xml:space="preserve">All copy is English.</w:t>
             </w:r>
           </w:p>
         </w:tc>
@@ -16490,7 +16377,7 @@
                 <w:sz w:val="17"/>
                 <w:szCs w:val="17"/>
               </w:rPr>
-              <w:t xml:space="preserve">UAT-23</w:t>
+              <w:t xml:space="preserve">UAT-22</w:t>
             </w:r>
           </w:p>
         </w:tc>
@@ -16526,7 +16413,7 @@
                 <w:sz w:val="17"/>
                 <w:szCs w:val="17"/>
               </w:rPr>
-              <w:t xml:space="preserve">AC-16</w:t>
+              <w:t xml:space="preserve">AC-15</w:t>
             </w:r>
           </w:p>
         </w:tc>
@@ -16562,7 +16449,7 @@
                 <w:sz w:val="18"/>
                 <w:szCs w:val="18"/>
               </w:rPr>
-              <w:t xml:space="preserve">Full run-through with a test group of five or more guards, reviewing tone and tip placement.</w:t>
+              <w:t xml:space="preserve">Inspect telemetry and analytics during a run. (negative)</w:t>
             </w:r>
           </w:p>
         </w:tc>
@@ -16598,7 +16485,7 @@
                 <w:sz w:val="18"/>
                 <w:szCs w:val="18"/>
               </w:rPr>
-              <w:t xml:space="preserve">SAM introduces itself as the guard’s assistant; each of the eight tips lands at its named step; none read as a list; at least 80% describe it as welcoming.</w:t>
+              <w:t xml:space="preserve">Only stage and error codes plus completion metrics; no raw content; no fictional data in analytics.</w:t>
             </w:r>
           </w:p>
         </w:tc>
@@ -16639,7 +16526,7 @@
                 <w:sz w:val="17"/>
                 <w:szCs w:val="17"/>
               </w:rPr>
-              <w:t xml:space="preserve">UAT-24</w:t>
+              <w:t xml:space="preserve">UAT-23</w:t>
             </w:r>
           </w:p>
         </w:tc>
@@ -16675,7 +16562,7 @@
                 <w:sz w:val="17"/>
                 <w:szCs w:val="17"/>
               </w:rPr>
-              <w:t xml:space="preserve">AC-17</w:t>
+              <w:t xml:space="preserve">AC-16</w:t>
             </w:r>
           </w:p>
         </w:tc>
@@ -16711,7 +16598,7 @@
                 <w:sz w:val="18"/>
                 <w:szCs w:val="18"/>
               </w:rPr>
-              <w:t xml:space="preserve">NFC gate on a device with a chip; separately, on a device without one. (negative)</w:t>
+              <w:t xml:space="preserve">Full run-through with a test group of five or more guards, reviewing tone and tip placement.</w:t>
             </w:r>
           </w:p>
         </w:tc>
@@ -16747,7 +16634,7 @@
                 <w:sz w:val="18"/>
                 <w:szCs w:val="18"/>
               </w:rPr>
-              <w:t xml:space="preserve">Link opens the NFC setting and confirmation advances; the gate is skipped on hardware without a chip and no support screen appears.</w:t>
+              <w:t xml:space="preserve">SAM introduces itself as the guard’s assistant; each of the eight tips lands at its named step; none read as a list; at least 80% describe it as welcoming.</w:t>
             </w:r>
           </w:p>
         </w:tc>
@@ -16788,7 +16675,7 @@
                 <w:sz w:val="17"/>
                 <w:szCs w:val="17"/>
               </w:rPr>
-              <w:t xml:space="preserve">UAT-25</w:t>
+              <w:t xml:space="preserve">UAT-24</w:t>
             </w:r>
           </w:p>
         </w:tc>
@@ -16824,7 +16711,7 @@
                 <w:sz w:val="17"/>
                 <w:szCs w:val="17"/>
               </w:rPr>
-              <w:t xml:space="preserve">AC-18</w:t>
+              <w:t xml:space="preserve">AC-17</w:t>
             </w:r>
           </w:p>
         </w:tc>
@@ -16860,7 +16747,7 @@
                 <w:sz w:val="18"/>
                 <w:szCs w:val="18"/>
               </w:rPr>
-              <w:t xml:space="preserve">Background-tracking gate: follow the link to the in-app setting, switch it on, return and confirm.</w:t>
+              <w:t xml:space="preserve">NFC gate on a device with a chip; separately, on a device without one. (negative)</w:t>
             </w:r>
           </w:p>
         </w:tc>
@@ -16896,7 +16783,7 @@
                 <w:sz w:val="18"/>
                 <w:szCs w:val="18"/>
               </w:rPr>
-              <w:t xml:space="preserve">Confirmation advances to the practice steps. No gate state is read; the test observes the confirmation only.</w:t>
+              <w:t xml:space="preserve">Link opens the NFC setting and confirmation advances; the gate is skipped on hardware without a chip and no support screen appears.</w:t>
             </w:r>
           </w:p>
         </w:tc>
@@ -16937,7 +16824,7 @@
                 <w:sz w:val="17"/>
                 <w:szCs w:val="17"/>
               </w:rPr>
-              <w:t xml:space="preserve">UAT-26</w:t>
+              <w:t xml:space="preserve">UAT-25</w:t>
             </w:r>
           </w:p>
         </w:tc>
@@ -16973,7 +16860,7 @@
                 <w:sz w:val="17"/>
                 <w:szCs w:val="17"/>
               </w:rPr>
-              <w:t xml:space="preserve">AC-04 / AC-17 / AC-18</w:t>
+              <w:t xml:space="preserve">AC-18</w:t>
             </w:r>
           </w:p>
         </w:tc>
@@ -17009,7 +16896,7 @@
                 <w:sz w:val="18"/>
                 <w:szCs w:val="18"/>
               </w:rPr>
-              <w:t xml:space="preserve">Confirm each gate with the setting still off. (negative)</w:t>
+              <w:t xml:space="preserve">Background-tracking gate: follow the link to the in-app setting, switch it on, return and confirm.</w:t>
             </w:r>
           </w:p>
         </w:tc>
@@ -17045,7 +16932,7 @@
                 <w:sz w:val="18"/>
                 <w:szCs w:val="18"/>
               </w:rPr>
-              <w:t xml:space="preserve">A readable setting stops the gate advancing. The three unreadable ones — location at “allow all the time”, background activity, physical activity — are accepted, and re-checked next session (FR-32).</w:t>
+              <w:t xml:space="preserve">Confirmation advances to the practice steps. No gate state is read; the test observes the confirmation only.</w:t>
             </w:r>
           </w:p>
         </w:tc>
@@ -17086,7 +16973,7 @@
                 <w:sz w:val="17"/>
                 <w:szCs w:val="17"/>
               </w:rPr>
-              <w:t xml:space="preserve">UAT-27</w:t>
+              <w:t xml:space="preserve">UAT-26</w:t>
             </w:r>
           </w:p>
         </w:tc>
@@ -17122,7 +17009,7 @@
                 <w:sz w:val="17"/>
                 <w:szCs w:val="17"/>
               </w:rPr>
-              <w:t xml:space="preserve">AC-19</w:t>
+              <w:t xml:space="preserve">AC-04 / AC-17 / AC-18</w:t>
             </w:r>
           </w:p>
         </w:tc>
@@ -17158,7 +17045,7 @@
                 <w:sz w:val="18"/>
                 <w:szCs w:val="18"/>
               </w:rPr>
-              <w:t xml:space="preserve">Press Talk repeatedly having refused the microphone prompt. (negative)</w:t>
+              <w:t xml:space="preserve">Confirm each gate with the setting still off. (negative)</w:t>
             </w:r>
           </w:p>
         </w:tc>
@@ -17194,7 +17081,7 @@
                 <w:sz w:val="18"/>
                 <w:szCs w:val="18"/>
               </w:rPr>
-              <w:t xml:space="preserve">Both likely causes named; no endless identical retry.</w:t>
+              <w:t xml:space="preserve">A readable setting stops the gate advancing. The three unreadable ones — location at “allow all the time”, background activity, physical activity — are accepted, and re-checked next session (FR-32).</w:t>
             </w:r>
           </w:p>
         </w:tc>
@@ -17235,7 +17122,7 @@
                 <w:sz w:val="17"/>
                 <w:szCs w:val="17"/>
               </w:rPr>
-              <w:t xml:space="preserve">UAT-28</w:t>
+              <w:t xml:space="preserve">UAT-27</w:t>
             </w:r>
           </w:p>
         </w:tc>
@@ -17271,7 +17158,7 @@
                 <w:sz w:val="17"/>
                 <w:szCs w:val="17"/>
               </w:rPr>
-              <w:t xml:space="preserve">AC-20</w:t>
+              <w:t xml:space="preserve">AC-19</w:t>
             </w:r>
           </w:p>
         </w:tc>
@@ -17307,7 +17194,7 @@
                 <w:sz w:val="18"/>
                 <w:szCs w:val="18"/>
               </w:rPr>
-              <w:t xml:space="preserve">Fail a spoken step three times; separately, ask to leave from a non-spoken step; separately, sign in with no connectivity. (negative)</w:t>
+              <w:t xml:space="preserve">Press Talk repeatedly having refused the microphone prompt. (negative)</w:t>
             </w:r>
           </w:p>
         </w:tc>
@@ -17343,7 +17230,7 @@
                 <w:sz w:val="18"/>
                 <w:szCs w:val="18"/>
               </w:rPr>
-              <w:t xml:space="preserve">Typing offered; release reaches home with completion unmarked and stage saved, and does not recur at the next sign-in; no connectivity does not hold the guard.</w:t>
+              <w:t xml:space="preserve">Both likely causes named; no endless identical retry.</w:t>
             </w:r>
           </w:p>
         </w:tc>
@@ -17384,7 +17271,7 @@
                 <w:sz w:val="17"/>
                 <w:szCs w:val="17"/>
               </w:rPr>
-              <w:t xml:space="preserve">UAT-29</w:t>
+              <w:t xml:space="preserve">UAT-28</w:t>
             </w:r>
           </w:p>
         </w:tc>
@@ -17420,7 +17307,7 @@
                 <w:sz w:val="17"/>
                 <w:szCs w:val="17"/>
               </w:rPr>
-              <w:t xml:space="preserve">AC-21</w:t>
+              <w:t xml:space="preserve">AC-20</w:t>
             </w:r>
           </w:p>
         </w:tc>
@@ -17456,7 +17343,7 @@
                 <w:sz w:val="18"/>
                 <w:szCs w:val="18"/>
               </w:rPr>
-              <w:t xml:space="preserve">Walk every step of the flow checking the practice banner.</w:t>
+              <w:t xml:space="preserve">Fail a spoken step three times; separately, ask to leave from a non-spoken step; separately, sign in with no connectivity. (negative)</w:t>
             </w:r>
           </w:p>
         </w:tc>
@@ -17492,7 +17379,7 @@
                 <w:sz w:val="18"/>
                 <w:szCs w:val="18"/>
               </w:rPr>
-              <w:t xml:space="preserve">Banner visible at every in-flow step and offers the way out.</w:t>
+              <w:t xml:space="preserve">Typing offered; release reaches home with completion unmarked and stage saved, and does not recur at the next sign-in; no connectivity does not hold the guard.</w:t>
             </w:r>
           </w:p>
         </w:tc>
@@ -17533,7 +17420,7 @@
                 <w:sz w:val="17"/>
                 <w:szCs w:val="17"/>
               </w:rPr>
-              <w:t xml:space="preserve">UAT-30</w:t>
+              <w:t xml:space="preserve">UAT-29</w:t>
             </w:r>
           </w:p>
         </w:tc>
@@ -17569,7 +17456,7 @@
                 <w:sz w:val="17"/>
                 <w:szCs w:val="17"/>
               </w:rPr>
-              <w:t xml:space="preserve">AC-22</w:t>
+              <w:t xml:space="preserve">AC-21</w:t>
             </w:r>
           </w:p>
         </w:tc>
@@ -17605,7 +17492,7 @@
                 <w:sz w:val="18"/>
                 <w:szCs w:val="18"/>
               </w:rPr>
-              <w:t xml:space="preserve">At go-live, launch onboarding with the exclusion filter absent. (negative)</w:t>
+              <w:t xml:space="preserve">Walk every step of the flow checking the practice banner.</w:t>
             </w:r>
           </w:p>
         </w:tc>
@@ -17641,7 +17528,7 @@
                 <w:sz w:val="18"/>
                 <w:szCs w:val="18"/>
               </w:rPr>
-              <w:t xml:space="preserve">Refuses to start and reports why. Run at go-live, not during MVP build.</w:t>
+              <w:t xml:space="preserve">Banner visible at every in-flow step and offers the way out.</w:t>
             </w:r>
           </w:p>
         </w:tc>
@@ -17682,7 +17569,7 @@
                 <w:sz w:val="17"/>
                 <w:szCs w:val="17"/>
               </w:rPr>
-              <w:t xml:space="preserve">UAT-31</w:t>
+              <w:t xml:space="preserve">UAT-30</w:t>
             </w:r>
           </w:p>
         </w:tc>
@@ -17718,7 +17605,7 @@
                 <w:sz w:val="17"/>
                 <w:szCs w:val="17"/>
               </w:rPr>
-              <w:t xml:space="preserve">AC-23</w:t>
+              <w:t xml:space="preserve">AC-22</w:t>
             </w:r>
           </w:p>
         </w:tc>
@@ -17754,7 +17641,7 @@
                 <w:sz w:val="18"/>
                 <w:szCs w:val="18"/>
               </w:rPr>
-              <w:t xml:space="preserve">Read the setup copy as a first-time guard.</w:t>
+              <w:t xml:space="preserve">At go-live, launch onboarding with the exclusion filter absent. (negative)</w:t>
             </w:r>
           </w:p>
         </w:tc>
@@ -17790,7 +17677,7 @@
                 <w:sz w:val="18"/>
                 <w:szCs w:val="18"/>
               </w:rPr>
-              <w:t xml:space="preserve">A Pronect-supplied line states what location and background tracking are used for; no supervisor-visibility claim originates here.</w:t>
+              <w:t xml:space="preserve">Refuses to start and reports why. Run at go-live, not during MVP build.</w:t>
             </w:r>
           </w:p>
         </w:tc>
@@ -21729,7 +21616,7 @@
                 <w:sz w:val="18"/>
                 <w:szCs w:val="18"/>
               </w:rPr>
-              <w:t xml:space="preserve">Copy supplied by Pronect</w:t>
+              <w:t xml:space="preserve"/>
             </w:r>
           </w:p>
         </w:tc>
